--- a/papers/_output/paper1.docx
+++ b/papers/_output/paper1.docx
@@ -7,7 +7,7 @@
         <w:pStyle w:val="Title"/>
       </w:pPr>
       <w:r>
-        <w:t xml:space="preserve">Scientific Co-Publishing Networks</w:t>
+        <w:t xml:space="preserve">Popularity Pays—For Whom? Intersectional Inequalities in the Growth of Co-Authorship Networks</w:t>
       </w:r>
     </w:p>
     <w:p>
@@ -49,6 +49,93 @@
       </w:pPr>
       <w:r>
         <w:t xml:space="preserve">Introduction</w:t>
+      </w:r>
+    </w:p>
+    <w:p>
+      <w:pPr>
+        <w:pStyle w:val="FirstParagraph"/>
+      </w:pPr>
+      <w:r>
+        <w:rPr>
+          <w:b/>
+          <w:bCs/>
+        </w:rPr>
+        <w:t xml:space="preserve">RQ1:</w:t>
+      </w:r>
+      <w:r>
+        <w:t xml:space="preserve"> </w:t>
+      </w:r>
+      <w:r>
+        <w:rPr>
+          <w:i/>
+          <w:iCs/>
+        </w:rPr>
+        <w:t xml:space="preserve">Do scholars preferentially form new co-publishing ties within their intersectional stratum (gender × nationality × position), and is this within-stratum preference weaker when potential alters are high-status (central and/or senior)?</w:t>
+      </w:r>
+    </w:p>
+    <w:p>
+      <w:pPr>
+        <w:pStyle w:val="BodyText"/>
+      </w:pPr>
+      <w:r>
+        <w:rPr>
+          <w:b/>
+          <w:bCs/>
+        </w:rPr>
+        <w:t xml:space="preserve">RQ2:</w:t>
+      </w:r>
+      <w:r>
+        <w:t xml:space="preserve"> </w:t>
+      </w:r>
+      <w:r>
+        <w:rPr>
+          <w:i/>
+          <w:iCs/>
+        </w:rPr>
+        <w:t xml:space="preserve">Are gender, nationality, and seniority preferences symmetric, or do majority/men show stronger same-group collaboration than minority/women—and how does gender × nationality shape boundary crossing?</w:t>
+      </w:r>
+    </w:p>
+    <w:p>
+      <w:pPr>
+        <w:pStyle w:val="BodyText"/>
+      </w:pPr>
+      <w:r>
+        <w:rPr>
+          <w:b/>
+          <w:bCs/>
+        </w:rPr>
+        <w:t xml:space="preserve">RQ3:</w:t>
+      </w:r>
+      <w:r>
+        <w:t xml:space="preserve"> </w:t>
+      </w:r>
+      <w:r>
+        <w:rPr>
+          <w:i/>
+          <w:iCs/>
+        </w:rPr>
+        <w:t xml:space="preserve">Do intersectional groups convert current popularity (indegree) into future in-ties equally, or do some strata gain more from being</w:t>
+      </w:r>
+      <w:r>
+        <w:rPr>
+          <w:i/>
+          <w:iCs/>
+        </w:rPr>
+        <w:t xml:space="preserve"> </w:t>
+      </w:r>
+      <w:r>
+        <w:rPr>
+          <w:i/>
+          <w:iCs/>
+        </w:rPr>
+        <w:t xml:space="preserve">“popular”</w:t>
+      </w:r>
+      <w:r>
+        <w:rPr>
+          <w:i/>
+          <w:iCs/>
+        </w:rPr>
+        <w:t xml:space="preserve">?</w:t>
       </w:r>
     </w:p>
     <w:bookmarkEnd w:id="20"/>

--- a/papers/_output/paper1.docx
+++ b/papers/_output/paper1.docx
@@ -54,6 +54,32 @@
     <w:p>
       <w:pPr>
         <w:pStyle w:val="FirstParagraph"/>
+      </w:pPr>
+      <w:r>
+        <w:t xml:space="preserve">Other suggestions for titles:</w:t>
+      </w:r>
+      <w:r>
+        <w:t xml:space="preserve"> </w:t>
+      </w:r>
+      <w:r>
+        <w:t xml:space="preserve">- The Collaboration Gradient: Seniority, Centrality, and Intersectional Sorting</w:t>
+      </w:r>
+      <w:r>
+        <w:t xml:space="preserve"> </w:t>
+      </w:r>
+      <w:r>
+        <w:t xml:space="preserve">- Crossing Lines, Climbing Ladders: Intersectional Inequality in Co-Publishing Networks</w:t>
+      </w:r>
+      <w:r>
+        <w:t xml:space="preserve"> </w:t>
+      </w:r>
+      <w:r>
+        <w:t xml:space="preserve">- Privileges in Print: Unequal Returns to Popularity Across Intersectional Strata</w:t>
+      </w:r>
+    </w:p>
+    <w:p>
+      <w:pPr>
+        <w:pStyle w:val="BodyText"/>
       </w:pPr>
       <w:r>
         <w:rPr>

--- a/papers/_output/paper1.docx
+++ b/papers/_output/paper1.docx
@@ -7,7 +7,7 @@
         <w:pStyle w:val="Title"/>
       </w:pPr>
       <w:r>
-        <w:t xml:space="preserve">Popularity Pays—For Whom? Intersectional Inequalities in the Growth of Co-Authorship Networks</w:t>
+        <w:t xml:space="preserve">Who Works With Whom? Gender, Nationality, and the Shape of Co-Publishing Networks</w:t>
       </w:r>
     </w:p>
     <w:p>
@@ -53,118 +53,2093 @@
     </w:p>
     <w:p>
       <w:pPr>
-        <w:pStyle w:val="FirstParagraph"/>
-      </w:pPr>
-      <w:r>
-        <w:t xml:space="preserve">Other suggestions for titles:</w:t>
-      </w:r>
-      <w:r>
-        <w:t xml:space="preserve"> </w:t>
-      </w:r>
-      <w:r>
-        <w:t xml:space="preserve">- The Collaboration Gradient: Seniority, Centrality, and Intersectional Sorting</w:t>
-      </w:r>
-      <w:r>
-        <w:t xml:space="preserve"> </w:t>
-      </w:r>
-      <w:r>
-        <w:t xml:space="preserve">- Crossing Lines, Climbing Ladders: Intersectional Inequality in Co-Publishing Networks</w:t>
-      </w:r>
-      <w:r>
-        <w:t xml:space="preserve"> </w:t>
-      </w:r>
-      <w:r>
-        <w:t xml:space="preserve">- Privileges in Print: Unequal Returns to Popularity Across Intersectional Strata</w:t>
-      </w:r>
-    </w:p>
-    <w:p>
-      <w:pPr>
-        <w:pStyle w:val="BodyText"/>
+        <w:pStyle w:val="Compact"/>
+        <w:numPr>
+          <w:ilvl w:val="0"/>
+          <w:numId w:val="1001"/>
+        </w:numPr>
+      </w:pPr>
+      <w:r>
+        <w:t xml:space="preserve">Why do co-publishing networks matter?</w:t>
+      </w:r>
+    </w:p>
+    <w:p>
+      <w:pPr>
+        <w:pStyle w:val="Compact"/>
+        <w:numPr>
+          <w:ilvl w:val="1"/>
+          <w:numId w:val="1002"/>
+        </w:numPr>
+      </w:pPr>
+      <w:r>
+        <w:t xml:space="preserve">Co-authorship structures shape productivity, visibility, and citation impact, and they evolve systematically over time</w:t>
+      </w:r>
+      <w:r>
+        <w:t xml:space="preserve"> </w:t>
+      </w:r>
+      <w:r>
+        <w:t xml:space="preserve">(Abbasi et al., 2011; Ductor, 2015; Li et al., 2022; Moody, 2004; Newman, 2001; Wallace et al., 2012)</w:t>
+      </w:r>
+    </w:p>
+    <w:p>
+      <w:pPr>
+        <w:pStyle w:val="Compact"/>
+        <w:numPr>
+          <w:ilvl w:val="1"/>
+          <w:numId w:val="1002"/>
+        </w:numPr>
+      </w:pPr>
+      <w:r>
+        <w:t xml:space="preserve">Network mechanisms (such as: homophily, triadic closure, preferential attachment, structural holes) organize collaboration opportunities and inequalities</w:t>
+      </w:r>
+      <w:r>
+        <w:t xml:space="preserve"> </w:t>
+      </w:r>
+      <w:r>
+        <w:t xml:space="preserve">(Barabasi &amp; Albert, 1999; Bojanowski &amp; Czerniawska, 2020; Ebadi &amp; Schiffauerova, 2015)</w:t>
+      </w:r>
+    </w:p>
+    <w:p>
+      <w:pPr>
+        <w:pStyle w:val="Compact"/>
+        <w:numPr>
+          <w:ilvl w:val="0"/>
+          <w:numId w:val="1001"/>
+        </w:numPr>
+      </w:pPr>
+      <w:r>
+        <w:t xml:space="preserve">Which structural inequalities are purpetuated by the structure of co-publishing networks</w:t>
+      </w:r>
+    </w:p>
+    <w:p>
+      <w:pPr>
+        <w:pStyle w:val="Compact"/>
+        <w:numPr>
+          <w:ilvl w:val="1"/>
+          <w:numId w:val="1003"/>
+        </w:numPr>
+      </w:pPr>
+      <w:r>
+        <w:t xml:space="preserve">To what extend and why are there gender differences in co-publishing?</w:t>
+      </w:r>
+    </w:p>
+    <w:p>
+      <w:pPr>
+        <w:pStyle w:val="Compact"/>
+        <w:numPr>
+          <w:ilvl w:val="2"/>
+          <w:numId w:val="1004"/>
+        </w:numPr>
+      </w:pPr>
+      <w:r>
+        <w:t xml:space="preserve">Women are underrepresentated in high-status outlets and network positions persists across field</w:t>
+      </w:r>
+      <w:r>
+        <w:t xml:space="preserve"> </w:t>
+      </w:r>
+      <w:r>
+        <w:t xml:space="preserve">(Bendels et al., 2018; Bravo-Hermsdorff et al., 2019; Bunker Whittington et al., 2024; Kim et al., 2022; Whittington, 2018)</w:t>
+      </w:r>
+      <w:r>
+        <w:t xml:space="preserve">.</w:t>
+      </w:r>
+    </w:p>
+    <w:p>
+      <w:pPr>
+        <w:pStyle w:val="Compact"/>
+        <w:numPr>
+          <w:ilvl w:val="2"/>
+          <w:numId w:val="1004"/>
+        </w:numPr>
+      </w:pPr>
+      <w:r>
+        <w:t xml:space="preserve">Research indicates gender assortativity and role-segregation, and topic-based homophily</w:t>
+      </w:r>
+      <w:r>
+        <w:t xml:space="preserve"> </w:t>
+      </w:r>
+      <w:r>
+        <w:t xml:space="preserve">(Gao et al., 2022; Kretschmer et al., 2015)</w:t>
+      </w:r>
+      <w:r>
+        <w:t xml:space="preserve">.</w:t>
+      </w:r>
+    </w:p>
+    <w:p>
+      <w:pPr>
+        <w:pStyle w:val="Compact"/>
+        <w:numPr>
+          <w:ilvl w:val="2"/>
+          <w:numId w:val="1004"/>
+        </w:numPr>
+      </w:pPr>
+      <w:r>
+        <w:t xml:space="preserve">Outside academia, evidence of gendered networking gaps underscores the mechanism plausibility</w:t>
+      </w:r>
+      <w:r>
+        <w:t xml:space="preserve"> </w:t>
+      </w:r>
+      <w:r>
+        <w:t xml:space="preserve">(Contreras et al., 2025)</w:t>
+      </w:r>
+      <w:r>
+        <w:t xml:space="preserve">.</w:t>
+      </w:r>
+    </w:p>
+    <w:p>
+      <w:pPr>
+        <w:pStyle w:val="Compact"/>
+        <w:numPr>
+          <w:ilvl w:val="1"/>
+          <w:numId w:val="1003"/>
+        </w:numPr>
+      </w:pPr>
+      <w:r>
+        <w:t xml:space="preserve">To what extend and why are there nationality-based differences in co-publishing?</w:t>
+      </w:r>
+    </w:p>
+    <w:p>
+      <w:pPr>
+        <w:pStyle w:val="Compact"/>
+        <w:numPr>
+          <w:ilvl w:val="2"/>
+          <w:numId w:val="1005"/>
+        </w:numPr>
+      </w:pPr>
+      <w:r>
+        <w:t xml:space="preserve">scholars preferentially collaborate with same-nationality peers, reflecting shared language, cultural understandings, and institutional ties that lower collaboration costs</w:t>
+      </w:r>
+      <w:r>
+        <w:t xml:space="preserve"> </w:t>
+      </w:r>
+      <w:r>
+        <w:t xml:space="preserve">(Fuligni et al., 2005; Heiberger &amp; Riebling, 2019; Ossenblok et al., 2014; Pillai et al., 2019)</w:t>
+      </w:r>
+      <w:r>
+        <w:t xml:space="preserve">.</w:t>
+      </w:r>
+    </w:p>
+    <w:p>
+      <w:pPr>
+        <w:pStyle w:val="Compact"/>
+        <w:numPr>
+          <w:ilvl w:val="1"/>
+          <w:numId w:val="1003"/>
+        </w:numPr>
+      </w:pPr>
+      <w:r>
+        <w:t xml:space="preserve">To what extend do gender and nationality-based differences in co-publishing intersect?</w:t>
+      </w:r>
+    </w:p>
+    <w:p>
+      <w:pPr>
+        <w:pStyle w:val="Compact"/>
+        <w:numPr>
+          <w:ilvl w:val="2"/>
+          <w:numId w:val="1006"/>
+        </w:numPr>
+      </w:pPr>
+      <w:r>
+        <w:t xml:space="preserve">what is intersectionality?</w:t>
+      </w:r>
+    </w:p>
+    <w:p>
+      <w:pPr>
+        <w:pStyle w:val="Compact"/>
+        <w:numPr>
+          <w:ilvl w:val="3"/>
+          <w:numId w:val="1007"/>
+        </w:numPr>
+      </w:pPr>
+      <w:r>
+        <w:t xml:space="preserve">definition of intersectionality</w:t>
+      </w:r>
+      <w:r>
+        <w:t xml:space="preserve"> </w:t>
+      </w:r>
+      <w:r>
+        <w:t xml:space="preserve">(Crenshaw, 1989; King, 1988)</w:t>
+      </w:r>
+      <w:r>
+        <w:t xml:space="preserve">.</w:t>
+      </w:r>
+    </w:p>
+    <w:p>
+      <w:pPr>
+        <w:pStyle w:val="Compact"/>
+        <w:numPr>
+          <w:ilvl w:val="2"/>
+          <w:numId w:val="1006"/>
+        </w:numPr>
+      </w:pPr>
+      <w:r>
+        <w:t xml:space="preserve">additive accounts understate disadvantage that accrues at the intersection of gender and nationality</w:t>
+      </w:r>
+      <w:r>
+        <w:t xml:space="preserve"> </w:t>
+      </w:r>
+      <w:r>
+        <w:t xml:space="preserve">(Kozlowski et al., 2022)</w:t>
+      </w:r>
+      <w:r>
+        <w:t xml:space="preserve">.</w:t>
+      </w:r>
+    </w:p>
+    <w:p>
+      <w:pPr>
+        <w:pStyle w:val="Compact"/>
+        <w:numPr>
+          <w:ilvl w:val="2"/>
+          <w:numId w:val="1006"/>
+        </w:numPr>
+      </w:pPr>
+      <w:r>
+        <w:t xml:space="preserve">network status processes (visibility, centrality, gatekeeping, sponsorship) may compound for women from underrepresented nationality groups; conversely, shared nationality may buffer gender penalties in some contexts</w:t>
+      </w:r>
+      <w:r>
+        <w:t xml:space="preserve"> </w:t>
+      </w:r>
+      <w:r>
+        <w:t xml:space="preserve">(Bunker Whittington et al., 2024; Kim et al., 2022; Whittington, 2018)</w:t>
+      </w:r>
+      <w:r>
+        <w:t xml:space="preserve">.</w:t>
+      </w:r>
+    </w:p>
+    <w:p>
+      <w:pPr>
+        <w:pStyle w:val="Compact"/>
+        <w:numPr>
+          <w:ilvl w:val="2"/>
+          <w:numId w:val="1006"/>
+        </w:numPr>
+      </w:pPr>
+      <w:r>
+        <w:t xml:space="preserve">Intersectional compounding vs. buffering: gender penalties may intensify for international women, or shared nationality may mitigate gender gaps in forming ties.</w:t>
+      </w:r>
+      <w:r>
+        <w:t xml:space="preserve"> </w:t>
+      </w:r>
+      <w:r>
+        <w:t xml:space="preserve">(Kwiek &amp; Roszka, 2021; van der Wal et al., 2021)</w:t>
+      </w:r>
+    </w:p>
+    <w:p>
+      <w:pPr>
+        <w:pStyle w:val="Compact"/>
+        <w:numPr>
+          <w:ilvl w:val="1"/>
+          <w:numId w:val="1003"/>
+        </w:numPr>
+      </w:pPr>
+      <w:r>
+        <w:t xml:space="preserve">What are potential underyling mechanisms?</w:t>
+      </w:r>
+    </w:p>
+    <w:p>
+      <w:pPr>
+        <w:pStyle w:val="Compact"/>
+        <w:numPr>
+          <w:ilvl w:val="2"/>
+          <w:numId w:val="1008"/>
+        </w:numPr>
       </w:pPr>
       <w:r>
         <w:rPr>
           <w:b/>
           <w:bCs/>
         </w:rPr>
-        <w:t xml:space="preserve">RQ1:</w:t>
-      </w:r>
-      <w:r>
-        <w:t xml:space="preserve"> </w:t>
-      </w:r>
-      <w:r>
-        <w:rPr>
-          <w:i/>
-          <w:iCs/>
-        </w:rPr>
-        <w:t xml:space="preserve">Do scholars preferentially form new co-publishing ties within their intersectional stratum (gender × nationality × position), and is this within-stratum preference weaker when potential alters are high-status (central and/or senior)?</w:t>
-      </w:r>
-    </w:p>
-    <w:p>
-      <w:pPr>
-        <w:pStyle w:val="BodyText"/>
+        <w:t xml:space="preserve">Homophily</w:t>
+      </w:r>
+      <w:r>
+        <w:t xml:space="preserve">: same-gender and same-nationality ties lower collaboration costs and increase trust—predicting within-group clustering.</w:t>
+      </w:r>
+    </w:p>
+    <w:p>
+      <w:pPr>
+        <w:pStyle w:val="Compact"/>
+        <w:numPr>
+          <w:ilvl w:val="2"/>
+          <w:numId w:val="1008"/>
+        </w:numPr>
       </w:pPr>
       <w:r>
         <w:rPr>
           <w:b/>
           <w:bCs/>
         </w:rPr>
-        <w:t xml:space="preserve">RQ2:</w:t>
-      </w:r>
-      <w:r>
-        <w:t xml:space="preserve"> </w:t>
-      </w:r>
-      <w:r>
-        <w:rPr>
-          <w:i/>
-          <w:iCs/>
-        </w:rPr>
-        <w:t xml:space="preserve">Are gender, nationality, and seniority preferences symmetric, or do majority/men show stronger same-group collaboration than minority/women—and how does gender × nationality shape boundary crossing?</w:t>
-      </w:r>
-    </w:p>
-    <w:p>
-      <w:pPr>
-        <w:pStyle w:val="BodyText"/>
+        <w:t xml:space="preserve">Status-seeking/bridging</w:t>
+      </w:r>
+      <w:r>
+        <w:t xml:space="preserve">: scholars (especially early-career) may pursue higher-status or internationally central alters</w:t>
+      </w:r>
+      <w:r>
+        <w:t xml:space="preserve"> </w:t>
+      </w:r>
+      <w:r>
+        <w:t xml:space="preserve">(Bojanowski &amp; Czerniawska, 2020; Ebadi &amp; Schiffauerova, 2015; Eberle et al., 2021; Li et al., 2022)</w:t>
+      </w:r>
+      <w:r>
+        <w:t xml:space="preserve">.</w:t>
+      </w:r>
+    </w:p>
+    <w:p>
+      <w:pPr>
+        <w:pStyle w:val="Compact"/>
+        <w:numPr>
+          <w:ilvl w:val="1"/>
+          <w:numId w:val="1003"/>
+        </w:numPr>
+      </w:pPr>
+      <w:r>
+        <w:t xml:space="preserve">What are the emperical gaps this paper addresses?</w:t>
+      </w:r>
+    </w:p>
+    <w:p>
+      <w:pPr>
+        <w:pStyle w:val="Compact"/>
+        <w:numPr>
+          <w:ilvl w:val="2"/>
+          <w:numId w:val="1009"/>
+        </w:numPr>
+      </w:pPr>
+      <w:r>
+        <w:t xml:space="preserve">Abundant work on gender or nationality separately; far less on their intersection.</w:t>
+      </w:r>
+    </w:p>
+    <w:p>
+      <w:pPr>
+        <w:pStyle w:val="Compact"/>
+        <w:numPr>
+          <w:ilvl w:val="2"/>
+          <w:numId w:val="1009"/>
+        </w:numPr>
+      </w:pPr>
+      <w:r>
+        <w:t xml:space="preserve">Limited evidence on whether intersectional gaps arise from initiating vs. receiving ties, and whether effects vary by partner centrality or team span</w:t>
+      </w:r>
+      <w:r>
+        <w:t xml:space="preserve"> </w:t>
+      </w:r>
+      <w:r>
+        <w:t xml:space="preserve">(cf. Bunker Whittington et al., 2024; Eberle et al., 2021)</w:t>
+      </w:r>
+      <w:r>
+        <w:t xml:space="preserve">.</w:t>
+      </w:r>
+    </w:p>
+    <w:p>
+      <w:pPr>
+        <w:pStyle w:val="Compact"/>
+        <w:numPr>
+          <w:ilvl w:val="2"/>
+          <w:numId w:val="1009"/>
+        </w:numPr>
+      </w:pPr>
+      <w:r>
+        <w:t xml:space="preserve">Studying gender, nationality differences and their intersection controlled for endogeneous network effects, doing so while using temporal network models</w:t>
+      </w:r>
+      <w:r>
+        <w:t xml:space="preserve"> </w:t>
+      </w:r>
+      <w:r>
+        <w:t xml:space="preserve">(Abbasi et al., 2011; Ferligoj et al., 2015)</w:t>
+      </w:r>
+    </w:p>
+    <w:p>
+      <w:pPr>
+        <w:pStyle w:val="Compact"/>
+        <w:numPr>
+          <w:ilvl w:val="0"/>
+          <w:numId w:val="1001"/>
+        </w:numPr>
+      </w:pPr>
+      <w:r>
+        <w:t xml:space="preserve">What are the research questions:</w:t>
+      </w:r>
+    </w:p>
+    <w:p>
+      <w:pPr>
+        <w:pStyle w:val="Compact"/>
+        <w:numPr>
+          <w:ilvl w:val="1"/>
+          <w:numId w:val="1010"/>
+        </w:numPr>
       </w:pPr>
       <w:r>
         <w:rPr>
           <w:b/>
           <w:bCs/>
         </w:rPr>
+        <w:t xml:space="preserve">RQ1:</w:t>
+      </w:r>
+      <w:r>
+        <w:t xml:space="preserve"> </w:t>
+      </w:r>
+      <w:r>
+        <w:t xml:space="preserve">Do men and women, and native and international scholars have different co-publishing network? For example, do they differ with regard to the number collaborators they have, how tightly their circles cluster, and how central they are in their network?</w:t>
+      </w:r>
+    </w:p>
+    <w:p>
+      <w:pPr>
+        <w:pStyle w:val="Compact"/>
+        <w:numPr>
+          <w:ilvl w:val="2"/>
+          <w:numId w:val="1011"/>
+        </w:numPr>
+      </w:pPr>
+      <w:r>
+        <w:t xml:space="preserve">Measures: network size and coverage, density, degree distribution, average path length, global/local clustering, transitivity,and assortativity (by gender, nationality, and intersectional blocks), brokerage/bridging (betweenness, constraint), team-size and team-span diversity.</w:t>
+      </w:r>
+    </w:p>
+    <w:p>
+      <w:pPr>
+        <w:pStyle w:val="Compact"/>
+        <w:numPr>
+          <w:ilvl w:val="1"/>
+          <w:numId w:val="1010"/>
+        </w:numPr>
+      </w:pPr>
+      <w:r>
+        <w:rPr>
+          <w:b/>
+          <w:bCs/>
+        </w:rPr>
+        <w:t xml:space="preserve">RQ2:</w:t>
+      </w:r>
+      <w:r>
+        <w:t xml:space="preserve"> </w:t>
+      </w:r>
+      <w:r>
+        <w:t xml:space="preserve">Do men and women, and native and international scholars, differ in how likely they are to start collaborations, and do they tend to choose collaborators who share their gender or nationality?</w:t>
+      </w:r>
+    </w:p>
+    <w:p>
+      <w:pPr>
+        <w:pStyle w:val="Compact"/>
+        <w:numPr>
+          <w:ilvl w:val="2"/>
+          <w:numId w:val="1012"/>
+        </w:numPr>
+      </w:pPr>
+      <w:r>
+        <w:t xml:space="preserve">Design: estimate homophily and status asymmetries with longitudinal tie-formation models including structural effects (closure/activity/popularity), and covariate effects for gender and nationality: egoX, altX, sameX.</w:t>
+      </w:r>
+    </w:p>
+    <w:p>
+      <w:pPr>
+        <w:pStyle w:val="Compact"/>
+        <w:numPr>
+          <w:ilvl w:val="1"/>
+          <w:numId w:val="1010"/>
+        </w:numPr>
+      </w:pPr>
+      <w:r>
+        <w:rPr>
+          <w:b/>
+          <w:bCs/>
+        </w:rPr>
         <w:t xml:space="preserve">RQ3:</w:t>
       </w:r>
       <w:r>
         <w:t xml:space="preserve"> </w:t>
       </w:r>
       <w:r>
-        <w:rPr>
-          <w:i/>
-          <w:iCs/>
-        </w:rPr>
-        <w:t xml:space="preserve">Do intersectional groups convert current popularity (indegree) into future in-ties equally, or do some strata gain more from being</w:t>
-      </w:r>
-      <w:r>
-        <w:rPr>
-          <w:i/>
-          <w:iCs/>
-        </w:rPr>
-        <w:t xml:space="preserve"> </w:t>
-      </w:r>
-      <w:r>
-        <w:rPr>
-          <w:i/>
-          <w:iCs/>
-        </w:rPr>
-        <w:t xml:space="preserve">“popular”</w:t>
-      </w:r>
-      <w:r>
-        <w:rPr>
-          <w:i/>
-          <w:iCs/>
-        </w:rPr>
+        <w:t xml:space="preserve">When we consider gender and nationality together, do collaboration gaps widen for international women, or can sharing a nationality with potential partners help narrow those gaps?</w:t>
+      </w:r>
+    </w:p>
+    <w:p>
+      <w:pPr>
+        <w:pStyle w:val="Compact"/>
+        <w:numPr>
+          <w:ilvl w:val="1"/>
+          <w:numId w:val="1010"/>
+        </w:numPr>
+      </w:pPr>
+      <w:r>
+        <w:rPr>
+          <w:b/>
+          <w:bCs/>
+        </w:rPr>
+        <w:t xml:space="preserve">RQ4:</w:t>
+      </w:r>
+      <w:r>
+        <w:t xml:space="preserve"> </w:t>
+      </w:r>
+      <w:r>
+        <w:t xml:space="preserve">Across gender × nationality groups, do researchers differ in how often they collaborate with more senior and more central collaborators? And how do a scholar’s own seniority and centrality shape these opportunities: do they amplify or reduce any gaps between groups?</w:t>
+      </w:r>
+    </w:p>
+    <w:bookmarkEnd w:id="20"/>
+    <w:bookmarkStart w:id="77" w:name="references"/>
+    <w:p>
+      <w:pPr>
+        <w:pStyle w:val="Heading2"/>
+      </w:pPr>
+      <w:r>
+        <w:t xml:space="preserve">References</w:t>
+      </w:r>
+    </w:p>
+    <w:bookmarkStart w:id="76" w:name="refs"/>
+    <w:bookmarkStart w:id="22" w:name="ref-abbasi2011"/>
+    <w:p>
+      <w:pPr>
+        <w:pStyle w:val="Bibliography"/>
+      </w:pPr>
+      <w:r>
+        <w:t xml:space="preserve">Abbasi, A., Hossain, L., Uddin, S., &amp; Rasmussen, K. J. R. (2011). Evolutionary dynamics of scientific collaboration networks: Multi-levels and cross-time analysis.</w:t>
+      </w:r>
+      <w:r>
+        <w:t xml:space="preserve"> </w:t>
+      </w:r>
+      <w:r>
+        <w:rPr>
+          <w:i/>
+          <w:iCs/>
+        </w:rPr>
+        <w:t xml:space="preserve">Scientometrics</w:t>
+      </w:r>
+      <w:r>
+        <w:t xml:space="preserve">,</w:t>
+      </w:r>
+      <w:r>
+        <w:t xml:space="preserve"> </w:t>
+      </w:r>
+      <w:r>
+        <w:rPr>
+          <w:i/>
+          <w:iCs/>
+        </w:rPr>
+        <w:t xml:space="preserve">89</w:t>
+      </w:r>
+      <w:r>
+        <w:t xml:space="preserve">, 687–710.</w:t>
+      </w:r>
+      <w:r>
+        <w:t xml:space="preserve"> </w:t>
+      </w:r>
+      <w:hyperlink r:id="rId21">
+        <w:r>
+          <w:rPr>
+            <w:rStyle w:val="Hyperlink"/>
+          </w:rPr>
+          <w:t xml:space="preserve">https://doi.org/10.1007/s11192-011-0463-1</w:t>
+        </w:r>
+      </w:hyperlink>
+    </w:p>
+    <w:bookmarkEnd w:id="22"/>
+    <w:bookmarkStart w:id="24" w:name="ref-barabasi1999"/>
+    <w:p>
+      <w:pPr>
+        <w:pStyle w:val="Bibliography"/>
+      </w:pPr>
+      <w:r>
+        <w:t xml:space="preserve">Barabasi, A.-L., &amp; Albert, R. (1999). Emergence of scaling in random networks.</w:t>
+      </w:r>
+      <w:r>
+        <w:t xml:space="preserve"> </w:t>
+      </w:r>
+      <w:r>
+        <w:rPr>
+          <w:i/>
+          <w:iCs/>
+        </w:rPr>
+        <w:t xml:space="preserve">Science</w:t>
+      </w:r>
+      <w:r>
+        <w:t xml:space="preserve">,</w:t>
+      </w:r>
+      <w:r>
+        <w:t xml:space="preserve"> </w:t>
+      </w:r>
+      <w:r>
+        <w:rPr>
+          <w:i/>
+          <w:iCs/>
+        </w:rPr>
+        <w:t xml:space="preserve">286</w:t>
+      </w:r>
+      <w:r>
+        <w:t xml:space="preserve">(5439), 509–512.</w:t>
+      </w:r>
+      <w:r>
+        <w:t xml:space="preserve"> </w:t>
+      </w:r>
+      <w:hyperlink r:id="rId23">
+        <w:r>
+          <w:rPr>
+            <w:rStyle w:val="Hyperlink"/>
+          </w:rPr>
+          <w:t xml:space="preserve">https://doi.org/10.1126/science.286.5439.509</w:t>
+        </w:r>
+      </w:hyperlink>
+    </w:p>
+    <w:bookmarkEnd w:id="24"/>
+    <w:bookmarkStart w:id="26" w:name="ref-bendels2018"/>
+    <w:p>
+      <w:pPr>
+        <w:pStyle w:val="Bibliography"/>
+      </w:pPr>
+      <w:r>
+        <w:t xml:space="preserve">Bendels, M. H. K., Müller, R., Brueggmann, D., &amp; Groneberg, D. A. (2018). Gender disparities in high-quality research revealed by</w:t>
+      </w:r>
+      <w:r>
+        <w:t xml:space="preserve"> </w:t>
+      </w:r>
+      <w:r>
+        <w:t xml:space="preserve">Nature Index</w:t>
+      </w:r>
+      <w:r>
+        <w:t xml:space="preserve"> </w:t>
+      </w:r>
+      <w:r>
+        <w:t xml:space="preserve">journals.</w:t>
+      </w:r>
+      <w:r>
+        <w:t xml:space="preserve"> </w:t>
+      </w:r>
+      <w:r>
+        <w:rPr>
+          <w:i/>
+          <w:iCs/>
+        </w:rPr>
+        <w:t xml:space="preserve">PLOS ONE</w:t>
+      </w:r>
+      <w:r>
+        <w:t xml:space="preserve">,</w:t>
+      </w:r>
+      <w:r>
+        <w:t xml:space="preserve"> </w:t>
+      </w:r>
+      <w:r>
+        <w:rPr>
+          <w:i/>
+          <w:iCs/>
+        </w:rPr>
+        <w:t xml:space="preserve">13</w:t>
+      </w:r>
+      <w:r>
+        <w:t xml:space="preserve">(1), e0189136.</w:t>
+      </w:r>
+      <w:r>
+        <w:t xml:space="preserve"> </w:t>
+      </w:r>
+      <w:hyperlink r:id="rId25">
+        <w:r>
+          <w:rPr>
+            <w:rStyle w:val="Hyperlink"/>
+          </w:rPr>
+          <w:t xml:space="preserve">https://doi.org/10.1371/journal.pone.0189136</w:t>
+        </w:r>
+      </w:hyperlink>
+    </w:p>
+    <w:bookmarkEnd w:id="26"/>
+    <w:bookmarkStart w:id="28" w:name="ref-bojanowski2020"/>
+    <w:p>
+      <w:pPr>
+        <w:pStyle w:val="Bibliography"/>
+      </w:pPr>
+      <w:r>
+        <w:t xml:space="preserve">Bojanowski, M., &amp; Czerniawska, D. (2020). Reaching for unique resources:</w:t>
+      </w:r>
+      <w:r>
+        <w:t xml:space="preserve"> </w:t>
+      </w:r>
+      <w:r>
+        <w:t xml:space="preserve">Structural</w:t>
+      </w:r>
+      <w:r>
+        <w:t xml:space="preserve"> </w:t>
+      </w:r>
+      <w:r>
+        <w:t xml:space="preserve">holes and specialization in scientific collaboration networks.</w:t>
+      </w:r>
+      <w:r>
+        <w:t xml:space="preserve"> </w:t>
+      </w:r>
+      <w:r>
+        <w:rPr>
+          <w:i/>
+          <w:iCs/>
+        </w:rPr>
+        <w:t xml:space="preserve">Journal of Social Structure</w:t>
+      </w:r>
+      <w:r>
+        <w:t xml:space="preserve">,</w:t>
+      </w:r>
+      <w:r>
+        <w:t xml:space="preserve"> </w:t>
+      </w:r>
+      <w:r>
+        <w:rPr>
+          <w:i/>
+          <w:iCs/>
+        </w:rPr>
+        <w:t xml:space="preserve">21</w:t>
+      </w:r>
+      <w:r>
+        <w:t xml:space="preserve">(1), 1–34.</w:t>
+      </w:r>
+      <w:r>
+        <w:t xml:space="preserve"> </w:t>
+      </w:r>
+      <w:hyperlink r:id="rId27">
+        <w:r>
+          <w:rPr>
+            <w:rStyle w:val="Hyperlink"/>
+          </w:rPr>
+          <w:t xml:space="preserve">https://doi.org/10.21307/joss-2020-001</w:t>
+        </w:r>
+      </w:hyperlink>
+    </w:p>
+    <w:bookmarkEnd w:id="28"/>
+    <w:bookmarkStart w:id="30" w:name="ref-bravo-hermsdorff2019"/>
+    <w:p>
+      <w:pPr>
+        <w:pStyle w:val="Bibliography"/>
+      </w:pPr>
+      <w:r>
+        <w:t xml:space="preserve">Bravo-Hermsdorff, G., Felso, V., Ray, E., Gunderson, L. M., Helander, M. E., Maria, J., &amp; Niv, Y. (2019). Gender and collaboration patterns in a temporal scientific authorship network.</w:t>
+      </w:r>
+      <w:r>
+        <w:t xml:space="preserve"> </w:t>
+      </w:r>
+      <w:r>
+        <w:rPr>
+          <w:i/>
+          <w:iCs/>
+        </w:rPr>
+        <w:t xml:space="preserve">Applied Network Science</w:t>
+      </w:r>
+      <w:r>
+        <w:t xml:space="preserve">,</w:t>
+      </w:r>
+      <w:r>
+        <w:t xml:space="preserve"> </w:t>
+      </w:r>
+      <w:r>
+        <w:rPr>
+          <w:i/>
+          <w:iCs/>
+        </w:rPr>
+        <w:t xml:space="preserve">4</w:t>
+      </w:r>
+      <w:r>
+        <w:t xml:space="preserve">(1), 112.</w:t>
+      </w:r>
+      <w:r>
+        <w:t xml:space="preserve"> </w:t>
+      </w:r>
+      <w:hyperlink r:id="rId29">
+        <w:r>
+          <w:rPr>
+            <w:rStyle w:val="Hyperlink"/>
+          </w:rPr>
+          <w:t xml:space="preserve">https://doi.org/10.1007/s41109-019-0214-4</w:t>
+        </w:r>
+      </w:hyperlink>
+    </w:p>
+    <w:bookmarkEnd w:id="30"/>
+    <w:bookmarkStart w:id="32" w:name="ref-bunkerwhittington2024"/>
+    <w:p>
+      <w:pPr>
+        <w:pStyle w:val="Bibliography"/>
+      </w:pPr>
+      <w:r>
+        <w:t xml:space="preserve">Bunker Whittington, K., King, M. M., &amp; Cingolani, I. (2024). Structure, status, and span: Gender differences in co-authorship networks across 16 region-subject pairs (2009–2013).</w:t>
+      </w:r>
+      <w:r>
+        <w:t xml:space="preserve"> </w:t>
+      </w:r>
+      <w:r>
+        <w:rPr>
+          <w:i/>
+          <w:iCs/>
+        </w:rPr>
+        <w:t xml:space="preserve">Scientometrics</w:t>
+      </w:r>
+      <w:r>
+        <w:t xml:space="preserve">,</w:t>
+      </w:r>
+      <w:r>
+        <w:t xml:space="preserve"> </w:t>
+      </w:r>
+      <w:r>
+        <w:rPr>
+          <w:i/>
+          <w:iCs/>
+        </w:rPr>
+        <w:t xml:space="preserve">129</w:t>
+      </w:r>
+      <w:r>
+        <w:t xml:space="preserve">(1), 147–179.</w:t>
+      </w:r>
+      <w:r>
+        <w:t xml:space="preserve"> </w:t>
+      </w:r>
+      <w:hyperlink r:id="rId31">
+        <w:r>
+          <w:rPr>
+            <w:rStyle w:val="Hyperlink"/>
+          </w:rPr>
+          <w:t xml:space="preserve">https://doi.org/10.1007/s11192-023-04885-1</w:t>
+        </w:r>
+      </w:hyperlink>
+    </w:p>
+    <w:bookmarkEnd w:id="32"/>
+    <w:bookmarkStart w:id="34" w:name="ref-contreras2025"/>
+    <w:p>
+      <w:pPr>
+        <w:pStyle w:val="Bibliography"/>
+      </w:pPr>
+      <w:r>
+        <w:t xml:space="preserve">Contreras, G., Mateos de Cabo, R., &amp; Gimeno, R. (2025). Women who</w:t>
+      </w:r>
+      <w:r>
+        <w:t xml:space="preserve"> </w:t>
+      </w:r>
+      <w:r>
+        <w:t xml:space="preserve">LinkedIn</w:t>
+      </w:r>
+      <w:r>
+        <w:t xml:space="preserve">:</w:t>
+      </w:r>
+      <w:r>
+        <w:t xml:space="preserve"> </w:t>
+      </w:r>
+      <w:r>
+        <w:t xml:space="preserve">The</w:t>
+      </w:r>
+      <w:r>
+        <w:t xml:space="preserve"> </w:t>
+      </w:r>
+      <w:r>
+        <w:t xml:space="preserve">gender networking gap among executives.</w:t>
+      </w:r>
+      <w:r>
+        <w:t xml:space="preserve"> </w:t>
+      </w:r>
+      <w:r>
+        <w:rPr>
+          <w:i/>
+          <w:iCs/>
+        </w:rPr>
+        <w:t xml:space="preserve">European Management Journal</w:t>
+      </w:r>
+      <w:r>
+        <w:t xml:space="preserve">,</w:t>
+      </w:r>
+      <w:r>
+        <w:t xml:space="preserve"> </w:t>
+      </w:r>
+      <w:r>
+        <w:rPr>
+          <w:i/>
+          <w:iCs/>
+        </w:rPr>
+        <w:t xml:space="preserve">43</w:t>
+      </w:r>
+      <w:r>
+        <w:t xml:space="preserve">(3), 383–398.</w:t>
+      </w:r>
+      <w:r>
+        <w:t xml:space="preserve"> </w:t>
+      </w:r>
+      <w:hyperlink r:id="rId33">
+        <w:r>
+          <w:rPr>
+            <w:rStyle w:val="Hyperlink"/>
+          </w:rPr>
+          <w:t xml:space="preserve">https://doi.org/10.1016/j.emj.2024.10.003</w:t>
+        </w:r>
+      </w:hyperlink>
+    </w:p>
+    <w:bookmarkEnd w:id="34"/>
+    <w:bookmarkStart w:id="35" w:name="ref-crenshaw1989"/>
+    <w:p>
+      <w:pPr>
+        <w:pStyle w:val="Bibliography"/>
+      </w:pPr>
+      <w:r>
+        <w:t xml:space="preserve">Crenshaw, K. (1989). Demarginalizing the intersection of race and sex:</w:t>
+      </w:r>
+      <w:r>
+        <w:t xml:space="preserve"> </w:t>
+      </w:r>
+      <w:r>
+        <w:t xml:space="preserve">A</w:t>
+      </w:r>
+      <w:r>
+        <w:t xml:space="preserve"> </w:t>
+      </w:r>
+      <w:r>
+        <w:t xml:space="preserve">black feminist critique of antidiscrimination doctrine, feminist theory and antiracist politics.</w:t>
+      </w:r>
+      <w:r>
+        <w:t xml:space="preserve"> </w:t>
+      </w:r>
+      <w:r>
+        <w:rPr>
+          <w:i/>
+          <w:iCs/>
+        </w:rPr>
+        <w:t xml:space="preserve">University of Chicago Legal Forum</w:t>
+      </w:r>
+      <w:r>
+        <w:t xml:space="preserve">,</w:t>
+      </w:r>
+      <w:r>
+        <w:t xml:space="preserve"> </w:t>
+      </w:r>
+      <w:r>
+        <w:rPr>
+          <w:i/>
+          <w:iCs/>
+        </w:rPr>
+        <w:t xml:space="preserve">1989</w:t>
+      </w:r>
+      <w:r>
+        <w:t xml:space="preserve">, 139–167.</w:t>
+      </w:r>
+    </w:p>
+    <w:bookmarkEnd w:id="35"/>
+    <w:bookmarkStart w:id="37" w:name="ref-ductor2015"/>
+    <w:p>
+      <w:pPr>
+        <w:pStyle w:val="Bibliography"/>
+      </w:pPr>
+      <w:r>
+        <w:t xml:space="preserve">Ductor, L. (2015). Does</w:t>
+      </w:r>
+      <w:r>
+        <w:t xml:space="preserve"> </w:t>
+      </w:r>
+      <w:r>
+        <w:t xml:space="preserve">Co-authorship Lead</w:t>
+      </w:r>
+      <w:r>
+        <w:t xml:space="preserve"> </w:t>
+      </w:r>
+      <w:r>
+        <w:t xml:space="preserve">to</w:t>
+      </w:r>
+      <w:r>
+        <w:t xml:space="preserve"> </w:t>
+      </w:r>
+      <w:r>
+        <w:t xml:space="preserve">Higher Academic Productivity</w:t>
+      </w:r>
+      <w:r>
         <w:t xml:space="preserve">?</w:t>
       </w:r>
-    </w:p>
-    <w:bookmarkEnd w:id="20"/>
+      <w:r>
+        <w:t xml:space="preserve"> </w:t>
+      </w:r>
+      <w:r>
+        <w:rPr>
+          <w:i/>
+          <w:iCs/>
+        </w:rPr>
+        <w:t xml:space="preserve">Oxford Bulletin of Economics and Statistics</w:t>
+      </w:r>
+      <w:r>
+        <w:t xml:space="preserve">,</w:t>
+      </w:r>
+      <w:r>
+        <w:t xml:space="preserve"> </w:t>
+      </w:r>
+      <w:r>
+        <w:rPr>
+          <w:i/>
+          <w:iCs/>
+        </w:rPr>
+        <w:t xml:space="preserve">77</w:t>
+      </w:r>
+      <w:r>
+        <w:t xml:space="preserve">(3), 385–407.</w:t>
+      </w:r>
+      <w:r>
+        <w:t xml:space="preserve"> </w:t>
+      </w:r>
+      <w:hyperlink r:id="rId36">
+        <w:r>
+          <w:rPr>
+            <w:rStyle w:val="Hyperlink"/>
+          </w:rPr>
+          <w:t xml:space="preserve">https://doi.org/10.1111/obes.12070</w:t>
+        </w:r>
+      </w:hyperlink>
+    </w:p>
+    <w:bookmarkEnd w:id="37"/>
+    <w:bookmarkStart w:id="39" w:name="ref-ebadi2015"/>
+    <w:p>
+      <w:pPr>
+        <w:pStyle w:val="Bibliography"/>
+      </w:pPr>
+      <w:r>
+        <w:t xml:space="preserve">Ebadi, A., &amp; Schiffauerova, A. (2015). How to become an important player in scientific collaboration networks?</w:t>
+      </w:r>
+      <w:r>
+        <w:t xml:space="preserve"> </w:t>
+      </w:r>
+      <w:r>
+        <w:rPr>
+          <w:i/>
+          <w:iCs/>
+        </w:rPr>
+        <w:t xml:space="preserve">Journal of Informetrics</w:t>
+      </w:r>
+      <w:r>
+        <w:t xml:space="preserve">,</w:t>
+      </w:r>
+      <w:r>
+        <w:t xml:space="preserve"> </w:t>
+      </w:r>
+      <w:r>
+        <w:rPr>
+          <w:i/>
+          <w:iCs/>
+        </w:rPr>
+        <w:t xml:space="preserve">9</w:t>
+      </w:r>
+      <w:r>
+        <w:t xml:space="preserve">(4), 809–825.</w:t>
+      </w:r>
+      <w:r>
+        <w:t xml:space="preserve"> </w:t>
+      </w:r>
+      <w:hyperlink r:id="rId38">
+        <w:r>
+          <w:rPr>
+            <w:rStyle w:val="Hyperlink"/>
+          </w:rPr>
+          <w:t xml:space="preserve">https://doi.org/10.1016/j.joi.2015.08.002</w:t>
+        </w:r>
+      </w:hyperlink>
+    </w:p>
+    <w:bookmarkEnd w:id="39"/>
+    <w:bookmarkStart w:id="41" w:name="ref-eberle2021"/>
+    <w:p>
+      <w:pPr>
+        <w:pStyle w:val="Bibliography"/>
+      </w:pPr>
+      <w:r>
+        <w:t xml:space="preserve">Eberle, J., Stegmann, K., Barrat, A., Fischer, F., &amp; Lund, K. (2021). Initiating scientific collaborations across career levels and disciplines – a network analysis on behavioral data.</w:t>
+      </w:r>
+      <w:r>
+        <w:t xml:space="preserve"> </w:t>
+      </w:r>
+      <w:r>
+        <w:rPr>
+          <w:i/>
+          <w:iCs/>
+        </w:rPr>
+        <w:t xml:space="preserve">International Journal of Computer-Supported Collaborative Learning</w:t>
+      </w:r>
+      <w:r>
+        <w:t xml:space="preserve">,</w:t>
+      </w:r>
+      <w:r>
+        <w:t xml:space="preserve"> </w:t>
+      </w:r>
+      <w:r>
+        <w:rPr>
+          <w:i/>
+          <w:iCs/>
+        </w:rPr>
+        <w:t xml:space="preserve">16</w:t>
+      </w:r>
+      <w:r>
+        <w:t xml:space="preserve">(2), 151–184.</w:t>
+      </w:r>
+      <w:r>
+        <w:t xml:space="preserve"> </w:t>
+      </w:r>
+      <w:hyperlink r:id="rId40">
+        <w:r>
+          <w:rPr>
+            <w:rStyle w:val="Hyperlink"/>
+          </w:rPr>
+          <w:t xml:space="preserve">https://doi.org/10.1007/s11412-021-09345-7</w:t>
+        </w:r>
+      </w:hyperlink>
+    </w:p>
+    <w:bookmarkEnd w:id="41"/>
+    <w:bookmarkStart w:id="43" w:name="ref-ferligoj2015"/>
+    <w:p>
+      <w:pPr>
+        <w:pStyle w:val="Bibliography"/>
+      </w:pPr>
+      <w:r>
+        <w:t xml:space="preserve">Ferligoj, A., Kronegger, L., Mali, F., Snijders, T. A. B., &amp; Doreian, P. (2015). Scientific collaboration dynamics in a national scientific system.</w:t>
+      </w:r>
+      <w:r>
+        <w:t xml:space="preserve"> </w:t>
+      </w:r>
+      <w:r>
+        <w:rPr>
+          <w:i/>
+          <w:iCs/>
+        </w:rPr>
+        <w:t xml:space="preserve">Scientometrics</w:t>
+      </w:r>
+      <w:r>
+        <w:t xml:space="preserve">,</w:t>
+      </w:r>
+      <w:r>
+        <w:t xml:space="preserve"> </w:t>
+      </w:r>
+      <w:r>
+        <w:rPr>
+          <w:i/>
+          <w:iCs/>
+        </w:rPr>
+        <w:t xml:space="preserve">104</w:t>
+      </w:r>
+      <w:r>
+        <w:t xml:space="preserve">(3), 985–1012.</w:t>
+      </w:r>
+      <w:r>
+        <w:t xml:space="preserve"> </w:t>
+      </w:r>
+      <w:hyperlink r:id="rId42">
+        <w:r>
+          <w:rPr>
+            <w:rStyle w:val="Hyperlink"/>
+          </w:rPr>
+          <w:t xml:space="preserve">https://doi.org/10.1007/s11192-015-1585-7</w:t>
+        </w:r>
+      </w:hyperlink>
+    </w:p>
+    <w:bookmarkEnd w:id="43"/>
+    <w:bookmarkStart w:id="45" w:name="ref-fuligni2005"/>
+    <w:p>
+      <w:pPr>
+        <w:pStyle w:val="Bibliography"/>
+      </w:pPr>
+      <w:r>
+        <w:t xml:space="preserve">Fuligni, A. J., Witkow, M., &amp; Garcia, C. (2005). Ethnic identity and the academic adjustment of adolescents from</w:t>
+      </w:r>
+      <w:r>
+        <w:t xml:space="preserve"> </w:t>
+      </w:r>
+      <w:r>
+        <w:t xml:space="preserve">Mexican</w:t>
+      </w:r>
+      <w:r>
+        <w:t xml:space="preserve">,</w:t>
+      </w:r>
+      <w:r>
+        <w:t xml:space="preserve"> </w:t>
+      </w:r>
+      <w:r>
+        <w:t xml:space="preserve">Chinese</w:t>
+      </w:r>
+      <w:r>
+        <w:t xml:space="preserve">, and</w:t>
+      </w:r>
+      <w:r>
+        <w:t xml:space="preserve"> </w:t>
+      </w:r>
+      <w:r>
+        <w:t xml:space="preserve">European</w:t>
+      </w:r>
+      <w:r>
+        <w:t xml:space="preserve"> </w:t>
+      </w:r>
+      <w:r>
+        <w:t xml:space="preserve">backgrounds.</w:t>
+      </w:r>
+      <w:r>
+        <w:t xml:space="preserve"> </w:t>
+      </w:r>
+      <w:r>
+        <w:rPr>
+          <w:i/>
+          <w:iCs/>
+        </w:rPr>
+        <w:t xml:space="preserve">Developmental Psychology</w:t>
+      </w:r>
+      <w:r>
+        <w:t xml:space="preserve">,</w:t>
+      </w:r>
+      <w:r>
+        <w:t xml:space="preserve"> </w:t>
+      </w:r>
+      <w:r>
+        <w:rPr>
+          <w:i/>
+          <w:iCs/>
+        </w:rPr>
+        <w:t xml:space="preserve">41</w:t>
+      </w:r>
+      <w:r>
+        <w:t xml:space="preserve">(5), 799–811.</w:t>
+      </w:r>
+      <w:r>
+        <w:t xml:space="preserve"> </w:t>
+      </w:r>
+      <w:hyperlink r:id="rId44">
+        <w:r>
+          <w:rPr>
+            <w:rStyle w:val="Hyperlink"/>
+          </w:rPr>
+          <w:t xml:space="preserve">https://doi.org/10.1037/0012-1649.41.5.799</w:t>
+        </w:r>
+      </w:hyperlink>
+    </w:p>
+    <w:bookmarkEnd w:id="45"/>
+    <w:bookmarkStart w:id="47" w:name="ref-gao2022"/>
+    <w:p>
+      <w:pPr>
+        <w:pStyle w:val="Bibliography"/>
+      </w:pPr>
+      <w:r>
+        <w:t xml:space="preserve">Gao, J., Nyhan, J., Duke-Williams, O., &amp; Mahony, S. (2022). Gender influences in</w:t>
+      </w:r>
+      <w:r>
+        <w:t xml:space="preserve"> </w:t>
+      </w:r>
+      <w:r>
+        <w:t xml:space="preserve">Digital Humanities</w:t>
+      </w:r>
+      <w:r>
+        <w:t xml:space="preserve"> </w:t>
+      </w:r>
+      <w:r>
+        <w:t xml:space="preserve">co-authorship networks.</w:t>
+      </w:r>
+      <w:r>
+        <w:t xml:space="preserve"> </w:t>
+      </w:r>
+      <w:r>
+        <w:rPr>
+          <w:i/>
+          <w:iCs/>
+        </w:rPr>
+        <w:t xml:space="preserve">Journal of Documentation</w:t>
+      </w:r>
+      <w:r>
+        <w:t xml:space="preserve">,</w:t>
+      </w:r>
+      <w:r>
+        <w:t xml:space="preserve"> </w:t>
+      </w:r>
+      <w:r>
+        <w:rPr>
+          <w:i/>
+          <w:iCs/>
+        </w:rPr>
+        <w:t xml:space="preserve">78</w:t>
+      </w:r>
+      <w:r>
+        <w:t xml:space="preserve">(7), 327–350.</w:t>
+      </w:r>
+      <w:r>
+        <w:t xml:space="preserve"> </w:t>
+      </w:r>
+      <w:hyperlink r:id="rId46">
+        <w:r>
+          <w:rPr>
+            <w:rStyle w:val="Hyperlink"/>
+          </w:rPr>
+          <w:t xml:space="preserve">https://doi.org/10.1108/JD-11-2021-0221</w:t>
+        </w:r>
+      </w:hyperlink>
+    </w:p>
+    <w:bookmarkEnd w:id="47"/>
+    <w:bookmarkStart w:id="49" w:name="ref-heiberger2019"/>
+    <w:p>
+      <w:pPr>
+        <w:pStyle w:val="Bibliography"/>
+      </w:pPr>
+      <w:r>
+        <w:t xml:space="preserve">Heiberger, R. H., &amp; Riebling, J. R. (2019). U.</w:t>
+      </w:r>
+      <w:r>
+        <w:t xml:space="preserve">S</w:t>
+      </w:r>
+      <w:r>
+        <w:t xml:space="preserve">. And whom?</w:t>
+      </w:r>
+      <w:r>
+        <w:t xml:space="preserve"> </w:t>
+      </w:r>
+      <w:r>
+        <w:t xml:space="preserve">Structures</w:t>
+      </w:r>
+      <w:r>
+        <w:t xml:space="preserve"> </w:t>
+      </w:r>
+      <w:r>
+        <w:t xml:space="preserve">and communities of international economic research.</w:t>
+      </w:r>
+      <w:r>
+        <w:t xml:space="preserve"> </w:t>
+      </w:r>
+      <w:r>
+        <w:rPr>
+          <w:i/>
+          <w:iCs/>
+        </w:rPr>
+        <w:t xml:space="preserve">Journal of Social Structure</w:t>
+      </w:r>
+      <w:r>
+        <w:t xml:space="preserve">,</w:t>
+      </w:r>
+      <w:r>
+        <w:t xml:space="preserve"> </w:t>
+      </w:r>
+      <w:r>
+        <w:rPr>
+          <w:i/>
+          <w:iCs/>
+        </w:rPr>
+        <w:t xml:space="preserve">16</w:t>
+      </w:r>
+      <w:r>
+        <w:t xml:space="preserve">(1), 1–12.</w:t>
+      </w:r>
+      <w:r>
+        <w:t xml:space="preserve"> </w:t>
+      </w:r>
+      <w:hyperlink r:id="rId48">
+        <w:r>
+          <w:rPr>
+            <w:rStyle w:val="Hyperlink"/>
+          </w:rPr>
+          <w:t xml:space="preserve">https://doi.org/10.21307/joss-2019-019</w:t>
+        </w:r>
+      </w:hyperlink>
+    </w:p>
+    <w:bookmarkEnd w:id="49"/>
+    <w:bookmarkStart w:id="51" w:name="ref-kim2022"/>
+    <w:p>
+      <w:pPr>
+        <w:pStyle w:val="Bibliography"/>
+      </w:pPr>
+      <w:r>
+        <w:t xml:space="preserve">Kim, L., Smith, D. S., Hofstra, B., &amp; McFarland, D. A. (2022). Gendered knowledge in fields and academic careers.</w:t>
+      </w:r>
+      <w:r>
+        <w:t xml:space="preserve"> </w:t>
+      </w:r>
+      <w:r>
+        <w:rPr>
+          <w:i/>
+          <w:iCs/>
+        </w:rPr>
+        <w:t xml:space="preserve">Research Policy</w:t>
+      </w:r>
+      <w:r>
+        <w:t xml:space="preserve">,</w:t>
+      </w:r>
+      <w:r>
+        <w:t xml:space="preserve"> </w:t>
+      </w:r>
+      <w:r>
+        <w:rPr>
+          <w:i/>
+          <w:iCs/>
+        </w:rPr>
+        <w:t xml:space="preserve">51</w:t>
+      </w:r>
+      <w:r>
+        <w:t xml:space="preserve">(1), 104411.</w:t>
+      </w:r>
+      <w:r>
+        <w:t xml:space="preserve"> </w:t>
+      </w:r>
+      <w:hyperlink r:id="rId50">
+        <w:r>
+          <w:rPr>
+            <w:rStyle w:val="Hyperlink"/>
+          </w:rPr>
+          <w:t xml:space="preserve">https://doi.org/10.1016/j.respol.2021.104411</w:t>
+        </w:r>
+      </w:hyperlink>
+    </w:p>
+    <w:bookmarkEnd w:id="51"/>
+    <w:bookmarkStart w:id="53" w:name="ref-king1988"/>
+    <w:p>
+      <w:pPr>
+        <w:pStyle w:val="Bibliography"/>
+      </w:pPr>
+      <w:r>
+        <w:t xml:space="preserve">King, D. K. (1988). Multiple jeopardy, multiple consciousness:</w:t>
+      </w:r>
+      <w:r>
+        <w:t xml:space="preserve"> </w:t>
+      </w:r>
+      <w:r>
+        <w:t xml:space="preserve">The</w:t>
+      </w:r>
+      <w:r>
+        <w:t xml:space="preserve"> </w:t>
+      </w:r>
+      <w:r>
+        <w:t xml:space="preserve">context of a black feminist ideology.</w:t>
+      </w:r>
+      <w:r>
+        <w:t xml:space="preserve"> </w:t>
+      </w:r>
+      <w:r>
+        <w:rPr>
+          <w:i/>
+          <w:iCs/>
+        </w:rPr>
+        <w:t xml:space="preserve">Signs: Journal of Women in Culture and Society</w:t>
+      </w:r>
+      <w:r>
+        <w:t xml:space="preserve">,</w:t>
+      </w:r>
+      <w:r>
+        <w:t xml:space="preserve"> </w:t>
+      </w:r>
+      <w:r>
+        <w:rPr>
+          <w:i/>
+          <w:iCs/>
+        </w:rPr>
+        <w:t xml:space="preserve">14</w:t>
+      </w:r>
+      <w:r>
+        <w:t xml:space="preserve">(1), 42–72.</w:t>
+      </w:r>
+      <w:r>
+        <w:t xml:space="preserve"> </w:t>
+      </w:r>
+      <w:hyperlink r:id="rId52">
+        <w:r>
+          <w:rPr>
+            <w:rStyle w:val="Hyperlink"/>
+          </w:rPr>
+          <w:t xml:space="preserve">https://doi.org/10.1086/494491</w:t>
+        </w:r>
+      </w:hyperlink>
+    </w:p>
+    <w:bookmarkEnd w:id="53"/>
+    <w:bookmarkStart w:id="55" w:name="ref-kozlowski2022"/>
+    <w:p>
+      <w:pPr>
+        <w:pStyle w:val="Bibliography"/>
+      </w:pPr>
+      <w:r>
+        <w:t xml:space="preserve">Kozlowski, D., Larivière, V., Sugimoto, C. R., &amp; Monroe-White, T. (2022). Intersectional inequalities in science.</w:t>
+      </w:r>
+      <w:r>
+        <w:t xml:space="preserve"> </w:t>
+      </w:r>
+      <w:r>
+        <w:rPr>
+          <w:i/>
+          <w:iCs/>
+        </w:rPr>
+        <w:t xml:space="preserve">Proceedings of the National Academy of Sciences</w:t>
+      </w:r>
+      <w:r>
+        <w:t xml:space="preserve">,</w:t>
+      </w:r>
+      <w:r>
+        <w:t xml:space="preserve"> </w:t>
+      </w:r>
+      <w:r>
+        <w:rPr>
+          <w:i/>
+          <w:iCs/>
+        </w:rPr>
+        <w:t xml:space="preserve">119</w:t>
+      </w:r>
+      <w:r>
+        <w:t xml:space="preserve">(2), e2113067119.</w:t>
+      </w:r>
+      <w:r>
+        <w:t xml:space="preserve"> </w:t>
+      </w:r>
+      <w:hyperlink r:id="rId54">
+        <w:r>
+          <w:rPr>
+            <w:rStyle w:val="Hyperlink"/>
+          </w:rPr>
+          <w:t xml:space="preserve">https://doi.org/10.1073/pnas.2113067119</w:t>
+        </w:r>
+      </w:hyperlink>
+    </w:p>
+    <w:bookmarkEnd w:id="55"/>
+    <w:bookmarkStart w:id="57" w:name="ref-kretschmer2015"/>
+    <w:p>
+      <w:pPr>
+        <w:pStyle w:val="Bibliography"/>
+      </w:pPr>
+      <w:r>
+        <w:t xml:space="preserve">Kretschmer, H., de Beaver, D., Ozel, B., &amp; Kretschmer, T. (2015). Who is collaborating with whom?</w:t>
+      </w:r>
+      <w:r>
+        <w:t xml:space="preserve"> </w:t>
+      </w:r>
+      <w:r>
+        <w:t xml:space="preserve">Part II</w:t>
+      </w:r>
+      <w:r>
+        <w:t xml:space="preserve">.</w:t>
+      </w:r>
+      <w:r>
+        <w:t xml:space="preserve"> </w:t>
+      </w:r>
+      <w:r>
+        <w:t xml:space="preserve">Application</w:t>
+      </w:r>
+      <w:r>
+        <w:t xml:space="preserve"> </w:t>
+      </w:r>
+      <w:r>
+        <w:t xml:space="preserve">of the methods to male and to female networks.</w:t>
+      </w:r>
+      <w:r>
+        <w:t xml:space="preserve"> </w:t>
+      </w:r>
+      <w:r>
+        <w:rPr>
+          <w:i/>
+          <w:iCs/>
+        </w:rPr>
+        <w:t xml:space="preserve">Journal of Informetrics</w:t>
+      </w:r>
+      <w:r>
+        <w:t xml:space="preserve">,</w:t>
+      </w:r>
+      <w:r>
+        <w:t xml:space="preserve"> </w:t>
+      </w:r>
+      <w:r>
+        <w:rPr>
+          <w:i/>
+          <w:iCs/>
+        </w:rPr>
+        <w:t xml:space="preserve">9</w:t>
+      </w:r>
+      <w:r>
+        <w:t xml:space="preserve">(2), 373–384.</w:t>
+      </w:r>
+      <w:r>
+        <w:t xml:space="preserve"> </w:t>
+      </w:r>
+      <w:hyperlink r:id="rId56">
+        <w:r>
+          <w:rPr>
+            <w:rStyle w:val="Hyperlink"/>
+          </w:rPr>
+          <w:t xml:space="preserve">https://doi.org/10.1016/j.joi.2015.01.009</w:t>
+        </w:r>
+      </w:hyperlink>
+    </w:p>
+    <w:bookmarkEnd w:id="57"/>
+    <w:bookmarkStart w:id="59" w:name="ref-kwiek2021"/>
+    <w:p>
+      <w:pPr>
+        <w:pStyle w:val="Bibliography"/>
+      </w:pPr>
+      <w:r>
+        <w:t xml:space="preserve">Kwiek, M., &amp; Roszka, W. (2021). Gender</w:t>
+      </w:r>
+      <w:r>
+        <w:t xml:space="preserve"> </w:t>
+      </w:r>
+      <w:r>
+        <w:t xml:space="preserve">Disparities</w:t>
+      </w:r>
+      <w:r>
+        <w:t xml:space="preserve"> </w:t>
+      </w:r>
+      <w:r>
+        <w:t xml:space="preserve">in</w:t>
+      </w:r>
+      <w:r>
+        <w:t xml:space="preserve"> </w:t>
+      </w:r>
+      <w:r>
+        <w:t xml:space="preserve">International Research Collaboration</w:t>
+      </w:r>
+      <w:r>
+        <w:t xml:space="preserve">:</w:t>
+      </w:r>
+      <w:r>
+        <w:t xml:space="preserve"> </w:t>
+      </w:r>
+      <w:r>
+        <w:t xml:space="preserve">A Study</w:t>
+      </w:r>
+      <w:r>
+        <w:t xml:space="preserve"> </w:t>
+      </w:r>
+      <w:r>
+        <w:t xml:space="preserve">of 25,000</w:t>
+      </w:r>
+      <w:r>
+        <w:t xml:space="preserve"> </w:t>
+      </w:r>
+      <w:r>
+        <w:t xml:space="preserve">University Professors</w:t>
+      </w:r>
+      <w:r>
+        <w:t xml:space="preserve">.</w:t>
+      </w:r>
+      <w:r>
+        <w:t xml:space="preserve"> </w:t>
+      </w:r>
+      <w:r>
+        <w:rPr>
+          <w:i/>
+          <w:iCs/>
+        </w:rPr>
+        <w:t xml:space="preserve">Journal of Economic Surveys</w:t>
+      </w:r>
+      <w:r>
+        <w:t xml:space="preserve">,</w:t>
+      </w:r>
+      <w:r>
+        <w:t xml:space="preserve"> </w:t>
+      </w:r>
+      <w:r>
+        <w:rPr>
+          <w:i/>
+          <w:iCs/>
+        </w:rPr>
+        <w:t xml:space="preserve">35</w:t>
+      </w:r>
+      <w:r>
+        <w:t xml:space="preserve">(5), 1344–1380.</w:t>
+      </w:r>
+      <w:r>
+        <w:t xml:space="preserve"> </w:t>
+      </w:r>
+      <w:hyperlink r:id="rId58">
+        <w:r>
+          <w:rPr>
+            <w:rStyle w:val="Hyperlink"/>
+          </w:rPr>
+          <w:t xml:space="preserve">https://doi.org/10.1111/joes.12395</w:t>
+        </w:r>
+      </w:hyperlink>
+    </w:p>
+    <w:bookmarkEnd w:id="59"/>
+    <w:bookmarkStart w:id="61" w:name="ref-li2022"/>
+    <w:p>
+      <w:pPr>
+        <w:pStyle w:val="Bibliography"/>
+      </w:pPr>
+      <w:r>
+        <w:t xml:space="preserve">Li, W., Zhang, S., Zheng, Z., Cranmer, S. J., &amp; Clauset, A. (2022). Untangling the network effects of productivity and prominence among scientists.</w:t>
+      </w:r>
+      <w:r>
+        <w:t xml:space="preserve"> </w:t>
+      </w:r>
+      <w:r>
+        <w:rPr>
+          <w:i/>
+          <w:iCs/>
+        </w:rPr>
+        <w:t xml:space="preserve">Nature Communications</w:t>
+      </w:r>
+      <w:r>
+        <w:t xml:space="preserve">,</w:t>
+      </w:r>
+      <w:r>
+        <w:t xml:space="preserve"> </w:t>
+      </w:r>
+      <w:r>
+        <w:rPr>
+          <w:i/>
+          <w:iCs/>
+        </w:rPr>
+        <w:t xml:space="preserve">13</w:t>
+      </w:r>
+      <w:r>
+        <w:t xml:space="preserve">(1), 4907.</w:t>
+      </w:r>
+      <w:r>
+        <w:t xml:space="preserve"> </w:t>
+      </w:r>
+      <w:hyperlink r:id="rId60">
+        <w:r>
+          <w:rPr>
+            <w:rStyle w:val="Hyperlink"/>
+          </w:rPr>
+          <w:t xml:space="preserve">https://doi.org/10.1038/s41467-022-32604-6</w:t>
+        </w:r>
+      </w:hyperlink>
+    </w:p>
+    <w:bookmarkEnd w:id="61"/>
+    <w:bookmarkStart w:id="63" w:name="ref-moody2004"/>
+    <w:p>
+      <w:pPr>
+        <w:pStyle w:val="Bibliography"/>
+      </w:pPr>
+      <w:r>
+        <w:t xml:space="preserve">Moody, J. (2004). The structure of a social science collaboration network: Disciplinary cohesion from 1963 to 1999.</w:t>
+      </w:r>
+      <w:r>
+        <w:t xml:space="preserve"> </w:t>
+      </w:r>
+      <w:r>
+        <w:rPr>
+          <w:i/>
+          <w:iCs/>
+        </w:rPr>
+        <w:t xml:space="preserve">American Sociological Review</w:t>
+      </w:r>
+      <w:r>
+        <w:t xml:space="preserve">,</w:t>
+      </w:r>
+      <w:r>
+        <w:t xml:space="preserve"> </w:t>
+      </w:r>
+      <w:r>
+        <w:rPr>
+          <w:i/>
+          <w:iCs/>
+        </w:rPr>
+        <w:t xml:space="preserve">69</w:t>
+      </w:r>
+      <w:r>
+        <w:t xml:space="preserve">(2), 213–238.</w:t>
+      </w:r>
+      <w:r>
+        <w:t xml:space="preserve"> </w:t>
+      </w:r>
+      <w:hyperlink r:id="rId62">
+        <w:r>
+          <w:rPr>
+            <w:rStyle w:val="Hyperlink"/>
+          </w:rPr>
+          <w:t xml:space="preserve">https://doi.org/10.1177/000312240406900204</w:t>
+        </w:r>
+      </w:hyperlink>
+    </w:p>
+    <w:bookmarkEnd w:id="63"/>
+    <w:bookmarkStart w:id="65" w:name="ref-newman2001"/>
+    <w:p>
+      <w:pPr>
+        <w:pStyle w:val="Bibliography"/>
+      </w:pPr>
+      <w:r>
+        <w:t xml:space="preserve">Newman, M. E. J. (2001). The structure of scientific collaboration networks.</w:t>
+      </w:r>
+      <w:r>
+        <w:t xml:space="preserve"> </w:t>
+      </w:r>
+      <w:r>
+        <w:rPr>
+          <w:i/>
+          <w:iCs/>
+        </w:rPr>
+        <w:t xml:space="preserve">Proceedings of the National Academy of Sciences</w:t>
+      </w:r>
+      <w:r>
+        <w:t xml:space="preserve">,</w:t>
+      </w:r>
+      <w:r>
+        <w:t xml:space="preserve"> </w:t>
+      </w:r>
+      <w:r>
+        <w:rPr>
+          <w:i/>
+          <w:iCs/>
+        </w:rPr>
+        <w:t xml:space="preserve">98</w:t>
+      </w:r>
+      <w:r>
+        <w:t xml:space="preserve">(2), 404–409.</w:t>
+      </w:r>
+      <w:r>
+        <w:t xml:space="preserve"> </w:t>
+      </w:r>
+      <w:hyperlink r:id="rId64">
+        <w:r>
+          <w:rPr>
+            <w:rStyle w:val="Hyperlink"/>
+          </w:rPr>
+          <w:t xml:space="preserve">https://doi.org/10.1073/pnas.98.2.404</w:t>
+        </w:r>
+      </w:hyperlink>
+    </w:p>
+    <w:bookmarkEnd w:id="65"/>
+    <w:bookmarkStart w:id="67" w:name="ref-ossenblok2014"/>
+    <w:p>
+      <w:pPr>
+        <w:pStyle w:val="Bibliography"/>
+      </w:pPr>
+      <w:r>
+        <w:t xml:space="preserve">Ossenblok, T. L. B., Verleysen, F. T., &amp; Engels, T. C. E. (2014). Coauthorship of journal articles and book chapters in the social sciences and humanities (2000–2010).</w:t>
+      </w:r>
+      <w:r>
+        <w:t xml:space="preserve"> </w:t>
+      </w:r>
+      <w:r>
+        <w:rPr>
+          <w:i/>
+          <w:iCs/>
+        </w:rPr>
+        <w:t xml:space="preserve">Journal of the Association for Information Science and Technology</w:t>
+      </w:r>
+      <w:r>
+        <w:t xml:space="preserve">,</w:t>
+      </w:r>
+      <w:r>
+        <w:t xml:space="preserve"> </w:t>
+      </w:r>
+      <w:r>
+        <w:rPr>
+          <w:i/>
+          <w:iCs/>
+        </w:rPr>
+        <w:t xml:space="preserve">65</w:t>
+      </w:r>
+      <w:r>
+        <w:t xml:space="preserve">(5), 882–897.</w:t>
+      </w:r>
+      <w:r>
+        <w:t xml:space="preserve"> </w:t>
+      </w:r>
+      <w:hyperlink r:id="rId66">
+        <w:r>
+          <w:rPr>
+            <w:rStyle w:val="Hyperlink"/>
+          </w:rPr>
+          <w:t xml:space="preserve">https://doi.org/10.1002/asi.23015</w:t>
+        </w:r>
+      </w:hyperlink>
+    </w:p>
+    <w:bookmarkEnd w:id="67"/>
+    <w:bookmarkStart w:id="69" w:name="ref-pillai2019"/>
+    <w:p>
+      <w:pPr>
+        <w:pStyle w:val="Bibliography"/>
+      </w:pPr>
+      <w:r>
+        <w:t xml:space="preserve">Pillai, K. G., Leonidou, C. N., &amp; Bian, X. (2019). Let’s be friends: National homophily in multicultural newcomer student networks.</w:t>
+      </w:r>
+      <w:r>
+        <w:t xml:space="preserve"> </w:t>
+      </w:r>
+      <w:r>
+        <w:rPr>
+          <w:i/>
+          <w:iCs/>
+        </w:rPr>
+        <w:t xml:space="preserve">Social Networking</w:t>
+      </w:r>
+      <w:r>
+        <w:t xml:space="preserve">,</w:t>
+      </w:r>
+      <w:r>
+        <w:t xml:space="preserve"> </w:t>
+      </w:r>
+      <w:r>
+        <w:rPr>
+          <w:i/>
+          <w:iCs/>
+        </w:rPr>
+        <w:t xml:space="preserve">08</w:t>
+      </w:r>
+      <w:r>
+        <w:t xml:space="preserve">(01).</w:t>
+      </w:r>
+      <w:r>
+        <w:t xml:space="preserve"> </w:t>
+      </w:r>
+      <w:hyperlink r:id="rId68">
+        <w:r>
+          <w:rPr>
+            <w:rStyle w:val="Hyperlink"/>
+          </w:rPr>
+          <w:t xml:space="preserve">https://doi.org/10.4236/sn.2019.81002</w:t>
+        </w:r>
+      </w:hyperlink>
+    </w:p>
+    <w:bookmarkEnd w:id="69"/>
+    <w:bookmarkStart w:id="71" w:name="ref-vanderwal2021"/>
+    <w:p>
+      <w:pPr>
+        <w:pStyle w:val="Bibliography"/>
+      </w:pPr>
+      <w:r>
+        <w:t xml:space="preserve">van der Wal, J. E. M., Thorogood, R., &amp; Horrocks, N. P. C. (2021). Collaboration enhances career progression in academic science, especially for female researchers.</w:t>
+      </w:r>
+      <w:r>
+        <w:t xml:space="preserve"> </w:t>
+      </w:r>
+      <w:r>
+        <w:rPr>
+          <w:i/>
+          <w:iCs/>
+        </w:rPr>
+        <w:t xml:space="preserve">Proceedings of the Royal Society B: Biological Sciences</w:t>
+      </w:r>
+      <w:r>
+        <w:t xml:space="preserve">,</w:t>
+      </w:r>
+      <w:r>
+        <w:t xml:space="preserve"> </w:t>
+      </w:r>
+      <w:r>
+        <w:rPr>
+          <w:i/>
+          <w:iCs/>
+        </w:rPr>
+        <w:t xml:space="preserve">288</w:t>
+      </w:r>
+      <w:r>
+        <w:t xml:space="preserve">(1958), 20210219.</w:t>
+      </w:r>
+      <w:r>
+        <w:t xml:space="preserve"> </w:t>
+      </w:r>
+      <w:hyperlink r:id="rId70">
+        <w:r>
+          <w:rPr>
+            <w:rStyle w:val="Hyperlink"/>
+          </w:rPr>
+          <w:t xml:space="preserve">https://doi.org/10.1098/rspb.2021.0219</w:t>
+        </w:r>
+      </w:hyperlink>
+    </w:p>
+    <w:bookmarkEnd w:id="71"/>
+    <w:bookmarkStart w:id="73" w:name="ref-wallace2012"/>
+    <w:p>
+      <w:pPr>
+        <w:pStyle w:val="Bibliography"/>
+      </w:pPr>
+      <w:r>
+        <w:t xml:space="preserve">Wallace, M. L., Larivière, V., &amp; Gingras, Y. (2012). A small world of citations?</w:t>
+      </w:r>
+      <w:r>
+        <w:t xml:space="preserve"> </w:t>
+      </w:r>
+      <w:r>
+        <w:t xml:space="preserve">The</w:t>
+      </w:r>
+      <w:r>
+        <w:t xml:space="preserve"> </w:t>
+      </w:r>
+      <w:r>
+        <w:t xml:space="preserve">influence of collaboration networks on citation practices.</w:t>
+      </w:r>
+      <w:r>
+        <w:t xml:space="preserve"> </w:t>
+      </w:r>
+      <w:r>
+        <w:rPr>
+          <w:i/>
+          <w:iCs/>
+        </w:rPr>
+        <w:t xml:space="preserve">PLOS ONE</w:t>
+      </w:r>
+      <w:r>
+        <w:t xml:space="preserve">,</w:t>
+      </w:r>
+      <w:r>
+        <w:t xml:space="preserve"> </w:t>
+      </w:r>
+      <w:r>
+        <w:rPr>
+          <w:i/>
+          <w:iCs/>
+        </w:rPr>
+        <w:t xml:space="preserve">7</w:t>
+      </w:r>
+      <w:r>
+        <w:t xml:space="preserve">(3), e33339.</w:t>
+      </w:r>
+      <w:r>
+        <w:t xml:space="preserve"> </w:t>
+      </w:r>
+      <w:hyperlink r:id="rId72">
+        <w:r>
+          <w:rPr>
+            <w:rStyle w:val="Hyperlink"/>
+          </w:rPr>
+          <w:t xml:space="preserve">https://doi.org/10.1371/journal.pone.0033339</w:t>
+        </w:r>
+      </w:hyperlink>
+    </w:p>
+    <w:bookmarkEnd w:id="73"/>
+    <w:bookmarkStart w:id="75" w:name="ref-whittington2018"/>
+    <w:p>
+      <w:pPr>
+        <w:pStyle w:val="Bibliography"/>
+      </w:pPr>
+      <w:r>
+        <w:t xml:space="preserve">Whittington, K. B. (2018).</w:t>
+      </w:r>
+      <w:r>
+        <w:t xml:space="preserve"> </w:t>
+      </w:r>
+      <w:r>
+        <w:t xml:space="preserve">“</w:t>
+      </w:r>
+      <w:r>
+        <w:t xml:space="preserve">A</w:t>
+      </w:r>
+      <w:r>
+        <w:t xml:space="preserve"> </w:t>
+      </w:r>
+      <w:r>
+        <w:t xml:space="preserve">tie is a tie?</w:t>
+      </w:r>
+      <w:r>
+        <w:t xml:space="preserve"> </w:t>
+      </w:r>
+      <w:r>
+        <w:t xml:space="preserve">Gender</w:t>
+      </w:r>
+      <w:r>
+        <w:t xml:space="preserve"> </w:t>
+      </w:r>
+      <w:r>
+        <w:t xml:space="preserve">and network positioning in life science inventor collaboration.”</w:t>
+      </w:r>
+      <w:r>
+        <w:t xml:space="preserve"> </w:t>
+      </w:r>
+      <w:r>
+        <w:rPr>
+          <w:i/>
+          <w:iCs/>
+        </w:rPr>
+        <w:t xml:space="preserve">Research Policy</w:t>
+      </w:r>
+      <w:r>
+        <w:t xml:space="preserve">,</w:t>
+      </w:r>
+      <w:r>
+        <w:t xml:space="preserve"> </w:t>
+      </w:r>
+      <w:r>
+        <w:rPr>
+          <w:i/>
+          <w:iCs/>
+        </w:rPr>
+        <w:t xml:space="preserve">47</w:t>
+      </w:r>
+      <w:r>
+        <w:t xml:space="preserve">(2), 511–526.</w:t>
+      </w:r>
+      <w:r>
+        <w:t xml:space="preserve"> </w:t>
+      </w:r>
+      <w:hyperlink r:id="rId74">
+        <w:r>
+          <w:rPr>
+            <w:rStyle w:val="Hyperlink"/>
+          </w:rPr>
+          <w:t xml:space="preserve">https://doi.org/10.1016/j.respol.2017.12.006</w:t>
+        </w:r>
+      </w:hyperlink>
+    </w:p>
+    <w:bookmarkEnd w:id="75"/>
+    <w:bookmarkEnd w:id="76"/>
+    <w:bookmarkEnd w:id="77"/>
     <w:sectPr>
       <w:footnotePr>
         <w:numRestart w:val="eachSect"/>
@@ -275,8 +2250,147 @@
       </w:pPr>
     </w:lvl>
   </w:abstractNum>
+  <w:abstractNum w:abstractNumId="991">
+    <w:nsid w:val="0000A991"/>
+    <w:multiLevelType w:val="multilevel"/>
+    <w:lvl w:ilvl="0">
+      <w:numFmt w:val="bullet"/>
+      <w:lvlText w:val=""/>
+      <w:lvlJc w:val="left"/>
+      <w:pPr>
+        <w:ind w:left="720" w:hanging="360"/>
+      </w:pPr>
+      <w:rPr>
+        <w:rFonts w:ascii="Symbol" w:hAnsi="Symbol" w:cs="Symbol" w:hint="default"/>
+      </w:rPr>
+    </w:lvl>
+    <w:lvl w:ilvl="1">
+      <w:numFmt w:val="bullet"/>
+      <w:lvlText w:val="o"/>
+      <w:lvlJc w:val="left"/>
+      <w:pPr>
+        <w:ind w:left="1440" w:hanging="360"/>
+      </w:pPr>
+      <w:rPr>
+        <w:rFonts w:ascii="Courier New" w:hAnsi="Courier New" w:cs="Courier New" w:hint="default"/>
+      </w:rPr>
+    </w:lvl>
+    <w:lvl w:ilvl="2">
+      <w:numFmt w:val="bullet"/>
+      <w:lvlText w:val=""/>
+      <w:lvlJc w:val="left"/>
+      <w:pPr>
+        <w:ind w:left="2160" w:hanging="360"/>
+      </w:pPr>
+      <w:rPr>
+        <w:rFonts w:ascii="Wingdings" w:hAnsi="Wingdings" w:cs="Wingdings" w:hint="default"/>
+      </w:rPr>
+    </w:lvl>
+    <w:lvl w:ilvl="3">
+      <w:numFmt w:val="bullet"/>
+      <w:lvlText w:val=""/>
+      <w:lvlJc w:val="left"/>
+      <w:pPr>
+        <w:ind w:left="2880" w:hanging="360"/>
+      </w:pPr>
+      <w:rPr>
+        <w:rFonts w:ascii="Symbol" w:hAnsi="Symbol" w:cs="Symbol" w:hint="default"/>
+      </w:rPr>
+    </w:lvl>
+    <w:lvl w:ilvl="4">
+      <w:numFmt w:val="bullet"/>
+      <w:lvlText w:val="o"/>
+      <w:lvlJc w:val="left"/>
+      <w:pPr>
+        <w:ind w:left="3600" w:hanging="360"/>
+      </w:pPr>
+      <w:rPr>
+        <w:rFonts w:ascii="Courier New" w:hAnsi="Courier New" w:cs="Courier New" w:hint="default"/>
+      </w:rPr>
+    </w:lvl>
+    <w:lvl w:ilvl="5">
+      <w:numFmt w:val="bullet"/>
+      <w:lvlText w:val=""/>
+      <w:lvlJc w:val="left"/>
+      <w:pPr>
+        <w:ind w:left="4320" w:hanging="360"/>
+      </w:pPr>
+      <w:rPr>
+        <w:rFonts w:ascii="Wingdings" w:hAnsi="Wingdings" w:cs="Wingdings" w:hint="default"/>
+      </w:rPr>
+    </w:lvl>
+    <w:lvl w:ilvl="6">
+      <w:numFmt w:val="bullet"/>
+      <w:lvlText w:val=""/>
+      <w:lvlJc w:val="left"/>
+      <w:pPr>
+        <w:ind w:left="5040" w:hanging="360"/>
+      </w:pPr>
+      <w:rPr>
+        <w:rFonts w:ascii="Symbol" w:hAnsi="Symbol" w:cs="Symbol" w:hint="default"/>
+      </w:rPr>
+    </w:lvl>
+    <w:lvl w:ilvl="7">
+      <w:numFmt w:val="bullet"/>
+      <w:lvlText w:val="o"/>
+      <w:lvlJc w:val="left"/>
+      <w:pPr>
+        <w:ind w:left="5760" w:hanging="360"/>
+      </w:pPr>
+      <w:rPr>
+        <w:rFonts w:ascii="Courier New" w:hAnsi="Courier New" w:cs="Courier New" w:hint="default"/>
+      </w:rPr>
+    </w:lvl>
+    <w:lvl w:ilvl="8">
+      <w:numFmt w:val="bullet"/>
+      <w:lvlText w:val=""/>
+      <w:lvlJc w:val="left"/>
+      <w:pPr>
+        <w:ind w:left="6480" w:hanging="360"/>
+      </w:pPr>
+      <w:rPr>
+        <w:rFonts w:ascii="Wingdings" w:hAnsi="Wingdings" w:cs="Wingdings" w:hint="default"/>
+      </w:rPr>
+    </w:lvl>
+  </w:abstractNum>
   <w:num w:numId="1000">
     <w:abstractNumId w:val="990"/>
+  </w:num>
+  <w:num w:numId="1001">
+    <w:abstractNumId w:val="991"/>
+  </w:num>
+  <w:num w:numId="1002">
+    <w:abstractNumId w:val="991"/>
+  </w:num>
+  <w:num w:numId="1003">
+    <w:abstractNumId w:val="991"/>
+  </w:num>
+  <w:num w:numId="1004">
+    <w:abstractNumId w:val="991"/>
+  </w:num>
+  <w:num w:numId="1005">
+    <w:abstractNumId w:val="991"/>
+  </w:num>
+  <w:num w:numId="1006">
+    <w:abstractNumId w:val="991"/>
+  </w:num>
+  <w:num w:numId="1007">
+    <w:abstractNumId w:val="991"/>
+  </w:num>
+  <w:num w:numId="1008">
+    <w:abstractNumId w:val="991"/>
+  </w:num>
+  <w:num w:numId="1009">
+    <w:abstractNumId w:val="991"/>
+  </w:num>
+  <w:num w:numId="1010">
+    <w:abstractNumId w:val="991"/>
+  </w:num>
+  <w:num w:numId="1011">
+    <w:abstractNumId w:val="991"/>
+  </w:num>
+  <w:num w:numId="1012">
+    <w:abstractNumId w:val="991"/>
   </w:num>
 </w:numbering>
 </file>

--- a/papers/_output/paper1.docx
+++ b/papers/_output/paper1.docx
@@ -62,10 +62,10 @@
         <w:t xml:space="preserve"> </w:t>
       </w:r>
       <w:r>
-        <w:t xml:space="preserve">(Barrios et al., 2013; e.g., Bol, 2023; Greska, 2023; L. Kim et al., 2022; Lutter &amp; Schröder, 2016)</w:t>
-      </w:r>
-      <w:r>
-        <w:t xml:space="preserve">. Prior work shows that women have lower salaries</w:t>
+        <w:t xml:space="preserve">(e.g., Barrios et al., 2013; Bol, 2023; Greska, 2023; L. Kim et al., 2022; Lutter &amp; Schröder, 2016)</w:t>
+      </w:r>
+      <w:r>
+        <w:t xml:space="preserve">, which has shown that women have lower salaries</w:t>
       </w:r>
       <w:r>
         <w:t xml:space="preserve"> </w:t>
@@ -181,7 +181,7 @@
         <w:t xml:space="preserve">(Barrios et al., 2013; Kwiek &amp; Roszka, 2021; Whittington et al., 2024)</w:t>
       </w:r>
       <w:r>
-        <w:t xml:space="preserve">. Scholars from less prestigious institutions or from countries outside the traditional scientific core similarly face barriers to entering central collaboration circuits and forming ties with highly visible partners</w:t>
+        <w:t xml:space="preserve">. Scholars from countries outside the traditional scientific core similarly face barriers to entering central collaboration circuits and forming ties with highly visible partners</w:t>
       </w:r>
       <w:r>
         <w:t xml:space="preserve"> </w:t>
@@ -234,7 +234,7 @@
         <w:t xml:space="preserve"> </w:t>
       </w:r>
       <w:r>
-        <w:t xml:space="preserve">for women. These metaphors highlight that socialisation into science, and the path dependencies it creates later in careers, can be fragile for women scientists. However, they are less specific about the concrete relational mechanisms through which exclusion occurs. From a social network perspective, the question becomes which network processes and structural positions restrict women’s access to promising career trajectories and supportive professional contexts. Given the centrality of social relationships to academic success, collaboration networks provide a natural empirical setting in which to investigate these mechanisms.</w:t>
+        <w:t xml:space="preserve">for women. These metaphors highlight that socialisation into science, and the path dependencies it creates in careers, can be fragile for women scientists. However, they are less specific about the concrete relational mechanisms through which exclusion occurs. From a social network perspective, the question becomes which network processes and structural positions restrict women’s access to promising career trajectories and supportive professional environments. Given the centrality of social relationships to academic success, collaboration networks provide a natural empirical setting in which to investigate these mechanisms.</w:t>
       </w:r>
     </w:p>
     <w:p>
@@ -242,7 +242,7 @@
         <w:pStyle w:val="BodyText"/>
       </w:pPr>
       <w:r>
-        <w:t xml:space="preserve">Co-authorship is particularly important in this respect. Co-authorship structures shape productivity, visibility, and citation impact, and they evolve systematically over time</w:t>
+        <w:t xml:space="preserve">Co-authorship is particularly important in this respect, as these shape productivity, visibility, and citation impact, and they evolve systematically over time</w:t>
       </w:r>
       <w:r>
         <w:t xml:space="preserve"> </w:t>
@@ -348,7 +348,7 @@
         <w:pStyle w:val="BodyText"/>
       </w:pPr>
       <w:r>
-        <w:t xml:space="preserve">Second, there are origin-based differences in collaboration networks. Origin- and nationality-based inequalities arise in who participates in international collaboration and who occupies central positions in global networks. Scholars in peripheral or resource-poor systems, and those from underrepresented nationality groups within core countries, are less likely to collaborate internationally and more likely to occupy peripheral positions</w:t>
+        <w:t xml:space="preserve">Second, there are origin-based differences in collaboration networks. Origin- and nationality-based inequalities arise in who participates in international collaboration and who occupies central positions in global networks. Scholars from underrepresented nationality groups within core countries, are more likely to occupy peripheral positions</w:t>
       </w:r>
       <w:r>
         <w:t xml:space="preserve"> </w:t>
@@ -357,7 +357,7 @@
         <w:t xml:space="preserve">(Hâncean et al., 2014; Khor &amp; Yu, 2016; J. Kim et al., 2016; Kwiek &amp; Roszka, 2021)</w:t>
       </w:r>
       <w:r>
-        <w:t xml:space="preserve">. These positional disadvantages reduce exposure to high-impact venues and influential collaborators, contributing to lower citation impact and slower career progression. Origin-based gaps are further reinforced by institutional prestige hierarchies</w:t>
+        <w:t xml:space="preserve">. These positional disadvantages reduce exposure to high-impact journals and influential collaborators, contributing to lower citation impact and slower career progression. Origin-based gaps are further reinforced by institutional prestige hierarchies</w:t>
       </w:r>
       <w:r>
         <w:t xml:space="preserve"> </w:t>
@@ -513,7 +513,7 @@
         <w:t xml:space="preserve">(Gao et al., 2022; e.g., Kwiek &amp; Roszka, 2021)</w:t>
       </w:r>
       <w:r>
-        <w:t xml:space="preserve">, we examine how much of the observed inequality remains once structural mechanisms are taken into account. This shifts the focus from descriptive differences to the network processes through which inequalities are generated and maintained. Because our data provide rich information on all actors in the network and approximate a full-population sample, we can also address survivor bias and sample selection problems that arise in bibliometric studies focused only on highly productive scholars or selected journals</w:t>
+        <w:t xml:space="preserve">, we examine how much of the observed inequality remains once structural mechanisms are taken into account. This shifts the focus from descriptive differences to the network processes through which inequalities are reproduced. Because our data provide rich information on all actors in the network and approximate a full-population sample, we can also address survivor bias and sample selection problems that arise in bibliometric studies focused only on highly productive scholars or selected journals</w:t>
       </w:r>
       <w:r>
         <w:t xml:space="preserve"> </w:t>

--- a/papers/_output/paper1.docx
+++ b/papers/_output/paper1.docx
@@ -42,7 +42,15 @@
         <w:t xml:space="preserve">Roza Meuleman</w:t>
       </w:r>
     </w:p>
-    <w:bookmarkStart w:id="20" w:name="introduction"/>
+    <w:p>
+      <w:pPr>
+        <w:pStyle w:val="Date"/>
+      </w:pPr>
+      <w:r>
+        <w:t xml:space="preserve">Saturday, November 15, 2025</w:t>
+      </w:r>
+    </w:p>
+    <w:bookmarkStart w:id="26" w:name="introduction"/>
     <w:p>
       <w:pPr>
         <w:pStyle w:val="Heading2"/>
@@ -51,6 +59,215 @@
         <w:t xml:space="preserve">Introduction</w:t>
       </w:r>
     </w:p>
+    <w:tbl>
+      <w:tblPr>
+        <w:tblStyle w:val="Table"/>
+        <w:tblLook w:firstRow="0" w:lastRow="0" w:firstColumn="0" w:lastColumn="0" w:noHBand="0" w:noVBand="0" w:val="0000"/>
+        <w:tblBorders>
+          <w:top w:val="single" w:sz="4" w:space="0" w:color="0758E5"/>
+          <w:left w:val="single" w:sz="24" w:space="0" w:color="0758E5"/>
+          <w:bottom w:val="single" w:sz="4" w:space="0" w:color="0758E5"/>
+          <w:right w:val="single" w:sz="4" w:space="0" w:color="0758E5"/>
+        </w:tblBorders>
+        <w:tblCellMar>
+          <w:left w:w="144" w:type="dxa"/>
+          <w:right w:w="144" w:type="dxa"/>
+        </w:tblCellMar>
+        <w:tblLook w:firstRow="0" w:lastRow="0" w:firstColumn="0" w:lastColumn="0" w:noHBand="0" w:noVBand="0" w:val="0000"/>
+      </w:tblPr>
+      <w:tr>
+        <w:trPr>
+          <w:cantSplit/>
+        </w:trPr>
+        <w:tc>
+          <w:tcPr>
+            <w:shd w:color="auto" w:fill="dae6fb" w:val="clear"/>
+            <w:tcMar>
+              <w:top w:w="92" w:type="dxa"/>
+              <w:bottom w:w="92" w:type="dxa"/>
+            </w:tcMar>
+          </w:tcPr>
+          <w:p>
+            <w:pPr>
+              <w:pStyle w:val="FirstParagraph"/>
+            </w:pPr>
+            <w:pPr>
+              <w:spacing w:before="0" w:after="0"/>
+              <w:textAlignment w:val="center"/>
+            </w:pPr>
+            <w:r>
+              <w:drawing>
+                <wp:inline>
+                  <wp:extent cx="152400" cy="152400"/>
+                  <wp:effectExtent b="0" l="0" r="0" t="0"/>
+                  <wp:docPr descr="" title="" id="21" name="Picture"/>
+                  <a:graphic>
+                    <a:graphicData uri="http://schemas.openxmlformats.org/drawingml/2006/picture">
+                      <pic:pic>
+                        <pic:nvPicPr>
+                          <pic:cNvPr descr="/Applications/quarto/share/formats/docx/note.png" id="22" name="Picture"/>
+                          <pic:cNvPicPr>
+                            <a:picLocks noChangeArrowheads="1" noChangeAspect="1"/>
+                          </pic:cNvPicPr>
+                        </pic:nvPicPr>
+                        <pic:blipFill>
+                          <a:blip r:embed="rId20"/>
+                          <a:stretch>
+                            <a:fillRect/>
+                          </a:stretch>
+                        </pic:blipFill>
+                        <pic:spPr bwMode="auto">
+                          <a:xfrm>
+                            <a:off x="0" y="0"/>
+                            <a:ext cx="152400" cy="152400"/>
+                          </a:xfrm>
+                          <a:prstGeom prst="rect">
+                            <a:avLst/>
+                          </a:prstGeom>
+                          <a:noFill/>
+                          <a:ln w="9525">
+                            <a:noFill/>
+                            <a:headEnd/>
+                            <a:tailEnd/>
+                          </a:ln>
+                        </pic:spPr>
+                      </pic:pic>
+                    </a:graphicData>
+                  </a:graphic>
+                </wp:inline>
+              </w:drawing>
+            </w:r>
+            <w:r>
+              <w:t xml:space="preserve"> </w:t>
+            </w:r>
+            <w:r>
+              <w:t xml:space="preserve"> </w:t>
+            </w:r>
+            <w:r>
+              <w:t xml:space="preserve">Note</w:t>
+            </w:r>
+          </w:p>
+        </w:tc>
+      </w:tr>
+      <w:tr>
+        <w:trPr>
+          <w:cantSplit/>
+        </w:trPr>
+        <w:tc>
+          <w:tcPr>
+            <w:tcMar>
+              <w:top w:w="108" w:type="dxa"/>
+              <w:bottom w:w="108" w:type="dxa"/>
+            </w:tcMar>
+          </w:tcPr>
+          <w:p>
+            <w:pPr>
+              <w:pStyle w:val="BodyText"/>
+            </w:pPr>
+            <w:pPr>
+              <w:spacing w:before="16"/>
+            </w:pPr>
+            <w:r>
+              <w:t xml:space="preserve">Some points for consideration while reading:</w:t>
+            </w:r>
+          </w:p>
+          <w:p>
+            <w:pPr>
+              <w:pStyle w:val="Compact"/>
+              <w:numPr>
+                <w:ilvl w:val="0"/>
+                <w:numId w:val="1001"/>
+              </w:numPr>
+            </w:pPr>
+            <w:r>
+              <w:t xml:space="preserve">When writing the current draft I have not considered the length of the text. Admittingly, the text in it’s current from is on the longer side. Directions on shorting the introduction is welcomed.</w:t>
+            </w:r>
+          </w:p>
+          <w:p>
+            <w:pPr>
+              <w:pStyle w:val="Compact"/>
+              <w:numPr>
+                <w:ilvl w:val="0"/>
+                <w:numId w:val="1001"/>
+              </w:numPr>
+            </w:pPr>
+            <w:r>
+              <w:t xml:space="preserve">I’m currently not happy with the term</w:t>
+            </w:r>
+            <w:r>
+              <w:t xml:space="preserve"> </w:t>
+            </w:r>
+            <w:r>
+              <w:t xml:space="preserve">“origin”</w:t>
+            </w:r>
+            <w:r>
+              <w:t xml:space="preserve">, alternatives like ethnicity or nationality have been considered but do also not completely do justice to the operationalization</w:t>
+            </w:r>
+          </w:p>
+          <w:p>
+            <w:pPr>
+              <w:pStyle w:val="Compact"/>
+              <w:numPr>
+                <w:ilvl w:val="0"/>
+                <w:numId w:val="1001"/>
+              </w:numPr>
+            </w:pPr>
+            <w:r>
+              <w:t xml:space="preserve">For the arguments for origin-based differences in outcomes and (network) opportunities have been predominantly sourced from the status quo in the science of science literature. One argument that is currently lacking is the potential for</w:t>
+            </w:r>
+            <w:r>
+              <w:t xml:space="preserve"> </w:t>
+            </w:r>
+            <w:r>
+              <w:t xml:space="preserve">“bias/discrimination”</w:t>
+            </w:r>
+            <w:r>
+              <w:t xml:space="preserve">, which has currently not been convincingly made in this literature. Do we want to explicitly state the potential for (implicit) discrimination or do wo want to adhere to the traditions in this literature.</w:t>
+            </w:r>
+          </w:p>
+          <w:p>
+            <w:pPr>
+              <w:pStyle w:val="Compact"/>
+              <w:numPr>
+                <w:ilvl w:val="0"/>
+                <w:numId w:val="1001"/>
+              </w:numPr>
+            </w:pPr>
+            <w:r>
+              <w:t xml:space="preserve">I have intentionally made the intersectional argument as concise as possible, do you feel that the argument as such is sufficient?</w:t>
+            </w:r>
+          </w:p>
+          <w:p>
+            <w:pPr>
+              <w:pStyle w:val="Compact"/>
+              <w:numPr>
+                <w:ilvl w:val="0"/>
+                <w:numId w:val="1001"/>
+              </w:numPr>
+            </w:pPr>
+            <w:r>
+              <w:t xml:space="preserve">I have reformulated the research questions to be even more substantive. Admittingly, the explanatory research questions remain on the dyadic level. Do you have suggestions to also include a ego, network level in here?</w:t>
+            </w:r>
+          </w:p>
+          <w:p>
+            <w:pPr>
+              <w:pStyle w:val="Compact"/>
+              <w:numPr>
+                <w:ilvl w:val="0"/>
+                <w:numId w:val="1001"/>
+              </w:numPr>
+            </w:pPr>
+            <w:r>
+              <w:t xml:space="preserve">I have made the levels (ego, dyad, network) implicit in the argument thus far out of concern for the argument getting too extensive when incorporating these levels explicitly, do you feel that the current argument requires such explication?</w:t>
+            </w:r>
+            <w:r>
+              <w:br/>
+            </w:r>
+          </w:p>
+          <w:p/>
+        </w:tc>
+      </w:tr>
+    </w:tbl>
     <w:p>
       <w:pPr>
         <w:pStyle w:val="FirstParagraph"/>
@@ -574,7 +791,7 @@
       <w:pPr>
         <w:numPr>
           <w:ilvl w:val="0"/>
-          <w:numId w:val="1001"/>
+          <w:numId w:val="1002"/>
         </w:numPr>
       </w:pPr>
       <w:r>
@@ -586,7 +803,7 @@
         <w:pStyle w:val="Compact"/>
         <w:numPr>
           <w:ilvl w:val="1"/>
-          <w:numId w:val="1002"/>
+          <w:numId w:val="1003"/>
         </w:numPr>
       </w:pPr>
       <w:r>
@@ -601,70 +818,6 @@
       </w:r>
       <w:r>
         <w:t xml:space="preserve">To what extent are there gender- and origin-based differences in collaboration (networks)?</w:t>
-      </w:r>
-    </w:p>
-    <w:p>
-      <w:pPr>
-        <w:pStyle w:val="Compact"/>
-        <w:numPr>
-          <w:ilvl w:val="2"/>
-          <w:numId w:val="1003"/>
-        </w:numPr>
-      </w:pPr>
-      <w:r>
-        <w:t xml:space="preserve">At the ego level, we compare differences in the number of collaborations (degree), brokerage and bridging (betweenness, structural holes/constraint), and local clustering across gender and origin groups. This follows prior work that links network position to productivity and impact</w:t>
-      </w:r>
-      <w:r>
-        <w:t xml:space="preserve"> </w:t>
-      </w:r>
-      <w:r>
-        <w:t xml:space="preserve">(Collischon &amp; Eberl, 2021; Ductor, 2015; Li et al., 2022)</w:t>
-      </w:r>
-      <w:r>
-        <w:t xml:space="preserve">.</w:t>
-      </w:r>
-    </w:p>
-    <w:p>
-      <w:pPr>
-        <w:pStyle w:val="Compact"/>
-        <w:numPr>
-          <w:ilvl w:val="2"/>
-          <w:numId w:val="1003"/>
-        </w:numPr>
-      </w:pPr>
-      <w:r>
-        <w:t xml:space="preserve">At the network level, we examine global clustering, transitivity, assortativity by gender and origin, and the overall core–periphery structure of the co-authorship network, building on studies of national and disciplinary collaboration structures</w:t>
-      </w:r>
-      <w:r>
-        <w:t xml:space="preserve"> </w:t>
-      </w:r>
-      <w:r>
-        <w:t xml:space="preserve">(Abbasi et al., 2011; Ferligoj et al., 2015; Hâncean et al., 2014; Hou et al., 2007)</w:t>
-      </w:r>
-      <w:r>
-        <w:t xml:space="preserve">.</w:t>
-      </w:r>
-    </w:p>
-    <w:p>
-      <w:pPr>
-        <w:pStyle w:val="Compact"/>
-        <w:numPr>
-          <w:ilvl w:val="1"/>
-          <w:numId w:val="1002"/>
-        </w:numPr>
-      </w:pPr>
-      <w:r>
-        <w:rPr>
-          <w:b/>
-          <w:bCs/>
-        </w:rPr>
-        <w:t xml:space="preserve">RQ2:</w:t>
-      </w:r>
-      <w:r>
-        <w:t xml:space="preserve"> </w:t>
-      </w:r>
-      <w:r>
-        <w:t xml:space="preserve">To what extent are there gender- and origin-based differences in homophily? Do actors tend to choose collaborators who share their gender or origin?</w:t>
       </w:r>
     </w:p>
     <w:p>
@@ -676,13 +829,34 @@
         </w:numPr>
       </w:pPr>
       <w:r>
-        <w:t xml:space="preserve">At the dyadic level, we estimate homophily and status asymmetries using longitudinal tie-formation models (e.g. SAOMs or related dynamic network models) that include endogenous structural effects (closure, activity, popularity) and covariate effects for gender and nationality using ego, alter, and similarity terms (egoX, altX, sameX). This allows us to quantify whether, net of structural tendencies and productivity, scholars systematically prefer same-gender or same-origin collaborators and whether majority scholars are more likely to be selected as alters than minority scholars</w:t>
-      </w:r>
-      <w:r>
-        <w:t xml:space="preserve"> </w:t>
-      </w:r>
-      <w:r>
-        <w:t xml:space="preserve">(Block et al., 2019; Kwiek &amp; Roszka, 2021)</w:t>
+        <w:t xml:space="preserve">At the ego level, we compare differences in the number of collaborations (degree), brokerage and bridging (betweenness, structural holes/constraint), and local clustering across gender and origin groups. This follows prior work that links network position to productivity and impact</w:t>
+      </w:r>
+      <w:r>
+        <w:t xml:space="preserve"> </w:t>
+      </w:r>
+      <w:r>
+        <w:t xml:space="preserve">(Collischon &amp; Eberl, 2021; Ductor, 2015; Li et al., 2022)</w:t>
+      </w:r>
+      <w:r>
+        <w:t xml:space="preserve">.</w:t>
+      </w:r>
+    </w:p>
+    <w:p>
+      <w:pPr>
+        <w:pStyle w:val="Compact"/>
+        <w:numPr>
+          <w:ilvl w:val="2"/>
+          <w:numId w:val="1004"/>
+        </w:numPr>
+      </w:pPr>
+      <w:r>
+        <w:t xml:space="preserve">At the network level, we examine global clustering, transitivity, assortativity by gender and origin, and the overall core–periphery structure of the co-authorship network, building on studies of national and disciplinary collaboration structures</w:t>
+      </w:r>
+      <w:r>
+        <w:t xml:space="preserve"> </w:t>
+      </w:r>
+      <w:r>
+        <w:t xml:space="preserve">(Abbasi et al., 2011; Ferligoj et al., 2015; Hâncean et al., 2014; Hou et al., 2007)</w:t>
       </w:r>
       <w:r>
         <w:t xml:space="preserve">.</w:t>
@@ -693,7 +867,7 @@
         <w:pStyle w:val="Compact"/>
         <w:numPr>
           <w:ilvl w:val="1"/>
-          <w:numId w:val="1002"/>
+          <w:numId w:val="1003"/>
         </w:numPr>
       </w:pPr>
       <w:r>
@@ -701,13 +875,13 @@
           <w:b/>
           <w:bCs/>
         </w:rPr>
-        <w:t xml:space="preserve">RQ3:</w:t>
-      </w:r>
-      <w:r>
-        <w:t xml:space="preserve"> </w:t>
-      </w:r>
-      <w:r>
-        <w:t xml:space="preserve">To what extent does gender- and origin-based homophily intersect? Do actors tend to choose collaborators who share both their gender and their origin?</w:t>
+        <w:t xml:space="preserve">RQ2:</w:t>
+      </w:r>
+      <w:r>
+        <w:t xml:space="preserve"> </w:t>
+      </w:r>
+      <w:r>
+        <w:t xml:space="preserve">To what extent are there gender- and origin-based differences in homophily? Do actors tend to choose collaborators who share their gender or origin?</w:t>
       </w:r>
     </w:p>
     <w:p>
@@ -719,13 +893,13 @@
         </w:numPr>
       </w:pPr>
       <w:r>
-        <w:t xml:space="preserve">We extend the dyadic models to include interaction terms for gender × origin similarity, and to differentiate homophily for intersectional groups. This enables us to test whether, for example, international women exhibit particularly strong same-origin homophily (perhaps as a strategy of protection), or whether majority-group men exhibit strong same-gender, same-origin closure that excludes others. By comparing these patterns across groups, we can assess whether intersectional homophily contributes to the reproduction of intersectional inequalities observed in network positions and outcomes</w:t>
-      </w:r>
-      <w:r>
-        <w:t xml:space="preserve"> </w:t>
-      </w:r>
-      <w:r>
-        <w:t xml:space="preserve">(Hofstra et al., 2020; Kozlowski et al., 2022; Whittington et al., 2024)</w:t>
+        <w:t xml:space="preserve">At the dyadic level, we estimate homophily and status asymmetries using longitudinal tie-formation models (e.g. SAOMs or related dynamic network models) that include endogenous structural effects (closure, activity, popularity) and covariate effects for gender and nationality using ego, alter, and similarity terms (egoX, altX, sameX). This allows us to quantify whether, net of structural tendencies and productivity, scholars systematically prefer same-gender or same-origin collaborators and whether majority scholars are more likely to be selected as alters than minority scholars</w:t>
+      </w:r>
+      <w:r>
+        <w:t xml:space="preserve"> </w:t>
+      </w:r>
+      <w:r>
+        <w:t xml:space="preserve">(Block et al., 2019; Kwiek &amp; Roszka, 2021)</w:t>
       </w:r>
       <w:r>
         <w:t xml:space="preserve">.</w:t>
@@ -736,7 +910,7 @@
         <w:pStyle w:val="Compact"/>
         <w:numPr>
           <w:ilvl w:val="1"/>
-          <w:numId w:val="1002"/>
+          <w:numId w:val="1003"/>
         </w:numPr>
       </w:pPr>
       <w:r>
@@ -744,13 +918,13 @@
           <w:b/>
           <w:bCs/>
         </w:rPr>
-        <w:t xml:space="preserve">RQ4:</w:t>
-      </w:r>
-      <w:r>
-        <w:t xml:space="preserve"> </w:t>
-      </w:r>
-      <w:r>
-        <w:t xml:space="preserve">Do key network processes - such as triadic closure and status-bridging - operate differently across gender, origin, and their intersection?</w:t>
+        <w:t xml:space="preserve">RQ3:</w:t>
+      </w:r>
+      <w:r>
+        <w:t xml:space="preserve"> </w:t>
+      </w:r>
+      <w:r>
+        <w:t xml:space="preserve">To what extent does gender- and origin-based homophily intersect? Do actors tend to choose collaborators who share both their gender and their origin?</w:t>
       </w:r>
     </w:p>
     <w:p>
@@ -762,6 +936,49 @@
         </w:numPr>
       </w:pPr>
       <w:r>
+        <w:t xml:space="preserve">We extend the dyadic models to include interaction terms for gender × origin similarity, and to differentiate homophily for intersectional groups. This enables us to test whether, for example, international women exhibit particularly strong same-origin homophily (perhaps as a strategy of protection), or whether majority-group men exhibit strong same-gender, same-origin closure that excludes others. By comparing these patterns across groups, we can assess whether intersectional homophily contributes to the reproduction of intersectional inequalities observed in network positions and outcomes</w:t>
+      </w:r>
+      <w:r>
+        <w:t xml:space="preserve"> </w:t>
+      </w:r>
+      <w:r>
+        <w:t xml:space="preserve">(Hofstra et al., 2020; Kozlowski et al., 2022; Whittington et al., 2024)</w:t>
+      </w:r>
+      <w:r>
+        <w:t xml:space="preserve">.</w:t>
+      </w:r>
+    </w:p>
+    <w:p>
+      <w:pPr>
+        <w:pStyle w:val="Compact"/>
+        <w:numPr>
+          <w:ilvl w:val="1"/>
+          <w:numId w:val="1003"/>
+        </w:numPr>
+      </w:pPr>
+      <w:r>
+        <w:rPr>
+          <w:b/>
+          <w:bCs/>
+        </w:rPr>
+        <w:t xml:space="preserve">RQ4:</w:t>
+      </w:r>
+      <w:r>
+        <w:t xml:space="preserve"> </w:t>
+      </w:r>
+      <w:r>
+        <w:t xml:space="preserve">Do key network processes - such as triadic closure and status-bridging - operate differently across gender, origin, and their intersection?</w:t>
+      </w:r>
+    </w:p>
+    <w:p>
+      <w:pPr>
+        <w:pStyle w:val="Compact"/>
+        <w:numPr>
+          <w:ilvl w:val="2"/>
+          <w:numId w:val="1007"/>
+        </w:numPr>
+      </w:pPr>
+      <w:r>
         <w:t xml:space="preserve">Using longitudinal tie-formation models, we examine whether structural effects that capture triadic closure and status-bridging (i.e., forming ties to alters with high status, centrality, or h-index) vary by gender, origin, and gender × origin. Concretely, we allow the strength of closure and status-related popularity effects to differ between intersectional groups, in order to assess whether majority-group men are more likely to benefit from closure and high-status collaborations than women and minoritized scholars, and whether international women are systematically excluded from such status-bridging processes.</w:t>
       </w:r>
     </w:p>
@@ -783,8 +1000,164 @@
         <w:t xml:space="preserve">&lt;description of emperical case goes here&gt;</w:t>
       </w:r>
     </w:p>
-    <w:bookmarkEnd w:id="20"/>
-    <w:bookmarkStart w:id="120" w:name="references"/>
+    <w:tbl>
+      <w:tblPr>
+        <w:tblStyle w:val="Table"/>
+        <w:tblLook w:firstRow="0" w:lastRow="0" w:firstColumn="0" w:lastColumn="0" w:noHBand="0" w:noVBand="0" w:val="0000"/>
+        <w:tblBorders>
+          <w:top w:val="single" w:sz="4" w:space="0" w:color="00A047"/>
+          <w:left w:val="single" w:sz="24" w:space="0" w:color="00A047"/>
+          <w:bottom w:val="single" w:sz="4" w:space="0" w:color="00A047"/>
+          <w:right w:val="single" w:sz="4" w:space="0" w:color="00A047"/>
+        </w:tblBorders>
+        <w:tblCellMar>
+          <w:left w:w="144" w:type="dxa"/>
+          <w:right w:w="144" w:type="dxa"/>
+        </w:tblCellMar>
+        <w:tblLook w:firstRow="0" w:lastRow="0" w:firstColumn="0" w:lastColumn="0" w:noHBand="0" w:noVBand="0" w:val="0000"/>
+      </w:tblPr>
+      <w:tr>
+        <w:trPr>
+          <w:cantSplit/>
+        </w:trPr>
+        <w:tc>
+          <w:tcPr>
+            <w:shd w:color="auto" w:fill="ccf1e3" w:val="clear"/>
+            <w:tcMar>
+              <w:top w:w="92" w:type="dxa"/>
+              <w:bottom w:w="92" w:type="dxa"/>
+            </w:tcMar>
+          </w:tcPr>
+          <w:p>
+            <w:pPr>
+              <w:pStyle w:val="BodyText"/>
+            </w:pPr>
+            <w:pPr>
+              <w:spacing w:before="0" w:after="0"/>
+              <w:textAlignment w:val="center"/>
+            </w:pPr>
+            <w:r>
+              <w:drawing>
+                <wp:inline>
+                  <wp:extent cx="152400" cy="152400"/>
+                  <wp:effectExtent b="0" l="0" r="0" t="0"/>
+                  <wp:docPr descr="" title="" id="24" name="Picture"/>
+                  <a:graphic>
+                    <a:graphicData uri="http://schemas.openxmlformats.org/drawingml/2006/picture">
+                      <pic:pic>
+                        <pic:nvPicPr>
+                          <pic:cNvPr descr="/Applications/quarto/share/formats/docx/tip.png" id="25" name="Picture"/>
+                          <pic:cNvPicPr>
+                            <a:picLocks noChangeArrowheads="1" noChangeAspect="1"/>
+                          </pic:cNvPicPr>
+                        </pic:nvPicPr>
+                        <pic:blipFill>
+                          <a:blip r:embed="rId23"/>
+                          <a:stretch>
+                            <a:fillRect/>
+                          </a:stretch>
+                        </pic:blipFill>
+                        <pic:spPr bwMode="auto">
+                          <a:xfrm>
+                            <a:off x="0" y="0"/>
+                            <a:ext cx="152400" cy="152400"/>
+                          </a:xfrm>
+                          <a:prstGeom prst="rect">
+                            <a:avLst/>
+                          </a:prstGeom>
+                          <a:noFill/>
+                          <a:ln w="9525">
+                            <a:noFill/>
+                            <a:headEnd/>
+                            <a:tailEnd/>
+                          </a:ln>
+                        </pic:spPr>
+                      </pic:pic>
+                    </a:graphicData>
+                  </a:graphic>
+                </wp:inline>
+              </w:drawing>
+            </w:r>
+            <w:r>
+              <w:t xml:space="preserve"> </w:t>
+            </w:r>
+            <w:r>
+              <w:t xml:space="preserve"> </w:t>
+            </w:r>
+            <w:r>
+              <w:t xml:space="preserve">Tip</w:t>
+            </w:r>
+          </w:p>
+        </w:tc>
+      </w:tr>
+      <w:tr>
+        <w:trPr>
+          <w:cantSplit/>
+        </w:trPr>
+        <w:tc>
+          <w:tcPr>
+            <w:tcMar>
+              <w:top w:w="108" w:type="dxa"/>
+              <w:bottom w:w="108" w:type="dxa"/>
+            </w:tcMar>
+          </w:tcPr>
+          <w:p>
+            <w:pPr>
+              <w:pStyle w:val="BodyText"/>
+            </w:pPr>
+            <w:pPr>
+              <w:spacing w:before="16"/>
+            </w:pPr>
+            <w:r>
+              <w:t xml:space="preserve">I currently have chosen</w:t>
+            </w:r>
+            <w:r>
+              <w:t xml:space="preserve"> </w:t>
+            </w:r>
+            <w:r>
+              <w:rPr>
+                <w:i/>
+                <w:iCs/>
+              </w:rPr>
+              <w:t xml:space="preserve">Social Networks</w:t>
+            </w:r>
+            <w:r>
+              <w:t xml:space="preserve"> </w:t>
+            </w:r>
+            <w:r>
+              <w:t xml:space="preserve">as the target journal. Some points for discussion:</w:t>
+            </w:r>
+          </w:p>
+          <w:p>
+            <w:pPr>
+              <w:pStyle w:val="Compact"/>
+              <w:numPr>
+                <w:ilvl w:val="0"/>
+                <w:numId w:val="1008"/>
+              </w:numPr>
+            </w:pPr>
+            <w:r>
+              <w:t xml:space="preserve">do you feel that the current introduction does adhere to this journal’s standards and conventions?</w:t>
+            </w:r>
+          </w:p>
+          <w:p>
+            <w:pPr>
+              <w:pStyle w:val="Compact"/>
+              <w:numPr>
+                <w:ilvl w:val="0"/>
+                <w:numId w:val="1008"/>
+              </w:numPr>
+            </w:pPr>
+            <w:r>
+              <w:t xml:space="preserve">this journal requires ethical approval for be eligible for publishing. Has this project required ethical approval?</w:t>
+            </w:r>
+          </w:p>
+          <w:p/>
+        </w:tc>
+      </w:tr>
+    </w:tbl>
+    <w:bookmarkEnd w:id="26"/>
+    <w:bookmarkStart w:id="126" w:name="references"/>
     <w:p>
       <w:pPr>
         <w:pStyle w:val="Heading2"/>
@@ -793,8 +1166,8 @@
         <w:t xml:space="preserve">References</w:t>
       </w:r>
     </w:p>
-    <w:bookmarkStart w:id="119" w:name="refs"/>
-    <w:bookmarkStart w:id="22" w:name="ref-abbasi2011"/>
+    <w:bookmarkStart w:id="125" w:name="refs"/>
+    <w:bookmarkStart w:id="28" w:name="ref-abbasi2011"/>
     <w:p>
       <w:pPr>
         <w:pStyle w:val="Bibliography"/>
@@ -831,7 +1204,7 @@
       <w:r>
         <w:t xml:space="preserve"> </w:t>
       </w:r>
-      <w:hyperlink r:id="rId21">
+      <w:hyperlink r:id="rId27">
         <w:r>
           <w:rPr>
             <w:rStyle w:val="Hyperlink"/>
@@ -840,8 +1213,8 @@
         </w:r>
       </w:hyperlink>
     </w:p>
-    <w:bookmarkEnd w:id="22"/>
-    <w:bookmarkStart w:id="24" w:name="ref-allison1987"/>
+    <w:bookmarkEnd w:id="28"/>
+    <w:bookmarkStart w:id="30" w:name="ref-allison1987"/>
     <w:p>
       <w:pPr>
         <w:pStyle w:val="Bibliography"/>
@@ -878,7 +1251,7 @@
       <w:r>
         <w:t xml:space="preserve"> </w:t>
       </w:r>
-      <w:hyperlink r:id="rId23">
+      <w:hyperlink r:id="rId29">
         <w:r>
           <w:rPr>
             <w:rStyle w:val="Hyperlink"/>
@@ -887,8 +1260,8 @@
         </w:r>
       </w:hyperlink>
     </w:p>
-    <w:bookmarkEnd w:id="24"/>
-    <w:bookmarkStart w:id="26" w:name="ref-allison1990"/>
+    <w:bookmarkEnd w:id="30"/>
+    <w:bookmarkStart w:id="32" w:name="ref-allison1990"/>
     <w:p>
       <w:pPr>
         <w:pStyle w:val="Bibliography"/>
@@ -925,7 +1298,7 @@
       <w:r>
         <w:t xml:space="preserve"> </w:t>
       </w:r>
-      <w:hyperlink r:id="rId25">
+      <w:hyperlink r:id="rId31">
         <w:r>
           <w:rPr>
             <w:rStyle w:val="Hyperlink"/>
@@ -934,8 +1307,8 @@
         </w:r>
       </w:hyperlink>
     </w:p>
-    <w:bookmarkEnd w:id="26"/>
-    <w:bookmarkStart w:id="28" w:name="ref-barabasi1999"/>
+    <w:bookmarkEnd w:id="32"/>
+    <w:bookmarkStart w:id="34" w:name="ref-barabasi1999"/>
     <w:p>
       <w:pPr>
         <w:pStyle w:val="Bibliography"/>
@@ -972,7 +1345,7 @@
       <w:r>
         <w:t xml:space="preserve"> </w:t>
       </w:r>
-      <w:hyperlink r:id="rId27">
+      <w:hyperlink r:id="rId33">
         <w:r>
           <w:rPr>
             <w:rStyle w:val="Hyperlink"/>
@@ -981,8 +1354,8 @@
         </w:r>
       </w:hyperlink>
     </w:p>
-    <w:bookmarkEnd w:id="28"/>
-    <w:bookmarkStart w:id="30" w:name="ref-barrios2013"/>
+    <w:bookmarkEnd w:id="34"/>
+    <w:bookmarkStart w:id="36" w:name="ref-barrios2013"/>
     <w:p>
       <w:pPr>
         <w:pStyle w:val="Bibliography"/>
@@ -1019,7 +1392,7 @@
       <w:r>
         <w:t xml:space="preserve"> </w:t>
       </w:r>
-      <w:hyperlink r:id="rId29">
+      <w:hyperlink r:id="rId35">
         <w:r>
           <w:rPr>
             <w:rStyle w:val="Hyperlink"/>
@@ -1028,8 +1401,8 @@
         </w:r>
       </w:hyperlink>
     </w:p>
-    <w:bookmarkEnd w:id="30"/>
-    <w:bookmarkStart w:id="32" w:name="ref-block2019"/>
+    <w:bookmarkEnd w:id="36"/>
+    <w:bookmarkStart w:id="38" w:name="ref-block2019"/>
     <w:p>
       <w:pPr>
         <w:pStyle w:val="Bibliography"/>
@@ -1096,7 +1469,7 @@
       <w:r>
         <w:t xml:space="preserve"> </w:t>
       </w:r>
-      <w:hyperlink r:id="rId31">
+      <w:hyperlink r:id="rId37">
         <w:r>
           <w:rPr>
             <w:rStyle w:val="Hyperlink"/>
@@ -1105,8 +1478,8 @@
         </w:r>
       </w:hyperlink>
     </w:p>
-    <w:bookmarkEnd w:id="32"/>
-    <w:bookmarkStart w:id="34" w:name="ref-bojanowski2020"/>
+    <w:bookmarkEnd w:id="38"/>
+    <w:bookmarkStart w:id="40" w:name="ref-bojanowski2020"/>
     <w:p>
       <w:pPr>
         <w:pStyle w:val="Bibliography"/>
@@ -1155,7 +1528,7 @@
       <w:r>
         <w:t xml:space="preserve"> </w:t>
       </w:r>
-      <w:hyperlink r:id="rId33">
+      <w:hyperlink r:id="rId39">
         <w:r>
           <w:rPr>
             <w:rStyle w:val="Hyperlink"/>
@@ -1164,8 +1537,8 @@
         </w:r>
       </w:hyperlink>
     </w:p>
-    <w:bookmarkEnd w:id="34"/>
-    <w:bookmarkStart w:id="36" w:name="ref-bol2023"/>
+    <w:bookmarkEnd w:id="40"/>
+    <w:bookmarkStart w:id="42" w:name="ref-bol2023"/>
     <w:p>
       <w:pPr>
         <w:pStyle w:val="Bibliography"/>
@@ -1214,7 +1587,7 @@
       <w:r>
         <w:t xml:space="preserve"> </w:t>
       </w:r>
-      <w:hyperlink r:id="rId35">
+      <w:hyperlink r:id="rId41">
         <w:r>
           <w:rPr>
             <w:rStyle w:val="Hyperlink"/>
@@ -1223,8 +1596,8 @@
         </w:r>
       </w:hyperlink>
     </w:p>
-    <w:bookmarkEnd w:id="36"/>
-    <w:bookmarkStart w:id="38" w:name="ref-burt1998"/>
+    <w:bookmarkEnd w:id="42"/>
+    <w:bookmarkStart w:id="44" w:name="ref-burt1998"/>
     <w:p>
       <w:pPr>
         <w:pStyle w:val="Bibliography"/>
@@ -1261,7 +1634,7 @@
       <w:r>
         <w:t xml:space="preserve"> </w:t>
       </w:r>
-      <w:hyperlink r:id="rId37">
+      <w:hyperlink r:id="rId43">
         <w:r>
           <w:rPr>
             <w:rStyle w:val="Hyperlink"/>
@@ -1270,8 +1643,8 @@
         </w:r>
       </w:hyperlink>
     </w:p>
-    <w:bookmarkEnd w:id="38"/>
-    <w:bookmarkStart w:id="40" w:name="ref-cabay2018"/>
+    <w:bookmarkEnd w:id="44"/>
+    <w:bookmarkStart w:id="46" w:name="ref-cabay2018"/>
     <w:p>
       <w:pPr>
         <w:pStyle w:val="Bibliography"/>
@@ -1368,7 +1741,7 @@
       <w:r>
         <w:t xml:space="preserve"> </w:t>
       </w:r>
-      <w:hyperlink r:id="rId39">
+      <w:hyperlink r:id="rId45">
         <w:r>
           <w:rPr>
             <w:rStyle w:val="Hyperlink"/>
@@ -1377,8 +1750,8 @@
         </w:r>
       </w:hyperlink>
     </w:p>
-    <w:bookmarkEnd w:id="40"/>
-    <w:bookmarkStart w:id="42" w:name="ref-cespedes2025"/>
+    <w:bookmarkEnd w:id="46"/>
+    <w:bookmarkStart w:id="48" w:name="ref-cespedes2025"/>
     <w:p>
       <w:pPr>
         <w:pStyle w:val="Bibliography"/>
@@ -1436,7 +1809,7 @@
       <w:r>
         <w:t xml:space="preserve"> </w:t>
       </w:r>
-      <w:hyperlink r:id="rId41">
+      <w:hyperlink r:id="rId47">
         <w:r>
           <w:rPr>
             <w:rStyle w:val="Hyperlink"/>
@@ -1445,8 +1818,8 @@
         </w:r>
       </w:hyperlink>
     </w:p>
-    <w:bookmarkEnd w:id="42"/>
-    <w:bookmarkStart w:id="44" w:name="ref-collischon2021a"/>
+    <w:bookmarkEnd w:id="48"/>
+    <w:bookmarkStart w:id="50" w:name="ref-collischon2021a"/>
     <w:p>
       <w:pPr>
         <w:pStyle w:val="Bibliography"/>
@@ -1483,7 +1856,7 @@
       <w:r>
         <w:t xml:space="preserve"> </w:t>
       </w:r>
-      <w:hyperlink r:id="rId43">
+      <w:hyperlink r:id="rId49">
         <w:r>
           <w:rPr>
             <w:rStyle w:val="Hyperlink"/>
@@ -1492,8 +1865,8 @@
         </w:r>
       </w:hyperlink>
     </w:p>
-    <w:bookmarkEnd w:id="44"/>
-    <w:bookmarkStart w:id="46" w:name="ref-contreras2025"/>
+    <w:bookmarkEnd w:id="50"/>
+    <w:bookmarkStart w:id="52" w:name="ref-contreras2025"/>
     <w:p>
       <w:pPr>
         <w:pStyle w:val="Bibliography"/>
@@ -1551,7 +1924,7 @@
       <w:r>
         <w:t xml:space="preserve"> </w:t>
       </w:r>
-      <w:hyperlink r:id="rId45">
+      <w:hyperlink r:id="rId51">
         <w:r>
           <w:rPr>
             <w:rStyle w:val="Hyperlink"/>
@@ -1560,8 +1933,8 @@
         </w:r>
       </w:hyperlink>
     </w:p>
-    <w:bookmarkEnd w:id="46"/>
-    <w:bookmarkStart w:id="47" w:name="ref-crenshaw1989"/>
+    <w:bookmarkEnd w:id="52"/>
+    <w:bookmarkStart w:id="53" w:name="ref-crenshaw1989"/>
     <w:p>
       <w:pPr>
         <w:pStyle w:val="Bibliography"/>
@@ -1608,8 +1981,8 @@
         <w:t xml:space="preserve">, 139–167.</w:t>
       </w:r>
     </w:p>
-    <w:bookmarkEnd w:id="47"/>
-    <w:bookmarkStart w:id="49" w:name="ref-ductor2015"/>
+    <w:bookmarkEnd w:id="53"/>
+    <w:bookmarkStart w:id="55" w:name="ref-ductor2015"/>
     <w:p>
       <w:pPr>
         <w:pStyle w:val="Bibliography"/>
@@ -1667,7 +2040,7 @@
       <w:r>
         <w:t xml:space="preserve"> </w:t>
       </w:r>
-      <w:hyperlink r:id="rId48">
+      <w:hyperlink r:id="rId54">
         <w:r>
           <w:rPr>
             <w:rStyle w:val="Hyperlink"/>
@@ -1676,8 +2049,8 @@
         </w:r>
       </w:hyperlink>
     </w:p>
-    <w:bookmarkEnd w:id="49"/>
-    <w:bookmarkStart w:id="51" w:name="ref-ebadi2015"/>
+    <w:bookmarkEnd w:id="55"/>
+    <w:bookmarkStart w:id="57" w:name="ref-ebadi2015"/>
     <w:p>
       <w:pPr>
         <w:pStyle w:val="Bibliography"/>
@@ -1714,7 +2087,7 @@
       <w:r>
         <w:t xml:space="preserve"> </w:t>
       </w:r>
-      <w:hyperlink r:id="rId50">
+      <w:hyperlink r:id="rId56">
         <w:r>
           <w:rPr>
             <w:rStyle w:val="Hyperlink"/>
@@ -1723,8 +2096,8 @@
         </w:r>
       </w:hyperlink>
     </w:p>
-    <w:bookmarkEnd w:id="51"/>
-    <w:bookmarkStart w:id="53" w:name="ref-ferligoj2015"/>
+    <w:bookmarkEnd w:id="57"/>
+    <w:bookmarkStart w:id="59" w:name="ref-ferligoj2015"/>
     <w:p>
       <w:pPr>
         <w:pStyle w:val="Bibliography"/>
@@ -1761,7 +2134,7 @@
       <w:r>
         <w:t xml:space="preserve"> </w:t>
       </w:r>
-      <w:hyperlink r:id="rId52">
+      <w:hyperlink r:id="rId58">
         <w:r>
           <w:rPr>
             <w:rStyle w:val="Hyperlink"/>
@@ -1770,8 +2143,8 @@
         </w:r>
       </w:hyperlink>
     </w:p>
-    <w:bookmarkEnd w:id="53"/>
-    <w:bookmarkStart w:id="55" w:name="ref-gao2022"/>
+    <w:bookmarkEnd w:id="59"/>
+    <w:bookmarkStart w:id="61" w:name="ref-gao2022"/>
     <w:p>
       <w:pPr>
         <w:pStyle w:val="Bibliography"/>
@@ -1820,7 +2193,7 @@
       <w:r>
         <w:t xml:space="preserve"> </w:t>
       </w:r>
-      <w:hyperlink r:id="rId54">
+      <w:hyperlink r:id="rId60">
         <w:r>
           <w:rPr>
             <w:rStyle w:val="Hyperlink"/>
@@ -1829,8 +2202,8 @@
         </w:r>
       </w:hyperlink>
     </w:p>
-    <w:bookmarkEnd w:id="55"/>
-    <w:bookmarkStart w:id="57" w:name="ref-gondal2011"/>
+    <w:bookmarkEnd w:id="61"/>
+    <w:bookmarkStart w:id="63" w:name="ref-gondal2011"/>
     <w:p>
       <w:pPr>
         <w:pStyle w:val="Bibliography"/>
@@ -1879,7 +2252,7 @@
       <w:r>
         <w:t xml:space="preserve"> </w:t>
       </w:r>
-      <w:hyperlink r:id="rId56">
+      <w:hyperlink r:id="rId62">
         <w:r>
           <w:rPr>
             <w:rStyle w:val="Hyperlink"/>
@@ -1888,8 +2261,8 @@
         </w:r>
       </w:hyperlink>
     </w:p>
-    <w:bookmarkEnd w:id="57"/>
-    <w:bookmarkStart w:id="59" w:name="ref-gondal2018"/>
+    <w:bookmarkEnd w:id="63"/>
+    <w:bookmarkStart w:id="65" w:name="ref-gondal2018"/>
     <w:p>
       <w:pPr>
         <w:pStyle w:val="Bibliography"/>
@@ -1956,7 +2329,7 @@
       <w:r>
         <w:t xml:space="preserve"> </w:t>
       </w:r>
-      <w:hyperlink r:id="rId58">
+      <w:hyperlink r:id="rId64">
         <w:r>
           <w:rPr>
             <w:rStyle w:val="Hyperlink"/>
@@ -1965,8 +2338,8 @@
         </w:r>
       </w:hyperlink>
     </w:p>
-    <w:bookmarkEnd w:id="59"/>
-    <w:bookmarkStart w:id="61" w:name="ref-greska2023"/>
+    <w:bookmarkEnd w:id="65"/>
+    <w:bookmarkStart w:id="67" w:name="ref-greska2023"/>
     <w:p>
       <w:pPr>
         <w:pStyle w:val="Bibliography"/>
@@ -2024,7 +2397,7 @@
       <w:r>
         <w:t xml:space="preserve"> </w:t>
       </w:r>
-      <w:hyperlink r:id="rId60">
+      <w:hyperlink r:id="rId66">
         <w:r>
           <w:rPr>
             <w:rStyle w:val="Hyperlink"/>
@@ -2033,8 +2406,8 @@
         </w:r>
       </w:hyperlink>
     </w:p>
-    <w:bookmarkEnd w:id="61"/>
-    <w:bookmarkStart w:id="63" w:name="ref-hancean2014"/>
+    <w:bookmarkEnd w:id="67"/>
+    <w:bookmarkStart w:id="69" w:name="ref-hancean2014"/>
     <w:p>
       <w:pPr>
         <w:pStyle w:val="Bibliography"/>
@@ -2113,7 +2486,7 @@
       <w:r>
         <w:t xml:space="preserve"> </w:t>
       </w:r>
-      <w:hyperlink r:id="rId62">
+      <w:hyperlink r:id="rId68">
         <w:r>
           <w:rPr>
             <w:rStyle w:val="Hyperlink"/>
@@ -2122,8 +2495,8 @@
         </w:r>
       </w:hyperlink>
     </w:p>
-    <w:bookmarkEnd w:id="63"/>
-    <w:bookmarkStart w:id="65" w:name="ref-hofstra2020"/>
+    <w:bookmarkEnd w:id="69"/>
+    <w:bookmarkStart w:id="71" w:name="ref-hofstra2020"/>
     <w:p>
       <w:pPr>
         <w:pStyle w:val="Bibliography"/>
@@ -2187,7 +2560,7 @@
       <w:r>
         <w:t xml:space="preserve"> </w:t>
       </w:r>
-      <w:hyperlink r:id="rId64">
+      <w:hyperlink r:id="rId70">
         <w:r>
           <w:rPr>
             <w:rStyle w:val="Hyperlink"/>
@@ -2196,8 +2569,8 @@
         </w:r>
       </w:hyperlink>
     </w:p>
-    <w:bookmarkEnd w:id="65"/>
-    <w:bookmarkStart w:id="67" w:name="ref-hofstra2022"/>
+    <w:bookmarkEnd w:id="71"/>
+    <w:bookmarkStart w:id="73" w:name="ref-hofstra2022"/>
     <w:p>
       <w:pPr>
         <w:pStyle w:val="Bibliography"/>
@@ -2243,7 +2616,7 @@
       <w:r>
         <w:t xml:space="preserve"> </w:t>
       </w:r>
-      <w:hyperlink r:id="rId66">
+      <w:hyperlink r:id="rId72">
         <w:r>
           <w:rPr>
             <w:rStyle w:val="Hyperlink"/>
@@ -2252,8 +2625,8 @@
         </w:r>
       </w:hyperlink>
     </w:p>
-    <w:bookmarkEnd w:id="67"/>
-    <w:bookmarkStart w:id="69" w:name="ref-hou2007"/>
+    <w:bookmarkEnd w:id="73"/>
+    <w:bookmarkStart w:id="75" w:name="ref-hou2007"/>
     <w:p>
       <w:pPr>
         <w:pStyle w:val="Bibliography"/>
@@ -2291,7 +2664,7 @@
       <w:r>
         <w:t xml:space="preserve"> </w:t>
       </w:r>
-      <w:hyperlink r:id="rId68">
+      <w:hyperlink r:id="rId74">
         <w:r>
           <w:rPr>
             <w:rStyle w:val="Hyperlink"/>
@@ -2300,8 +2673,8 @@
         </w:r>
       </w:hyperlink>
     </w:p>
-    <w:bookmarkEnd w:id="69"/>
-    <w:bookmarkStart w:id="71" w:name="ref-khor2016"/>
+    <w:bookmarkEnd w:id="75"/>
+    <w:bookmarkStart w:id="77" w:name="ref-khor2016"/>
     <w:p>
       <w:pPr>
         <w:pStyle w:val="Bibliography"/>
@@ -2338,7 +2711,7 @@
       <w:r>
         <w:t xml:space="preserve"> </w:t>
       </w:r>
-      <w:hyperlink r:id="rId70">
+      <w:hyperlink r:id="rId76">
         <w:r>
           <w:rPr>
             <w:rStyle w:val="Hyperlink"/>
@@ -2347,8 +2720,8 @@
         </w:r>
       </w:hyperlink>
     </w:p>
-    <w:bookmarkEnd w:id="71"/>
-    <w:bookmarkStart w:id="73" w:name="ref-kim2024"/>
+    <w:bookmarkEnd w:id="77"/>
+    <w:bookmarkStart w:id="79" w:name="ref-kim2024"/>
     <w:p>
       <w:pPr>
         <w:pStyle w:val="Bibliography"/>
@@ -2394,7 +2767,7 @@
       <w:r>
         <w:t xml:space="preserve"> </w:t>
       </w:r>
-      <w:hyperlink r:id="rId72">
+      <w:hyperlink r:id="rId78">
         <w:r>
           <w:rPr>
             <w:rStyle w:val="Hyperlink"/>
@@ -2403,8 +2776,8 @@
         </w:r>
       </w:hyperlink>
     </w:p>
-    <w:bookmarkEnd w:id="73"/>
-    <w:bookmarkStart w:id="75" w:name="ref-kim2016"/>
+    <w:bookmarkEnd w:id="79"/>
+    <w:bookmarkStart w:id="81" w:name="ref-kim2016"/>
     <w:p>
       <w:pPr>
         <w:pStyle w:val="Bibliography"/>
@@ -2453,7 +2826,7 @@
       <w:r>
         <w:t xml:space="preserve"> </w:t>
       </w:r>
-      <w:hyperlink r:id="rId74">
+      <w:hyperlink r:id="rId80">
         <w:r>
           <w:rPr>
             <w:rStyle w:val="Hyperlink"/>
@@ -2462,8 +2835,8 @@
         </w:r>
       </w:hyperlink>
     </w:p>
-    <w:bookmarkEnd w:id="75"/>
-    <w:bookmarkStart w:id="77" w:name="ref-kim2022"/>
+    <w:bookmarkEnd w:id="81"/>
+    <w:bookmarkStart w:id="83" w:name="ref-kim2022"/>
     <w:p>
       <w:pPr>
         <w:pStyle w:val="Bibliography"/>
@@ -2500,7 +2873,7 @@
       <w:r>
         <w:t xml:space="preserve"> </w:t>
       </w:r>
-      <w:hyperlink r:id="rId76">
+      <w:hyperlink r:id="rId82">
         <w:r>
           <w:rPr>
             <w:rStyle w:val="Hyperlink"/>
@@ -2509,8 +2882,8 @@
         </w:r>
       </w:hyperlink>
     </w:p>
-    <w:bookmarkEnd w:id="77"/>
-    <w:bookmarkStart w:id="79" w:name="ref-king1988"/>
+    <w:bookmarkEnd w:id="83"/>
+    <w:bookmarkStart w:id="85" w:name="ref-king1988"/>
     <w:p>
       <w:pPr>
         <w:pStyle w:val="Bibliography"/>
@@ -2559,7 +2932,7 @@
       <w:r>
         <w:t xml:space="preserve"> </w:t>
       </w:r>
-      <w:hyperlink r:id="rId78">
+      <w:hyperlink r:id="rId84">
         <w:r>
           <w:rPr>
             <w:rStyle w:val="Hyperlink"/>
@@ -2568,8 +2941,8 @@
         </w:r>
       </w:hyperlink>
     </w:p>
-    <w:bookmarkEnd w:id="79"/>
-    <w:bookmarkStart w:id="81" w:name="ref-kozlowski2022"/>
+    <w:bookmarkEnd w:id="85"/>
+    <w:bookmarkStart w:id="87" w:name="ref-kozlowski2022"/>
     <w:p>
       <w:pPr>
         <w:pStyle w:val="Bibliography"/>
@@ -2606,7 +2979,7 @@
       <w:r>
         <w:t xml:space="preserve"> </w:t>
       </w:r>
-      <w:hyperlink r:id="rId80">
+      <w:hyperlink r:id="rId86">
         <w:r>
           <w:rPr>
             <w:rStyle w:val="Hyperlink"/>
@@ -2615,8 +2988,8 @@
         </w:r>
       </w:hyperlink>
     </w:p>
-    <w:bookmarkEnd w:id="81"/>
-    <w:bookmarkStart w:id="83" w:name="ref-kwiek2021"/>
+    <w:bookmarkEnd w:id="87"/>
+    <w:bookmarkStart w:id="89" w:name="ref-kwiek2021"/>
     <w:p>
       <w:pPr>
         <w:pStyle w:val="Bibliography"/>
@@ -2695,7 +3068,7 @@
       <w:r>
         <w:t xml:space="preserve"> </w:t>
       </w:r>
-      <w:hyperlink r:id="rId82">
+      <w:hyperlink r:id="rId88">
         <w:r>
           <w:rPr>
             <w:rStyle w:val="Hyperlink"/>
@@ -2704,8 +3077,8 @@
         </w:r>
       </w:hyperlink>
     </w:p>
-    <w:bookmarkEnd w:id="83"/>
-    <w:bookmarkStart w:id="85" w:name="ref-lalanne2022"/>
+    <w:bookmarkEnd w:id="89"/>
+    <w:bookmarkStart w:id="91" w:name="ref-lalanne2022"/>
     <w:p>
       <w:pPr>
         <w:pStyle w:val="Bibliography"/>
@@ -2742,7 +3115,7 @@
       <w:r>
         <w:t xml:space="preserve"> </w:t>
       </w:r>
-      <w:hyperlink r:id="rId84">
+      <w:hyperlink r:id="rId90">
         <w:r>
           <w:rPr>
             <w:rStyle w:val="Hyperlink"/>
@@ -2751,8 +3124,8 @@
         </w:r>
       </w:hyperlink>
     </w:p>
-    <w:bookmarkEnd w:id="85"/>
-    <w:bookmarkStart w:id="87" w:name="ref-li2022"/>
+    <w:bookmarkEnd w:id="91"/>
+    <w:bookmarkStart w:id="93" w:name="ref-li2022"/>
     <w:p>
       <w:pPr>
         <w:pStyle w:val="Bibliography"/>
@@ -2789,7 +3162,7 @@
       <w:r>
         <w:t xml:space="preserve"> </w:t>
       </w:r>
-      <w:hyperlink r:id="rId86">
+      <w:hyperlink r:id="rId92">
         <w:r>
           <w:rPr>
             <w:rStyle w:val="Hyperlink"/>
@@ -2798,8 +3171,8 @@
         </w:r>
       </w:hyperlink>
     </w:p>
-    <w:bookmarkEnd w:id="87"/>
-    <w:bookmarkStart w:id="89" w:name="ref-lutter2016"/>
+    <w:bookmarkEnd w:id="93"/>
+    <w:bookmarkStart w:id="95" w:name="ref-lutter2016"/>
     <w:p>
       <w:pPr>
         <w:pStyle w:val="Bibliography"/>
@@ -2860,7 +3233,7 @@
       <w:r>
         <w:t xml:space="preserve"> </w:t>
       </w:r>
-      <w:hyperlink r:id="rId88">
+      <w:hyperlink r:id="rId94">
         <w:r>
           <w:rPr>
             <w:rStyle w:val="Hyperlink"/>
@@ -2869,8 +3242,8 @@
         </w:r>
       </w:hyperlink>
     </w:p>
-    <w:bookmarkEnd w:id="89"/>
-    <w:bookmarkStart w:id="90" w:name="ref-merton1973"/>
+    <w:bookmarkEnd w:id="95"/>
+    <w:bookmarkStart w:id="96" w:name="ref-merton1973"/>
     <w:p>
       <w:pPr>
         <w:pStyle w:val="Bibliography"/>
@@ -2920,8 +3293,8 @@
         <w:t xml:space="preserve">. The University of Chicago Press.</w:t>
       </w:r>
     </w:p>
-    <w:bookmarkEnd w:id="90"/>
-    <w:bookmarkStart w:id="92" w:name="ref-moody2004"/>
+    <w:bookmarkEnd w:id="96"/>
+    <w:bookmarkStart w:id="98" w:name="ref-moody2004"/>
     <w:p>
       <w:pPr>
         <w:pStyle w:val="Bibliography"/>
@@ -2958,7 +3331,7 @@
       <w:r>
         <w:t xml:space="preserve"> </w:t>
       </w:r>
-      <w:hyperlink r:id="rId91">
+      <w:hyperlink r:id="rId97">
         <w:r>
           <w:rPr>
             <w:rStyle w:val="Hyperlink"/>
@@ -2967,8 +3340,8 @@
         </w:r>
       </w:hyperlink>
     </w:p>
-    <w:bookmarkEnd w:id="92"/>
-    <w:bookmarkStart w:id="94" w:name="ref-mulders2024"/>
+    <w:bookmarkEnd w:id="98"/>
+    <w:bookmarkStart w:id="100" w:name="ref-mulders2024"/>
     <w:p>
       <w:pPr>
         <w:pStyle w:val="Bibliography"/>
@@ -3032,7 +3405,7 @@
       <w:r>
         <w:t xml:space="preserve"> </w:t>
       </w:r>
-      <w:hyperlink r:id="rId93">
+      <w:hyperlink r:id="rId99">
         <w:r>
           <w:rPr>
             <w:rStyle w:val="Hyperlink"/>
@@ -3041,8 +3414,8 @@
         </w:r>
       </w:hyperlink>
     </w:p>
-    <w:bookmarkEnd w:id="94"/>
-    <w:bookmarkStart w:id="96" w:name="ref-newman2001"/>
+    <w:bookmarkEnd w:id="100"/>
+    <w:bookmarkStart w:id="102" w:name="ref-newman2001"/>
     <w:p>
       <w:pPr>
         <w:pStyle w:val="Bibliography"/>
@@ -3079,7 +3452,7 @@
       <w:r>
         <w:t xml:space="preserve"> </w:t>
       </w:r>
-      <w:hyperlink r:id="rId95">
+      <w:hyperlink r:id="rId101">
         <w:r>
           <w:rPr>
             <w:rStyle w:val="Hyperlink"/>
@@ -3088,8 +3461,8 @@
         </w:r>
       </w:hyperlink>
     </w:p>
-    <w:bookmarkEnd w:id="96"/>
-    <w:bookmarkStart w:id="98" w:name="ref-ossenblok2014"/>
+    <w:bookmarkEnd w:id="102"/>
+    <w:bookmarkStart w:id="104" w:name="ref-ossenblok2014"/>
     <w:p>
       <w:pPr>
         <w:pStyle w:val="Bibliography"/>
@@ -3126,7 +3499,7 @@
       <w:r>
         <w:t xml:space="preserve"> </w:t>
       </w:r>
-      <w:hyperlink r:id="rId97">
+      <w:hyperlink r:id="rId103">
         <w:r>
           <w:rPr>
             <w:rStyle w:val="Hyperlink"/>
@@ -3135,8 +3508,8 @@
         </w:r>
       </w:hyperlink>
     </w:p>
-    <w:bookmarkEnd w:id="98"/>
-    <w:bookmarkStart w:id="100" w:name="ref-stadmark2020"/>
+    <w:bookmarkEnd w:id="104"/>
+    <w:bookmarkStart w:id="106" w:name="ref-stadmark2020"/>
     <w:p>
       <w:pPr>
         <w:pStyle w:val="Bibliography"/>
@@ -3187,7 +3560,7 @@
       <w:r>
         <w:t xml:space="preserve"> </w:t>
       </w:r>
-      <w:hyperlink r:id="rId99">
+      <w:hyperlink r:id="rId105">
         <w:r>
           <w:rPr>
             <w:rStyle w:val="Hyperlink"/>
@@ -3196,8 +3569,8 @@
         </w:r>
       </w:hyperlink>
     </w:p>
-    <w:bookmarkEnd w:id="100"/>
-    <w:bookmarkStart w:id="102" w:name="ref-stark2020"/>
+    <w:bookmarkEnd w:id="106"/>
+    <w:bookmarkStart w:id="108" w:name="ref-stark2020"/>
     <w:p>
       <w:pPr>
         <w:pStyle w:val="Bibliography"/>
@@ -3288,7 +3661,7 @@
       <w:r>
         <w:t xml:space="preserve"> </w:t>
       </w:r>
-      <w:hyperlink r:id="rId101">
+      <w:hyperlink r:id="rId107">
         <w:r>
           <w:rPr>
             <w:rStyle w:val="Hyperlink"/>
@@ -3297,8 +3670,8 @@
         </w:r>
       </w:hyperlink>
     </w:p>
-    <w:bookmarkEnd w:id="102"/>
-    <w:bookmarkStart w:id="104" w:name="ref-tolsma2025"/>
+    <w:bookmarkEnd w:id="108"/>
+    <w:bookmarkStart w:id="110" w:name="ref-tolsma2025"/>
     <w:p>
       <w:pPr>
         <w:pStyle w:val="Bibliography"/>
@@ -3346,7 +3719,7 @@
       <w:r>
         <w:t xml:space="preserve"> </w:t>
       </w:r>
-      <w:hyperlink r:id="rId103">
+      <w:hyperlink r:id="rId109">
         <w:r>
           <w:rPr>
             <w:rStyle w:val="Hyperlink"/>
@@ -3355,8 +3728,8 @@
         </w:r>
       </w:hyperlink>
     </w:p>
-    <w:bookmarkEnd w:id="104"/>
-    <w:bookmarkStart w:id="106" w:name="ref-vanderwal2021"/>
+    <w:bookmarkEnd w:id="110"/>
+    <w:bookmarkStart w:id="112" w:name="ref-vanderwal2021"/>
     <w:p>
       <w:pPr>
         <w:pStyle w:val="Bibliography"/>
@@ -3393,7 +3766,7 @@
       <w:r>
         <w:t xml:space="preserve"> </w:t>
       </w:r>
-      <w:hyperlink r:id="rId105">
+      <w:hyperlink r:id="rId111">
         <w:r>
           <w:rPr>
             <w:rStyle w:val="Hyperlink"/>
@@ -3402,8 +3775,8 @@
         </w:r>
       </w:hyperlink>
     </w:p>
-    <w:bookmarkEnd w:id="106"/>
-    <w:bookmarkStart w:id="108" w:name="ref-wallace2012"/>
+    <w:bookmarkEnd w:id="112"/>
+    <w:bookmarkStart w:id="114" w:name="ref-wallace2012"/>
     <w:p>
       <w:pPr>
         <w:pStyle w:val="Bibliography"/>
@@ -3452,7 +3825,7 @@
       <w:r>
         <w:t xml:space="preserve"> </w:t>
       </w:r>
-      <w:hyperlink r:id="rId107">
+      <w:hyperlink r:id="rId113">
         <w:r>
           <w:rPr>
             <w:rStyle w:val="Hyperlink"/>
@@ -3461,8 +3834,8 @@
         </w:r>
       </w:hyperlink>
     </w:p>
-    <w:bookmarkEnd w:id="108"/>
-    <w:bookmarkStart w:id="110" w:name="ref-whittington2018"/>
+    <w:bookmarkEnd w:id="114"/>
+    <w:bookmarkStart w:id="116" w:name="ref-whittington2018"/>
     <w:p>
       <w:pPr>
         <w:pStyle w:val="Bibliography"/>
@@ -3526,7 +3899,7 @@
       <w:r>
         <w:t xml:space="preserve"> </w:t>
       </w:r>
-      <w:hyperlink r:id="rId109">
+      <w:hyperlink r:id="rId115">
         <w:r>
           <w:rPr>
             <w:rStyle w:val="Hyperlink"/>
@@ -3535,8 +3908,8 @@
         </w:r>
       </w:hyperlink>
     </w:p>
-    <w:bookmarkEnd w:id="110"/>
-    <w:bookmarkStart w:id="112" w:name="ref-whittington2024"/>
+    <w:bookmarkEnd w:id="116"/>
+    <w:bookmarkStart w:id="118" w:name="ref-whittington2024"/>
     <w:p>
       <w:pPr>
         <w:pStyle w:val="Bibliography"/>
@@ -3573,7 +3946,7 @@
       <w:r>
         <w:t xml:space="preserve"> </w:t>
       </w:r>
-      <w:hyperlink r:id="rId111">
+      <w:hyperlink r:id="rId117">
         <w:r>
           <w:rPr>
             <w:rStyle w:val="Hyperlink"/>
@@ -3582,8 +3955,8 @@
         </w:r>
       </w:hyperlink>
     </w:p>
-    <w:bookmarkEnd w:id="112"/>
-    <w:bookmarkStart w:id="114" w:name="ref-woehler2021"/>
+    <w:bookmarkEnd w:id="118"/>
+    <w:bookmarkStart w:id="120" w:name="ref-woehler2021"/>
     <w:p>
       <w:pPr>
         <w:pStyle w:val="Bibliography"/>
@@ -3632,7 +4005,7 @@
       <w:r>
         <w:t xml:space="preserve"> </w:t>
       </w:r>
-      <w:hyperlink r:id="rId113">
+      <w:hyperlink r:id="rId119">
         <w:r>
           <w:rPr>
             <w:rStyle w:val="Hyperlink"/>
@@ -3641,8 +4014,8 @@
         </w:r>
       </w:hyperlink>
     </w:p>
-    <w:bookmarkEnd w:id="114"/>
-    <w:bookmarkStart w:id="116" w:name="ref-wu2019"/>
+    <w:bookmarkEnd w:id="120"/>
+    <w:bookmarkStart w:id="122" w:name="ref-wu2019"/>
     <w:p>
       <w:pPr>
         <w:pStyle w:val="Bibliography"/>
@@ -3679,7 +4052,7 @@
       <w:r>
         <w:t xml:space="preserve"> </w:t>
       </w:r>
-      <w:hyperlink r:id="rId115">
+      <w:hyperlink r:id="rId121">
         <w:r>
           <w:rPr>
             <w:rStyle w:val="Hyperlink"/>
@@ -3688,8 +4061,8 @@
         </w:r>
       </w:hyperlink>
     </w:p>
-    <w:bookmarkEnd w:id="116"/>
-    <w:bookmarkStart w:id="118" w:name="ref-zheng2025"/>
+    <w:bookmarkEnd w:id="122"/>
+    <w:bookmarkStart w:id="124" w:name="ref-zheng2025"/>
     <w:p>
       <w:pPr>
         <w:pStyle w:val="Bibliography"/>
@@ -3756,7 +4129,7 @@
       <w:r>
         <w:t xml:space="preserve"> </w:t>
       </w:r>
-      <w:hyperlink r:id="rId117">
+      <w:hyperlink r:id="rId123">
         <w:r>
           <w:rPr>
             <w:rStyle w:val="Hyperlink"/>
@@ -3765,13 +4138,13 @@
         </w:r>
       </w:hyperlink>
     </w:p>
-    <w:bookmarkEnd w:id="118"/>
-    <w:bookmarkEnd w:id="119"/>
-    <w:bookmarkEnd w:id="120"/>
+    <w:bookmarkEnd w:id="124"/>
+    <w:bookmarkEnd w:id="125"/>
+    <w:bookmarkEnd w:id="126"/>
     <w:sectPr>
-      <w:footnotePr>
-        <w:numRestart w:val="eachSect"/>
-      </w:footnotePr>
+      <w:pgSz w:h="15840" w:w="12240"/>
+      <w:pgMar w:bottom="1440" w:footer="720" w:gutter="0" w:header="720" w:left="1440" w:right="1440" w:top="1440"/>
+      <w:cols w:space="720"/>
     </w:sectPr>
   </w:body>
 </w:document>
@@ -3801,7 +4174,296 @@
 </file>
 
 <file path=word/numbering.xml><?xml version="1.0" encoding="utf-8"?>
-<w:numbering xmlns:w="http://schemas.openxmlformats.org/wordprocessingml/2006/main">
+<w:numbering xmlns:aink="http://schemas.microsoft.com/office/drawing/2016/ink" xmlns:am3d="http://schemas.microsoft.com/office/drawing/2017/model3d" xmlns:cx="http://schemas.microsoft.com/office/drawing/2014/chartex" xmlns:cx1="http://schemas.microsoft.com/office/drawing/2015/9/8/chartex" xmlns:cx2="http://schemas.microsoft.com/office/drawing/2015/10/21/chartex" xmlns:cx3="http://schemas.microsoft.com/office/drawing/2016/5/9/chartex" xmlns:cx4="http://schemas.microsoft.com/office/drawing/2016/5/10/chartex" xmlns:cx5="http://schemas.microsoft.com/office/drawing/2016/5/11/chartex" xmlns:cx6="http://schemas.microsoft.com/office/drawing/2016/5/12/chartex" xmlns:cx7="http://schemas.microsoft.com/office/drawing/2016/5/13/chartex" xmlns:cx8="http://schemas.microsoft.com/office/drawing/2016/5/14/chartex" xmlns:m="http://schemas.openxmlformats.org/officeDocument/2006/math" xmlns:mc="http://schemas.openxmlformats.org/markup-compatibility/2006" xmlns:o="urn:schemas-microsoft-com:office:office" xmlns:oel="http://schemas.microsoft.com/office/2019/extlst" xmlns:r="http://schemas.openxmlformats.org/officeDocument/2006/relationships" xmlns:v="urn:schemas-microsoft-com:vml" xmlns:w="http://schemas.openxmlformats.org/wordprocessingml/2006/main" xmlns:w10="urn:schemas-microsoft-com:office:word" xmlns:w14="http://schemas.microsoft.com/office/word/2010/wordml" xmlns:w15="http://schemas.microsoft.com/office/word/2012/wordml" xmlns:w16="http://schemas.microsoft.com/office/word/2018/wordml" xmlns:w16cex="http://schemas.microsoft.com/office/word/2018/wordml/cex" xmlns:w16cid="http://schemas.microsoft.com/office/word/2016/wordml/cid" xmlns:w16du="http://schemas.microsoft.com/office/word/2023/wordml/word16du" xmlns:w16sdtdh="http://schemas.microsoft.com/office/word/2020/wordml/sdtdatahash" xmlns:w16se="http://schemas.microsoft.com/office/word/2015/wordml/symex" xmlns:wne="http://schemas.microsoft.com/office/word/2006/wordml" xmlns:wp="http://schemas.openxmlformats.org/drawingml/2006/wordprocessingDrawing" xmlns:wp14="http://schemas.microsoft.com/office/word/2010/wordprocessingDrawing" xmlns:wpc="http://schemas.microsoft.com/office/word/2010/wordprocessingCanvas" xmlns:wpg="http://schemas.microsoft.com/office/word/2010/wordprocessingGroup" xmlns:wpi="http://schemas.microsoft.com/office/word/2010/wordprocessingInk" xmlns:wps="http://schemas.microsoft.com/office/word/2010/wordprocessingShape" mc:Ignorable="w14 w15 w16se w16cid w16 w16cex w16sdtdh w16du wp14">
+  <w:abstractNum w15:restartNumberingAfterBreak="0" w:abstractNumId="0">
+    <w:nsid w:val="FFFFFF7C"/>
+    <w:multiLevelType w:val="singleLevel"/>
+    <w:tmpl w:val="FAFE9ABA"/>
+    <w:lvl w:ilvl="0">
+      <w:start w:val="1"/>
+      <w:numFmt w:val="decimal"/>
+      <w:lvlText w:val="%1."/>
+      <w:lvlJc w:val="left"/>
+      <w:pPr>
+        <w:tabs>
+          <w:tab w:pos="1800" w:val="num"/>
+        </w:tabs>
+        <w:ind w:hanging="360" w:left="1800"/>
+      </w:pPr>
+    </w:lvl>
+  </w:abstractNum>
+  <w:abstractNum w15:restartNumberingAfterBreak="0" w:abstractNumId="1">
+    <w:nsid w:val="FFFFFF7D"/>
+    <w:multiLevelType w:val="singleLevel"/>
+    <w:tmpl w:val="399C72BC"/>
+    <w:lvl w:ilvl="0">
+      <w:start w:val="1"/>
+      <w:numFmt w:val="decimal"/>
+      <w:lvlText w:val="%1."/>
+      <w:lvlJc w:val="left"/>
+      <w:pPr>
+        <w:tabs>
+          <w:tab w:pos="1440" w:val="num"/>
+        </w:tabs>
+        <w:ind w:hanging="360" w:left="1440"/>
+      </w:pPr>
+    </w:lvl>
+  </w:abstractNum>
+  <w:abstractNum w15:restartNumberingAfterBreak="0" w:abstractNumId="2">
+    <w:nsid w:val="FFFFFF7E"/>
+    <w:multiLevelType w:val="singleLevel"/>
+    <w:tmpl w:val="134E0EF6"/>
+    <w:lvl w:ilvl="0">
+      <w:start w:val="1"/>
+      <w:numFmt w:val="decimal"/>
+      <w:lvlText w:val="%1."/>
+      <w:lvlJc w:val="left"/>
+      <w:pPr>
+        <w:tabs>
+          <w:tab w:pos="1080" w:val="num"/>
+        </w:tabs>
+        <w:ind w:hanging="360" w:left="1080"/>
+      </w:pPr>
+    </w:lvl>
+  </w:abstractNum>
+  <w:abstractNum w15:restartNumberingAfterBreak="0" w:abstractNumId="3">
+    <w:nsid w:val="FFFFFF7F"/>
+    <w:multiLevelType w:val="singleLevel"/>
+    <w:tmpl w:val="503C8C3E"/>
+    <w:lvl w:ilvl="0">
+      <w:start w:val="1"/>
+      <w:numFmt w:val="decimal"/>
+      <w:lvlText w:val="%1."/>
+      <w:lvlJc w:val="left"/>
+      <w:pPr>
+        <w:tabs>
+          <w:tab w:pos="720" w:val="num"/>
+        </w:tabs>
+        <w:ind w:hanging="360" w:left="720"/>
+      </w:pPr>
+    </w:lvl>
+  </w:abstractNum>
+  <w:abstractNum w15:restartNumberingAfterBreak="0" w:abstractNumId="4">
+    <w:nsid w:val="FFFFFF80"/>
+    <w:multiLevelType w:val="singleLevel"/>
+    <w:tmpl w:val="62D64704"/>
+    <w:lvl w:ilvl="0">
+      <w:start w:val="1"/>
+      <w:numFmt w:val="bullet"/>
+      <w:lvlText w:val=""/>
+      <w:lvlJc w:val="left"/>
+      <w:pPr>
+        <w:tabs>
+          <w:tab w:pos="1800" w:val="num"/>
+        </w:tabs>
+        <w:ind w:hanging="360" w:left="1800"/>
+      </w:pPr>
+      <w:rPr>
+        <w:rFonts w:ascii="Symbol" w:hAnsi="Symbol" w:hint="default"/>
+      </w:rPr>
+    </w:lvl>
+  </w:abstractNum>
+  <w:abstractNum w15:restartNumberingAfterBreak="0" w:abstractNumId="5">
+    <w:nsid w:val="FFFFFF81"/>
+    <w:multiLevelType w:val="singleLevel"/>
+    <w:tmpl w:val="C46E51F6"/>
+    <w:lvl w:ilvl="0">
+      <w:start w:val="1"/>
+      <w:numFmt w:val="bullet"/>
+      <w:lvlText w:val=""/>
+      <w:lvlJc w:val="left"/>
+      <w:pPr>
+        <w:tabs>
+          <w:tab w:pos="1440" w:val="num"/>
+        </w:tabs>
+        <w:ind w:hanging="360" w:left="1440"/>
+      </w:pPr>
+      <w:rPr>
+        <w:rFonts w:ascii="Symbol" w:hAnsi="Symbol" w:hint="default"/>
+      </w:rPr>
+    </w:lvl>
+  </w:abstractNum>
+  <w:abstractNum w15:restartNumberingAfterBreak="0" w:abstractNumId="6">
+    <w:nsid w:val="FFFFFF82"/>
+    <w:multiLevelType w:val="singleLevel"/>
+    <w:tmpl w:val="9B5E0786"/>
+    <w:lvl w:ilvl="0">
+      <w:start w:val="1"/>
+      <w:numFmt w:val="bullet"/>
+      <w:lvlText w:val=""/>
+      <w:lvlJc w:val="left"/>
+      <w:pPr>
+        <w:tabs>
+          <w:tab w:pos="1080" w:val="num"/>
+        </w:tabs>
+        <w:ind w:hanging="360" w:left="1080"/>
+      </w:pPr>
+      <w:rPr>
+        <w:rFonts w:ascii="Symbol" w:hAnsi="Symbol" w:hint="default"/>
+      </w:rPr>
+    </w:lvl>
+  </w:abstractNum>
+  <w:abstractNum w15:restartNumberingAfterBreak="0" w:abstractNumId="7">
+    <w:nsid w:val="FFFFFF83"/>
+    <w:multiLevelType w:val="singleLevel"/>
+    <w:tmpl w:val="151895C0"/>
+    <w:lvl w:ilvl="0">
+      <w:start w:val="1"/>
+      <w:numFmt w:val="bullet"/>
+      <w:lvlText w:val=""/>
+      <w:lvlJc w:val="left"/>
+      <w:pPr>
+        <w:tabs>
+          <w:tab w:pos="720" w:val="num"/>
+        </w:tabs>
+        <w:ind w:hanging="360" w:left="720"/>
+      </w:pPr>
+      <w:rPr>
+        <w:rFonts w:ascii="Symbol" w:hAnsi="Symbol" w:hint="default"/>
+      </w:rPr>
+    </w:lvl>
+  </w:abstractNum>
+  <w:abstractNum w15:restartNumberingAfterBreak="0" w:abstractNumId="8">
+    <w:nsid w:val="FFFFFF88"/>
+    <w:multiLevelType w:val="singleLevel"/>
+    <w:tmpl w:val="9D9284A6"/>
+    <w:lvl w:ilvl="0">
+      <w:start w:val="1"/>
+      <w:numFmt w:val="decimal"/>
+      <w:lvlText w:val="%1."/>
+      <w:lvlJc w:val="left"/>
+      <w:pPr>
+        <w:tabs>
+          <w:tab w:pos="360" w:val="num"/>
+        </w:tabs>
+        <w:ind w:hanging="360" w:left="360"/>
+      </w:pPr>
+    </w:lvl>
+  </w:abstractNum>
+  <w:abstractNum w15:restartNumberingAfterBreak="0" w:abstractNumId="9">
+    <w:nsid w:val="FFFFFF89"/>
+    <w:multiLevelType w:val="singleLevel"/>
+    <w:tmpl w:val="801418FA"/>
+    <w:lvl w:ilvl="0">
+      <w:start w:val="1"/>
+      <w:numFmt w:val="bullet"/>
+      <w:lvlText w:val=""/>
+      <w:lvlJc w:val="left"/>
+      <w:pPr>
+        <w:tabs>
+          <w:tab w:pos="360" w:val="num"/>
+        </w:tabs>
+        <w:ind w:hanging="360" w:left="360"/>
+      </w:pPr>
+      <w:rPr>
+        <w:rFonts w:ascii="Symbol" w:hAnsi="Symbol" w:hint="default"/>
+      </w:rPr>
+    </w:lvl>
+  </w:abstractNum>
+  <w:abstractNum w15:restartNumberingAfterBreak="0" w:abstractNumId="10">
+    <w:nsid w:val="170CD2DE"/>
+    <w:multiLevelType w:val="multilevel"/>
+    <w:tmpl w:val="302EAA86"/>
+    <w:lvl w:ilvl="0">
+      <w:numFmt w:val="bullet"/>
+      <w:lvlText w:val=" "/>
+      <w:lvlJc w:val="left"/>
+      <w:pPr>
+        <w:tabs>
+          <w:tab w:pos="0" w:val="num"/>
+        </w:tabs>
+        <w:ind w:hanging="480" w:left="480"/>
+      </w:pPr>
+    </w:lvl>
+    <w:lvl w:ilvl="1">
+      <w:numFmt w:val="bullet"/>
+      <w:lvlText w:val=" "/>
+      <w:lvlJc w:val="left"/>
+      <w:pPr>
+        <w:tabs>
+          <w:tab w:pos="720" w:val="num"/>
+        </w:tabs>
+        <w:ind w:hanging="480" w:left="1200"/>
+      </w:pPr>
+    </w:lvl>
+    <w:lvl w:ilvl="2">
+      <w:numFmt w:val="bullet"/>
+      <w:lvlText w:val=" "/>
+      <w:lvlJc w:val="left"/>
+      <w:pPr>
+        <w:tabs>
+          <w:tab w:pos="1440" w:val="num"/>
+        </w:tabs>
+        <w:ind w:hanging="480" w:left="1920"/>
+      </w:pPr>
+    </w:lvl>
+    <w:lvl w:ilvl="3">
+      <w:numFmt w:val="bullet"/>
+      <w:lvlText w:val=" "/>
+      <w:lvlJc w:val="left"/>
+      <w:pPr>
+        <w:tabs>
+          <w:tab w:pos="2160" w:val="num"/>
+        </w:tabs>
+        <w:ind w:hanging="480" w:left="2640"/>
+      </w:pPr>
+    </w:lvl>
+    <w:lvl w:ilvl="4">
+      <w:numFmt w:val="bullet"/>
+      <w:lvlText w:val=" "/>
+      <w:lvlJc w:val="left"/>
+      <w:pPr>
+        <w:tabs>
+          <w:tab w:pos="2880" w:val="num"/>
+        </w:tabs>
+        <w:ind w:hanging="480" w:left="3360"/>
+      </w:pPr>
+    </w:lvl>
+    <w:lvl w:ilvl="5">
+      <w:numFmt w:val="bullet"/>
+      <w:lvlText w:val=" "/>
+      <w:lvlJc w:val="left"/>
+      <w:pPr>
+        <w:tabs>
+          <w:tab w:pos="3600" w:val="num"/>
+        </w:tabs>
+        <w:ind w:hanging="480" w:left="4080"/>
+      </w:pPr>
+    </w:lvl>
+    <w:lvl w:ilvl="6">
+      <w:numFmt w:val="bullet"/>
+      <w:lvlText w:val=" "/>
+      <w:lvlJc w:val="left"/>
+      <w:pPr>
+        <w:tabs>
+          <w:tab w:pos="4320" w:val="num"/>
+        </w:tabs>
+        <w:ind w:hanging="480" w:left="4800"/>
+      </w:pPr>
+    </w:lvl>
+    <w:lvl w:ilvl="7">
+      <w:numFmt w:val="bullet"/>
+      <w:lvlText w:val=" "/>
+      <w:lvlJc w:val="left"/>
+      <w:pPr>
+        <w:tabs>
+          <w:tab w:pos="5040" w:val="num"/>
+        </w:tabs>
+        <w:ind w:hanging="480" w:left="5520"/>
+      </w:pPr>
+    </w:lvl>
+    <w:lvl w:ilvl="8">
+      <w:numFmt w:val="bullet"/>
+      <w:lvlText w:val=" "/>
+      <w:lvlJc w:val="left"/>
+      <w:pPr>
+        <w:tabs>
+          <w:tab w:pos="5760" w:val="num"/>
+        </w:tabs>
+        <w:ind w:hanging="480" w:left="6240"/>
+      </w:pPr>
+    </w:lvl>
+  </w:abstractNum>
   <w:abstractNum w:abstractNumId="990">
     <w:nsid w:val="0000A990"/>
     <w:multiLevelType w:val="multilevel"/>
@@ -3981,6 +4643,39 @@
       </w:rPr>
     </w:lvl>
   </w:abstractNum>
+  <w:num w16cid:durableId="1697265735" w:numId="1">
+    <w:abstractNumId w:val="10"/>
+  </w:num>
+  <w:num w16cid:durableId="1621572318" w:numId="2">
+    <w:abstractNumId w:val="0"/>
+  </w:num>
+  <w:num w16cid:durableId="1698038869" w:numId="3">
+    <w:abstractNumId w:val="1"/>
+  </w:num>
+  <w:num w16cid:durableId="1816601568" w:numId="4">
+    <w:abstractNumId w:val="2"/>
+  </w:num>
+  <w:num w16cid:durableId="1549143319" w:numId="5">
+    <w:abstractNumId w:val="3"/>
+  </w:num>
+  <w:num w16cid:durableId="1923370611" w:numId="6">
+    <w:abstractNumId w:val="8"/>
+  </w:num>
+  <w:num w16cid:durableId="1712731999" w:numId="7">
+    <w:abstractNumId w:val="4"/>
+  </w:num>
+  <w:num w16cid:durableId="1199927662" w:numId="8">
+    <w:abstractNumId w:val="5"/>
+  </w:num>
+  <w:num w16cid:durableId="368116615" w:numId="9">
+    <w:abstractNumId w:val="6"/>
+  </w:num>
+  <w:num w16cid:durableId="1819230131" w:numId="10">
+    <w:abstractNumId w:val="7"/>
+  </w:num>
+  <w:num w16cid:durableId="666782604" w:numId="11">
+    <w:abstractNumId w:val="9"/>
+  </w:num>
   <w:num w:numId="1000">
     <w:abstractNumId w:val="990"/>
   </w:num>
@@ -4002,11 +4697,17 @@
   <w:num w:numId="1006">
     <w:abstractNumId w:val="991"/>
   </w:num>
+  <w:num w:numId="1007">
+    <w:abstractNumId w:val="991"/>
+  </w:num>
+  <w:num w:numId="1008">
+    <w:abstractNumId w:val="991"/>
+  </w:num>
 </w:numbering>
 </file>
 
 <file path=word/styles.xml><?xml version="1.0" encoding="utf-8"?>
-<w:styles xmlns:r="http://schemas.openxmlformats.org/officeDocument/2006/relationships" xmlns:w="http://schemas.openxmlformats.org/wordprocessingml/2006/main">
+<w:styles xmlns:mc="http://schemas.openxmlformats.org/markup-compatibility/2006" xmlns:r="http://schemas.openxmlformats.org/officeDocument/2006/relationships" xmlns:w="http://schemas.openxmlformats.org/wordprocessingml/2006/main" xmlns:w14="http://schemas.microsoft.com/office/word/2010/wordml" xmlns:w15="http://schemas.microsoft.com/office/word/2012/wordml" xmlns:w16="http://schemas.microsoft.com/office/word/2018/wordml" xmlns:w16cex="http://schemas.microsoft.com/office/word/2018/wordml/cex" xmlns:w16cid="http://schemas.microsoft.com/office/word/2016/wordml/cid" xmlns:w16du="http://schemas.microsoft.com/office/word/2023/wordml/word16du" xmlns:w16sdtdh="http://schemas.microsoft.com/office/word/2020/wordml/sdtdatahash" xmlns:w16se="http://schemas.microsoft.com/office/word/2015/wordml/symex" mc:Ignorable="w14 w15 w16se w16cid w16 w16cex w16sdtdh w16du">
   <w:docDefaults>
     <w:rPrDefault>
       <w:rPr>
@@ -4022,18 +4723,566 @@
       </w:pPr>
     </w:pPrDefault>
   </w:docDefaults>
-  <w:latentStyles w:count="276" w:defLockedState="0" w:defQFormat="0" w:defSemiHidden="0" w:defUIPriority="0" w:defUnhideWhenUsed="0"/>
+  <w:latentStyles w:count="376" w:defLockedState="0" w:defQFormat="0" w:defSemiHidden="0" w:defUIPriority="0" w:defUnhideWhenUsed="0">
+    <w:lsdException w:name="heading 5" w:semiHidden="1" w:unhideWhenUsed="1"/>
+    <w:lsdException w:name="index 2" w:semiHidden="1" w:unhideWhenUsed="1"/>
+    <w:lsdException w:name="index 3" w:semiHidden="1" w:unhideWhenUsed="1"/>
+    <w:lsdException w:name="index 4" w:semiHidden="1" w:unhideWhenUsed="1"/>
+    <w:lsdException w:name="index 5" w:semiHidden="1" w:unhideWhenUsed="1"/>
+    <w:lsdException w:name="index 6" w:semiHidden="1" w:unhideWhenUsed="1"/>
+    <w:lsdException w:name="index 7" w:semiHidden="1" w:unhideWhenUsed="1"/>
+    <w:lsdException w:name="index 8" w:semiHidden="1" w:unhideWhenUsed="1"/>
+    <w:lsdException w:name="index 9" w:semiHidden="1" w:unhideWhenUsed="1"/>
+    <w:lsdException w:name="toc 1" w:semiHidden="1" w:unhideWhenUsed="1"/>
+    <w:lsdException w:name="toc 2" w:semiHidden="1" w:unhideWhenUsed="1"/>
+    <w:lsdException w:name="toc 3" w:semiHidden="1" w:unhideWhenUsed="1"/>
+    <w:lsdException w:name="toc 4" w:semiHidden="1" w:unhideWhenUsed="1"/>
+    <w:lsdException w:name="toc 5" w:semiHidden="1" w:unhideWhenUsed="1"/>
+    <w:lsdException w:name="toc 6" w:semiHidden="1" w:unhideWhenUsed="1"/>
+    <w:lsdException w:name="toc 7" w:semiHidden="1" w:unhideWhenUsed="1"/>
+    <w:lsdException w:name="toc 8" w:semiHidden="1" w:unhideWhenUsed="1"/>
+    <w:lsdException w:name="toc 9" w:semiHidden="1" w:unhideWhenUsed="1"/>
+    <w:lsdException w:name="Normal Indent" w:semiHidden="1" w:unhideWhenUsed="1"/>
+    <w:lsdException w:name="footnote text" w:semiHidden="1" w:unhideWhenUsed="1"/>
+    <w:lsdException w:name="annotation text" w:semiHidden="1" w:unhideWhenUsed="1"/>
+    <w:lsdException w:name="header" w:semiHidden="1" w:unhideWhenUsed="1"/>
+    <w:lsdException w:name="footer" w:semiHidden="1" w:unhideWhenUsed="1"/>
+    <w:lsdException w:name="index heading" w:semiHidden="1" w:unhideWhenUsed="1"/>
+    <w:lsdException w:name="caption" w:semiHidden="1" w:unhideWhenUsed="1"/>
+    <w:lsdException w:name="table of figures" w:semiHidden="1" w:unhideWhenUsed="1"/>
+    <w:lsdException w:name="envelope address" w:semiHidden="1" w:unhideWhenUsed="1"/>
+    <w:lsdException w:name="envelope return" w:semiHidden="1" w:unhideWhenUsed="1"/>
+    <w:lsdException w:name="footnote reference" w:semiHidden="1" w:unhideWhenUsed="1"/>
+    <w:lsdException w:name="annotation reference" w:semiHidden="1" w:unhideWhenUsed="1"/>
+    <w:lsdException w:name="line number" w:semiHidden="1" w:unhideWhenUsed="1"/>
+    <w:lsdException w:name="page number" w:semiHidden="1" w:unhideWhenUsed="1"/>
+    <w:lsdException w:name="endnote reference" w:semiHidden="1" w:unhideWhenUsed="1"/>
+    <w:lsdException w:name="endnote text" w:semiHidden="1" w:unhideWhenUsed="1"/>
+    <w:lsdException w:name="table of authorities" w:semiHidden="1" w:unhideWhenUsed="1"/>
+    <w:lsdException w:name="macro" w:semiHidden="1" w:unhideWhenUsed="1"/>
+    <w:lsdException w:name="toa heading" w:semiHidden="1" w:unhideWhenUsed="1"/>
+    <w:lsdException w:name="List" w:semiHidden="1" w:unhideWhenUsed="1"/>
+    <w:lsdException w:name="List Bullet" w:semiHidden="1" w:unhideWhenUsed="1"/>
+    <w:lsdException w:name="List Number" w:semiHidden="1" w:unhideWhenUsed="1"/>
+    <w:lsdException w:name="List 2" w:semiHidden="1" w:unhideWhenUsed="1"/>
+    <w:lsdException w:name="List 3" w:semiHidden="1" w:unhideWhenUsed="1"/>
+    <w:lsdException w:name="List 4" w:semiHidden="1" w:unhideWhenUsed="1"/>
+    <w:lsdException w:name="List Bullet 2" w:semiHidden="1" w:unhideWhenUsed="1"/>
+    <w:lsdException w:name="List Bullet 3" w:semiHidden="1" w:unhideWhenUsed="1"/>
+    <w:lsdException w:name="List Number 2" w:semiHidden="1" w:unhideWhenUsed="1"/>
+    <w:lsdException w:name="List Number 3" w:semiHidden="1" w:unhideWhenUsed="1"/>
+    <w:lsdException w:name="List Number 4" w:semiHidden="1" w:unhideWhenUsed="1"/>
+    <w:lsdException w:name="List Number 5" w:semiHidden="1" w:unhideWhenUsed="1"/>
+    <w:lsdException w:name="Closing" w:semiHidden="1" w:unhideWhenUsed="1"/>
+    <w:lsdException w:name="Signature" w:semiHidden="1" w:unhideWhenUsed="1"/>
+    <w:lsdException w:name="Default Paragraph Font" w:semiHidden="1" w:unhideWhenUsed="1"/>
+    <w:lsdException w:name="Body Text" w:semiHidden="1" w:unhideWhenUsed="1"/>
+    <w:lsdException w:name="Body Text Indent" w:semiHidden="1" w:unhideWhenUsed="1"/>
+    <w:lsdException w:name="List Continue" w:semiHidden="1" w:unhideWhenUsed="1"/>
+    <w:lsdException w:name="List Continue 2" w:semiHidden="1" w:unhideWhenUsed="1"/>
+    <w:lsdException w:name="List Continue 3" w:semiHidden="1" w:unhideWhenUsed="1"/>
+    <w:lsdException w:name="List Continue 4" w:semiHidden="1" w:unhideWhenUsed="1"/>
+    <w:lsdException w:name="List Continue 5" w:semiHidden="1" w:unhideWhenUsed="1"/>
+    <w:lsdException w:name="Message Header" w:semiHidden="1" w:unhideWhenUsed="1"/>
+    <w:lsdException w:name="Salutation" w:semiHidden="1" w:unhideWhenUsed="1"/>
+    <w:lsdException w:name="Date" w:semiHidden="1" w:unhideWhenUsed="1"/>
+    <w:lsdException w:name="Body Text First Indent" w:semiHidden="1" w:unhideWhenUsed="1"/>
+    <w:lsdException w:name="Body Text Indent 2" w:semiHidden="1" w:unhideWhenUsed="1"/>
+    <w:lsdException w:name="Body Text Indent 3" w:semiHidden="1" w:unhideWhenUsed="1"/>
+    <w:lsdException w:name="Block Text" w:semiHidden="1" w:unhideWhenUsed="1"/>
+    <w:lsdException w:name="Hyperlink" w:semiHidden="1" w:unhideWhenUsed="1"/>
+    <w:lsdException w:name="FollowedHyperlink" w:semiHidden="1" w:unhideWhenUsed="1"/>
+    <w:lsdException w:name="Document Map" w:semiHidden="1" w:unhideWhenUsed="1"/>
+    <w:lsdException w:name="Plain Text" w:semiHidden="1" w:unhideWhenUsed="1"/>
+    <w:lsdException w:name="E-mail Signature" w:semiHidden="1" w:unhideWhenUsed="1"/>
+    <w:lsdException w:name="HTML Top of Form" w:semiHidden="1" w:unhideWhenUsed="1"/>
+    <w:lsdException w:name="HTML Bottom of Form" w:semiHidden="1" w:unhideWhenUsed="1"/>
+    <w:lsdException w:name="Normal (Web)" w:semiHidden="1" w:unhideWhenUsed="1"/>
+    <w:lsdException w:name="HTML Acronym" w:semiHidden="1" w:unhideWhenUsed="1"/>
+    <w:lsdException w:name="HTML Address" w:semiHidden="1" w:unhideWhenUsed="1"/>
+    <w:lsdException w:name="HTML Cite" w:semiHidden="1" w:unhideWhenUsed="1"/>
+    <w:lsdException w:name="HTML Code" w:semiHidden="1" w:unhideWhenUsed="1"/>
+    <w:lsdException w:name="HTML Definition" w:semiHidden="1" w:unhideWhenUsed="1"/>
+    <w:lsdException w:name="HTML Keyboard" w:semiHidden="1" w:unhideWhenUsed="1"/>
+    <w:lsdException w:name="HTML Preformatted" w:semiHidden="1" w:unhideWhenUsed="1"/>
+    <w:lsdException w:name="HTML Sample" w:semiHidden="1" w:unhideWhenUsed="1"/>
+    <w:lsdException w:name="HTML Typewriter" w:semiHidden="1" w:unhideWhenUsed="1"/>
+    <w:lsdException w:name="HTML Variable" w:semiHidden="1" w:unhideWhenUsed="1"/>
+    <w:lsdException w:name="Normal Table" w:semiHidden="1" w:unhideWhenUsed="1"/>
+    <w:lsdException w:name="annotation subject" w:semiHidden="1" w:unhideWhenUsed="1"/>
+    <w:lsdException w:name="No List" w:semiHidden="1" w:unhideWhenUsed="1"/>
+    <w:lsdException w:name="Outline List 1" w:semiHidden="1" w:unhideWhenUsed="1"/>
+    <w:lsdException w:name="Outline List 2" w:semiHidden="1" w:unhideWhenUsed="1"/>
+    <w:lsdException w:name="Outline List 3" w:semiHidden="1" w:unhideWhenUsed="1"/>
+    <w:lsdException w:name="Table Simple 1" w:semiHidden="1" w:unhideWhenUsed="1"/>
+    <w:lsdException w:name="Table Simple 2" w:semiHidden="1" w:unhideWhenUsed="1"/>
+    <w:lsdException w:name="Table Simple 3" w:semiHidden="1" w:unhideWhenUsed="1"/>
+    <w:lsdException w:name="Table Classic 1" w:semiHidden="1" w:unhideWhenUsed="1"/>
+    <w:lsdException w:name="Table Classic 2" w:semiHidden="1" w:unhideWhenUsed="1"/>
+    <w:lsdException w:name="Table Classic 3" w:semiHidden="1" w:unhideWhenUsed="1"/>
+    <w:lsdException w:name="Table Classic 4" w:semiHidden="1" w:unhideWhenUsed="1"/>
+    <w:lsdException w:name="Table Colorful 1" w:semiHidden="1" w:unhideWhenUsed="1"/>
+    <w:lsdException w:name="Table Colorful 2" w:semiHidden="1" w:unhideWhenUsed="1"/>
+    <w:lsdException w:name="Table Colorful 3" w:semiHidden="1" w:unhideWhenUsed="1"/>
+    <w:lsdException w:name="Table Columns 1" w:semiHidden="1" w:unhideWhenUsed="1"/>
+    <w:lsdException w:name="Table Columns 2" w:semiHidden="1" w:unhideWhenUsed="1"/>
+    <w:lsdException w:name="Table Columns 3" w:semiHidden="1" w:unhideWhenUsed="1"/>
+    <w:lsdException w:name="Table Columns 4" w:semiHidden="1" w:unhideWhenUsed="1"/>
+    <w:lsdException w:name="Table Columns 5" w:semiHidden="1" w:unhideWhenUsed="1"/>
+    <w:lsdException w:name="Table Grid 1" w:semiHidden="1" w:unhideWhenUsed="1"/>
+    <w:lsdException w:name="Table Grid 2" w:semiHidden="1" w:unhideWhenUsed="1"/>
+    <w:lsdException w:name="Table Grid 3" w:semiHidden="1" w:unhideWhenUsed="1"/>
+    <w:lsdException w:name="Table Grid 4" w:semiHidden="1" w:unhideWhenUsed="1"/>
+    <w:lsdException w:name="Table Grid 5" w:semiHidden="1" w:unhideWhenUsed="1"/>
+    <w:lsdException w:name="Table Grid 6" w:semiHidden="1" w:unhideWhenUsed="1"/>
+    <w:lsdException w:name="Table Grid 7" w:semiHidden="1" w:unhideWhenUsed="1"/>
+    <w:lsdException w:name="Table Grid 8" w:semiHidden="1" w:unhideWhenUsed="1"/>
+    <w:lsdException w:name="Table List 1" w:semiHidden="1" w:unhideWhenUsed="1"/>
+    <w:lsdException w:name="Table List 2" w:semiHidden="1" w:unhideWhenUsed="1"/>
+    <w:lsdException w:name="Table List 3" w:semiHidden="1" w:unhideWhenUsed="1"/>
+    <w:lsdException w:name="Table List 4" w:semiHidden="1" w:unhideWhenUsed="1"/>
+    <w:lsdException w:name="Table List 5" w:semiHidden="1" w:unhideWhenUsed="1"/>
+    <w:lsdException w:name="Table List 6" w:semiHidden="1" w:unhideWhenUsed="1"/>
+    <w:lsdException w:name="Table List 7" w:semiHidden="1" w:unhideWhenUsed="1"/>
+    <w:lsdException w:name="Table List 8" w:semiHidden="1" w:unhideWhenUsed="1"/>
+    <w:lsdException w:name="Table 3D effects 1" w:semiHidden="1" w:unhideWhenUsed="1"/>
+    <w:lsdException w:name="Table 3D effects 2" w:semiHidden="1" w:unhideWhenUsed="1"/>
+    <w:lsdException w:name="Table 3D effects 3" w:semiHidden="1" w:unhideWhenUsed="1"/>
+    <w:lsdException w:name="Table Contemporary" w:semiHidden="1" w:unhideWhenUsed="1"/>
+    <w:lsdException w:name="Table Elegant" w:semiHidden="1" w:unhideWhenUsed="1"/>
+    <w:lsdException w:name="Table Professional" w:semiHidden="1" w:unhideWhenUsed="1"/>
+    <w:lsdException w:name="Table Subtle 1" w:semiHidden="1" w:unhideWhenUsed="1"/>
+    <w:lsdException w:name="Table Subtle 2" w:semiHidden="1" w:unhideWhenUsed="1"/>
+    <w:lsdException w:name="Table Web 1" w:semiHidden="1" w:unhideWhenUsed="1"/>
+    <w:lsdException w:name="Table Web 2" w:semiHidden="1" w:unhideWhenUsed="1"/>
+    <w:lsdException w:name="Table Web 3" w:semiHidden="1" w:unhideWhenUsed="1"/>
+    <w:lsdException w:name="Balloon Text" w:semiHidden="1" w:unhideWhenUsed="1"/>
+    <w:lsdException w:name="Table Theme" w:semiHidden="1" w:unhideWhenUsed="1"/>
+    <w:lsdException w:name="Placeholder Text" w:semiHidden="1"/>
+    <w:lsdException w:name="Light Shading"/>
+    <w:lsdException w:name="Light List"/>
+    <w:lsdException w:name="Light Grid"/>
+    <w:lsdException w:name="Medium Shading 1"/>
+    <w:lsdException w:name="Medium Shading 2"/>
+    <w:lsdException w:name="Medium List 1"/>
+    <w:lsdException w:name="Medium List 2"/>
+    <w:lsdException w:name="Medium Grid 1"/>
+    <w:lsdException w:name="Medium Grid 2"/>
+    <w:lsdException w:name="Medium Grid 3"/>
+    <w:lsdException w:name="Dark List"/>
+    <w:lsdException w:name="Colorful Shading"/>
+    <w:lsdException w:name="Colorful List"/>
+    <w:lsdException w:name="Colorful Grid"/>
+    <w:lsdException w:name="Light Shading Accent 1"/>
+    <w:lsdException w:name="Light List Accent 1"/>
+    <w:lsdException w:name="Light Grid Accent 1"/>
+    <w:lsdException w:name="Medium Shading 1 Accent 1"/>
+    <w:lsdException w:name="Medium Shading 2 Accent 1"/>
+    <w:lsdException w:name="Medium List 1 Accent 1"/>
+    <w:lsdException w:name="Revision" w:semiHidden="1"/>
+    <w:lsdException w:name="Medium List 2 Accent 1"/>
+    <w:lsdException w:name="Medium Grid 1 Accent 1"/>
+    <w:lsdException w:name="Medium Grid 2 Accent 1"/>
+    <w:lsdException w:name="Medium Grid 3 Accent 1"/>
+    <w:lsdException w:name="Dark List Accent 1"/>
+    <w:lsdException w:name="Colorful Shading Accent 1"/>
+    <w:lsdException w:name="Colorful List Accent 1"/>
+    <w:lsdException w:name="Colorful Grid Accent 1"/>
+    <w:lsdException w:name="Light Shading Accent 2"/>
+    <w:lsdException w:name="Light List Accent 2"/>
+    <w:lsdException w:name="Light Grid Accent 2"/>
+    <w:lsdException w:name="Medium Shading 1 Accent 2"/>
+    <w:lsdException w:name="Medium Shading 2 Accent 2"/>
+    <w:lsdException w:name="Medium List 1 Accent 2"/>
+    <w:lsdException w:name="Medium List 2 Accent 2"/>
+    <w:lsdException w:name="Medium Grid 1 Accent 2"/>
+    <w:lsdException w:name="Medium Grid 2 Accent 2"/>
+    <w:lsdException w:name="Medium Grid 3 Accent 2"/>
+    <w:lsdException w:name="Dark List Accent 2"/>
+    <w:lsdException w:name="Colorful Shading Accent 2"/>
+    <w:lsdException w:name="Colorful List Accent 2"/>
+    <w:lsdException w:name="Colorful Grid Accent 2"/>
+    <w:lsdException w:name="Light Shading Accent 3"/>
+    <w:lsdException w:name="Light List Accent 3"/>
+    <w:lsdException w:name="Light Grid Accent 3"/>
+    <w:lsdException w:name="Medium Shading 1 Accent 3"/>
+    <w:lsdException w:name="Medium Shading 2 Accent 3"/>
+    <w:lsdException w:name="Medium List 1 Accent 3"/>
+    <w:lsdException w:name="Medium List 2 Accent 3"/>
+    <w:lsdException w:name="Medium Grid 1 Accent 3"/>
+    <w:lsdException w:name="Medium Grid 2 Accent 3"/>
+    <w:lsdException w:name="Medium Grid 3 Accent 3"/>
+    <w:lsdException w:name="Dark List Accent 3"/>
+    <w:lsdException w:name="Colorful Shading Accent 3"/>
+    <w:lsdException w:name="Colorful List Accent 3"/>
+    <w:lsdException w:name="Colorful Grid Accent 3"/>
+    <w:lsdException w:name="Light Shading Accent 4"/>
+    <w:lsdException w:name="Light List Accent 4"/>
+    <w:lsdException w:name="Light Grid Accent 4"/>
+    <w:lsdException w:name="Medium Shading 1 Accent 4"/>
+    <w:lsdException w:name="Medium Shading 2 Accent 4"/>
+    <w:lsdException w:name="Medium List 1 Accent 4"/>
+    <w:lsdException w:name="Medium List 2 Accent 4"/>
+    <w:lsdException w:name="Medium Grid 1 Accent 4"/>
+    <w:lsdException w:name="Medium Grid 2 Accent 4"/>
+    <w:lsdException w:name="Medium Grid 3 Accent 4"/>
+    <w:lsdException w:name="Dark List Accent 4"/>
+    <w:lsdException w:name="Colorful Shading Accent 4"/>
+    <w:lsdException w:name="Colorful List Accent 4"/>
+    <w:lsdException w:name="Colorful Grid Accent 4"/>
+    <w:lsdException w:name="Light Shading Accent 5"/>
+    <w:lsdException w:name="Light List Accent 5"/>
+    <w:lsdException w:name="Light Grid Accent 5"/>
+    <w:lsdException w:name="Medium Shading 1 Accent 5"/>
+    <w:lsdException w:name="Medium Shading 2 Accent 5"/>
+    <w:lsdException w:name="Medium List 1 Accent 5"/>
+    <w:lsdException w:name="Medium List 2 Accent 5"/>
+    <w:lsdException w:name="Medium Grid 1 Accent 5"/>
+    <w:lsdException w:name="Medium Grid 2 Accent 5"/>
+    <w:lsdException w:name="Medium Grid 3 Accent 5"/>
+    <w:lsdException w:name="Dark List Accent 5"/>
+    <w:lsdException w:name="Colorful Shading Accent 5"/>
+    <w:lsdException w:name="Colorful List Accent 5"/>
+    <w:lsdException w:name="Colorful Grid Accent 5"/>
+    <w:lsdException w:name="Light Shading Accent 6"/>
+    <w:lsdException w:name="Light List Accent 6"/>
+    <w:lsdException w:name="Light Grid Accent 6"/>
+    <w:lsdException w:name="Medium Shading 1 Accent 6"/>
+    <w:lsdException w:name="Medium Shading 2 Accent 6"/>
+    <w:lsdException w:name="Medium List 1 Accent 6"/>
+    <w:lsdException w:name="Medium List 2 Accent 6"/>
+    <w:lsdException w:name="Medium Grid 1 Accent 6"/>
+    <w:lsdException w:name="Medium Grid 2 Accent 6"/>
+    <w:lsdException w:name="Medium Grid 3 Accent 6"/>
+    <w:lsdException w:name="Dark List Accent 6"/>
+    <w:lsdException w:name="Colorful Shading Accent 6"/>
+    <w:lsdException w:name="Colorful List Accent 6"/>
+    <w:lsdException w:name="Colorful Grid Accent 6"/>
+    <w:lsdException w:name="Bibliography" w:semiHidden="1" w:unhideWhenUsed="1"/>
+    <w:lsdException w:name="TOC Heading" w:semiHidden="1" w:unhideWhenUsed="1"/>
+    <w:lsdException w:name="Grid Table 4" w:uiPriority="49"/>
+    <w:lsdException w:name="Grid Table 5 Dark" w:uiPriority="50"/>
+    <w:lsdException w:name="Grid Table 6 Colorful" w:uiPriority="51"/>
+    <w:lsdException w:name="Grid Table 7 Colorful" w:uiPriority="52"/>
+    <w:lsdException w:name="Grid Table 1 Light Accent 1" w:uiPriority="46"/>
+    <w:lsdException w:name="Grid Table 2 Accent 1" w:uiPriority="47"/>
+    <w:lsdException w:name="Grid Table 3 Accent 1" w:uiPriority="48"/>
+    <w:lsdException w:name="Grid Table 4 Accent 1" w:uiPriority="49"/>
+    <w:lsdException w:name="Grid Table 5 Dark Accent 1" w:uiPriority="50"/>
+    <w:lsdException w:name="Grid Table 6 Colorful Accent 1" w:uiPriority="51"/>
+    <w:lsdException w:name="Grid Table 7 Colorful Accent 1" w:uiPriority="52"/>
+    <w:lsdException w:name="Grid Table 1 Light Accent 2" w:uiPriority="46"/>
+    <w:lsdException w:name="Grid Table 2 Accent 2" w:uiPriority="47"/>
+    <w:lsdException w:name="Grid Table 3 Accent 2" w:uiPriority="48"/>
+    <w:lsdException w:name="Grid Table 4 Accent 2" w:uiPriority="49"/>
+    <w:lsdException w:name="Grid Table 5 Dark Accent 2" w:uiPriority="50"/>
+    <w:lsdException w:name="Grid Table 6 Colorful Accent 2" w:uiPriority="51"/>
+    <w:lsdException w:name="Grid Table 7 Colorful Accent 2" w:uiPriority="52"/>
+    <w:lsdException w:name="Grid Table 1 Light Accent 3" w:uiPriority="46"/>
+    <w:lsdException w:name="Grid Table 2 Accent 3" w:uiPriority="47"/>
+    <w:lsdException w:name="Grid Table 3 Accent 3" w:uiPriority="48"/>
+    <w:lsdException w:name="Grid Table 4 Accent 3" w:uiPriority="49"/>
+    <w:lsdException w:name="Grid Table 5 Dark Accent 3" w:uiPriority="50"/>
+    <w:lsdException w:name="Grid Table 6 Colorful Accent 3" w:uiPriority="51"/>
+    <w:lsdException w:name="Grid Table 7 Colorful Accent 3" w:uiPriority="52"/>
+    <w:lsdException w:name="Grid Table 1 Light Accent 4" w:uiPriority="46"/>
+    <w:lsdException w:name="Grid Table 2 Accent 4" w:uiPriority="47"/>
+    <w:lsdException w:name="Grid Table 3 Accent 4" w:uiPriority="48"/>
+    <w:lsdException w:name="Grid Table 4 Accent 4" w:uiPriority="49"/>
+    <w:lsdException w:name="Grid Table 5 Dark Accent 4" w:uiPriority="50"/>
+    <w:lsdException w:name="Grid Table 6 Colorful Accent 4" w:uiPriority="51"/>
+    <w:lsdException w:name="Grid Table 7 Colorful Accent 4" w:uiPriority="52"/>
+    <w:lsdException w:name="Grid Table 1 Light Accent 5" w:uiPriority="46"/>
+    <w:lsdException w:name="Grid Table 2 Accent 5" w:uiPriority="47"/>
+    <w:lsdException w:name="Grid Table 3 Accent 5" w:uiPriority="48"/>
+    <w:lsdException w:name="Grid Table 4 Accent 5" w:uiPriority="49"/>
+    <w:lsdException w:name="Grid Table 5 Dark Accent 5" w:uiPriority="50"/>
+    <w:lsdException w:name="Grid Table 6 Colorful Accent 5" w:uiPriority="51"/>
+    <w:lsdException w:name="Grid Table 7 Colorful Accent 5" w:uiPriority="52"/>
+    <w:lsdException w:name="Grid Table 1 Light Accent 6" w:uiPriority="46"/>
+    <w:lsdException w:name="Grid Table 2 Accent 6" w:uiPriority="47"/>
+    <w:lsdException w:name="Grid Table 3 Accent 6" w:uiPriority="48"/>
+    <w:lsdException w:name="Grid Table 4 Accent 6" w:uiPriority="49"/>
+    <w:lsdException w:name="Grid Table 5 Dark Accent 6" w:uiPriority="50"/>
+    <w:lsdException w:name="Grid Table 6 Colorful Accent 6" w:uiPriority="51"/>
+    <w:lsdException w:name="Grid Table 7 Colorful Accent 6" w:uiPriority="52"/>
+    <w:lsdException w:name="List Table 1 Light" w:uiPriority="46"/>
+    <w:lsdException w:name="List Table 2" w:uiPriority="47"/>
+    <w:lsdException w:name="List Table 3" w:uiPriority="48"/>
+    <w:lsdException w:name="List Table 4" w:uiPriority="49"/>
+    <w:lsdException w:name="List Table 5 Dark" w:uiPriority="50"/>
+    <w:lsdException w:name="List Table 6 Colorful" w:uiPriority="51"/>
+    <w:lsdException w:name="List Table 7 Colorful" w:uiPriority="52"/>
+    <w:lsdException w:name="List Table 1 Light Accent 1" w:uiPriority="46"/>
+    <w:lsdException w:name="List Table 2 Accent 1" w:uiPriority="47"/>
+    <w:lsdException w:name="List Table 3 Accent 1" w:uiPriority="48"/>
+    <w:lsdException w:name="List Table 4 Accent 1" w:uiPriority="49"/>
+    <w:lsdException w:name="List Table 5 Dark Accent 1" w:uiPriority="50"/>
+    <w:lsdException w:name="List Table 6 Colorful Accent 1" w:uiPriority="51"/>
+    <w:lsdException w:name="List Table 7 Colorful Accent 1" w:uiPriority="52"/>
+    <w:lsdException w:name="List Table 1 Light Accent 2" w:uiPriority="46"/>
+    <w:lsdException w:name="List Table 2 Accent 2" w:uiPriority="47"/>
+    <w:lsdException w:name="List Table 3 Accent 2" w:uiPriority="48"/>
+    <w:lsdException w:name="List Table 4 Accent 2" w:uiPriority="49"/>
+    <w:lsdException w:name="List Table 5 Dark Accent 2" w:uiPriority="50"/>
+    <w:lsdException w:name="List Table 6 Colorful Accent 2" w:uiPriority="51"/>
+    <w:lsdException w:name="List Table 7 Colorful Accent 2" w:uiPriority="52"/>
+    <w:lsdException w:name="List Table 1 Light Accent 3" w:uiPriority="46"/>
+    <w:lsdException w:name="List Table 2 Accent 3" w:uiPriority="47"/>
+    <w:lsdException w:name="List Table 3 Accent 3" w:uiPriority="48"/>
+    <w:lsdException w:name="List Table 4 Accent 3" w:uiPriority="49"/>
+    <w:lsdException w:name="List Table 5 Dark Accent 3" w:uiPriority="50"/>
+    <w:lsdException w:name="List Table 6 Colorful Accent 3" w:uiPriority="51"/>
+    <w:lsdException w:name="List Table 7 Colorful Accent 3" w:uiPriority="52"/>
+    <w:lsdException w:name="List Table 1 Light Accent 4" w:uiPriority="46"/>
+    <w:lsdException w:name="List Table 2 Accent 4" w:uiPriority="47"/>
+    <w:lsdException w:name="List Table 3 Accent 4" w:uiPriority="48"/>
+    <w:lsdException w:name="List Table 4 Accent 4" w:uiPriority="49"/>
+    <w:lsdException w:name="List Table 5 Dark Accent 4" w:uiPriority="50"/>
+    <w:lsdException w:name="List Table 6 Colorful Accent 4" w:uiPriority="51"/>
+    <w:lsdException w:name="List Table 7 Colorful Accent 4" w:uiPriority="52"/>
+    <w:lsdException w:name="List Table 1 Light Accent 5" w:uiPriority="46"/>
+    <w:lsdException w:name="List Table 2 Accent 5" w:uiPriority="47"/>
+    <w:lsdException w:name="List Table 3 Accent 5" w:uiPriority="48"/>
+    <w:lsdException w:name="List Table 4 Accent 5" w:uiPriority="49"/>
+    <w:lsdException w:name="List Table 5 Dark Accent 5" w:uiPriority="50"/>
+    <w:lsdException w:name="List Table 6 Colorful Accent 5" w:uiPriority="51"/>
+    <w:lsdException w:name="List Table 7 Colorful Accent 5" w:uiPriority="52"/>
+    <w:lsdException w:name="List Table 1 Light Accent 6" w:uiPriority="46"/>
+    <w:lsdException w:name="List Table 2 Accent 6" w:uiPriority="47"/>
+    <w:lsdException w:name="List Table 3 Accent 6" w:uiPriority="48"/>
+    <w:lsdException w:name="List Table 4 Accent 6" w:uiPriority="49"/>
+    <w:lsdException w:name="List Table 5 Dark Accent 6" w:uiPriority="50"/>
+    <w:lsdException w:name="List Table 6 Colorful Accent 6" w:uiPriority="51"/>
+    <w:lsdException w:name="List Table 7 Colorful Accent 6" w:uiPriority="52"/>
+    <w:lsdException w:name="Mention" w:semiHidden="1" w:uiPriority="99" w:unhideWhenUsed="1"/>
+    <w:lsdException w:name="Smart Hyperlink" w:semiHidden="1" w:uiPriority="99" w:unhideWhenUsed="1"/>
+    <w:lsdException w:name="Hashtag" w:semiHidden="1" w:uiPriority="99" w:unhideWhenUsed="1"/>
+    <w:lsdException w:name="Unresolved Mention" w:semiHidden="1" w:uiPriority="99" w:unhideWhenUsed="1"/>
+    <w:lsdException w:name="Smart Link" w:semiHidden="1" w:uiPriority="99" w:unhideWhenUsed="1"/>
+  </w:latentStyles>
   <w:style w:default="1" w:styleId="Normal" w:type="paragraph">
     <w:name w:val="Normal"/>
     <w:qFormat/>
+    <w:rsid w:val="00CA66A9"/>
+    <w:pPr>
+      <w:spacing w:after="0" w:line="432" w:lineRule="auto"/>
+    </w:pPr>
+    <w:rPr>
+      <w:rFonts w:ascii="Times New Roman" w:hAnsi="Times New Roman"/>
+    </w:rPr>
+  </w:style>
+  <w:style w:styleId="Heading1" w:type="paragraph">
+    <w:name w:val="heading 1"/>
+    <w:basedOn w:val="Normal"/>
+    <w:next w:val="BodyText"/>
+    <w:uiPriority w:val="9"/>
+    <w:qFormat/>
+    <w:rsid w:val="00CA66A9"/>
+    <w:pPr>
+      <w:keepNext/>
+      <w:keepLines/>
+      <w:spacing w:before="480"/>
+      <w:jc w:val="center"/>
+      <w:outlineLvl w:val="0"/>
+    </w:pPr>
+    <w:rPr>
+      <w:rFonts w:cstheme="majorBidi" w:eastAsiaTheme="majorEastAsia"/>
+      <w:b/>
+      <w:bCs/>
+      <w:color w:themeColor="text1" w:val="000000"/>
+      <w:szCs w:val="32"/>
+    </w:rPr>
+  </w:style>
+  <w:style w:styleId="Heading2" w:type="paragraph">
+    <w:name w:val="heading 2"/>
+    <w:basedOn w:val="Normal"/>
+    <w:next w:val="BodyText"/>
+    <w:uiPriority w:val="9"/>
+    <w:unhideWhenUsed/>
+    <w:qFormat/>
+    <w:rsid w:val="004B30E0"/>
+    <w:pPr>
+      <w:keepNext/>
+      <w:keepLines/>
+      <w:spacing w:before="240"/>
+      <w:outlineLvl w:val="1"/>
+    </w:pPr>
+    <w:rPr>
+      <w:rFonts w:cstheme="majorBidi" w:eastAsiaTheme="majorEastAsia"/>
+      <w:b/>
+      <w:bCs/>
+      <w:szCs w:val="28"/>
+    </w:rPr>
+  </w:style>
+  <w:style w:styleId="Heading3" w:type="paragraph">
+    <w:name w:val="heading 3"/>
+    <w:basedOn w:val="Normal"/>
+    <w:next w:val="BodyText"/>
+    <w:uiPriority w:val="9"/>
+    <w:unhideWhenUsed/>
+    <w:qFormat/>
+    <w:rsid w:val="004B30E0"/>
+    <w:pPr>
+      <w:keepNext/>
+      <w:keepLines/>
+      <w:outlineLvl w:val="2"/>
+    </w:pPr>
+    <w:rPr>
+      <w:rFonts w:cstheme="majorBidi" w:eastAsiaTheme="majorEastAsia"/>
+      <w:b/>
+      <w:bCs/>
+      <w:i/>
+    </w:rPr>
+  </w:style>
+  <w:style w:styleId="Heading4" w:type="paragraph">
+    <w:name w:val="heading 4"/>
+    <w:basedOn w:val="Normal"/>
+    <w:next w:val="BodyText"/>
+    <w:uiPriority w:val="9"/>
+    <w:unhideWhenUsed/>
+    <w:qFormat/>
+    <w:rsid w:val="004B30E0"/>
+    <w:pPr>
+      <w:keepNext/>
+      <w:keepLines/>
+      <w:ind w:left="720"/>
+      <w:outlineLvl w:val="3"/>
+    </w:pPr>
+    <w:rPr>
+      <w:rFonts w:cstheme="majorBidi" w:eastAsiaTheme="majorEastAsia"/>
+      <w:b/>
+      <w:bCs/>
+    </w:rPr>
+  </w:style>
+  <w:style w:styleId="Heading5" w:type="paragraph">
+    <w:name w:val="heading 5"/>
+    <w:basedOn w:val="Normal"/>
+    <w:next w:val="BodyText"/>
+    <w:uiPriority w:val="9"/>
+    <w:unhideWhenUsed/>
+    <w:qFormat/>
+    <w:rsid w:val="004B30E0"/>
+    <w:pPr>
+      <w:keepNext/>
+      <w:keepLines/>
+      <w:ind w:left="720"/>
+      <w:outlineLvl w:val="4"/>
+    </w:pPr>
+    <w:rPr>
+      <w:rFonts w:cstheme="majorBidi" w:eastAsiaTheme="majorEastAsia"/>
+      <w:b/>
+      <w:i/>
+      <w:iCs/>
+    </w:rPr>
+  </w:style>
+  <w:style w:styleId="Heading6" w:type="paragraph">
+    <w:name w:val="heading 6"/>
+    <w:basedOn w:val="Normal"/>
+    <w:next w:val="BodyText"/>
+    <w:uiPriority w:val="9"/>
+    <w:unhideWhenUsed/>
+    <w:qFormat/>
+    <w:pPr>
+      <w:keepNext/>
+      <w:keepLines/>
+      <w:spacing w:before="200"/>
+      <w:outlineLvl w:val="5"/>
+    </w:pPr>
+    <w:rPr>
+      <w:rFonts w:asciiTheme="majorHAnsi" w:cstheme="majorBidi" w:eastAsiaTheme="majorEastAsia" w:hAnsiTheme="majorHAnsi"/>
+      <w:color w:themeColor="accent1" w:val="4F81BD"/>
+    </w:rPr>
+  </w:style>
+  <w:style w:styleId="Heading7" w:type="paragraph">
+    <w:name w:val="heading 7"/>
+    <w:basedOn w:val="Normal"/>
+    <w:next w:val="BodyText"/>
+    <w:uiPriority w:val="9"/>
+    <w:unhideWhenUsed/>
+    <w:qFormat/>
+    <w:pPr>
+      <w:keepNext/>
+      <w:keepLines/>
+      <w:spacing w:before="200"/>
+      <w:outlineLvl w:val="6"/>
+    </w:pPr>
+    <w:rPr>
+      <w:rFonts w:asciiTheme="majorHAnsi" w:cstheme="majorBidi" w:eastAsiaTheme="majorEastAsia" w:hAnsiTheme="majorHAnsi"/>
+      <w:color w:themeColor="accent1" w:val="4F81BD"/>
+    </w:rPr>
+  </w:style>
+  <w:style w:styleId="Heading8" w:type="paragraph">
+    <w:name w:val="heading 8"/>
+    <w:basedOn w:val="Normal"/>
+    <w:next w:val="BodyText"/>
+    <w:uiPriority w:val="9"/>
+    <w:unhideWhenUsed/>
+    <w:qFormat/>
+    <w:pPr>
+      <w:keepNext/>
+      <w:keepLines/>
+      <w:spacing w:before="200"/>
+      <w:outlineLvl w:val="7"/>
+    </w:pPr>
+    <w:rPr>
+      <w:rFonts w:asciiTheme="majorHAnsi" w:cstheme="majorBidi" w:eastAsiaTheme="majorEastAsia" w:hAnsiTheme="majorHAnsi"/>
+      <w:color w:themeColor="accent1" w:val="4F81BD"/>
+    </w:rPr>
+  </w:style>
+  <w:style w:styleId="Heading9" w:type="paragraph">
+    <w:name w:val="heading 9"/>
+    <w:basedOn w:val="Normal"/>
+    <w:next w:val="BodyText"/>
+    <w:uiPriority w:val="9"/>
+    <w:unhideWhenUsed/>
+    <w:qFormat/>
+    <w:pPr>
+      <w:keepNext/>
+      <w:keepLines/>
+      <w:spacing w:before="200"/>
+      <w:outlineLvl w:val="8"/>
+    </w:pPr>
+    <w:rPr>
+      <w:rFonts w:asciiTheme="majorHAnsi" w:cstheme="majorBidi" w:eastAsiaTheme="majorEastAsia" w:hAnsiTheme="majorHAnsi"/>
+      <w:color w:themeColor="accent1" w:val="4F81BD"/>
+    </w:rPr>
+  </w:style>
+  <w:style w:default="1" w:styleId="DefaultParagraphFont" w:type="character">
+    <w:name w:val="Default Paragraph Font"/>
+    <w:uiPriority w:val="1"/>
+    <w:semiHidden/>
+    <w:unhideWhenUsed/>
+  </w:style>
+  <w:style w:default="1" w:styleId="TableNormal" w:type="table">
+    <w:name w:val="Normal Table"/>
+    <w:uiPriority w:val="99"/>
+    <w:semiHidden/>
+    <w:unhideWhenUsed/>
+    <w:tblPr>
+      <w:tblInd w:type="dxa" w:w="0"/>
+      <w:tblCellMar>
+        <w:top w:type="dxa" w:w="0"/>
+        <w:left w:type="dxa" w:w="108"/>
+        <w:bottom w:type="dxa" w:w="0"/>
+        <w:right w:type="dxa" w:w="108"/>
+      </w:tblCellMar>
+    </w:tblPr>
+  </w:style>
+  <w:style w:default="1" w:styleId="NoList" w:type="numbering">
+    <w:name w:val="No List"/>
+    <w:uiPriority w:val="99"/>
+    <w:semiHidden/>
+    <w:unhideWhenUsed/>
   </w:style>
   <w:style w:styleId="BodyText" w:type="paragraph">
     <w:name w:val="Body Text"/>
     <w:basedOn w:val="Normal"/>
     <w:link w:val="BodyTextChar"/>
     <w:qFormat/>
+    <w:rsid w:val="00F1135C"/>
     <w:pPr>
-      <w:spacing w:after="180" w:before="180"/>
+      <w:ind w:firstLine="720"/>
     </w:pPr>
   </w:style>
   <w:style w:customStyle="1" w:styleId="FirstParagraph" w:type="paragraph">
@@ -4041,6 +5290,10 @@
     <w:basedOn w:val="BodyText"/>
     <w:next w:val="BodyText"/>
     <w:qFormat/>
+    <w:rsid w:val="00F1135C"/>
+    <w:pPr>
+      <w:ind w:firstLine="0"/>
+    </w:pPr>
   </w:style>
   <w:style w:customStyle="1" w:styleId="Compact" w:type="paragraph">
     <w:name w:val="Compact"/>
@@ -4054,110 +5307,59 @@
     <w:name w:val="Title"/>
     <w:basedOn w:val="Normal"/>
     <w:next w:val="BodyText"/>
-    <w:link w:val="TitleChar"/>
-    <w:uiPriority w:val="10"/>
     <w:qFormat/>
-    <w:rsid w:val="00A10FD9"/>
+    <w:rsid w:val="00CA66A9"/>
     <w:pPr>
-      <w:spacing w:after="80" w:line="240" w:lineRule="auto"/>
-      <w:contextualSpacing/>
+      <w:keepNext/>
+      <w:keepLines/>
       <w:jc w:val="center"/>
     </w:pPr>
     <w:rPr>
-      <w:rFonts w:asciiTheme="majorHAnsi" w:cstheme="majorBidi" w:eastAsiaTheme="majorEastAsia" w:hAnsiTheme="majorHAnsi"/>
-      <w:sz w:val="56"/>
-      <w:szCs w:val="56"/>
-    </w:rPr>
-  </w:style>
-  <w:style w:customStyle="1" w:styleId="TitleChar" w:type="character">
-    <w:name w:val="Title Char"/>
-    <w:basedOn w:val="DefaultParagraphFont"/>
-    <w:link w:val="Title"/>
-    <w:uiPriority w:val="10"/>
-    <w:rsid w:val="00A10FD9"/>
-    <w:rPr>
-      <w:rFonts w:asciiTheme="majorHAnsi" w:cstheme="majorBidi" w:eastAsiaTheme="majorEastAsia" w:hAnsiTheme="majorHAnsi"/>
-      <w:sz w:val="56"/>
-      <w:szCs w:val="56"/>
+      <w:rFonts w:cstheme="majorBidi" w:eastAsiaTheme="majorEastAsia"/>
+      <w:b/>
+      <w:bCs/>
+      <w:color w:themeColor="text1" w:val="000000"/>
+      <w:szCs w:val="36"/>
     </w:rPr>
   </w:style>
   <w:style w:styleId="Subtitle" w:type="paragraph">
     <w:name w:val="Subtitle"/>
     <w:basedOn w:val="Title"/>
     <w:next w:val="BodyText"/>
-    <w:link w:val="SubtitleChar"/>
-    <w:uiPriority w:val="11"/>
     <w:qFormat/>
-    <w:rsid w:val="00A10FD9"/>
-    <w:pPr>
-      <w:numPr>
-        <w:ilvl w:val="1"/>
-      </w:numPr>
-    </w:pPr>
+    <w:rsid w:val="00CA66A9"/>
     <w:rPr>
-      <w:rFonts w:cstheme="majorBidi" w:eastAsiaTheme="majorEastAsia"/>
-      <w:spacing w:val="15"/>
-      <w:sz w:val="28"/>
-      <w:szCs w:val="28"/>
-    </w:rPr>
-  </w:style>
-  <w:style w:customStyle="1" w:styleId="SubtitleChar" w:type="character">
-    <w:name w:val="Subtitle Char"/>
-    <w:basedOn w:val="DefaultParagraphFont"/>
-    <w:link w:val="Subtitle"/>
-    <w:uiPriority w:val="11"/>
-    <w:rsid w:val="00A10FD9"/>
-    <w:rPr>
-      <w:rFonts w:cstheme="majorBidi" w:eastAsiaTheme="majorEastAsia"/>
-      <w:color w:themeColor="text1" w:themeTint="A6" w:val="595959"/>
-      <w:spacing w:val="15"/>
-      <w:sz w:val="28"/>
-      <w:szCs w:val="28"/>
+      <w:szCs w:val="30"/>
     </w:rPr>
   </w:style>
   <w:style w:customStyle="1" w:styleId="Author" w:type="paragraph">
     <w:name w:val="Author"/>
-    <w:basedOn w:val="Title"/>
     <w:next w:val="BodyText"/>
     <w:qFormat/>
+    <w:rsid w:val="00CA66A9"/>
     <w:pPr>
       <w:keepNext/>
       <w:keepLines/>
+      <w:spacing w:after="0" w:line="432" w:lineRule="auto"/>
+      <w:jc w:val="center"/>
     </w:pPr>
     <w:rPr>
-      <w:sz w:val="24"/>
-      <w:szCs w:val="24"/>
+      <w:rFonts w:ascii="Times New Roman" w:hAnsi="Times New Roman"/>
     </w:rPr>
   </w:style>
   <w:style w:styleId="Date" w:type="paragraph">
     <w:name w:val="Date"/>
-    <w:basedOn w:val="Title"/>
     <w:next w:val="BodyText"/>
     <w:qFormat/>
+    <w:rsid w:val="00CA66A9"/>
     <w:pPr>
       <w:keepNext/>
       <w:keepLines/>
-    </w:pPr>
-    <w:rPr>
-      <w:sz w:val="24"/>
-      <w:szCs w:val="24"/>
-    </w:rPr>
-  </w:style>
-  <w:style w:customStyle="1" w:styleId="AbstractTitle" w:type="paragraph">
-    <w:name w:val="Abstract Title"/>
-    <w:basedOn w:val="Normal"/>
-    <w:next w:val="Abstract"/>
-    <w:qFormat/>
-    <w:pPr>
-      <w:keepNext/>
-      <w:keepLines/>
-      <w:spacing w:after="0" w:before="300"/>
+      <w:spacing w:after="0" w:line="432" w:lineRule="auto"/>
       <w:jc w:val="center"/>
     </w:pPr>
     <w:rPr>
-      <w:b/>
-      <w:sz w:val="20"/>
-      <w:szCs w:val="20"/>
+      <w:rFonts w:ascii="Times New Roman" w:hAnsi="Times New Roman"/>
     </w:rPr>
   </w:style>
   <w:style w:customStyle="1" w:styleId="Abstract" w:type="paragraph">
@@ -4165,10 +5367,12 @@
     <w:basedOn w:val="Normal"/>
     <w:next w:val="BodyText"/>
     <w:qFormat/>
+    <w:rsid w:val="00CA66A9"/>
     <w:pPr>
       <w:keepNext/>
       <w:keepLines/>
-      <w:spacing w:after="300" w:before="100"/>
+      <w:spacing w:after="300" w:before="300"/>
+      <w:ind w:left="720" w:right="720"/>
     </w:pPr>
     <w:rPr>
       <w:sz w:val="20"/>
@@ -4178,328 +5382,11 @@
   <w:style w:styleId="Bibliography" w:type="paragraph">
     <w:name w:val="Bibliography"/>
     <w:basedOn w:val="Normal"/>
-    <w:next w:val="Bibliography"/>
     <w:qFormat/>
-    <w:pPr/>
-    <w:rPr/>
-  </w:style>
-  <w:style w:styleId="Heading1" w:type="paragraph">
-    <w:name w:val="heading 1"/>
-    <w:basedOn w:val="Normal"/>
-    <w:next w:val="BodyText"/>
-    <w:link w:val="Heading1Char"/>
-    <w:uiPriority w:val="9"/>
-    <w:qFormat/>
-    <w:rsid w:val="00A10FD9"/>
+    <w:rsid w:val="004B30E0"/>
     <w:pPr>
-      <w:keepNext/>
-      <w:keepLines/>
-      <w:spacing w:after="80" w:before="360"/>
-      <w:outlineLvl w:val="0"/>
+      <w:ind w:hanging="720" w:left="720"/>
     </w:pPr>
-    <w:rPr>
-      <w:rFonts w:asciiTheme="majorHAnsi" w:cstheme="majorBidi" w:eastAsiaTheme="majorEastAsia" w:hAnsiTheme="majorHAnsi"/>
-      <w:color w:themeColor="accent1" w:themeShade="BF" w:val="0F4761"/>
-      <w:sz w:val="40"/>
-      <w:szCs w:val="40"/>
-    </w:rPr>
-  </w:style>
-  <w:style w:styleId="Heading2" w:type="paragraph">
-    <w:name w:val="heading 2"/>
-    <w:basedOn w:val="Normal"/>
-    <w:next w:val="BodyText"/>
-    <w:link w:val="Heading2Char"/>
-    <w:uiPriority w:val="9"/>
-    <w:semiHidden/>
-    <w:unhideWhenUsed/>
-    <w:qFormat/>
-    <w:rsid w:val="00A10FD9"/>
-    <w:pPr>
-      <w:keepNext/>
-      <w:keepLines/>
-      <w:spacing w:after="80" w:before="160"/>
-      <w:outlineLvl w:val="1"/>
-    </w:pPr>
-    <w:rPr>
-      <w:rFonts w:asciiTheme="majorHAnsi" w:cstheme="majorBidi" w:eastAsiaTheme="majorEastAsia" w:hAnsiTheme="majorHAnsi"/>
-      <w:color w:themeColor="accent1" w:themeShade="BF" w:val="0F4761"/>
-      <w:sz w:val="32"/>
-      <w:szCs w:val="32"/>
-    </w:rPr>
-  </w:style>
-  <w:style w:styleId="Heading3" w:type="paragraph">
-    <w:name w:val="heading 3"/>
-    <w:basedOn w:val="Normal"/>
-    <w:next w:val="BodyText"/>
-    <w:link w:val="Heading3Char"/>
-    <w:uiPriority w:val="9"/>
-    <w:semiHidden/>
-    <w:unhideWhenUsed/>
-    <w:qFormat/>
-    <w:rsid w:val="00A10FD9"/>
-    <w:pPr>
-      <w:keepNext/>
-      <w:keepLines/>
-      <w:spacing w:after="80" w:before="160"/>
-      <w:outlineLvl w:val="2"/>
-    </w:pPr>
-    <w:rPr>
-      <w:rFonts w:cstheme="majorBidi" w:eastAsiaTheme="majorEastAsia"/>
-      <w:color w:themeColor="accent1" w:themeShade="BF" w:val="0F4761"/>
-      <w:sz w:val="28"/>
-      <w:szCs w:val="28"/>
-    </w:rPr>
-  </w:style>
-  <w:style w:styleId="Heading4" w:type="paragraph">
-    <w:name w:val="heading 4"/>
-    <w:basedOn w:val="Normal"/>
-    <w:next w:val="BodyText"/>
-    <w:link w:val="Heading4Char"/>
-    <w:uiPriority w:val="9"/>
-    <w:semiHidden/>
-    <w:unhideWhenUsed/>
-    <w:qFormat/>
-    <w:rsid w:val="00A10FD9"/>
-    <w:pPr>
-      <w:keepNext/>
-      <w:keepLines/>
-      <w:spacing w:after="40" w:before="80"/>
-      <w:outlineLvl w:val="3"/>
-    </w:pPr>
-    <w:rPr>
-      <w:rFonts w:cstheme="majorBidi" w:eastAsiaTheme="majorEastAsia"/>
-      <w:i/>
-      <w:iCs/>
-      <w:color w:themeColor="accent1" w:themeShade="BF" w:val="0F4761"/>
-    </w:rPr>
-  </w:style>
-  <w:style w:styleId="Heading5" w:type="paragraph">
-    <w:name w:val="heading 5"/>
-    <w:basedOn w:val="Normal"/>
-    <w:next w:val="BodyText"/>
-    <w:link w:val="Heading5Char"/>
-    <w:uiPriority w:val="9"/>
-    <w:semiHidden/>
-    <w:unhideWhenUsed/>
-    <w:qFormat/>
-    <w:rsid w:val="00A10FD9"/>
-    <w:pPr>
-      <w:keepNext/>
-      <w:keepLines/>
-      <w:spacing w:after="40" w:before="80"/>
-      <w:outlineLvl w:val="4"/>
-    </w:pPr>
-    <w:rPr>
-      <w:rFonts w:cstheme="majorBidi" w:eastAsiaTheme="majorEastAsia"/>
-      <w:color w:themeColor="accent1" w:themeShade="BF" w:val="0F4761"/>
-    </w:rPr>
-  </w:style>
-  <w:style w:styleId="Heading6" w:type="paragraph">
-    <w:name w:val="heading 6"/>
-    <w:basedOn w:val="Normal"/>
-    <w:next w:val="BodyText"/>
-    <w:link w:val="Heading6Char"/>
-    <w:uiPriority w:val="9"/>
-    <w:semiHidden/>
-    <w:unhideWhenUsed/>
-    <w:qFormat/>
-    <w:rsid w:val="00A10FD9"/>
-    <w:pPr>
-      <w:keepNext/>
-      <w:keepLines/>
-      <w:spacing w:after="0" w:before="40"/>
-      <w:outlineLvl w:val="5"/>
-    </w:pPr>
-    <w:rPr>
-      <w:rFonts w:cstheme="majorBidi" w:eastAsiaTheme="majorEastAsia"/>
-      <w:i/>
-      <w:iCs/>
-      <w:color w:themeColor="text1" w:themeTint="A6" w:val="595959"/>
-    </w:rPr>
-  </w:style>
-  <w:style w:styleId="Heading7" w:type="paragraph">
-    <w:name w:val="heading 7"/>
-    <w:basedOn w:val="Normal"/>
-    <w:next w:val="BodyText"/>
-    <w:link w:val="Heading7Char"/>
-    <w:uiPriority w:val="9"/>
-    <w:semiHidden/>
-    <w:unhideWhenUsed/>
-    <w:qFormat/>
-    <w:rsid w:val="00A10FD9"/>
-    <w:pPr>
-      <w:keepNext/>
-      <w:keepLines/>
-      <w:spacing w:after="0" w:before="40"/>
-      <w:outlineLvl w:val="6"/>
-    </w:pPr>
-    <w:rPr>
-      <w:rFonts w:cstheme="majorBidi" w:eastAsiaTheme="majorEastAsia"/>
-      <w:color w:themeColor="text1" w:themeTint="A6" w:val="595959"/>
-    </w:rPr>
-  </w:style>
-  <w:style w:styleId="Heading8" w:type="paragraph">
-    <w:name w:val="heading 8"/>
-    <w:basedOn w:val="Normal"/>
-    <w:next w:val="BodyText"/>
-    <w:link w:val="Heading8Char"/>
-    <w:uiPriority w:val="9"/>
-    <w:semiHidden/>
-    <w:unhideWhenUsed/>
-    <w:qFormat/>
-    <w:rsid w:val="00A10FD9"/>
-    <w:pPr>
-      <w:keepNext/>
-      <w:keepLines/>
-      <w:spacing w:after="0"/>
-      <w:outlineLvl w:val="7"/>
-    </w:pPr>
-    <w:rPr>
-      <w:rFonts w:cstheme="majorBidi" w:eastAsiaTheme="majorEastAsia"/>
-      <w:i/>
-      <w:iCs/>
-      <w:color w:themeColor="text1" w:themeTint="D8" w:val="272727"/>
-    </w:rPr>
-  </w:style>
-  <w:style w:styleId="Heading9" w:type="paragraph">
-    <w:name w:val="heading 9"/>
-    <w:basedOn w:val="Normal"/>
-    <w:next w:val="BodyText"/>
-    <w:link w:val="Heading9Char"/>
-    <w:uiPriority w:val="9"/>
-    <w:semiHidden/>
-    <w:unhideWhenUsed/>
-    <w:qFormat/>
-    <w:rsid w:val="00A10FD9"/>
-    <w:pPr>
-      <w:keepNext/>
-      <w:keepLines/>
-      <w:spacing w:after="0"/>
-      <w:outlineLvl w:val="8"/>
-    </w:pPr>
-    <w:rPr>
-      <w:rFonts w:cstheme="majorBidi" w:eastAsiaTheme="majorEastAsia"/>
-      <w:color w:themeColor="text1" w:themeTint="D8" w:val="272727"/>
-    </w:rPr>
-  </w:style>
-  <w:style w:customStyle="1" w:styleId="Heading1Char" w:type="character">
-    <w:name w:val="Heading 1 Char"/>
-    <w:basedOn w:val="DefaultParagraphFont"/>
-    <w:link w:val="Heading1"/>
-    <w:uiPriority w:val="9"/>
-    <w:rsid w:val="00A10FD9"/>
-    <w:rPr>
-      <w:rFonts w:asciiTheme="majorHAnsi" w:cstheme="majorBidi" w:eastAsiaTheme="majorEastAsia" w:hAnsiTheme="majorHAnsi"/>
-      <w:color w:themeColor="accent1" w:themeShade="BF" w:val="0F4761"/>
-      <w:sz w:val="40"/>
-      <w:szCs w:val="40"/>
-    </w:rPr>
-  </w:style>
-  <w:style w:customStyle="1" w:styleId="Heading2Char" w:type="character">
-    <w:name w:val="Heading 2 Char"/>
-    <w:basedOn w:val="DefaultParagraphFont"/>
-    <w:link w:val="Heading2"/>
-    <w:uiPriority w:val="9"/>
-    <w:semiHidden/>
-    <w:rsid w:val="00A10FD9"/>
-    <w:rPr>
-      <w:rFonts w:asciiTheme="majorHAnsi" w:cstheme="majorBidi" w:eastAsiaTheme="majorEastAsia" w:hAnsiTheme="majorHAnsi"/>
-      <w:color w:themeColor="accent1" w:themeShade="BF" w:val="0F4761"/>
-      <w:sz w:val="32"/>
-      <w:szCs w:val="32"/>
-    </w:rPr>
-  </w:style>
-  <w:style w:customStyle="1" w:styleId="Heading3Char" w:type="character">
-    <w:name w:val="Heading 3 Char"/>
-    <w:basedOn w:val="DefaultParagraphFont"/>
-    <w:link w:val="Heading3"/>
-    <w:uiPriority w:val="9"/>
-    <w:semiHidden/>
-    <w:rsid w:val="00A10FD9"/>
-    <w:rPr>
-      <w:rFonts w:cstheme="majorBidi" w:eastAsiaTheme="majorEastAsia"/>
-      <w:color w:themeColor="accent1" w:themeShade="BF" w:val="0F4761"/>
-      <w:sz w:val="28"/>
-      <w:szCs w:val="28"/>
-    </w:rPr>
-  </w:style>
-  <w:style w:customStyle="1" w:styleId="Heading4Char" w:type="character">
-    <w:name w:val="Heading 4 Char"/>
-    <w:basedOn w:val="DefaultParagraphFont"/>
-    <w:link w:val="Heading4"/>
-    <w:uiPriority w:val="9"/>
-    <w:semiHidden/>
-    <w:rsid w:val="00A10FD9"/>
-    <w:rPr>
-      <w:rFonts w:cstheme="majorBidi" w:eastAsiaTheme="majorEastAsia"/>
-      <w:i/>
-      <w:iCs/>
-      <w:color w:themeColor="accent1" w:themeShade="BF" w:val="0F4761"/>
-    </w:rPr>
-  </w:style>
-  <w:style w:customStyle="1" w:styleId="Heading5Char" w:type="character">
-    <w:name w:val="Heading 5 Char"/>
-    <w:basedOn w:val="DefaultParagraphFont"/>
-    <w:link w:val="Heading5"/>
-    <w:uiPriority w:val="9"/>
-    <w:semiHidden/>
-    <w:rsid w:val="00A10FD9"/>
-    <w:rPr>
-      <w:rFonts w:cstheme="majorBidi" w:eastAsiaTheme="majorEastAsia"/>
-      <w:color w:themeColor="accent1" w:themeShade="BF" w:val="0F4761"/>
-    </w:rPr>
-  </w:style>
-  <w:style w:customStyle="1" w:styleId="Heading6Char" w:type="character">
-    <w:name w:val="Heading 6 Char"/>
-    <w:basedOn w:val="DefaultParagraphFont"/>
-    <w:link w:val="Heading6"/>
-    <w:uiPriority w:val="9"/>
-    <w:semiHidden/>
-    <w:rsid w:val="00A10FD9"/>
-    <w:rPr>
-      <w:rFonts w:cstheme="majorBidi" w:eastAsiaTheme="majorEastAsia"/>
-      <w:i/>
-      <w:iCs/>
-      <w:color w:themeColor="text1" w:themeTint="A6" w:val="595959"/>
-    </w:rPr>
-  </w:style>
-  <w:style w:customStyle="1" w:styleId="Heading7Char" w:type="character">
-    <w:name w:val="Heading 7 Char"/>
-    <w:basedOn w:val="DefaultParagraphFont"/>
-    <w:link w:val="Heading7"/>
-    <w:uiPriority w:val="9"/>
-    <w:semiHidden/>
-    <w:rsid w:val="00A10FD9"/>
-    <w:rPr>
-      <w:rFonts w:cstheme="majorBidi" w:eastAsiaTheme="majorEastAsia"/>
-      <w:color w:themeColor="text1" w:themeTint="A6" w:val="595959"/>
-    </w:rPr>
-  </w:style>
-  <w:style w:customStyle="1" w:styleId="Heading8Char" w:type="character">
-    <w:name w:val="Heading 8 Char"/>
-    <w:basedOn w:val="DefaultParagraphFont"/>
-    <w:link w:val="Heading8"/>
-    <w:uiPriority w:val="9"/>
-    <w:semiHidden/>
-    <w:rsid w:val="00A10FD9"/>
-    <w:rPr>
-      <w:rFonts w:cstheme="majorBidi" w:eastAsiaTheme="majorEastAsia"/>
-      <w:i/>
-      <w:iCs/>
-      <w:color w:themeColor="text1" w:themeTint="D8" w:val="272727"/>
-    </w:rPr>
-  </w:style>
-  <w:style w:customStyle="1" w:styleId="Heading9Char" w:type="character">
-    <w:name w:val="Heading 9 Char"/>
-    <w:basedOn w:val="DefaultParagraphFont"/>
-    <w:link w:val="Heading9"/>
-    <w:uiPriority w:val="9"/>
-    <w:semiHidden/>
-    <w:rsid w:val="00A10FD9"/>
-    <w:rPr>
-      <w:rFonts w:cstheme="majorBidi" w:eastAsiaTheme="majorEastAsia"/>
-      <w:color w:themeColor="text1" w:themeTint="D8" w:val="272727"/>
-    </w:rPr>
   </w:style>
   <w:style w:styleId="BlockText" w:type="paragraph">
     <w:name w:val="Block Text"/>
@@ -4510,37 +5397,18 @@
     <w:qFormat/>
     <w:pPr>
       <w:spacing w:after="100" w:before="100"/>
-      <w:ind w:firstLine="0" w:left="480" w:right="480"/>
+      <w:ind w:left="480" w:right="480"/>
     </w:pPr>
   </w:style>
   <w:style w:styleId="FootnoteText" w:type="paragraph">
-    <w:name w:val="Footnote Text"/>
+    <w:name w:val="footnote text"/>
     <w:basedOn w:val="Normal"/>
-    <w:next w:val="FootnoteText"/>
     <w:uiPriority w:val="9"/>
     <w:unhideWhenUsed/>
     <w:qFormat/>
   </w:style>
-  <w:style w:styleId="FootnoteBlockText" w:type="paragraph">
-    <w:name w:val="Footnote Block Text"/>
-    <w:basedOn w:val="FootnoteText"/>
-    <w:next w:val="FootnoteText"/>
-    <w:uiPriority w:val="9"/>
-    <w:unhideWhenUsed/>
-    <w:qFormat/>
-    <w:pPr>
-      <w:spacing w:after="100" w:before="100"/>
-      <w:ind w:firstLine="0" w:left="480" w:right="480"/>
-    </w:pPr>
-  </w:style>
-  <w:style w:default="1" w:styleId="DefaultParagraphFont" w:type="character">
-    <w:name w:val="Default Paragraph Font"/>
-    <w:semiHidden/>
-    <w:unhideWhenUsed/>
-  </w:style>
-  <w:style w:default="1" w:styleId="Table" w:type="table">
+  <w:style w:customStyle="1" w:styleId="Table" w:type="table">
     <w:name w:val="Table"/>
-    <w:basedOn w:val="TableNormal"/>
     <w:semiHidden/>
     <w:unhideWhenUsed/>
     <w:qFormat/>
@@ -4556,14 +5424,13 @@
     <w:tblStylePr w:type="firstRow">
       <w:tblPr>
         <w:jc w:val="left"/>
-        <w:tblInd w:type="dxa" w:w="0"/>
       </w:tblPr>
       <w:trPr>
         <w:jc w:val="left"/>
       </w:trPr>
       <w:tcPr>
         <w:tcBorders>
-          <w:bottom w:val="single"/>
+          <w:bottom w:color="auto" w:space="0" w:sz="0" w:val="single"/>
         </w:tcBorders>
         <w:vAlign w:val="bottom"/>
       </w:tcPr>
@@ -4576,7 +5443,6 @@
     <w:pPr>
       <w:keepNext/>
       <w:keepLines/>
-      <w:spacing w:after="0"/>
     </w:pPr>
     <w:rPr>
       <w:b/>
@@ -4587,11 +5453,11 @@
     <w:basedOn w:val="Normal"/>
   </w:style>
   <w:style w:styleId="Caption" w:type="paragraph">
-    <w:name w:val="Caption"/>
+    <w:name w:val="caption"/>
     <w:basedOn w:val="Normal"/>
-    <w:link w:val="BodyTextChar"/>
+    <w:link w:val="CaptionChar"/>
     <w:pPr>
-      <w:spacing w:after="120" w:before="0"/>
+      <w:spacing w:after="120"/>
     </w:pPr>
     <w:rPr>
       <w:i/>
@@ -4619,14 +5485,15 @@
       <w:keepNext/>
     </w:pPr>
   </w:style>
-  <w:style w:customStyle="1" w:styleId="BodyTextChar" w:type="character">
-    <w:name w:val="Body Text Char"/>
+  <w:style w:customStyle="1" w:styleId="CaptionChar" w:type="character">
+    <w:name w:val="Caption Char"/>
     <w:basedOn w:val="DefaultParagraphFont"/>
-    <w:link w:val="BodyText"/>
+    <w:link w:val="Caption"/>
   </w:style>
   <w:style w:customStyle="1" w:styleId="VerbatimChar" w:type="character">
     <w:name w:val="Verbatim Char"/>
-    <w:basedOn w:val="BodyTextChar"/>
+    <w:basedOn w:val="CaptionChar"/>
+    <w:link w:val="SourceCode"/>
     <w:rPr>
       <w:rFonts w:ascii="Consolas" w:hAnsi="Consolas"/>
       <w:sz w:val="22"/>
@@ -4634,20 +5501,21 @@
   </w:style>
   <w:style w:customStyle="1" w:styleId="SectionNumber" w:type="character">
     <w:name w:val="Section Number"/>
-    <w:basedOn w:val="BodyTextChar"/>
+    <w:basedOn w:val="CaptionChar"/>
   </w:style>
   <w:style w:styleId="FootnoteReference" w:type="character">
-    <w:name w:val="Footnote Reference"/>
-    <w:basedOn w:val="BodyTextChar"/>
+    <w:name w:val="footnote reference"/>
+    <w:basedOn w:val="CaptionChar"/>
     <w:rPr>
       <w:vertAlign w:val="superscript"/>
     </w:rPr>
   </w:style>
   <w:style w:styleId="Hyperlink" w:type="character">
     <w:name w:val="Hyperlink"/>
-    <w:basedOn w:val="BodyTextChar"/>
+    <w:basedOn w:val="CaptionChar"/>
+    <w:rsid w:val="004B30E0"/>
     <w:rPr>
-      <w:color w:themeColor="accent1" w:val="4F81BD"/>
+      <w:color w:val="auto"/>
     </w:rPr>
   </w:style>
   <w:style w:styleId="TOCHeading" w:type="paragraph">
@@ -4662,20 +5530,60 @@
       <w:outlineLvl w:val="9"/>
     </w:pPr>
     <w:rPr>
-      <w:rFonts w:asciiTheme="majorHAnsi" w:cstheme="majorBidi" w:eastAsiaTheme="majorEastAsia" w:hAnsiTheme="majorHAnsi"/>
+      <w:rFonts w:asciiTheme="majorHAnsi" w:hAnsiTheme="majorHAnsi"/>
       <w:b w:val="0"/>
       <w:bCs w:val="0"/>
       <w:color w:themeColor="accent1" w:themeShade="BF" w:val="365F91"/>
     </w:rPr>
   </w:style>
-  <w:style w:type="paragraph" w:customStyle="1" w:styleId="SourceCode">
+  <w:style w:customStyle="1" w:styleId="BodyTextChar" w:type="character">
+    <w:name w:val="Body Text Char"/>
+    <w:basedOn w:val="DefaultParagraphFont"/>
+    <w:link w:val="BodyText"/>
+    <w:rsid w:val="00F1135C"/>
+    <w:rPr>
+      <w:rFonts w:ascii="Times New Roman" w:hAnsi="Times New Roman"/>
+    </w:rPr>
+  </w:style>
+  <w:style w:customStyle="1" w:styleId="SourceCode" w:type="paragraph">
     <w:name w:val="Source Code"/>
     <w:basedOn w:val="Normal"/>
     <w:link w:val="VerbatimChar"/>
+    <w:rsid w:val="00122113"/>
     <w:pPr>
-      <w:wordWrap w:val="off"/>
-      <w:shd w:val="clear" w:fill="f1f3f5"/>
+      <w:widowControl w:val="0"/>
+      <w:shd w:color="auto" w:fill="F8F8F8" w:val="clear"/>
+      <w:wordWrap w:val="0"/>
+      <w:spacing w:after="480" w:before="240" w:line="240" w:lineRule="auto"/>
+      <w:contextualSpacing/>
     </w:pPr>
+    <w:rPr>
+      <w:rFonts w:ascii="Consolas" w:hAnsi="Consolas"/>
+      <w:sz w:val="22"/>
+    </w:rPr>
+  </w:style>
+  <w:style w:customStyle="1" w:styleId="FunctionTok" w:type="character">
+    <w:name w:val="FunctionTok"/>
+    <w:basedOn w:val="VerbatimChar"/>
+    <w:rsid w:val="00122113"/>
+    <w:rPr>
+      <w:rFonts w:ascii="Consolas" w:hAnsi="Consolas"/>
+      <w:i/>
+      <w:color w:val="000000"/>
+      <w:sz w:val="22"/>
+      <w:shd w:color="auto" w:fill="F8F8F8" w:val="clear"/>
+    </w:rPr>
+  </w:style>
+  <w:style w:customStyle="1" w:styleId="NormalTok" w:type="character">
+    <w:name w:val="NormalTok"/>
+    <w:basedOn w:val="VerbatimChar"/>
+    <w:rsid w:val="00122113"/>
+    <w:rPr>
+      <w:rFonts w:ascii="Consolas" w:hAnsi="Consolas"/>
+      <w:i/>
+      <w:sz w:val="22"/>
+      <w:shd w:color="auto" w:fill="F8F8F8" w:val="clear"/>
+    </w:rPr>
   </w:style>
   <w:style w:type="character" w:customStyle="1" w:styleId="KeywordTok">
     <w:name w:val="KeywordTok"/>
@@ -4816,14 +5724,6 @@
       <w:shd w:val="clear" w:fill="f1f3f5"/>
     </w:rPr>
   </w:style>
-  <w:style w:type="character" w:customStyle="1" w:styleId="FunctionTok">
-    <w:name w:val="FunctionTok"/>
-    <w:basedOn w:val="VerbatimChar"/>
-    <w:rPr>
-      <w:color w:val="4758ab"/>
-      <w:shd w:val="clear" w:fill="f1f3f5"/>
-    </w:rPr>
-  </w:style>
   <w:style w:type="character" w:customStyle="1" w:styleId="VariableTok">
     <w:name w:val="VariableTok"/>
     <w:basedOn w:val="VerbatimChar"/>
@@ -4919,14 +5819,6 @@
     <w:basedOn w:val="VerbatimChar"/>
     <w:rPr>
       <w:color w:val="ad0000"/>
-      <w:shd w:val="clear" w:fill="f1f3f5"/>
-    </w:rPr>
-  </w:style>
-  <w:style w:type="character" w:customStyle="1" w:styleId="NormalTok">
-    <w:name w:val="NormalTok"/>
-    <w:basedOn w:val="VerbatimChar"/>
-    <w:rPr>
-      <w:color w:val="003b4f"/>
       <w:shd w:val="clear" w:fill="f1f3f5"/>
     </w:rPr>
   </w:style>
@@ -4944,44 +5836,44 @@
         <a:sysClr val="window" lastClr="FFFFFF"/>
       </a:lt1>
       <a:dk2>
-        <a:srgbClr val="0E2841"/>
+        <a:srgbClr val="1F497D"/>
       </a:dk2>
       <a:lt2>
-        <a:srgbClr val="E8E8E8"/>
+        <a:srgbClr val="EEECE1"/>
       </a:lt2>
       <a:accent1>
-        <a:srgbClr val="156082"/>
+        <a:srgbClr val="4F81BD"/>
       </a:accent1>
       <a:accent2>
-        <a:srgbClr val="E97132"/>
+        <a:srgbClr val="C0504D"/>
       </a:accent2>
       <a:accent3>
-        <a:srgbClr val="196B24"/>
+        <a:srgbClr val="9BBB59"/>
       </a:accent3>
       <a:accent4>
-        <a:srgbClr val="0F9ED5"/>
+        <a:srgbClr val="8064A2"/>
       </a:accent4>
       <a:accent5>
-        <a:srgbClr val="A02B93"/>
+        <a:srgbClr val="4BACC6"/>
       </a:accent5>
       <a:accent6>
-        <a:srgbClr val="4EA72E"/>
+        <a:srgbClr val="F79646"/>
       </a:accent6>
       <a:hlink>
-        <a:srgbClr val="467886"/>
+        <a:srgbClr val="0000FF"/>
       </a:hlink>
       <a:folHlink>
-        <a:srgbClr val="96607D"/>
+        <a:srgbClr val="800080"/>
       </a:folHlink>
     </a:clrScheme>
     <a:fontScheme name="Office">
       <a:majorFont>
-        <a:latin typeface="Aptos Display" panose="02110004020202020204"/>
+        <a:latin typeface="Calibri"/>
         <a:ea typeface=""/>
         <a:cs typeface=""/>
-        <a:font script="Jpan" typeface="游ゴシック Light"/>
+        <a:font script="Jpan" typeface="ＭＳ ゴシック"/>
         <a:font script="Hang" typeface="맑은 고딕"/>
-        <a:font script="Hans" typeface="等线 Light"/>
+        <a:font script="Hans" typeface="宋体"/>
         <a:font script="Hant" typeface="新細明體"/>
         <a:font script="Arab" typeface="Times New Roman"/>
         <a:font script="Hebr" typeface="Times New Roman"/>
@@ -5008,32 +5900,14 @@
         <a:font script="Mong" typeface="Mongolian Baiti"/>
         <a:font script="Viet" typeface="Times New Roman"/>
         <a:font script="Uigh" typeface="Microsoft Uighur"/>
-        <a:font script="Geor" typeface="Sylfaen"/>
-        <a:font script="Armn" typeface="Arial"/>
-        <a:font script="Bugi" typeface="Leelawadee UI"/>
-        <a:font script="Bopo" typeface="Microsoft JhengHei"/>
-        <a:font script="Java" typeface="Javanese Text"/>
-        <a:font script="Lisu" typeface="Segoe UI"/>
-        <a:font script="Mymr" typeface="Myanmar Text"/>
-        <a:font script="Nkoo" typeface="Ebrima"/>
-        <a:font script="Olck" typeface="Nirmala UI"/>
-        <a:font script="Osma" typeface="Ebrima"/>
-        <a:font script="Phag" typeface="Phagspa"/>
-        <a:font script="Syrn" typeface="Estrangelo Edessa"/>
-        <a:font script="Syrj" typeface="Estrangelo Edessa"/>
-        <a:font script="Syre" typeface="Estrangelo Edessa"/>
-        <a:font script="Sora" typeface="Nirmala UI"/>
-        <a:font script="Tale" typeface="Microsoft Tai Le"/>
-        <a:font script="Talu" typeface="Microsoft New Tai Lue"/>
-        <a:font script="Tfng" typeface="Ebrima"/>
       </a:majorFont>
       <a:minorFont>
-        <a:latin typeface="Aptos" panose="02110004020202020204"/>
+        <a:latin typeface="Cambria"/>
         <a:ea typeface=""/>
         <a:cs typeface=""/>
-        <a:font script="Jpan" typeface="游明朝"/>
+        <a:font script="Jpan" typeface="ＭＳ 明朝"/>
         <a:font script="Hang" typeface="맑은 고딕"/>
-        <a:font script="Hans" typeface="等线"/>
+        <a:font script="Hans" typeface="宋体"/>
         <a:font script="Hant" typeface="新細明體"/>
         <a:font script="Arab" typeface="Arial"/>
         <a:font script="Hebr" typeface="Arial"/>
@@ -5060,24 +5934,6 @@
         <a:font script="Mong" typeface="Mongolian Baiti"/>
         <a:font script="Viet" typeface="Arial"/>
         <a:font script="Uigh" typeface="Microsoft Uighur"/>
-        <a:font script="Geor" typeface="Sylfaen"/>
-        <a:font script="Armn" typeface="Arial"/>
-        <a:font script="Bugi" typeface="Leelawadee UI"/>
-        <a:font script="Bopo" typeface="Microsoft JhengHei"/>
-        <a:font script="Java" typeface="Javanese Text"/>
-        <a:font script="Lisu" typeface="Segoe UI"/>
-        <a:font script="Mymr" typeface="Myanmar Text"/>
-        <a:font script="Nkoo" typeface="Ebrima"/>
-        <a:font script="Olck" typeface="Nirmala UI"/>
-        <a:font script="Osma" typeface="Ebrima"/>
-        <a:font script="Phag" typeface="Phagspa"/>
-        <a:font script="Syrn" typeface="Estrangelo Edessa"/>
-        <a:font script="Syrj" typeface="Estrangelo Edessa"/>
-        <a:font script="Syre" typeface="Estrangelo Edessa"/>
-        <a:font script="Sora" typeface="Nirmala UI"/>
-        <a:font script="Tale" typeface="Microsoft Tai Le"/>
-        <a:font script="Talu" typeface="Microsoft New Tai Lue"/>
-        <a:font script="Tfng" typeface="Ebrima"/>
       </a:minorFont>
     </a:fontScheme>
     <a:fmtScheme name="Office">
@@ -5089,141 +5945,200 @@
           <a:gsLst>
             <a:gs pos="0">
               <a:schemeClr val="phClr">
-                <a:lumMod val="110000"/>
-                <a:satMod val="105000"/>
-                <a:tint val="67000"/>
+                <a:tint val="50000"/>
+                <a:satMod val="300000"/>
               </a:schemeClr>
             </a:gs>
-            <a:gs pos="50000">
+            <a:gs pos="35000">
               <a:schemeClr val="phClr">
-                <a:lumMod val="105000"/>
-                <a:satMod val="103000"/>
-                <a:tint val="73000"/>
+                <a:tint val="37000"/>
+                <a:satMod val="300000"/>
               </a:schemeClr>
             </a:gs>
             <a:gs pos="100000">
               <a:schemeClr val="phClr">
-                <a:lumMod val="105000"/>
-                <a:satMod val="109000"/>
-                <a:tint val="81000"/>
+                <a:tint val="15000"/>
+                <a:satMod val="350000"/>
               </a:schemeClr>
             </a:gs>
           </a:gsLst>
-          <a:lin ang="5400000" scaled="0"/>
+          <a:lin ang="16200000" scaled="1"/>
         </a:gradFill>
         <a:gradFill rotWithShape="1">
           <a:gsLst>
             <a:gs pos="0">
               <a:schemeClr val="phClr">
-                <a:satMod val="103000"/>
-                <a:lumMod val="102000"/>
-                <a:tint val="94000"/>
-              </a:schemeClr>
-            </a:gs>
-            <a:gs pos="50000">
-              <a:schemeClr val="phClr">
-                <a:satMod val="110000"/>
-                <a:lumMod val="100000"/>
+                <a:tint val="100000"/>
                 <a:shade val="100000"/>
+                <a:satMod val="130000"/>
               </a:schemeClr>
             </a:gs>
             <a:gs pos="100000">
               <a:schemeClr val="phClr">
-                <a:lumMod val="99000"/>
-                <a:satMod val="120000"/>
-                <a:shade val="78000"/>
+                <a:tint val="50000"/>
+                <a:shade val="100000"/>
+                <a:satMod val="350000"/>
               </a:schemeClr>
             </a:gs>
           </a:gsLst>
-          <a:lin ang="5400000" scaled="0"/>
+          <a:lin ang="16200000" scaled="0"/>
         </a:gradFill>
       </a:fillStyleLst>
       <a:lnStyleLst>
-        <a:ln w="6350" cap="flat" cmpd="sng" algn="ctr">
+        <a:ln w="9525" cap="flat" cmpd="sng" algn="ctr">
+          <a:solidFill>
+            <a:schemeClr val="phClr">
+              <a:shade val="95000"/>
+              <a:satMod val="105000"/>
+            </a:schemeClr>
+          </a:solidFill>
+          <a:prstDash val="solid"/>
+        </a:ln>
+        <a:ln w="25400" cap="flat" cmpd="sng" algn="ctr">
           <a:solidFill>
             <a:schemeClr val="phClr"/>
           </a:solidFill>
           <a:prstDash val="solid"/>
-          <a:miter lim="800000"/>
         </a:ln>
-        <a:ln w="12700" cap="flat" cmpd="sng" algn="ctr">
+        <a:ln w="38100" cap="flat" cmpd="sng" algn="ctr">
           <a:solidFill>
             <a:schemeClr val="phClr"/>
           </a:solidFill>
           <a:prstDash val="solid"/>
-          <a:miter lim="800000"/>
-        </a:ln>
-        <a:ln w="19050" cap="flat" cmpd="sng" algn="ctr">
-          <a:solidFill>
-            <a:schemeClr val="phClr"/>
-          </a:solidFill>
-          <a:prstDash val="solid"/>
-          <a:miter lim="800000"/>
         </a:ln>
       </a:lnStyleLst>
       <a:effectStyleLst>
         <a:effectStyle>
-          <a:effectLst/>
-        </a:effectStyle>
-        <a:effectStyle>
-          <a:effectLst/>
+          <a:effectLst>
+            <a:outerShdw blurRad="40000" dist="20000" dir="5400000" rotWithShape="0">
+              <a:srgbClr val="000000">
+                <a:alpha val="38000"/>
+              </a:srgbClr>
+            </a:outerShdw>
+          </a:effectLst>
         </a:effectStyle>
         <a:effectStyle>
           <a:effectLst>
-            <a:outerShdw blurRad="57150" dist="19050" dir="5400000" algn="ctr" rotWithShape="0">
+            <a:outerShdw blurRad="40000" dist="23000" dir="5400000" rotWithShape="0">
               <a:srgbClr val="000000">
-                <a:alpha val="63000"/>
+                <a:alpha val="35000"/>
               </a:srgbClr>
             </a:outerShdw>
           </a:effectLst>
+        </a:effectStyle>
+        <a:effectStyle>
+          <a:effectLst>
+            <a:outerShdw blurRad="40000" dist="23000" dir="5400000" rotWithShape="0">
+              <a:srgbClr val="000000">
+                <a:alpha val="35000"/>
+              </a:srgbClr>
+            </a:outerShdw>
+          </a:effectLst>
+          <a:scene3d>
+            <a:camera prst="orthographicFront">
+              <a:rot lat="0" lon="0" rev="0"/>
+            </a:camera>
+            <a:lightRig rig="threePt" dir="t">
+              <a:rot lat="0" lon="0" rev="1200000"/>
+            </a:lightRig>
+          </a:scene3d>
+          <a:sp3d>
+            <a:bevelT w="63500" h="25400"/>
+          </a:sp3d>
         </a:effectStyle>
       </a:effectStyleLst>
       <a:bgFillStyleLst>
         <a:solidFill>
           <a:schemeClr val="phClr"/>
         </a:solidFill>
-        <a:solidFill>
-          <a:schemeClr val="phClr">
-            <a:tint val="95000"/>
-            <a:satMod val="170000"/>
-          </a:schemeClr>
-        </a:solidFill>
         <a:gradFill rotWithShape="1">
           <a:gsLst>
             <a:gs pos="0">
               <a:schemeClr val="phClr">
-                <a:tint val="93000"/>
-                <a:satMod val="150000"/>
-                <a:shade val="98000"/>
-                <a:lumMod val="102000"/>
+                <a:tint val="40000"/>
+                <a:satMod val="350000"/>
               </a:schemeClr>
             </a:gs>
-            <a:gs pos="50000">
+            <a:gs pos="40000">
               <a:schemeClr val="phClr">
-                <a:tint val="98000"/>
-                <a:satMod val="130000"/>
-                <a:shade val="90000"/>
-                <a:lumMod val="103000"/>
+                <a:tint val="45000"/>
+                <a:shade val="99000"/>
+                <a:satMod val="350000"/>
               </a:schemeClr>
             </a:gs>
             <a:gs pos="100000">
               <a:schemeClr val="phClr">
-                <a:shade val="63000"/>
-                <a:satMod val="120000"/>
+                <a:shade val="20000"/>
+                <a:satMod val="255000"/>
               </a:schemeClr>
             </a:gs>
           </a:gsLst>
-          <a:lin ang="5400000" scaled="0"/>
+          <a:path path="circle">
+            <a:fillToRect l="50000" t="-80000" r="50000" b="180000"/>
+          </a:path>
+        </a:gradFill>
+        <a:gradFill rotWithShape="1">
+          <a:gsLst>
+            <a:gs pos="0">
+              <a:schemeClr val="phClr">
+                <a:tint val="80000"/>
+                <a:satMod val="300000"/>
+              </a:schemeClr>
+            </a:gs>
+            <a:gs pos="100000">
+              <a:schemeClr val="phClr">
+                <a:shade val="30000"/>
+                <a:satMod val="200000"/>
+              </a:schemeClr>
+            </a:gs>
+          </a:gsLst>
+          <a:path path="circle">
+            <a:fillToRect l="50000" t="50000" r="50000" b="50000"/>
+          </a:path>
         </a:gradFill>
       </a:bgFillStyleLst>
     </a:fmtScheme>
   </a:themeElements>
-  <a:objectDefaults/>
+  <a:objectDefaults>
+    <a:spDef>
+      <a:spPr/>
+      <a:bodyPr/>
+      <a:lstStyle/>
+      <a:style>
+        <a:lnRef idx="1">
+          <a:schemeClr val="accent1"/>
+        </a:lnRef>
+        <a:fillRef idx="3">
+          <a:schemeClr val="accent1"/>
+        </a:fillRef>
+        <a:effectRef idx="2">
+          <a:schemeClr val="accent1"/>
+        </a:effectRef>
+        <a:fontRef idx="minor">
+          <a:schemeClr val="lt1"/>
+        </a:fontRef>
+      </a:style>
+    </a:spDef>
+    <a:lnDef>
+      <a:spPr/>
+      <a:bodyPr/>
+      <a:lstStyle/>
+      <a:style>
+        <a:lnRef idx="2">
+          <a:schemeClr val="accent1"/>
+        </a:lnRef>
+        <a:fillRef idx="0">
+          <a:schemeClr val="accent1"/>
+        </a:fillRef>
+        <a:effectRef idx="1">
+          <a:schemeClr val="accent1"/>
+        </a:effectRef>
+        <a:fontRef idx="minor">
+          <a:schemeClr val="tx1"/>
+        </a:fontRef>
+      </a:style>
+    </a:lnDef>
+  </a:objectDefaults>
   <a:extraClrSchemeLst/>
-  <a:extLst>
-    <a:ext uri="{05A4C25C-085E-4340-85A3-A5531E510DB2}">
-      <thm15:themeFamily xmlns:thm15="http://schemas.microsoft.com/office/thememl/2012/main" name="Office Theme" id="{2E142A2C-CD16-42D6-873A-C26D2A0506FA}" vid="{1BDDFF52-6CD6-40A5-AB3C-68EB2F1E4D0A}"/>
-    </a:ext>
-  </a:extLst>
 </a:theme>
 </file>
--- a/papers/_output/paper1.docx
+++ b/papers/_output/paper1.docx
@@ -59,215 +59,6 @@
         <w:t xml:space="preserve">Introduction</w:t>
       </w:r>
     </w:p>
-    <w:tbl>
-      <w:tblPr>
-        <w:tblStyle w:val="Table"/>
-        <w:tblLook w:firstRow="0" w:lastRow="0" w:firstColumn="0" w:lastColumn="0" w:noHBand="0" w:noVBand="0" w:val="0000"/>
-        <w:tblBorders>
-          <w:top w:val="single" w:sz="4" w:space="0" w:color="0758E5"/>
-          <w:left w:val="single" w:sz="24" w:space="0" w:color="0758E5"/>
-          <w:bottom w:val="single" w:sz="4" w:space="0" w:color="0758E5"/>
-          <w:right w:val="single" w:sz="4" w:space="0" w:color="0758E5"/>
-        </w:tblBorders>
-        <w:tblCellMar>
-          <w:left w:w="144" w:type="dxa"/>
-          <w:right w:w="144" w:type="dxa"/>
-        </w:tblCellMar>
-        <w:tblLook w:firstRow="0" w:lastRow="0" w:firstColumn="0" w:lastColumn="0" w:noHBand="0" w:noVBand="0" w:val="0000"/>
-      </w:tblPr>
-      <w:tr>
-        <w:trPr>
-          <w:cantSplit/>
-        </w:trPr>
-        <w:tc>
-          <w:tcPr>
-            <w:shd w:color="auto" w:fill="dae6fb" w:val="clear"/>
-            <w:tcMar>
-              <w:top w:w="92" w:type="dxa"/>
-              <w:bottom w:w="92" w:type="dxa"/>
-            </w:tcMar>
-          </w:tcPr>
-          <w:p>
-            <w:pPr>
-              <w:pStyle w:val="FirstParagraph"/>
-            </w:pPr>
-            <w:pPr>
-              <w:spacing w:before="0" w:after="0"/>
-              <w:textAlignment w:val="center"/>
-            </w:pPr>
-            <w:r>
-              <w:drawing>
-                <wp:inline>
-                  <wp:extent cx="152400" cy="152400"/>
-                  <wp:effectExtent b="0" l="0" r="0" t="0"/>
-                  <wp:docPr descr="" title="" id="21" name="Picture"/>
-                  <a:graphic>
-                    <a:graphicData uri="http://schemas.openxmlformats.org/drawingml/2006/picture">
-                      <pic:pic>
-                        <pic:nvPicPr>
-                          <pic:cNvPr descr="/Applications/quarto/share/formats/docx/note.png" id="22" name="Picture"/>
-                          <pic:cNvPicPr>
-                            <a:picLocks noChangeArrowheads="1" noChangeAspect="1"/>
-                          </pic:cNvPicPr>
-                        </pic:nvPicPr>
-                        <pic:blipFill>
-                          <a:blip r:embed="rId20"/>
-                          <a:stretch>
-                            <a:fillRect/>
-                          </a:stretch>
-                        </pic:blipFill>
-                        <pic:spPr bwMode="auto">
-                          <a:xfrm>
-                            <a:off x="0" y="0"/>
-                            <a:ext cx="152400" cy="152400"/>
-                          </a:xfrm>
-                          <a:prstGeom prst="rect">
-                            <a:avLst/>
-                          </a:prstGeom>
-                          <a:noFill/>
-                          <a:ln w="9525">
-                            <a:noFill/>
-                            <a:headEnd/>
-                            <a:tailEnd/>
-                          </a:ln>
-                        </pic:spPr>
-                      </pic:pic>
-                    </a:graphicData>
-                  </a:graphic>
-                </wp:inline>
-              </w:drawing>
-            </w:r>
-            <w:r>
-              <w:t xml:space="preserve"> </w:t>
-            </w:r>
-            <w:r>
-              <w:t xml:space="preserve"> </w:t>
-            </w:r>
-            <w:r>
-              <w:t xml:space="preserve">Note</w:t>
-            </w:r>
-          </w:p>
-        </w:tc>
-      </w:tr>
-      <w:tr>
-        <w:trPr>
-          <w:cantSplit/>
-        </w:trPr>
-        <w:tc>
-          <w:tcPr>
-            <w:tcMar>
-              <w:top w:w="108" w:type="dxa"/>
-              <w:bottom w:w="108" w:type="dxa"/>
-            </w:tcMar>
-          </w:tcPr>
-          <w:p>
-            <w:pPr>
-              <w:pStyle w:val="BodyText"/>
-            </w:pPr>
-            <w:pPr>
-              <w:spacing w:before="16"/>
-            </w:pPr>
-            <w:r>
-              <w:t xml:space="preserve">Some points for consideration while reading:</w:t>
-            </w:r>
-          </w:p>
-          <w:p>
-            <w:pPr>
-              <w:pStyle w:val="Compact"/>
-              <w:numPr>
-                <w:ilvl w:val="0"/>
-                <w:numId w:val="1001"/>
-              </w:numPr>
-            </w:pPr>
-            <w:r>
-              <w:t xml:space="preserve">When writing the current draft I have not considered the length of the text. Admittingly, the text in it’s current from is on the longer side. Directions on shorting the introduction is welcomed.</w:t>
-            </w:r>
-          </w:p>
-          <w:p>
-            <w:pPr>
-              <w:pStyle w:val="Compact"/>
-              <w:numPr>
-                <w:ilvl w:val="0"/>
-                <w:numId w:val="1001"/>
-              </w:numPr>
-            </w:pPr>
-            <w:r>
-              <w:t xml:space="preserve">I’m currently not happy with the term</w:t>
-            </w:r>
-            <w:r>
-              <w:t xml:space="preserve"> </w:t>
-            </w:r>
-            <w:r>
-              <w:t xml:space="preserve">“origin”</w:t>
-            </w:r>
-            <w:r>
-              <w:t xml:space="preserve">, alternatives like ethnicity or nationality have been considered but do also not completely do justice to the operationalization</w:t>
-            </w:r>
-          </w:p>
-          <w:p>
-            <w:pPr>
-              <w:pStyle w:val="Compact"/>
-              <w:numPr>
-                <w:ilvl w:val="0"/>
-                <w:numId w:val="1001"/>
-              </w:numPr>
-            </w:pPr>
-            <w:r>
-              <w:t xml:space="preserve">For the arguments for origin-based differences in outcomes and (network) opportunities have been predominantly sourced from the status quo in the science of science literature. One argument that is currently lacking is the potential for</w:t>
-            </w:r>
-            <w:r>
-              <w:t xml:space="preserve"> </w:t>
-            </w:r>
-            <w:r>
-              <w:t xml:space="preserve">“bias/discrimination”</w:t>
-            </w:r>
-            <w:r>
-              <w:t xml:space="preserve">, which has currently not been convincingly made in this literature. Do we want to explicitly state the potential for (implicit) discrimination or do wo want to adhere to the traditions in this literature.</w:t>
-            </w:r>
-          </w:p>
-          <w:p>
-            <w:pPr>
-              <w:pStyle w:val="Compact"/>
-              <w:numPr>
-                <w:ilvl w:val="0"/>
-                <w:numId w:val="1001"/>
-              </w:numPr>
-            </w:pPr>
-            <w:r>
-              <w:t xml:space="preserve">I have intentionally made the intersectional argument as concise as possible, do you feel that the argument as such is sufficient?</w:t>
-            </w:r>
-          </w:p>
-          <w:p>
-            <w:pPr>
-              <w:pStyle w:val="Compact"/>
-              <w:numPr>
-                <w:ilvl w:val="0"/>
-                <w:numId w:val="1001"/>
-              </w:numPr>
-            </w:pPr>
-            <w:r>
-              <w:t xml:space="preserve">I have reformulated the research questions to be even more substantive. Admittingly, the explanatory research questions remain on the dyadic level. Do you have suggestions to also include a ego, network level in here?</w:t>
-            </w:r>
-          </w:p>
-          <w:p>
-            <w:pPr>
-              <w:pStyle w:val="Compact"/>
-              <w:numPr>
-                <w:ilvl w:val="0"/>
-                <w:numId w:val="1001"/>
-              </w:numPr>
-            </w:pPr>
-            <w:r>
-              <w:t xml:space="preserve">I have made the levels (ego, dyad, network) implicit in the argument thus far out of concern for the argument getting too extensive when incorporating these levels explicitly, do you feel that the current argument requires such explication?</w:t>
-            </w:r>
-            <w:r>
-              <w:br/>
-            </w:r>
-          </w:p>
-          <w:p/>
-        </w:tc>
-      </w:tr>
-    </w:tbl>
     <w:p>
       <w:pPr>
         <w:pStyle w:val="FirstParagraph"/>
@@ -791,7 +582,7 @@
       <w:pPr>
         <w:numPr>
           <w:ilvl w:val="0"/>
-          <w:numId w:val="1002"/>
+          <w:numId w:val="1001"/>
         </w:numPr>
       </w:pPr>
       <w:r>
@@ -803,21 +594,85 @@
         <w:pStyle w:val="Compact"/>
         <w:numPr>
           <w:ilvl w:val="1"/>
+          <w:numId w:val="1002"/>
+        </w:numPr>
+      </w:pPr>
+      <w:r>
+        <w:rPr>
+          <w:b/>
+          <w:bCs/>
+        </w:rPr>
+        <w:t xml:space="preserve">RQ1:</w:t>
+      </w:r>
+      <w:r>
+        <w:t xml:space="preserve"> </w:t>
+      </w:r>
+      <w:r>
+        <w:t xml:space="preserve">To what extent are there gender- and origin-based differences in collaboration (networks)?</w:t>
+      </w:r>
+    </w:p>
+    <w:p>
+      <w:pPr>
+        <w:pStyle w:val="Compact"/>
+        <w:numPr>
+          <w:ilvl w:val="2"/>
           <w:numId w:val="1003"/>
         </w:numPr>
       </w:pPr>
       <w:r>
+        <w:t xml:space="preserve">At the ego level, we compare differences in the number of collaborations (degree), brokerage and bridging (betweenness, structural holes/constraint), and local clustering across gender and origin groups. This follows prior work that links network position to productivity and impact</w:t>
+      </w:r>
+      <w:r>
+        <w:t xml:space="preserve"> </w:t>
+      </w:r>
+      <w:r>
+        <w:t xml:space="preserve">(Collischon &amp; Eberl, 2021; Ductor, 2015; Li et al., 2022)</w:t>
+      </w:r>
+      <w:r>
+        <w:t xml:space="preserve">.</w:t>
+      </w:r>
+    </w:p>
+    <w:p>
+      <w:pPr>
+        <w:pStyle w:val="Compact"/>
+        <w:numPr>
+          <w:ilvl w:val="2"/>
+          <w:numId w:val="1003"/>
+        </w:numPr>
+      </w:pPr>
+      <w:r>
+        <w:t xml:space="preserve">At the network level, we examine global clustering, transitivity, assortativity by gender and origin, and the overall core–periphery structure of the co-authorship network, building on studies of national and disciplinary collaboration structures</w:t>
+      </w:r>
+      <w:r>
+        <w:t xml:space="preserve"> </w:t>
+      </w:r>
+      <w:r>
+        <w:t xml:space="preserve">(Abbasi et al., 2011; Ferligoj et al., 2015; Hâncean et al., 2014; Hou et al., 2007)</w:t>
+      </w:r>
+      <w:r>
+        <w:t xml:space="preserve">.</w:t>
+      </w:r>
+    </w:p>
+    <w:p>
+      <w:pPr>
+        <w:pStyle w:val="Compact"/>
+        <w:numPr>
+          <w:ilvl w:val="1"/>
+          <w:numId w:val="1002"/>
+        </w:numPr>
+      </w:pPr>
+      <w:r>
         <w:rPr>
           <w:b/>
           <w:bCs/>
         </w:rPr>
-        <w:t xml:space="preserve">RQ1:</w:t>
-      </w:r>
-      <w:r>
-        <w:t xml:space="preserve"> </w:t>
-      </w:r>
-      <w:r>
-        <w:t xml:space="preserve">To what extent are there gender- and origin-based differences in collaboration (networks)?</w:t>
+        <w:t xml:space="preserve">RQ2:</w:t>
+      </w:r>
+      <w:r>
+        <w:t xml:space="preserve"> </w:t>
+      </w:r>
+      <w:r>
+        <w:t xml:space="preserve">To what extent are there gender- and origin-based differences in homophily? Do actors tend to choose collaborators who share their gender or origin?</w:t>
       </w:r>
     </w:p>
     <w:p>
@@ -829,34 +684,13 @@
         </w:numPr>
       </w:pPr>
       <w:r>
-        <w:t xml:space="preserve">At the ego level, we compare differences in the number of collaborations (degree), brokerage and bridging (betweenness, structural holes/constraint), and local clustering across gender and origin groups. This follows prior work that links network position to productivity and impact</w:t>
-      </w:r>
-      <w:r>
-        <w:t xml:space="preserve"> </w:t>
-      </w:r>
-      <w:r>
-        <w:t xml:space="preserve">(Collischon &amp; Eberl, 2021; Ductor, 2015; Li et al., 2022)</w:t>
-      </w:r>
-      <w:r>
-        <w:t xml:space="preserve">.</w:t>
-      </w:r>
-    </w:p>
-    <w:p>
-      <w:pPr>
-        <w:pStyle w:val="Compact"/>
-        <w:numPr>
-          <w:ilvl w:val="2"/>
-          <w:numId w:val="1004"/>
-        </w:numPr>
-      </w:pPr>
-      <w:r>
-        <w:t xml:space="preserve">At the network level, we examine global clustering, transitivity, assortativity by gender and origin, and the overall core–periphery structure of the co-authorship network, building on studies of national and disciplinary collaboration structures</w:t>
-      </w:r>
-      <w:r>
-        <w:t xml:space="preserve"> </w:t>
-      </w:r>
-      <w:r>
-        <w:t xml:space="preserve">(Abbasi et al., 2011; Ferligoj et al., 2015; Hâncean et al., 2014; Hou et al., 2007)</w:t>
+        <w:t xml:space="preserve">At the dyadic level, we estimate homophily and status asymmetries using longitudinal tie-formation models (e.g. SAOMs or related dynamic network models) that include endogenous structural effects (closure, activity, popularity) and covariate effects for gender and nationality using ego, alter, and similarity terms (egoX, altX, sameX). This allows us to quantify whether, net of structural tendencies and productivity, scholars systematically prefer same-gender or same-origin collaborators and whether majority scholars are more likely to be selected as alters than minority scholars</w:t>
+      </w:r>
+      <w:r>
+        <w:t xml:space="preserve"> </w:t>
+      </w:r>
+      <w:r>
+        <w:t xml:space="preserve">(Block et al., 2019; Kwiek &amp; Roszka, 2021)</w:t>
       </w:r>
       <w:r>
         <w:t xml:space="preserve">.</w:t>
@@ -867,7 +701,7 @@
         <w:pStyle w:val="Compact"/>
         <w:numPr>
           <w:ilvl w:val="1"/>
-          <w:numId w:val="1003"/>
+          <w:numId w:val="1002"/>
         </w:numPr>
       </w:pPr>
       <w:r>
@@ -875,13 +709,13 @@
           <w:b/>
           <w:bCs/>
         </w:rPr>
-        <w:t xml:space="preserve">RQ2:</w:t>
-      </w:r>
-      <w:r>
-        <w:t xml:space="preserve"> </w:t>
-      </w:r>
-      <w:r>
-        <w:t xml:space="preserve">To what extent are there gender- and origin-based differences in homophily? Do actors tend to choose collaborators who share their gender or origin?</w:t>
+        <w:t xml:space="preserve">RQ3:</w:t>
+      </w:r>
+      <w:r>
+        <w:t xml:space="preserve"> </w:t>
+      </w:r>
+      <w:r>
+        <w:t xml:space="preserve">To what extent does gender- and origin-based homophily intersect? Do actors tend to choose collaborators who share both their gender and their origin?</w:t>
       </w:r>
     </w:p>
     <w:p>
@@ -893,13 +727,13 @@
         </w:numPr>
       </w:pPr>
       <w:r>
-        <w:t xml:space="preserve">At the dyadic level, we estimate homophily and status asymmetries using longitudinal tie-formation models (e.g. SAOMs or related dynamic network models) that include endogenous structural effects (closure, activity, popularity) and covariate effects for gender and nationality using ego, alter, and similarity terms (egoX, altX, sameX). This allows us to quantify whether, net of structural tendencies and productivity, scholars systematically prefer same-gender or same-origin collaborators and whether majority scholars are more likely to be selected as alters than minority scholars</w:t>
-      </w:r>
-      <w:r>
-        <w:t xml:space="preserve"> </w:t>
-      </w:r>
-      <w:r>
-        <w:t xml:space="preserve">(Block et al., 2019; Kwiek &amp; Roszka, 2021)</w:t>
+        <w:t xml:space="preserve">We extend the dyadic models to include interaction terms for gender × origin similarity, and to differentiate homophily for intersectional groups. This enables us to test whether, for example, international women exhibit particularly strong same-origin homophily (perhaps as a strategy of protection), or whether majority-group men exhibit strong same-gender, same-origin closure that excludes others. By comparing these patterns across groups, we can assess whether intersectional homophily contributes to the reproduction of intersectional inequalities observed in network positions and outcomes</w:t>
+      </w:r>
+      <w:r>
+        <w:t xml:space="preserve"> </w:t>
+      </w:r>
+      <w:r>
+        <w:t xml:space="preserve">(Hofstra et al., 2020; Kozlowski et al., 2022; Whittington et al., 2024)</w:t>
       </w:r>
       <w:r>
         <w:t xml:space="preserve">.</w:t>
@@ -910,7 +744,7 @@
         <w:pStyle w:val="Compact"/>
         <w:numPr>
           <w:ilvl w:val="1"/>
-          <w:numId w:val="1003"/>
+          <w:numId w:val="1002"/>
         </w:numPr>
       </w:pPr>
       <w:r>
@@ -918,13 +752,13 @@
           <w:b/>
           <w:bCs/>
         </w:rPr>
-        <w:t xml:space="preserve">RQ3:</w:t>
-      </w:r>
-      <w:r>
-        <w:t xml:space="preserve"> </w:t>
-      </w:r>
-      <w:r>
-        <w:t xml:space="preserve">To what extent does gender- and origin-based homophily intersect? Do actors tend to choose collaborators who share both their gender and their origin?</w:t>
+        <w:t xml:space="preserve">RQ4:</w:t>
+      </w:r>
+      <w:r>
+        <w:t xml:space="preserve"> </w:t>
+      </w:r>
+      <w:r>
+        <w:t xml:space="preserve">Do key network processes - such as triadic closure and status-bridging - operate differently across gender, origin, and their intersection?</w:t>
       </w:r>
     </w:p>
     <w:p>
@@ -933,49 +767,6 @@
         <w:numPr>
           <w:ilvl w:val="2"/>
           <w:numId w:val="1006"/>
-        </w:numPr>
-      </w:pPr>
-      <w:r>
-        <w:t xml:space="preserve">We extend the dyadic models to include interaction terms for gender × origin similarity, and to differentiate homophily for intersectional groups. This enables us to test whether, for example, international women exhibit particularly strong same-origin homophily (perhaps as a strategy of protection), or whether majority-group men exhibit strong same-gender, same-origin closure that excludes others. By comparing these patterns across groups, we can assess whether intersectional homophily contributes to the reproduction of intersectional inequalities observed in network positions and outcomes</w:t>
-      </w:r>
-      <w:r>
-        <w:t xml:space="preserve"> </w:t>
-      </w:r>
-      <w:r>
-        <w:t xml:space="preserve">(Hofstra et al., 2020; Kozlowski et al., 2022; Whittington et al., 2024)</w:t>
-      </w:r>
-      <w:r>
-        <w:t xml:space="preserve">.</w:t>
-      </w:r>
-    </w:p>
-    <w:p>
-      <w:pPr>
-        <w:pStyle w:val="Compact"/>
-        <w:numPr>
-          <w:ilvl w:val="1"/>
-          <w:numId w:val="1003"/>
-        </w:numPr>
-      </w:pPr>
-      <w:r>
-        <w:rPr>
-          <w:b/>
-          <w:bCs/>
-        </w:rPr>
-        <w:t xml:space="preserve">RQ4:</w:t>
-      </w:r>
-      <w:r>
-        <w:t xml:space="preserve"> </w:t>
-      </w:r>
-      <w:r>
-        <w:t xml:space="preserve">Do key network processes - such as triadic closure and status-bridging - operate differently across gender, origin, and their intersection?</w:t>
-      </w:r>
-    </w:p>
-    <w:p>
-      <w:pPr>
-        <w:pStyle w:val="Compact"/>
-        <w:numPr>
-          <w:ilvl w:val="2"/>
-          <w:numId w:val="1007"/>
         </w:numPr>
       </w:pPr>
       <w:r>
@@ -1041,18 +832,18 @@
                 <wp:inline>
                   <wp:extent cx="152400" cy="152400"/>
                   <wp:effectExtent b="0" l="0" r="0" t="0"/>
-                  <wp:docPr descr="" title="" id="24" name="Picture"/>
+                  <wp:docPr descr="" title="" id="21" name="Picture"/>
                   <a:graphic>
                     <a:graphicData uri="http://schemas.openxmlformats.org/drawingml/2006/picture">
                       <pic:pic>
                         <pic:nvPicPr>
-                          <pic:cNvPr descr="/Applications/quarto/share/formats/docx/tip.png" id="25" name="Picture"/>
+                          <pic:cNvPr descr="/Applications/quarto/share/formats/docx/tip.png" id="22" name="Picture"/>
                           <pic:cNvPicPr>
                             <a:picLocks noChangeArrowheads="1" noChangeAspect="1"/>
                           </pic:cNvPicPr>
                         </pic:nvPicPr>
                         <pic:blipFill>
-                          <a:blip r:embed="rId23"/>
+                          <a:blip r:embed="rId20"/>
                           <a:stretch>
                             <a:fillRect/>
                           </a:stretch>
@@ -1133,7 +924,7 @@
               <w:pStyle w:val="Compact"/>
               <w:numPr>
                 <w:ilvl w:val="0"/>
-                <w:numId w:val="1008"/>
+                <w:numId w:val="1007"/>
               </w:numPr>
             </w:pPr>
             <w:r>
@@ -1145,11 +936,228 @@
               <w:pStyle w:val="Compact"/>
               <w:numPr>
                 <w:ilvl w:val="0"/>
+                <w:numId w:val="1007"/>
+              </w:numPr>
+            </w:pPr>
+            <w:r>
+              <w:t xml:space="preserve">this journal requires ethical approval for be eligible for publishing. Has this project required ethical approval?</w:t>
+            </w:r>
+          </w:p>
+          <w:p/>
+        </w:tc>
+      </w:tr>
+    </w:tbl>
+    <w:p>
+      <w:pPr>
+        <w:pStyle w:val="FirstParagraph"/>
+      </w:pPr>
+      <w:r>
+        <w:t xml:space="preserve"> </w:t>
+      </w:r>
+    </w:p>
+    <w:tbl>
+      <w:tblPr>
+        <w:tblStyle w:val="Table"/>
+        <w:tblLook w:firstRow="0" w:lastRow="0" w:firstColumn="0" w:lastColumn="0" w:noHBand="0" w:noVBand="0" w:val="0000"/>
+        <w:tblBorders>
+          <w:top w:val="single" w:sz="4" w:space="0" w:color="0758E5"/>
+          <w:left w:val="single" w:sz="24" w:space="0" w:color="0758E5"/>
+          <w:bottom w:val="single" w:sz="4" w:space="0" w:color="0758E5"/>
+          <w:right w:val="single" w:sz="4" w:space="0" w:color="0758E5"/>
+        </w:tblBorders>
+        <w:tblCellMar>
+          <w:left w:w="144" w:type="dxa"/>
+          <w:right w:w="144" w:type="dxa"/>
+        </w:tblCellMar>
+        <w:tblLook w:firstRow="0" w:lastRow="0" w:firstColumn="0" w:lastColumn="0" w:noHBand="0" w:noVBand="0" w:val="0000"/>
+      </w:tblPr>
+      <w:tr>
+        <w:trPr>
+          <w:cantSplit/>
+        </w:trPr>
+        <w:tc>
+          <w:tcPr>
+            <w:shd w:color="auto" w:fill="dae6fb" w:val="clear"/>
+            <w:tcMar>
+              <w:top w:w="92" w:type="dxa"/>
+              <w:bottom w:w="92" w:type="dxa"/>
+            </w:tcMar>
+          </w:tcPr>
+          <w:p>
+            <w:pPr>
+              <w:pStyle w:val="BodyText"/>
+            </w:pPr>
+            <w:pPr>
+              <w:spacing w:before="0" w:after="0"/>
+              <w:textAlignment w:val="center"/>
+            </w:pPr>
+            <w:r>
+              <w:drawing>
+                <wp:inline>
+                  <wp:extent cx="152400" cy="152400"/>
+                  <wp:effectExtent b="0" l="0" r="0" t="0"/>
+                  <wp:docPr descr="" title="" id="24" name="Picture"/>
+                  <a:graphic>
+                    <a:graphicData uri="http://schemas.openxmlformats.org/drawingml/2006/picture">
+                      <pic:pic>
+                        <pic:nvPicPr>
+                          <pic:cNvPr descr="/Applications/quarto/share/formats/docx/note.png" id="25" name="Picture"/>
+                          <pic:cNvPicPr>
+                            <a:picLocks noChangeArrowheads="1" noChangeAspect="1"/>
+                          </pic:cNvPicPr>
+                        </pic:nvPicPr>
+                        <pic:blipFill>
+                          <a:blip r:embed="rId23"/>
+                          <a:stretch>
+                            <a:fillRect/>
+                          </a:stretch>
+                        </pic:blipFill>
+                        <pic:spPr bwMode="auto">
+                          <a:xfrm>
+                            <a:off x="0" y="0"/>
+                            <a:ext cx="152400" cy="152400"/>
+                          </a:xfrm>
+                          <a:prstGeom prst="rect">
+                            <a:avLst/>
+                          </a:prstGeom>
+                          <a:noFill/>
+                          <a:ln w="9525">
+                            <a:noFill/>
+                            <a:headEnd/>
+                            <a:tailEnd/>
+                          </a:ln>
+                        </pic:spPr>
+                      </pic:pic>
+                    </a:graphicData>
+                  </a:graphic>
+                </wp:inline>
+              </w:drawing>
+            </w:r>
+            <w:r>
+              <w:t xml:space="preserve"> </w:t>
+            </w:r>
+            <w:r>
+              <w:t xml:space="preserve"> </w:t>
+            </w:r>
+            <w:r>
+              <w:t xml:space="preserve">Note</w:t>
+            </w:r>
+          </w:p>
+        </w:tc>
+      </w:tr>
+      <w:tr>
+        <w:trPr>
+          <w:cantSplit/>
+        </w:trPr>
+        <w:tc>
+          <w:tcPr>
+            <w:tcMar>
+              <w:top w:w="108" w:type="dxa"/>
+              <w:bottom w:w="108" w:type="dxa"/>
+            </w:tcMar>
+          </w:tcPr>
+          <w:p>
+            <w:pPr>
+              <w:pStyle w:val="BodyText"/>
+            </w:pPr>
+            <w:pPr>
+              <w:spacing w:before="16"/>
+            </w:pPr>
+            <w:r>
+              <w:t xml:space="preserve">Some points for consideration while reading:</w:t>
+            </w:r>
+          </w:p>
+          <w:p>
+            <w:pPr>
+              <w:pStyle w:val="Compact"/>
+              <w:numPr>
+                <w:ilvl w:val="0"/>
                 <w:numId w:val="1008"/>
               </w:numPr>
             </w:pPr>
             <w:r>
-              <w:t xml:space="preserve">this journal requires ethical approval for be eligible for publishing. Has this project required ethical approval?</w:t>
+              <w:t xml:space="preserve">When writing the current draft I have not considered the length of the text. Admittingly, the text in it’s current from is on the longer side. Directions on shorting the introduction is welcomed.</w:t>
+            </w:r>
+          </w:p>
+          <w:p>
+            <w:pPr>
+              <w:pStyle w:val="Compact"/>
+              <w:numPr>
+                <w:ilvl w:val="0"/>
+                <w:numId w:val="1008"/>
+              </w:numPr>
+            </w:pPr>
+            <w:r>
+              <w:t xml:space="preserve">I’m currently not happy with the term</w:t>
+            </w:r>
+            <w:r>
+              <w:t xml:space="preserve"> </w:t>
+            </w:r>
+            <w:r>
+              <w:t xml:space="preserve">“origin”</w:t>
+            </w:r>
+            <w:r>
+              <w:t xml:space="preserve">, alternatives like ethnicity or nationality have been considered but do also not completely do justice to the operationalization</w:t>
+            </w:r>
+          </w:p>
+          <w:p>
+            <w:pPr>
+              <w:pStyle w:val="Compact"/>
+              <w:numPr>
+                <w:ilvl w:val="0"/>
+                <w:numId w:val="1008"/>
+              </w:numPr>
+            </w:pPr>
+            <w:r>
+              <w:t xml:space="preserve">For the arguments for origin-based differences in outcomes and (network) opportunities have been predominantly sourced from the status quo in the science of science literature. One argument that is currently lacking is the potential for</w:t>
+            </w:r>
+            <w:r>
+              <w:t xml:space="preserve"> </w:t>
+            </w:r>
+            <w:r>
+              <w:t xml:space="preserve">“bias/discrimination”</w:t>
+            </w:r>
+            <w:r>
+              <w:t xml:space="preserve">, which has currently not been convincingly made in this literature. Do we want to explicitly state the potential for (implicit) discrimination or do wo want to adhere to the traditions in this literature.</w:t>
+            </w:r>
+          </w:p>
+          <w:p>
+            <w:pPr>
+              <w:pStyle w:val="Compact"/>
+              <w:numPr>
+                <w:ilvl w:val="0"/>
+                <w:numId w:val="1008"/>
+              </w:numPr>
+            </w:pPr>
+            <w:r>
+              <w:t xml:space="preserve">I have intentionally made the intersectional argument as concise as possible, do you feel that the argument as such is sufficient?</w:t>
+            </w:r>
+          </w:p>
+          <w:p>
+            <w:pPr>
+              <w:pStyle w:val="Compact"/>
+              <w:numPr>
+                <w:ilvl w:val="0"/>
+                <w:numId w:val="1008"/>
+              </w:numPr>
+            </w:pPr>
+            <w:r>
+              <w:t xml:space="preserve">I have reformulated the research questions to be even more substantive. Admittingly, the explanatory research questions remain on the dyadic level. Do you have suggestions to also include a ego, network level in here?</w:t>
+            </w:r>
+          </w:p>
+          <w:p>
+            <w:pPr>
+              <w:pStyle w:val="Compact"/>
+              <w:numPr>
+                <w:ilvl w:val="0"/>
+                <w:numId w:val="1008"/>
+              </w:numPr>
+            </w:pPr>
+            <w:r>
+              <w:t xml:space="preserve">I have made the levels (ego, dyad, network) implicit in the argument thus far out of concern for the argument getting too extensive when incorporating these levels explicitly, do you feel that the current argument requires such explication?</w:t>
+            </w:r>
+            <w:r>
+              <w:br/>
             </w:r>
           </w:p>
           <w:p/>

--- a/papers/_output/paper1.docx
+++ b/papers/_output/paper1.docx
@@ -47,10 +47,10 @@
         <w:pStyle w:val="Date"/>
       </w:pPr>
       <w:r>
-        <w:t xml:space="preserve">Saturday, November 15, 2025</w:t>
-      </w:r>
-    </w:p>
-    <w:bookmarkStart w:id="26" w:name="introduction"/>
+        <w:t xml:space="preserve">Sunday, November 23, 2025</w:t>
+      </w:r>
+    </w:p>
+    <w:bookmarkStart w:id="20" w:name="introduction"/>
     <w:p>
       <w:pPr>
         <w:pStyle w:val="Heading2"/>
@@ -64,7 +64,81 @@
         <w:pStyle w:val="FirstParagraph"/>
       </w:pPr>
       <w:r>
-        <w:t xml:space="preserve">Social inequality in academia has been documented across a wide range of contexts and indicators. Gender disparities in academic careers are described in an extensive body of literature</w:t>
+        <w:t xml:space="preserve">Human knowledge is created, sustained, and spread in an inherently social way. Departmental colleagues, disciplinary conferences, publishing venues and editors, and varieties of academic committees are all central to academic norms and practices</w:t>
+      </w:r>
+      <w:r>
+        <w:t xml:space="preserve"> </w:t>
+      </w:r>
+      <w:r>
+        <w:t xml:space="preserve">(Bourdieu, 1988; Burt, 1998; Stark et al., 2020)</w:t>
+      </w:r>
+      <w:r>
+        <w:t xml:space="preserve">. Yet simultaneously, academic socialization also constitutes a central pathway through which inequalities emerge and reproduce. For instance, access to prestigious academic positions depend heavily on one’s mentors</w:t>
+      </w:r>
+      <w:r>
+        <w:t xml:space="preserve"> </w:t>
+      </w:r>
+      <w:r>
+        <w:t xml:space="preserve">(Hofstra et al., 2022)</w:t>
+      </w:r>
+      <w:r>
+        <w:t xml:space="preserve">; dissertation committees exhibit gender-homophilous tendencies in awarding cum laude graduate degrees</w:t>
+      </w:r>
+      <w:r>
+        <w:t xml:space="preserve"> </w:t>
+      </w:r>
+      <w:r>
+        <w:t xml:space="preserve">(Bol, 2023)</w:t>
+      </w:r>
+      <w:r>
+        <w:t xml:space="preserve">; and the size and composition of co-authorship teams dictate whether papers are disruptive or consolidating in their findings</w:t>
+      </w:r>
+      <w:r>
+        <w:t xml:space="preserve"> </w:t>
+      </w:r>
+      <w:r>
+        <w:t xml:space="preserve">(Wu et al., 2019)</w:t>
+      </w:r>
+      <w:r>
+        <w:t xml:space="preserve">. Here we argue that paper co-authorships in science are perhaps a key social organization in academe that contributes to and sustains academic inequalities. This is because (a) (peer-reviewed) papers are the essential form to contemporary human knowledge production that (b) is increasingly done in co-authorship teams (REFS) that (c) dynamically shapes productivity and visibility</w:t>
+      </w:r>
+      <w:r>
+        <w:t xml:space="preserve"> </w:t>
+      </w:r>
+      <w:r>
+        <w:t xml:space="preserve">(Abbasi et al., 2011; Ductor, 2015; Li et al., 2022; Moody, 2004; Newman, 2001; Wallace et al., 2012)</w:t>
+      </w:r>
+      <w:r>
+        <w:t xml:space="preserve">. As such, co-authorship and the resulting output is still the main aspect on which scientists are valued and less access to (more successful) co-authors causes long-lasting negative effects on academic careers.</w:t>
+      </w:r>
+    </w:p>
+    <w:p>
+      <w:pPr>
+        <w:pStyle w:val="BodyText"/>
+      </w:pPr>
+      <w:r>
+        <w:t xml:space="preserve">Along what axes do co-authorships cause disparities? Particularly problematic ones are divides by gender and ethnic origin: when women, minoritized scholars, or minoritized women scholars find less access to prolific co-authorship, it is one more signal of unequal access to academic careers and it offers narrower epistemological perspectives on our understanding of what good scientific knowledge is. It also signifies reproduced advantage instead of distributed opportunity, and this counters an ideal of a scientific meritocracy</w:t>
+      </w:r>
+      <w:r>
+        <w:t xml:space="preserve"> </w:t>
+      </w:r>
+      <w:r>
+        <w:t xml:space="preserve">(Merton, 1973)</w:t>
+      </w:r>
+      <w:r>
+        <w:t xml:space="preserve">. We say</w:t>
+      </w:r>
+      <w:r>
+        <w:t xml:space="preserve"> </w:t>
+      </w:r>
+      <w:r>
+        <w:t xml:space="preserve">“one more,”</w:t>
+      </w:r>
+      <w:r>
+        <w:t xml:space="preserve"> </w:t>
+      </w:r>
+      <w:r>
+        <w:t xml:space="preserve">because gender disparities in academic careers are well-documented on many dimensions already</w:t>
       </w:r>
       <w:r>
         <w:t xml:space="preserve"> </w:t>
@@ -73,7 +147,7 @@
         <w:t xml:space="preserve">(e.g., Barrios et al., 2013; Bol, 2023; Greska, 2023; L. Kim et al., 2022; Lutter &amp; Schröder, 2016)</w:t>
       </w:r>
       <w:r>
-        <w:t xml:space="preserve">, which has shown that women have lower salaries</w:t>
+        <w:t xml:space="preserve">: women have lower salaries</w:t>
       </w:r>
       <w:r>
         <w:t xml:space="preserve"> </w:t>
@@ -91,7 +165,7 @@
         <w:t xml:space="preserve">(Stadmark et al., 2020)</w:t>
       </w:r>
       <w:r>
-        <w:t xml:space="preserve">, receive less impact for work that is often more innovative</w:t>
+        <w:t xml:space="preserve">, receive less recognition for often more innovative work</w:t>
       </w:r>
       <w:r>
         <w:t xml:space="preserve"> </w:t>
@@ -100,7 +174,7 @@
         <w:t xml:space="preserve">(Hofstra et al., 2020)</w:t>
       </w:r>
       <w:r>
-        <w:t xml:space="preserve">, and have shorter and less prolific careers than men</w:t>
+        <w:t xml:space="preserve">, have shorter and less prolific careers</w:t>
       </w:r>
       <w:r>
         <w:t xml:space="preserve"> </w:t>
@@ -109,7 +183,7 @@
         <w:t xml:space="preserve">(Mulders et al., 2024; Tolsma et al., 2025)</w:t>
       </w:r>
       <w:r>
-        <w:t xml:space="preserve">. Moreover, the topics women disproportionately work on tend to be devalued in scientific careers, yielding lower prestige and weaker career returns</w:t>
+        <w:t xml:space="preserve">, and work on topics that yield lower career returns</w:t>
       </w:r>
       <w:r>
         <w:t xml:space="preserve"> </w:t>
@@ -118,7 +192,7 @@
         <w:t xml:space="preserve">(C. Kim &amp; Shin, 2024)</w:t>
       </w:r>
       <w:r>
-        <w:t xml:space="preserve">. Beyond gender, scholars from underrepresented national and ethnic groups are less likely to obtain senior positions, have lower average publication and citation counts, and face slower career progression than majority-group men</w:t>
+        <w:t xml:space="preserve">. Additionally, minoritized scholars – by national origin, ethnic background, and skin color are less likely to obtain senior positions, have fewer publications and citations, and face slower career progression</w:t>
       </w:r>
       <w:r>
         <w:t xml:space="preserve"> </w:t>
@@ -127,15 +201,6 @@
         <w:t xml:space="preserve">(Hofstra et al., 2020; Kozlowski et al., 2022; Whittington, 2018)</w:t>
       </w:r>
       <w:r>
-        <w:t xml:space="preserve">. Even when publication rates are comparable, women and minoritised scholars often receive fewer citations and less recognition, illustrating classic Matthew effects in contemporary academic careers</w:t>
-      </w:r>
-      <w:r>
-        <w:t xml:space="preserve"> </w:t>
-      </w:r>
-      <w:r>
-        <w:t xml:space="preserve">(Hofstra et al., 2020; Li et al., 2022; Merton, 1973)</w:t>
-      </w:r>
-      <w:r>
         <w:t xml:space="preserve">.</w:t>
       </w:r>
     </w:p>
@@ -144,61 +209,70 @@
         <w:pStyle w:val="BodyText"/>
       </w:pPr>
       <w:r>
-        <w:t xml:space="preserve">These unequal outcomes are closely tied to inequalities in opportunities and collaborations. Science is an inherently social enterprise: colleagues, departments, conferences, publishing venues, and committees are organised so that the social relationships surrounding an academic are central to their success</w:t>
-      </w:r>
-      <w:r>
-        <w:t xml:space="preserve"> </w:t>
-      </w:r>
-      <w:r>
-        <w:t xml:space="preserve">(Burt, 1998; Stark et al., 2020)</w:t>
-      </w:r>
-      <w:r>
-        <w:t xml:space="preserve">. Academic social capital matters for access to the professoriate, which depends heavily on one’s mentors</w:t>
-      </w:r>
-      <w:r>
-        <w:t xml:space="preserve"> </w:t>
-      </w:r>
-      <w:r>
-        <w:t xml:space="preserve">(Hofstra et al., 2022)</w:t>
-      </w:r>
-      <w:r>
-        <w:t xml:space="preserve">; for dissertation committees, which exhibit gender-homophilous tendencies in awarding cum laude PhD degrees</w:t>
-      </w:r>
-      <w:r>
-        <w:t xml:space="preserve"> </w:t>
-      </w:r>
-      <w:r>
-        <w:t xml:space="preserve">(Bol, 2023)</w:t>
-      </w:r>
-      <w:r>
-        <w:t xml:space="preserve">; and for the size and composition of co-authorship teams, which is linked to whether contributions are disruptive or consolidating in the scientific landscape</w:t>
-      </w:r>
-      <w:r>
-        <w:t xml:space="preserve"> </w:t>
-      </w:r>
-      <w:r>
-        <w:t xml:space="preserve">(Wu et al., 2019)</w:t>
-      </w:r>
-      <w:r>
-        <w:t xml:space="preserve">. Inequalities in outcomes therefore reflect, in part, unequal access to collaboration opportunities. Women tend to have fewer international collaborations and less access to prestigious, high-impact collaborations than men</w:t>
-      </w:r>
-      <w:r>
-        <w:t xml:space="preserve"> </w:t>
-      </w:r>
-      <w:r>
-        <w:t xml:space="preserve">(Barrios et al., 2013; Kwiek &amp; Roszka, 2021; Whittington et al., 2024)</w:t>
-      </w:r>
-      <w:r>
-        <w:t xml:space="preserve">. Scholars from countries outside the traditional scientific core similarly face barriers to entering central collaboration circuits and forming ties with highly visible partners</w:t>
-      </w:r>
-      <w:r>
-        <w:t xml:space="preserve"> </w:t>
-      </w:r>
-      <w:r>
-        <w:t xml:space="preserve">(Hâncean et al., 2014; Khor &amp; Yu, 2016; J. Kim et al., 2016)</w:t>
-      </w:r>
-      <w:r>
-        <w:t xml:space="preserve">. These differences in opportunity structures shape whose work becomes visible and whose careers advance.</w:t>
+        <w:t xml:space="preserve">How do (co-authorship) networks and gender and national origin interrelate in academia? Prior work shows that women are less likely than men to occupy powerful positions in (co-authorship) networks</w:t>
+      </w:r>
+      <w:r>
+        <w:t xml:space="preserve"> </w:t>
+      </w:r>
+      <w:r>
+        <w:t xml:space="preserve">(Gao et al., 2022; Whittington, 2018; Whittington et al., 2024)</w:t>
+      </w:r>
+      <w:r>
+        <w:t xml:space="preserve">. Women’s collaborations are also more often local and not international</w:t>
+      </w:r>
+      <w:r>
+        <w:t xml:space="preserve"> </w:t>
+      </w:r>
+      <w:r>
+        <w:t xml:space="preserve">(Kwiek &amp; Roszka, 2021)</w:t>
+      </w:r>
+      <w:r>
+        <w:t xml:space="preserve">, and they populate fewer senior authorship positions</w:t>
+      </w:r>
+      <w:r>
+        <w:t xml:space="preserve"> </w:t>
+      </w:r>
+      <w:r>
+        <w:t xml:space="preserve">(Barrios et al., 2013)</w:t>
+      </w:r>
+      <w:r>
+        <w:t xml:space="preserve">. Furthermore, scholars with minoritized nationalities to occupy peripheral network positions</w:t>
+      </w:r>
+      <w:r>
+        <w:t xml:space="preserve"> </w:t>
+      </w:r>
+      <w:r>
+        <w:t xml:space="preserve">(Hâncean et al., 2014; Khor &amp; Yu, 2016; J. Kim et al., 2016; Kwiek &amp; Roszka, 2021)</w:t>
+      </w:r>
+      <w:r>
+        <w:t xml:space="preserve">, limiting exposure to high-impact journals and influential collaborators. Origin-based disadvantages are reinforced by institutional prestige hierarchies</w:t>
+      </w:r>
+      <w:r>
+        <w:t xml:space="preserve"> </w:t>
+      </w:r>
+      <w:r>
+        <w:t xml:space="preserve">(Allison &amp; Long, 1987, 1990; Wapman et al., 2022)</w:t>
+      </w:r>
+      <w:r>
+        <w:t xml:space="preserve">: work from elite universities and English-speaking or Western countries is more likely to be indexed, cited, and recognised</w:t>
+      </w:r>
+      <w:r>
+        <w:t xml:space="preserve"> </w:t>
+      </w:r>
+      <w:r>
+        <w:t xml:space="preserve">(Khor &amp; Yu, 2016; Li et al., 2022)</w:t>
+      </w:r>
+      <w:r>
+        <w:t xml:space="preserve">, while research from less visible institutions or non-core regions is underrepresented</w:t>
+      </w:r>
+      <w:r>
+        <w:t xml:space="preserve"> </w:t>
+      </w:r>
+      <w:r>
+        <w:t xml:space="preserve">(Céspedes et al., 2025; Zheng et al., 2025)</w:t>
+      </w:r>
+      <w:r>
+        <w:t xml:space="preserve">.</w:t>
       </w:r>
     </w:p>
     <w:p>
@@ -206,19 +280,38 @@
         <w:pStyle w:val="BodyText"/>
       </w:pPr>
       <w:r>
-        <w:t xml:space="preserve">The problem of academic gender inequality is frequently framed in terms of</w:t>
-      </w:r>
-      <w:r>
-        <w:t xml:space="preserve"> </w:t>
-      </w:r>
-      <w:r>
-        <w:t xml:space="preserve">“leaky pipelines”</w:t>
-      </w:r>
-      <w:r>
-        <w:t xml:space="preserve"> </w:t>
-      </w:r>
-      <w:r>
-        <w:t xml:space="preserve">(Greska, 2023)</w:t>
+        <w:t xml:space="preserve">Here, we build on earlier insights and examine to what extent network mechanisms – such as homophily, triadic closure, preferential attachment, and brokerage – shape collaboration opportunities and inequalities</w:t>
+      </w:r>
+      <w:r>
+        <w:t xml:space="preserve"> </w:t>
+      </w:r>
+      <w:r>
+        <w:t xml:space="preserve">(Barabasi &amp; Albert, 1999; Bojanowski &amp; Czerniawska, 2020; Ebadi &amp; Schiffauerova, 2015; Gondal, 2011, 2018)</w:t>
+      </w:r>
+      <w:r>
+        <w:t xml:space="preserve"> </w:t>
+      </w:r>
+      <w:r>
+        <w:t xml:space="preserve">and reproduce gender and origin-based segregation in collaboration networks</w:t>
+      </w:r>
+      <w:r>
+        <w:t xml:space="preserve"> </w:t>
+      </w:r>
+      <w:r>
+        <w:t xml:space="preserve">(Gao et al., 2022; Hâncean et al., 2014; Kwiek &amp; Roszka, 2021; Whittington et al., 2024)</w:t>
+      </w:r>
+      <w:r>
+        <w:t xml:space="preserve">. Therefore, we ask:</w:t>
+      </w:r>
+      <w:r>
+        <w:t xml:space="preserve"> </w:t>
+      </w:r>
+      <w:r>
+        <w:rPr>
+          <w:i/>
+          <w:iCs/>
+        </w:rPr>
+        <w:t xml:space="preserve">to what extent are there gender- and origin-based differences in collaboration (networks)?</w:t>
       </w:r>
       <w:r>
         <w:t xml:space="preserve"> </w:t>
@@ -230,19 +323,50 @@
         <w:t xml:space="preserve"> </w:t>
       </w:r>
       <w:r>
-        <w:t xml:space="preserve">“chilly climates”</w:t>
-      </w:r>
-      <w:r>
-        <w:t xml:space="preserve"> </w:t>
-      </w:r>
-      <w:r>
-        <w:t xml:space="preserve">(Cabay et al., 2018)</w:t>
-      </w:r>
-      <w:r>
-        <w:t xml:space="preserve"> </w:t>
-      </w:r>
-      <w:r>
-        <w:t xml:space="preserve">for women. These metaphors highlight that socialisation into science, and the path dependencies it creates in careers, can be fragile for women scientists. However, they are less specific about the concrete relational mechanisms through which exclusion occurs. From a social network perspective, the question becomes which network processes and structural positions restrict women’s access to promising career trajectories and supportive professional environments. Given the centrality of social relationships to academic success, collaboration networks provide a natural empirical setting in which to investigate these mechanisms.</w:t>
+        <w:rPr>
+          <w:i/>
+          <w:iCs/>
+        </w:rPr>
+        <w:t xml:space="preserve">to what extent are there gender- and origin-based differences in homophily? Do actors tend to choose collaborators who share their gender or origin?</w:t>
+      </w:r>
+      <w:r>
+        <w:t xml:space="preserve">. We do so by drawing from comprehensive data on a near-population of social scientists in Dutch universities and their co-authorship histories. These time-stamped snapshots function as an ankerpoint in each scholar’s career, fixing their affiliation and co-authorships at a given moment in time and thereby reducing the influence of survivor and publication bias that typically distort conventional bibliometric network studies</w:t>
+      </w:r>
+      <w:r>
+        <w:t xml:space="preserve"> </w:t>
+      </w:r>
+      <w:r>
+        <w:t xml:space="preserve">(Simko, 2015)</w:t>
+      </w:r>
+      <w:r>
+        <w:t xml:space="preserve">. This allows us to characterise disparities in collaboration opportunities and outcomes not just for a selected discipline or journal, but for the entire social-science habitat, mirroring recent full-population approaches in the science-of-science literature</w:t>
+      </w:r>
+      <w:r>
+        <w:t xml:space="preserve"> </w:t>
+      </w:r>
+      <w:r>
+        <w:t xml:space="preserve">(Hofstra et al., 2020; Whittington et al., 2024)</w:t>
+      </w:r>
+      <w:r>
+        <w:t xml:space="preserve">. Prior work interprets gender or origin gaps in collaboration without fully considering network endogenous processes such as transitivity</w:t>
+      </w:r>
+      <w:r>
+        <w:t xml:space="preserve"> </w:t>
+      </w:r>
+      <w:r>
+        <w:t xml:space="preserve">(Gao et al., 2022; Kwiek &amp; Roszka, 2021)</w:t>
+      </w:r>
+      <w:r>
+        <w:t xml:space="preserve">, possibly overestimating key indicators like homophily. Here, we are among the first to explicitly model path dependency and endogenous network processes such as transitivity by using longitudinal network models. This shifts the focus from descriptive differences to the network processes through which inequalities are reproduced. Because our data provide rich information on all actors in the network and approximate a full-population sample, we can also address survivor bias and sample selection problems that arise in bibliometric studies focused only on highly productive scholars or selected journals</w:t>
+      </w:r>
+      <w:r>
+        <w:t xml:space="preserve"> </w:t>
+      </w:r>
+      <w:r>
+        <w:t xml:space="preserve">(Hâncean et al., 2014; Ossenblok et al., 2014)</w:t>
+      </w:r>
+      <w:r>
+        <w:t xml:space="preserve">.</w:t>
       </w:r>
     </w:p>
     <w:p>
@@ -250,52 +374,53 @@
         <w:pStyle w:val="BodyText"/>
       </w:pPr>
       <w:r>
-        <w:t xml:space="preserve">Co-authorship is particularly important in this respect, as these shape productivity, visibility, and citation impact, and they evolve systematically over time</w:t>
-      </w:r>
-      <w:r>
-        <w:t xml:space="preserve"> </w:t>
-      </w:r>
-      <w:r>
-        <w:t xml:space="preserve">(Abbasi et al., 2011; Ductor, 2015; Li et al., 2022; Moody, 2004; Newman, 2001; Wallace et al., 2012)</w:t>
-      </w:r>
-      <w:r>
-        <w:t xml:space="preserve">. As fields mature, co-authorship networks densify, cluster, and develop pronounced core–periphery structures, with a small number of highly connected scholars occupying central positions and many others remaining peripheral</w:t>
-      </w:r>
-      <w:r>
-        <w:t xml:space="preserve"> </w:t>
-      </w:r>
-      <w:r>
-        <w:t xml:space="preserve">(Abbasi et al., 2011; Ferligoj et al., 2015; Hou et al., 2007)</w:t>
-      </w:r>
-      <w:r>
-        <w:t xml:space="preserve">. Network mechanisms such as homophily, triadic closure, preferential attachment, and brokerage organise collaboration opportunities and inequalities</w:t>
-      </w:r>
-      <w:r>
-        <w:t xml:space="preserve"> </w:t>
-      </w:r>
-      <w:r>
-        <w:t xml:space="preserve">(Barabasi &amp; Albert, 1999; Bojanowski &amp; Czerniawska, 2020; Ebadi &amp; Schiffauerova, 2015; Gondal, 2011, 2018)</w:t>
-      </w:r>
-      <w:r>
-        <w:t xml:space="preserve">. Preferential attachment and cumulative advantage imply that already well-connected, high-status scholars attract more collaborators and enjoy disproportionate returns</w:t>
-      </w:r>
-      <w:r>
-        <w:t xml:space="preserve"> </w:t>
-      </w:r>
-      <w:r>
-        <w:t xml:space="preserve">(Ductor, 2015; Li et al., 2022)</w:t>
-      </w:r>
-      <w:r>
-        <w:t xml:space="preserve">, while homophily and triadic closure channel new ties along existing social and institutional boundaries. In practice, these mechanisms often reproduce gendered and origin-based segregation in collaboration networks</w:t>
-      </w:r>
-      <w:r>
-        <w:t xml:space="preserve"> </w:t>
-      </w:r>
-      <w:r>
-        <w:t xml:space="preserve">(Gao et al., 2022; Kwiek &amp; Roszka, 2021; Whittington et al., 2024)</w:t>
-      </w:r>
-      <w:r>
-        <w:t xml:space="preserve">. Co-authorship thus sits at the core of what science is about - discovering and publishing - and the question of who gains access to well-publishing, reputable co-authors is a key component of the academic inequality puzzle.</w:t>
+        <w:t xml:space="preserve">We also posit that gender- and origin-based differences in collaboration do not happen in a vacuum and introduce the idea of intersectionality in academic collaboration networks. This provides a framework for understanding how axes of inequality intersect, emphasizing that gender and origin (or race, ethnicity, nationality) are mutually constitutive axes of social stratification</w:t>
+      </w:r>
+      <w:r>
+        <w:t xml:space="preserve"> </w:t>
+      </w:r>
+      <w:r>
+        <w:t xml:space="preserve">(Crenshaw, 1989; King, 1988)</w:t>
+      </w:r>
+      <w:r>
+        <w:t xml:space="preserve">. This is important, because prior work in science and higher education for instance demonstrates that gender penalties tend to be more pronounced for women from underrepresented nationalities or ethnic groups, while shared nationality may mitigate disadvantages for majority-group women – or vice versa</w:t>
+      </w:r>
+      <w:r>
+        <w:t xml:space="preserve"> </w:t>
+      </w:r>
+      <w:r>
+        <w:t xml:space="preserve">(Kwiek &amp; Roszka, 2021; van der Wal et al., 2021)</w:t>
+      </w:r>
+      <w:r>
+        <w:t xml:space="preserve">. Approaches that simply consider gender and origin therefore understate the disadvantage that accrues at their intersection and risk missing the specific penalties experienced by intersectional groups</w:t>
+      </w:r>
+      <w:r>
+        <w:t xml:space="preserve"> </w:t>
+      </w:r>
+      <w:r>
+        <w:t xml:space="preserve">(Kozlowski et al., 2022)</w:t>
+      </w:r>
+      <w:r>
+        <w:t xml:space="preserve">. Therefore, we are among the firs to explicitly contribute an intersectional perspective to study collaboration opportunities and segregation in collaboration networks among Dutch social scientists. This enables us to ask and answer novel questions, for instance on whether homophily on gender and origin is stronger for majority-group men than for minoritised scholars, whether international women are particularly excluded from triadic closure processes, and whether bridging ties to high-status alters are unequally distributed</w:t>
+      </w:r>
+      <w:r>
+        <w:t xml:space="preserve"> </w:t>
+      </w:r>
+      <w:r>
+        <w:t xml:space="preserve">(Kwiek &amp; Roszka, 2021; Whittington et al., 2024)</w:t>
+      </w:r>
+      <w:r>
+        <w:t xml:space="preserve">. By focusing on these mechanisms by means of our intersectional perspective, we identify in far more detail than before where in the collaboration process intersectional penalties emerge. Therefore, we ask:</w:t>
+      </w:r>
+      <w:r>
+        <w:t xml:space="preserve"> </w:t>
+      </w:r>
+      <w:r>
+        <w:rPr>
+          <w:i/>
+          <w:iCs/>
+        </w:rPr>
+        <w:t xml:space="preserve">to what extent does gender- and origin-based homophily intersect? Do actors tend to choose collaborators who share both their gender and their origin?</w:t>
       </w:r>
     </w:p>
     <w:p>
@@ -303,52 +428,34 @@
         <w:pStyle w:val="BodyText"/>
       </w:pPr>
       <w:r>
-        <w:t xml:space="preserve">Within this context, collaboration networks may perpetuate structural inequalities in several ways. First, there are gender-based differences in collaboration patterns and positions. Studies across disciplines show that women are less likely to occupy structurally powerful positions in co-authorship networks - such as high-degree hubs, brokers bridging structural holes, or authors spanning institutions and subfields - even when they have similar publication counts to men</w:t>
-      </w:r>
-      <w:r>
-        <w:t xml:space="preserve"> </w:t>
-      </w:r>
-      <w:r>
-        <w:t xml:space="preserve">(Gao et al., 2022; Whittington, 2018; Whittington et al., 2024)</w:t>
-      </w:r>
-      <w:r>
-        <w:t xml:space="preserve">. Women’s collaborations are more often local or national rather than international</w:t>
-      </w:r>
-      <w:r>
-        <w:t xml:space="preserve"> </w:t>
-      </w:r>
-      <w:r>
-        <w:t xml:space="preserve">(Kwiek &amp; Roszka, 2021)</w:t>
-      </w:r>
-      <w:r>
-        <w:t xml:space="preserve">, and they are less frequently positioned as lead or senior authors in multi-authored work</w:t>
-      </w:r>
-      <w:r>
-        <w:t xml:space="preserve"> </w:t>
-      </w:r>
-      <w:r>
-        <w:t xml:space="preserve">(Barrios et al., 2013)</w:t>
-      </w:r>
-      <w:r>
-        <w:t xml:space="preserve">. These patterns limit access to novel ideas, resources, and prestigious venues, which in turn constrains productivity and citation impact</w:t>
-      </w:r>
-      <w:r>
-        <w:t xml:space="preserve"> </w:t>
-      </w:r>
-      <w:r>
-        <w:t xml:space="preserve">(Collischon &amp; Eberl, 2021; Ductor, 2015)</w:t>
-      </w:r>
-      <w:r>
-        <w:t xml:space="preserve">. Moreover, gender differences emerge not only in where actors are located in the network, but also in the returns to those positions: comparable centrality or brokerage scores often yield lower pay, recognition, or promotion odds for women than for men</w:t>
-      </w:r>
-      <w:r>
-        <w:t xml:space="preserve"> </w:t>
-      </w:r>
-      <w:r>
-        <w:t xml:space="preserve">(Contreras et al., 2025; Lalanne &amp; Seabright, 2022; Whittington, 2018; Woehler et al., 2021)</w:t>
-      </w:r>
-      <w:r>
-        <w:t xml:space="preserve">. Collaboration networks therefore do not merely reflect existing gender hierarchies; they also magnify them by converting similar structural capital into unequal rewards.</w:t>
+        <w:t xml:space="preserve">Finally, we examine the role of social connections in academic networks even further by explicitly studying second order social capital influences. This refers to the resources and opportunities people can access through the contacts of their contacts. This type of capital may be particularly relevant in academic networks because introductions to influential collaborators, invitations to special issues, or access to well-funded research teams may arise from the networks of mentors, co-authors, or departmental colleagues. Women and minoritized scholars may be less likely to benefit from the indirect networks of their advisors or collaborators. As a result, inequalities compound across network levels, making second-order social capital a key mechanism through which gender, origin, and intersectional disparities in collaboration emerge. To our knowledge, such questions have hardly been asked in the context of co-authorship networks despite reasonable assumptions that such an approach offers us far more insight into how unequal access to high-status, well-connected, and highly productive alters-of-alters shapes cumulative advantage and disadvantage in academic careers. We therefore study to what extent network aspects of second-order social capital - in particular the h-index, degree centrality, and academic position – operate differently across gender and origin groups and their intersection?</w:t>
+      </w:r>
+    </w:p>
+    <w:bookmarkEnd w:id="20"/>
+    <w:bookmarkStart w:id="34" w:name="data-and-methods"/>
+    <w:p>
+      <w:pPr>
+        <w:pStyle w:val="Heading2"/>
+      </w:pPr>
+      <w:r>
+        <w:t xml:space="preserve">Data and Methods</w:t>
+      </w:r>
+    </w:p>
+    <w:bookmarkStart w:id="24" w:name="data"/>
+    <w:p>
+      <w:pPr>
+        <w:pStyle w:val="Heading3"/>
+      </w:pPr>
+      <w:r>
+        <w:t xml:space="preserve">Data</w:t>
+      </w:r>
+    </w:p>
+    <w:p>
+      <w:pPr>
+        <w:pStyle w:val="FirstParagraph"/>
+      </w:pPr>
+      <w:r>
+        <w:t xml:space="preserve">This study introduces a database of scholars and their publications that approximates the full population of staff employed in sociology and political science departments at Dutch research universities in recent years. We reconstructed a roster of department employees at three time points - 19 December 2022, 19 April 2024, and 12 October 2025 - by manually collecting staff lists from public departmental webpages. For each snapshot, individual and departmental information was stored in harmonized Excel files with separate sheets for sociology and political science. This data set contains for every listed staff member, their name, university, job title, and email address, for each of the three measurement waves.</w:t>
       </w:r>
     </w:p>
     <w:p>
@@ -356,603 +463,49 @@
         <w:pStyle w:val="BodyText"/>
       </w:pPr>
       <w:r>
-        <w:t xml:space="preserve">Second, there are origin-based differences in collaboration networks. Origin- and nationality-based inequalities arise in who participates in international collaboration and who occupies central positions in global networks. Scholars from underrepresented nationality groups within core countries, are more likely to occupy peripheral positions</w:t>
-      </w:r>
-      <w:r>
-        <w:t xml:space="preserve"> </w:t>
-      </w:r>
-      <w:r>
-        <w:t xml:space="preserve">(Hâncean et al., 2014; Khor &amp; Yu, 2016; J. Kim et al., 2016; Kwiek &amp; Roszka, 2021)</w:t>
-      </w:r>
-      <w:r>
-        <w:t xml:space="preserve">. These positional disadvantages reduce exposure to high-impact journals and influential collaborators, contributing to lower citation impact and slower career progression. Origin-based gaps are further reinforced by institutional prestige hierarchies</w:t>
-      </w:r>
-      <w:r>
-        <w:t xml:space="preserve"> </w:t>
-      </w:r>
-      <w:r>
-        <w:t xml:space="preserve">(Allison &amp; Long, 1987, 1990)</w:t>
-      </w:r>
-      <w:r>
-        <w:t xml:space="preserve"> </w:t>
-      </w:r>
-      <w:r>
-        <w:t xml:space="preserve">and by database coverage biases: work from elite universities and from English-speaking or Western countries is more likely to be indexed, cited, and recognised</w:t>
-      </w:r>
-      <w:r>
-        <w:t xml:space="preserve"> </w:t>
-      </w:r>
-      <w:r>
-        <w:t xml:space="preserve">(Khor &amp; Yu, 2016; Li et al., 2022)</w:t>
-      </w:r>
-      <w:r>
-        <w:t xml:space="preserve">, while research from less visible institutions or non-core regions is underrepresented in major bibliometric databases and collaboration maps</w:t>
-      </w:r>
-      <w:r>
-        <w:t xml:space="preserve"> </w:t>
-      </w:r>
-      <w:r>
-        <w:t xml:space="preserve">(Céspedes et al., 2025; Zheng et al., 2025)</w:t>
-      </w:r>
-      <w:r>
-        <w:t xml:space="preserve">. Collaboration networks thus participate in the reproduction of global epistemic inequalities, privileging certain national and institutional origins over others.</w:t>
-      </w:r>
-    </w:p>
-    <w:p>
-      <w:pPr>
-        <w:pStyle w:val="BodyText"/>
-      </w:pPr>
-      <w:r>
-        <w:t xml:space="preserve">Gender- and origin-based differences in collaboration do not operate independently. Intersectionality provides a framework for understanding how these axes of inequality intersect. Intersectionality highlights that gender and origin (or race, ethnicity, nationality) are not independent dimensions, but mutually constitutive axes of social stratification</w:t>
-      </w:r>
-      <w:r>
-        <w:t xml:space="preserve"> </w:t>
-      </w:r>
-      <w:r>
-        <w:t xml:space="preserve">(Crenshaw, 1989; King, 1988)</w:t>
-      </w:r>
-      <w:r>
-        <w:t xml:space="preserve">. From this perspective, gender penalties may intensify for international women, while shared nationality may mitigate gender gaps in forming ties</w:t>
-      </w:r>
-      <w:r>
-        <w:t xml:space="preserve"> </w:t>
-      </w:r>
-      <w:r>
-        <w:t xml:space="preserve">(Kwiek &amp; Roszka, 2021; van der Wal et al., 2021)</w:t>
-      </w:r>
-      <w:r>
-        <w:t xml:space="preserve">. Empirical work on science and higher education suggests that women are not uniformly disadvantaged; penalties tend to be strongest for women from underrepresented nationality or ethnic groups, whereas majority-group women sometimes experience more buffered disadvantages. Studies of international collaboration show, for instance, that women from less prestigious institutions or from peripheral systems are particularly unlikely to access high-status international partnerships</w:t>
-      </w:r>
-      <w:r>
-        <w:t xml:space="preserve"> </w:t>
-      </w:r>
-      <w:r>
-        <w:t xml:space="preserve">(Kwiek &amp; Roszka, 2021)</w:t>
+        <w:t xml:space="preserve">To link these scholars to their publication histories, we use OpenAlex as a bibliometric backbone</w:t>
+      </w:r>
+      <w:r>
+        <w:t xml:space="preserve"> </w:t>
+      </w:r>
+      <w:r>
+        <w:t xml:space="preserve">(Priem et al., 2022)</w:t>
+      </w:r>
+      <w:r>
+        <w:t xml:space="preserve">. OpenAlex is a free, openly accessible scholarly metadata source that offers coverage and reference statistics broadly comparable to major proprietary databases such as Web of Science and Scopus, with particularly strong coverage of persistent identifiers (e.g. ORCID), while also providing a more balanced linguistic coverage than Web of Science, albeit with some remaining limitations in the accuracy and completeness of language metadata</w:t>
+      </w:r>
+      <w:r>
+        <w:t xml:space="preserve"> </w:t>
+      </w:r>
+      <w:r>
+        <w:t xml:space="preserve">(see, e.g., Céspedes et al., 2025; Culbert et al., 2025)</w:t>
       </w:r>
       <w:r>
         <w:t xml:space="preserve">.</w:t>
       </w:r>
-    </w:p>
-    <w:p>
-      <w:pPr>
-        <w:pStyle w:val="BodyText"/>
-      </w:pPr>
-      <w:r>
-        <w:t xml:space="preserve">Network status processes may amplify these intersectional patterns. Processes related to visibility, centrality, gatekeeping, and sponsorship can compound for women from underrepresented nationality groups, while shared nationality may buffer gender penalties in some contexts</w:t>
-      </w:r>
-      <w:r>
-        <w:t xml:space="preserve"> </w:t>
-      </w:r>
-      <w:r>
-        <w:t xml:space="preserve">(L. Kim et al., 2022; Whittington, 2018; Whittington et al., 2024)</w:t>
-      </w:r>
-      <w:r>
-        <w:t xml:space="preserve">. Recent work on co-authorship networks indicates that women are systematically less likely to occupy high-status bridging positions that connect institutions and subfields</w:t>
-      </w:r>
-      <w:r>
-        <w:t xml:space="preserve"> </w:t>
-      </w:r>
-      <w:r>
-        <w:t xml:space="preserve">(Whittington et al., 2024)</w:t>
-      </w:r>
-      <w:r>
-        <w:t xml:space="preserve">, and that topic choices and</w:t>
-      </w:r>
-      <w:r>
-        <w:t xml:space="preserve"> </w:t>
-      </w:r>
-      <w:r>
-        <w:t xml:space="preserve">“gendered knowledge”</w:t>
-      </w:r>
-      <w:r>
-        <w:t xml:space="preserve"> </w:t>
-      </w:r>
-      <w:r>
-        <w:t xml:space="preserve">interact with gender and race in shaping who gains visibility and career rewards</w:t>
-      </w:r>
-      <w:r>
-        <w:t xml:space="preserve"> </w:t>
-      </w:r>
-      <w:r>
-        <w:t xml:space="preserve">(Hofstra et al., 2020; L. Kim et al., 2022)</w:t>
-      </w:r>
-      <w:r>
-        <w:t xml:space="preserve">. Large-scale intersectional bibliometric analyses further show that women and scholars of colour (or non-dominant nationalities) are concentrated in less prestigious topics and receive fewer citations than majority-group men, even when they contribute equally novel or impactful work</w:t>
-      </w:r>
-      <w:r>
-        <w:t xml:space="preserve"> </w:t>
-      </w:r>
-      <w:r>
-        <w:t xml:space="preserve">(Hofstra et al., 2020; Kozlowski et al., 2022)</w:t>
-      </w:r>
-      <w:r>
-        <w:t xml:space="preserve">. Approaches that simply include main effects of gender and origin therefore understate the disadvantage that accrues at their intersection and risk missing the specific penalties experienced by intersectional groups</w:t>
-      </w:r>
-      <w:r>
-        <w:t xml:space="preserve"> </w:t>
-      </w:r>
-      <w:r>
-        <w:t xml:space="preserve">(Kozlowski et al., 2022)</w:t>
-      </w:r>
-      <w:r>
-        <w:t xml:space="preserve">.</w:t>
-      </w:r>
-    </w:p>
-    <w:p>
-      <w:pPr>
-        <w:pStyle w:val="BodyText"/>
-      </w:pPr>
-      <w:r>
-        <w:t xml:space="preserve">This paper makes two main contributions to these debates. First, we study gender- and origin-based inequalities in collaboration using comprehensive data on actors, institutions, and publications. We analyse a near-population of social scientists, their institutional affiliations, and their publication and co-authorship histories. This allows us to characterise disparities in collaboration opportunities and outcomes not just for a selected discipline or journal, but for the entire social-science system under study, paralleling recent full-population approaches in the science-of-science literature</w:t>
-      </w:r>
-      <w:r>
-        <w:t xml:space="preserve"> </w:t>
-      </w:r>
-      <w:r>
-        <w:t xml:space="preserve">(Hofstra et al., 2020; Whittington et al., 2024)</w:t>
-      </w:r>
-      <w:r>
-        <w:t xml:space="preserve">. We explicitly model path dependencies - endogenous network processes such as homophily, assortativity, activity, popularity, and triadic closure - using longitudinal network models. Whereas many studies interpret gender or origin gaps in collaboration without representing these endogenous processes</w:t>
-      </w:r>
-      <w:r>
-        <w:t xml:space="preserve"> </w:t>
-      </w:r>
-      <w:r>
-        <w:t xml:space="preserve">(Gao et al., 2022; e.g., Kwiek &amp; Roszka, 2021)</w:t>
-      </w:r>
-      <w:r>
-        <w:t xml:space="preserve">, we examine how much of the observed inequality remains once structural mechanisms are taken into account. This shifts the focus from descriptive differences to the network processes through which inequalities are reproduced. Because our data provide rich information on all actors in the network and approximate a full-population sample, we can also address survivor bias and sample selection problems that arise in bibliometric studies focused only on highly productive scholars or selected journals</w:t>
-      </w:r>
-      <w:r>
-        <w:t xml:space="preserve"> </w:t>
-      </w:r>
-      <w:r>
-        <w:t xml:space="preserve">(Hâncean et al., 2014; Ossenblok et al., 2014)</w:t>
-      </w:r>
-      <w:r>
-        <w:t xml:space="preserve">. We therefore assess inequalities in collaboration not only among</w:t>
-      </w:r>
-      <w:r>
-        <w:t xml:space="preserve"> </w:t>
-      </w:r>
-      <w:r>
-        <w:t xml:space="preserve">“survivors”</w:t>
-      </w:r>
-      <w:r>
-        <w:t xml:space="preserve"> </w:t>
-      </w:r>
-      <w:r>
-        <w:t xml:space="preserve">at the top, but across the full spectrum of social-science careers.</w:t>
-      </w:r>
-    </w:p>
-    <w:p>
-      <w:pPr>
-        <w:pStyle w:val="BodyText"/>
-      </w:pPr>
-      <w:r>
-        <w:t xml:space="preserve">Second, we introduce an explicitly intersectional perspective to the study of scientific collaboration. Rather than analysing gender and origin inequalities separately, we model their joint effects. Building on intersectional work in the science of science</w:t>
-      </w:r>
-      <w:r>
-        <w:t xml:space="preserve"> </w:t>
-      </w:r>
-      <w:r>
-        <w:t xml:space="preserve">(Hofstra et al., 2020; Kozlowski et al., 2022)</w:t>
-      </w:r>
-      <w:r>
-        <w:t xml:space="preserve">, we treat gender × origin as a joint axis of stratification and ask whether collaboration patterns and network returns differ systematically across intersectional groups (e.g., native men, native women, international men, international women). We assess whether penalties associated with gender and origin are additive (each dimension contributes separately), compounding (penalties multiply for, say, international women), or buffering (shared nationality reduces gender gaps, or shared gender reduces origin gaps). We also investigate how key network processes - homophily, assortativity, triadic closure, and status-bridging - operate differently across intersectional groups. Specifically, we ask whether homophily on gender and origin is stronger for majority-group men than for minoritised scholars, whether international women are particularly excluded from triadic closure processes, and whether bridging ties to high-status alters are unequally distributed</w:t>
-      </w:r>
-      <w:r>
-        <w:t xml:space="preserve"> </w:t>
-      </w:r>
-      <w:r>
-        <w:t xml:space="preserve">(Kwiek &amp; Roszka, 2021; Whittington et al., 2024)</w:t>
-      </w:r>
-      <w:r>
-        <w:t xml:space="preserve">. By focusing on these mechanisms, we identify where in the collaboration process intersectional penalties emerge.</w:t>
-      </w:r>
-    </w:p>
-    <w:p>
-      <w:r>
-        <w:pict>
-          <v:rect style="width:0;height:1.5pt" o:hralign="center" o:hrstd="t" o:hr="t"/>
-        </w:pict>
-      </w:r>
-    </w:p>
-    <w:p>
-      <w:pPr>
-        <w:numPr>
-          <w:ilvl w:val="0"/>
-          <w:numId w:val="1001"/>
-        </w:numPr>
-      </w:pPr>
-      <w:r>
-        <w:t xml:space="preserve">What are the research questions?</w:t>
-      </w:r>
-    </w:p>
-    <w:p>
-      <w:pPr>
-        <w:pStyle w:val="Compact"/>
-        <w:numPr>
-          <w:ilvl w:val="1"/>
-          <w:numId w:val="1002"/>
-        </w:numPr>
-      </w:pPr>
-      <w:r>
-        <w:rPr>
-          <w:b/>
-          <w:bCs/>
-        </w:rPr>
-        <w:t xml:space="preserve">RQ1:</w:t>
-      </w:r>
-      <w:r>
-        <w:t xml:space="preserve"> </w:t>
-      </w:r>
-      <w:r>
-        <w:t xml:space="preserve">To what extent are there gender- and origin-based differences in collaboration (networks)?</w:t>
-      </w:r>
-    </w:p>
-    <w:p>
-      <w:pPr>
-        <w:pStyle w:val="Compact"/>
-        <w:numPr>
-          <w:ilvl w:val="2"/>
-          <w:numId w:val="1003"/>
-        </w:numPr>
-      </w:pPr>
-      <w:r>
-        <w:t xml:space="preserve">At the ego level, we compare differences in the number of collaborations (degree), brokerage and bridging (betweenness, structural holes/constraint), and local clustering across gender and origin groups. This follows prior work that links network position to productivity and impact</w:t>
-      </w:r>
-      <w:r>
-        <w:t xml:space="preserve"> </w:t>
-      </w:r>
-      <w:r>
-        <w:t xml:space="preserve">(Collischon &amp; Eberl, 2021; Ductor, 2015; Li et al., 2022)</w:t>
-      </w:r>
-      <w:r>
-        <w:t xml:space="preserve">.</w:t>
-      </w:r>
-    </w:p>
-    <w:p>
-      <w:pPr>
-        <w:pStyle w:val="Compact"/>
-        <w:numPr>
-          <w:ilvl w:val="2"/>
-          <w:numId w:val="1003"/>
-        </w:numPr>
-      </w:pPr>
-      <w:r>
-        <w:t xml:space="preserve">At the network level, we examine global clustering, transitivity, assortativity by gender and origin, and the overall core–periphery structure of the co-authorship network, building on studies of national and disciplinary collaboration structures</w:t>
-      </w:r>
-      <w:r>
-        <w:t xml:space="preserve"> </w:t>
-      </w:r>
-      <w:r>
-        <w:t xml:space="preserve">(Abbasi et al., 2011; Ferligoj et al., 2015; Hâncean et al., 2014; Hou et al., 2007)</w:t>
-      </w:r>
-      <w:r>
-        <w:t xml:space="preserve">.</w:t>
-      </w:r>
-    </w:p>
-    <w:p>
-      <w:pPr>
-        <w:pStyle w:val="Compact"/>
-        <w:numPr>
-          <w:ilvl w:val="1"/>
-          <w:numId w:val="1002"/>
-        </w:numPr>
-      </w:pPr>
-      <w:r>
-        <w:rPr>
-          <w:b/>
-          <w:bCs/>
-        </w:rPr>
-        <w:t xml:space="preserve">RQ2:</w:t>
-      </w:r>
-      <w:r>
-        <w:t xml:space="preserve"> </w:t>
-      </w:r>
-      <w:r>
-        <w:t xml:space="preserve">To what extent are there gender- and origin-based differences in homophily? Do actors tend to choose collaborators who share their gender or origin?</w:t>
-      </w:r>
-    </w:p>
-    <w:p>
-      <w:pPr>
-        <w:pStyle w:val="Compact"/>
-        <w:numPr>
-          <w:ilvl w:val="2"/>
-          <w:numId w:val="1004"/>
-        </w:numPr>
-      </w:pPr>
-      <w:r>
-        <w:t xml:space="preserve">At the dyadic level, we estimate homophily and status asymmetries using longitudinal tie-formation models (e.g. SAOMs or related dynamic network models) that include endogenous structural effects (closure, activity, popularity) and covariate effects for gender and nationality using ego, alter, and similarity terms (egoX, altX, sameX). This allows us to quantify whether, net of structural tendencies and productivity, scholars systematically prefer same-gender or same-origin collaborators and whether majority scholars are more likely to be selected as alters than minority scholars</w:t>
-      </w:r>
-      <w:r>
-        <w:t xml:space="preserve"> </w:t>
-      </w:r>
-      <w:r>
-        <w:t xml:space="preserve">(Block et al., 2019; Kwiek &amp; Roszka, 2021)</w:t>
-      </w:r>
-      <w:r>
-        <w:t xml:space="preserve">.</w:t>
-      </w:r>
-    </w:p>
-    <w:p>
-      <w:pPr>
-        <w:pStyle w:val="Compact"/>
-        <w:numPr>
-          <w:ilvl w:val="1"/>
-          <w:numId w:val="1002"/>
-        </w:numPr>
-      </w:pPr>
-      <w:r>
-        <w:rPr>
-          <w:b/>
-          <w:bCs/>
-        </w:rPr>
-        <w:t xml:space="preserve">RQ3:</w:t>
-      </w:r>
-      <w:r>
-        <w:t xml:space="preserve"> </w:t>
-      </w:r>
-      <w:r>
-        <w:t xml:space="preserve">To what extent does gender- and origin-based homophily intersect? Do actors tend to choose collaborators who share both their gender and their origin?</w:t>
-      </w:r>
-    </w:p>
-    <w:p>
-      <w:pPr>
-        <w:pStyle w:val="Compact"/>
-        <w:numPr>
-          <w:ilvl w:val="2"/>
-          <w:numId w:val="1005"/>
-        </w:numPr>
-      </w:pPr>
-      <w:r>
-        <w:t xml:space="preserve">We extend the dyadic models to include interaction terms for gender × origin similarity, and to differentiate homophily for intersectional groups. This enables us to test whether, for example, international women exhibit particularly strong same-origin homophily (perhaps as a strategy of protection), or whether majority-group men exhibit strong same-gender, same-origin closure that excludes others. By comparing these patterns across groups, we can assess whether intersectional homophily contributes to the reproduction of intersectional inequalities observed in network positions and outcomes</w:t>
-      </w:r>
-      <w:r>
-        <w:t xml:space="preserve"> </w:t>
-      </w:r>
-      <w:r>
-        <w:t xml:space="preserve">(Hofstra et al., 2020; Kozlowski et al., 2022; Whittington et al., 2024)</w:t>
-      </w:r>
-      <w:r>
-        <w:t xml:space="preserve">.</w:t>
-      </w:r>
-    </w:p>
-    <w:p>
-      <w:pPr>
-        <w:pStyle w:val="Compact"/>
-        <w:numPr>
-          <w:ilvl w:val="1"/>
-          <w:numId w:val="1002"/>
-        </w:numPr>
-      </w:pPr>
-      <w:r>
-        <w:rPr>
-          <w:b/>
-          <w:bCs/>
-        </w:rPr>
-        <w:t xml:space="preserve">RQ4:</w:t>
-      </w:r>
-      <w:r>
-        <w:t xml:space="preserve"> </w:t>
-      </w:r>
-      <w:r>
-        <w:t xml:space="preserve">Do key network processes - such as triadic closure and status-bridging - operate differently across gender, origin, and their intersection?</w:t>
-      </w:r>
-    </w:p>
-    <w:p>
-      <w:pPr>
-        <w:pStyle w:val="Compact"/>
-        <w:numPr>
-          <w:ilvl w:val="2"/>
-          <w:numId w:val="1006"/>
-        </w:numPr>
-      </w:pPr>
-      <w:r>
-        <w:t xml:space="preserve">Using longitudinal tie-formation models, we examine whether structural effects that capture triadic closure and status-bridging (i.e., forming ties to alters with high status, centrality, or h-index) vary by gender, origin, and gender × origin. Concretely, we allow the strength of closure and status-related popularity effects to differ between intersectional groups, in order to assess whether majority-group men are more likely to benefit from closure and high-status collaborations than women and minoritized scholars, and whether international women are systematically excluded from such status-bridging processes.</w:t>
-      </w:r>
-    </w:p>
-    <w:p>
-      <w:r>
-        <w:pict>
-          <v:rect style="width:0;height:1.5pt" o:hralign="center" o:hrstd="t" o:hr="t"/>
-        </w:pict>
-      </w:r>
-    </w:p>
-    <w:p>
-      <w:pPr>
-        <w:pStyle w:val="FirstParagraph"/>
-      </w:pPr>
-      <w:r>
-        <w:rPr>
-          <w:rStyle w:val="VerbatimChar"/>
-        </w:rPr>
-        <w:t xml:space="preserve">&lt;description of emperical case goes here&gt;</w:t>
-      </w:r>
-    </w:p>
-    <w:tbl>
-      <w:tblPr>
-        <w:tblStyle w:val="Table"/>
-        <w:tblLook w:firstRow="0" w:lastRow="0" w:firstColumn="0" w:lastColumn="0" w:noHBand="0" w:noVBand="0" w:val="0000"/>
-        <w:tblBorders>
-          <w:top w:val="single" w:sz="4" w:space="0" w:color="00A047"/>
-          <w:left w:val="single" w:sz="24" w:space="0" w:color="00A047"/>
-          <w:bottom w:val="single" w:sz="4" w:space="0" w:color="00A047"/>
-          <w:right w:val="single" w:sz="4" w:space="0" w:color="00A047"/>
-        </w:tblBorders>
-        <w:tblCellMar>
-          <w:left w:w="144" w:type="dxa"/>
-          <w:right w:w="144" w:type="dxa"/>
-        </w:tblCellMar>
-        <w:tblLook w:firstRow="0" w:lastRow="0" w:firstColumn="0" w:lastColumn="0" w:noHBand="0" w:noVBand="0" w:val="0000"/>
-      </w:tblPr>
-      <w:tr>
-        <w:trPr>
-          <w:cantSplit/>
-        </w:trPr>
-        <w:tc>
-          <w:tcPr>
-            <w:shd w:color="auto" w:fill="ccf1e3" w:val="clear"/>
-            <w:tcMar>
-              <w:top w:w="92" w:type="dxa"/>
-              <w:bottom w:w="92" w:type="dxa"/>
-            </w:tcMar>
-          </w:tcPr>
-          <w:p>
-            <w:pPr>
-              <w:pStyle w:val="BodyText"/>
-            </w:pPr>
-            <w:pPr>
-              <w:spacing w:before="0" w:after="0"/>
-              <w:textAlignment w:val="center"/>
-            </w:pPr>
-            <w:r>
-              <w:drawing>
-                <wp:inline>
-                  <wp:extent cx="152400" cy="152400"/>
-                  <wp:effectExtent b="0" l="0" r="0" t="0"/>
-                  <wp:docPr descr="" title="" id="21" name="Picture"/>
-                  <a:graphic>
-                    <a:graphicData uri="http://schemas.openxmlformats.org/drawingml/2006/picture">
-                      <pic:pic>
-                        <pic:nvPicPr>
-                          <pic:cNvPr descr="/Applications/quarto/share/formats/docx/tip.png" id="22" name="Picture"/>
-                          <pic:cNvPicPr>
-                            <a:picLocks noChangeArrowheads="1" noChangeAspect="1"/>
-                          </pic:cNvPicPr>
-                        </pic:nvPicPr>
-                        <pic:blipFill>
-                          <a:blip r:embed="rId20"/>
-                          <a:stretch>
-                            <a:fillRect/>
-                          </a:stretch>
-                        </pic:blipFill>
-                        <pic:spPr bwMode="auto">
-                          <a:xfrm>
-                            <a:off x="0" y="0"/>
-                            <a:ext cx="152400" cy="152400"/>
-                          </a:xfrm>
-                          <a:prstGeom prst="rect">
-                            <a:avLst/>
-                          </a:prstGeom>
-                          <a:noFill/>
-                          <a:ln w="9525">
-                            <a:noFill/>
-                            <a:headEnd/>
-                            <a:tailEnd/>
-                          </a:ln>
-                        </pic:spPr>
-                      </pic:pic>
-                    </a:graphicData>
-                  </a:graphic>
-                </wp:inline>
-              </w:drawing>
-            </w:r>
-            <w:r>
-              <w:t xml:space="preserve"> </w:t>
-            </w:r>
-            <w:r>
-              <w:t xml:space="preserve"> </w:t>
-            </w:r>
-            <w:r>
-              <w:t xml:space="preserve">Tip</w:t>
-            </w:r>
-          </w:p>
-        </w:tc>
-      </w:tr>
-      <w:tr>
-        <w:trPr>
-          <w:cantSplit/>
-        </w:trPr>
-        <w:tc>
-          <w:tcPr>
-            <w:tcMar>
-              <w:top w:w="108" w:type="dxa"/>
-              <w:bottom w:w="108" w:type="dxa"/>
-            </w:tcMar>
-          </w:tcPr>
-          <w:p>
-            <w:pPr>
-              <w:pStyle w:val="BodyText"/>
-            </w:pPr>
-            <w:pPr>
-              <w:spacing w:before="16"/>
-            </w:pPr>
-            <w:r>
-              <w:t xml:space="preserve">I currently have chosen</w:t>
-            </w:r>
-            <w:r>
-              <w:t xml:space="preserve"> </w:t>
-            </w:r>
-            <w:r>
-              <w:rPr>
-                <w:i/>
-                <w:iCs/>
-              </w:rPr>
-              <w:t xml:space="preserve">Social Networks</w:t>
-            </w:r>
-            <w:r>
-              <w:t xml:space="preserve"> </w:t>
-            </w:r>
-            <w:r>
-              <w:t xml:space="preserve">as the target journal. Some points for discussion:</w:t>
-            </w:r>
-          </w:p>
-          <w:p>
-            <w:pPr>
-              <w:pStyle w:val="Compact"/>
-              <w:numPr>
-                <w:ilvl w:val="0"/>
-                <w:numId w:val="1007"/>
-              </w:numPr>
-            </w:pPr>
-            <w:r>
-              <w:t xml:space="preserve">do you feel that the current introduction does adhere to this journal’s standards and conventions?</w:t>
-            </w:r>
-          </w:p>
-          <w:p>
-            <w:pPr>
-              <w:pStyle w:val="Compact"/>
-              <w:numPr>
-                <w:ilvl w:val="0"/>
-                <w:numId w:val="1007"/>
-              </w:numPr>
-            </w:pPr>
-            <w:r>
-              <w:t xml:space="preserve">this journal requires ethical approval for be eligible for publishing. Has this project required ethical approval?</w:t>
-            </w:r>
-          </w:p>
-          <w:p/>
-        </w:tc>
-      </w:tr>
-    </w:tbl>
-    <w:p>
-      <w:pPr>
-        <w:pStyle w:val="FirstParagraph"/>
-      </w:pPr>
-      <w:r>
-        <w:t xml:space="preserve"> </w:t>
+      <w:r>
+        <w:t xml:space="preserve"> </w:t>
+      </w:r>
+      <w:r>
+        <w:t xml:space="preserve">First, we constructed a set of institution records for all universities in our sample by assembling, for each institution, its preferred English and native names and using these variants to query the OpenAlex API for the corresponding institution entities. This procedure yields disambiguated institution identifiers, which we then attach to all occurrences of these universities in the scholar roster.</w:t>
+      </w:r>
+      <w:r>
+        <w:t xml:space="preserve"> </w:t>
+      </w:r>
+      <w:r>
+        <w:t xml:space="preserve">Second, OpenAlex author profiles are retrieved for each scholar by searching on their harmonized name and, where possible, constraining the search to the known institution identifiers. Our matching procedure explicitly allows each scholar to be linked to multiple OpenAlex author IDs, which is important because some individuals maintain more than one profile in OpenAlex due to ambiguous or shifting name forms across their publications.</w:t>
+      </w:r>
+      <w:r>
+        <w:t xml:space="preserve"> </w:t>
+      </w:r>
+      <w:r>
+        <w:t xml:space="preserve">Third, the resulting candidate author profiles are filtered using a combination of institutional overlap, name similarity thresholds, and a small set of manually curated exclusion rules. For every candidate author, the script computes a Jaro–Winkler similarity score between the OpenAlex display name and the query name and unpacks information on last known institutions, country codes, and persistent author identifiers. The implicit aim of this step is to systematically exclude false matches and retain a high-confidence mapping between our scholars and OpenAlex author IDs.</w:t>
+      </w:r>
+      <w:r>
+        <w:t xml:space="preserve"> </w:t>
+      </w:r>
+      <w:r>
+        <w:t xml:space="preserve">Fourth, all works associated with the selected author IDs are downloaded from OpenAlex and transformed into a tidy format in which each row represents a unique author-work combination, with compact author and work identifiers, publication year, document type, and coauthor information. Together, the scholar roster and linked OpenAlex records form the basis for the co-publishing networks analyzed in this paper. all code and intermediate outputs are documented and made available through the public replication package website.</w:t>
       </w:r>
     </w:p>
     <w:tbl>
@@ -996,18 +549,18 @@
                 <wp:inline>
                   <wp:extent cx="152400" cy="152400"/>
                   <wp:effectExtent b="0" l="0" r="0" t="0"/>
-                  <wp:docPr descr="" title="" id="24" name="Picture"/>
+                  <wp:docPr descr="" title="" id="22" name="Picture"/>
                   <a:graphic>
                     <a:graphicData uri="http://schemas.openxmlformats.org/drawingml/2006/picture">
                       <pic:pic>
                         <pic:nvPicPr>
-                          <pic:cNvPr descr="/Applications/quarto/share/formats/docx/note.png" id="25" name="Picture"/>
+                          <pic:cNvPr descr="/Applications/quarto/share/formats/docx/note.png" id="23" name="Picture"/>
                           <pic:cNvPicPr>
                             <a:picLocks noChangeArrowheads="1" noChangeAspect="1"/>
                           </pic:cNvPicPr>
                         </pic:nvPicPr>
                         <pic:blipFill>
-                          <a:blip r:embed="rId23"/>
+                          <a:blip r:embed="rId21"/>
                           <a:stretch>
                             <a:fillRect/>
                           </a:stretch>
@@ -1061,111 +614,757 @@
               <w:pStyle w:val="BodyText"/>
             </w:pPr>
             <w:pPr>
-              <w:spacing w:before="16"/>
+              <w:spacing w:before="16" w:after="16"/>
             </w:pPr>
             <w:r>
-              <w:t xml:space="preserve">Some points for consideration while reading:</w:t>
-            </w:r>
-          </w:p>
-          <w:p>
-            <w:pPr>
-              <w:pStyle w:val="Compact"/>
-              <w:numPr>
-                <w:ilvl w:val="0"/>
-                <w:numId w:val="1008"/>
-              </w:numPr>
-            </w:pPr>
-            <w:r>
-              <w:t xml:space="preserve">When writing the current draft I have not considered the length of the text. Admittingly, the text in it’s current from is on the longer side. Directions on shorting the introduction is welcomed.</w:t>
-            </w:r>
-          </w:p>
-          <w:p>
-            <w:pPr>
-              <w:pStyle w:val="Compact"/>
-              <w:numPr>
-                <w:ilvl w:val="0"/>
-                <w:numId w:val="1008"/>
-              </w:numPr>
-            </w:pPr>
-            <w:r>
-              <w:t xml:space="preserve">I’m currently not happy with the term</w:t>
-            </w:r>
-            <w:r>
-              <w:t xml:space="preserve"> </w:t>
-            </w:r>
-            <w:r>
-              <w:t xml:space="preserve">“origin”</w:t>
-            </w:r>
-            <w:r>
-              <w:t xml:space="preserve">, alternatives like ethnicity or nationality have been considered but do also not completely do justice to the operationalization</w:t>
-            </w:r>
-          </w:p>
-          <w:p>
-            <w:pPr>
-              <w:pStyle w:val="Compact"/>
-              <w:numPr>
-                <w:ilvl w:val="0"/>
-                <w:numId w:val="1008"/>
-              </w:numPr>
-            </w:pPr>
-            <w:r>
-              <w:t xml:space="preserve">For the arguments for origin-based differences in outcomes and (network) opportunities have been predominantly sourced from the status quo in the science of science literature. One argument that is currently lacking is the potential for</w:t>
-            </w:r>
-            <w:r>
-              <w:t xml:space="preserve"> </w:t>
-            </w:r>
-            <w:r>
-              <w:t xml:space="preserve">“bias/discrimination”</w:t>
-            </w:r>
-            <w:r>
-              <w:t xml:space="preserve">, which has currently not been convincingly made in this literature. Do we want to explicitly state the potential for (implicit) discrimination or do wo want to adhere to the traditions in this literature.</w:t>
-            </w:r>
-          </w:p>
-          <w:p>
-            <w:pPr>
-              <w:pStyle w:val="Compact"/>
-              <w:numPr>
-                <w:ilvl w:val="0"/>
-                <w:numId w:val="1008"/>
-              </w:numPr>
-            </w:pPr>
-            <w:r>
-              <w:t xml:space="preserve">I have intentionally made the intersectional argument as concise as possible, do you feel that the argument as such is sufficient?</w:t>
-            </w:r>
-          </w:p>
-          <w:p>
-            <w:pPr>
-              <w:pStyle w:val="Compact"/>
-              <w:numPr>
-                <w:ilvl w:val="0"/>
-                <w:numId w:val="1008"/>
-              </w:numPr>
-            </w:pPr>
-            <w:r>
-              <w:t xml:space="preserve">I have reformulated the research questions to be even more substantive. Admittingly, the explanatory research questions remain on the dyadic level. Do you have suggestions to also include a ego, network level in here?</w:t>
-            </w:r>
-          </w:p>
-          <w:p>
-            <w:pPr>
-              <w:pStyle w:val="Compact"/>
-              <w:numPr>
-                <w:ilvl w:val="0"/>
-                <w:numId w:val="1008"/>
-              </w:numPr>
-            </w:pPr>
-            <w:r>
-              <w:t xml:space="preserve">I have made the levels (ego, dyad, network) implicit in the argument thus far out of concern for the argument getting too extensive when incorporating these levels explicitly, do you feel that the current argument requires such explication?</w:t>
-            </w:r>
-            <w:r>
-              <w:br/>
+              <w:t xml:space="preserve">Add note on sample selection and sample size. Potentially add flow-chart</w:t>
             </w:r>
           </w:p>
           <w:p/>
         </w:tc>
       </w:tr>
     </w:tbl>
-    <w:bookmarkEnd w:id="26"/>
-    <w:bookmarkStart w:id="126" w:name="references"/>
+    <w:bookmarkEnd w:id="24"/>
+    <w:bookmarkStart w:id="32" w:name="variables"/>
+    <w:p>
+      <w:pPr>
+        <w:pStyle w:val="Heading3"/>
+      </w:pPr>
+      <w:r>
+        <w:t xml:space="preserve">Variables</w:t>
+      </w:r>
+    </w:p>
+    <w:bookmarkStart w:id="25" w:name="dependent-variable"/>
+    <w:p>
+      <w:pPr>
+        <w:pStyle w:val="Heading4"/>
+      </w:pPr>
+      <w:r>
+        <w:t xml:space="preserve">Dependent Variable</w:t>
+      </w:r>
+    </w:p>
+    <w:p>
+      <w:pPr>
+        <w:pStyle w:val="FirstParagraph"/>
+      </w:pPr>
+      <w:r>
+        <w:rPr>
+          <w:i/>
+          <w:iCs/>
+        </w:rPr>
+        <w:t xml:space="preserve">Collaboration</w:t>
+      </w:r>
+      <w:r>
+        <w:t xml:space="preserve">, the dependent variable, was operationalized as a binary co-publishing tie between pairs of scholars. Using the OpenAlex-based publication data described above, we identified all works in which any two scholars in our roster appeared together in the authorship list. For each pair of scholars, we then coded a tie as present (1) if they had coauthored at least one publication within the observation window, and absent (0) otherwise. This information was assembled into a series of adjacency matrices in which nodes represent scholars and undirected edges represent observed co-publishing relationships. These longitudinal collaboration networks form the outcome in our models, capturing both the existence and evolution of co-authorship ties over time.</w:t>
+      </w:r>
+    </w:p>
+    <w:bookmarkEnd w:id="25"/>
+    <w:bookmarkStart w:id="30" w:name="independent-variables"/>
+    <w:p>
+      <w:pPr>
+        <w:pStyle w:val="Heading4"/>
+      </w:pPr>
+      <w:r>
+        <w:t xml:space="preserve">Independent Variables</w:t>
+      </w:r>
+    </w:p>
+    <w:p>
+      <w:pPr>
+        <w:pStyle w:val="FirstParagraph"/>
+      </w:pPr>
+      <w:r>
+        <w:rPr>
+          <w:i/>
+          <w:iCs/>
+        </w:rPr>
+        <w:t xml:space="preserve">Gender</w:t>
+      </w:r>
+      <w:r>
+        <w:t xml:space="preserve"> </w:t>
+      </w:r>
+      <w:r>
+        <w:t xml:space="preserve">was operationalized as an inferred gender indicator based on scholars’ first names. We first used the</w:t>
+      </w:r>
+      <w:r>
+        <w:t xml:space="preserve"> </w:t>
+      </w:r>
+      <w:r>
+        <w:rPr>
+          <w:rStyle w:val="VerbatimChar"/>
+        </w:rPr>
+        <w:t xml:space="preserve">genderizeR</w:t>
+      </w:r>
+      <w:r>
+        <w:t xml:space="preserve"> </w:t>
+      </w:r>
+      <w:r>
+        <w:t xml:space="preserve">package to query the genderize.io database, which provides probabilistic gender assignments for first names based on large-scale social media data</w:t>
+      </w:r>
+      <w:r>
+        <w:t xml:space="preserve"> </w:t>
+      </w:r>
+      <w:r>
+        <w:t xml:space="preserve">(Wais, 2016, see also genderize.io documentation)</w:t>
+      </w:r>
+      <w:r>
+        <w:t xml:space="preserve">. The underlying database aggregates first-name and gender information for more than one hundred million individuals across a wide range of countries, and returns both a predicted gender and associated probability for each name. Using this API, we obtained an initial classification for all unique first names in our scholar roster. To improve coverage for names that are common in the Netherlands and reduce misclassification, we then matched first names to the Dutch public civil registry name database hosted by the Meertens Instituut (Nederlandse Voornamenbank), which contains all officially registered first names in the Netherlands and their distribution by sex over time</w:t>
+      </w:r>
+      <w:r>
+        <w:t xml:space="preserve"> </w:t>
+      </w:r>
+      <w:r>
+        <w:t xml:space="preserve">(Meertens Instituut, n.d.)</w:t>
+      </w:r>
+      <w:r>
+        <w:t xml:space="preserve">. Where available, this registry information was used to validate or refine the genderize.io-based assignments, especially for names with low counts or ambiguous probabilities in genderize.io.</w:t>
+      </w:r>
+    </w:p>
+    <w:p>
+      <w:pPr>
+        <w:pStyle w:val="BodyText"/>
+      </w:pPr>
+      <w:r>
+        <w:rPr>
+          <w:i/>
+          <w:iCs/>
+        </w:rPr>
+        <w:t xml:space="preserve">Origin</w:t>
+      </w:r>
+      <w:r>
+        <w:t xml:space="preserve"> </w:t>
+      </w:r>
+      <w:r>
+        <w:t xml:space="preserve">was operationalized as an inferred country-of-origin indicator based on scholars’ surnames. We first used the</w:t>
+      </w:r>
+      <w:r>
+        <w:t xml:space="preserve"> </w:t>
+      </w:r>
+      <w:r>
+        <w:rPr>
+          <w:rStyle w:val="VerbatimChar"/>
+        </w:rPr>
+        <w:t xml:space="preserve">DemografixeR</w:t>
+      </w:r>
+      <w:r>
+        <w:t xml:space="preserve"> </w:t>
+      </w:r>
+      <w:r>
+        <w:t xml:space="preserve">package to query the nationalize.io API, which provides probabilistic nationality assignments for last names based on large-scale web data</w:t>
+      </w:r>
+      <w:r>
+        <w:t xml:space="preserve"> </w:t>
+      </w:r>
+      <w:r>
+        <w:t xml:space="preserve">(Brenninkmeijer, 2025, see also nationalize.io documentation)</w:t>
+      </w:r>
+      <w:r>
+        <w:t xml:space="preserve">. The underlying database aggregates name-country occurrences from diverse online sources, and returns, for each surname, a set of country codes with associated probabilities. Using this API, we obtained an initial nationality distribution for all unique surnames in our scholar roster. To improve coverage for surnames that are common in the Netherlands and to correct systematic misclassifications, we then complemented these predictions with information from the Dutch Database of Surnames in the Netherlands (Nederlandse Familienamenbank), which reports the number of name bearers per surname and provides etymological notes on its origin and meaning</w:t>
+      </w:r>
+      <w:r>
+        <w:t xml:space="preserve"> </w:t>
+      </w:r>
+      <w:r>
+        <w:t xml:space="preserve">(Centrum voor familiegeschiedenis, n.d.)</w:t>
+      </w:r>
+      <w:r>
+        <w:t xml:space="preserve">. A custom scraping and parsing pipeline extracted origin-related signals from these etymology texts (e.g., language adjectives such as</w:t>
+      </w:r>
+      <w:r>
+        <w:t xml:space="preserve"> </w:t>
+      </w:r>
+      <w:r>
+        <w:t xml:space="preserve">“Nederlandse”</w:t>
+      </w:r>
+      <w:r>
+        <w:t xml:space="preserve">,</w:t>
+      </w:r>
+      <w:r>
+        <w:t xml:space="preserve"> </w:t>
+      </w:r>
+      <w:r>
+        <w:t xml:space="preserve">“Turkse”</w:t>
+      </w:r>
+      <w:r>
+        <w:t xml:space="preserve">, or</w:t>
+      </w:r>
+      <w:r>
+        <w:t xml:space="preserve"> </w:t>
+      </w:r>
+      <w:r>
+        <w:t xml:space="preserve">“Marokkaanse”</w:t>
+      </w:r>
+      <w:r>
+        <w:t xml:space="preserve">, references to specific countries or regions, and indicators of Dutch surname particles), and combined them with national occurrence counts. A manually curated patch file was used to correct ambiguous or frequently misclassified surnames. In a final harmonization step, we collapsed the various signals into a single cleaned origin label (e.g.,</w:t>
+      </w:r>
+      <w:r>
+        <w:t xml:space="preserve"> </w:t>
+      </w:r>
+      <w:r>
+        <w:t xml:space="preserve">“Nederlandse”</w:t>
+      </w:r>
+      <w:r>
+        <w:t xml:space="preserve">,</w:t>
+      </w:r>
+      <w:r>
+        <w:t xml:space="preserve"> </w:t>
+      </w:r>
+      <w:r>
+        <w:t xml:space="preserve">“Turkse”</w:t>
+      </w:r>
+      <w:r>
+        <w:t xml:space="preserve">,</w:t>
+      </w:r>
+      <w:r>
+        <w:t xml:space="preserve"> </w:t>
+      </w:r>
+      <w:r>
+        <w:t xml:space="preserve">“Marokkaanse”</w:t>
+      </w:r>
+      <w:r>
+        <w:t xml:space="preserve">,</w:t>
+      </w:r>
+      <w:r>
+        <w:t xml:space="preserve"> </w:t>
+      </w:r>
+      <w:r>
+        <w:t xml:space="preserve">“Chinese”</w:t>
+      </w:r>
+      <w:r>
+        <w:t xml:space="preserve">) and mapped these labels to ISO 3166-1 alpha-2 country codes. The resulting variable captures, for each scholar, the most likely country-of-origin signal implied by their surname.</w:t>
+      </w:r>
+    </w:p>
+    <w:tbl>
+      <w:tblPr>
+        <w:tblStyle w:val="Table"/>
+        <w:tblLook w:firstRow="0" w:lastRow="0" w:firstColumn="0" w:lastColumn="0" w:noHBand="0" w:noVBand="0" w:val="0000"/>
+        <w:tblBorders>
+          <w:top w:val="single" w:sz="4" w:space="0" w:color="0758E5"/>
+          <w:left w:val="single" w:sz="24" w:space="0" w:color="0758E5"/>
+          <w:bottom w:val="single" w:sz="4" w:space="0" w:color="0758E5"/>
+          <w:right w:val="single" w:sz="4" w:space="0" w:color="0758E5"/>
+        </w:tblBorders>
+        <w:tblCellMar>
+          <w:left w:w="144" w:type="dxa"/>
+          <w:right w:w="144" w:type="dxa"/>
+        </w:tblCellMar>
+        <w:tblLook w:firstRow="0" w:lastRow="0" w:firstColumn="0" w:lastColumn="0" w:noHBand="0" w:noVBand="0" w:val="0000"/>
+      </w:tblPr>
+      <w:tr>
+        <w:trPr>
+          <w:cantSplit/>
+        </w:trPr>
+        <w:tc>
+          <w:tcPr>
+            <w:shd w:color="auto" w:fill="dae6fb" w:val="clear"/>
+            <w:tcMar>
+              <w:top w:w="92" w:type="dxa"/>
+              <w:bottom w:w="92" w:type="dxa"/>
+            </w:tcMar>
+          </w:tcPr>
+          <w:p>
+            <w:pPr>
+              <w:pStyle w:val="BodyText"/>
+            </w:pPr>
+            <w:pPr>
+              <w:spacing w:before="0" w:after="0"/>
+              <w:textAlignment w:val="center"/>
+            </w:pPr>
+            <w:r>
+              <w:drawing>
+                <wp:inline>
+                  <wp:extent cx="152400" cy="152400"/>
+                  <wp:effectExtent b="0" l="0" r="0" t="0"/>
+                  <wp:docPr descr="" title="" id="26" name="Picture"/>
+                  <a:graphic>
+                    <a:graphicData uri="http://schemas.openxmlformats.org/drawingml/2006/picture">
+                      <pic:pic>
+                        <pic:nvPicPr>
+                          <pic:cNvPr descr="/Applications/quarto/share/formats/docx/note.png" id="27" name="Picture"/>
+                          <pic:cNvPicPr>
+                            <a:picLocks noChangeArrowheads="1" noChangeAspect="1"/>
+                          </pic:cNvPicPr>
+                        </pic:nvPicPr>
+                        <pic:blipFill>
+                          <a:blip r:embed="rId21"/>
+                          <a:stretch>
+                            <a:fillRect/>
+                          </a:stretch>
+                        </pic:blipFill>
+                        <pic:spPr bwMode="auto">
+                          <a:xfrm>
+                            <a:off x="0" y="0"/>
+                            <a:ext cx="152400" cy="152400"/>
+                          </a:xfrm>
+                          <a:prstGeom prst="rect">
+                            <a:avLst/>
+                          </a:prstGeom>
+                          <a:noFill/>
+                          <a:ln w="9525">
+                            <a:noFill/>
+                            <a:headEnd/>
+                            <a:tailEnd/>
+                          </a:ln>
+                        </pic:spPr>
+                      </pic:pic>
+                    </a:graphicData>
+                  </a:graphic>
+                </wp:inline>
+              </w:drawing>
+            </w:r>
+            <w:r>
+              <w:t xml:space="preserve"> </w:t>
+            </w:r>
+            <w:r>
+              <w:t xml:space="preserve"> </w:t>
+            </w:r>
+            <w:r>
+              <w:t xml:space="preserve">Note</w:t>
+            </w:r>
+          </w:p>
+        </w:tc>
+      </w:tr>
+      <w:tr>
+        <w:trPr>
+          <w:cantSplit/>
+        </w:trPr>
+        <w:tc>
+          <w:tcPr>
+            <w:tcMar>
+              <w:top w:w="108" w:type="dxa"/>
+              <w:bottom w:w="108" w:type="dxa"/>
+            </w:tcMar>
+          </w:tcPr>
+          <w:p>
+            <w:pPr>
+              <w:pStyle w:val="BodyText"/>
+            </w:pPr>
+            <w:pPr>
+              <w:spacing w:before="16" w:after="16"/>
+            </w:pPr>
+            <w:r>
+              <w:t xml:space="preserve">Add note over aggregation of this variable</w:t>
+            </w:r>
+          </w:p>
+          <w:p/>
+        </w:tc>
+      </w:tr>
+    </w:tbl>
+    <w:p>
+      <w:pPr>
+        <w:pStyle w:val="BodyText"/>
+      </w:pPr>
+      <w:r>
+        <w:rPr>
+          <w:i/>
+          <w:iCs/>
+        </w:rPr>
+        <w:t xml:space="preserve">Position</w:t>
+      </w:r>
+      <w:r>
+        <w:t xml:space="preserve"> </w:t>
+      </w:r>
+      <w:r>
+        <w:t xml:space="preserve">was operationalized as an indicator of scholars’ academic rank/role within the Dutch university system. Starting from the free-text job titles collected from departmental staff pages, we first cleaned and standardized these titles (e.g.,</w:t>
+      </w:r>
+      <w:r>
+        <w:t xml:space="preserve"> </w:t>
+      </w:r>
+      <w:r>
+        <w:t xml:space="preserve">“universitair docent”</w:t>
+      </w:r>
+      <w:r>
+        <w:t xml:space="preserve">,</w:t>
+      </w:r>
+      <w:r>
+        <w:t xml:space="preserve"> </w:t>
+      </w:r>
+      <w:r>
+        <w:t xml:space="preserve">“universitair hoofddocent”</w:t>
+      </w:r>
+      <w:r>
+        <w:t xml:space="preserve">,</w:t>
+      </w:r>
+      <w:r>
+        <w:t xml:space="preserve"> </w:t>
+      </w:r>
+      <w:r>
+        <w:t xml:space="preserve">“hoogleraar”</w:t>
+      </w:r>
+      <w:r>
+        <w:t xml:space="preserve">,</w:t>
+      </w:r>
+      <w:r>
+        <w:t xml:space="preserve"> </w:t>
+      </w:r>
+      <w:r>
+        <w:t xml:space="preserve">“postdoc-onderzoeker”</w:t>
+      </w:r>
+      <w:r>
+        <w:t xml:space="preserve">,</w:t>
+      </w:r>
+      <w:r>
+        <w:t xml:space="preserve"> </w:t>
+      </w:r>
+      <w:r>
+        <w:t xml:space="preserve">“promovendus”</w:t>
+      </w:r>
+      <w:r>
+        <w:t xml:space="preserve">) and translated them into a common English terminology. We then mapped all titles to a set of seven analytically meaningful categories:</w:t>
+      </w:r>
+      <w:r>
+        <w:t xml:space="preserve"> </w:t>
+      </w:r>
+      <w:r>
+        <w:rPr>
+          <w:i/>
+          <w:iCs/>
+        </w:rPr>
+        <w:t xml:space="preserve">PhD student</w:t>
+      </w:r>
+      <w:r>
+        <w:t xml:space="preserve">,</w:t>
+      </w:r>
+      <w:r>
+        <w:t xml:space="preserve"> </w:t>
+      </w:r>
+      <w:r>
+        <w:rPr>
+          <w:i/>
+          <w:iCs/>
+        </w:rPr>
+        <w:t xml:space="preserve">Postdoc</w:t>
+      </w:r>
+      <w:r>
+        <w:t xml:space="preserve">,</w:t>
+      </w:r>
+      <w:r>
+        <w:t xml:space="preserve"> </w:t>
+      </w:r>
+      <w:r>
+        <w:rPr>
+          <w:i/>
+          <w:iCs/>
+        </w:rPr>
+        <w:t xml:space="preserve">Lecturer</w:t>
+      </w:r>
+      <w:r>
+        <w:t xml:space="preserve">,</w:t>
+      </w:r>
+      <w:r>
+        <w:t xml:space="preserve"> </w:t>
+      </w:r>
+      <w:r>
+        <w:rPr>
+          <w:i/>
+          <w:iCs/>
+        </w:rPr>
+        <w:t xml:space="preserve">Researcher</w:t>
+      </w:r>
+      <w:r>
+        <w:t xml:space="preserve">,</w:t>
+      </w:r>
+      <w:r>
+        <w:t xml:space="preserve"> </w:t>
+      </w:r>
+      <w:r>
+        <w:rPr>
+          <w:i/>
+          <w:iCs/>
+        </w:rPr>
+        <w:t xml:space="preserve">Assistant professor</w:t>
+      </w:r>
+      <w:r>
+        <w:t xml:space="preserve">,</w:t>
+      </w:r>
+      <w:r>
+        <w:t xml:space="preserve"> </w:t>
+      </w:r>
+      <w:r>
+        <w:rPr>
+          <w:i/>
+          <w:iCs/>
+        </w:rPr>
+        <w:t xml:space="preserve">Associate professor</w:t>
+      </w:r>
+      <w:r>
+        <w:t xml:space="preserve">, and</w:t>
+      </w:r>
+      <w:r>
+        <w:t xml:space="preserve"> </w:t>
+      </w:r>
+      <w:r>
+        <w:rPr>
+          <w:i/>
+          <w:iCs/>
+        </w:rPr>
+        <w:t xml:space="preserve">Full professor</w:t>
+      </w:r>
+      <w:r>
+        <w:t xml:space="preserve">. In cases where multiple roles were listed for the same individual (e.g., combined teaching and research appointments or endowed/visiting positions), we applied a simple priority hierarchy that privileges structural career rank (professor &gt; associate professor &gt; assistant professor &gt; researcher/postdoc &gt; lecturer &gt; PhD student). The resulting harmonized variable therefore captures each scholar’s primary academic position.</w:t>
+      </w:r>
+    </w:p>
+    <w:p>
+      <w:pPr>
+        <w:pStyle w:val="BodyText"/>
+      </w:pPr>
+      <w:r>
+        <w:rPr>
+          <w:i/>
+          <w:iCs/>
+        </w:rPr>
+        <w:t xml:space="preserve">h-index</w:t>
+      </w:r>
+      <w:r>
+        <w:t xml:space="preserve"> </w:t>
+      </w:r>
+      <w:r>
+        <w:t xml:space="preserve">was used as a bibliometric indicator of scholars’ cumulative research impact. For each scholar, we drew on the OpenAlex publication and citation data linked to their author identifiers and calculated the Hirsch index, defined as the largest integer</w:t>
+      </w:r>
+      <w:r>
+        <w:t xml:space="preserve"> </w:t>
+      </w:r>
+      <w:r>
+        <w:rPr>
+          <w:i/>
+          <w:iCs/>
+        </w:rPr>
+        <w:t xml:space="preserve">h</w:t>
+      </w:r>
+      <w:r>
+        <w:t xml:space="preserve"> </w:t>
+      </w:r>
+      <w:r>
+        <w:t xml:space="preserve">such that the scholar has at least</w:t>
+      </w:r>
+      <w:r>
+        <w:t xml:space="preserve"> </w:t>
+      </w:r>
+      <w:r>
+        <w:rPr>
+          <w:i/>
+          <w:iCs/>
+        </w:rPr>
+        <w:t xml:space="preserve">h</w:t>
+      </w:r>
+      <w:r>
+        <w:t xml:space="preserve"> </w:t>
+      </w:r>
+      <w:r>
+        <w:t xml:space="preserve">publications with</w:t>
+      </w:r>
+      <w:r>
+        <w:t xml:space="preserve"> </w:t>
+      </w:r>
+      <m:oMath>
+        <m:r>
+          <m:rPr>
+            <m:sty m:val="p"/>
+          </m:rPr>
+          <m:t>≥</m:t>
+        </m:r>
+      </m:oMath>
+      <w:r>
+        <w:t xml:space="preserve"> </w:t>
+      </w:r>
+      <w:r>
+        <w:rPr>
+          <w:i/>
+          <w:iCs/>
+        </w:rPr>
+        <w:t xml:space="preserve">h</w:t>
+      </w:r>
+      <w:r>
+        <w:t xml:space="preserve"> </w:t>
+      </w:r>
+      <w:r>
+        <w:t xml:space="preserve">citations each</w:t>
+      </w:r>
+      <w:r>
+        <w:t xml:space="preserve"> </w:t>
+      </w:r>
+      <w:r>
+        <w:t xml:space="preserve">(Hirsch, 2005)</w:t>
+      </w:r>
+      <w:r>
+        <w:t xml:space="preserve">. We first assembled, for every scholar, the full set of works retrieved from OpenAlex, along with their citation counts at the time of data collection. These works were then sorted in descending order of citations, and the h-index was computed by identifying the point at which the number of publications equals or exceeds the citation threshold. The resulting measure reflects each scholar’s career-wide citation impact within the coverage of OpenAlex over the observation window and is used as a continuous indicator of scholarly standing in our analyses.</w:t>
+      </w:r>
+    </w:p>
+    <w:tbl>
+      <w:tblPr>
+        <w:tblStyle w:val="Table"/>
+        <w:tblLook w:firstRow="0" w:lastRow="0" w:firstColumn="0" w:lastColumn="0" w:noHBand="0" w:noVBand="0" w:val="0000"/>
+        <w:tblBorders>
+          <w:top w:val="single" w:sz="4" w:space="0" w:color="0758E5"/>
+          <w:left w:val="single" w:sz="24" w:space="0" w:color="0758E5"/>
+          <w:bottom w:val="single" w:sz="4" w:space="0" w:color="0758E5"/>
+          <w:right w:val="single" w:sz="4" w:space="0" w:color="0758E5"/>
+        </w:tblBorders>
+        <w:tblCellMar>
+          <w:left w:w="144" w:type="dxa"/>
+          <w:right w:w="144" w:type="dxa"/>
+        </w:tblCellMar>
+        <w:tblLook w:firstRow="0" w:lastRow="0" w:firstColumn="0" w:lastColumn="0" w:noHBand="0" w:noVBand="0" w:val="0000"/>
+      </w:tblPr>
+      <w:tr>
+        <w:trPr>
+          <w:cantSplit/>
+        </w:trPr>
+        <w:tc>
+          <w:tcPr>
+            <w:shd w:color="auto" w:fill="dae6fb" w:val="clear"/>
+            <w:tcMar>
+              <w:top w:w="92" w:type="dxa"/>
+              <w:bottom w:w="92" w:type="dxa"/>
+            </w:tcMar>
+          </w:tcPr>
+          <w:p>
+            <w:pPr>
+              <w:pStyle w:val="BodyText"/>
+            </w:pPr>
+            <w:pPr>
+              <w:spacing w:before="0" w:after="0"/>
+              <w:textAlignment w:val="center"/>
+            </w:pPr>
+            <w:r>
+              <w:drawing>
+                <wp:inline>
+                  <wp:extent cx="152400" cy="152400"/>
+                  <wp:effectExtent b="0" l="0" r="0" t="0"/>
+                  <wp:docPr descr="" title="" id="28" name="Picture"/>
+                  <a:graphic>
+                    <a:graphicData uri="http://schemas.openxmlformats.org/drawingml/2006/picture">
+                      <pic:pic>
+                        <pic:nvPicPr>
+                          <pic:cNvPr descr="/Applications/quarto/share/formats/docx/note.png" id="29" name="Picture"/>
+                          <pic:cNvPicPr>
+                            <a:picLocks noChangeArrowheads="1" noChangeAspect="1"/>
+                          </pic:cNvPicPr>
+                        </pic:nvPicPr>
+                        <pic:blipFill>
+                          <a:blip r:embed="rId21"/>
+                          <a:stretch>
+                            <a:fillRect/>
+                          </a:stretch>
+                        </pic:blipFill>
+                        <pic:spPr bwMode="auto">
+                          <a:xfrm>
+                            <a:off x="0" y="0"/>
+                            <a:ext cx="152400" cy="152400"/>
+                          </a:xfrm>
+                          <a:prstGeom prst="rect">
+                            <a:avLst/>
+                          </a:prstGeom>
+                          <a:noFill/>
+                          <a:ln w="9525">
+                            <a:noFill/>
+                            <a:headEnd/>
+                            <a:tailEnd/>
+                          </a:ln>
+                        </pic:spPr>
+                      </pic:pic>
+                    </a:graphicData>
+                  </a:graphic>
+                </wp:inline>
+              </w:drawing>
+            </w:r>
+            <w:r>
+              <w:t xml:space="preserve"> </w:t>
+            </w:r>
+            <w:r>
+              <w:t xml:space="preserve"> </w:t>
+            </w:r>
+            <w:r>
+              <w:t xml:space="preserve">Note</w:t>
+            </w:r>
+          </w:p>
+        </w:tc>
+      </w:tr>
+      <w:tr>
+        <w:trPr>
+          <w:cantSplit/>
+        </w:trPr>
+        <w:tc>
+          <w:tcPr>
+            <w:tcMar>
+              <w:top w:w="108" w:type="dxa"/>
+              <w:bottom w:w="108" w:type="dxa"/>
+            </w:tcMar>
+          </w:tcPr>
+          <w:p>
+            <w:pPr>
+              <w:pStyle w:val="BodyText"/>
+            </w:pPr>
+            <w:pPr>
+              <w:spacing w:before="16" w:after="16"/>
+            </w:pPr>
+            <w:r>
+              <w:t xml:space="preserve">Currently the H-index is calculated for the full sample, but could be calculated to vary with time. What has your preference?</w:t>
+            </w:r>
+          </w:p>
+          <w:p/>
+        </w:tc>
+      </w:tr>
+    </w:tbl>
+    <w:bookmarkEnd w:id="30"/>
+    <w:bookmarkStart w:id="31" w:name="control-variables"/>
+    <w:p>
+      <w:pPr>
+        <w:pStyle w:val="Heading4"/>
+      </w:pPr>
+      <w:r>
+        <w:t xml:space="preserve">Control Variables</w:t>
+      </w:r>
+    </w:p>
+    <w:p>
+      <w:pPr>
+        <w:pStyle w:val="FirstParagraph"/>
+      </w:pPr>
+      <w:r>
+        <w:rPr>
+          <w:i/>
+          <w:iCs/>
+        </w:rPr>
+        <w:t xml:space="preserve">Affiliation</w:t>
+      </w:r>
+      <w:r>
+        <w:t xml:space="preserve"> </w:t>
+      </w:r>
+      <w:r>
+        <w:t xml:space="preserve">captures scholars’ primary institutional location and is measured as a categorical indicator of the Dutch research university at which they are employed. Based on the initial manual scrape of departmental staff pages, we distinguish eight universities: Radboud University, Erasmus University Rotterdam, University of Amsterdam, Leiden University, Vrije Universiteit Amsterdam, Utrecht University, Tilburg University, and University of Groningen. We include affiliation as a control variable to account for structural differences between universities in size, funding, and collaboration culture that may shape co-publishing opportunities.</w:t>
+      </w:r>
+    </w:p>
+    <w:p>
+      <w:pPr>
+        <w:pStyle w:val="BodyText"/>
+      </w:pPr>
+      <w:r>
+        <w:rPr>
+          <w:i/>
+          <w:iCs/>
+        </w:rPr>
+        <w:t xml:space="preserve">Discipline</w:t>
+      </w:r>
+      <w:r>
+        <w:t xml:space="preserve"> </w:t>
+      </w:r>
+      <w:r>
+        <w:t xml:space="preserve">indicates whether a scholar is employed in sociology or political science, derived from the manually coded departmental information in the initial staff rosters and coded as a binary indicator for sociology versus political science. We include discipline as a control variable to capture field-specific norms in publishing, collaboration rates, and typical team sizes that could otherwise confound observed differences in network positions and outcomes.</w:t>
+      </w:r>
+    </w:p>
+    <w:bookmarkEnd w:id="31"/>
+    <w:bookmarkEnd w:id="32"/>
+    <w:bookmarkStart w:id="33" w:name="analytical-approach"/>
+    <w:p>
+      <w:pPr>
+        <w:pStyle w:val="Heading3"/>
+      </w:pPr>
+      <w:r>
+        <w:t xml:space="preserve">Analytical Approach</w:t>
+      </w:r>
+    </w:p>
+    <w:bookmarkEnd w:id="33"/>
+    <w:bookmarkEnd w:id="34"/>
+    <w:bookmarkStart w:id="133" w:name="references"/>
     <w:p>
       <w:pPr>
         <w:pStyle w:val="Heading2"/>
@@ -1174,8 +1373,8 @@
         <w:t xml:space="preserve">References</w:t>
       </w:r>
     </w:p>
-    <w:bookmarkStart w:id="125" w:name="refs"/>
-    <w:bookmarkStart w:id="28" w:name="ref-abbasi2011"/>
+    <w:bookmarkStart w:id="132" w:name="refs"/>
+    <w:bookmarkStart w:id="36" w:name="ref-abbasi2011"/>
     <w:p>
       <w:pPr>
         <w:pStyle w:val="Bibliography"/>
@@ -1212,7 +1411,7 @@
       <w:r>
         <w:t xml:space="preserve"> </w:t>
       </w:r>
-      <w:hyperlink r:id="rId27">
+      <w:hyperlink r:id="rId35">
         <w:r>
           <w:rPr>
             <w:rStyle w:val="Hyperlink"/>
@@ -1221,8 +1420,8 @@
         </w:r>
       </w:hyperlink>
     </w:p>
-    <w:bookmarkEnd w:id="28"/>
-    <w:bookmarkStart w:id="30" w:name="ref-allison1987"/>
+    <w:bookmarkEnd w:id="36"/>
+    <w:bookmarkStart w:id="38" w:name="ref-allison1987"/>
     <w:p>
       <w:pPr>
         <w:pStyle w:val="Bibliography"/>
@@ -1259,7 +1458,7 @@
       <w:r>
         <w:t xml:space="preserve"> </w:t>
       </w:r>
-      <w:hyperlink r:id="rId29">
+      <w:hyperlink r:id="rId37">
         <w:r>
           <w:rPr>
             <w:rStyle w:val="Hyperlink"/>
@@ -1268,8 +1467,8 @@
         </w:r>
       </w:hyperlink>
     </w:p>
-    <w:bookmarkEnd w:id="30"/>
-    <w:bookmarkStart w:id="32" w:name="ref-allison1990"/>
+    <w:bookmarkEnd w:id="38"/>
+    <w:bookmarkStart w:id="40" w:name="ref-allison1990"/>
     <w:p>
       <w:pPr>
         <w:pStyle w:val="Bibliography"/>
@@ -1306,7 +1505,7 @@
       <w:r>
         <w:t xml:space="preserve"> </w:t>
       </w:r>
-      <w:hyperlink r:id="rId31">
+      <w:hyperlink r:id="rId39">
         <w:r>
           <w:rPr>
             <w:rStyle w:val="Hyperlink"/>
@@ -1315,8 +1514,8 @@
         </w:r>
       </w:hyperlink>
     </w:p>
-    <w:bookmarkEnd w:id="32"/>
-    <w:bookmarkStart w:id="34" w:name="ref-barabasi1999"/>
+    <w:bookmarkEnd w:id="40"/>
+    <w:bookmarkStart w:id="42" w:name="ref-barabasi1999"/>
     <w:p>
       <w:pPr>
         <w:pStyle w:val="Bibliography"/>
@@ -1353,7 +1552,7 @@
       <w:r>
         <w:t xml:space="preserve"> </w:t>
       </w:r>
-      <w:hyperlink r:id="rId33">
+      <w:hyperlink r:id="rId41">
         <w:r>
           <w:rPr>
             <w:rStyle w:val="Hyperlink"/>
@@ -1362,8 +1561,8 @@
         </w:r>
       </w:hyperlink>
     </w:p>
-    <w:bookmarkEnd w:id="34"/>
-    <w:bookmarkStart w:id="36" w:name="ref-barrios2013"/>
+    <w:bookmarkEnd w:id="42"/>
+    <w:bookmarkStart w:id="44" w:name="ref-barrios2013"/>
     <w:p>
       <w:pPr>
         <w:pStyle w:val="Bibliography"/>
@@ -1400,7 +1599,7 @@
       <w:r>
         <w:t xml:space="preserve"> </w:t>
       </w:r>
-      <w:hyperlink r:id="rId35">
+      <w:hyperlink r:id="rId43">
         <w:r>
           <w:rPr>
             <w:rStyle w:val="Hyperlink"/>
@@ -1409,54 +1608,36 @@
         </w:r>
       </w:hyperlink>
     </w:p>
-    <w:bookmarkEnd w:id="36"/>
-    <w:bookmarkStart w:id="38" w:name="ref-block2019"/>
+    <w:bookmarkEnd w:id="44"/>
+    <w:bookmarkStart w:id="46" w:name="ref-bojanowski2020"/>
     <w:p>
       <w:pPr>
         <w:pStyle w:val="Bibliography"/>
       </w:pPr>
       <w:r>
-        <w:t xml:space="preserve">Block, P., Stadtfeld, C., &amp; Snijders, T. A. B. (2019). Forms of</w:t>
-      </w:r>
-      <w:r>
-        <w:t xml:space="preserve"> </w:t>
-      </w:r>
-      <w:r>
-        <w:t xml:space="preserve">Dependence</w:t>
-      </w:r>
-      <w:r>
-        <w:t xml:space="preserve">:</w:t>
-      </w:r>
-      <w:r>
-        <w:t xml:space="preserve"> </w:t>
-      </w:r>
-      <w:r>
-        <w:t xml:space="preserve">Comparing SAOMs</w:t>
-      </w:r>
-      <w:r>
-        <w:t xml:space="preserve"> </w:t>
-      </w:r>
-      <w:r>
-        <w:t xml:space="preserve">and</w:t>
-      </w:r>
-      <w:r>
-        <w:t xml:space="preserve"> </w:t>
-      </w:r>
-      <w:r>
-        <w:t xml:space="preserve">ERGMs From Basic Principles</w:t>
-      </w:r>
-      <w:r>
-        <w:t xml:space="preserve">.</w:t>
-      </w:r>
-      <w:r>
-        <w:t xml:space="preserve"> </w:t>
-      </w:r>
-      <w:r>
-        <w:rPr>
-          <w:i/>
-          <w:iCs/>
-        </w:rPr>
-        <w:t xml:space="preserve">Sociological Methods &amp; Research</w:t>
+        <w:t xml:space="preserve">Bojanowski, M., &amp; Czerniawska, D. (2020). Reaching for unique resources:</w:t>
+      </w:r>
+      <w:r>
+        <w:t xml:space="preserve"> </w:t>
+      </w:r>
+      <w:r>
+        <w:t xml:space="preserve">Structural</w:t>
+      </w:r>
+      <w:r>
+        <w:t xml:space="preserve"> </w:t>
+      </w:r>
+      <w:r>
+        <w:t xml:space="preserve">holes and specialization in scientific collaboration networks.</w:t>
+      </w:r>
+      <w:r>
+        <w:t xml:space="preserve"> </w:t>
+      </w:r>
+      <w:r>
+        <w:rPr>
+          <w:i/>
+          <w:iCs/>
+        </w:rPr>
+        <w:t xml:space="preserve">Journal of Social Structure</w:t>
       </w:r>
       <w:r>
         <w:t xml:space="preserve">,</w:t>
@@ -1469,65 +1650,6 @@
           <w:i/>
           <w:iCs/>
         </w:rPr>
-        <w:t xml:space="preserve">48</w:t>
-      </w:r>
-      <w:r>
-        <w:t xml:space="preserve">(1), 202–239.</w:t>
-      </w:r>
-      <w:r>
-        <w:t xml:space="preserve"> </w:t>
-      </w:r>
-      <w:hyperlink r:id="rId37">
-        <w:r>
-          <w:rPr>
-            <w:rStyle w:val="Hyperlink"/>
-          </w:rPr>
-          <w:t xml:space="preserve">https://doi.org/10.1177/0049124116672680</w:t>
-        </w:r>
-      </w:hyperlink>
-    </w:p>
-    <w:bookmarkEnd w:id="38"/>
-    <w:bookmarkStart w:id="40" w:name="ref-bojanowski2020"/>
-    <w:p>
-      <w:pPr>
-        <w:pStyle w:val="Bibliography"/>
-      </w:pPr>
-      <w:r>
-        <w:t xml:space="preserve">Bojanowski, M., &amp; Czerniawska, D. (2020). Reaching for unique resources:</w:t>
-      </w:r>
-      <w:r>
-        <w:t xml:space="preserve"> </w:t>
-      </w:r>
-      <w:r>
-        <w:t xml:space="preserve">Structural</w:t>
-      </w:r>
-      <w:r>
-        <w:t xml:space="preserve"> </w:t>
-      </w:r>
-      <w:r>
-        <w:t xml:space="preserve">holes and specialization in scientific collaboration networks.</w:t>
-      </w:r>
-      <w:r>
-        <w:t xml:space="preserve"> </w:t>
-      </w:r>
-      <w:r>
-        <w:rPr>
-          <w:i/>
-          <w:iCs/>
-        </w:rPr>
-        <w:t xml:space="preserve">Journal of Social Structure</w:t>
-      </w:r>
-      <w:r>
-        <w:t xml:space="preserve">,</w:t>
-      </w:r>
-      <w:r>
-        <w:t xml:space="preserve"> </w:t>
-      </w:r>
-      <w:r>
-        <w:rPr>
-          <w:i/>
-          <w:iCs/>
-        </w:rPr>
         <w:t xml:space="preserve">21</w:t>
       </w:r>
       <w:r>
@@ -1536,7 +1658,7 @@
       <w:r>
         <w:t xml:space="preserve"> </w:t>
       </w:r>
-      <w:hyperlink r:id="rId39">
+      <w:hyperlink r:id="rId45">
         <w:r>
           <w:rPr>
             <w:rStyle w:val="Hyperlink"/>
@@ -1545,8 +1667,8 @@
         </w:r>
       </w:hyperlink>
     </w:p>
-    <w:bookmarkEnd w:id="40"/>
-    <w:bookmarkStart w:id="42" w:name="ref-bol2023"/>
+    <w:bookmarkEnd w:id="46"/>
+    <w:bookmarkStart w:id="48" w:name="ref-bol2023"/>
     <w:p>
       <w:pPr>
         <w:pStyle w:val="Bibliography"/>
@@ -1595,7 +1717,7 @@
       <w:r>
         <w:t xml:space="preserve"> </w:t>
       </w:r>
-      <w:hyperlink r:id="rId41">
+      <w:hyperlink r:id="rId47">
         <w:r>
           <w:rPr>
             <w:rStyle w:val="Hyperlink"/>
@@ -1604,13 +1726,73 @@
         </w:r>
       </w:hyperlink>
     </w:p>
-    <w:bookmarkEnd w:id="42"/>
-    <w:bookmarkStart w:id="44" w:name="ref-burt1998"/>
+    <w:bookmarkEnd w:id="48"/>
+    <w:bookmarkStart w:id="49" w:name="ref-bourdieu1988"/>
     <w:p>
       <w:pPr>
         <w:pStyle w:val="Bibliography"/>
       </w:pPr>
       <w:r>
+        <w:t xml:space="preserve">Bourdieu, P. (1988).</w:t>
+      </w:r>
+      <w:r>
+        <w:t xml:space="preserve"> </w:t>
+      </w:r>
+      <w:r>
+        <w:rPr>
+          <w:i/>
+          <w:iCs/>
+        </w:rPr>
+        <w:t xml:space="preserve">Homo</w:t>
+      </w:r>
+      <w:r>
+        <w:rPr>
+          <w:i/>
+          <w:iCs/>
+        </w:rPr>
+        <w:t xml:space="preserve"> </w:t>
+      </w:r>
+      <w:r>
+        <w:rPr>
+          <w:i/>
+          <w:iCs/>
+        </w:rPr>
+        <w:t xml:space="preserve">Academicus</w:t>
+      </w:r>
+      <w:r>
+        <w:t xml:space="preserve">. Stanford University Press.</w:t>
+      </w:r>
+    </w:p>
+    <w:bookmarkEnd w:id="49"/>
+    <w:bookmarkStart w:id="50" w:name="ref-brenninkmeijer2025"/>
+    <w:p>
+      <w:pPr>
+        <w:pStyle w:val="Bibliography"/>
+      </w:pPr>
+      <w:r>
+        <w:t xml:space="preserve">Brenninkmeijer, M. (2025).</w:t>
+      </w:r>
+      <w:r>
+        <w:t xml:space="preserve"> </w:t>
+      </w:r>
+      <w:r>
+        <w:rPr>
+          <w:i/>
+          <w:iCs/>
+        </w:rPr>
+        <w:t xml:space="preserve">DemografixeR</w:t>
+      </w:r>
+      <w:r>
+        <w:t xml:space="preserve">. https://github.com/matbmeijer/DemografixeR.</w:t>
+      </w:r>
+    </w:p>
+    <w:bookmarkEnd w:id="50"/>
+    <w:bookmarkStart w:id="52" w:name="ref-burt1998"/>
+    <w:p>
+      <w:pPr>
+        <w:pStyle w:val="Bibliography"/>
+      </w:pPr>
+      <w:r>
         <w:t xml:space="preserve">Burt, R. S. (1998). The gender of social capital.</w:t>
       </w:r>
       <w:r>
@@ -1642,7 +1824,7 @@
       <w:r>
         <w:t xml:space="preserve"> </w:t>
       </w:r>
-      <w:hyperlink r:id="rId43">
+      <w:hyperlink r:id="rId51">
         <w:r>
           <w:rPr>
             <w:rStyle w:val="Hyperlink"/>
@@ -1651,20 +1833,82 @@
         </w:r>
       </w:hyperlink>
     </w:p>
-    <w:bookmarkEnd w:id="44"/>
-    <w:bookmarkStart w:id="46" w:name="ref-cabay2018"/>
+    <w:bookmarkEnd w:id="52"/>
+    <w:bookmarkStart w:id="53" w:name="ref-centrumvoorfamiliegeschiedenis"/>
     <w:p>
       <w:pPr>
         <w:pStyle w:val="Bibliography"/>
       </w:pPr>
       <w:r>
-        <w:t xml:space="preserve">Cabay, M., Bernstein, B. L., Rivers, M., &amp; Fabert, N. (2018). Chilly</w:t>
-      </w:r>
-      <w:r>
-        <w:t xml:space="preserve"> </w:t>
-      </w:r>
-      <w:r>
-        <w:t xml:space="preserve">Climates</w:t>
+        <w:t xml:space="preserve">Centrum voor familiegeschiedenis. (n.d.).</w:t>
+      </w:r>
+      <w:r>
+        <w:t xml:space="preserve"> </w:t>
+      </w:r>
+      <w:r>
+        <w:rPr>
+          <w:i/>
+          <w:iCs/>
+        </w:rPr>
+        <w:t xml:space="preserve">Nederlandse</w:t>
+      </w:r>
+      <w:r>
+        <w:rPr>
+          <w:i/>
+          <w:iCs/>
+        </w:rPr>
+        <w:t xml:space="preserve"> </w:t>
+      </w:r>
+      <w:r>
+        <w:rPr>
+          <w:i/>
+          <w:iCs/>
+        </w:rPr>
+        <w:t xml:space="preserve">Familienamenbank</w:t>
+      </w:r>
+      <w:r>
+        <w:t xml:space="preserve">. https://www.cbgfamilienamen.nl/nfb/index.php.</w:t>
+      </w:r>
+    </w:p>
+    <w:bookmarkEnd w:id="53"/>
+    <w:bookmarkStart w:id="55" w:name="ref-cespedes2025"/>
+    <w:p>
+      <w:pPr>
+        <w:pStyle w:val="Bibliography"/>
+      </w:pPr>
+      <w:r>
+        <w:t xml:space="preserve">Céspedes, L., Kozlowski, D., Pradier, C., Sainte-Marie, M. H., Shokida, N. S., Benz, P., Poitras, C., Ninkov, A. B., Ebrahimy, S., Ayeni, P., Filali, S., Li, B., &amp; Larivière, V. (2025). Evaluating the linguistic coverage of</w:t>
+      </w:r>
+      <w:r>
+        <w:t xml:space="preserve"> </w:t>
+      </w:r>
+      <w:r>
+        <w:t xml:space="preserve">OpenAlex</w:t>
+      </w:r>
+      <w:r>
+        <w:t xml:space="preserve">:</w:t>
+      </w:r>
+      <w:r>
+        <w:t xml:space="preserve"> </w:t>
+      </w:r>
+      <w:r>
+        <w:t xml:space="preserve">An</w:t>
+      </w:r>
+      <w:r>
+        <w:t xml:space="preserve"> </w:t>
+      </w:r>
+      <w:r>
+        <w:t xml:space="preserve">assessment of metadata accuracy and completeness.</w:t>
+      </w:r>
+      <w:r>
+        <w:t xml:space="preserve"> </w:t>
+      </w:r>
+      <w:r>
+        <w:rPr>
+          <w:i/>
+          <w:iCs/>
+        </w:rPr>
+        <w:t xml:space="preserve">Journal of the Association for Information Science and Technology</w:t>
       </w:r>
       <w:r>
         <w:t xml:space="preserve">,</w:t>
@@ -1673,138 +1917,6 @@
         <w:t xml:space="preserve"> </w:t>
       </w:r>
       <w:r>
-        <w:t xml:space="preserve">Balancing Acts</w:t>
-      </w:r>
-      <w:r>
-        <w:t xml:space="preserve">, and</w:t>
-      </w:r>
-      <w:r>
-        <w:t xml:space="preserve"> </w:t>
-      </w:r>
-      <w:r>
-        <w:t xml:space="preserve">Shifting Pathways</w:t>
-      </w:r>
-      <w:r>
-        <w:t xml:space="preserve">:</w:t>
-      </w:r>
-      <w:r>
-        <w:t xml:space="preserve"> </w:t>
-      </w:r>
-      <w:r>
-        <w:t xml:space="preserve">What Happens</w:t>
-      </w:r>
-      <w:r>
-        <w:t xml:space="preserve"> </w:t>
-      </w:r>
-      <w:r>
-        <w:t xml:space="preserve">to</w:t>
-      </w:r>
-      <w:r>
-        <w:t xml:space="preserve"> </w:t>
-      </w:r>
-      <w:r>
-        <w:t xml:space="preserve">Women</w:t>
-      </w:r>
-      <w:r>
-        <w:t xml:space="preserve"> </w:t>
-      </w:r>
-      <w:r>
-        <w:t xml:space="preserve">in</w:t>
-      </w:r>
-      <w:r>
-        <w:t xml:space="preserve"> </w:t>
-      </w:r>
-      <w:r>
-        <w:t xml:space="preserve">STEM Doctoral Programs</w:t>
-      </w:r>
-      <w:r>
-        <w:t xml:space="preserve">.</w:t>
-      </w:r>
-      <w:r>
-        <w:t xml:space="preserve"> </w:t>
-      </w:r>
-      <w:r>
-        <w:rPr>
-          <w:i/>
-          <w:iCs/>
-        </w:rPr>
-        <w:t xml:space="preserve">Social Sciences</w:t>
-      </w:r>
-      <w:r>
-        <w:t xml:space="preserve">,</w:t>
-      </w:r>
-      <w:r>
-        <w:t xml:space="preserve"> </w:t>
-      </w:r>
-      <w:r>
-        <w:rPr>
-          <w:i/>
-          <w:iCs/>
-        </w:rPr>
-        <w:t xml:space="preserve">7</w:t>
-      </w:r>
-      <w:r>
-        <w:t xml:space="preserve">(2), 23.</w:t>
-      </w:r>
-      <w:r>
-        <w:t xml:space="preserve"> </w:t>
-      </w:r>
-      <w:hyperlink r:id="rId45">
-        <w:r>
-          <w:rPr>
-            <w:rStyle w:val="Hyperlink"/>
-          </w:rPr>
-          <w:t xml:space="preserve">https://doi.org/10.3390/socsci7020023</w:t>
-        </w:r>
-      </w:hyperlink>
-    </w:p>
-    <w:bookmarkEnd w:id="46"/>
-    <w:bookmarkStart w:id="48" w:name="ref-cespedes2025"/>
-    <w:p>
-      <w:pPr>
-        <w:pStyle w:val="Bibliography"/>
-      </w:pPr>
-      <w:r>
-        <w:t xml:space="preserve">Céspedes, L., Kozlowski, D., Pradier, C., Sainte-Marie, M. H., Shokida, N. S., Benz, P., Poitras, C., Ninkov, A. B., Ebrahimy, S., Ayeni, P., Filali, S., Li, B., &amp; Larivière, V. (2025). Evaluating the linguistic coverage of</w:t>
-      </w:r>
-      <w:r>
-        <w:t xml:space="preserve"> </w:t>
-      </w:r>
-      <w:r>
-        <w:t xml:space="preserve">OpenAlex</w:t>
-      </w:r>
-      <w:r>
-        <w:t xml:space="preserve">:</w:t>
-      </w:r>
-      <w:r>
-        <w:t xml:space="preserve"> </w:t>
-      </w:r>
-      <w:r>
-        <w:t xml:space="preserve">An</w:t>
-      </w:r>
-      <w:r>
-        <w:t xml:space="preserve"> </w:t>
-      </w:r>
-      <w:r>
-        <w:t xml:space="preserve">assessment of metadata accuracy and completeness.</w:t>
-      </w:r>
-      <w:r>
-        <w:t xml:space="preserve"> </w:t>
-      </w:r>
-      <w:r>
-        <w:rPr>
-          <w:i/>
-          <w:iCs/>
-        </w:rPr>
-        <w:t xml:space="preserve">Journal of the Association for Information Science and Technology</w:t>
-      </w:r>
-      <w:r>
-        <w:t xml:space="preserve">,</w:t>
-      </w:r>
-      <w:r>
-        <w:t xml:space="preserve"> </w:t>
-      </w:r>
-      <w:r>
         <w:rPr>
           <w:i/>
           <w:iCs/>
@@ -1817,7 +1929,7 @@
       <w:r>
         <w:t xml:space="preserve"> </w:t>
       </w:r>
-      <w:hyperlink r:id="rId47">
+      <w:hyperlink r:id="rId54">
         <w:r>
           <w:rPr>
             <w:rStyle w:val="Hyperlink"/>
@@ -1826,24 +1938,36 @@
         </w:r>
       </w:hyperlink>
     </w:p>
-    <w:bookmarkEnd w:id="48"/>
-    <w:bookmarkStart w:id="50" w:name="ref-collischon2021a"/>
+    <w:bookmarkEnd w:id="55"/>
+    <w:bookmarkStart w:id="56" w:name="ref-crenshaw1989"/>
     <w:p>
       <w:pPr>
         <w:pStyle w:val="Bibliography"/>
       </w:pPr>
       <w:r>
-        <w:t xml:space="preserve">Collischon, M., &amp; Eberl, A. (2021). Social capital as a partial explanation for gender wage gaps.</w:t>
-      </w:r>
-      <w:r>
-        <w:t xml:space="preserve"> </w:t>
-      </w:r>
-      <w:r>
-        <w:rPr>
-          <w:i/>
-          <w:iCs/>
-        </w:rPr>
-        <w:t xml:space="preserve">The British Journal of Sociology</w:t>
+        <w:t xml:space="preserve">Crenshaw, K. (1989). Demarginalizing the intersection of race and sex:</w:t>
+      </w:r>
+      <w:r>
+        <w:t xml:space="preserve"> </w:t>
+      </w:r>
+      <w:r>
+        <w:t xml:space="preserve">A</w:t>
+      </w:r>
+      <w:r>
+        <w:t xml:space="preserve"> </w:t>
+      </w:r>
+      <w:r>
+        <w:t xml:space="preserve">black feminist critique of antidiscrimination doctrine, feminist theory and antiracist politics.</w:t>
+      </w:r>
+      <w:r>
+        <w:t xml:space="preserve"> </w:t>
+      </w:r>
+      <w:r>
+        <w:rPr>
+          <w:i/>
+          <w:iCs/>
+        </w:rPr>
+        <w:t xml:space="preserve">University of Chicago Legal Forum</w:t>
       </w:r>
       <w:r>
         <w:t xml:space="preserve">,</w:t>
@@ -1856,62 +1980,143 @@
           <w:i/>
           <w:iCs/>
         </w:rPr>
-        <w:t xml:space="preserve">72</w:t>
-      </w:r>
-      <w:r>
-        <w:t xml:space="preserve">(3), 757–773.</w:t>
-      </w:r>
-      <w:r>
-        <w:t xml:space="preserve"> </w:t>
-      </w:r>
-      <w:hyperlink r:id="rId49">
+        <w:t xml:space="preserve">1989</w:t>
+      </w:r>
+      <w:r>
+        <w:t xml:space="preserve">, 139–167.</w:t>
+      </w:r>
+    </w:p>
+    <w:bookmarkEnd w:id="56"/>
+    <w:bookmarkStart w:id="58" w:name="ref-culbert2025"/>
+    <w:p>
+      <w:pPr>
+        <w:pStyle w:val="Bibliography"/>
+      </w:pPr>
+      <w:r>
+        <w:t xml:space="preserve">Culbert, J. H., Hobert, A., Jahn, N., Haupka, N., Schmidt, M., Donner, P., &amp; Mayr, P. (2025). Reference coverage analysis of</w:t>
+      </w:r>
+      <w:r>
+        <w:t xml:space="preserve"> </w:t>
+      </w:r>
+      <w:r>
+        <w:t xml:space="preserve">OpenAlex</w:t>
+      </w:r>
+      <w:r>
+        <w:t xml:space="preserve"> </w:t>
+      </w:r>
+      <w:r>
+        <w:t xml:space="preserve">compared to</w:t>
+      </w:r>
+      <w:r>
+        <w:t xml:space="preserve"> </w:t>
+      </w:r>
+      <w:r>
+        <w:t xml:space="preserve">Web</w:t>
+      </w:r>
+      <w:r>
+        <w:t xml:space="preserve"> </w:t>
+      </w:r>
+      <w:r>
+        <w:t xml:space="preserve">of</w:t>
+      </w:r>
+      <w:r>
+        <w:t xml:space="preserve"> </w:t>
+      </w:r>
+      <w:r>
+        <w:t xml:space="preserve">Science</w:t>
+      </w:r>
+      <w:r>
+        <w:t xml:space="preserve"> </w:t>
+      </w:r>
+      <w:r>
+        <w:t xml:space="preserve">and</w:t>
+      </w:r>
+      <w:r>
+        <w:t xml:space="preserve"> </w:t>
+      </w:r>
+      <w:r>
+        <w:t xml:space="preserve">Scopus</w:t>
+      </w:r>
+      <w:r>
+        <w:t xml:space="preserve">.</w:t>
+      </w:r>
+      <w:r>
+        <w:t xml:space="preserve"> </w:t>
+      </w:r>
+      <w:r>
+        <w:rPr>
+          <w:i/>
+          <w:iCs/>
+        </w:rPr>
+        <w:t xml:space="preserve">Scientometrics</w:t>
+      </w:r>
+      <w:r>
+        <w:t xml:space="preserve">,</w:t>
+      </w:r>
+      <w:r>
+        <w:t xml:space="preserve"> </w:t>
+      </w:r>
+      <w:r>
+        <w:rPr>
+          <w:i/>
+          <w:iCs/>
+        </w:rPr>
+        <w:t xml:space="preserve">130</w:t>
+      </w:r>
+      <w:r>
+        <w:t xml:space="preserve">(4), 2475–2492.</w:t>
+      </w:r>
+      <w:r>
+        <w:t xml:space="preserve"> </w:t>
+      </w:r>
+      <w:hyperlink r:id="rId57">
         <w:r>
           <w:rPr>
             <w:rStyle w:val="Hyperlink"/>
           </w:rPr>
-          <w:t xml:space="preserve">https://doi.org/10.1111/1468-4446.12833</w:t>
+          <w:t xml:space="preserve">https://doi.org/10.1007/s11192-025-05293-3</w:t>
         </w:r>
       </w:hyperlink>
     </w:p>
-    <w:bookmarkEnd w:id="50"/>
-    <w:bookmarkStart w:id="52" w:name="ref-contreras2025"/>
+    <w:bookmarkEnd w:id="58"/>
+    <w:bookmarkStart w:id="60" w:name="ref-ductor2015"/>
     <w:p>
       <w:pPr>
         <w:pStyle w:val="Bibliography"/>
       </w:pPr>
       <w:r>
-        <w:t xml:space="preserve">Contreras, G., Mateos de Cabo, R., &amp; Gimeno, R. (2025). Women who</w:t>
-      </w:r>
-      <w:r>
-        <w:t xml:space="preserve"> </w:t>
-      </w:r>
-      <w:r>
-        <w:t xml:space="preserve">LinkedIn</w:t>
-      </w:r>
-      <w:r>
-        <w:t xml:space="preserve">:</w:t>
-      </w:r>
-      <w:r>
-        <w:t xml:space="preserve"> </w:t>
-      </w:r>
-      <w:r>
-        <w:t xml:space="preserve">The</w:t>
-      </w:r>
-      <w:r>
-        <w:t xml:space="preserve"> </w:t>
-      </w:r>
-      <w:r>
-        <w:t xml:space="preserve">gender networking gap among executives.</w:t>
-      </w:r>
-      <w:r>
-        <w:t xml:space="preserve"> </w:t>
-      </w:r>
-      <w:r>
-        <w:rPr>
-          <w:i/>
-          <w:iCs/>
-        </w:rPr>
-        <w:t xml:space="preserve">European Management Journal</w:t>
+        <w:t xml:space="preserve">Ductor, L. (2015). Does</w:t>
+      </w:r>
+      <w:r>
+        <w:t xml:space="preserve"> </w:t>
+      </w:r>
+      <w:r>
+        <w:t xml:space="preserve">Co-authorship Lead</w:t>
+      </w:r>
+      <w:r>
+        <w:t xml:space="preserve"> </w:t>
+      </w:r>
+      <w:r>
+        <w:t xml:space="preserve">to</w:t>
+      </w:r>
+      <w:r>
+        <w:t xml:space="preserve"> </w:t>
+      </w:r>
+      <w:r>
+        <w:t xml:space="preserve">Higher Academic Productivity</w:t>
+      </w:r>
+      <w:r>
+        <w:t xml:space="preserve">?</w:t>
+      </w:r>
+      <w:r>
+        <w:t xml:space="preserve"> </w:t>
+      </w:r>
+      <w:r>
+        <w:rPr>
+          <w:i/>
+          <w:iCs/>
+        </w:rPr>
+        <w:t xml:space="preserve">Oxford Bulletin of Economics and Statistics</w:t>
       </w:r>
       <w:r>
         <w:t xml:space="preserve">,</w:t>
@@ -1924,122 +2129,6 @@
           <w:i/>
           <w:iCs/>
         </w:rPr>
-        <w:t xml:space="preserve">43</w:t>
-      </w:r>
-      <w:r>
-        <w:t xml:space="preserve">(3), 383–398.</w:t>
-      </w:r>
-      <w:r>
-        <w:t xml:space="preserve"> </w:t>
-      </w:r>
-      <w:hyperlink r:id="rId51">
-        <w:r>
-          <w:rPr>
-            <w:rStyle w:val="Hyperlink"/>
-          </w:rPr>
-          <w:t xml:space="preserve">https://doi.org/10.1016/j.emj.2024.10.003</w:t>
-        </w:r>
-      </w:hyperlink>
-    </w:p>
-    <w:bookmarkEnd w:id="52"/>
-    <w:bookmarkStart w:id="53" w:name="ref-crenshaw1989"/>
-    <w:p>
-      <w:pPr>
-        <w:pStyle w:val="Bibliography"/>
-      </w:pPr>
-      <w:r>
-        <w:t xml:space="preserve">Crenshaw, K. (1989). Demarginalizing the intersection of race and sex:</w:t>
-      </w:r>
-      <w:r>
-        <w:t xml:space="preserve"> </w:t>
-      </w:r>
-      <w:r>
-        <w:t xml:space="preserve">A</w:t>
-      </w:r>
-      <w:r>
-        <w:t xml:space="preserve"> </w:t>
-      </w:r>
-      <w:r>
-        <w:t xml:space="preserve">black feminist critique of antidiscrimination doctrine, feminist theory and antiracist politics.</w:t>
-      </w:r>
-      <w:r>
-        <w:t xml:space="preserve"> </w:t>
-      </w:r>
-      <w:r>
-        <w:rPr>
-          <w:i/>
-          <w:iCs/>
-        </w:rPr>
-        <w:t xml:space="preserve">University of Chicago Legal Forum</w:t>
-      </w:r>
-      <w:r>
-        <w:t xml:space="preserve">,</w:t>
-      </w:r>
-      <w:r>
-        <w:t xml:space="preserve"> </w:t>
-      </w:r>
-      <w:r>
-        <w:rPr>
-          <w:i/>
-          <w:iCs/>
-        </w:rPr>
-        <w:t xml:space="preserve">1989</w:t>
-      </w:r>
-      <w:r>
-        <w:t xml:space="preserve">, 139–167.</w:t>
-      </w:r>
-    </w:p>
-    <w:bookmarkEnd w:id="53"/>
-    <w:bookmarkStart w:id="55" w:name="ref-ductor2015"/>
-    <w:p>
-      <w:pPr>
-        <w:pStyle w:val="Bibliography"/>
-      </w:pPr>
-      <w:r>
-        <w:t xml:space="preserve">Ductor, L. (2015). Does</w:t>
-      </w:r>
-      <w:r>
-        <w:t xml:space="preserve"> </w:t>
-      </w:r>
-      <w:r>
-        <w:t xml:space="preserve">Co-authorship Lead</w:t>
-      </w:r>
-      <w:r>
-        <w:t xml:space="preserve"> </w:t>
-      </w:r>
-      <w:r>
-        <w:t xml:space="preserve">to</w:t>
-      </w:r>
-      <w:r>
-        <w:t xml:space="preserve"> </w:t>
-      </w:r>
-      <w:r>
-        <w:t xml:space="preserve">Higher Academic Productivity</w:t>
-      </w:r>
-      <w:r>
-        <w:t xml:space="preserve">?</w:t>
-      </w:r>
-      <w:r>
-        <w:t xml:space="preserve"> </w:t>
-      </w:r>
-      <w:r>
-        <w:rPr>
-          <w:i/>
-          <w:iCs/>
-        </w:rPr>
-        <w:t xml:space="preserve">Oxford Bulletin of Economics and Statistics</w:t>
-      </w:r>
-      <w:r>
-        <w:t xml:space="preserve">,</w:t>
-      </w:r>
-      <w:r>
-        <w:t xml:space="preserve"> </w:t>
-      </w:r>
-      <w:r>
-        <w:rPr>
-          <w:i/>
-          <w:iCs/>
-        </w:rPr>
         <w:t xml:space="preserve">77</w:t>
       </w:r>
       <w:r>
@@ -2048,7 +2137,7 @@
       <w:r>
         <w:t xml:space="preserve"> </w:t>
       </w:r>
-      <w:hyperlink r:id="rId54">
+      <w:hyperlink r:id="rId59">
         <w:r>
           <w:rPr>
             <w:rStyle w:val="Hyperlink"/>
@@ -2057,8 +2146,8 @@
         </w:r>
       </w:hyperlink>
     </w:p>
-    <w:bookmarkEnd w:id="55"/>
-    <w:bookmarkStart w:id="57" w:name="ref-ebadi2015"/>
+    <w:bookmarkEnd w:id="60"/>
+    <w:bookmarkStart w:id="62" w:name="ref-ebadi2015"/>
     <w:p>
       <w:pPr>
         <w:pStyle w:val="Bibliography"/>
@@ -2095,7 +2184,7 @@
       <w:r>
         <w:t xml:space="preserve"> </w:t>
       </w:r>
-      <w:hyperlink r:id="rId56">
+      <w:hyperlink r:id="rId61">
         <w:r>
           <w:rPr>
             <w:rStyle w:val="Hyperlink"/>
@@ -2104,24 +2193,36 @@
         </w:r>
       </w:hyperlink>
     </w:p>
-    <w:bookmarkEnd w:id="57"/>
-    <w:bookmarkStart w:id="59" w:name="ref-ferligoj2015"/>
+    <w:bookmarkEnd w:id="62"/>
+    <w:bookmarkStart w:id="64" w:name="ref-gao2022"/>
     <w:p>
       <w:pPr>
         <w:pStyle w:val="Bibliography"/>
       </w:pPr>
       <w:r>
-        <w:t xml:space="preserve">Ferligoj, A., Kronegger, L., Mali, F., Snijders, T. A. B., &amp; Doreian, P. (2015). Scientific collaboration dynamics in a national scientific system.</w:t>
-      </w:r>
-      <w:r>
-        <w:t xml:space="preserve"> </w:t>
-      </w:r>
-      <w:r>
-        <w:rPr>
-          <w:i/>
-          <w:iCs/>
-        </w:rPr>
-        <w:t xml:space="preserve">Scientometrics</w:t>
+        <w:t xml:space="preserve">Gao, J., Nyhan, J., Duke-Williams, O., &amp; Mahony, S. (2022). Gender influences in</w:t>
+      </w:r>
+      <w:r>
+        <w:t xml:space="preserve"> </w:t>
+      </w:r>
+      <w:r>
+        <w:t xml:space="preserve">Digital Humanities</w:t>
+      </w:r>
+      <w:r>
+        <w:t xml:space="preserve"> </w:t>
+      </w:r>
+      <w:r>
+        <w:t xml:space="preserve">co-authorship networks.</w:t>
+      </w:r>
+      <w:r>
+        <w:t xml:space="preserve"> </w:t>
+      </w:r>
+      <w:r>
+        <w:rPr>
+          <w:i/>
+          <w:iCs/>
+        </w:rPr>
+        <w:t xml:space="preserve">Journal of Documentation</w:t>
       </w:r>
       <w:r>
         <w:t xml:space="preserve">,</w:t>
@@ -2134,65 +2235,6 @@
           <w:i/>
           <w:iCs/>
         </w:rPr>
-        <w:t xml:space="preserve">104</w:t>
-      </w:r>
-      <w:r>
-        <w:t xml:space="preserve">(3), 985–1012.</w:t>
-      </w:r>
-      <w:r>
-        <w:t xml:space="preserve"> </w:t>
-      </w:r>
-      <w:hyperlink r:id="rId58">
-        <w:r>
-          <w:rPr>
-            <w:rStyle w:val="Hyperlink"/>
-          </w:rPr>
-          <w:t xml:space="preserve">https://doi.org/10.1007/s11192-015-1585-7</w:t>
-        </w:r>
-      </w:hyperlink>
-    </w:p>
-    <w:bookmarkEnd w:id="59"/>
-    <w:bookmarkStart w:id="61" w:name="ref-gao2022"/>
-    <w:p>
-      <w:pPr>
-        <w:pStyle w:val="Bibliography"/>
-      </w:pPr>
-      <w:r>
-        <w:t xml:space="preserve">Gao, J., Nyhan, J., Duke-Williams, O., &amp; Mahony, S. (2022). Gender influences in</w:t>
-      </w:r>
-      <w:r>
-        <w:t xml:space="preserve"> </w:t>
-      </w:r>
-      <w:r>
-        <w:t xml:space="preserve">Digital Humanities</w:t>
-      </w:r>
-      <w:r>
-        <w:t xml:space="preserve"> </w:t>
-      </w:r>
-      <w:r>
-        <w:t xml:space="preserve">co-authorship networks.</w:t>
-      </w:r>
-      <w:r>
-        <w:t xml:space="preserve"> </w:t>
-      </w:r>
-      <w:r>
-        <w:rPr>
-          <w:i/>
-          <w:iCs/>
-        </w:rPr>
-        <w:t xml:space="preserve">Journal of Documentation</w:t>
-      </w:r>
-      <w:r>
-        <w:t xml:space="preserve">,</w:t>
-      </w:r>
-      <w:r>
-        <w:t xml:space="preserve"> </w:t>
-      </w:r>
-      <w:r>
-        <w:rPr>
-          <w:i/>
-          <w:iCs/>
-        </w:rPr>
         <w:t xml:space="preserve">78</w:t>
       </w:r>
       <w:r>
@@ -2201,7 +2243,7 @@
       <w:r>
         <w:t xml:space="preserve"> </w:t>
       </w:r>
-      <w:hyperlink r:id="rId60">
+      <w:hyperlink r:id="rId63">
         <w:r>
           <w:rPr>
             <w:rStyle w:val="Hyperlink"/>
@@ -2210,8 +2252,8 @@
         </w:r>
       </w:hyperlink>
     </w:p>
-    <w:bookmarkEnd w:id="61"/>
-    <w:bookmarkStart w:id="63" w:name="ref-gondal2011"/>
+    <w:bookmarkEnd w:id="64"/>
+    <w:bookmarkStart w:id="66" w:name="ref-gondal2011"/>
     <w:p>
       <w:pPr>
         <w:pStyle w:val="Bibliography"/>
@@ -2260,7 +2302,7 @@
       <w:r>
         <w:t xml:space="preserve"> </w:t>
       </w:r>
-      <w:hyperlink r:id="rId62">
+      <w:hyperlink r:id="rId65">
         <w:r>
           <w:rPr>
             <w:rStyle w:val="Hyperlink"/>
@@ -2269,8 +2311,8 @@
         </w:r>
       </w:hyperlink>
     </w:p>
-    <w:bookmarkEnd w:id="63"/>
-    <w:bookmarkStart w:id="65" w:name="ref-gondal2018"/>
+    <w:bookmarkEnd w:id="66"/>
+    <w:bookmarkStart w:id="68" w:name="ref-gondal2018"/>
     <w:p>
       <w:pPr>
         <w:pStyle w:val="Bibliography"/>
@@ -2337,7 +2379,7 @@
       <w:r>
         <w:t xml:space="preserve"> </w:t>
       </w:r>
-      <w:hyperlink r:id="rId64">
+      <w:hyperlink r:id="rId67">
         <w:r>
           <w:rPr>
             <w:rStyle w:val="Hyperlink"/>
@@ -2346,8 +2388,8 @@
         </w:r>
       </w:hyperlink>
     </w:p>
-    <w:bookmarkEnd w:id="65"/>
-    <w:bookmarkStart w:id="67" w:name="ref-greska2023"/>
+    <w:bookmarkEnd w:id="68"/>
+    <w:bookmarkStart w:id="70" w:name="ref-greska2023"/>
     <w:p>
       <w:pPr>
         <w:pStyle w:val="Bibliography"/>
@@ -2405,7 +2447,7 @@
       <w:r>
         <w:t xml:space="preserve"> </w:t>
       </w:r>
-      <w:hyperlink r:id="rId66">
+      <w:hyperlink r:id="rId69">
         <w:r>
           <w:rPr>
             <w:rStyle w:val="Hyperlink"/>
@@ -2414,8 +2456,8 @@
         </w:r>
       </w:hyperlink>
     </w:p>
-    <w:bookmarkEnd w:id="67"/>
-    <w:bookmarkStart w:id="69" w:name="ref-hancean2014"/>
+    <w:bookmarkEnd w:id="70"/>
+    <w:bookmarkStart w:id="72" w:name="ref-hancean2014"/>
     <w:p>
       <w:pPr>
         <w:pStyle w:val="Bibliography"/>
@@ -2494,7 +2536,7 @@
       <w:r>
         <w:t xml:space="preserve"> </w:t>
       </w:r>
-      <w:hyperlink r:id="rId68">
+      <w:hyperlink r:id="rId71">
         <w:r>
           <w:rPr>
             <w:rStyle w:val="Hyperlink"/>
@@ -2503,13 +2545,60 @@
         </w:r>
       </w:hyperlink>
     </w:p>
-    <w:bookmarkEnd w:id="69"/>
-    <w:bookmarkStart w:id="71" w:name="ref-hofstra2020"/>
+    <w:bookmarkEnd w:id="72"/>
+    <w:bookmarkStart w:id="74" w:name="ref-hirsch2005"/>
     <w:p>
       <w:pPr>
         <w:pStyle w:val="Bibliography"/>
       </w:pPr>
       <w:r>
+        <w:t xml:space="preserve">Hirsch, J. E. (2005). An index to quantify an individual’s scientific research output.</w:t>
+      </w:r>
+      <w:r>
+        <w:t xml:space="preserve"> </w:t>
+      </w:r>
+      <w:r>
+        <w:rPr>
+          <w:i/>
+          <w:iCs/>
+        </w:rPr>
+        <w:t xml:space="preserve">Proceedings of the National Academy of Sciences</w:t>
+      </w:r>
+      <w:r>
+        <w:t xml:space="preserve">,</w:t>
+      </w:r>
+      <w:r>
+        <w:t xml:space="preserve"> </w:t>
+      </w:r>
+      <w:r>
+        <w:rPr>
+          <w:i/>
+          <w:iCs/>
+        </w:rPr>
+        <w:t xml:space="preserve">102</w:t>
+      </w:r>
+      <w:r>
+        <w:t xml:space="preserve">(46), 16569–16572.</w:t>
+      </w:r>
+      <w:r>
+        <w:t xml:space="preserve"> </w:t>
+      </w:r>
+      <w:hyperlink r:id="rId73">
+        <w:r>
+          <w:rPr>
+            <w:rStyle w:val="Hyperlink"/>
+          </w:rPr>
+          <w:t xml:space="preserve">https://doi.org/10.1073/pnas.0507655102</w:t>
+        </w:r>
+      </w:hyperlink>
+    </w:p>
+    <w:bookmarkEnd w:id="74"/>
+    <w:bookmarkStart w:id="76" w:name="ref-hofstra2020"/>
+    <w:p>
+      <w:pPr>
+        <w:pStyle w:val="Bibliography"/>
+      </w:pPr>
+      <w:r>
         <w:t xml:space="preserve">Hofstra, B., Kulkarni, V. V., Munoz-Najar Galvez, S., He, B., Jurafsky, D., &amp; McFarland, D. A. (2020). The</w:t>
       </w:r>
       <w:r>
@@ -2568,7 +2657,7 @@
       <w:r>
         <w:t xml:space="preserve"> </w:t>
       </w:r>
-      <w:hyperlink r:id="rId70">
+      <w:hyperlink r:id="rId75">
         <w:r>
           <w:rPr>
             <w:rStyle w:val="Hyperlink"/>
@@ -2577,8 +2666,8 @@
         </w:r>
       </w:hyperlink>
     </w:p>
-    <w:bookmarkEnd w:id="71"/>
-    <w:bookmarkStart w:id="73" w:name="ref-hofstra2022"/>
+    <w:bookmarkEnd w:id="76"/>
+    <w:bookmarkStart w:id="78" w:name="ref-hofstra2022"/>
     <w:p>
       <w:pPr>
         <w:pStyle w:val="Bibliography"/>
@@ -2624,7 +2713,7 @@
       <w:r>
         <w:t xml:space="preserve"> </w:t>
       </w:r>
-      <w:hyperlink r:id="rId72">
+      <w:hyperlink r:id="rId77">
         <w:r>
           <w:rPr>
             <w:rStyle w:val="Hyperlink"/>
@@ -2633,30 +2722,16 @@
         </w:r>
       </w:hyperlink>
     </w:p>
-    <w:bookmarkEnd w:id="73"/>
-    <w:bookmarkStart w:id="75" w:name="ref-hou2007"/>
+    <w:bookmarkEnd w:id="78"/>
+    <w:bookmarkStart w:id="80" w:name="ref-khor2016"/>
     <w:p>
       <w:pPr>
         <w:pStyle w:val="Bibliography"/>
       </w:pPr>
       <w:r>
-        <w:t xml:space="preserve">Hou, H., Kretschmer, H., &amp; Liu, Z. (2007).</w:t>
-      </w:r>
-      <w:r>
-        <w:t xml:space="preserve"> </w:t>
-      </w:r>
-      <w:r>
-        <w:rPr>
-          <w:i/>
-          <w:iCs/>
-        </w:rPr>
-        <w:t xml:space="preserve">The structure of scientific collaboration networks in</w:t>
-      </w:r>
-      <w:r>
-        <w:rPr>
-          <w:i/>
-          <w:iCs/>
-        </w:rPr>
+        <w:t xml:space="preserve">Khor, K. A., &amp; Yu, L.-G. (2016). Influence of international co-authorship on the research citation impact of young universities.</w:t>
+      </w:r>
+      <w:r>
         <w:t xml:space="preserve"> </w:t>
       </w:r>
       <w:r>
@@ -2667,40 +2742,6 @@
         <w:t xml:space="preserve">Scientometrics</w:t>
       </w:r>
       <w:r>
-        <w:t xml:space="preserve">.</w:t>
-      </w:r>
-      <w:r>
-        <w:t xml:space="preserve"> </w:t>
-      </w:r>
-      <w:hyperlink r:id="rId74">
-        <w:r>
-          <w:rPr>
-            <w:rStyle w:val="Hyperlink"/>
-          </w:rPr>
-          <w:t xml:space="preserve">https://doi.org/10.1007/s11192-007-1771-3</w:t>
-        </w:r>
-      </w:hyperlink>
-    </w:p>
-    <w:bookmarkEnd w:id="75"/>
-    <w:bookmarkStart w:id="77" w:name="ref-khor2016"/>
-    <w:p>
-      <w:pPr>
-        <w:pStyle w:val="Bibliography"/>
-      </w:pPr>
-      <w:r>
-        <w:t xml:space="preserve">Khor, K. A., &amp; Yu, L.-G. (2016). Influence of international co-authorship on the research citation impact of young universities.</w:t>
-      </w:r>
-      <w:r>
-        <w:t xml:space="preserve"> </w:t>
-      </w:r>
-      <w:r>
-        <w:rPr>
-          <w:i/>
-          <w:iCs/>
-        </w:rPr>
-        <w:t xml:space="preserve">Scientometrics</w:t>
-      </w:r>
-      <w:r>
         <w:t xml:space="preserve">,</w:t>
       </w:r>
       <w:r>
@@ -2719,7 +2760,7 @@
       <w:r>
         <w:t xml:space="preserve"> </w:t>
       </w:r>
-      <w:hyperlink r:id="rId76">
+      <w:hyperlink r:id="rId79">
         <w:r>
           <w:rPr>
             <w:rStyle w:val="Hyperlink"/>
@@ -2728,8 +2769,8 @@
         </w:r>
       </w:hyperlink>
     </w:p>
-    <w:bookmarkEnd w:id="77"/>
-    <w:bookmarkStart w:id="79" w:name="ref-kim2024"/>
+    <w:bookmarkEnd w:id="80"/>
+    <w:bookmarkStart w:id="82" w:name="ref-kim2024"/>
     <w:p>
       <w:pPr>
         <w:pStyle w:val="Bibliography"/>
@@ -2775,7 +2816,7 @@
       <w:r>
         <w:t xml:space="preserve"> </w:t>
       </w:r>
-      <w:hyperlink r:id="rId78">
+      <w:hyperlink r:id="rId81">
         <w:r>
           <w:rPr>
             <w:rStyle w:val="Hyperlink"/>
@@ -2784,8 +2825,8 @@
         </w:r>
       </w:hyperlink>
     </w:p>
-    <w:bookmarkEnd w:id="79"/>
-    <w:bookmarkStart w:id="81" w:name="ref-kim2016"/>
+    <w:bookmarkEnd w:id="82"/>
+    <w:bookmarkStart w:id="84" w:name="ref-kim2016"/>
     <w:p>
       <w:pPr>
         <w:pStyle w:val="Bibliography"/>
@@ -2834,7 +2875,7 @@
       <w:r>
         <w:t xml:space="preserve"> </w:t>
       </w:r>
-      <w:hyperlink r:id="rId80">
+      <w:hyperlink r:id="rId83">
         <w:r>
           <w:rPr>
             <w:rStyle w:val="Hyperlink"/>
@@ -2843,8 +2884,8 @@
         </w:r>
       </w:hyperlink>
     </w:p>
-    <w:bookmarkEnd w:id="81"/>
-    <w:bookmarkStart w:id="83" w:name="ref-kim2022"/>
+    <w:bookmarkEnd w:id="84"/>
+    <w:bookmarkStart w:id="86" w:name="ref-kim2022"/>
     <w:p>
       <w:pPr>
         <w:pStyle w:val="Bibliography"/>
@@ -2881,7 +2922,7 @@
       <w:r>
         <w:t xml:space="preserve"> </w:t>
       </w:r>
-      <w:hyperlink r:id="rId82">
+      <w:hyperlink r:id="rId85">
         <w:r>
           <w:rPr>
             <w:rStyle w:val="Hyperlink"/>
@@ -2890,8 +2931,8 @@
         </w:r>
       </w:hyperlink>
     </w:p>
-    <w:bookmarkEnd w:id="83"/>
-    <w:bookmarkStart w:id="85" w:name="ref-king1988"/>
+    <w:bookmarkEnd w:id="86"/>
+    <w:bookmarkStart w:id="88" w:name="ref-king1988"/>
     <w:p>
       <w:pPr>
         <w:pStyle w:val="Bibliography"/>
@@ -2940,7 +2981,7 @@
       <w:r>
         <w:t xml:space="preserve"> </w:t>
       </w:r>
-      <w:hyperlink r:id="rId84">
+      <w:hyperlink r:id="rId87">
         <w:r>
           <w:rPr>
             <w:rStyle w:val="Hyperlink"/>
@@ -2949,8 +2990,8 @@
         </w:r>
       </w:hyperlink>
     </w:p>
-    <w:bookmarkEnd w:id="85"/>
-    <w:bookmarkStart w:id="87" w:name="ref-kozlowski2022"/>
+    <w:bookmarkEnd w:id="88"/>
+    <w:bookmarkStart w:id="90" w:name="ref-kozlowski2022"/>
     <w:p>
       <w:pPr>
         <w:pStyle w:val="Bibliography"/>
@@ -2987,7 +3028,7 @@
       <w:r>
         <w:t xml:space="preserve"> </w:t>
       </w:r>
-      <w:hyperlink r:id="rId86">
+      <w:hyperlink r:id="rId89">
         <w:r>
           <w:rPr>
             <w:rStyle w:val="Hyperlink"/>
@@ -2996,8 +3037,8 @@
         </w:r>
       </w:hyperlink>
     </w:p>
-    <w:bookmarkEnd w:id="87"/>
-    <w:bookmarkStart w:id="89" w:name="ref-kwiek2021"/>
+    <w:bookmarkEnd w:id="90"/>
+    <w:bookmarkStart w:id="92" w:name="ref-kwiek2021"/>
     <w:p>
       <w:pPr>
         <w:pStyle w:val="Bibliography"/>
@@ -3076,7 +3117,7 @@
       <w:r>
         <w:t xml:space="preserve"> </w:t>
       </w:r>
-      <w:hyperlink r:id="rId88">
+      <w:hyperlink r:id="rId91">
         <w:r>
           <w:rPr>
             <w:rStyle w:val="Hyperlink"/>
@@ -3085,24 +3126,24 @@
         </w:r>
       </w:hyperlink>
     </w:p>
-    <w:bookmarkEnd w:id="89"/>
-    <w:bookmarkStart w:id="91" w:name="ref-lalanne2022"/>
+    <w:bookmarkEnd w:id="92"/>
+    <w:bookmarkStart w:id="94" w:name="ref-li2022"/>
     <w:p>
       <w:pPr>
         <w:pStyle w:val="Bibliography"/>
       </w:pPr>
       <w:r>
-        <w:t xml:space="preserve">Lalanne, M., &amp; Seabright, P. (2022). The old boy network: Are the professional networks of female executives less effective than men’s for advancing their careers?</w:t>
-      </w:r>
-      <w:r>
-        <w:t xml:space="preserve"> </w:t>
-      </w:r>
-      <w:r>
-        <w:rPr>
-          <w:i/>
-          <w:iCs/>
-        </w:rPr>
-        <w:t xml:space="preserve">Journal of Institutional Economics</w:t>
+        <w:t xml:space="preserve">Li, W., Zhang, S., Zheng, Z., Cranmer, S. J., &amp; Clauset, A. (2022). Untangling the network effects of productivity and prominence among scientists.</w:t>
+      </w:r>
+      <w:r>
+        <w:t xml:space="preserve"> </w:t>
+      </w:r>
+      <w:r>
+        <w:rPr>
+          <w:i/>
+          <w:iCs/>
+        </w:rPr>
+        <w:t xml:space="preserve">Nature Communications</w:t>
       </w:r>
       <w:r>
         <w:t xml:space="preserve">,</w:t>
@@ -3115,53 +3156,6 @@
           <w:i/>
           <w:iCs/>
         </w:rPr>
-        <w:t xml:space="preserve">18</w:t>
-      </w:r>
-      <w:r>
-        <w:t xml:space="preserve">(5), 725–744.</w:t>
-      </w:r>
-      <w:r>
-        <w:t xml:space="preserve"> </w:t>
-      </w:r>
-      <w:hyperlink r:id="rId90">
-        <w:r>
-          <w:rPr>
-            <w:rStyle w:val="Hyperlink"/>
-          </w:rPr>
-          <w:t xml:space="preserve">https://doi.org/10.1017/S1744137421000953</w:t>
-        </w:r>
-      </w:hyperlink>
-    </w:p>
-    <w:bookmarkEnd w:id="91"/>
-    <w:bookmarkStart w:id="93" w:name="ref-li2022"/>
-    <w:p>
-      <w:pPr>
-        <w:pStyle w:val="Bibliography"/>
-      </w:pPr>
-      <w:r>
-        <w:t xml:space="preserve">Li, W., Zhang, S., Zheng, Z., Cranmer, S. J., &amp; Clauset, A. (2022). Untangling the network effects of productivity and prominence among scientists.</w:t>
-      </w:r>
-      <w:r>
-        <w:t xml:space="preserve"> </w:t>
-      </w:r>
-      <w:r>
-        <w:rPr>
-          <w:i/>
-          <w:iCs/>
-        </w:rPr>
-        <w:t xml:space="preserve">Nature Communications</w:t>
-      </w:r>
-      <w:r>
-        <w:t xml:space="preserve">,</w:t>
-      </w:r>
-      <w:r>
-        <w:t xml:space="preserve"> </w:t>
-      </w:r>
-      <w:r>
-        <w:rPr>
-          <w:i/>
-          <w:iCs/>
-        </w:rPr>
         <w:t xml:space="preserve">13</w:t>
       </w:r>
       <w:r>
@@ -3170,7 +3164,7 @@
       <w:r>
         <w:t xml:space="preserve"> </w:t>
       </w:r>
-      <w:hyperlink r:id="rId92">
+      <w:hyperlink r:id="rId93">
         <w:r>
           <w:rPr>
             <w:rStyle w:val="Hyperlink"/>
@@ -3179,8 +3173,8 @@
         </w:r>
       </w:hyperlink>
     </w:p>
-    <w:bookmarkEnd w:id="93"/>
-    <w:bookmarkStart w:id="95" w:name="ref-lutter2016"/>
+    <w:bookmarkEnd w:id="94"/>
+    <w:bookmarkStart w:id="96" w:name="ref-lutter2016"/>
     <w:p>
       <w:pPr>
         <w:pStyle w:val="Bibliography"/>
@@ -3241,7 +3235,7 @@
       <w:r>
         <w:t xml:space="preserve"> </w:t>
       </w:r>
-      <w:hyperlink r:id="rId94">
+      <w:hyperlink r:id="rId95">
         <w:r>
           <w:rPr>
             <w:rStyle w:val="Hyperlink"/>
@@ -3250,13 +3244,50 @@
         </w:r>
       </w:hyperlink>
     </w:p>
-    <w:bookmarkEnd w:id="95"/>
-    <w:bookmarkStart w:id="96" w:name="ref-merton1973"/>
+    <w:bookmarkEnd w:id="96"/>
+    <w:bookmarkStart w:id="97" w:name="ref-meertensinstituut"/>
     <w:p>
       <w:pPr>
         <w:pStyle w:val="Bibliography"/>
       </w:pPr>
       <w:r>
+        <w:t xml:space="preserve">Meertens Instituut. (n.d.).</w:t>
+      </w:r>
+      <w:r>
+        <w:t xml:space="preserve"> </w:t>
+      </w:r>
+      <w:r>
+        <w:rPr>
+          <w:i/>
+          <w:iCs/>
+        </w:rPr>
+        <w:t xml:space="preserve">Nederlandse</w:t>
+      </w:r>
+      <w:r>
+        <w:rPr>
+          <w:i/>
+          <w:iCs/>
+        </w:rPr>
+        <w:t xml:space="preserve"> </w:t>
+      </w:r>
+      <w:r>
+        <w:rPr>
+          <w:i/>
+          <w:iCs/>
+        </w:rPr>
+        <w:t xml:space="preserve">Voornamenbank</w:t>
+      </w:r>
+      <w:r>
+        <w:t xml:space="preserve">. https://nvb.meertens.knaw.nl/.</w:t>
+      </w:r>
+    </w:p>
+    <w:bookmarkEnd w:id="97"/>
+    <w:bookmarkStart w:id="98" w:name="ref-merton1973"/>
+    <w:p>
+      <w:pPr>
+        <w:pStyle w:val="Bibliography"/>
+      </w:pPr>
+      <w:r>
         <w:t xml:space="preserve">Merton, R. K. (1973).</w:t>
       </w:r>
       <w:r>
@@ -3301,8 +3332,8 @@
         <w:t xml:space="preserve">. The University of Chicago Press.</w:t>
       </w:r>
     </w:p>
-    <w:bookmarkEnd w:id="96"/>
-    <w:bookmarkStart w:id="98" w:name="ref-moody2004"/>
+    <w:bookmarkEnd w:id="98"/>
+    <w:bookmarkStart w:id="100" w:name="ref-moody2004"/>
     <w:p>
       <w:pPr>
         <w:pStyle w:val="Bibliography"/>
@@ -3339,7 +3370,7 @@
       <w:r>
         <w:t xml:space="preserve"> </w:t>
       </w:r>
-      <w:hyperlink r:id="rId97">
+      <w:hyperlink r:id="rId99">
         <w:r>
           <w:rPr>
             <w:rStyle w:val="Hyperlink"/>
@@ -3348,8 +3379,8 @@
         </w:r>
       </w:hyperlink>
     </w:p>
-    <w:bookmarkEnd w:id="98"/>
-    <w:bookmarkStart w:id="100" w:name="ref-mulders2024"/>
+    <w:bookmarkEnd w:id="100"/>
+    <w:bookmarkStart w:id="102" w:name="ref-mulders2024"/>
     <w:p>
       <w:pPr>
         <w:pStyle w:val="Bibliography"/>
@@ -3413,7 +3444,7 @@
       <w:r>
         <w:t xml:space="preserve"> </w:t>
       </w:r>
-      <w:hyperlink r:id="rId99">
+      <w:hyperlink r:id="rId101">
         <w:r>
           <w:rPr>
             <w:rStyle w:val="Hyperlink"/>
@@ -3422,8 +3453,8 @@
         </w:r>
       </w:hyperlink>
     </w:p>
-    <w:bookmarkEnd w:id="100"/>
-    <w:bookmarkStart w:id="102" w:name="ref-newman2001"/>
+    <w:bookmarkEnd w:id="102"/>
+    <w:bookmarkStart w:id="104" w:name="ref-newman2001"/>
     <w:p>
       <w:pPr>
         <w:pStyle w:val="Bibliography"/>
@@ -3460,7 +3491,7 @@
       <w:r>
         <w:t xml:space="preserve"> </w:t>
       </w:r>
-      <w:hyperlink r:id="rId101">
+      <w:hyperlink r:id="rId103">
         <w:r>
           <w:rPr>
             <w:rStyle w:val="Hyperlink"/>
@@ -3469,8 +3500,8 @@
         </w:r>
       </w:hyperlink>
     </w:p>
-    <w:bookmarkEnd w:id="102"/>
-    <w:bookmarkStart w:id="104" w:name="ref-ossenblok2014"/>
+    <w:bookmarkEnd w:id="104"/>
+    <w:bookmarkStart w:id="106" w:name="ref-ossenblok2014"/>
     <w:p>
       <w:pPr>
         <w:pStyle w:val="Bibliography"/>
@@ -3507,7 +3538,7 @@
       <w:r>
         <w:t xml:space="preserve"> </w:t>
       </w:r>
-      <w:hyperlink r:id="rId103">
+      <w:hyperlink r:id="rId105">
         <w:r>
           <w:rPr>
             <w:rStyle w:val="Hyperlink"/>
@@ -3516,13 +3547,132 @@
         </w:r>
       </w:hyperlink>
     </w:p>
-    <w:bookmarkEnd w:id="104"/>
-    <w:bookmarkStart w:id="106" w:name="ref-stadmark2020"/>
+    <w:bookmarkEnd w:id="106"/>
+    <w:bookmarkStart w:id="108" w:name="ref-priem2022"/>
     <w:p>
       <w:pPr>
         <w:pStyle w:val="Bibliography"/>
       </w:pPr>
       <w:r>
+        <w:t xml:space="preserve">Priem, J., Piwowar, H., &amp; Orr, R. (2022).</w:t>
+      </w:r>
+      <w:r>
+        <w:t xml:space="preserve"> </w:t>
+      </w:r>
+      <w:r>
+        <w:rPr>
+          <w:i/>
+          <w:iCs/>
+        </w:rPr>
+        <w:t xml:space="preserve">OpenAlex</w:t>
+      </w:r>
+      <w:r>
+        <w:rPr>
+          <w:i/>
+          <w:iCs/>
+        </w:rPr>
+        <w:t xml:space="preserve">:</w:t>
+      </w:r>
+      <w:r>
+        <w:rPr>
+          <w:i/>
+          <w:iCs/>
+        </w:rPr>
+        <w:t xml:space="preserve"> </w:t>
+      </w:r>
+      <w:r>
+        <w:rPr>
+          <w:i/>
+          <w:iCs/>
+        </w:rPr>
+        <w:t xml:space="preserve">A</w:t>
+      </w:r>
+      <w:r>
+        <w:rPr>
+          <w:i/>
+          <w:iCs/>
+        </w:rPr>
+        <w:t xml:space="preserve"> </w:t>
+      </w:r>
+      <w:r>
+        <w:rPr>
+          <w:i/>
+          <w:iCs/>
+        </w:rPr>
+        <w:t xml:space="preserve">fully-open index of scholarly works, authors, venues, institutions, and concepts</w:t>
+      </w:r>
+      <w:r>
+        <w:t xml:space="preserve"> </w:t>
+      </w:r>
+      <w:r>
+        <w:t xml:space="preserve">(arXiv:2205.01833). arXiv.</w:t>
+      </w:r>
+      <w:r>
+        <w:t xml:space="preserve"> </w:t>
+      </w:r>
+      <w:hyperlink r:id="rId107">
+        <w:r>
+          <w:rPr>
+            <w:rStyle w:val="Hyperlink"/>
+          </w:rPr>
+          <w:t xml:space="preserve">https://doi.org/10.48550/arXiv.2205.01833</w:t>
+        </w:r>
+      </w:hyperlink>
+    </w:p>
+    <w:bookmarkEnd w:id="108"/>
+    <w:bookmarkStart w:id="110" w:name="ref-simko2015"/>
+    <w:p>
+      <w:pPr>
+        <w:pStyle w:val="Bibliography"/>
+      </w:pPr>
+      <w:r>
+        <w:t xml:space="preserve">Simko, I. (2015). Analysis of bibliometric indicators to determine citation bias.</w:t>
+      </w:r>
+      <w:r>
+        <w:t xml:space="preserve"> </w:t>
+      </w:r>
+      <w:r>
+        <w:rPr>
+          <w:i/>
+          <w:iCs/>
+        </w:rPr>
+        <w:t xml:space="preserve">Palgrave Communications</w:t>
+      </w:r>
+      <w:r>
+        <w:t xml:space="preserve">,</w:t>
+      </w:r>
+      <w:r>
+        <w:t xml:space="preserve"> </w:t>
+      </w:r>
+      <w:r>
+        <w:rPr>
+          <w:i/>
+          <w:iCs/>
+        </w:rPr>
+        <w:t xml:space="preserve">1</w:t>
+      </w:r>
+      <w:r>
+        <w:t xml:space="preserve">(1), 15011.</w:t>
+      </w:r>
+      <w:r>
+        <w:t xml:space="preserve"> </w:t>
+      </w:r>
+      <w:hyperlink r:id="rId109">
+        <w:r>
+          <w:rPr>
+            <w:rStyle w:val="Hyperlink"/>
+          </w:rPr>
+          <w:t xml:space="preserve">https://doi.org/10.1057/palcomms.2015.11</w:t>
+        </w:r>
+      </w:hyperlink>
+    </w:p>
+    <w:bookmarkEnd w:id="110"/>
+    <w:bookmarkStart w:id="112" w:name="ref-stadmark2020"/>
+    <w:p>
+      <w:pPr>
+        <w:pStyle w:val="Bibliography"/>
+      </w:pPr>
+      <w:r>
         <w:t xml:space="preserve">Stadmark, J., Jesus-Rydin, C., &amp; Conley, D. J. (2020). Success in grant applications for women and men.</w:t>
       </w:r>
       <w:r>
@@ -3568,7 +3718,7 @@
       <w:r>
         <w:t xml:space="preserve"> </w:t>
       </w:r>
-      <w:hyperlink r:id="rId105">
+      <w:hyperlink r:id="rId111">
         <w:r>
           <w:rPr>
             <w:rStyle w:val="Hyperlink"/>
@@ -3577,8 +3727,8 @@
         </w:r>
       </w:hyperlink>
     </w:p>
-    <w:bookmarkEnd w:id="106"/>
-    <w:bookmarkStart w:id="108" w:name="ref-stark2020"/>
+    <w:bookmarkEnd w:id="112"/>
+    <w:bookmarkStart w:id="114" w:name="ref-stark2020"/>
     <w:p>
       <w:pPr>
         <w:pStyle w:val="Bibliography"/>
@@ -3669,7 +3819,7 @@
       <w:r>
         <w:t xml:space="preserve"> </w:t>
       </w:r>
-      <w:hyperlink r:id="rId107">
+      <w:hyperlink r:id="rId113">
         <w:r>
           <w:rPr>
             <w:rStyle w:val="Hyperlink"/>
@@ -3678,8 +3828,8 @@
         </w:r>
       </w:hyperlink>
     </w:p>
-    <w:bookmarkEnd w:id="108"/>
-    <w:bookmarkStart w:id="110" w:name="ref-tolsma2025"/>
+    <w:bookmarkEnd w:id="114"/>
+    <w:bookmarkStart w:id="116" w:name="ref-tolsma2025"/>
     <w:p>
       <w:pPr>
         <w:pStyle w:val="Bibliography"/>
@@ -3727,7 +3877,7 @@
       <w:r>
         <w:t xml:space="preserve"> </w:t>
       </w:r>
-      <w:hyperlink r:id="rId109">
+      <w:hyperlink r:id="rId115">
         <w:r>
           <w:rPr>
             <w:rStyle w:val="Hyperlink"/>
@@ -3736,8 +3886,8 @@
         </w:r>
       </w:hyperlink>
     </w:p>
-    <w:bookmarkEnd w:id="110"/>
-    <w:bookmarkStart w:id="112" w:name="ref-vanderwal2021"/>
+    <w:bookmarkEnd w:id="116"/>
+    <w:bookmarkStart w:id="118" w:name="ref-vanderwal2021"/>
     <w:p>
       <w:pPr>
         <w:pStyle w:val="Bibliography"/>
@@ -3774,7 +3924,7 @@
       <w:r>
         <w:t xml:space="preserve"> </w:t>
       </w:r>
-      <w:hyperlink r:id="rId111">
+      <w:hyperlink r:id="rId117">
         <w:r>
           <w:rPr>
             <w:rStyle w:val="Hyperlink"/>
@@ -3783,13 +3933,58 @@
         </w:r>
       </w:hyperlink>
     </w:p>
-    <w:bookmarkEnd w:id="112"/>
-    <w:bookmarkStart w:id="114" w:name="ref-wallace2012"/>
+    <w:bookmarkEnd w:id="118"/>
+    <w:bookmarkStart w:id="119" w:name="ref-wais2016"/>
     <w:p>
       <w:pPr>
         <w:pStyle w:val="Bibliography"/>
       </w:pPr>
       <w:r>
+        <w:t xml:space="preserve">Wais, K. (2016). Gender prediction methods based on first names with</w:t>
+      </w:r>
+      <w:r>
+        <w:t xml:space="preserve"> </w:t>
+      </w:r>
+      <w:r>
+        <w:t xml:space="preserve">genderizeR</w:t>
+      </w:r>
+      <w:r>
+        <w:t xml:space="preserve">.</w:t>
+      </w:r>
+      <w:r>
+        <w:t xml:space="preserve"> </w:t>
+      </w:r>
+      <w:r>
+        <w:rPr>
+          <w:i/>
+          <w:iCs/>
+        </w:rPr>
+        <w:t xml:space="preserve">The R Journal</w:t>
+      </w:r>
+      <w:r>
+        <w:t xml:space="preserve">,</w:t>
+      </w:r>
+      <w:r>
+        <w:t xml:space="preserve"> </w:t>
+      </w:r>
+      <w:r>
+        <w:rPr>
+          <w:i/>
+          <w:iCs/>
+        </w:rPr>
+        <w:t xml:space="preserve">8</w:t>
+      </w:r>
+      <w:r>
+        <w:t xml:space="preserve">(1), 17–37.</w:t>
+      </w:r>
+    </w:p>
+    <w:bookmarkEnd w:id="119"/>
+    <w:bookmarkStart w:id="121" w:name="ref-wallace2012"/>
+    <w:p>
+      <w:pPr>
+        <w:pStyle w:val="Bibliography"/>
+      </w:pPr>
+      <w:r>
         <w:t xml:space="preserve">Wallace, M. L., Larivière, V., &amp; Gingras, Y. (2012). A small world of citations?</w:t>
       </w:r>
       <w:r>
@@ -3833,7 +4028,7 @@
       <w:r>
         <w:t xml:space="preserve"> </w:t>
       </w:r>
-      <w:hyperlink r:id="rId113">
+      <w:hyperlink r:id="rId120">
         <w:r>
           <w:rPr>
             <w:rStyle w:val="Hyperlink"/>
@@ -3842,13 +4037,72 @@
         </w:r>
       </w:hyperlink>
     </w:p>
-    <w:bookmarkEnd w:id="114"/>
-    <w:bookmarkStart w:id="116" w:name="ref-whittington2018"/>
+    <w:bookmarkEnd w:id="121"/>
+    <w:bookmarkStart w:id="123" w:name="ref-wapman2022"/>
     <w:p>
       <w:pPr>
         <w:pStyle w:val="Bibliography"/>
       </w:pPr>
       <w:r>
+        <w:t xml:space="preserve">Wapman, K. H., Zhang, S., Clauset, A., &amp; Larremore, D. B. (2022). Quantifying hierarchy and dynamics in</w:t>
+      </w:r>
+      <w:r>
+        <w:t xml:space="preserve"> </w:t>
+      </w:r>
+      <w:r>
+        <w:t xml:space="preserve">US</w:t>
+      </w:r>
+      <w:r>
+        <w:t xml:space="preserve"> </w:t>
+      </w:r>
+      <w:r>
+        <w:t xml:space="preserve">faculty hiring and retention.</w:t>
+      </w:r>
+      <w:r>
+        <w:t xml:space="preserve"> </w:t>
+      </w:r>
+      <w:r>
+        <w:rPr>
+          <w:i/>
+          <w:iCs/>
+        </w:rPr>
+        <w:t xml:space="preserve">Nature</w:t>
+      </w:r>
+      <w:r>
+        <w:t xml:space="preserve">,</w:t>
+      </w:r>
+      <w:r>
+        <w:t xml:space="preserve"> </w:t>
+      </w:r>
+      <w:r>
+        <w:rPr>
+          <w:i/>
+          <w:iCs/>
+        </w:rPr>
+        <w:t xml:space="preserve">610</w:t>
+      </w:r>
+      <w:r>
+        <w:t xml:space="preserve">(7930), 120–127.</w:t>
+      </w:r>
+      <w:r>
+        <w:t xml:space="preserve"> </w:t>
+      </w:r>
+      <w:hyperlink r:id="rId122">
+        <w:r>
+          <w:rPr>
+            <w:rStyle w:val="Hyperlink"/>
+          </w:rPr>
+          <w:t xml:space="preserve">https://doi.org/10.1038/s41586-022-05222-x</w:t>
+        </w:r>
+      </w:hyperlink>
+    </w:p>
+    <w:bookmarkEnd w:id="123"/>
+    <w:bookmarkStart w:id="125" w:name="ref-whittington2018"/>
+    <w:p>
+      <w:pPr>
+        <w:pStyle w:val="Bibliography"/>
+      </w:pPr>
+      <w:r>
         <w:t xml:space="preserve">Whittington, K. B. (2018).</w:t>
       </w:r>
       <w:r>
@@ -3907,7 +4161,7 @@
       <w:r>
         <w:t xml:space="preserve"> </w:t>
       </w:r>
-      <w:hyperlink r:id="rId115">
+      <w:hyperlink r:id="rId124">
         <w:r>
           <w:rPr>
             <w:rStyle w:val="Hyperlink"/>
@@ -3916,8 +4170,8 @@
         </w:r>
       </w:hyperlink>
     </w:p>
-    <w:bookmarkEnd w:id="116"/>
-    <w:bookmarkStart w:id="118" w:name="ref-whittington2024"/>
+    <w:bookmarkEnd w:id="125"/>
+    <w:bookmarkStart w:id="127" w:name="ref-whittington2024"/>
     <w:p>
       <w:pPr>
         <w:pStyle w:val="Bibliography"/>
@@ -3954,7 +4208,7 @@
       <w:r>
         <w:t xml:space="preserve"> </w:t>
       </w:r>
-      <w:hyperlink r:id="rId117">
+      <w:hyperlink r:id="rId126">
         <w:r>
           <w:rPr>
             <w:rStyle w:val="Hyperlink"/>
@@ -3963,36 +4217,24 @@
         </w:r>
       </w:hyperlink>
     </w:p>
-    <w:bookmarkEnd w:id="118"/>
-    <w:bookmarkStart w:id="120" w:name="ref-woehler2021"/>
+    <w:bookmarkEnd w:id="127"/>
+    <w:bookmarkStart w:id="129" w:name="ref-wu2019"/>
     <w:p>
       <w:pPr>
         <w:pStyle w:val="Bibliography"/>
       </w:pPr>
       <w:r>
-        <w:t xml:space="preserve">Woehler, M. L., Cullen-Lester, K. L., Porter, C. M., &amp; Frear, K. A. (2021). Whether, how, and why networks influence men’s and women’s career success:</w:t>
-      </w:r>
-      <w:r>
-        <w:t xml:space="preserve"> </w:t>
-      </w:r>
-      <w:r>
-        <w:t xml:space="preserve">Review</w:t>
-      </w:r>
-      <w:r>
-        <w:t xml:space="preserve"> </w:t>
-      </w:r>
-      <w:r>
-        <w:t xml:space="preserve">and research agenda.</w:t>
-      </w:r>
-      <w:r>
-        <w:t xml:space="preserve"> </w:t>
-      </w:r>
-      <w:r>
-        <w:rPr>
-          <w:i/>
-          <w:iCs/>
-        </w:rPr>
-        <w:t xml:space="preserve">Journal of Management</w:t>
+        <w:t xml:space="preserve">Wu, L., Wang, D., &amp; Evans, J. A. (2019). Large teams develop and small teams disrupt science and technology.</w:t>
+      </w:r>
+      <w:r>
+        <w:t xml:space="preserve"> </w:t>
+      </w:r>
+      <w:r>
+        <w:rPr>
+          <w:i/>
+          <w:iCs/>
+        </w:rPr>
+        <w:t xml:space="preserve">Nature</w:t>
       </w:r>
       <w:r>
         <w:t xml:space="preserve">,</w:t>
@@ -4005,53 +4247,6 @@
           <w:i/>
           <w:iCs/>
         </w:rPr>
-        <w:t xml:space="preserve">47</w:t>
-      </w:r>
-      <w:r>
-        <w:t xml:space="preserve">(1), 207–236.</w:t>
-      </w:r>
-      <w:r>
-        <w:t xml:space="preserve"> </w:t>
-      </w:r>
-      <w:hyperlink r:id="rId119">
-        <w:r>
-          <w:rPr>
-            <w:rStyle w:val="Hyperlink"/>
-          </w:rPr>
-          <w:t xml:space="preserve">https://doi.org/10.1177/0149206320960529</w:t>
-        </w:r>
-      </w:hyperlink>
-    </w:p>
-    <w:bookmarkEnd w:id="120"/>
-    <w:bookmarkStart w:id="122" w:name="ref-wu2019"/>
-    <w:p>
-      <w:pPr>
-        <w:pStyle w:val="Bibliography"/>
-      </w:pPr>
-      <w:r>
-        <w:t xml:space="preserve">Wu, L., Wang, D., &amp; Evans, J. A. (2019). Large teams develop and small teams disrupt science and technology.</w:t>
-      </w:r>
-      <w:r>
-        <w:t xml:space="preserve"> </w:t>
-      </w:r>
-      <w:r>
-        <w:rPr>
-          <w:i/>
-          <w:iCs/>
-        </w:rPr>
-        <w:t xml:space="preserve">Nature</w:t>
-      </w:r>
-      <w:r>
-        <w:t xml:space="preserve">,</w:t>
-      </w:r>
-      <w:r>
-        <w:t xml:space="preserve"> </w:t>
-      </w:r>
-      <w:r>
-        <w:rPr>
-          <w:i/>
-          <w:iCs/>
-        </w:rPr>
         <w:t xml:space="preserve">566</w:t>
       </w:r>
       <w:r>
@@ -4060,7 +4255,7 @@
       <w:r>
         <w:t xml:space="preserve"> </w:t>
       </w:r>
-      <w:hyperlink r:id="rId121">
+      <w:hyperlink r:id="rId128">
         <w:r>
           <w:rPr>
             <w:rStyle w:val="Hyperlink"/>
@@ -4069,8 +4264,8 @@
         </w:r>
       </w:hyperlink>
     </w:p>
-    <w:bookmarkEnd w:id="122"/>
-    <w:bookmarkStart w:id="124" w:name="ref-zheng2025"/>
+    <w:bookmarkEnd w:id="129"/>
+    <w:bookmarkStart w:id="131" w:name="ref-zheng2025"/>
     <w:p>
       <w:pPr>
         <w:pStyle w:val="Bibliography"/>
@@ -4137,7 +4332,7 @@
       <w:r>
         <w:t xml:space="preserve"> </w:t>
       </w:r>
-      <w:hyperlink r:id="rId123">
+      <w:hyperlink r:id="rId130">
         <w:r>
           <w:rPr>
             <w:rStyle w:val="Hyperlink"/>
@@ -4146,9 +4341,9 @@
         </w:r>
       </w:hyperlink>
     </w:p>
-    <w:bookmarkEnd w:id="124"/>
-    <w:bookmarkEnd w:id="125"/>
-    <w:bookmarkEnd w:id="126"/>
+    <w:bookmarkEnd w:id="131"/>
+    <w:bookmarkEnd w:id="132"/>
+    <w:bookmarkEnd w:id="133"/>
     <w:sectPr>
       <w:pgSz w:h="15840" w:w="12240"/>
       <w:pgMar w:bottom="1440" w:footer="720" w:gutter="0" w:header="720" w:left="1440" w:right="1440" w:top="1440"/>
@@ -4546,109 +4741,6 @@
       <w:pPr>
         <w:ind w:left="6480" w:hanging="360"/>
       </w:pPr>
-    </w:lvl>
-  </w:abstractNum>
-  <w:abstractNum w:abstractNumId="991">
-    <w:nsid w:val="0000A991"/>
-    <w:multiLevelType w:val="multilevel"/>
-    <w:lvl w:ilvl="0">
-      <w:numFmt w:val="bullet"/>
-      <w:lvlText w:val=""/>
-      <w:lvlJc w:val="left"/>
-      <w:pPr>
-        <w:ind w:left="720" w:hanging="360"/>
-      </w:pPr>
-      <w:rPr>
-        <w:rFonts w:ascii="Symbol" w:hAnsi="Symbol" w:cs="Symbol" w:hint="default"/>
-      </w:rPr>
-    </w:lvl>
-    <w:lvl w:ilvl="1">
-      <w:numFmt w:val="bullet"/>
-      <w:lvlText w:val="o"/>
-      <w:lvlJc w:val="left"/>
-      <w:pPr>
-        <w:ind w:left="1440" w:hanging="360"/>
-      </w:pPr>
-      <w:rPr>
-        <w:rFonts w:ascii="Courier New" w:hAnsi="Courier New" w:cs="Courier New" w:hint="default"/>
-      </w:rPr>
-    </w:lvl>
-    <w:lvl w:ilvl="2">
-      <w:numFmt w:val="bullet"/>
-      <w:lvlText w:val=""/>
-      <w:lvlJc w:val="left"/>
-      <w:pPr>
-        <w:ind w:left="2160" w:hanging="360"/>
-      </w:pPr>
-      <w:rPr>
-        <w:rFonts w:ascii="Wingdings" w:hAnsi="Wingdings" w:cs="Wingdings" w:hint="default"/>
-      </w:rPr>
-    </w:lvl>
-    <w:lvl w:ilvl="3">
-      <w:numFmt w:val="bullet"/>
-      <w:lvlText w:val=""/>
-      <w:lvlJc w:val="left"/>
-      <w:pPr>
-        <w:ind w:left="2880" w:hanging="360"/>
-      </w:pPr>
-      <w:rPr>
-        <w:rFonts w:ascii="Symbol" w:hAnsi="Symbol" w:cs="Symbol" w:hint="default"/>
-      </w:rPr>
-    </w:lvl>
-    <w:lvl w:ilvl="4">
-      <w:numFmt w:val="bullet"/>
-      <w:lvlText w:val="o"/>
-      <w:lvlJc w:val="left"/>
-      <w:pPr>
-        <w:ind w:left="3600" w:hanging="360"/>
-      </w:pPr>
-      <w:rPr>
-        <w:rFonts w:ascii="Courier New" w:hAnsi="Courier New" w:cs="Courier New" w:hint="default"/>
-      </w:rPr>
-    </w:lvl>
-    <w:lvl w:ilvl="5">
-      <w:numFmt w:val="bullet"/>
-      <w:lvlText w:val=""/>
-      <w:lvlJc w:val="left"/>
-      <w:pPr>
-        <w:ind w:left="4320" w:hanging="360"/>
-      </w:pPr>
-      <w:rPr>
-        <w:rFonts w:ascii="Wingdings" w:hAnsi="Wingdings" w:cs="Wingdings" w:hint="default"/>
-      </w:rPr>
-    </w:lvl>
-    <w:lvl w:ilvl="6">
-      <w:numFmt w:val="bullet"/>
-      <w:lvlText w:val=""/>
-      <w:lvlJc w:val="left"/>
-      <w:pPr>
-        <w:ind w:left="5040" w:hanging="360"/>
-      </w:pPr>
-      <w:rPr>
-        <w:rFonts w:ascii="Symbol" w:hAnsi="Symbol" w:cs="Symbol" w:hint="default"/>
-      </w:rPr>
-    </w:lvl>
-    <w:lvl w:ilvl="7">
-      <w:numFmt w:val="bullet"/>
-      <w:lvlText w:val="o"/>
-      <w:lvlJc w:val="left"/>
-      <w:pPr>
-        <w:ind w:left="5760" w:hanging="360"/>
-      </w:pPr>
-      <w:rPr>
-        <w:rFonts w:ascii="Courier New" w:hAnsi="Courier New" w:cs="Courier New" w:hint="default"/>
-      </w:rPr>
-    </w:lvl>
-    <w:lvl w:ilvl="8">
-      <w:numFmt w:val="bullet"/>
-      <w:lvlText w:val=""/>
-      <w:lvlJc w:val="left"/>
-      <w:pPr>
-        <w:ind w:left="6480" w:hanging="360"/>
-      </w:pPr>
-      <w:rPr>
-        <w:rFonts w:ascii="Wingdings" w:hAnsi="Wingdings" w:cs="Wingdings" w:hint="default"/>
-      </w:rPr>
     </w:lvl>
   </w:abstractNum>
   <w:num w16cid:durableId="1697265735" w:numId="1">
@@ -4686,30 +4778,6 @@
   </w:num>
   <w:num w:numId="1000">
     <w:abstractNumId w:val="990"/>
-  </w:num>
-  <w:num w:numId="1001">
-    <w:abstractNumId w:val="991"/>
-  </w:num>
-  <w:num w:numId="1002">
-    <w:abstractNumId w:val="991"/>
-  </w:num>
-  <w:num w:numId="1003">
-    <w:abstractNumId w:val="991"/>
-  </w:num>
-  <w:num w:numId="1004">
-    <w:abstractNumId w:val="991"/>
-  </w:num>
-  <w:num w:numId="1005">
-    <w:abstractNumId w:val="991"/>
-  </w:num>
-  <w:num w:numId="1006">
-    <w:abstractNumId w:val="991"/>
-  </w:num>
-  <w:num w:numId="1007">
-    <w:abstractNumId w:val="991"/>
-  </w:num>
-  <w:num w:numId="1008">
-    <w:abstractNumId w:val="991"/>
   </w:num>
 </w:numbering>
 </file>

--- a/papers/_output/paper1.docx
+++ b/papers/_output/paper1.docx
@@ -50,7 +50,7 @@
         <w:t xml:space="preserve">Sunday, November 23, 2025</w:t>
       </w:r>
     </w:p>
-    <w:bookmarkStart w:id="20" w:name="introduction"/>
+    <w:bookmarkStart w:id="23" w:name="introduction"/>
     <w:p>
       <w:pPr>
         <w:pStyle w:val="Heading2"/>
@@ -429,83 +429,6 @@
       </w:pPr>
       <w:r>
         <w:t xml:space="preserve">Finally, we examine the role of social connections in academic networks even further by explicitly studying second order social capital influences. This refers to the resources and opportunities people can access through the contacts of their contacts. This type of capital may be particularly relevant in academic networks because introductions to influential collaborators, invitations to special issues, or access to well-funded research teams may arise from the networks of mentors, co-authors, or departmental colleagues. Women and minoritized scholars may be less likely to benefit from the indirect networks of their advisors or collaborators. As a result, inequalities compound across network levels, making second-order social capital a key mechanism through which gender, origin, and intersectional disparities in collaboration emerge. To our knowledge, such questions have hardly been asked in the context of co-authorship networks despite reasonable assumptions that such an approach offers us far more insight into how unequal access to high-status, well-connected, and highly productive alters-of-alters shapes cumulative advantage and disadvantage in academic careers. We therefore study to what extent network aspects of second-order social capital - in particular the h-index, degree centrality, and academic position – operate differently across gender and origin groups and their intersection?</w:t>
-      </w:r>
-    </w:p>
-    <w:bookmarkEnd w:id="20"/>
-    <w:bookmarkStart w:id="34" w:name="data-and-methods"/>
-    <w:p>
-      <w:pPr>
-        <w:pStyle w:val="Heading2"/>
-      </w:pPr>
-      <w:r>
-        <w:t xml:space="preserve">Data and Methods</w:t>
-      </w:r>
-    </w:p>
-    <w:bookmarkStart w:id="24" w:name="data"/>
-    <w:p>
-      <w:pPr>
-        <w:pStyle w:val="Heading3"/>
-      </w:pPr>
-      <w:r>
-        <w:t xml:space="preserve">Data</w:t>
-      </w:r>
-    </w:p>
-    <w:p>
-      <w:pPr>
-        <w:pStyle w:val="FirstParagraph"/>
-      </w:pPr>
-      <w:r>
-        <w:t xml:space="preserve">This study introduces a database of scholars and their publications that approximates the full population of staff employed in sociology and political science departments at Dutch research universities in recent years. We reconstructed a roster of department employees at three time points - 19 December 2022, 19 April 2024, and 12 October 2025 - by manually collecting staff lists from public departmental webpages. For each snapshot, individual and departmental information was stored in harmonized Excel files with separate sheets for sociology and political science. This data set contains for every listed staff member, their name, university, job title, and email address, for each of the three measurement waves.</w:t>
-      </w:r>
-    </w:p>
-    <w:p>
-      <w:pPr>
-        <w:pStyle w:val="BodyText"/>
-      </w:pPr>
-      <w:r>
-        <w:t xml:space="preserve">To link these scholars to their publication histories, we use OpenAlex as a bibliometric backbone</w:t>
-      </w:r>
-      <w:r>
-        <w:t xml:space="preserve"> </w:t>
-      </w:r>
-      <w:r>
-        <w:t xml:space="preserve">(Priem et al., 2022)</w:t>
-      </w:r>
-      <w:r>
-        <w:t xml:space="preserve">. OpenAlex is a free, openly accessible scholarly metadata source that offers coverage and reference statistics broadly comparable to major proprietary databases such as Web of Science and Scopus, with particularly strong coverage of persistent identifiers (e.g. ORCID), while also providing a more balanced linguistic coverage than Web of Science, albeit with some remaining limitations in the accuracy and completeness of language metadata</w:t>
-      </w:r>
-      <w:r>
-        <w:t xml:space="preserve"> </w:t>
-      </w:r>
-      <w:r>
-        <w:t xml:space="preserve">(see, e.g., Céspedes et al., 2025; Culbert et al., 2025)</w:t>
-      </w:r>
-      <w:r>
-        <w:t xml:space="preserve">.</w:t>
-      </w:r>
-      <w:r>
-        <w:t xml:space="preserve"> </w:t>
-      </w:r>
-      <w:r>
-        <w:t xml:space="preserve">First, we constructed a set of institution records for all universities in our sample by assembling, for each institution, its preferred English and native names and using these variants to query the OpenAlex API for the corresponding institution entities. This procedure yields disambiguated institution identifiers, which we then attach to all occurrences of these universities in the scholar roster.</w:t>
-      </w:r>
-      <w:r>
-        <w:t xml:space="preserve"> </w:t>
-      </w:r>
-      <w:r>
-        <w:t xml:space="preserve">Second, OpenAlex author profiles are retrieved for each scholar by searching on their harmonized name and, where possible, constraining the search to the known institution identifiers. Our matching procedure explicitly allows each scholar to be linked to multiple OpenAlex author IDs, which is important because some individuals maintain more than one profile in OpenAlex due to ambiguous or shifting name forms across their publications.</w:t>
-      </w:r>
-      <w:r>
-        <w:t xml:space="preserve"> </w:t>
-      </w:r>
-      <w:r>
-        <w:t xml:space="preserve">Third, the resulting candidate author profiles are filtered using a combination of institutional overlap, name similarity thresholds, and a small set of manually curated exclusion rules. For every candidate author, the script computes a Jaro–Winkler similarity score between the OpenAlex display name and the query name and unpacks information on last known institutions, country codes, and persistent author identifiers. The implicit aim of this step is to systematically exclude false matches and retain a high-confidence mapping between our scholars and OpenAlex author IDs.</w:t>
-      </w:r>
-      <w:r>
-        <w:t xml:space="preserve"> </w:t>
-      </w:r>
-      <w:r>
-        <w:t xml:space="preserve">Fourth, all works associated with the selected author IDs are downloaded from OpenAlex and transformed into a tidy format in which each row represents a unique author-work combination, with compact author and work identifiers, publication year, document type, and coauthor information. Together, the scholar roster and linked OpenAlex records form the basis for the co-publishing networks analyzed in this paper. all code and intermediate outputs are documented and made available through the public replication package website.</w:t>
       </w:r>
     </w:p>
     <w:tbl>
@@ -549,18 +472,18 @@
                 <wp:inline>
                   <wp:extent cx="152400" cy="152400"/>
                   <wp:effectExtent b="0" l="0" r="0" t="0"/>
-                  <wp:docPr descr="" title="" id="22" name="Picture"/>
+                  <wp:docPr descr="" title="" id="21" name="Picture"/>
                   <a:graphic>
                     <a:graphicData uri="http://schemas.openxmlformats.org/drawingml/2006/picture">
                       <pic:pic>
                         <pic:nvPicPr>
-                          <pic:cNvPr descr="/Applications/quarto/share/formats/docx/note.png" id="23" name="Picture"/>
+                          <pic:cNvPr descr="/Applications/quarto/share/formats/docx/note.png" id="22" name="Picture"/>
                           <pic:cNvPicPr>
                             <a:picLocks noChangeArrowheads="1" noChangeAspect="1"/>
                           </pic:cNvPicPr>
                         </pic:nvPicPr>
                         <pic:blipFill>
-                          <a:blip r:embed="rId21"/>
+                          <a:blip r:embed="rId20"/>
                           <a:stretch>
                             <a:fillRect/>
                           </a:stretch>
@@ -614,33 +537,50 @@
               <w:pStyle w:val="BodyText"/>
             </w:pPr>
             <w:pPr>
-              <w:spacing w:before="16" w:after="16"/>
+              <w:spacing w:before="16"/>
             </w:pPr>
             <w:r>
-              <w:t xml:space="preserve">Add note on sample selection and sample size. Potentially add flow-chart</w:t>
+              <w:t xml:space="preserve">RQ4 nog nader bij te stellen na overleg over welke variabelen we hierin willen</w:t>
+            </w:r>
+            <w:r>
+              <w:t xml:space="preserve"> </w:t>
+            </w:r>
+            <w:r>
+              <w:t xml:space="preserve">benadrukken.</w:t>
+            </w:r>
+          </w:p>
+          <w:p>
+            <w:pPr>
+              <w:pStyle w:val="BodyText"/>
+            </w:pPr>
+            <w:pPr>
+              <w:spacing w:after="16"/>
+            </w:pPr>
+            <w:r>
+              <w:t xml:space="preserve">Allen: welke maat vinden jullie hierbij het beste passen?</w:t>
             </w:r>
           </w:p>
           <w:p/>
         </w:tc>
       </w:tr>
     </w:tbl>
-    <w:bookmarkEnd w:id="24"/>
-    <w:bookmarkStart w:id="32" w:name="variables"/>
+    <w:bookmarkEnd w:id="23"/>
+    <w:bookmarkStart w:id="41" w:name="data-and-methods"/>
+    <w:p>
+      <w:pPr>
+        <w:pStyle w:val="Heading2"/>
+      </w:pPr>
+      <w:r>
+        <w:t xml:space="preserve">Data and Methods</w:t>
+      </w:r>
+    </w:p>
+    <w:bookmarkStart w:id="26" w:name="data"/>
     <w:p>
       <w:pPr>
         <w:pStyle w:val="Heading3"/>
       </w:pPr>
       <w:r>
-        <w:t xml:space="preserve">Variables</w:t>
-      </w:r>
-    </w:p>
-    <w:bookmarkStart w:id="25" w:name="dependent-variable"/>
-    <w:p>
-      <w:pPr>
-        <w:pStyle w:val="Heading4"/>
-      </w:pPr>
-      <w:r>
-        <w:t xml:space="preserve">Dependent Variable</w:t>
+        <w:t xml:space="preserve">Data</w:t>
       </w:r>
     </w:p>
     <w:p>
@@ -648,75 +588,7 @@
         <w:pStyle w:val="FirstParagraph"/>
       </w:pPr>
       <w:r>
-        <w:rPr>
-          <w:i/>
-          <w:iCs/>
-        </w:rPr>
-        <w:t xml:space="preserve">Collaboration</w:t>
-      </w:r>
-      <w:r>
-        <w:t xml:space="preserve">, the dependent variable, was operationalized as a binary co-publishing tie between pairs of scholars. Using the OpenAlex-based publication data described above, we identified all works in which any two scholars in our roster appeared together in the authorship list. For each pair of scholars, we then coded a tie as present (1) if they had coauthored at least one publication within the observation window, and absent (0) otherwise. This information was assembled into a series of adjacency matrices in which nodes represent scholars and undirected edges represent observed co-publishing relationships. These longitudinal collaboration networks form the outcome in our models, capturing both the existence and evolution of co-authorship ties over time.</w:t>
-      </w:r>
-    </w:p>
-    <w:bookmarkEnd w:id="25"/>
-    <w:bookmarkStart w:id="30" w:name="independent-variables"/>
-    <w:p>
-      <w:pPr>
-        <w:pStyle w:val="Heading4"/>
-      </w:pPr>
-      <w:r>
-        <w:t xml:space="preserve">Independent Variables</w:t>
-      </w:r>
-    </w:p>
-    <w:p>
-      <w:pPr>
-        <w:pStyle w:val="FirstParagraph"/>
-      </w:pPr>
-      <w:r>
-        <w:rPr>
-          <w:i/>
-          <w:iCs/>
-        </w:rPr>
-        <w:t xml:space="preserve">Gender</w:t>
-      </w:r>
-      <w:r>
-        <w:t xml:space="preserve"> </w:t>
-      </w:r>
-      <w:r>
-        <w:t xml:space="preserve">was operationalized as an inferred gender indicator based on scholars’ first names. We first used the</w:t>
-      </w:r>
-      <w:r>
-        <w:t xml:space="preserve"> </w:t>
-      </w:r>
-      <w:r>
-        <w:rPr>
-          <w:rStyle w:val="VerbatimChar"/>
-        </w:rPr>
-        <w:t xml:space="preserve">genderizeR</w:t>
-      </w:r>
-      <w:r>
-        <w:t xml:space="preserve"> </w:t>
-      </w:r>
-      <w:r>
-        <w:t xml:space="preserve">package to query the genderize.io database, which provides probabilistic gender assignments for first names based on large-scale social media data</w:t>
-      </w:r>
-      <w:r>
-        <w:t xml:space="preserve"> </w:t>
-      </w:r>
-      <w:r>
-        <w:t xml:space="preserve">(Wais, 2016, see also genderize.io documentation)</w:t>
-      </w:r>
-      <w:r>
-        <w:t xml:space="preserve">. The underlying database aggregates first-name and gender information for more than one hundred million individuals across a wide range of countries, and returns both a predicted gender and associated probability for each name. Using this API, we obtained an initial classification for all unique first names in our scholar roster. To improve coverage for names that are common in the Netherlands and reduce misclassification, we then matched first names to the Dutch public civil registry name database hosted by the Meertens Instituut (Nederlandse Voornamenbank), which contains all officially registered first names in the Netherlands and their distribution by sex over time</w:t>
-      </w:r>
-      <w:r>
-        <w:t xml:space="preserve"> </w:t>
-      </w:r>
-      <w:r>
-        <w:t xml:space="preserve">(Meertens Instituut, n.d.)</w:t>
-      </w:r>
-      <w:r>
-        <w:t xml:space="preserve">. Where available, this registry information was used to validate or refine the genderize.io-based assignments, especially for names with low counts or ambiguous probabilities in genderize.io.</w:t>
+        <w:t xml:space="preserve">This study introduces a database of scholars and their publications that approximates the full population of staff employed in sociology and political science departments at Dutch research universities in recent years. We reconstructed a roster of department employees at three time points - 19 December 2022, 19 April 2024, and 12 October 2025 - by manually collecting staff lists from public departmental webpages. For each snapshot, individual and departmental information was stored in harmonized Excel files with separate sheets for sociology and political science. This data set contains for every listed staff member, their name, university, job title, and email address, for each of the three measurement waves.</w:t>
       </w:r>
     </w:p>
     <w:p>
@@ -724,113 +596,49 @@
         <w:pStyle w:val="BodyText"/>
       </w:pPr>
       <w:r>
-        <w:rPr>
-          <w:i/>
-          <w:iCs/>
-        </w:rPr>
-        <w:t xml:space="preserve">Origin</w:t>
-      </w:r>
-      <w:r>
-        <w:t xml:space="preserve"> </w:t>
-      </w:r>
-      <w:r>
-        <w:t xml:space="preserve">was operationalized as an inferred country-of-origin indicator based on scholars’ surnames. We first used the</w:t>
-      </w:r>
-      <w:r>
-        <w:t xml:space="preserve"> </w:t>
-      </w:r>
-      <w:r>
-        <w:rPr>
-          <w:rStyle w:val="VerbatimChar"/>
-        </w:rPr>
-        <w:t xml:space="preserve">DemografixeR</w:t>
-      </w:r>
-      <w:r>
-        <w:t xml:space="preserve"> </w:t>
-      </w:r>
-      <w:r>
-        <w:t xml:space="preserve">package to query the nationalize.io API, which provides probabilistic nationality assignments for last names based on large-scale web data</w:t>
-      </w:r>
-      <w:r>
-        <w:t xml:space="preserve"> </w:t>
-      </w:r>
-      <w:r>
-        <w:t xml:space="preserve">(Brenninkmeijer, 2025, see also nationalize.io documentation)</w:t>
-      </w:r>
-      <w:r>
-        <w:t xml:space="preserve">. The underlying database aggregates name-country occurrences from diverse online sources, and returns, for each surname, a set of country codes with associated probabilities. Using this API, we obtained an initial nationality distribution for all unique surnames in our scholar roster. To improve coverage for surnames that are common in the Netherlands and to correct systematic misclassifications, we then complemented these predictions with information from the Dutch Database of Surnames in the Netherlands (Nederlandse Familienamenbank), which reports the number of name bearers per surname and provides etymological notes on its origin and meaning</w:t>
-      </w:r>
-      <w:r>
-        <w:t xml:space="preserve"> </w:t>
-      </w:r>
-      <w:r>
-        <w:t xml:space="preserve">(Centrum voor familiegeschiedenis, n.d.)</w:t>
-      </w:r>
-      <w:r>
-        <w:t xml:space="preserve">. A custom scraping and parsing pipeline extracted origin-related signals from these etymology texts (e.g., language adjectives such as</w:t>
-      </w:r>
-      <w:r>
-        <w:t xml:space="preserve"> </w:t>
-      </w:r>
-      <w:r>
-        <w:t xml:space="preserve">“Nederlandse”</w:t>
-      </w:r>
-      <w:r>
-        <w:t xml:space="preserve">,</w:t>
-      </w:r>
-      <w:r>
-        <w:t xml:space="preserve"> </w:t>
-      </w:r>
-      <w:r>
-        <w:t xml:space="preserve">“Turkse”</w:t>
-      </w:r>
-      <w:r>
-        <w:t xml:space="preserve">, or</w:t>
-      </w:r>
-      <w:r>
-        <w:t xml:space="preserve"> </w:t>
-      </w:r>
-      <w:r>
-        <w:t xml:space="preserve">“Marokkaanse”</w:t>
-      </w:r>
-      <w:r>
-        <w:t xml:space="preserve">, references to specific countries or regions, and indicators of Dutch surname particles), and combined them with national occurrence counts. A manually curated patch file was used to correct ambiguous or frequently misclassified surnames. In a final harmonization step, we collapsed the various signals into a single cleaned origin label (e.g.,</w:t>
-      </w:r>
-      <w:r>
-        <w:t xml:space="preserve"> </w:t>
-      </w:r>
-      <w:r>
-        <w:t xml:space="preserve">“Nederlandse”</w:t>
-      </w:r>
-      <w:r>
-        <w:t xml:space="preserve">,</w:t>
-      </w:r>
-      <w:r>
-        <w:t xml:space="preserve"> </w:t>
-      </w:r>
-      <w:r>
-        <w:t xml:space="preserve">“Turkse”</w:t>
-      </w:r>
-      <w:r>
-        <w:t xml:space="preserve">,</w:t>
-      </w:r>
-      <w:r>
-        <w:t xml:space="preserve"> </w:t>
-      </w:r>
-      <w:r>
-        <w:t xml:space="preserve">“Marokkaanse”</w:t>
-      </w:r>
-      <w:r>
-        <w:t xml:space="preserve">,</w:t>
-      </w:r>
-      <w:r>
-        <w:t xml:space="preserve"> </w:t>
-      </w:r>
-      <w:r>
-        <w:t xml:space="preserve">“Chinese”</w:t>
-      </w:r>
-      <w:r>
-        <w:t xml:space="preserve">) and mapped these labels to ISO 3166-1 alpha-2 country codes. The resulting variable captures, for each scholar, the most likely country-of-origin signal implied by their surname.</w:t>
+        <w:t xml:space="preserve">To link these scholars to their publication histories, we use OpenAlex as a bibliometric backbone</w:t>
+      </w:r>
+      <w:r>
+        <w:t xml:space="preserve"> </w:t>
+      </w:r>
+      <w:r>
+        <w:t xml:space="preserve">(Priem et al., 2022)</w:t>
+      </w:r>
+      <w:r>
+        <w:t xml:space="preserve">. OpenAlex is a free, openly accessible scholarly metadata source that offers coverage and reference statistics broadly comparable to major proprietary databases such as Web of Science and Scopus, with particularly strong coverage of persistent identifiers (e.g. ORCID), while also providing a more balanced linguistic coverage than Web of Science, albeit with some remaining limitations in the accuracy and completeness of language metadata</w:t>
+      </w:r>
+      <w:r>
+        <w:t xml:space="preserve"> </w:t>
+      </w:r>
+      <w:r>
+        <w:t xml:space="preserve">(see, e.g., Céspedes et al., 2025; Culbert et al., 2025)</w:t>
+      </w:r>
+      <w:r>
+        <w:t xml:space="preserve">.</w:t>
+      </w:r>
+      <w:r>
+        <w:t xml:space="preserve"> </w:t>
+      </w:r>
+      <w:r>
+        <w:t xml:space="preserve">First, we constructed a set of institution records for all universities in our sample by assembling, for each institution, its preferred English and native names and using these variants to query the OpenAlex API for the corresponding institution entities. This procedure yields disambiguated institution identifiers, which we then attach to all occurrences of these universities in the scholar roster.</w:t>
+      </w:r>
+      <w:r>
+        <w:t xml:space="preserve"> </w:t>
+      </w:r>
+      <w:r>
+        <w:t xml:space="preserve">Second, OpenAlex author profiles are retrieved for each scholar by searching on their harmonized name and, where possible, constraining the search to the known institution identifiers. Our matching procedure explicitly allows each scholar to be linked to multiple OpenAlex author IDs, which is important because some individuals maintain more than one profile in OpenAlex due to ambiguous or shifting name forms across their publications.</w:t>
+      </w:r>
+      <w:r>
+        <w:t xml:space="preserve"> </w:t>
+      </w:r>
+      <w:r>
+        <w:t xml:space="preserve">Third, the resulting candidate author profiles are filtered using a combination of institutional overlap, name similarity thresholds, and a small set of manually curated exclusion rules. For every candidate author, the script computes a Jaro–Winkler similarity score between the OpenAlex display name and the query name and unpacks information on last known institutions, country codes, and persistent author identifiers. The implicit aim of this step is to systematically exclude false matches and retain a high-confidence mapping between our scholars and OpenAlex author IDs.</w:t>
+      </w:r>
+      <w:r>
+        <w:t xml:space="preserve"> </w:t>
+      </w:r>
+      <w:r>
+        <w:t xml:space="preserve">Fourth, all works associated with the selected author IDs are downloaded from OpenAlex and transformed into a tidy format in which each row represents a unique author-work combination, with compact author and work identifiers, publication year, document type, and coauthor information. Together, the scholar roster and linked OpenAlex records form the basis for the co-publishing networks analyzed in this paper. all code and intermediate outputs are documented and made available through the public replication package website.</w:t>
       </w:r>
     </w:p>
     <w:tbl>
@@ -874,18 +682,18 @@
                 <wp:inline>
                   <wp:extent cx="152400" cy="152400"/>
                   <wp:effectExtent b="0" l="0" r="0" t="0"/>
-                  <wp:docPr descr="" title="" id="26" name="Picture"/>
+                  <wp:docPr descr="" title="" id="24" name="Picture"/>
                   <a:graphic>
                     <a:graphicData uri="http://schemas.openxmlformats.org/drawingml/2006/picture">
                       <pic:pic>
                         <pic:nvPicPr>
-                          <pic:cNvPr descr="/Applications/quarto/share/formats/docx/note.png" id="27" name="Picture"/>
+                          <pic:cNvPr descr="/Applications/quarto/share/formats/docx/note.png" id="25" name="Picture"/>
                           <pic:cNvPicPr>
                             <a:picLocks noChangeArrowheads="1" noChangeAspect="1"/>
                           </pic:cNvPicPr>
                         </pic:nvPicPr>
                         <pic:blipFill>
-                          <a:blip r:embed="rId21"/>
+                          <a:blip r:embed="rId20"/>
                           <a:stretch>
                             <a:fillRect/>
                           </a:stretch>
@@ -939,16 +747,175 @@
               <w:pStyle w:val="BodyText"/>
             </w:pPr>
             <w:pPr>
-              <w:spacing w:before="16" w:after="16"/>
+              <w:spacing w:before="16"/>
             </w:pPr>
             <w:r>
-              <w:t xml:space="preserve">Add note over aggregation of this variable</w:t>
+              <w:t xml:space="preserve">Add note on sample selection and sample size. Potentially add flow-chart</w:t>
+            </w:r>
+          </w:p>
+          <w:p>
+            <w:pPr>
+              <w:pStyle w:val="BodyText"/>
+            </w:pPr>
+            <w:r>
+              <w:t xml:space="preserve">see</w:t>
+            </w:r>
+            <w:r>
+              <w:t xml:space="preserve"> </w:t>
+            </w:r>
+            <w:r>
+              <w:rPr>
+                <w:rStyle w:val="VerbatimChar"/>
+              </w:rPr>
+              <w:t xml:space="preserve">sample_attrition</w:t>
+            </w:r>
+            <w:r>
+              <w:t xml:space="preserve"> </w:t>
+            </w:r>
+            <w:r>
+              <w:t xml:space="preserve">in descriptive statistics for a numeric overview</w:t>
+            </w:r>
+          </w:p>
+          <w:p>
+            <w:pPr>
+              <w:pStyle w:val="BodyText"/>
+            </w:pPr>
+            <w:pPr>
+              <w:spacing w:after="16"/>
+            </w:pPr>
+            <w:r>
+              <w:t xml:space="preserve">Voor</w:t>
+            </w:r>
+            <w:r>
+              <w:t xml:space="preserve"> </w:t>
+            </w:r>
+            <w:r>
+              <w:rPr>
+                <w:rStyle w:val="VerbatimChar"/>
+              </w:rPr>
+              <w:t xml:space="preserve">work</w:t>
+            </w:r>
+            <w:r>
+              <w:t xml:space="preserve"> </w:t>
+            </w:r>
+            <w:r>
+              <w:t xml:space="preserve">or</w:t>
+            </w:r>
+            <w:r>
+              <w:t xml:space="preserve"> </w:t>
+            </w:r>
+            <w:r>
+              <w:rPr>
+                <w:rStyle w:val="VerbatimChar"/>
+              </w:rPr>
+              <w:t xml:space="preserve">edges</w:t>
+            </w:r>
+            <w:r>
+              <w:t xml:space="preserve"> </w:t>
+            </w:r>
+            <w:r>
+              <w:t xml:space="preserve">I’d like to make a similar overview.</w:t>
             </w:r>
           </w:p>
           <w:p/>
         </w:tc>
       </w:tr>
     </w:tbl>
+    <w:bookmarkEnd w:id="26"/>
+    <w:bookmarkStart w:id="36" w:name="variables"/>
+    <w:p>
+      <w:pPr>
+        <w:pStyle w:val="Heading3"/>
+      </w:pPr>
+      <w:r>
+        <w:t xml:space="preserve">Variables</w:t>
+      </w:r>
+    </w:p>
+    <w:bookmarkStart w:id="27" w:name="dependent-variable"/>
+    <w:p>
+      <w:pPr>
+        <w:pStyle w:val="Heading4"/>
+      </w:pPr>
+      <w:r>
+        <w:t xml:space="preserve">Dependent Variable</w:t>
+      </w:r>
+    </w:p>
+    <w:p>
+      <w:pPr>
+        <w:pStyle w:val="FirstParagraph"/>
+      </w:pPr>
+      <w:r>
+        <w:rPr>
+          <w:i/>
+          <w:iCs/>
+        </w:rPr>
+        <w:t xml:space="preserve">Collaboration</w:t>
+      </w:r>
+      <w:r>
+        <w:t xml:space="preserve">, the dependent variable, was operationalized as a binary co-publishing tie between pairs of scholars. Using the OpenAlex-based publication data described above, we identified all works in which any two scholars in our roster appeared together in the authorship list. For each pair of scholars, we then coded a tie as present (1) if they had coauthored at least one publication within the observation window, and absent (0) otherwise. This information was assembled into a series of adjacency matrices in which nodes represent scholars and undirected edges represent observed co-publishing relationships. These longitudinal collaboration networks form the outcome in our models, capturing both the existence and evolution of co-authorship ties over time.</w:t>
+      </w:r>
+    </w:p>
+    <w:bookmarkEnd w:id="27"/>
+    <w:bookmarkStart w:id="32" w:name="independent-variables"/>
+    <w:p>
+      <w:pPr>
+        <w:pStyle w:val="Heading4"/>
+      </w:pPr>
+      <w:r>
+        <w:t xml:space="preserve">Independent Variables</w:t>
+      </w:r>
+    </w:p>
+    <w:p>
+      <w:pPr>
+        <w:pStyle w:val="FirstParagraph"/>
+      </w:pPr>
+      <w:r>
+        <w:rPr>
+          <w:i/>
+          <w:iCs/>
+        </w:rPr>
+        <w:t xml:space="preserve">Gender</w:t>
+      </w:r>
+      <w:r>
+        <w:t xml:space="preserve"> </w:t>
+      </w:r>
+      <w:r>
+        <w:t xml:space="preserve">was operationalized as an inferred gender indicator based on scholars’ first names. We first used the</w:t>
+      </w:r>
+      <w:r>
+        <w:t xml:space="preserve"> </w:t>
+      </w:r>
+      <w:r>
+        <w:rPr>
+          <w:rStyle w:val="VerbatimChar"/>
+        </w:rPr>
+        <w:t xml:space="preserve">genderizeR</w:t>
+      </w:r>
+      <w:r>
+        <w:t xml:space="preserve"> </w:t>
+      </w:r>
+      <w:r>
+        <w:t xml:space="preserve">package to query the genderize.io database, which provides probabilistic gender assignments for first names based on large-scale social media data</w:t>
+      </w:r>
+      <w:r>
+        <w:t xml:space="preserve"> </w:t>
+      </w:r>
+      <w:r>
+        <w:t xml:space="preserve">(Wais, 2016, see also genderize.io documentation)</w:t>
+      </w:r>
+      <w:r>
+        <w:t xml:space="preserve">. The underlying database aggregates first-name and gender information for more than one hundred million individuals across a wide range of countries, and returns both a predicted gender and associated probability for each name. Using this API, we obtained an initial classification for all unique first names in our scholar roster. To improve coverage for names that are common in the Netherlands and reduce misclassification, we then matched first names to the Dutch public civil registry name database hosted by the Meertens Instituut (Nederlandse Voornamenbank), which contains all officially registered first names in the Netherlands and their distribution by sex over time</w:t>
+      </w:r>
+      <w:r>
+        <w:t xml:space="preserve"> </w:t>
+      </w:r>
+      <w:r>
+        <w:t xml:space="preserve">(Meertens Instituut, n.d.)</w:t>
+      </w:r>
+      <w:r>
+        <w:t xml:space="preserve">. Where available, this registry information was used to validate or refine the genderize.io-based assignments, especially for names with low counts or ambiguous probabilities in genderize.io.</w:t>
+      </w:r>
+    </w:p>
     <w:p>
       <w:pPr>
         <w:pStyle w:val="BodyText"/>
@@ -958,19 +925,52 @@
           <w:i/>
           <w:iCs/>
         </w:rPr>
-        <w:t xml:space="preserve">Position</w:t>
-      </w:r>
-      <w:r>
-        <w:t xml:space="preserve"> </w:t>
-      </w:r>
-      <w:r>
-        <w:t xml:space="preserve">was operationalized as an indicator of scholars’ academic rank/role within the Dutch university system. Starting from the free-text job titles collected from departmental staff pages, we first cleaned and standardized these titles (e.g.,</w:t>
-      </w:r>
-      <w:r>
-        <w:t xml:space="preserve"> </w:t>
-      </w:r>
-      <w:r>
-        <w:t xml:space="preserve">“universitair docent”</w:t>
+        <w:t xml:space="preserve">Origin</w:t>
+      </w:r>
+      <w:r>
+        <w:t xml:space="preserve"> </w:t>
+      </w:r>
+      <w:r>
+        <w:t xml:space="preserve">was operationalized as an inferred country-of-origin indicator based on scholars’ surnames. We first used the</w:t>
+      </w:r>
+      <w:r>
+        <w:t xml:space="preserve"> </w:t>
+      </w:r>
+      <w:r>
+        <w:rPr>
+          <w:rStyle w:val="VerbatimChar"/>
+        </w:rPr>
+        <w:t xml:space="preserve">DemografixeR</w:t>
+      </w:r>
+      <w:r>
+        <w:t xml:space="preserve"> </w:t>
+      </w:r>
+      <w:r>
+        <w:t xml:space="preserve">package to query the nationalize.io API, which provides probabilistic nationality assignments for last names based on large-scale web data</w:t>
+      </w:r>
+      <w:r>
+        <w:t xml:space="preserve"> </w:t>
+      </w:r>
+      <w:r>
+        <w:t xml:space="preserve">(Brenninkmeijer, 2025, see also nationalize.io documentation)</w:t>
+      </w:r>
+      <w:r>
+        <w:t xml:space="preserve">. The underlying database aggregates name-country occurrences from diverse online sources, and returns, for each surname, a set of country codes with associated probabilities. Using this API, we obtained an initial nationality distribution for all unique surnames in our scholar roster. To improve coverage for surnames that are common in the Netherlands and to correct systematic misclassifications, we then complemented these predictions with information from the Dutch Database of Surnames in the Netherlands (Nederlandse Familienamenbank), which reports the number of name bearers per surname and provides etymological notes on its origin and meaning</w:t>
+      </w:r>
+      <w:r>
+        <w:t xml:space="preserve"> </w:t>
+      </w:r>
+      <w:r>
+        <w:t xml:space="preserve">(Centrum voor familiegeschiedenis, n.d.)</w:t>
+      </w:r>
+      <w:r>
+        <w:t xml:space="preserve">. A custom scraping and parsing pipeline extracted origin-related signals from these etymology texts (e.g., language adjectives such as</w:t>
+      </w:r>
+      <w:r>
+        <w:t xml:space="preserve"> </w:t>
+      </w:r>
+      <w:r>
+        <w:t xml:space="preserve">“Nederlandse”</w:t>
       </w:r>
       <w:r>
         <w:t xml:space="preserve">,</w:t>
@@ -979,7 +979,25 @@
         <w:t xml:space="preserve"> </w:t>
       </w:r>
       <w:r>
-        <w:t xml:space="preserve">“universitair hoofddocent”</w:t>
+        <w:t xml:space="preserve">“Turkse”</w:t>
+      </w:r>
+      <w:r>
+        <w:t xml:space="preserve">, or</w:t>
+      </w:r>
+      <w:r>
+        <w:t xml:space="preserve"> </w:t>
+      </w:r>
+      <w:r>
+        <w:t xml:space="preserve">“Marokkaanse”</w:t>
+      </w:r>
+      <w:r>
+        <w:t xml:space="preserve">, references to specific countries or regions, and indicators of Dutch surname particles), and combined them with national occurrence counts. A manually curated patch file was used to correct ambiguous or frequently misclassified surnames. In a final harmonization step, we collapsed the various signals into a single cleaned origin label (e.g.,</w:t>
+      </w:r>
+      <w:r>
+        <w:t xml:space="preserve"> </w:t>
+      </w:r>
+      <w:r>
+        <w:t xml:space="preserve">“Nederlandse”</w:t>
       </w:r>
       <w:r>
         <w:t xml:space="preserve">,</w:t>
@@ -988,7 +1006,7 @@
         <w:t xml:space="preserve"> </w:t>
       </w:r>
       <w:r>
-        <w:t xml:space="preserve">“hoogleraar”</w:t>
+        <w:t xml:space="preserve">“Turkse”</w:t>
       </w:r>
       <w:r>
         <w:t xml:space="preserve">,</w:t>
@@ -997,7 +1015,7 @@
         <w:t xml:space="preserve"> </w:t>
       </w:r>
       <w:r>
-        <w:t xml:space="preserve">“postdoc-onderzoeker”</w:t>
+        <w:t xml:space="preserve">“Marokkaanse”</w:t>
       </w:r>
       <w:r>
         <w:t xml:space="preserve">,</w:t>
@@ -1006,187 +1024,10 @@
         <w:t xml:space="preserve"> </w:t>
       </w:r>
       <w:r>
-        <w:t xml:space="preserve">“promovendus”</w:t>
-      </w:r>
-      <w:r>
-        <w:t xml:space="preserve">) and translated them into a common English terminology. We then mapped all titles to a set of seven analytically meaningful categories:</w:t>
-      </w:r>
-      <w:r>
-        <w:t xml:space="preserve"> </w:t>
-      </w:r>
-      <w:r>
-        <w:rPr>
-          <w:i/>
-          <w:iCs/>
-        </w:rPr>
-        <w:t xml:space="preserve">PhD student</w:t>
-      </w:r>
-      <w:r>
-        <w:t xml:space="preserve">,</w:t>
-      </w:r>
-      <w:r>
-        <w:t xml:space="preserve"> </w:t>
-      </w:r>
-      <w:r>
-        <w:rPr>
-          <w:i/>
-          <w:iCs/>
-        </w:rPr>
-        <w:t xml:space="preserve">Postdoc</w:t>
-      </w:r>
-      <w:r>
-        <w:t xml:space="preserve">,</w:t>
-      </w:r>
-      <w:r>
-        <w:t xml:space="preserve"> </w:t>
-      </w:r>
-      <w:r>
-        <w:rPr>
-          <w:i/>
-          <w:iCs/>
-        </w:rPr>
-        <w:t xml:space="preserve">Lecturer</w:t>
-      </w:r>
-      <w:r>
-        <w:t xml:space="preserve">,</w:t>
-      </w:r>
-      <w:r>
-        <w:t xml:space="preserve"> </w:t>
-      </w:r>
-      <w:r>
-        <w:rPr>
-          <w:i/>
-          <w:iCs/>
-        </w:rPr>
-        <w:t xml:space="preserve">Researcher</w:t>
-      </w:r>
-      <w:r>
-        <w:t xml:space="preserve">,</w:t>
-      </w:r>
-      <w:r>
-        <w:t xml:space="preserve"> </w:t>
-      </w:r>
-      <w:r>
-        <w:rPr>
-          <w:i/>
-          <w:iCs/>
-        </w:rPr>
-        <w:t xml:space="preserve">Assistant professor</w:t>
-      </w:r>
-      <w:r>
-        <w:t xml:space="preserve">,</w:t>
-      </w:r>
-      <w:r>
-        <w:t xml:space="preserve"> </w:t>
-      </w:r>
-      <w:r>
-        <w:rPr>
-          <w:i/>
-          <w:iCs/>
-        </w:rPr>
-        <w:t xml:space="preserve">Associate professor</w:t>
-      </w:r>
-      <w:r>
-        <w:t xml:space="preserve">, and</w:t>
-      </w:r>
-      <w:r>
-        <w:t xml:space="preserve"> </w:t>
-      </w:r>
-      <w:r>
-        <w:rPr>
-          <w:i/>
-          <w:iCs/>
-        </w:rPr>
-        <w:t xml:space="preserve">Full professor</w:t>
-      </w:r>
-      <w:r>
-        <w:t xml:space="preserve">. In cases where multiple roles were listed for the same individual (e.g., combined teaching and research appointments or endowed/visiting positions), we applied a simple priority hierarchy that privileges structural career rank (professor &gt; associate professor &gt; assistant professor &gt; researcher/postdoc &gt; lecturer &gt; PhD student). The resulting harmonized variable therefore captures each scholar’s primary academic position.</w:t>
-      </w:r>
-    </w:p>
-    <w:p>
-      <w:pPr>
-        <w:pStyle w:val="BodyText"/>
-      </w:pPr>
-      <w:r>
-        <w:rPr>
-          <w:i/>
-          <w:iCs/>
-        </w:rPr>
-        <w:t xml:space="preserve">h-index</w:t>
-      </w:r>
-      <w:r>
-        <w:t xml:space="preserve"> </w:t>
-      </w:r>
-      <w:r>
-        <w:t xml:space="preserve">was used as a bibliometric indicator of scholars’ cumulative research impact. For each scholar, we drew on the OpenAlex publication and citation data linked to their author identifiers and calculated the Hirsch index, defined as the largest integer</w:t>
-      </w:r>
-      <w:r>
-        <w:t xml:space="preserve"> </w:t>
-      </w:r>
-      <w:r>
-        <w:rPr>
-          <w:i/>
-          <w:iCs/>
-        </w:rPr>
-        <w:t xml:space="preserve">h</w:t>
-      </w:r>
-      <w:r>
-        <w:t xml:space="preserve"> </w:t>
-      </w:r>
-      <w:r>
-        <w:t xml:space="preserve">such that the scholar has at least</w:t>
-      </w:r>
-      <w:r>
-        <w:t xml:space="preserve"> </w:t>
-      </w:r>
-      <w:r>
-        <w:rPr>
-          <w:i/>
-          <w:iCs/>
-        </w:rPr>
-        <w:t xml:space="preserve">h</w:t>
-      </w:r>
-      <w:r>
-        <w:t xml:space="preserve"> </w:t>
-      </w:r>
-      <w:r>
-        <w:t xml:space="preserve">publications with</w:t>
-      </w:r>
-      <w:r>
-        <w:t xml:space="preserve"> </w:t>
-      </w:r>
-      <m:oMath>
-        <m:r>
-          <m:rPr>
-            <m:sty m:val="p"/>
-          </m:rPr>
-          <m:t>≥</m:t>
-        </m:r>
-      </m:oMath>
-      <w:r>
-        <w:t xml:space="preserve"> </w:t>
-      </w:r>
-      <w:r>
-        <w:rPr>
-          <w:i/>
-          <w:iCs/>
-        </w:rPr>
-        <w:t xml:space="preserve">h</w:t>
-      </w:r>
-      <w:r>
-        <w:t xml:space="preserve"> </w:t>
-      </w:r>
-      <w:r>
-        <w:t xml:space="preserve">citations each</w:t>
-      </w:r>
-      <w:r>
-        <w:t xml:space="preserve"> </w:t>
-      </w:r>
-      <w:r>
-        <w:t xml:space="preserve">(Hirsch, 2005)</w:t>
-      </w:r>
-      <w:r>
-        <w:t xml:space="preserve">. We first assembled, for every scholar, the full set of works retrieved from OpenAlex, along with their citation counts at the time of data collection. These works were then sorted in descending order of citations, and the h-index was computed by identifying the point at which the number of publications equals or exceeds the citation threshold. The resulting measure reflects each scholar’s career-wide citation impact within the coverage of OpenAlex over the observation window and is used as a continuous indicator of scholarly standing in our analyses.</w:t>
+        <w:t xml:space="preserve">“Chinese”</w:t>
+      </w:r>
+      <w:r>
+        <w:t xml:space="preserve">) and mapped these labels to ISO 3166-1 alpha-2 country codes. The resulting variable captures, for each scholar, the most likely country-of-origin signal implied by their surname.</w:t>
       </w:r>
     </w:p>
     <w:tbl>
@@ -1241,7 +1082,382 @@
                           </pic:cNvPicPr>
                         </pic:nvPicPr>
                         <pic:blipFill>
-                          <a:blip r:embed="rId21"/>
+                          <a:blip r:embed="rId20"/>
+                          <a:stretch>
+                            <a:fillRect/>
+                          </a:stretch>
+                        </pic:blipFill>
+                        <pic:spPr bwMode="auto">
+                          <a:xfrm>
+                            <a:off x="0" y="0"/>
+                            <a:ext cx="152400" cy="152400"/>
+                          </a:xfrm>
+                          <a:prstGeom prst="rect">
+                            <a:avLst/>
+                          </a:prstGeom>
+                          <a:noFill/>
+                          <a:ln w="9525">
+                            <a:noFill/>
+                            <a:headEnd/>
+                            <a:tailEnd/>
+                          </a:ln>
+                        </pic:spPr>
+                      </pic:pic>
+                    </a:graphicData>
+                  </a:graphic>
+                </wp:inline>
+              </w:drawing>
+            </w:r>
+            <w:r>
+              <w:t xml:space="preserve"> </w:t>
+            </w:r>
+            <w:r>
+              <w:t xml:space="preserve"> </w:t>
+            </w:r>
+            <w:r>
+              <w:t xml:space="preserve">Note</w:t>
+            </w:r>
+          </w:p>
+        </w:tc>
+      </w:tr>
+      <w:tr>
+        <w:trPr>
+          <w:cantSplit/>
+        </w:trPr>
+        <w:tc>
+          <w:tcPr>
+            <w:tcMar>
+              <w:top w:w="108" w:type="dxa"/>
+              <w:bottom w:w="108" w:type="dxa"/>
+            </w:tcMar>
+          </w:tcPr>
+          <w:p>
+            <w:pPr>
+              <w:pStyle w:val="BodyText"/>
+            </w:pPr>
+            <w:pPr>
+              <w:spacing w:before="16"/>
+            </w:pPr>
+            <w:r>
+              <w:t xml:space="preserve">Add note over aggregation of this variable</w:t>
+            </w:r>
+          </w:p>
+          <w:p>
+            <w:pPr>
+              <w:pStyle w:val="BodyText"/>
+            </w:pPr>
+            <w:r>
+              <w:t xml:space="preserve">currently origin is aggregated to continent.</w:t>
+            </w:r>
+          </w:p>
+          <w:p>
+            <w:pPr>
+              <w:pStyle w:val="BodyText"/>
+            </w:pPr>
+            <w:pPr>
+              <w:spacing w:after="16"/>
+            </w:pPr>
+            <w:r>
+              <w:t xml:space="preserve">I’m considering to further aggregate it to netherlands, europe, other. (other suggestions?)</w:t>
+            </w:r>
+          </w:p>
+          <w:p/>
+        </w:tc>
+      </w:tr>
+    </w:tbl>
+    <w:p>
+      <w:pPr>
+        <w:pStyle w:val="BodyText"/>
+      </w:pPr>
+      <w:r>
+        <w:rPr>
+          <w:i/>
+          <w:iCs/>
+        </w:rPr>
+        <w:t xml:space="preserve">Position</w:t>
+      </w:r>
+      <w:r>
+        <w:t xml:space="preserve"> </w:t>
+      </w:r>
+      <w:r>
+        <w:t xml:space="preserve">was operationalized as an indicator of scholars’ academic rank/role within the Dutch university system. Starting from the free-text job titles collected from departmental staff pages, we first cleaned and standardized these titles (e.g.,</w:t>
+      </w:r>
+      <w:r>
+        <w:t xml:space="preserve"> </w:t>
+      </w:r>
+      <w:r>
+        <w:t xml:space="preserve">“universitair docent”</w:t>
+      </w:r>
+      <w:r>
+        <w:t xml:space="preserve">,</w:t>
+      </w:r>
+      <w:r>
+        <w:t xml:space="preserve"> </w:t>
+      </w:r>
+      <w:r>
+        <w:t xml:space="preserve">“universitair hoofddocent”</w:t>
+      </w:r>
+      <w:r>
+        <w:t xml:space="preserve">,</w:t>
+      </w:r>
+      <w:r>
+        <w:t xml:space="preserve"> </w:t>
+      </w:r>
+      <w:r>
+        <w:t xml:space="preserve">“hoogleraar”</w:t>
+      </w:r>
+      <w:r>
+        <w:t xml:space="preserve">,</w:t>
+      </w:r>
+      <w:r>
+        <w:t xml:space="preserve"> </w:t>
+      </w:r>
+      <w:r>
+        <w:t xml:space="preserve">“postdoc-onderzoeker”</w:t>
+      </w:r>
+      <w:r>
+        <w:t xml:space="preserve">,</w:t>
+      </w:r>
+      <w:r>
+        <w:t xml:space="preserve"> </w:t>
+      </w:r>
+      <w:r>
+        <w:t xml:space="preserve">“promovendus”</w:t>
+      </w:r>
+      <w:r>
+        <w:t xml:space="preserve">) and translated them into a common English terminology. We then mapped all titles to a set of seven analytically meaningful categories:</w:t>
+      </w:r>
+      <w:r>
+        <w:t xml:space="preserve"> </w:t>
+      </w:r>
+      <w:r>
+        <w:rPr>
+          <w:i/>
+          <w:iCs/>
+        </w:rPr>
+        <w:t xml:space="preserve">PhD student</w:t>
+      </w:r>
+      <w:r>
+        <w:t xml:space="preserve">,</w:t>
+      </w:r>
+      <w:r>
+        <w:t xml:space="preserve"> </w:t>
+      </w:r>
+      <w:r>
+        <w:rPr>
+          <w:i/>
+          <w:iCs/>
+        </w:rPr>
+        <w:t xml:space="preserve">Postdoc</w:t>
+      </w:r>
+      <w:r>
+        <w:t xml:space="preserve">,</w:t>
+      </w:r>
+      <w:r>
+        <w:t xml:space="preserve"> </w:t>
+      </w:r>
+      <w:r>
+        <w:rPr>
+          <w:i/>
+          <w:iCs/>
+        </w:rPr>
+        <w:t xml:space="preserve">Lecturer</w:t>
+      </w:r>
+      <w:r>
+        <w:t xml:space="preserve">,</w:t>
+      </w:r>
+      <w:r>
+        <w:t xml:space="preserve"> </w:t>
+      </w:r>
+      <w:r>
+        <w:rPr>
+          <w:i/>
+          <w:iCs/>
+        </w:rPr>
+        <w:t xml:space="preserve">Researcher</w:t>
+      </w:r>
+      <w:r>
+        <w:t xml:space="preserve">,</w:t>
+      </w:r>
+      <w:r>
+        <w:t xml:space="preserve"> </w:t>
+      </w:r>
+      <w:r>
+        <w:rPr>
+          <w:i/>
+          <w:iCs/>
+        </w:rPr>
+        <w:t xml:space="preserve">Assistant professor</w:t>
+      </w:r>
+      <w:r>
+        <w:t xml:space="preserve">,</w:t>
+      </w:r>
+      <w:r>
+        <w:t xml:space="preserve"> </w:t>
+      </w:r>
+      <w:r>
+        <w:rPr>
+          <w:i/>
+          <w:iCs/>
+        </w:rPr>
+        <w:t xml:space="preserve">Associate professor</w:t>
+      </w:r>
+      <w:r>
+        <w:t xml:space="preserve">, and</w:t>
+      </w:r>
+      <w:r>
+        <w:t xml:space="preserve"> </w:t>
+      </w:r>
+      <w:r>
+        <w:rPr>
+          <w:i/>
+          <w:iCs/>
+        </w:rPr>
+        <w:t xml:space="preserve">Full professor</w:t>
+      </w:r>
+      <w:r>
+        <w:t xml:space="preserve">. In cases where multiple roles were listed for the same individual (e.g., combined teaching and research appointments or endowed/visiting positions), we applied a simple priority hierarchy that privileges structural career rank (professor &gt; associate professor &gt; assistant professor &gt; researcher/postdoc &gt; lecturer &gt; PhD student). The resulting harmonized variable therefore captures each scholar’s primary academic position.</w:t>
+      </w:r>
+    </w:p>
+    <w:p>
+      <w:pPr>
+        <w:pStyle w:val="BodyText"/>
+      </w:pPr>
+      <w:r>
+        <w:rPr>
+          <w:i/>
+          <w:iCs/>
+        </w:rPr>
+        <w:t xml:space="preserve">h-index</w:t>
+      </w:r>
+      <w:r>
+        <w:t xml:space="preserve"> </w:t>
+      </w:r>
+      <w:r>
+        <w:t xml:space="preserve">was used as a bibliometric indicator of scholars’ cumulative research impact. For each scholar, we drew on the OpenAlex publication and citation data linked to their author identifiers and calculated the Hirsch index, defined as the largest integer</w:t>
+      </w:r>
+      <w:r>
+        <w:t xml:space="preserve"> </w:t>
+      </w:r>
+      <w:r>
+        <w:rPr>
+          <w:i/>
+          <w:iCs/>
+        </w:rPr>
+        <w:t xml:space="preserve">h</w:t>
+      </w:r>
+      <w:r>
+        <w:t xml:space="preserve"> </w:t>
+      </w:r>
+      <w:r>
+        <w:t xml:space="preserve">such that the scholar has at least</w:t>
+      </w:r>
+      <w:r>
+        <w:t xml:space="preserve"> </w:t>
+      </w:r>
+      <w:r>
+        <w:rPr>
+          <w:i/>
+          <w:iCs/>
+        </w:rPr>
+        <w:t xml:space="preserve">h</w:t>
+      </w:r>
+      <w:r>
+        <w:t xml:space="preserve"> </w:t>
+      </w:r>
+      <w:r>
+        <w:t xml:space="preserve">publications with</w:t>
+      </w:r>
+      <w:r>
+        <w:t xml:space="preserve"> </w:t>
+      </w:r>
+      <m:oMath>
+        <m:r>
+          <m:rPr>
+            <m:sty m:val="p"/>
+          </m:rPr>
+          <m:t>≥</m:t>
+        </m:r>
+      </m:oMath>
+      <w:r>
+        <w:t xml:space="preserve"> </w:t>
+      </w:r>
+      <w:r>
+        <w:rPr>
+          <w:i/>
+          <w:iCs/>
+        </w:rPr>
+        <w:t xml:space="preserve">h</w:t>
+      </w:r>
+      <w:r>
+        <w:t xml:space="preserve"> </w:t>
+      </w:r>
+      <w:r>
+        <w:t xml:space="preserve">citations each</w:t>
+      </w:r>
+      <w:r>
+        <w:t xml:space="preserve"> </w:t>
+      </w:r>
+      <w:r>
+        <w:t xml:space="preserve">(Hirsch, 2005)</w:t>
+      </w:r>
+      <w:r>
+        <w:t xml:space="preserve">. We first assembled, for every scholar, the full set of works retrieved from OpenAlex, along with their citation counts at the time of data collection. These works were then sorted in descending order of citations, and the h-index was computed by identifying the point at which the number of publications equals or exceeds the citation threshold. The resulting measure reflects each scholar’s career-wide citation impact within the coverage of OpenAlex over the observation window and is used as a continuous indicator of scholarly standing in our analyses.</w:t>
+      </w:r>
+    </w:p>
+    <w:tbl>
+      <w:tblPr>
+        <w:tblStyle w:val="Table"/>
+        <w:tblLook w:firstRow="0" w:lastRow="0" w:firstColumn="0" w:lastColumn="0" w:noHBand="0" w:noVBand="0" w:val="0000"/>
+        <w:tblBorders>
+          <w:top w:val="single" w:sz="4" w:space="0" w:color="0758E5"/>
+          <w:left w:val="single" w:sz="24" w:space="0" w:color="0758E5"/>
+          <w:bottom w:val="single" w:sz="4" w:space="0" w:color="0758E5"/>
+          <w:right w:val="single" w:sz="4" w:space="0" w:color="0758E5"/>
+        </w:tblBorders>
+        <w:tblCellMar>
+          <w:left w:w="144" w:type="dxa"/>
+          <w:right w:w="144" w:type="dxa"/>
+        </w:tblCellMar>
+        <w:tblLook w:firstRow="0" w:lastRow="0" w:firstColumn="0" w:lastColumn="0" w:noHBand="0" w:noVBand="0" w:val="0000"/>
+      </w:tblPr>
+      <w:tr>
+        <w:trPr>
+          <w:cantSplit/>
+        </w:trPr>
+        <w:tc>
+          <w:tcPr>
+            <w:shd w:color="auto" w:fill="dae6fb" w:val="clear"/>
+            <w:tcMar>
+              <w:top w:w="92" w:type="dxa"/>
+              <w:bottom w:w="92" w:type="dxa"/>
+            </w:tcMar>
+          </w:tcPr>
+          <w:p>
+            <w:pPr>
+              <w:pStyle w:val="BodyText"/>
+            </w:pPr>
+            <w:pPr>
+              <w:spacing w:before="0" w:after="0"/>
+              <w:textAlignment w:val="center"/>
+            </w:pPr>
+            <w:r>
+              <w:drawing>
+                <wp:inline>
+                  <wp:extent cx="152400" cy="152400"/>
+                  <wp:effectExtent b="0" l="0" r="0" t="0"/>
+                  <wp:docPr descr="" title="" id="30" name="Picture"/>
+                  <a:graphic>
+                    <a:graphicData uri="http://schemas.openxmlformats.org/drawingml/2006/picture">
+                      <pic:pic>
+                        <pic:nvPicPr>
+                          <pic:cNvPr descr="/Applications/quarto/share/formats/docx/note.png" id="31" name="Picture"/>
+                          <pic:cNvPicPr>
+                            <a:picLocks noChangeArrowheads="1" noChangeAspect="1"/>
+                          </pic:cNvPicPr>
+                        </pic:nvPicPr>
+                        <pic:blipFill>
+                          <a:blip r:embed="rId20"/>
                           <a:stretch>
                             <a:fillRect/>
                           </a:stretch>
@@ -1305,8 +1521,8 @@
         </w:tc>
       </w:tr>
     </w:tbl>
-    <w:bookmarkEnd w:id="30"/>
-    <w:bookmarkStart w:id="31" w:name="control-variables"/>
+    <w:bookmarkEnd w:id="32"/>
+    <w:bookmarkStart w:id="35" w:name="control-variables"/>
     <w:p>
       <w:pPr>
         <w:pStyle w:val="Heading4"/>
@@ -1351,9 +1567,140 @@
         <w:t xml:space="preserve">indicates whether a scholar is employed in sociology or political science, derived from the manually coded departmental information in the initial staff rosters and coded as a binary indicator for sociology versus political science. We include discipline as a control variable to capture field-specific norms in publishing, collaboration rates, and typical team sizes that could otherwise confound observed differences in network positions and outcomes.</w:t>
       </w:r>
     </w:p>
-    <w:bookmarkEnd w:id="31"/>
-    <w:bookmarkEnd w:id="32"/>
-    <w:bookmarkStart w:id="33" w:name="analytical-approach"/>
+    <w:tbl>
+      <w:tblPr>
+        <w:tblStyle w:val="Table"/>
+        <w:tblLook w:firstRow="0" w:lastRow="0" w:firstColumn="0" w:lastColumn="0" w:noHBand="0" w:noVBand="0" w:val="0000"/>
+        <w:tblBorders>
+          <w:top w:val="single" w:sz="4" w:space="0" w:color="0758E5"/>
+          <w:left w:val="single" w:sz="24" w:space="0" w:color="0758E5"/>
+          <w:bottom w:val="single" w:sz="4" w:space="0" w:color="0758E5"/>
+          <w:right w:val="single" w:sz="4" w:space="0" w:color="0758E5"/>
+        </w:tblBorders>
+        <w:tblCellMar>
+          <w:left w:w="144" w:type="dxa"/>
+          <w:right w:w="144" w:type="dxa"/>
+        </w:tblCellMar>
+        <w:tblLook w:firstRow="0" w:lastRow="0" w:firstColumn="0" w:lastColumn="0" w:noHBand="0" w:noVBand="0" w:val="0000"/>
+      </w:tblPr>
+      <w:tr>
+        <w:trPr>
+          <w:cantSplit/>
+        </w:trPr>
+        <w:tc>
+          <w:tcPr>
+            <w:shd w:color="auto" w:fill="dae6fb" w:val="clear"/>
+            <w:tcMar>
+              <w:top w:w="92" w:type="dxa"/>
+              <w:bottom w:w="92" w:type="dxa"/>
+            </w:tcMar>
+          </w:tcPr>
+          <w:p>
+            <w:pPr>
+              <w:pStyle w:val="BodyText"/>
+            </w:pPr>
+            <w:pPr>
+              <w:spacing w:before="0" w:after="0"/>
+              <w:textAlignment w:val="center"/>
+            </w:pPr>
+            <w:r>
+              <w:drawing>
+                <wp:inline>
+                  <wp:extent cx="152400" cy="152400"/>
+                  <wp:effectExtent b="0" l="0" r="0" t="0"/>
+                  <wp:docPr descr="" title="" id="33" name="Picture"/>
+                  <a:graphic>
+                    <a:graphicData uri="http://schemas.openxmlformats.org/drawingml/2006/picture">
+                      <pic:pic>
+                        <pic:nvPicPr>
+                          <pic:cNvPr descr="/Applications/quarto/share/formats/docx/note.png" id="34" name="Picture"/>
+                          <pic:cNvPicPr>
+                            <a:picLocks noChangeArrowheads="1" noChangeAspect="1"/>
+                          </pic:cNvPicPr>
+                        </pic:nvPicPr>
+                        <pic:blipFill>
+                          <a:blip r:embed="rId20"/>
+                          <a:stretch>
+                            <a:fillRect/>
+                          </a:stretch>
+                        </pic:blipFill>
+                        <pic:spPr bwMode="auto">
+                          <a:xfrm>
+                            <a:off x="0" y="0"/>
+                            <a:ext cx="152400" cy="152400"/>
+                          </a:xfrm>
+                          <a:prstGeom prst="rect">
+                            <a:avLst/>
+                          </a:prstGeom>
+                          <a:noFill/>
+                          <a:ln w="9525">
+                            <a:noFill/>
+                            <a:headEnd/>
+                            <a:tailEnd/>
+                          </a:ln>
+                        </pic:spPr>
+                      </pic:pic>
+                    </a:graphicData>
+                  </a:graphic>
+                </wp:inline>
+              </w:drawing>
+            </w:r>
+            <w:r>
+              <w:t xml:space="preserve"> </w:t>
+            </w:r>
+            <w:r>
+              <w:t xml:space="preserve"> </w:t>
+            </w:r>
+            <w:r>
+              <w:t xml:space="preserve">Note</w:t>
+            </w:r>
+          </w:p>
+        </w:tc>
+      </w:tr>
+      <w:tr>
+        <w:trPr>
+          <w:cantSplit/>
+        </w:trPr>
+        <w:tc>
+          <w:tcPr>
+            <w:tcMar>
+              <w:top w:w="108" w:type="dxa"/>
+              <w:bottom w:w="108" w:type="dxa"/>
+            </w:tcMar>
+          </w:tcPr>
+          <w:p>
+            <w:pPr>
+              <w:pStyle w:val="BodyText"/>
+            </w:pPr>
+            <w:pPr>
+              <w:spacing w:before="16" w:after="16"/>
+            </w:pPr>
+            <w:r>
+              <w:t xml:space="preserve">See</w:t>
+            </w:r>
+            <w:r>
+              <w:t xml:space="preserve"> </w:t>
+            </w:r>
+            <w:r>
+              <w:rPr>
+                <w:rStyle w:val="VerbatimChar"/>
+              </w:rPr>
+              <w:t xml:space="preserve">cat_desc</w:t>
+            </w:r>
+            <w:r>
+              <w:t xml:space="preserve"> </w:t>
+            </w:r>
+            <w:r>
+              <w:t xml:space="preserve">for a summary statistics table</w:t>
+            </w:r>
+          </w:p>
+          <w:p/>
+        </w:tc>
+      </w:tr>
+    </w:tbl>
+    <w:bookmarkEnd w:id="35"/>
+    <w:bookmarkEnd w:id="36"/>
+    <w:bookmarkStart w:id="40" w:name="analytical-approach"/>
     <w:p>
       <w:pPr>
         <w:pStyle w:val="Heading3"/>
@@ -1362,9 +1709,131 @@
         <w:t xml:space="preserve">Analytical Approach</w:t>
       </w:r>
     </w:p>
-    <w:bookmarkEnd w:id="33"/>
-    <w:bookmarkEnd w:id="34"/>
-    <w:bookmarkStart w:id="133" w:name="references"/>
+    <w:tbl>
+      <w:tblPr>
+        <w:tblStyle w:val="Table"/>
+        <w:tblLook w:firstRow="0" w:lastRow="0" w:firstColumn="0" w:lastColumn="0" w:noHBand="0" w:noVBand="0" w:val="0000"/>
+        <w:tblBorders>
+          <w:top w:val="single" w:sz="4" w:space="0" w:color="00A047"/>
+          <w:left w:val="single" w:sz="24" w:space="0" w:color="00A047"/>
+          <w:bottom w:val="single" w:sz="4" w:space="0" w:color="00A047"/>
+          <w:right w:val="single" w:sz="4" w:space="0" w:color="00A047"/>
+        </w:tblBorders>
+        <w:tblCellMar>
+          <w:left w:w="144" w:type="dxa"/>
+          <w:right w:w="144" w:type="dxa"/>
+        </w:tblCellMar>
+        <w:tblLook w:firstRow="0" w:lastRow="0" w:firstColumn="0" w:lastColumn="0" w:noHBand="0" w:noVBand="0" w:val="0000"/>
+      </w:tblPr>
+      <w:tr>
+        <w:trPr>
+          <w:cantSplit/>
+        </w:trPr>
+        <w:tc>
+          <w:tcPr>
+            <w:shd w:color="auto" w:fill="ccf1e3" w:val="clear"/>
+            <w:tcMar>
+              <w:top w:w="92" w:type="dxa"/>
+              <w:bottom w:w="92" w:type="dxa"/>
+            </w:tcMar>
+          </w:tcPr>
+          <w:p>
+            <w:pPr>
+              <w:pStyle w:val="FirstParagraph"/>
+            </w:pPr>
+            <w:pPr>
+              <w:spacing w:before="0" w:after="0"/>
+              <w:textAlignment w:val="center"/>
+            </w:pPr>
+            <w:r>
+              <w:drawing>
+                <wp:inline>
+                  <wp:extent cx="152400" cy="152400"/>
+                  <wp:effectExtent b="0" l="0" r="0" t="0"/>
+                  <wp:docPr descr="" title="" id="38" name="Picture"/>
+                  <a:graphic>
+                    <a:graphicData uri="http://schemas.openxmlformats.org/drawingml/2006/picture">
+                      <pic:pic>
+                        <pic:nvPicPr>
+                          <pic:cNvPr descr="/Applications/quarto/share/formats/docx/tip.png" id="39" name="Picture"/>
+                          <pic:cNvPicPr>
+                            <a:picLocks noChangeArrowheads="1" noChangeAspect="1"/>
+                          </pic:cNvPicPr>
+                        </pic:nvPicPr>
+                        <pic:blipFill>
+                          <a:blip r:embed="rId37"/>
+                          <a:stretch>
+                            <a:fillRect/>
+                          </a:stretch>
+                        </pic:blipFill>
+                        <pic:spPr bwMode="auto">
+                          <a:xfrm>
+                            <a:off x="0" y="0"/>
+                            <a:ext cx="152400" cy="152400"/>
+                          </a:xfrm>
+                          <a:prstGeom prst="rect">
+                            <a:avLst/>
+                          </a:prstGeom>
+                          <a:noFill/>
+                          <a:ln w="9525">
+                            <a:noFill/>
+                            <a:headEnd/>
+                            <a:tailEnd/>
+                          </a:ln>
+                        </pic:spPr>
+                      </pic:pic>
+                    </a:graphicData>
+                  </a:graphic>
+                </wp:inline>
+              </w:drawing>
+            </w:r>
+            <w:r>
+              <w:t xml:space="preserve"> </w:t>
+            </w:r>
+            <w:r>
+              <w:t xml:space="preserve"> </w:t>
+            </w:r>
+            <w:r>
+              <w:t xml:space="preserve">Tip</w:t>
+            </w:r>
+          </w:p>
+        </w:tc>
+      </w:tr>
+      <w:tr>
+        <w:trPr>
+          <w:cantSplit/>
+        </w:trPr>
+        <w:tc>
+          <w:tcPr>
+            <w:tcMar>
+              <w:top w:w="108" w:type="dxa"/>
+              <w:bottom w:w="108" w:type="dxa"/>
+            </w:tcMar>
+          </w:tcPr>
+          <w:p>
+            <w:pPr>
+              <w:pStyle w:val="BodyText"/>
+            </w:pPr>
+            <w:pPr>
+              <w:spacing w:before="16" w:after="16"/>
+            </w:pPr>
+            <w:r>
+              <w:t xml:space="preserve">@ jochem zouden wij hierover kunnen praten en samen het werk verdelen voor het</w:t>
+            </w:r>
+            <w:r>
+              <w:t xml:space="preserve"> </w:t>
+            </w:r>
+            <w:r>
+              <w:t xml:space="preserve">beschrijven van de analytische strategie</w:t>
+            </w:r>
+          </w:p>
+          <w:p/>
+        </w:tc>
+      </w:tr>
+    </w:tbl>
+    <w:bookmarkEnd w:id="40"/>
+    <w:bookmarkEnd w:id="41"/>
+    <w:bookmarkStart w:id="140" w:name="references"/>
     <w:p>
       <w:pPr>
         <w:pStyle w:val="Heading2"/>
@@ -1373,8 +1842,8 @@
         <w:t xml:space="preserve">References</w:t>
       </w:r>
     </w:p>
-    <w:bookmarkStart w:id="132" w:name="refs"/>
-    <w:bookmarkStart w:id="36" w:name="ref-abbasi2011"/>
+    <w:bookmarkStart w:id="139" w:name="refs"/>
+    <w:bookmarkStart w:id="43" w:name="ref-abbasi2011"/>
     <w:p>
       <w:pPr>
         <w:pStyle w:val="Bibliography"/>
@@ -1411,7 +1880,7 @@
       <w:r>
         <w:t xml:space="preserve"> </w:t>
       </w:r>
-      <w:hyperlink r:id="rId35">
+      <w:hyperlink r:id="rId42">
         <w:r>
           <w:rPr>
             <w:rStyle w:val="Hyperlink"/>
@@ -1420,8 +1889,8 @@
         </w:r>
       </w:hyperlink>
     </w:p>
-    <w:bookmarkEnd w:id="36"/>
-    <w:bookmarkStart w:id="38" w:name="ref-allison1987"/>
+    <w:bookmarkEnd w:id="43"/>
+    <w:bookmarkStart w:id="45" w:name="ref-allison1987"/>
     <w:p>
       <w:pPr>
         <w:pStyle w:val="Bibliography"/>
@@ -1458,7 +1927,7 @@
       <w:r>
         <w:t xml:space="preserve"> </w:t>
       </w:r>
-      <w:hyperlink r:id="rId37">
+      <w:hyperlink r:id="rId44">
         <w:r>
           <w:rPr>
             <w:rStyle w:val="Hyperlink"/>
@@ -1467,8 +1936,8 @@
         </w:r>
       </w:hyperlink>
     </w:p>
-    <w:bookmarkEnd w:id="38"/>
-    <w:bookmarkStart w:id="40" w:name="ref-allison1990"/>
+    <w:bookmarkEnd w:id="45"/>
+    <w:bookmarkStart w:id="47" w:name="ref-allison1990"/>
     <w:p>
       <w:pPr>
         <w:pStyle w:val="Bibliography"/>
@@ -1505,7 +1974,7 @@
       <w:r>
         <w:t xml:space="preserve"> </w:t>
       </w:r>
-      <w:hyperlink r:id="rId39">
+      <w:hyperlink r:id="rId46">
         <w:r>
           <w:rPr>
             <w:rStyle w:val="Hyperlink"/>
@@ -1514,8 +1983,8 @@
         </w:r>
       </w:hyperlink>
     </w:p>
-    <w:bookmarkEnd w:id="40"/>
-    <w:bookmarkStart w:id="42" w:name="ref-barabasi1999"/>
+    <w:bookmarkEnd w:id="47"/>
+    <w:bookmarkStart w:id="49" w:name="ref-barabasi1999"/>
     <w:p>
       <w:pPr>
         <w:pStyle w:val="Bibliography"/>
@@ -1552,7 +2021,7 @@
       <w:r>
         <w:t xml:space="preserve"> </w:t>
       </w:r>
-      <w:hyperlink r:id="rId41">
+      <w:hyperlink r:id="rId48">
         <w:r>
           <w:rPr>
             <w:rStyle w:val="Hyperlink"/>
@@ -1561,8 +2030,8 @@
         </w:r>
       </w:hyperlink>
     </w:p>
-    <w:bookmarkEnd w:id="42"/>
-    <w:bookmarkStart w:id="44" w:name="ref-barrios2013"/>
+    <w:bookmarkEnd w:id="49"/>
+    <w:bookmarkStart w:id="51" w:name="ref-barrios2013"/>
     <w:p>
       <w:pPr>
         <w:pStyle w:val="Bibliography"/>
@@ -1599,7 +2068,7 @@
       <w:r>
         <w:t xml:space="preserve"> </w:t>
       </w:r>
-      <w:hyperlink r:id="rId43">
+      <w:hyperlink r:id="rId50">
         <w:r>
           <w:rPr>
             <w:rStyle w:val="Hyperlink"/>
@@ -1608,8 +2077,8 @@
         </w:r>
       </w:hyperlink>
     </w:p>
-    <w:bookmarkEnd w:id="44"/>
-    <w:bookmarkStart w:id="46" w:name="ref-bojanowski2020"/>
+    <w:bookmarkEnd w:id="51"/>
+    <w:bookmarkStart w:id="53" w:name="ref-bojanowski2020"/>
     <w:p>
       <w:pPr>
         <w:pStyle w:val="Bibliography"/>
@@ -1658,7 +2127,7 @@
       <w:r>
         <w:t xml:space="preserve"> </w:t>
       </w:r>
-      <w:hyperlink r:id="rId45">
+      <w:hyperlink r:id="rId52">
         <w:r>
           <w:rPr>
             <w:rStyle w:val="Hyperlink"/>
@@ -1667,8 +2136,8 @@
         </w:r>
       </w:hyperlink>
     </w:p>
-    <w:bookmarkEnd w:id="46"/>
-    <w:bookmarkStart w:id="48" w:name="ref-bol2023"/>
+    <w:bookmarkEnd w:id="53"/>
+    <w:bookmarkStart w:id="55" w:name="ref-bol2023"/>
     <w:p>
       <w:pPr>
         <w:pStyle w:val="Bibliography"/>
@@ -1717,7 +2186,7 @@
       <w:r>
         <w:t xml:space="preserve"> </w:t>
       </w:r>
-      <w:hyperlink r:id="rId47">
+      <w:hyperlink r:id="rId54">
         <w:r>
           <w:rPr>
             <w:rStyle w:val="Hyperlink"/>
@@ -1726,8 +2195,8 @@
         </w:r>
       </w:hyperlink>
     </w:p>
-    <w:bookmarkEnd w:id="48"/>
-    <w:bookmarkStart w:id="49" w:name="ref-bourdieu1988"/>
+    <w:bookmarkEnd w:id="55"/>
+    <w:bookmarkStart w:id="56" w:name="ref-bourdieu1988"/>
     <w:p>
       <w:pPr>
         <w:pStyle w:val="Bibliography"/>
@@ -1763,8 +2232,8 @@
         <w:t xml:space="preserve">. Stanford University Press.</w:t>
       </w:r>
     </w:p>
-    <w:bookmarkEnd w:id="49"/>
-    <w:bookmarkStart w:id="50" w:name="ref-brenninkmeijer2025"/>
+    <w:bookmarkEnd w:id="56"/>
+    <w:bookmarkStart w:id="57" w:name="ref-brenninkmeijer2025"/>
     <w:p>
       <w:pPr>
         <w:pStyle w:val="Bibliography"/>
@@ -1786,8 +2255,8 @@
         <w:t xml:space="preserve">. https://github.com/matbmeijer/DemografixeR.</w:t>
       </w:r>
     </w:p>
-    <w:bookmarkEnd w:id="50"/>
-    <w:bookmarkStart w:id="52" w:name="ref-burt1998"/>
+    <w:bookmarkEnd w:id="57"/>
+    <w:bookmarkStart w:id="59" w:name="ref-burt1998"/>
     <w:p>
       <w:pPr>
         <w:pStyle w:val="Bibliography"/>
@@ -1824,7 +2293,7 @@
       <w:r>
         <w:t xml:space="preserve"> </w:t>
       </w:r>
-      <w:hyperlink r:id="rId51">
+      <w:hyperlink r:id="rId58">
         <w:r>
           <w:rPr>
             <w:rStyle w:val="Hyperlink"/>
@@ -1833,8 +2302,8 @@
         </w:r>
       </w:hyperlink>
     </w:p>
-    <w:bookmarkEnd w:id="52"/>
-    <w:bookmarkStart w:id="53" w:name="ref-centrumvoorfamiliegeschiedenis"/>
+    <w:bookmarkEnd w:id="59"/>
+    <w:bookmarkStart w:id="60" w:name="ref-centrumvoorfamiliegeschiedenis"/>
     <w:p>
       <w:pPr>
         <w:pStyle w:val="Bibliography"/>
@@ -1870,8 +2339,8 @@
         <w:t xml:space="preserve">. https://www.cbgfamilienamen.nl/nfb/index.php.</w:t>
       </w:r>
     </w:p>
-    <w:bookmarkEnd w:id="53"/>
-    <w:bookmarkStart w:id="55" w:name="ref-cespedes2025"/>
+    <w:bookmarkEnd w:id="60"/>
+    <w:bookmarkStart w:id="62" w:name="ref-cespedes2025"/>
     <w:p>
       <w:pPr>
         <w:pStyle w:val="Bibliography"/>
@@ -1929,7 +2398,7 @@
       <w:r>
         <w:t xml:space="preserve"> </w:t>
       </w:r>
-      <w:hyperlink r:id="rId54">
+      <w:hyperlink r:id="rId61">
         <w:r>
           <w:rPr>
             <w:rStyle w:val="Hyperlink"/>
@@ -1938,8 +2407,8 @@
         </w:r>
       </w:hyperlink>
     </w:p>
-    <w:bookmarkEnd w:id="55"/>
-    <w:bookmarkStart w:id="56" w:name="ref-crenshaw1989"/>
+    <w:bookmarkEnd w:id="62"/>
+    <w:bookmarkStart w:id="63" w:name="ref-crenshaw1989"/>
     <w:p>
       <w:pPr>
         <w:pStyle w:val="Bibliography"/>
@@ -1986,8 +2455,8 @@
         <w:t xml:space="preserve">, 139–167.</w:t>
       </w:r>
     </w:p>
-    <w:bookmarkEnd w:id="56"/>
-    <w:bookmarkStart w:id="58" w:name="ref-culbert2025"/>
+    <w:bookmarkEnd w:id="63"/>
+    <w:bookmarkStart w:id="65" w:name="ref-culbert2025"/>
     <w:p>
       <w:pPr>
         <w:pStyle w:val="Bibliography"/>
@@ -2069,7 +2538,7 @@
       <w:r>
         <w:t xml:space="preserve"> </w:t>
       </w:r>
-      <w:hyperlink r:id="rId57">
+      <w:hyperlink r:id="rId64">
         <w:r>
           <w:rPr>
             <w:rStyle w:val="Hyperlink"/>
@@ -2078,8 +2547,8 @@
         </w:r>
       </w:hyperlink>
     </w:p>
-    <w:bookmarkEnd w:id="58"/>
-    <w:bookmarkStart w:id="60" w:name="ref-ductor2015"/>
+    <w:bookmarkEnd w:id="65"/>
+    <w:bookmarkStart w:id="67" w:name="ref-ductor2015"/>
     <w:p>
       <w:pPr>
         <w:pStyle w:val="Bibliography"/>
@@ -2137,7 +2606,7 @@
       <w:r>
         <w:t xml:space="preserve"> </w:t>
       </w:r>
-      <w:hyperlink r:id="rId59">
+      <w:hyperlink r:id="rId66">
         <w:r>
           <w:rPr>
             <w:rStyle w:val="Hyperlink"/>
@@ -2146,8 +2615,8 @@
         </w:r>
       </w:hyperlink>
     </w:p>
-    <w:bookmarkEnd w:id="60"/>
-    <w:bookmarkStart w:id="62" w:name="ref-ebadi2015"/>
+    <w:bookmarkEnd w:id="67"/>
+    <w:bookmarkStart w:id="69" w:name="ref-ebadi2015"/>
     <w:p>
       <w:pPr>
         <w:pStyle w:val="Bibliography"/>
@@ -2184,7 +2653,7 @@
       <w:r>
         <w:t xml:space="preserve"> </w:t>
       </w:r>
-      <w:hyperlink r:id="rId61">
+      <w:hyperlink r:id="rId68">
         <w:r>
           <w:rPr>
             <w:rStyle w:val="Hyperlink"/>
@@ -2193,8 +2662,8 @@
         </w:r>
       </w:hyperlink>
     </w:p>
-    <w:bookmarkEnd w:id="62"/>
-    <w:bookmarkStart w:id="64" w:name="ref-gao2022"/>
+    <w:bookmarkEnd w:id="69"/>
+    <w:bookmarkStart w:id="71" w:name="ref-gao2022"/>
     <w:p>
       <w:pPr>
         <w:pStyle w:val="Bibliography"/>
@@ -2243,7 +2712,7 @@
       <w:r>
         <w:t xml:space="preserve"> </w:t>
       </w:r>
-      <w:hyperlink r:id="rId63">
+      <w:hyperlink r:id="rId70">
         <w:r>
           <w:rPr>
             <w:rStyle w:val="Hyperlink"/>
@@ -2252,8 +2721,8 @@
         </w:r>
       </w:hyperlink>
     </w:p>
-    <w:bookmarkEnd w:id="64"/>
-    <w:bookmarkStart w:id="66" w:name="ref-gondal2011"/>
+    <w:bookmarkEnd w:id="71"/>
+    <w:bookmarkStart w:id="73" w:name="ref-gondal2011"/>
     <w:p>
       <w:pPr>
         <w:pStyle w:val="Bibliography"/>
@@ -2302,7 +2771,7 @@
       <w:r>
         <w:t xml:space="preserve"> </w:t>
       </w:r>
-      <w:hyperlink r:id="rId65">
+      <w:hyperlink r:id="rId72">
         <w:r>
           <w:rPr>
             <w:rStyle w:val="Hyperlink"/>
@@ -2311,8 +2780,8 @@
         </w:r>
       </w:hyperlink>
     </w:p>
-    <w:bookmarkEnd w:id="66"/>
-    <w:bookmarkStart w:id="68" w:name="ref-gondal2018"/>
+    <w:bookmarkEnd w:id="73"/>
+    <w:bookmarkStart w:id="75" w:name="ref-gondal2018"/>
     <w:p>
       <w:pPr>
         <w:pStyle w:val="Bibliography"/>
@@ -2379,7 +2848,7 @@
       <w:r>
         <w:t xml:space="preserve"> </w:t>
       </w:r>
-      <w:hyperlink r:id="rId67">
+      <w:hyperlink r:id="rId74">
         <w:r>
           <w:rPr>
             <w:rStyle w:val="Hyperlink"/>
@@ -2388,8 +2857,8 @@
         </w:r>
       </w:hyperlink>
     </w:p>
-    <w:bookmarkEnd w:id="68"/>
-    <w:bookmarkStart w:id="70" w:name="ref-greska2023"/>
+    <w:bookmarkEnd w:id="75"/>
+    <w:bookmarkStart w:id="77" w:name="ref-greska2023"/>
     <w:p>
       <w:pPr>
         <w:pStyle w:val="Bibliography"/>
@@ -2447,7 +2916,7 @@
       <w:r>
         <w:t xml:space="preserve"> </w:t>
       </w:r>
-      <w:hyperlink r:id="rId69">
+      <w:hyperlink r:id="rId76">
         <w:r>
           <w:rPr>
             <w:rStyle w:val="Hyperlink"/>
@@ -2456,8 +2925,8 @@
         </w:r>
       </w:hyperlink>
     </w:p>
-    <w:bookmarkEnd w:id="70"/>
-    <w:bookmarkStart w:id="72" w:name="ref-hancean2014"/>
+    <w:bookmarkEnd w:id="77"/>
+    <w:bookmarkStart w:id="79" w:name="ref-hancean2014"/>
     <w:p>
       <w:pPr>
         <w:pStyle w:val="Bibliography"/>
@@ -2536,7 +3005,7 @@
       <w:r>
         <w:t xml:space="preserve"> </w:t>
       </w:r>
-      <w:hyperlink r:id="rId71">
+      <w:hyperlink r:id="rId78">
         <w:r>
           <w:rPr>
             <w:rStyle w:val="Hyperlink"/>
@@ -2545,8 +3014,8 @@
         </w:r>
       </w:hyperlink>
     </w:p>
-    <w:bookmarkEnd w:id="72"/>
-    <w:bookmarkStart w:id="74" w:name="ref-hirsch2005"/>
+    <w:bookmarkEnd w:id="79"/>
+    <w:bookmarkStart w:id="81" w:name="ref-hirsch2005"/>
     <w:p>
       <w:pPr>
         <w:pStyle w:val="Bibliography"/>
@@ -2583,7 +3052,7 @@
       <w:r>
         <w:t xml:space="preserve"> </w:t>
       </w:r>
-      <w:hyperlink r:id="rId73">
+      <w:hyperlink r:id="rId80">
         <w:r>
           <w:rPr>
             <w:rStyle w:val="Hyperlink"/>
@@ -2592,8 +3061,8 @@
         </w:r>
       </w:hyperlink>
     </w:p>
-    <w:bookmarkEnd w:id="74"/>
-    <w:bookmarkStart w:id="76" w:name="ref-hofstra2020"/>
+    <w:bookmarkEnd w:id="81"/>
+    <w:bookmarkStart w:id="83" w:name="ref-hofstra2020"/>
     <w:p>
       <w:pPr>
         <w:pStyle w:val="Bibliography"/>
@@ -2657,7 +3126,7 @@
       <w:r>
         <w:t xml:space="preserve"> </w:t>
       </w:r>
-      <w:hyperlink r:id="rId75">
+      <w:hyperlink r:id="rId82">
         <w:r>
           <w:rPr>
             <w:rStyle w:val="Hyperlink"/>
@@ -2666,8 +3135,8 @@
         </w:r>
       </w:hyperlink>
     </w:p>
-    <w:bookmarkEnd w:id="76"/>
-    <w:bookmarkStart w:id="78" w:name="ref-hofstra2022"/>
+    <w:bookmarkEnd w:id="83"/>
+    <w:bookmarkStart w:id="85" w:name="ref-hofstra2022"/>
     <w:p>
       <w:pPr>
         <w:pStyle w:val="Bibliography"/>
@@ -2713,7 +3182,7 @@
       <w:r>
         <w:t xml:space="preserve"> </w:t>
       </w:r>
-      <w:hyperlink r:id="rId77">
+      <w:hyperlink r:id="rId84">
         <w:r>
           <w:rPr>
             <w:rStyle w:val="Hyperlink"/>
@@ -2722,8 +3191,8 @@
         </w:r>
       </w:hyperlink>
     </w:p>
-    <w:bookmarkEnd w:id="78"/>
-    <w:bookmarkStart w:id="80" w:name="ref-khor2016"/>
+    <w:bookmarkEnd w:id="85"/>
+    <w:bookmarkStart w:id="87" w:name="ref-khor2016"/>
     <w:p>
       <w:pPr>
         <w:pStyle w:val="Bibliography"/>
@@ -2760,7 +3229,7 @@
       <w:r>
         <w:t xml:space="preserve"> </w:t>
       </w:r>
-      <w:hyperlink r:id="rId79">
+      <w:hyperlink r:id="rId86">
         <w:r>
           <w:rPr>
             <w:rStyle w:val="Hyperlink"/>
@@ -2769,8 +3238,8 @@
         </w:r>
       </w:hyperlink>
     </w:p>
-    <w:bookmarkEnd w:id="80"/>
-    <w:bookmarkStart w:id="82" w:name="ref-kim2024"/>
+    <w:bookmarkEnd w:id="87"/>
+    <w:bookmarkStart w:id="89" w:name="ref-kim2024"/>
     <w:p>
       <w:pPr>
         <w:pStyle w:val="Bibliography"/>
@@ -2816,7 +3285,7 @@
       <w:r>
         <w:t xml:space="preserve"> </w:t>
       </w:r>
-      <w:hyperlink r:id="rId81">
+      <w:hyperlink r:id="rId88">
         <w:r>
           <w:rPr>
             <w:rStyle w:val="Hyperlink"/>
@@ -2825,8 +3294,8 @@
         </w:r>
       </w:hyperlink>
     </w:p>
-    <w:bookmarkEnd w:id="82"/>
-    <w:bookmarkStart w:id="84" w:name="ref-kim2016"/>
+    <w:bookmarkEnd w:id="89"/>
+    <w:bookmarkStart w:id="91" w:name="ref-kim2016"/>
     <w:p>
       <w:pPr>
         <w:pStyle w:val="Bibliography"/>
@@ -2875,7 +3344,7 @@
       <w:r>
         <w:t xml:space="preserve"> </w:t>
       </w:r>
-      <w:hyperlink r:id="rId83">
+      <w:hyperlink r:id="rId90">
         <w:r>
           <w:rPr>
             <w:rStyle w:val="Hyperlink"/>
@@ -2884,8 +3353,8 @@
         </w:r>
       </w:hyperlink>
     </w:p>
-    <w:bookmarkEnd w:id="84"/>
-    <w:bookmarkStart w:id="86" w:name="ref-kim2022"/>
+    <w:bookmarkEnd w:id="91"/>
+    <w:bookmarkStart w:id="93" w:name="ref-kim2022"/>
     <w:p>
       <w:pPr>
         <w:pStyle w:val="Bibliography"/>
@@ -2922,7 +3391,7 @@
       <w:r>
         <w:t xml:space="preserve"> </w:t>
       </w:r>
-      <w:hyperlink r:id="rId85">
+      <w:hyperlink r:id="rId92">
         <w:r>
           <w:rPr>
             <w:rStyle w:val="Hyperlink"/>
@@ -2931,8 +3400,8 @@
         </w:r>
       </w:hyperlink>
     </w:p>
-    <w:bookmarkEnd w:id="86"/>
-    <w:bookmarkStart w:id="88" w:name="ref-king1988"/>
+    <w:bookmarkEnd w:id="93"/>
+    <w:bookmarkStart w:id="95" w:name="ref-king1988"/>
     <w:p>
       <w:pPr>
         <w:pStyle w:val="Bibliography"/>
@@ -2981,7 +3450,7 @@
       <w:r>
         <w:t xml:space="preserve"> </w:t>
       </w:r>
-      <w:hyperlink r:id="rId87">
+      <w:hyperlink r:id="rId94">
         <w:r>
           <w:rPr>
             <w:rStyle w:val="Hyperlink"/>
@@ -2990,8 +3459,8 @@
         </w:r>
       </w:hyperlink>
     </w:p>
-    <w:bookmarkEnd w:id="88"/>
-    <w:bookmarkStart w:id="90" w:name="ref-kozlowski2022"/>
+    <w:bookmarkEnd w:id="95"/>
+    <w:bookmarkStart w:id="97" w:name="ref-kozlowski2022"/>
     <w:p>
       <w:pPr>
         <w:pStyle w:val="Bibliography"/>
@@ -3028,7 +3497,7 @@
       <w:r>
         <w:t xml:space="preserve"> </w:t>
       </w:r>
-      <w:hyperlink r:id="rId89">
+      <w:hyperlink r:id="rId96">
         <w:r>
           <w:rPr>
             <w:rStyle w:val="Hyperlink"/>
@@ -3037,8 +3506,8 @@
         </w:r>
       </w:hyperlink>
     </w:p>
-    <w:bookmarkEnd w:id="90"/>
-    <w:bookmarkStart w:id="92" w:name="ref-kwiek2021"/>
+    <w:bookmarkEnd w:id="97"/>
+    <w:bookmarkStart w:id="99" w:name="ref-kwiek2021"/>
     <w:p>
       <w:pPr>
         <w:pStyle w:val="Bibliography"/>
@@ -3117,7 +3586,7 @@
       <w:r>
         <w:t xml:space="preserve"> </w:t>
       </w:r>
-      <w:hyperlink r:id="rId91">
+      <w:hyperlink r:id="rId98">
         <w:r>
           <w:rPr>
             <w:rStyle w:val="Hyperlink"/>
@@ -3126,8 +3595,8 @@
         </w:r>
       </w:hyperlink>
     </w:p>
-    <w:bookmarkEnd w:id="92"/>
-    <w:bookmarkStart w:id="94" w:name="ref-li2022"/>
+    <w:bookmarkEnd w:id="99"/>
+    <w:bookmarkStart w:id="101" w:name="ref-li2022"/>
     <w:p>
       <w:pPr>
         <w:pStyle w:val="Bibliography"/>
@@ -3164,7 +3633,7 @@
       <w:r>
         <w:t xml:space="preserve"> </w:t>
       </w:r>
-      <w:hyperlink r:id="rId93">
+      <w:hyperlink r:id="rId100">
         <w:r>
           <w:rPr>
             <w:rStyle w:val="Hyperlink"/>
@@ -3173,8 +3642,8 @@
         </w:r>
       </w:hyperlink>
     </w:p>
-    <w:bookmarkEnd w:id="94"/>
-    <w:bookmarkStart w:id="96" w:name="ref-lutter2016"/>
+    <w:bookmarkEnd w:id="101"/>
+    <w:bookmarkStart w:id="103" w:name="ref-lutter2016"/>
     <w:p>
       <w:pPr>
         <w:pStyle w:val="Bibliography"/>
@@ -3235,7 +3704,7 @@
       <w:r>
         <w:t xml:space="preserve"> </w:t>
       </w:r>
-      <w:hyperlink r:id="rId95">
+      <w:hyperlink r:id="rId102">
         <w:r>
           <w:rPr>
             <w:rStyle w:val="Hyperlink"/>
@@ -3244,8 +3713,8 @@
         </w:r>
       </w:hyperlink>
     </w:p>
-    <w:bookmarkEnd w:id="96"/>
-    <w:bookmarkStart w:id="97" w:name="ref-meertensinstituut"/>
+    <w:bookmarkEnd w:id="103"/>
+    <w:bookmarkStart w:id="104" w:name="ref-meertensinstituut"/>
     <w:p>
       <w:pPr>
         <w:pStyle w:val="Bibliography"/>
@@ -3281,8 +3750,8 @@
         <w:t xml:space="preserve">. https://nvb.meertens.knaw.nl/.</w:t>
       </w:r>
     </w:p>
-    <w:bookmarkEnd w:id="97"/>
-    <w:bookmarkStart w:id="98" w:name="ref-merton1973"/>
+    <w:bookmarkEnd w:id="104"/>
+    <w:bookmarkStart w:id="105" w:name="ref-merton1973"/>
     <w:p>
       <w:pPr>
         <w:pStyle w:val="Bibliography"/>
@@ -3332,8 +3801,8 @@
         <w:t xml:space="preserve">. The University of Chicago Press.</w:t>
       </w:r>
     </w:p>
-    <w:bookmarkEnd w:id="98"/>
-    <w:bookmarkStart w:id="100" w:name="ref-moody2004"/>
+    <w:bookmarkEnd w:id="105"/>
+    <w:bookmarkStart w:id="107" w:name="ref-moody2004"/>
     <w:p>
       <w:pPr>
         <w:pStyle w:val="Bibliography"/>
@@ -3370,7 +3839,7 @@
       <w:r>
         <w:t xml:space="preserve"> </w:t>
       </w:r>
-      <w:hyperlink r:id="rId99">
+      <w:hyperlink r:id="rId106">
         <w:r>
           <w:rPr>
             <w:rStyle w:val="Hyperlink"/>
@@ -3379,8 +3848,8 @@
         </w:r>
       </w:hyperlink>
     </w:p>
-    <w:bookmarkEnd w:id="100"/>
-    <w:bookmarkStart w:id="102" w:name="ref-mulders2024"/>
+    <w:bookmarkEnd w:id="107"/>
+    <w:bookmarkStart w:id="109" w:name="ref-mulders2024"/>
     <w:p>
       <w:pPr>
         <w:pStyle w:val="Bibliography"/>
@@ -3444,7 +3913,7 @@
       <w:r>
         <w:t xml:space="preserve"> </w:t>
       </w:r>
-      <w:hyperlink r:id="rId101">
+      <w:hyperlink r:id="rId108">
         <w:r>
           <w:rPr>
             <w:rStyle w:val="Hyperlink"/>
@@ -3453,8 +3922,8 @@
         </w:r>
       </w:hyperlink>
     </w:p>
-    <w:bookmarkEnd w:id="102"/>
-    <w:bookmarkStart w:id="104" w:name="ref-newman2001"/>
+    <w:bookmarkEnd w:id="109"/>
+    <w:bookmarkStart w:id="111" w:name="ref-newman2001"/>
     <w:p>
       <w:pPr>
         <w:pStyle w:val="Bibliography"/>
@@ -3491,7 +3960,7 @@
       <w:r>
         <w:t xml:space="preserve"> </w:t>
       </w:r>
-      <w:hyperlink r:id="rId103">
+      <w:hyperlink r:id="rId110">
         <w:r>
           <w:rPr>
             <w:rStyle w:val="Hyperlink"/>
@@ -3500,8 +3969,8 @@
         </w:r>
       </w:hyperlink>
     </w:p>
-    <w:bookmarkEnd w:id="104"/>
-    <w:bookmarkStart w:id="106" w:name="ref-ossenblok2014"/>
+    <w:bookmarkEnd w:id="111"/>
+    <w:bookmarkStart w:id="113" w:name="ref-ossenblok2014"/>
     <w:p>
       <w:pPr>
         <w:pStyle w:val="Bibliography"/>
@@ -3538,7 +4007,7 @@
       <w:r>
         <w:t xml:space="preserve"> </w:t>
       </w:r>
-      <w:hyperlink r:id="rId105">
+      <w:hyperlink r:id="rId112">
         <w:r>
           <w:rPr>
             <w:rStyle w:val="Hyperlink"/>
@@ -3547,8 +4016,8 @@
         </w:r>
       </w:hyperlink>
     </w:p>
-    <w:bookmarkEnd w:id="106"/>
-    <w:bookmarkStart w:id="108" w:name="ref-priem2022"/>
+    <w:bookmarkEnd w:id="113"/>
+    <w:bookmarkStart w:id="115" w:name="ref-priem2022"/>
     <w:p>
       <w:pPr>
         <w:pStyle w:val="Bibliography"/>
@@ -3610,7 +4079,7 @@
       <w:r>
         <w:t xml:space="preserve"> </w:t>
       </w:r>
-      <w:hyperlink r:id="rId107">
+      <w:hyperlink r:id="rId114">
         <w:r>
           <w:rPr>
             <w:rStyle w:val="Hyperlink"/>
@@ -3619,8 +4088,8 @@
         </w:r>
       </w:hyperlink>
     </w:p>
-    <w:bookmarkEnd w:id="108"/>
-    <w:bookmarkStart w:id="110" w:name="ref-simko2015"/>
+    <w:bookmarkEnd w:id="115"/>
+    <w:bookmarkStart w:id="117" w:name="ref-simko2015"/>
     <w:p>
       <w:pPr>
         <w:pStyle w:val="Bibliography"/>
@@ -3657,7 +4126,7 @@
       <w:r>
         <w:t xml:space="preserve"> </w:t>
       </w:r>
-      <w:hyperlink r:id="rId109">
+      <w:hyperlink r:id="rId116">
         <w:r>
           <w:rPr>
             <w:rStyle w:val="Hyperlink"/>
@@ -3666,8 +4135,8 @@
         </w:r>
       </w:hyperlink>
     </w:p>
-    <w:bookmarkEnd w:id="110"/>
-    <w:bookmarkStart w:id="112" w:name="ref-stadmark2020"/>
+    <w:bookmarkEnd w:id="117"/>
+    <w:bookmarkStart w:id="119" w:name="ref-stadmark2020"/>
     <w:p>
       <w:pPr>
         <w:pStyle w:val="Bibliography"/>
@@ -3718,7 +4187,7 @@
       <w:r>
         <w:t xml:space="preserve"> </w:t>
       </w:r>
-      <w:hyperlink r:id="rId111">
+      <w:hyperlink r:id="rId118">
         <w:r>
           <w:rPr>
             <w:rStyle w:val="Hyperlink"/>
@@ -3727,8 +4196,8 @@
         </w:r>
       </w:hyperlink>
     </w:p>
-    <w:bookmarkEnd w:id="112"/>
-    <w:bookmarkStart w:id="114" w:name="ref-stark2020"/>
+    <w:bookmarkEnd w:id="119"/>
+    <w:bookmarkStart w:id="121" w:name="ref-stark2020"/>
     <w:p>
       <w:pPr>
         <w:pStyle w:val="Bibliography"/>
@@ -3819,7 +4288,7 @@
       <w:r>
         <w:t xml:space="preserve"> </w:t>
       </w:r>
-      <w:hyperlink r:id="rId113">
+      <w:hyperlink r:id="rId120">
         <w:r>
           <w:rPr>
             <w:rStyle w:val="Hyperlink"/>
@@ -3828,8 +4297,8 @@
         </w:r>
       </w:hyperlink>
     </w:p>
-    <w:bookmarkEnd w:id="114"/>
-    <w:bookmarkStart w:id="116" w:name="ref-tolsma2025"/>
+    <w:bookmarkEnd w:id="121"/>
+    <w:bookmarkStart w:id="123" w:name="ref-tolsma2025"/>
     <w:p>
       <w:pPr>
         <w:pStyle w:val="Bibliography"/>
@@ -3877,7 +4346,7 @@
       <w:r>
         <w:t xml:space="preserve"> </w:t>
       </w:r>
-      <w:hyperlink r:id="rId115">
+      <w:hyperlink r:id="rId122">
         <w:r>
           <w:rPr>
             <w:rStyle w:val="Hyperlink"/>
@@ -3886,8 +4355,8 @@
         </w:r>
       </w:hyperlink>
     </w:p>
-    <w:bookmarkEnd w:id="116"/>
-    <w:bookmarkStart w:id="118" w:name="ref-vanderwal2021"/>
+    <w:bookmarkEnd w:id="123"/>
+    <w:bookmarkStart w:id="125" w:name="ref-vanderwal2021"/>
     <w:p>
       <w:pPr>
         <w:pStyle w:val="Bibliography"/>
@@ -3924,7 +4393,7 @@
       <w:r>
         <w:t xml:space="preserve"> </w:t>
       </w:r>
-      <w:hyperlink r:id="rId117">
+      <w:hyperlink r:id="rId124">
         <w:r>
           <w:rPr>
             <w:rStyle w:val="Hyperlink"/>
@@ -3933,8 +4402,8 @@
         </w:r>
       </w:hyperlink>
     </w:p>
-    <w:bookmarkEnd w:id="118"/>
-    <w:bookmarkStart w:id="119" w:name="ref-wais2016"/>
+    <w:bookmarkEnd w:id="125"/>
+    <w:bookmarkStart w:id="126" w:name="ref-wais2016"/>
     <w:p>
       <w:pPr>
         <w:pStyle w:val="Bibliography"/>
@@ -3978,8 +4447,8 @@
         <w:t xml:space="preserve">(1), 17–37.</w:t>
       </w:r>
     </w:p>
-    <w:bookmarkEnd w:id="119"/>
-    <w:bookmarkStart w:id="121" w:name="ref-wallace2012"/>
+    <w:bookmarkEnd w:id="126"/>
+    <w:bookmarkStart w:id="128" w:name="ref-wallace2012"/>
     <w:p>
       <w:pPr>
         <w:pStyle w:val="Bibliography"/>
@@ -4028,7 +4497,7 @@
       <w:r>
         <w:t xml:space="preserve"> </w:t>
       </w:r>
-      <w:hyperlink r:id="rId120">
+      <w:hyperlink r:id="rId127">
         <w:r>
           <w:rPr>
             <w:rStyle w:val="Hyperlink"/>
@@ -4037,8 +4506,8 @@
         </w:r>
       </w:hyperlink>
     </w:p>
-    <w:bookmarkEnd w:id="121"/>
-    <w:bookmarkStart w:id="123" w:name="ref-wapman2022"/>
+    <w:bookmarkEnd w:id="128"/>
+    <w:bookmarkStart w:id="130" w:name="ref-wapman2022"/>
     <w:p>
       <w:pPr>
         <w:pStyle w:val="Bibliography"/>
@@ -4087,7 +4556,7 @@
       <w:r>
         <w:t xml:space="preserve"> </w:t>
       </w:r>
-      <w:hyperlink r:id="rId122">
+      <w:hyperlink r:id="rId129">
         <w:r>
           <w:rPr>
             <w:rStyle w:val="Hyperlink"/>
@@ -4096,8 +4565,8 @@
         </w:r>
       </w:hyperlink>
     </w:p>
-    <w:bookmarkEnd w:id="123"/>
-    <w:bookmarkStart w:id="125" w:name="ref-whittington2018"/>
+    <w:bookmarkEnd w:id="130"/>
+    <w:bookmarkStart w:id="132" w:name="ref-whittington2018"/>
     <w:p>
       <w:pPr>
         <w:pStyle w:val="Bibliography"/>
@@ -4161,7 +4630,7 @@
       <w:r>
         <w:t xml:space="preserve"> </w:t>
       </w:r>
-      <w:hyperlink r:id="rId124">
+      <w:hyperlink r:id="rId131">
         <w:r>
           <w:rPr>
             <w:rStyle w:val="Hyperlink"/>
@@ -4170,8 +4639,8 @@
         </w:r>
       </w:hyperlink>
     </w:p>
-    <w:bookmarkEnd w:id="125"/>
-    <w:bookmarkStart w:id="127" w:name="ref-whittington2024"/>
+    <w:bookmarkEnd w:id="132"/>
+    <w:bookmarkStart w:id="134" w:name="ref-whittington2024"/>
     <w:p>
       <w:pPr>
         <w:pStyle w:val="Bibliography"/>
@@ -4208,7 +4677,7 @@
       <w:r>
         <w:t xml:space="preserve"> </w:t>
       </w:r>
-      <w:hyperlink r:id="rId126">
+      <w:hyperlink r:id="rId133">
         <w:r>
           <w:rPr>
             <w:rStyle w:val="Hyperlink"/>
@@ -4217,8 +4686,8 @@
         </w:r>
       </w:hyperlink>
     </w:p>
-    <w:bookmarkEnd w:id="127"/>
-    <w:bookmarkStart w:id="129" w:name="ref-wu2019"/>
+    <w:bookmarkEnd w:id="134"/>
+    <w:bookmarkStart w:id="136" w:name="ref-wu2019"/>
     <w:p>
       <w:pPr>
         <w:pStyle w:val="Bibliography"/>
@@ -4255,7 +4724,7 @@
       <w:r>
         <w:t xml:space="preserve"> </w:t>
       </w:r>
-      <w:hyperlink r:id="rId128">
+      <w:hyperlink r:id="rId135">
         <w:r>
           <w:rPr>
             <w:rStyle w:val="Hyperlink"/>
@@ -4264,8 +4733,8 @@
         </w:r>
       </w:hyperlink>
     </w:p>
-    <w:bookmarkEnd w:id="129"/>
-    <w:bookmarkStart w:id="131" w:name="ref-zheng2025"/>
+    <w:bookmarkEnd w:id="136"/>
+    <w:bookmarkStart w:id="138" w:name="ref-zheng2025"/>
     <w:p>
       <w:pPr>
         <w:pStyle w:val="Bibliography"/>
@@ -4332,7 +4801,7 @@
       <w:r>
         <w:t xml:space="preserve"> </w:t>
       </w:r>
-      <w:hyperlink r:id="rId130">
+      <w:hyperlink r:id="rId137">
         <w:r>
           <w:rPr>
             <w:rStyle w:val="Hyperlink"/>
@@ -4341,9 +4810,9 @@
         </w:r>
       </w:hyperlink>
     </w:p>
-    <w:bookmarkEnd w:id="131"/>
-    <w:bookmarkEnd w:id="132"/>
-    <w:bookmarkEnd w:id="133"/>
+    <w:bookmarkEnd w:id="138"/>
+    <w:bookmarkEnd w:id="139"/>
+    <w:bookmarkEnd w:id="140"/>
     <w:sectPr>
       <w:pgSz w:h="15840" w:w="12240"/>
       <w:pgMar w:bottom="1440" w:footer="720" w:gutter="0" w:header="720" w:left="1440" w:right="1440" w:top="1440"/>

--- a/papers/_output/paper1.docx
+++ b/papers/_output/paper1.docx
@@ -47,7 +47,7 @@
         <w:pStyle w:val="Date"/>
       </w:pPr>
       <w:r>
-        <w:t xml:space="preserve">Sunday, November 23, 2025</w:t>
+        <w:t xml:space="preserve">Friday, November 28, 2025</w:t>
       </w:r>
     </w:p>
     <w:bookmarkStart w:id="23" w:name="introduction"/>
@@ -565,16 +565,1870 @@
       </w:tr>
     </w:tbl>
     <w:bookmarkEnd w:id="23"/>
-    <w:bookmarkStart w:id="41" w:name="data-and-methods"/>
+    <w:bookmarkStart w:id="50" w:name="theory-outline"/>
     <w:p>
       <w:pPr>
         <w:pStyle w:val="Heading2"/>
       </w:pPr>
       <w:r>
+        <w:t xml:space="preserve">Theory (Outline)</w:t>
+      </w:r>
+    </w:p>
+    <w:bookmarkStart w:id="30" w:name="Xb2337dd3756b8d66dbf096b8f81163d725dc3bf"/>
+    <w:p>
+      <w:pPr>
+        <w:pStyle w:val="Heading3"/>
+      </w:pPr>
+      <w:r>
+        <w:t xml:space="preserve">Gender- and Origin-Based Inequalities in Collaboration Networks</w:t>
+      </w:r>
+    </w:p>
+    <w:p>
+      <w:pPr>
+        <w:pStyle w:val="FirstParagraph"/>
+      </w:pPr>
+      <w:r>
+        <w:rPr>
+          <w:i/>
+          <w:iCs/>
+        </w:rPr>
+        <w:t xml:space="preserve">(RQ1: to what extent are there gender- and origin-based differences in collaboration (networks)? — H1a–H1b)</w:t>
+      </w:r>
+    </w:p>
+    <w:bookmarkStart w:id="24" w:name="X9e4a42d86561e8bd3c491a4f6e82da1a6f598bb"/>
+    <w:p>
+      <w:pPr>
+        <w:pStyle w:val="Heading4"/>
+      </w:pPr>
+      <w:r>
+        <w:t xml:space="preserve">Co-authorship networks as core infrastructure of science</w:t>
+      </w:r>
+    </w:p>
+    <w:p>
+      <w:pPr>
+        <w:pStyle w:val="Compact"/>
+        <w:numPr>
+          <w:ilvl w:val="0"/>
+          <w:numId w:val="1001"/>
+        </w:numPr>
+      </w:pPr>
+      <w:r>
+        <w:t xml:space="preserve">Present scientific collaboration as a small-world, clustered, and stratified system: short paths, heavy-tailed degree distributions, core–periphery structures.</w:t>
+      </w:r>
+    </w:p>
+    <w:p>
+      <w:pPr>
+        <w:pStyle w:val="Compact"/>
+        <w:numPr>
+          <w:ilvl w:val="1"/>
+          <w:numId w:val="1002"/>
+        </w:numPr>
+      </w:pPr>
+      <w:r>
+        <w:t xml:space="preserve">Draw on co-authorship studies across fields and countries</w:t>
+      </w:r>
+      <w:r>
+        <w:t xml:space="preserve"> </w:t>
+      </w:r>
+      <w:r>
+        <w:t xml:space="preserve">(Abbasi et al., 2011; Baraba et al., 2002; Ferligoj et al., 2015; Moody, 2004; Newman, 2001)</w:t>
+      </w:r>
+      <w:r>
+        <w:t xml:space="preserve">.</w:t>
+      </w:r>
+    </w:p>
+    <w:p>
+      <w:pPr>
+        <w:pStyle w:val="Compact"/>
+        <w:numPr>
+          <w:ilvl w:val="0"/>
+          <w:numId w:val="1001"/>
+        </w:numPr>
+      </w:pPr>
+      <w:r>
+        <w:t xml:space="preserve">Position co-authorship networks as a central arena where resources and recognition circulate, linking to classic sociology of science and academic stratification.</w:t>
+      </w:r>
+    </w:p>
+    <w:p>
+      <w:pPr>
+        <w:pStyle w:val="Compact"/>
+        <w:numPr>
+          <w:ilvl w:val="1"/>
+          <w:numId w:val="1003"/>
+        </w:numPr>
+      </w:pPr>
+      <w:r>
+        <w:t xml:space="preserve">Universalism vs particularism, cumulative advantage, and academic fields as social spaces</w:t>
+      </w:r>
+      <w:r>
+        <w:t xml:space="preserve"> </w:t>
+      </w:r>
+      <w:r>
+        <w:t xml:space="preserve">(Bourdieu, 1988; Long &amp; Fox, 1995; Merton, 1973)</w:t>
+      </w:r>
+      <w:r>
+        <w:t xml:space="preserve">.</w:t>
+      </w:r>
+    </w:p>
+    <w:bookmarkEnd w:id="24"/>
+    <w:bookmarkStart w:id="25" w:name="Xfaf7f46b4b16c558794d592a25c3040d9d54807"/>
+    <w:p>
+      <w:pPr>
+        <w:pStyle w:val="Heading4"/>
+      </w:pPr>
+      <w:r>
+        <w:t xml:space="preserve">Gendered and ethnic stratification in academic careers</w:t>
+      </w:r>
+    </w:p>
+    <w:p>
+      <w:pPr>
+        <w:pStyle w:val="Compact"/>
+        <w:numPr>
+          <w:ilvl w:val="0"/>
+          <w:numId w:val="1004"/>
+        </w:numPr>
+      </w:pPr>
+      <w:r>
+        <w:t xml:space="preserve">Summarize persistent gender and ethnic inequalities in access to academic positions, productivity, and recognition.</w:t>
+      </w:r>
+    </w:p>
+    <w:p>
+      <w:pPr>
+        <w:pStyle w:val="Compact"/>
+        <w:numPr>
+          <w:ilvl w:val="1"/>
+          <w:numId w:val="1005"/>
+        </w:numPr>
+      </w:pPr>
+      <w:r>
+        <w:t xml:space="preserve">Early stratification and cumulative advantage</w:t>
+      </w:r>
+      <w:r>
+        <w:t xml:space="preserve"> </w:t>
+      </w:r>
+      <w:r>
+        <w:t xml:space="preserve">(Allison &amp; Long, 1987, 1990; Long, 1978; Long et al., 1979; Long &amp; McGinnis, 1981)</w:t>
+      </w:r>
+      <w:r>
+        <w:t xml:space="preserve">.</w:t>
+      </w:r>
+      <w:r>
+        <w:br/>
+      </w:r>
+    </w:p>
+    <w:p>
+      <w:pPr>
+        <w:pStyle w:val="Compact"/>
+        <w:numPr>
+          <w:ilvl w:val="1"/>
+          <w:numId w:val="1005"/>
+        </w:numPr>
+      </w:pPr>
+      <w:r>
+        <w:t xml:space="preserve">Contemporary evidence on gender and ethnic gaps in publishing, tenure, and careers</w:t>
+      </w:r>
+      <w:r>
+        <w:t xml:space="preserve"> </w:t>
+      </w:r>
+      <w:r>
+        <w:t xml:space="preserve">(Hofstra et al., 2020; Hofstra et al., 2022; Mulders et al., 2024; Tolsma et al., 2025; Wapman et al., 2022)</w:t>
+      </w:r>
+      <w:r>
+        <w:t xml:space="preserve">.</w:t>
+      </w:r>
+      <w:r>
+        <w:br/>
+      </w:r>
+    </w:p>
+    <w:p>
+      <w:pPr>
+        <w:pStyle w:val="Compact"/>
+        <w:numPr>
+          <w:ilvl w:val="1"/>
+          <w:numId w:val="1005"/>
+        </w:numPr>
+      </w:pPr>
+      <w:r>
+        <w:t xml:space="preserve">Distortions in evaluation and rewards, including cum laude, grants, and media attention</w:t>
+      </w:r>
+      <w:r>
+        <w:t xml:space="preserve"> </w:t>
+      </w:r>
+      <w:r>
+        <w:t xml:space="preserve">(Bol, 2023; Heiberger et al., 2025; Stadmark et al., 2020)</w:t>
+      </w:r>
+      <w:r>
+        <w:t xml:space="preserve">.</w:t>
+      </w:r>
+    </w:p>
+    <w:bookmarkEnd w:id="25"/>
+    <w:bookmarkStart w:id="26" w:name="X704762bef6fb12687ac20e938c15e467acd4ab0"/>
+    <w:p>
+      <w:pPr>
+        <w:pStyle w:val="Heading4"/>
+      </w:pPr>
+      <w:r>
+        <w:t xml:space="preserve">Gendered inequalities in collaboration and network positions</w:t>
+      </w:r>
+    </w:p>
+    <w:p>
+      <w:pPr>
+        <w:pStyle w:val="Compact"/>
+        <w:numPr>
+          <w:ilvl w:val="0"/>
+          <w:numId w:val="1006"/>
+        </w:numPr>
+      </w:pPr>
+      <w:r>
+        <w:t xml:space="preserve">Argue that women are structurally disadvantaged in collaboration networks: fewer ties, less central positions, and fewer prestigious authorship roles.</w:t>
+      </w:r>
+    </w:p>
+    <w:p>
+      <w:pPr>
+        <w:pStyle w:val="Compact"/>
+        <w:numPr>
+          <w:ilvl w:val="1"/>
+          <w:numId w:val="1007"/>
+        </w:numPr>
+      </w:pPr>
+      <w:r>
+        <w:t xml:space="preserve">Empirical evidence on gender disparities in authorships and collaboration patterns</w:t>
+      </w:r>
+      <w:r>
+        <w:t xml:space="preserve"> </w:t>
+      </w:r>
+      <w:r>
+        <w:t xml:space="preserve">(Bendels et al., 2018; Gao et al., 2022; Kwiek &amp; Roszka, 2021; Whittington, 2018; Whittington et al., 2024)</w:t>
+      </w:r>
+      <w:r>
+        <w:t xml:space="preserve">.</w:t>
+      </w:r>
+      <w:r>
+        <w:br/>
+      </w:r>
+    </w:p>
+    <w:p>
+      <w:pPr>
+        <w:pStyle w:val="Compact"/>
+        <w:numPr>
+          <w:ilvl w:val="1"/>
+          <w:numId w:val="1007"/>
+        </w:numPr>
+      </w:pPr>
+      <w:r>
+        <w:t xml:space="preserve">Review work on</w:t>
+      </w:r>
+      <w:r>
+        <w:t xml:space="preserve"> </w:t>
+      </w:r>
+      <w:r>
+        <w:t xml:space="preserve">“pipeline leakage”</w:t>
+      </w:r>
+      <w:r>
+        <w:t xml:space="preserve"> </w:t>
+      </w:r>
+      <w:r>
+        <w:t xml:space="preserve">and chilly climates in STEM that shape opportunities to collaborate</w:t>
+      </w:r>
+      <w:r>
+        <w:t xml:space="preserve"> </w:t>
+      </w:r>
+      <w:r>
+        <w:t xml:space="preserve">(Cabay et al., 2018; Dasgupta et al., 2015; Dennehy &amp; Dasgupta, 2017; Greska, 2023)</w:t>
+      </w:r>
+      <w:r>
+        <w:t xml:space="preserve">.</w:t>
+      </w:r>
+    </w:p>
+    <w:p>
+      <w:pPr>
+        <w:pStyle w:val="Compact"/>
+        <w:numPr>
+          <w:ilvl w:val="0"/>
+          <w:numId w:val="1006"/>
+        </w:numPr>
+      </w:pPr>
+      <w:r>
+        <w:t xml:space="preserve">Introduce the idea that networks themselves become mechanisms of inequality, not just reflections of individual productivity.</w:t>
+      </w:r>
+    </w:p>
+    <w:p>
+      <w:pPr>
+        <w:pStyle w:val="Compact"/>
+        <w:numPr>
+          <w:ilvl w:val="1"/>
+          <w:numId w:val="1008"/>
+        </w:numPr>
+      </w:pPr>
+      <w:r>
+        <w:t xml:space="preserve">Network-based explanations of gender gaps in productivity, prominence, and career success</w:t>
+      </w:r>
+      <w:r>
+        <w:t xml:space="preserve"> </w:t>
+      </w:r>
+      <w:r>
+        <w:t xml:space="preserve">(Collischon &amp; Eberl, 2021; Li et al., 2022; Lutter, 2015; van der Wal et al., 2021; Woehler et al., 2021)</w:t>
+      </w:r>
+      <w:r>
+        <w:t xml:space="preserve">.</w:t>
+      </w:r>
+    </w:p>
+    <w:bookmarkEnd w:id="26"/>
+    <w:bookmarkStart w:id="27" w:name="Xb1c0e861d35f71ca217c42e76200e6287357faf"/>
+    <w:p>
+      <w:pPr>
+        <w:pStyle w:val="Heading4"/>
+      </w:pPr>
+      <w:r>
+        <w:t xml:space="preserve">Ethnicity / origin and inequalities in collaboration</w:t>
+      </w:r>
+    </w:p>
+    <w:p>
+      <w:pPr>
+        <w:pStyle w:val="Compact"/>
+        <w:numPr>
+          <w:ilvl w:val="0"/>
+          <w:numId w:val="1009"/>
+        </w:numPr>
+      </w:pPr>
+      <w:r>
+        <w:t xml:space="preserve">Motivate an origin-based dimension: ethnic and migration background shape opportunities to participate in academic networks and to be recognized.</w:t>
+      </w:r>
+    </w:p>
+    <w:p>
+      <w:pPr>
+        <w:pStyle w:val="Compact"/>
+        <w:numPr>
+          <w:ilvl w:val="1"/>
+          <w:numId w:val="1010"/>
+        </w:numPr>
+      </w:pPr>
+      <w:r>
+        <w:t xml:space="preserve">Evidence on ethnic inequalities in academic outcomes</w:t>
+      </w:r>
+      <w:r>
+        <w:t xml:space="preserve"> </w:t>
+      </w:r>
+      <w:r>
+        <w:t xml:space="preserve">(Fuligni et al., 2005; Hofstra et al., 2020; L. Kim et al., 2022; Kozlowski et al., 2022; Mulders et al., 2024)</w:t>
+      </w:r>
+      <w:r>
+        <w:t xml:space="preserve">.</w:t>
+      </w:r>
+    </w:p>
+    <w:p>
+      <w:pPr>
+        <w:pStyle w:val="Compact"/>
+        <w:numPr>
+          <w:ilvl w:val="0"/>
+          <w:numId w:val="1009"/>
+        </w:numPr>
+      </w:pPr>
+      <w:r>
+        <w:t xml:space="preserve">Highlight analogies with racialized labor-market networks (job leads, informal support) to argue why minority-origin scholars may have fewer or less advantageous ties.</w:t>
+      </w:r>
+    </w:p>
+    <w:p>
+      <w:pPr>
+        <w:pStyle w:val="Compact"/>
+        <w:numPr>
+          <w:ilvl w:val="1"/>
+          <w:numId w:val="1011"/>
+        </w:numPr>
+      </w:pPr>
+      <w:r>
+        <w:t xml:space="preserve">Old-boy networks and racialized access to social capital</w:t>
+      </w:r>
+      <w:r>
+        <w:t xml:space="preserve"> </w:t>
+      </w:r>
+      <w:r>
+        <w:t xml:space="preserve">(Huffman &amp; Torres, 2002; Lalanne &amp; Seabright, 2022; Lutter, 2015; McDonald, 2011; McGuire, 2002)</w:t>
+      </w:r>
+      <w:r>
+        <w:t xml:space="preserve">.</w:t>
+      </w:r>
+    </w:p>
+    <w:bookmarkEnd w:id="27"/>
+    <w:bookmarkStart w:id="28" w:name="co-authorship-networks-as-social-capital"/>
+    <w:p>
+      <w:pPr>
+        <w:pStyle w:val="Heading4"/>
+      </w:pPr>
+      <w:r>
+        <w:t xml:space="preserve">Co-authorship networks as social capital</w:t>
+      </w:r>
+    </w:p>
+    <w:p>
+      <w:pPr>
+        <w:pStyle w:val="Compact"/>
+        <w:numPr>
+          <w:ilvl w:val="0"/>
+          <w:numId w:val="1012"/>
+        </w:numPr>
+      </w:pPr>
+      <w:r>
+        <w:t xml:space="preserve">Connect structural position in co-authorship networks to social capital: access to information, collaboration opportunities, and visibility.</w:t>
+      </w:r>
+    </w:p>
+    <w:p>
+      <w:pPr>
+        <w:pStyle w:val="Compact"/>
+        <w:numPr>
+          <w:ilvl w:val="1"/>
+          <w:numId w:val="1013"/>
+        </w:numPr>
+      </w:pPr>
+      <w:r>
+        <w:t xml:space="preserve">Structural holes, brokerage, and returns to network position</w:t>
+      </w:r>
+      <w:r>
+        <w:t xml:space="preserve"> </w:t>
+      </w:r>
+      <w:r>
+        <w:t xml:space="preserve">(Burt, 1998; Ebadi &amp; Schiffauerova, 2015; Li et al., 2022; Liu et al., 2025; Yan &amp; Ding, 2009)</w:t>
+      </w:r>
+      <w:r>
+        <w:t xml:space="preserve">.</w:t>
+      </w:r>
+    </w:p>
+    <w:p>
+      <w:pPr>
+        <w:pStyle w:val="Compact"/>
+        <w:numPr>
+          <w:ilvl w:val="0"/>
+          <w:numId w:val="1012"/>
+        </w:numPr>
+      </w:pPr>
+      <w:r>
+        <w:t xml:space="preserve">Argue that women and minority-origin scholars have both fewer and differently configured network resources, implying lower degree centrality and less central positions on average.</w:t>
+      </w:r>
+    </w:p>
+    <w:bookmarkEnd w:id="28"/>
+    <w:bookmarkStart w:id="29" w:name="hypotheses"/>
+    <w:p>
+      <w:pPr>
+        <w:pStyle w:val="Heading4"/>
+      </w:pPr>
+      <w:r>
+        <w:t xml:space="preserve">Hypotheses</w:t>
+      </w:r>
+    </w:p>
+    <w:p>
+      <w:pPr>
+        <w:pStyle w:val="Compact"/>
+        <w:numPr>
+          <w:ilvl w:val="0"/>
+          <w:numId w:val="1014"/>
+        </w:numPr>
+      </w:pPr>
+      <w:r>
+        <w:rPr>
+          <w:b/>
+          <w:bCs/>
+        </w:rPr>
+        <w:t xml:space="preserve">H1a</w:t>
+      </w:r>
+      <w:r>
+        <w:t xml:space="preserve"> </w:t>
+      </w:r>
+      <w:r>
+        <w:t xml:space="preserve">On average, women scholars have fewer co-authorship ties, lower degree centrality, and occupy less central network positions than men.</w:t>
+      </w:r>
+      <w:r>
+        <w:br/>
+      </w:r>
+    </w:p>
+    <w:p>
+      <w:pPr>
+        <w:pStyle w:val="Compact"/>
+        <w:numPr>
+          <w:ilvl w:val="0"/>
+          <w:numId w:val="1014"/>
+        </w:numPr>
+      </w:pPr>
+      <w:r>
+        <w:rPr>
+          <w:b/>
+          <w:bCs/>
+        </w:rPr>
+        <w:t xml:space="preserve">H1b</w:t>
+      </w:r>
+      <w:r>
+        <w:t xml:space="preserve"> </w:t>
+      </w:r>
+      <w:r>
+        <w:t xml:space="preserve">On average, scholars with a (migration) minority origin have fewer co-authorship ties, lower degree centrality, and occupy less central network positions than scholars with a majority origin.</w:t>
+      </w:r>
+    </w:p>
+    <w:p>
+      <w:r>
+        <w:pict>
+          <v:rect style="width:0;height:1.5pt" o:hralign="center" o:hrstd="t" o:hr="t"/>
+        </w:pict>
+      </w:r>
+    </w:p>
+    <w:bookmarkEnd w:id="29"/>
+    <w:bookmarkEnd w:id="30"/>
+    <w:bookmarkStart w:id="36" w:name="Xfdd7d74e64e1b98fd19abdc77d0bc8137bc539c"/>
+    <w:p>
+      <w:pPr>
+        <w:pStyle w:val="Heading3"/>
+      </w:pPr>
+      <w:r>
+        <w:t xml:space="preserve">Gender and Origin Homophily in Collaboration Choices</w:t>
+      </w:r>
+    </w:p>
+    <w:p>
+      <w:pPr>
+        <w:pStyle w:val="FirstParagraph"/>
+      </w:pPr>
+      <w:r>
+        <w:rPr>
+          <w:i/>
+          <w:iCs/>
+        </w:rPr>
+        <w:t xml:space="preserve">(RQ2: to what extent are there gender- and origin-based differences in homophily? — H2a–H2b)</w:t>
+      </w:r>
+    </w:p>
+    <w:bookmarkStart w:id="31" w:name="X4c4fef6756876a39e9c11a6f5735b046be79083"/>
+    <w:p>
+      <w:pPr>
+        <w:pStyle w:val="Heading4"/>
+      </w:pPr>
+      <w:r>
+        <w:t xml:space="preserve">Homophily as a key mechanism in collaboration</w:t>
+      </w:r>
+    </w:p>
+    <w:p>
+      <w:pPr>
+        <w:pStyle w:val="Compact"/>
+        <w:numPr>
+          <w:ilvl w:val="0"/>
+          <w:numId w:val="1015"/>
+        </w:numPr>
+      </w:pPr>
+      <w:r>
+        <w:t xml:space="preserve">Introduce the concept of homophily (similarity-based tie formation) as central to understanding co-authorship.</w:t>
+      </w:r>
+    </w:p>
+    <w:p>
+      <w:pPr>
+        <w:pStyle w:val="Compact"/>
+        <w:numPr>
+          <w:ilvl w:val="1"/>
+          <w:numId w:val="1016"/>
+        </w:numPr>
+      </w:pPr>
+      <w:r>
+        <w:t xml:space="preserve">General homophily in social and work networks</w:t>
+      </w:r>
+      <w:r>
+        <w:t xml:space="preserve"> </w:t>
+      </w:r>
+      <w:r>
+        <w:t xml:space="preserve">(Huffman &amp; Torres, 2002; Ibarra, 1992; Ibarra, 1995; McDonald, 2011; L. Zhang, 2017)</w:t>
+      </w:r>
+      <w:r>
+        <w:t xml:space="preserve">.</w:t>
+      </w:r>
+    </w:p>
+    <w:p>
+      <w:pPr>
+        <w:pStyle w:val="Compact"/>
+        <w:numPr>
+          <w:ilvl w:val="0"/>
+          <w:numId w:val="1015"/>
+        </w:numPr>
+      </w:pPr>
+      <w:r>
+        <w:t xml:space="preserve">In scientific collaboration, homophily interacts with transitivity and preferential attachment.</w:t>
+      </w:r>
+    </w:p>
+    <w:p>
+      <w:pPr>
+        <w:pStyle w:val="Compact"/>
+        <w:numPr>
+          <w:ilvl w:val="1"/>
+          <w:numId w:val="1017"/>
+        </w:numPr>
+      </w:pPr>
+      <w:r>
+        <w:t xml:space="preserve">ERGM-based and dynamic analyses of collaboration formation</w:t>
+      </w:r>
+      <w:r>
+        <w:t xml:space="preserve"> </w:t>
+      </w:r>
+      <w:r>
+        <w:t xml:space="preserve">(Gondal, 2011; Leifeld, 2018; Purwitasari et al., 2020; Stark et al., 2020; C. Zhang et al., 2018)</w:t>
+      </w:r>
+      <w:r>
+        <w:t xml:space="preserve">.</w:t>
+      </w:r>
+    </w:p>
+    <w:bookmarkEnd w:id="31"/>
+    <w:bookmarkStart w:id="32" w:name="Xc5892e780e0f40db831a01e0bed486f7838c014"/>
+    <w:p>
+      <w:pPr>
+        <w:pStyle w:val="Heading4"/>
+      </w:pPr>
+      <w:r>
+        <w:t xml:space="preserve">Gender homophily in collaboration networks</w:t>
+      </w:r>
+    </w:p>
+    <w:p>
+      <w:pPr>
+        <w:pStyle w:val="Compact"/>
+        <w:numPr>
+          <w:ilvl w:val="0"/>
+          <w:numId w:val="1018"/>
+        </w:numPr>
+      </w:pPr>
+      <w:r>
+        <w:t xml:space="preserve">Summarize evidence that co-authorship often follows gender lines, though constrained by male-majority contexts.</w:t>
+      </w:r>
+    </w:p>
+    <w:p>
+      <w:pPr>
+        <w:pStyle w:val="Compact"/>
+        <w:numPr>
+          <w:ilvl w:val="1"/>
+          <w:numId w:val="1019"/>
+        </w:numPr>
+      </w:pPr>
+      <w:r>
+        <w:t xml:space="preserve">Gendered patterns of collaboration, prestige positions, and team roles</w:t>
+      </w:r>
+      <w:r>
+        <w:t xml:space="preserve"> </w:t>
+      </w:r>
+      <w:r>
+        <w:t xml:space="preserve">(Gao et al., 2022; Kretschmer et al., 2015; Kwiek &amp; Roszka, 2021; Whittington, 2018; Whittington et al., 2024)</w:t>
+      </w:r>
+      <w:r>
+        <w:t xml:space="preserve">.</w:t>
+      </w:r>
+      <w:r>
+        <w:br/>
+      </w:r>
+    </w:p>
+    <w:p>
+      <w:pPr>
+        <w:pStyle w:val="Compact"/>
+        <w:numPr>
+          <w:ilvl w:val="1"/>
+          <w:numId w:val="1019"/>
+        </w:numPr>
+      </w:pPr>
+      <w:r>
+        <w:t xml:space="preserve">Studies of female peers, majority-female groups, and mentors enhancing women’s participation and persistence</w:t>
+      </w:r>
+      <w:r>
+        <w:t xml:space="preserve"> </w:t>
+      </w:r>
+      <w:r>
+        <w:t xml:space="preserve">(Dasgupta et al., 2015; Dennehy &amp; Dasgupta, 2017; Hofstra et al., 2022)</w:t>
+      </w:r>
+      <w:r>
+        <w:t xml:space="preserve">.</w:t>
+      </w:r>
+    </w:p>
+    <w:p>
+      <w:pPr>
+        <w:pStyle w:val="Compact"/>
+        <w:numPr>
+          <w:ilvl w:val="0"/>
+          <w:numId w:val="1018"/>
+        </w:numPr>
+      </w:pPr>
+      <w:r>
+        <w:t xml:space="preserve">Combine this with work on gendered networks and returns to argue why we expect gender homophily in co-authorship choices (H2a), with implications for inequality</w:t>
+      </w:r>
+      <w:r>
+        <w:t xml:space="preserve"> </w:t>
+      </w:r>
+      <w:r>
+        <w:t xml:space="preserve">(Lalanne &amp; Seabright, 2022; Lutter, 2015; Woehler et al., 2021)</w:t>
+      </w:r>
+      <w:r>
+        <w:t xml:space="preserve">.</w:t>
+      </w:r>
+    </w:p>
+    <w:bookmarkEnd w:id="32"/>
+    <w:bookmarkStart w:id="33" w:name="origin-nationality-homophily"/>
+    <w:p>
+      <w:pPr>
+        <w:pStyle w:val="Heading4"/>
+      </w:pPr>
+      <w:r>
+        <w:t xml:space="preserve">Origin / nationality homophily</w:t>
+      </w:r>
+    </w:p>
+    <w:p>
+      <w:pPr>
+        <w:pStyle w:val="Compact"/>
+        <w:numPr>
+          <w:ilvl w:val="0"/>
+          <w:numId w:val="1020"/>
+        </w:numPr>
+      </w:pPr>
+      <w:r>
+        <w:t xml:space="preserve">Present national, ethnic, and origin-based homophily as a robust mechanism in friendship and collaboration networks.</w:t>
+      </w:r>
+    </w:p>
+    <w:p>
+      <w:pPr>
+        <w:pStyle w:val="Compact"/>
+        <w:numPr>
+          <w:ilvl w:val="1"/>
+          <w:numId w:val="1021"/>
+        </w:numPr>
+      </w:pPr>
+      <w:r>
+        <w:t xml:space="preserve">Empirical evidence on national / ethnic homophily</w:t>
+      </w:r>
+      <w:r>
+        <w:t xml:space="preserve"> </w:t>
+      </w:r>
+      <w:r>
+        <w:t xml:space="preserve">(Hâncean et al., 2014; Ibarra, 1995; Pillai et al., 2019; Santos et al., 2024)</w:t>
+      </w:r>
+      <w:r>
+        <w:t xml:space="preserve">.</w:t>
+      </w:r>
+      <w:r>
+        <w:br/>
+      </w:r>
+    </w:p>
+    <w:p>
+      <w:pPr>
+        <w:pStyle w:val="Compact"/>
+        <w:numPr>
+          <w:ilvl w:val="1"/>
+          <w:numId w:val="1021"/>
+        </w:numPr>
+      </w:pPr>
+      <w:r>
+        <w:t xml:space="preserve">Studies of departmental and field-level specializations and exchanges (which often map onto national and origin-based lines)</w:t>
+      </w:r>
+      <w:r>
+        <w:t xml:space="preserve"> </w:t>
+      </w:r>
+      <w:r>
+        <w:t xml:space="preserve">(Abbasi et al., 2011; Ferligoj et al., 2015; Gondal, 2018; Heiberger &amp; Riebling, 2019)</w:t>
+      </w:r>
+      <w:r>
+        <w:t xml:space="preserve">.</w:t>
+      </w:r>
+    </w:p>
+    <w:p>
+      <w:pPr>
+        <w:pStyle w:val="Compact"/>
+        <w:numPr>
+          <w:ilvl w:val="0"/>
+          <w:numId w:val="1020"/>
+        </w:numPr>
+      </w:pPr>
+      <w:r>
+        <w:t xml:space="preserve">Argue that shared origin can lower barriers of trust, language, and informal communication, motivating H2b (higher likelihood of co-authorship among same-origin scholars).</w:t>
+      </w:r>
+    </w:p>
+    <w:bookmarkEnd w:id="33"/>
+    <w:bookmarkStart w:id="34" w:name="X6ebf2fbba5ac5ae726e2e54693e5412867166fe"/>
+    <w:p>
+      <w:pPr>
+        <w:pStyle w:val="Heading4"/>
+      </w:pPr>
+      <w:r>
+        <w:t xml:space="preserve">Homophily, polarization, and the reproduction of inequality</w:t>
+      </w:r>
+    </w:p>
+    <w:p>
+      <w:pPr>
+        <w:pStyle w:val="Compact"/>
+        <w:numPr>
+          <w:ilvl w:val="0"/>
+          <w:numId w:val="1022"/>
+        </w:numPr>
+      </w:pPr>
+      <w:r>
+        <w:t xml:space="preserve">Link homophily to segmentation and polarization in scientific collaboration.</w:t>
+      </w:r>
+    </w:p>
+    <w:p>
+      <w:pPr>
+        <w:pStyle w:val="Compact"/>
+        <w:numPr>
+          <w:ilvl w:val="1"/>
+          <w:numId w:val="1023"/>
+        </w:numPr>
+      </w:pPr>
+      <w:r>
+        <w:t xml:space="preserve">Polarization and assortative mixing in social science co-authorship</w:t>
+      </w:r>
+      <w:r>
+        <w:t xml:space="preserve"> </w:t>
+      </w:r>
+      <w:r>
+        <w:t xml:space="preserve">(Hâncean et al., 2014; Leifeld, 2018; Moody, 2004)</w:t>
+      </w:r>
+      <w:r>
+        <w:t xml:space="preserve">.</w:t>
+      </w:r>
+    </w:p>
+    <w:p>
+      <w:pPr>
+        <w:pStyle w:val="Compact"/>
+        <w:numPr>
+          <w:ilvl w:val="0"/>
+          <w:numId w:val="1022"/>
+        </w:numPr>
+      </w:pPr>
+      <w:r>
+        <w:t xml:space="preserve">Argue that gender and origin homophily, operating in a structurally unequal field, can reinforce existing disparities in centrality and access to high-status collaborators.</w:t>
+      </w:r>
+    </w:p>
+    <w:bookmarkEnd w:id="34"/>
+    <w:bookmarkStart w:id="35" w:name="hypotheses-1"/>
+    <w:p>
+      <w:pPr>
+        <w:pStyle w:val="Heading4"/>
+      </w:pPr>
+      <w:r>
+        <w:t xml:space="preserve">Hypotheses</w:t>
+      </w:r>
+    </w:p>
+    <w:p>
+      <w:pPr>
+        <w:pStyle w:val="Compact"/>
+        <w:numPr>
+          <w:ilvl w:val="0"/>
+          <w:numId w:val="1024"/>
+        </w:numPr>
+      </w:pPr>
+      <w:r>
+        <w:rPr>
+          <w:b/>
+          <w:bCs/>
+        </w:rPr>
+        <w:t xml:space="preserve">H2a</w:t>
+      </w:r>
+      <w:r>
+        <w:t xml:space="preserve"> </w:t>
+      </w:r>
+      <w:r>
+        <w:t xml:space="preserve">Co-authorship ties are more likely between scholars who share the same gender than between scholars of different genders.</w:t>
+      </w:r>
+      <w:r>
+        <w:br/>
+      </w:r>
+    </w:p>
+    <w:p>
+      <w:pPr>
+        <w:pStyle w:val="Compact"/>
+        <w:numPr>
+          <w:ilvl w:val="0"/>
+          <w:numId w:val="1024"/>
+        </w:numPr>
+      </w:pPr>
+      <w:r>
+        <w:rPr>
+          <w:b/>
+          <w:bCs/>
+        </w:rPr>
+        <w:t xml:space="preserve">H2b</w:t>
+      </w:r>
+      <w:r>
+        <w:t xml:space="preserve"> </w:t>
+      </w:r>
+      <w:r>
+        <w:t xml:space="preserve">Co-authorship ties are more likely between scholars who share the same origin than between scholars with different origins.</w:t>
+      </w:r>
+    </w:p>
+    <w:p>
+      <w:r>
+        <w:pict>
+          <v:rect style="width:0;height:1.5pt" o:hralign="center" o:hrstd="t" o:hr="t"/>
+        </w:pict>
+      </w:r>
+    </w:p>
+    <w:bookmarkEnd w:id="35"/>
+    <w:bookmarkEnd w:id="36"/>
+    <w:bookmarkStart w:id="42" w:name="X4294a6e952daf820adfb0aeeb7e7ec4dbfdbb9f"/>
+    <w:p>
+      <w:pPr>
+        <w:pStyle w:val="Heading3"/>
+      </w:pPr>
+      <w:r>
+        <w:t xml:space="preserve">Intersectional Homophily: Joint Patterns of Gender and Origin</w:t>
+      </w:r>
+    </w:p>
+    <w:p>
+      <w:pPr>
+        <w:pStyle w:val="FirstParagraph"/>
+      </w:pPr>
+      <w:r>
+        <w:rPr>
+          <w:i/>
+          <w:iCs/>
+        </w:rPr>
+        <w:t xml:space="preserve">(RQ3: to what extent does gender- and origin-based homophily intersect? — H3a–H3c)</w:t>
+      </w:r>
+    </w:p>
+    <w:bookmarkStart w:id="37" w:name="X021c198655e6cc6e3a9be12fb36d6d14fe65c01"/>
+    <w:p>
+      <w:pPr>
+        <w:pStyle w:val="Heading4"/>
+      </w:pPr>
+      <w:r>
+        <w:t xml:space="preserve">Intersectionality in science and knowledge production</w:t>
+      </w:r>
+    </w:p>
+    <w:p>
+      <w:pPr>
+        <w:pStyle w:val="Compact"/>
+        <w:numPr>
+          <w:ilvl w:val="0"/>
+          <w:numId w:val="1025"/>
+        </w:numPr>
+      </w:pPr>
+      <w:r>
+        <w:t xml:space="preserve">Introduce an intersectional perspective: inequalities in science are not simply additive by gender and origin, but emerge at their intersections.</w:t>
+      </w:r>
+    </w:p>
+    <w:p>
+      <w:pPr>
+        <w:pStyle w:val="Compact"/>
+        <w:numPr>
+          <w:ilvl w:val="1"/>
+          <w:numId w:val="1026"/>
+        </w:numPr>
+      </w:pPr>
+      <w:r>
+        <w:t xml:space="preserve">Large-scale evidence on intersectional inequalities in science and knowledge production</w:t>
+      </w:r>
+      <w:r>
+        <w:t xml:space="preserve"> </w:t>
+      </w:r>
+      <w:r>
+        <w:t xml:space="preserve">(Hofstra et al., 2020; L. Kim et al., 2022; Kozlowski et al., 2022; Mulders et al., 2024)</w:t>
+      </w:r>
+      <w:r>
+        <w:t xml:space="preserve">.</w:t>
+      </w:r>
+    </w:p>
+    <w:p>
+      <w:pPr>
+        <w:pStyle w:val="Compact"/>
+        <w:numPr>
+          <w:ilvl w:val="0"/>
+          <w:numId w:val="1025"/>
+        </w:numPr>
+      </w:pPr>
+      <w:r>
+        <w:t xml:space="preserve">Emphasize that group positions (e.g., majority-origin men vs minority-origin women) differ in both the opportunities to collaborate and the payoffs to collaboration.</w:t>
+      </w:r>
+    </w:p>
+    <w:bookmarkEnd w:id="37"/>
+    <w:bookmarkStart w:id="38" w:name="X016d07601a04c55b94a64bbdcbcdad4d573763a"/>
+    <w:p>
+      <w:pPr>
+        <w:pStyle w:val="Heading4"/>
+      </w:pPr>
+      <w:r>
+        <w:t xml:space="preserve">Intersectional patterns in collaboration networks</w:t>
+      </w:r>
+    </w:p>
+    <w:p>
+      <w:pPr>
+        <w:pStyle w:val="Compact"/>
+        <w:numPr>
+          <w:ilvl w:val="0"/>
+          <w:numId w:val="1027"/>
+        </w:numPr>
+      </w:pPr>
+      <w:r>
+        <w:t xml:space="preserve">Discuss how network-based inequalities can be intersectional: some intersections occupy dense, high-status cores; others are more peripheral.</w:t>
+      </w:r>
+    </w:p>
+    <w:p>
+      <w:pPr>
+        <w:pStyle w:val="Compact"/>
+        <w:numPr>
+          <w:ilvl w:val="1"/>
+          <w:numId w:val="1028"/>
+        </w:numPr>
+      </w:pPr>
+      <w:r>
+        <w:t xml:space="preserve">Work on stratification in collaboration networks and status hierarchies</w:t>
+      </w:r>
+      <w:r>
+        <w:t xml:space="preserve"> </w:t>
+      </w:r>
+      <w:r>
+        <w:t xml:space="preserve">(Ferligoj et al., 2015; Heiberger &amp; Riebling, 2019; Moody, 2004; Stark et al., 2020; Wapman et al., 2022)</w:t>
+      </w:r>
+      <w:r>
+        <w:t xml:space="preserve">.</w:t>
+      </w:r>
+      <w:r>
+        <w:br/>
+      </w:r>
+    </w:p>
+    <w:p>
+      <w:pPr>
+        <w:pStyle w:val="Compact"/>
+        <w:numPr>
+          <w:ilvl w:val="1"/>
+          <w:numId w:val="1028"/>
+        </w:numPr>
+      </w:pPr>
+      <w:r>
+        <w:t xml:space="preserve">Evidence that collaboration structures and returns differ across gender and regions/fields</w:t>
+      </w:r>
+      <w:r>
+        <w:t xml:space="preserve"> </w:t>
+      </w:r>
+      <w:r>
+        <w:t xml:space="preserve">(Li et al., 2022; van der Wal et al., 2021; Whittington, 2018; Whittington et al., 2024)</w:t>
+      </w:r>
+      <w:r>
+        <w:t xml:space="preserve">.</w:t>
+      </w:r>
+    </w:p>
+    <w:p>
+      <w:pPr>
+        <w:pStyle w:val="Compact"/>
+        <w:numPr>
+          <w:ilvl w:val="0"/>
+          <w:numId w:val="1027"/>
+        </w:numPr>
+      </w:pPr>
+      <w:r>
+        <w:t xml:space="preserve">Argue that majority-origin men are overrepresented in central, well-connected cores, making same-gender and same-origin collaboration both easier and more rewarding.</w:t>
+      </w:r>
+    </w:p>
+    <w:bookmarkEnd w:id="38"/>
+    <w:bookmarkStart w:id="39" w:name="X3b4ec5be57883e1589f5f0eecb64d311b91bac3"/>
+    <w:p>
+      <w:pPr>
+        <w:pStyle w:val="Heading4"/>
+      </w:pPr>
+      <w:r>
+        <w:t xml:space="preserve">Constraints and strategies of minority-origin women</w:t>
+      </w:r>
+    </w:p>
+    <w:p>
+      <w:pPr>
+        <w:pStyle w:val="Compact"/>
+        <w:numPr>
+          <w:ilvl w:val="0"/>
+          <w:numId w:val="1029"/>
+        </w:numPr>
+      </w:pPr>
+      <w:r>
+        <w:t xml:space="preserve">Draw on research suggesting that women and ethnic minorities face structural constraints that reduce their ability to rely exclusively on homophilous networks.</w:t>
+      </w:r>
+    </w:p>
+    <w:p>
+      <w:pPr>
+        <w:pStyle w:val="Compact"/>
+        <w:numPr>
+          <w:ilvl w:val="1"/>
+          <w:numId w:val="1030"/>
+        </w:numPr>
+      </w:pPr>
+      <w:r>
+        <w:t xml:space="preserve">Old-boy networks, lower-status contacts, and constrained access to high-quality ties</w:t>
+      </w:r>
+      <w:r>
+        <w:t xml:space="preserve"> </w:t>
+      </w:r>
+      <w:r>
+        <w:t xml:space="preserve">(Huffman &amp; Torres, 2002; Lutter, 2015; McDonald, 2011; McGuire, 2002; Woehler et al., 2021)</w:t>
+      </w:r>
+      <w:r>
+        <w:t xml:space="preserve">.</w:t>
+      </w:r>
+      <w:r>
+        <w:br/>
+      </w:r>
+    </w:p>
+    <w:p>
+      <w:pPr>
+        <w:pStyle w:val="Compact"/>
+        <w:numPr>
+          <w:ilvl w:val="1"/>
+          <w:numId w:val="1030"/>
+        </w:numPr>
+      </w:pPr>
+      <w:r>
+        <w:t xml:space="preserve">Intersectional disadvantages in science and academic careers</w:t>
+      </w:r>
+      <w:r>
+        <w:t xml:space="preserve"> </w:t>
+      </w:r>
+      <w:r>
+        <w:t xml:space="preserve">(Hofstra et al., 2020; Kozlowski et al., 2022; Mulders et al., 2024)</w:t>
+      </w:r>
+      <w:r>
+        <w:t xml:space="preserve">.</w:t>
+      </w:r>
+    </w:p>
+    <w:p>
+      <w:pPr>
+        <w:pStyle w:val="Compact"/>
+        <w:numPr>
+          <w:ilvl w:val="0"/>
+          <w:numId w:val="1029"/>
+        </w:numPr>
+      </w:pPr>
+      <w:r>
+        <w:t xml:space="preserve">Combine this with work showing that minority and women actors often develop mixed or bridging collaboration strategies to navigate exclusionary structures.</w:t>
+      </w:r>
+    </w:p>
+    <w:p>
+      <w:pPr>
+        <w:pStyle w:val="Compact"/>
+        <w:numPr>
+          <w:ilvl w:val="1"/>
+          <w:numId w:val="1031"/>
+        </w:numPr>
+      </w:pPr>
+      <w:r>
+        <w:t xml:space="preserve">Women’s networking strategies and gendered returns in executive and digital networks</w:t>
+      </w:r>
+      <w:r>
+        <w:t xml:space="preserve"> </w:t>
+      </w:r>
+      <w:r>
+        <w:t xml:space="preserve">(Contreras et al., 2025; Lalanne &amp; Seabright, 2022; Woehler et al., 2021)</w:t>
+      </w:r>
+      <w:r>
+        <w:t xml:space="preserve">.</w:t>
+      </w:r>
+    </w:p>
+    <w:p>
+      <w:pPr>
+        <w:pStyle w:val="Compact"/>
+        <w:numPr>
+          <w:ilvl w:val="0"/>
+          <w:numId w:val="1029"/>
+        </w:numPr>
+      </w:pPr>
+      <w:r>
+        <w:t xml:space="preserve">From this, reason that minority-origin women may show weaker intersectional homophily than majority-origin men, because they must diversify collaborators across gender and origin to maintain careers (H3c), even while still facing subtle penalties.</w:t>
+      </w:r>
+    </w:p>
+    <w:bookmarkEnd w:id="39"/>
+    <w:bookmarkStart w:id="40" w:name="X000a16d27572f95515914743d556328d5f952ed"/>
+    <w:p>
+      <w:pPr>
+        <w:pStyle w:val="Heading4"/>
+      </w:pPr>
+      <w:r>
+        <w:t xml:space="preserve">Intersectional homophily as a mechanism of cumulative advantage</w:t>
+      </w:r>
+    </w:p>
+    <w:p>
+      <w:pPr>
+        <w:pStyle w:val="Compact"/>
+        <w:numPr>
+          <w:ilvl w:val="0"/>
+          <w:numId w:val="1032"/>
+        </w:numPr>
+      </w:pPr>
+      <w:r>
+        <w:t xml:space="preserve">Link back to cumulative advantage and status closure: homophily along intersecting lines of gender and origin can magnify existing differences in degree centrality, h-index evolution, and access to high-prestige venues.</w:t>
+      </w:r>
+    </w:p>
+    <w:p>
+      <w:pPr>
+        <w:pStyle w:val="Compact"/>
+        <w:numPr>
+          <w:ilvl w:val="1"/>
+          <w:numId w:val="1033"/>
+        </w:numPr>
+      </w:pPr>
+      <w:r>
+        <w:t xml:space="preserve">Cumulative advantage and status closure in academia</w:t>
+      </w:r>
+      <w:r>
+        <w:t xml:space="preserve"> </w:t>
+      </w:r>
+      <w:r>
+        <w:t xml:space="preserve">(Hofstra et al., 2020; Long &amp; Fox, 1995; Merton, 1973; Simko, 2015; Wapman et al., 2022)</w:t>
+      </w:r>
+      <w:r>
+        <w:t xml:space="preserve">.</w:t>
+      </w:r>
+    </w:p>
+    <w:p>
+      <w:pPr>
+        <w:pStyle w:val="Compact"/>
+        <w:numPr>
+          <w:ilvl w:val="0"/>
+          <w:numId w:val="1032"/>
+        </w:numPr>
+      </w:pPr>
+      <w:r>
+        <w:t xml:space="preserve">This motivates modeling joint gender–origin configurations rather than separate effects.</w:t>
+      </w:r>
+    </w:p>
+    <w:bookmarkEnd w:id="40"/>
+    <w:bookmarkStart w:id="41" w:name="hypotheses-2"/>
+    <w:p>
+      <w:pPr>
+        <w:pStyle w:val="Heading4"/>
+      </w:pPr>
+      <w:r>
+        <w:t xml:space="preserve">Hypotheses</w:t>
+      </w:r>
+    </w:p>
+    <w:p>
+      <w:pPr>
+        <w:pStyle w:val="Compact"/>
+        <w:numPr>
+          <w:ilvl w:val="0"/>
+          <w:numId w:val="1034"/>
+        </w:numPr>
+      </w:pPr>
+      <w:r>
+        <w:rPr>
+          <w:b/>
+          <w:bCs/>
+        </w:rPr>
+        <w:t xml:space="preserve">H3a</w:t>
+      </w:r>
+      <w:r>
+        <w:t xml:space="preserve"> </w:t>
+      </w:r>
+      <w:r>
+        <w:t xml:space="preserve">Co-authorship ties are especially likely between scholars who share both gender and origin (e.g., majority-origin men with majority-origin men; minority-origin women with minority-origin women), over and above the separate effects of gender and origin homophily.</w:t>
+      </w:r>
+      <w:r>
+        <w:br/>
+      </w:r>
+    </w:p>
+    <w:p>
+      <w:pPr>
+        <w:pStyle w:val="Compact"/>
+        <w:numPr>
+          <w:ilvl w:val="0"/>
+          <w:numId w:val="1034"/>
+        </w:numPr>
+      </w:pPr>
+      <w:r>
+        <w:rPr>
+          <w:b/>
+          <w:bCs/>
+        </w:rPr>
+        <w:t xml:space="preserve">H3b</w:t>
+      </w:r>
+      <w:r>
+        <w:t xml:space="preserve"> </w:t>
+      </w:r>
+      <w:r>
+        <w:t xml:space="preserve">Majority-origin men exhibit the highest levels of intersectional homophily (preferring other majority-origin men), reinforcing their dominance in central parts of the network.</w:t>
+      </w:r>
+      <w:r>
+        <w:br/>
+      </w:r>
+    </w:p>
+    <w:p>
+      <w:pPr>
+        <w:pStyle w:val="Compact"/>
+        <w:numPr>
+          <w:ilvl w:val="0"/>
+          <w:numId w:val="1034"/>
+        </w:numPr>
+      </w:pPr>
+      <w:r>
+        <w:rPr>
+          <w:b/>
+          <w:bCs/>
+        </w:rPr>
+        <w:t xml:space="preserve">H3c</w:t>
+      </w:r>
+      <w:r>
+        <w:t xml:space="preserve"> </w:t>
+      </w:r>
+      <w:r>
+        <w:t xml:space="preserve">Minority-origin women show weaker intersectional homophily than majority-origin men, because structural constraints and limited opportunities push them into more mixed-gender and mixed-origin collaborations.</w:t>
+      </w:r>
+    </w:p>
+    <w:p>
+      <w:r>
+        <w:pict>
+          <v:rect style="width:0;height:1.5pt" o:hralign="center" o:hrstd="t" o:hr="t"/>
+        </w:pict>
+      </w:r>
+    </w:p>
+    <w:bookmarkEnd w:id="41"/>
+    <w:bookmarkEnd w:id="42"/>
+    <w:bookmarkStart w:id="49" w:name="X07b2a21eae312fe6299a9ac977361742586142d"/>
+    <w:p>
+      <w:pPr>
+        <w:pStyle w:val="Heading3"/>
+      </w:pPr>
+      <w:r>
+        <w:t xml:space="preserve">Second-Order Social Capital and Unequal Returns Across Gender–Origin Intersections</w:t>
+      </w:r>
+    </w:p>
+    <w:p>
+      <w:pPr>
+        <w:pStyle w:val="FirstParagraph"/>
+      </w:pPr>
+      <w:r>
+        <w:rPr>
+          <w:i/>
+          <w:iCs/>
+        </w:rPr>
+        <w:t xml:space="preserve">(RQ4: to what extent do network aspects of second-order social capital (h-index, degree centrality, academic position) operate differently across gender–origin intersections? — H4a–H4b)</w:t>
+      </w:r>
+    </w:p>
+    <w:bookmarkStart w:id="43" w:name="X9f4e8c509ca8d26052af99c3919abfd0a4e41d8"/>
+    <w:p>
+      <w:pPr>
+        <w:pStyle w:val="Heading4"/>
+      </w:pPr>
+      <w:r>
+        <w:t xml:space="preserve">Conceptualizing second-order social capital</w:t>
+      </w:r>
+    </w:p>
+    <w:p>
+      <w:pPr>
+        <w:pStyle w:val="Compact"/>
+        <w:numPr>
+          <w:ilvl w:val="0"/>
+          <w:numId w:val="1035"/>
+        </w:numPr>
+      </w:pPr>
+      <w:r>
+        <w:t xml:space="preserve">Define second-order social capital as the quality and embeddedness of an ego’s collaborators: collaborators’ productivity, impact, and positions (e.g., their h-indices, centralities, academic ranks).</w:t>
+      </w:r>
+    </w:p>
+    <w:p>
+      <w:pPr>
+        <w:pStyle w:val="Compact"/>
+        <w:numPr>
+          <w:ilvl w:val="1"/>
+          <w:numId w:val="1036"/>
+        </w:numPr>
+      </w:pPr>
+      <w:r>
+        <w:t xml:space="preserve">h-index as a key indicator of an individual’s cumulative impact</w:t>
+      </w:r>
+      <w:r>
+        <w:t xml:space="preserve"> </w:t>
+      </w:r>
+      <w:r>
+        <w:t xml:space="preserve">(Hirsch, 2005)</w:t>
+      </w:r>
+      <w:r>
+        <w:t xml:space="preserve">.</w:t>
+      </w:r>
+      <w:r>
+        <w:br/>
+      </w:r>
+    </w:p>
+    <w:p>
+      <w:pPr>
+        <w:pStyle w:val="Compact"/>
+        <w:numPr>
+          <w:ilvl w:val="1"/>
+          <w:numId w:val="1036"/>
+        </w:numPr>
+      </w:pPr>
+      <w:r>
+        <w:t xml:space="preserve">Impact of co-author networks, centrality, and structural position on scientific productivity and citations</w:t>
+      </w:r>
+      <w:r>
+        <w:t xml:space="preserve"> </w:t>
+      </w:r>
+      <w:r>
+        <w:t xml:space="preserve">(Ductor, 2015; Ebadi &amp; Schiffauerova, 2015; Liu et al., 2025; Wu et al., 2019; Yan &amp; Ding, 2009)</w:t>
+      </w:r>
+      <w:r>
+        <w:t xml:space="preserve">.</w:t>
+      </w:r>
+    </w:p>
+    <w:p>
+      <w:pPr>
+        <w:pStyle w:val="Compact"/>
+        <w:numPr>
+          <w:ilvl w:val="0"/>
+          <w:numId w:val="1035"/>
+        </w:numPr>
+      </w:pPr>
+      <w:r>
+        <w:t xml:space="preserve">Connect to the social capital and structural holes literatures: who you are connected to (and who they are connected to) shapes access to resources.</w:t>
+      </w:r>
+    </w:p>
+    <w:p>
+      <w:pPr>
+        <w:pStyle w:val="Compact"/>
+        <w:numPr>
+          <w:ilvl w:val="1"/>
+          <w:numId w:val="1037"/>
+        </w:numPr>
+      </w:pPr>
+      <w:r>
+        <w:t xml:space="preserve">Structural holes, brokerage, and returns</w:t>
+      </w:r>
+      <w:r>
+        <w:t xml:space="preserve"> </w:t>
+      </w:r>
+      <w:r>
+        <w:t xml:space="preserve">(Bojanowski &amp; Czerniawska, 2020; Burt, 1998; Collischon &amp; Eberl, 2021; Mahmood et al., 2021)</w:t>
+      </w:r>
+      <w:r>
+        <w:t xml:space="preserve">.</w:t>
+      </w:r>
+    </w:p>
+    <w:bookmarkEnd w:id="43"/>
+    <w:bookmarkStart w:id="44" w:name="X9af0066465616fecf198fb705453ea1439ee908"/>
+    <w:p>
+      <w:pPr>
+        <w:pStyle w:val="Heading4"/>
+      </w:pPr>
+      <w:r>
+        <w:t xml:space="preserve">Academic position and departmental context as network resources</w:t>
+      </w:r>
+    </w:p>
+    <w:p>
+      <w:pPr>
+        <w:pStyle w:val="Compact"/>
+        <w:numPr>
+          <w:ilvl w:val="0"/>
+          <w:numId w:val="1038"/>
+        </w:numPr>
+      </w:pPr>
+      <w:r>
+        <w:t xml:space="preserve">Situate academic position (PhD, postdoc, assistant, associate, full professor) as both a marker of status and a generator of collaboration opportunities.</w:t>
+      </w:r>
+    </w:p>
+    <w:p>
+      <w:pPr>
+        <w:pStyle w:val="Compact"/>
+        <w:numPr>
+          <w:ilvl w:val="1"/>
+          <w:numId w:val="1039"/>
+        </w:numPr>
+      </w:pPr>
+      <w:r>
+        <w:t xml:space="preserve">Classic work on productivity, position, and departmental context</w:t>
+      </w:r>
+      <w:r>
+        <w:t xml:space="preserve"> </w:t>
+      </w:r>
+      <w:r>
+        <w:t xml:space="preserve">(Allison &amp; Long, 1990; Long, 1978; Long et al., 1979; Long &amp; Fox, 1995; Long &amp; McGinnis, 1981)</w:t>
+      </w:r>
+      <w:r>
+        <w:t xml:space="preserve">.</w:t>
+      </w:r>
+      <w:r>
+        <w:br/>
+      </w:r>
+    </w:p>
+    <w:p>
+      <w:pPr>
+        <w:pStyle w:val="Compact"/>
+        <w:numPr>
+          <w:ilvl w:val="1"/>
+          <w:numId w:val="1039"/>
+        </w:numPr>
+      </w:pPr>
+      <w:r>
+        <w:t xml:space="preserve">Contemporary evidence on tenure and professorship in sociology</w:t>
+      </w:r>
+      <w:r>
+        <w:t xml:space="preserve"> </w:t>
+      </w:r>
+      <w:r>
+        <w:t xml:space="preserve">(Lutter &amp; Schröder, 2016)</w:t>
+      </w:r>
+      <w:r>
+        <w:t xml:space="preserve">.</w:t>
+      </w:r>
+    </w:p>
+    <w:p>
+      <w:pPr>
+        <w:pStyle w:val="Compact"/>
+        <w:numPr>
+          <w:ilvl w:val="0"/>
+          <w:numId w:val="1038"/>
+        </w:numPr>
+      </w:pPr>
+      <w:r>
+        <w:t xml:space="preserve">Link academic rank to visibility and attractiveness as a collaborator: higher positions typically have more collaborators and more central roles in networks.</w:t>
+      </w:r>
+    </w:p>
+    <w:bookmarkEnd w:id="44"/>
+    <w:bookmarkStart w:id="45" w:name="X031f1e9d7c868d238c2ec6e2dd6f333bbaf4342"/>
+    <w:p>
+      <w:pPr>
+        <w:pStyle w:val="Heading4"/>
+      </w:pPr>
+      <w:r>
+        <w:t xml:space="preserve">How second-order social capital affects tie formation</w:t>
+      </w:r>
+    </w:p>
+    <w:p>
+      <w:pPr>
+        <w:pStyle w:val="Compact"/>
+        <w:numPr>
+          <w:ilvl w:val="0"/>
+          <w:numId w:val="1040"/>
+        </w:numPr>
+      </w:pPr>
+      <w:r>
+        <w:t xml:space="preserve">Argue that scholars with higher second-order social capital (high-impact, central, high-rank collaborators) become more attractive collaboration partners, increasing their chances of gaining new ties (H4a).</w:t>
+      </w:r>
+    </w:p>
+    <w:p>
+      <w:pPr>
+        <w:pStyle w:val="Compact"/>
+        <w:numPr>
+          <w:ilvl w:val="1"/>
+          <w:numId w:val="1041"/>
+        </w:numPr>
+      </w:pPr>
+      <w:r>
+        <w:t xml:space="preserve">Preferential attachment and cumulative advantage in collaboration</w:t>
+      </w:r>
+      <w:r>
+        <w:t xml:space="preserve"> </w:t>
+      </w:r>
+      <w:r>
+        <w:t xml:space="preserve">(Abbasi et al., 2011; Baraba et al., 2002; Ferligoj et al., 2015; J. Kim et al., 2016; C. Zhang et al., 2018)</w:t>
+      </w:r>
+      <w:r>
+        <w:t xml:space="preserve">.</w:t>
+      </w:r>
+      <w:r>
+        <w:br/>
+      </w:r>
+    </w:p>
+    <w:p>
+      <w:pPr>
+        <w:pStyle w:val="Compact"/>
+        <w:numPr>
+          <w:ilvl w:val="1"/>
+          <w:numId w:val="1041"/>
+        </w:numPr>
+      </w:pPr>
+      <w:r>
+        <w:t xml:space="preserve">Project-team and network studies linking structural properties to impact and innovation</w:t>
+      </w:r>
+      <w:r>
+        <w:t xml:space="preserve"> </w:t>
+      </w:r>
+      <w:r>
+        <w:t xml:space="preserve">(Liu et al., 2025; Lungeanu &amp; Contractor, 2015)</w:t>
+      </w:r>
+      <w:r>
+        <w:t xml:space="preserve">.</w:t>
+      </w:r>
+    </w:p>
+    <w:bookmarkEnd w:id="45"/>
+    <w:bookmarkStart w:id="46" w:name="X350c313b34373e5e452277068ca3c8a4b31aa55"/>
+    <w:p>
+      <w:pPr>
+        <w:pStyle w:val="Heading4"/>
+      </w:pPr>
+      <w:r>
+        <w:t xml:space="preserve">Unequal returns to networks: gender and origin differences</w:t>
+      </w:r>
+    </w:p>
+    <w:p>
+      <w:pPr>
+        <w:pStyle w:val="Compact"/>
+        <w:numPr>
+          <w:ilvl w:val="0"/>
+          <w:numId w:val="1042"/>
+        </w:numPr>
+      </w:pPr>
+      <w:r>
+        <w:t xml:space="preserve">Introduce the unequal network returns (UNR) perspective: even when women and minority scholars have similar network structures, they may receive lower payoffs in terms of career outcomes.</w:t>
+      </w:r>
+    </w:p>
+    <w:p>
+      <w:pPr>
+        <w:pStyle w:val="Compact"/>
+        <w:numPr>
+          <w:ilvl w:val="1"/>
+          <w:numId w:val="1043"/>
+        </w:numPr>
+      </w:pPr>
+      <w:r>
+        <w:t xml:space="preserve">Framework and review of UNC vs UNR</w:t>
+      </w:r>
+      <w:r>
+        <w:t xml:space="preserve"> </w:t>
+      </w:r>
+      <w:r>
+        <w:t xml:space="preserve">(Woehler et al., 2021)</w:t>
+      </w:r>
+      <w:r>
+        <w:t xml:space="preserve">.</w:t>
+      </w:r>
+      <w:r>
+        <w:br/>
+      </w:r>
+    </w:p>
+    <w:p>
+      <w:pPr>
+        <w:pStyle w:val="Compact"/>
+        <w:numPr>
+          <w:ilvl w:val="1"/>
+          <w:numId w:val="1043"/>
+        </w:numPr>
+      </w:pPr>
+      <w:r>
+        <w:t xml:space="preserve">Evidence of gendered returns to networks and professional ties</w:t>
+      </w:r>
+      <w:r>
+        <w:t xml:space="preserve"> </w:t>
+      </w:r>
+      <w:r>
+        <w:t xml:space="preserve">(Contreras et al., 2025; Lalanne &amp; Seabright, 2022; Lutter, 2015; Whittington, 2018; Whittington et al., 2024)</w:t>
+      </w:r>
+      <w:r>
+        <w:t xml:space="preserve">.</w:t>
+      </w:r>
+      <w:r>
+        <w:br/>
+      </w:r>
+    </w:p>
+    <w:p>
+      <w:pPr>
+        <w:pStyle w:val="Compact"/>
+        <w:numPr>
+          <w:ilvl w:val="1"/>
+          <w:numId w:val="1043"/>
+        </w:numPr>
+      </w:pPr>
+      <w:r>
+        <w:t xml:space="preserve">Labor-market analogues showing gendered and racialized differences in job leads and returns to contacts</w:t>
+      </w:r>
+      <w:r>
+        <w:t xml:space="preserve"> </w:t>
+      </w:r>
+      <w:r>
+        <w:t xml:space="preserve">(Huffman &amp; Torres, 2002; Lutter, 2015; McDonald, 2011; McGuire, 2002)</w:t>
+      </w:r>
+      <w:r>
+        <w:t xml:space="preserve">.</w:t>
+      </w:r>
+    </w:p>
+    <w:p>
+      <w:pPr>
+        <w:pStyle w:val="Compact"/>
+        <w:numPr>
+          <w:ilvl w:val="0"/>
+          <w:numId w:val="1042"/>
+        </w:numPr>
+      </w:pPr>
+      <w:r>
+        <w:t xml:space="preserve">Connect to research on gendered and intersectional returns to productivity and innovation:</w:t>
+      </w:r>
+    </w:p>
+    <w:p>
+      <w:pPr>
+        <w:pStyle w:val="Compact"/>
+        <w:numPr>
+          <w:ilvl w:val="1"/>
+          <w:numId w:val="1044"/>
+        </w:numPr>
+      </w:pPr>
+      <w:r>
+        <w:t xml:space="preserve">Diversity–innovation paradox and devaluation of minority innovations</w:t>
+      </w:r>
+      <w:r>
+        <w:t xml:space="preserve"> </w:t>
+      </w:r>
+      <w:r>
+        <w:t xml:space="preserve">(Hofstra et al., 2020; Kozlowski et al., 2022)</w:t>
+      </w:r>
+      <w:r>
+        <w:t xml:space="preserve">.</w:t>
+      </w:r>
+      <w:r>
+        <w:br/>
+      </w:r>
+    </w:p>
+    <w:p>
+      <w:pPr>
+        <w:pStyle w:val="Compact"/>
+        <w:numPr>
+          <w:ilvl w:val="1"/>
+          <w:numId w:val="1044"/>
+        </w:numPr>
+      </w:pPr>
+      <w:r>
+        <w:t xml:space="preserve">Gender disparities in high-impact publication, grant success, and recognition</w:t>
+      </w:r>
+      <w:r>
+        <w:t xml:space="preserve"> </w:t>
+      </w:r>
+      <w:r>
+        <w:t xml:space="preserve">(Bendels et al., 2018; Heiberger et al., 2025; Stadmark et al., 2020; Tolsma et al., 2025)</w:t>
+      </w:r>
+      <w:r>
+        <w:t xml:space="preserve">.</w:t>
+      </w:r>
+    </w:p>
+    <w:bookmarkEnd w:id="46"/>
+    <w:bookmarkStart w:id="47" w:name="X12a4646b6a3da3ba0aaac1ed879a7553eb2d3e0"/>
+    <w:p>
+      <w:pPr>
+        <w:pStyle w:val="Heading4"/>
+      </w:pPr>
+      <w:r>
+        <w:t xml:space="preserve">Intersectional differences in second-order returns</w:t>
+      </w:r>
+    </w:p>
+    <w:p>
+      <w:pPr>
+        <w:pStyle w:val="Compact"/>
+        <w:numPr>
+          <w:ilvl w:val="0"/>
+          <w:numId w:val="1045"/>
+        </w:numPr>
+      </w:pPr>
+      <w:r>
+        <w:t xml:space="preserve">Argue that majority-origin men are most likely to be embedded in high-status, high-impact collaboration neighborhoods, and that evaluators interpret their networks more favorably.</w:t>
+      </w:r>
+    </w:p>
+    <w:p>
+      <w:pPr>
+        <w:pStyle w:val="Compact"/>
+        <w:numPr>
+          <w:ilvl w:val="1"/>
+          <w:numId w:val="1046"/>
+        </w:numPr>
+      </w:pPr>
+      <w:r>
+        <w:t xml:space="preserve">Hierarchy and prestige in hiring and retention</w:t>
+      </w:r>
+      <w:r>
+        <w:t xml:space="preserve"> </w:t>
+      </w:r>
+      <w:r>
+        <w:t xml:space="preserve">(Heiberger &amp; Riebling, 2019; Wapman et al., 2022)</w:t>
+      </w:r>
+      <w:r>
+        <w:t xml:space="preserve">.</w:t>
+      </w:r>
+      <w:r>
+        <w:br/>
+      </w:r>
+    </w:p>
+    <w:p>
+      <w:pPr>
+        <w:pStyle w:val="Compact"/>
+        <w:numPr>
+          <w:ilvl w:val="1"/>
+          <w:numId w:val="1046"/>
+        </w:numPr>
+      </w:pPr>
+      <w:r>
+        <w:t xml:space="preserve">Gendered knowledge and topic valuation</w:t>
+      </w:r>
+      <w:r>
+        <w:t xml:space="preserve"> </w:t>
+      </w:r>
+      <w:r>
+        <w:t xml:space="preserve">(Hofstra et al., 2020; L. Kim et al., 2022; Kozlowski et al., 2022)</w:t>
+      </w:r>
+      <w:r>
+        <w:t xml:space="preserve">.</w:t>
+      </w:r>
+    </w:p>
+    <w:p>
+      <w:pPr>
+        <w:pStyle w:val="Compact"/>
+        <w:numPr>
+          <w:ilvl w:val="0"/>
+          <w:numId w:val="1045"/>
+        </w:numPr>
+      </w:pPr>
+      <w:r>
+        <w:t xml:space="preserve">Women and minority-origin scholars may have less access to high second-order capital and/or receive lower marginal returns to similar second-order profiles, because their collaborators’ prestige is discounted or because evaluators interpret the same network signals differently.</w:t>
+      </w:r>
+    </w:p>
+    <w:bookmarkEnd w:id="47"/>
+    <w:bookmarkStart w:id="48" w:name="hypotheses-3"/>
+    <w:p>
+      <w:pPr>
+        <w:pStyle w:val="Heading4"/>
+      </w:pPr>
+      <w:r>
+        <w:t xml:space="preserve">Hypotheses</w:t>
+      </w:r>
+    </w:p>
+    <w:p>
+      <w:pPr>
+        <w:pStyle w:val="Compact"/>
+        <w:numPr>
+          <w:ilvl w:val="0"/>
+          <w:numId w:val="1047"/>
+        </w:numPr>
+      </w:pPr>
+      <w:r>
+        <w:rPr>
+          <w:b/>
+          <w:bCs/>
+        </w:rPr>
+        <w:t xml:space="preserve">H4a</w:t>
+      </w:r>
+      <w:r>
+        <w:t xml:space="preserve"> </w:t>
+      </w:r>
+      <w:r>
+        <w:t xml:space="preserve">Higher levels of second-order social capital (higher h-index, higher degree centrality, and higher academic position) are associated with a greater likelihood of attracting new co-authorship ties for all scholars.</w:t>
+      </w:r>
+      <w:r>
+        <w:br/>
+      </w:r>
+    </w:p>
+    <w:p>
+      <w:pPr>
+        <w:pStyle w:val="Compact"/>
+        <w:numPr>
+          <w:ilvl w:val="0"/>
+          <w:numId w:val="1047"/>
+        </w:numPr>
+      </w:pPr>
+      <w:r>
+        <w:rPr>
+          <w:b/>
+          <w:bCs/>
+        </w:rPr>
+        <w:t xml:space="preserve">H4b</w:t>
+      </w:r>
+      <w:r>
+        <w:t xml:space="preserve"> </w:t>
+      </w:r>
+      <w:r>
+        <w:t xml:space="preserve">The positive association between second-order social capital and attracting new co-authorship ties is stronger for men and majority-origin scholars than for women and minority-origin scholars.</w:t>
+      </w:r>
+    </w:p>
+    <w:bookmarkEnd w:id="48"/>
+    <w:bookmarkEnd w:id="49"/>
+    <w:bookmarkEnd w:id="50"/>
+    <w:bookmarkStart w:id="70" w:name="data-and-methods"/>
+    <w:p>
+      <w:pPr>
+        <w:pStyle w:val="Heading2"/>
+      </w:pPr>
+      <w:r>
         <w:t xml:space="preserve">Data and Methods</w:t>
       </w:r>
     </w:p>
-    <w:bookmarkStart w:id="26" w:name="data"/>
+    <w:bookmarkStart w:id="53" w:name="data"/>
     <w:p>
       <w:pPr>
         <w:pStyle w:val="Heading3"/>
@@ -588,7 +2442,16 @@
         <w:pStyle w:val="FirstParagraph"/>
       </w:pPr>
       <w:r>
-        <w:t xml:space="preserve">This study introduces a database of scholars and their publications that approximates the full population of staff employed in sociology and political science departments at Dutch research universities in recent years. We reconstructed a roster of department employees at three time points - 19 December 2022, 19 April 2024, and 12 October 2025 - by manually collecting staff lists from public departmental webpages. For each snapshot, individual and departmental information was stored in harmonized Excel files with separate sheets for sociology and political science. This data set contains for every listed staff member, their name, university, job title, and email address, for each of the three measurement waves.</w:t>
+        <w:t xml:space="preserve">This study contributes a database of N_scholars = XXXX scholars and their N_publications = XXXX publications that is near-population of staff employed in Sociology (N_sociology = XXXX unique academics) and Political Science (N_politicalscience = XXXX unique academics) departments at Dutch research universities in recent years and their academic histories. We compiled these data by reconstructing rosters of department employees at three time points - 19 December 2022, 19 April 2024, and 12 October 2025 - by manually collecting staff lists from public departmental webpages of these research universities.</w:t>
+      </w:r>
+      <w:r>
+        <w:t xml:space="preserve"> </w:t>
+      </w:r>
+      <w:r>
+        <w:t xml:space="preserve"> </w:t>
+      </w:r>
+      <w:r>
+        <w:t xml:space="preserve">The resulting database contains for each of the three time points staff members’ their names, university affiliations, job titles, and email addresses</w:t>
       </w:r>
     </w:p>
     <w:p>
@@ -596,7 +2459,7 @@
         <w:pStyle w:val="BodyText"/>
       </w:pPr>
       <w:r>
-        <w:t xml:space="preserve">To link these scholars to their publication histories, we use OpenAlex as a bibliometric backbone</w:t>
+        <w:t xml:space="preserve">To be able to consider co-authorship networks, we needed to link these scholars to publication histories. To this end, we use OpenAlex as a source that is increasingly used in bibliometric research</w:t>
       </w:r>
       <w:r>
         <w:t xml:space="preserve"> </w:t>
@@ -605,7 +2468,7 @@
         <w:t xml:space="preserve">(Priem et al., 2022)</w:t>
       </w:r>
       <w:r>
-        <w:t xml:space="preserve">. OpenAlex is a free, openly accessible scholarly metadata source that offers coverage and reference statistics broadly comparable to major proprietary databases such as Web of Science and Scopus, with particularly strong coverage of persistent identifiers (e.g. ORCID), while also providing a more balanced linguistic coverage than Web of Science, albeit with some remaining limitations in the accuracy and completeness of language metadata</w:t>
+        <w:t xml:space="preserve">. OpenAlex is open source and contains scholarly metadata. It offers publication coverage comparable to major proprietary databases such as Web of Science or Scopus, with a particularly strong coverage of persistent identifiers that enable reliable author disambiguation (e.g. ORCID so as to pinpoint which authors wrote what publications). It also also provides a more balanced linguistic coverage than Web of Science, albeit with some remaining limitations in the accuracy and completeness of language metadata</w:t>
       </w:r>
       <w:r>
         <w:t xml:space="preserve"> </w:t>
@@ -619,26 +2482,22 @@
       <w:r>
         <w:t xml:space="preserve"> </w:t>
       </w:r>
-      <w:r>
-        <w:t xml:space="preserve">First, we constructed a set of institution records for all universities in our sample by assembling, for each institution, its preferred English and native names and using these variants to query the OpenAlex API for the corresponding institution entities. This procedure yields disambiguated institution identifiers, which we then attach to all occurrences of these universities in the scholar roster.</w:t>
-      </w:r>
-      <w:r>
-        <w:t xml:space="preserve"> </w:t>
-      </w:r>
-      <w:r>
-        <w:t xml:space="preserve">Second, OpenAlex author profiles are retrieved for each scholar by searching on their harmonized name and, where possible, constraining the search to the known institution identifiers. Our matching procedure explicitly allows each scholar to be linked to multiple OpenAlex author IDs, which is important because some individuals maintain more than one profile in OpenAlex due to ambiguous or shifting name forms across their publications.</w:t>
-      </w:r>
-      <w:r>
-        <w:t xml:space="preserve"> </w:t>
-      </w:r>
-      <w:r>
-        <w:t xml:space="preserve">Third, the resulting candidate author profiles are filtered using a combination of institutional overlap, name similarity thresholds, and a small set of manually curated exclusion rules. For every candidate author, the script computes a Jaro–Winkler similarity score between the OpenAlex display name and the query name and unpacks information on last known institutions, country codes, and persistent author identifiers. The implicit aim of this step is to systematically exclude false matches and retain a high-confidence mapping between our scholars and OpenAlex author IDs.</w:t>
-      </w:r>
-      <w:r>
-        <w:t xml:space="preserve"> </w:t>
-      </w:r>
-      <w:r>
-        <w:t xml:space="preserve">Fourth, all works associated with the selected author IDs are downloaded from OpenAlex and transformed into a tidy format in which each row represents a unique author-work combination, with compact author and work identifiers, publication year, document type, and coauthor information. Together, the scholar roster and linked OpenAlex records form the basis for the co-publishing networks analyzed in this paper. all code and intermediate outputs are documented and made available through the public replication package website.</w:t>
+    </w:p>
+    <w:p>
+      <w:pPr>
+        <w:pStyle w:val="BodyText"/>
+      </w:pPr>
+      <w:r>
+        <w:t xml:space="preserve">How do we link departmental scholars to OpenAlex? We first queried OpenAlex for institutions (both their English and Dutch names) to find OpenAlex institution identifiers, such that we can match scholars’ names and their OpenAlex institutional identifiers. In a next step, we query OpenAlex for full name + OpenAlex institutions to be able to link our scholars to OpenAlex scholar identifiers. Note that this crosslinking procedure allows for each scholar to be linked to multiple OpenAlex author IDs. This is important for our purposes – and simultaneously highlights the importance of having a relevant scholarly anchor database – because some scholars have more than one profile (XX% of our scholars) in OpenAlex due to changing names or institutional affiliations across publications.</w:t>
+      </w:r>
+      <w:r>
+        <w:t xml:space="preserve"> </w:t>
+      </w:r>
+      <w:r>
+        <w:t xml:space="preserve"> </w:t>
+      </w:r>
+      <w:r>
+        <w:t xml:space="preserve">So we now have candidate OpenAlex scholar identifier and profiles that we filter through institutional matches, name similarity thresholds (Jaro–Winkler similarity), and a small set of manual heuristics. Our aim is to systematically exclude false matches and retain a high-confidence links between our scholars and OpenAlex scholar identifiers. We then compile for each linked scholar and their associated OpenAlex scholar identifier their publications, such that each row represents a unique author-publication. The associated publication metadata consists of information like OpenAlex publication identifiers, publications years, what type of publication it is, and, most importantly for our purposes, with whom the publication is written. XX% of our scholars were matched to publication data. All code and (intermediate) output of this study are documented and made available through our public replication package website: XXURLXXX.</w:t>
       </w:r>
     </w:p>
     <w:tbl>
@@ -682,12 +2541,12 @@
                 <wp:inline>
                   <wp:extent cx="152400" cy="152400"/>
                   <wp:effectExtent b="0" l="0" r="0" t="0"/>
-                  <wp:docPr descr="" title="" id="24" name="Picture"/>
+                  <wp:docPr descr="" title="" id="51" name="Picture"/>
                   <a:graphic>
                     <a:graphicData uri="http://schemas.openxmlformats.org/drawingml/2006/picture">
                       <pic:pic>
                         <pic:nvPicPr>
-                          <pic:cNvPr descr="/Applications/quarto/share/formats/docx/note.png" id="25" name="Picture"/>
+                          <pic:cNvPr descr="/Applications/quarto/share/formats/docx/note.png" id="52" name="Picture"/>
                           <pic:cNvPicPr>
                             <a:picLocks noChangeArrowheads="1" noChangeAspect="1"/>
                           </pic:cNvPicPr>
@@ -821,8 +2680,8 @@
         </w:tc>
       </w:tr>
     </w:tbl>
-    <w:bookmarkEnd w:id="26"/>
-    <w:bookmarkStart w:id="36" w:name="variables"/>
+    <w:bookmarkEnd w:id="53"/>
+    <w:bookmarkStart w:id="65" w:name="variables"/>
     <w:p>
       <w:pPr>
         <w:pStyle w:val="Heading3"/>
@@ -831,7 +2690,7 @@
         <w:t xml:space="preserve">Variables</w:t>
       </w:r>
     </w:p>
-    <w:bookmarkStart w:id="27" w:name="dependent-variable"/>
+    <w:bookmarkStart w:id="56" w:name="dependent-variable"/>
     <w:p>
       <w:pPr>
         <w:pStyle w:val="Heading4"/>
@@ -853,181 +2712,6 @@
       </w:r>
       <w:r>
         <w:t xml:space="preserve">, the dependent variable, was operationalized as a binary co-publishing tie between pairs of scholars. Using the OpenAlex-based publication data described above, we identified all works in which any two scholars in our roster appeared together in the authorship list. For each pair of scholars, we then coded a tie as present (1) if they had coauthored at least one publication within the observation window, and absent (0) otherwise. This information was assembled into a series of adjacency matrices in which nodes represent scholars and undirected edges represent observed co-publishing relationships. These longitudinal collaboration networks form the outcome in our models, capturing both the existence and evolution of co-authorship ties over time.</w:t>
-      </w:r>
-    </w:p>
-    <w:bookmarkEnd w:id="27"/>
-    <w:bookmarkStart w:id="32" w:name="independent-variables"/>
-    <w:p>
-      <w:pPr>
-        <w:pStyle w:val="Heading4"/>
-      </w:pPr>
-      <w:r>
-        <w:t xml:space="preserve">Independent Variables</w:t>
-      </w:r>
-    </w:p>
-    <w:p>
-      <w:pPr>
-        <w:pStyle w:val="FirstParagraph"/>
-      </w:pPr>
-      <w:r>
-        <w:rPr>
-          <w:i/>
-          <w:iCs/>
-        </w:rPr>
-        <w:t xml:space="preserve">Gender</w:t>
-      </w:r>
-      <w:r>
-        <w:t xml:space="preserve"> </w:t>
-      </w:r>
-      <w:r>
-        <w:t xml:space="preserve">was operationalized as an inferred gender indicator based on scholars’ first names. We first used the</w:t>
-      </w:r>
-      <w:r>
-        <w:t xml:space="preserve"> </w:t>
-      </w:r>
-      <w:r>
-        <w:rPr>
-          <w:rStyle w:val="VerbatimChar"/>
-        </w:rPr>
-        <w:t xml:space="preserve">genderizeR</w:t>
-      </w:r>
-      <w:r>
-        <w:t xml:space="preserve"> </w:t>
-      </w:r>
-      <w:r>
-        <w:t xml:space="preserve">package to query the genderize.io database, which provides probabilistic gender assignments for first names based on large-scale social media data</w:t>
-      </w:r>
-      <w:r>
-        <w:t xml:space="preserve"> </w:t>
-      </w:r>
-      <w:r>
-        <w:t xml:space="preserve">(Wais, 2016, see also genderize.io documentation)</w:t>
-      </w:r>
-      <w:r>
-        <w:t xml:space="preserve">. The underlying database aggregates first-name and gender information for more than one hundred million individuals across a wide range of countries, and returns both a predicted gender and associated probability for each name. Using this API, we obtained an initial classification for all unique first names in our scholar roster. To improve coverage for names that are common in the Netherlands and reduce misclassification, we then matched first names to the Dutch public civil registry name database hosted by the Meertens Instituut (Nederlandse Voornamenbank), which contains all officially registered first names in the Netherlands and their distribution by sex over time</w:t>
-      </w:r>
-      <w:r>
-        <w:t xml:space="preserve"> </w:t>
-      </w:r>
-      <w:r>
-        <w:t xml:space="preserve">(Meertens Instituut, n.d.)</w:t>
-      </w:r>
-      <w:r>
-        <w:t xml:space="preserve">. Where available, this registry information was used to validate or refine the genderize.io-based assignments, especially for names with low counts or ambiguous probabilities in genderize.io.</w:t>
-      </w:r>
-    </w:p>
-    <w:p>
-      <w:pPr>
-        <w:pStyle w:val="BodyText"/>
-      </w:pPr>
-      <w:r>
-        <w:rPr>
-          <w:i/>
-          <w:iCs/>
-        </w:rPr>
-        <w:t xml:space="preserve">Origin</w:t>
-      </w:r>
-      <w:r>
-        <w:t xml:space="preserve"> </w:t>
-      </w:r>
-      <w:r>
-        <w:t xml:space="preserve">was operationalized as an inferred country-of-origin indicator based on scholars’ surnames. We first used the</w:t>
-      </w:r>
-      <w:r>
-        <w:t xml:space="preserve"> </w:t>
-      </w:r>
-      <w:r>
-        <w:rPr>
-          <w:rStyle w:val="VerbatimChar"/>
-        </w:rPr>
-        <w:t xml:space="preserve">DemografixeR</w:t>
-      </w:r>
-      <w:r>
-        <w:t xml:space="preserve"> </w:t>
-      </w:r>
-      <w:r>
-        <w:t xml:space="preserve">package to query the nationalize.io API, which provides probabilistic nationality assignments for last names based on large-scale web data</w:t>
-      </w:r>
-      <w:r>
-        <w:t xml:space="preserve"> </w:t>
-      </w:r>
-      <w:r>
-        <w:t xml:space="preserve">(Brenninkmeijer, 2025, see also nationalize.io documentation)</w:t>
-      </w:r>
-      <w:r>
-        <w:t xml:space="preserve">. The underlying database aggregates name-country occurrences from diverse online sources, and returns, for each surname, a set of country codes with associated probabilities. Using this API, we obtained an initial nationality distribution for all unique surnames in our scholar roster. To improve coverage for surnames that are common in the Netherlands and to correct systematic misclassifications, we then complemented these predictions with information from the Dutch Database of Surnames in the Netherlands (Nederlandse Familienamenbank), which reports the number of name bearers per surname and provides etymological notes on its origin and meaning</w:t>
-      </w:r>
-      <w:r>
-        <w:t xml:space="preserve"> </w:t>
-      </w:r>
-      <w:r>
-        <w:t xml:space="preserve">(Centrum voor familiegeschiedenis, n.d.)</w:t>
-      </w:r>
-      <w:r>
-        <w:t xml:space="preserve">. A custom scraping and parsing pipeline extracted origin-related signals from these etymology texts (e.g., language adjectives such as</w:t>
-      </w:r>
-      <w:r>
-        <w:t xml:space="preserve"> </w:t>
-      </w:r>
-      <w:r>
-        <w:t xml:space="preserve">“Nederlandse”</w:t>
-      </w:r>
-      <w:r>
-        <w:t xml:space="preserve">,</w:t>
-      </w:r>
-      <w:r>
-        <w:t xml:space="preserve"> </w:t>
-      </w:r>
-      <w:r>
-        <w:t xml:space="preserve">“Turkse”</w:t>
-      </w:r>
-      <w:r>
-        <w:t xml:space="preserve">, or</w:t>
-      </w:r>
-      <w:r>
-        <w:t xml:space="preserve"> </w:t>
-      </w:r>
-      <w:r>
-        <w:t xml:space="preserve">“Marokkaanse”</w:t>
-      </w:r>
-      <w:r>
-        <w:t xml:space="preserve">, references to specific countries or regions, and indicators of Dutch surname particles), and combined them with national occurrence counts. A manually curated patch file was used to correct ambiguous or frequently misclassified surnames. In a final harmonization step, we collapsed the various signals into a single cleaned origin label (e.g.,</w:t>
-      </w:r>
-      <w:r>
-        <w:t xml:space="preserve"> </w:t>
-      </w:r>
-      <w:r>
-        <w:t xml:space="preserve">“Nederlandse”</w:t>
-      </w:r>
-      <w:r>
-        <w:t xml:space="preserve">,</w:t>
-      </w:r>
-      <w:r>
-        <w:t xml:space="preserve"> </w:t>
-      </w:r>
-      <w:r>
-        <w:t xml:space="preserve">“Turkse”</w:t>
-      </w:r>
-      <w:r>
-        <w:t xml:space="preserve">,</w:t>
-      </w:r>
-      <w:r>
-        <w:t xml:space="preserve"> </w:t>
-      </w:r>
-      <w:r>
-        <w:t xml:space="preserve">“Marokkaanse”</w:t>
-      </w:r>
-      <w:r>
-        <w:t xml:space="preserve">,</w:t>
-      </w:r>
-      <w:r>
-        <w:t xml:space="preserve"> </w:t>
-      </w:r>
-      <w:r>
-        <w:t xml:space="preserve">“Chinese”</w:t>
-      </w:r>
-      <w:r>
-        <w:t xml:space="preserve">) and mapped these labels to ISO 3166-1 alpha-2 country codes. The resulting variable captures, for each scholar, the most likely country-of-origin signal implied by their surname.</w:t>
       </w:r>
     </w:p>
     <w:tbl>
@@ -1071,12 +2755,405 @@
                 <wp:inline>
                   <wp:extent cx="152400" cy="152400"/>
                   <wp:effectExtent b="0" l="0" r="0" t="0"/>
-                  <wp:docPr descr="" title="" id="28" name="Picture"/>
+                  <wp:docPr descr="" title="" id="54" name="Picture"/>
                   <a:graphic>
                     <a:graphicData uri="http://schemas.openxmlformats.org/drawingml/2006/picture">
                       <pic:pic>
                         <pic:nvPicPr>
-                          <pic:cNvPr descr="/Applications/quarto/share/formats/docx/note.png" id="29" name="Picture"/>
+                          <pic:cNvPr descr="/Applications/quarto/share/formats/docx/note.png" id="55" name="Picture"/>
+                          <pic:cNvPicPr>
+                            <a:picLocks noChangeArrowheads="1" noChangeAspect="1"/>
+                          </pic:cNvPicPr>
+                        </pic:nvPicPr>
+                        <pic:blipFill>
+                          <a:blip r:embed="rId20"/>
+                          <a:stretch>
+                            <a:fillRect/>
+                          </a:stretch>
+                        </pic:blipFill>
+                        <pic:spPr bwMode="auto">
+                          <a:xfrm>
+                            <a:off x="0" y="0"/>
+                            <a:ext cx="152400" cy="152400"/>
+                          </a:xfrm>
+                          <a:prstGeom prst="rect">
+                            <a:avLst/>
+                          </a:prstGeom>
+                          <a:noFill/>
+                          <a:ln w="9525">
+                            <a:noFill/>
+                            <a:headEnd/>
+                            <a:tailEnd/>
+                          </a:ln>
+                        </pic:spPr>
+                      </pic:pic>
+                    </a:graphicData>
+                  </a:graphic>
+                </wp:inline>
+              </w:drawing>
+            </w:r>
+            <w:r>
+              <w:t xml:space="preserve"> </w:t>
+            </w:r>
+            <w:r>
+              <w:t xml:space="preserve"> </w:t>
+            </w:r>
+            <w:r>
+              <w:t xml:space="preserve">Note</w:t>
+            </w:r>
+          </w:p>
+        </w:tc>
+      </w:tr>
+      <w:tr>
+        <w:trPr>
+          <w:cantSplit/>
+        </w:trPr>
+        <w:tc>
+          <w:tcPr>
+            <w:tcMar>
+              <w:top w:w="108" w:type="dxa"/>
+              <w:bottom w:w="108" w:type="dxa"/>
+            </w:tcMar>
+          </w:tcPr>
+          <w:p>
+            <w:pPr>
+              <w:pStyle w:val="SourceCode"/>
+            </w:pPr>
+            <w:r>
+              <w:rPr>
+                <w:rStyle w:val="VerbatimChar"/>
+              </w:rPr>
+              <w:t xml:space="preserve">Questions:</w:t>
+            </w:r>
+            <w:r>
+              <w:br/>
+            </w:r>
+            <w:r>
+              <w:rPr>
+                <w:rStyle w:val="VerbatimChar"/>
+              </w:rPr>
+              <w:t xml:space="preserve">- dichotomizing the right way? what do we loose if we do so?</w:t>
+            </w:r>
+            <w:r>
+              <w:br/>
+            </w:r>
+            <w:r>
+              <w:rPr>
+                <w:rStyle w:val="VerbatimChar"/>
+              </w:rPr>
+              <w:t xml:space="preserve">- 1 OR: from first author to all other authors?</w:t>
+            </w:r>
+            <w:r>
+              <w:br/>
+            </w:r>
+            <w:r>
+              <w:rPr>
+                <w:rStyle w:val="VerbatimChar"/>
+              </w:rPr>
+              <w:t xml:space="preserve">- 2 OR: from last author to all other authors?</w:t>
+            </w:r>
+            <w:r>
+              <w:br/>
+            </w:r>
+            <w:r>
+              <w:rPr>
+                <w:rStyle w:val="VerbatimChar"/>
+              </w:rPr>
+              <w:t xml:space="preserve">- 3 OR: a bipartite network of people in a paper that are then linked through that higher order entity? Creating more variation in this way? </w:t>
+            </w:r>
+            <w:r>
+              <w:br/>
+            </w:r>
+            <w:r>
+              <w:rPr>
+                <w:rStyle w:val="VerbatimChar"/>
+              </w:rPr>
+              <w:t xml:space="preserve">- 4 OR: a giant ERGM just looking at it as a single network?</w:t>
+            </w:r>
+            <w:r>
+              <w:br/>
+            </w:r>
+            <w:r>
+              <w:rPr>
+                <w:rStyle w:val="VerbatimChar"/>
+              </w:rPr>
+              <w:t xml:space="preserve">- So we should think about: what are the underlying data generating processes that are most important to answering our research question. Perhaps we also need to 1 and 2 at the very elast and show how differents assumptions on how collaborating starts does not really matter for the main results, though if it does we should intuite why.</w:t>
+            </w:r>
+            <w:r>
+              <w:br/>
+            </w:r>
+            <w:r>
+              <w:rPr>
+                <w:rStyle w:val="VerbatimChar"/>
+              </w:rPr>
+              <w:t xml:space="preserve">- As to 3, we cast the problematization of collaboration in an entirely different way, as the higher order entity (papers) also has a topic, time, length, outlet, potential to impact, etc.  It does show us how topical foci perhaps drive some of the collaboration.</w:t>
+            </w:r>
+            <w:r>
+              <w:br/>
+            </w:r>
+            <w:r>
+              <w:rPr>
+                <w:rStyle w:val="VerbatimChar"/>
+              </w:rPr>
+              <w:t xml:space="preserve">- tldr: Important decisions that we should all agree on.</w:t>
+            </w:r>
+            <w:r>
+              <w:br/>
+            </w:r>
+            <w:r>
+              <w:br/>
+            </w:r>
+            <w:r>
+              <w:rPr>
+                <w:rStyle w:val="VerbatimChar"/>
+              </w:rPr>
+              <w:t xml:space="preserve">More practical:</w:t>
+            </w:r>
+            <w:r>
+              <w:br/>
+            </w:r>
+            <w:r>
+              <w:rPr>
+                <w:rStyle w:val="VerbatimChar"/>
+              </w:rPr>
+              <w:t xml:space="preserve">- are these isolated communities WITHIN departments? or are links between departments allowed? which one is fair as to our research question?</w:t>
+            </w:r>
+            <w:r>
+              <w:br/>
+            </w:r>
+            <w:r>
+              <w:rPr>
+                <w:rStyle w:val="VerbatimChar"/>
+              </w:rPr>
+              <w:t xml:space="preserve">- and are links allowed between political science and sociology? or do we analyze them as separate networks? what is the consequence of this decision? That we basically expand the opportunity set with many resulting nonlinks if we allow them to crosslink. Do we want that?</w:t>
+            </w:r>
+          </w:p>
+          <w:p/>
+        </w:tc>
+      </w:tr>
+    </w:tbl>
+    <w:bookmarkEnd w:id="56"/>
+    <w:bookmarkStart w:id="61" w:name="independent-variables"/>
+    <w:p>
+      <w:pPr>
+        <w:pStyle w:val="Heading4"/>
+      </w:pPr>
+      <w:r>
+        <w:t xml:space="preserve">Independent Variables</w:t>
+      </w:r>
+    </w:p>
+    <w:p>
+      <w:pPr>
+        <w:pStyle w:val="FirstParagraph"/>
+      </w:pPr>
+      <w:r>
+        <w:rPr>
+          <w:i/>
+          <w:iCs/>
+        </w:rPr>
+        <w:t xml:space="preserve">Gender</w:t>
+      </w:r>
+      <w:r>
+        <w:t xml:space="preserve"> </w:t>
+      </w:r>
+      <w:r>
+        <w:t xml:space="preserve">was operationalized as an inferred gender indicator based on scholars’ first names. We first used the</w:t>
+      </w:r>
+      <w:r>
+        <w:t xml:space="preserve"> </w:t>
+      </w:r>
+      <w:r>
+        <w:rPr>
+          <w:rStyle w:val="VerbatimChar"/>
+        </w:rPr>
+        <w:t xml:space="preserve">genderizeR</w:t>
+      </w:r>
+      <w:r>
+        <w:t xml:space="preserve"> </w:t>
+      </w:r>
+      <w:r>
+        <w:t xml:space="preserve">package to query the genderize.io database, which provides probabilistic gender assignments for first names based on large-scale social media data</w:t>
+      </w:r>
+      <w:r>
+        <w:t xml:space="preserve"> </w:t>
+      </w:r>
+      <w:r>
+        <w:t xml:space="preserve">(Wais, 2016, see also genderize.io documentation)</w:t>
+      </w:r>
+      <w:r>
+        <w:t xml:space="preserve">. The underlying database aggregates first-name and gender information for more than one hundred million individuals across a wide range of countries, and returns both a predicted gender and associated probability for each name. Using this API, we obtained an initial classification for all unique first names in our scholar roster. To improve coverage for names that are common in the Netherlands and reduce misclassification, we then matched first names to the Dutch public civil registry name database hosted by the Meertens Instituut (Nederlandse Voornamenbank), which contains all officially registered first names in the Netherlands and their distribution by sex over time</w:t>
+      </w:r>
+      <w:r>
+        <w:t xml:space="preserve"> </w:t>
+      </w:r>
+      <w:r>
+        <w:t xml:space="preserve">(Meertens Instituut, n.d.)</w:t>
+      </w:r>
+      <w:r>
+        <w:t xml:space="preserve">. Where available, this registry information was used to validate or refine the genderize.io-based assignments, especially for names with low counts or ambiguous probabilities in genderize.io.</w:t>
+      </w:r>
+    </w:p>
+    <w:p>
+      <w:pPr>
+        <w:pStyle w:val="BodyText"/>
+      </w:pPr>
+      <w:r>
+        <w:rPr>
+          <w:i/>
+          <w:iCs/>
+        </w:rPr>
+        <w:t xml:space="preserve">Origin</w:t>
+      </w:r>
+      <w:r>
+        <w:t xml:space="preserve"> </w:t>
+      </w:r>
+      <w:r>
+        <w:t xml:space="preserve">was operationalized as an inferred country-of-origin indicator based on scholars’ surnames. We first used the</w:t>
+      </w:r>
+      <w:r>
+        <w:t xml:space="preserve"> </w:t>
+      </w:r>
+      <w:r>
+        <w:rPr>
+          <w:rStyle w:val="VerbatimChar"/>
+        </w:rPr>
+        <w:t xml:space="preserve">DemografixeR</w:t>
+      </w:r>
+      <w:r>
+        <w:t xml:space="preserve"> </w:t>
+      </w:r>
+      <w:r>
+        <w:t xml:space="preserve">package to query the nationalize.io API, which provides probabilistic nationality assignments for last names based on large-scale web data</w:t>
+      </w:r>
+      <w:r>
+        <w:t xml:space="preserve"> </w:t>
+      </w:r>
+      <w:r>
+        <w:t xml:space="preserve">(Brenninkmeijer, 2025, see also nationalize.io documentation)</w:t>
+      </w:r>
+      <w:r>
+        <w:t xml:space="preserve">. The underlying database aggregates name-country occurrences from diverse online sources, and returns, for each surname, a set of country codes with associated probabilities. Using this API, we obtained an initial nationality distribution for all unique surnames in our scholar roster. To improve coverage for surnames that are common in the Netherlands and to correct systematic misclassifications, we then complemented these predictions with information from the Dutch Database of Surnames in the Netherlands (Nederlandse Familienamenbank), which reports the number of name bearers per surname and provides etymological notes on its origin and meaning</w:t>
+      </w:r>
+      <w:r>
+        <w:t xml:space="preserve"> </w:t>
+      </w:r>
+      <w:r>
+        <w:t xml:space="preserve">(Centrum voor familiegeschiedenis, n.d.)</w:t>
+      </w:r>
+      <w:r>
+        <w:t xml:space="preserve">. A custom scraping and parsing pipeline extracted origin-related signals from these etymology texts (e.g., language adjectives such as</w:t>
+      </w:r>
+      <w:r>
+        <w:t xml:space="preserve"> </w:t>
+      </w:r>
+      <w:r>
+        <w:t xml:space="preserve">“Nederlandse”</w:t>
+      </w:r>
+      <w:r>
+        <w:t xml:space="preserve">,</w:t>
+      </w:r>
+      <w:r>
+        <w:t xml:space="preserve"> </w:t>
+      </w:r>
+      <w:r>
+        <w:t xml:space="preserve">“Turkse”</w:t>
+      </w:r>
+      <w:r>
+        <w:t xml:space="preserve">, or</w:t>
+      </w:r>
+      <w:r>
+        <w:t xml:space="preserve"> </w:t>
+      </w:r>
+      <w:r>
+        <w:t xml:space="preserve">“Marokkaanse”</w:t>
+      </w:r>
+      <w:r>
+        <w:t xml:space="preserve">, references to specific countries or regions, and indicators of Dutch surname particles), and combined them with national occurrence counts. A manually curated patch file was used to correct ambiguous or frequently misclassified surnames. In a final harmonization step, we collapsed the various signals into a single cleaned origin label (e.g.,</w:t>
+      </w:r>
+      <w:r>
+        <w:t xml:space="preserve"> </w:t>
+      </w:r>
+      <w:r>
+        <w:t xml:space="preserve">“Nederlandse”</w:t>
+      </w:r>
+      <w:r>
+        <w:t xml:space="preserve">,</w:t>
+      </w:r>
+      <w:r>
+        <w:t xml:space="preserve"> </w:t>
+      </w:r>
+      <w:r>
+        <w:t xml:space="preserve">“Turkse”</w:t>
+      </w:r>
+      <w:r>
+        <w:t xml:space="preserve">,</w:t>
+      </w:r>
+      <w:r>
+        <w:t xml:space="preserve"> </w:t>
+      </w:r>
+      <w:r>
+        <w:t xml:space="preserve">“Marokkaanse”</w:t>
+      </w:r>
+      <w:r>
+        <w:t xml:space="preserve">,</w:t>
+      </w:r>
+      <w:r>
+        <w:t xml:space="preserve"> </w:t>
+      </w:r>
+      <w:r>
+        <w:t xml:space="preserve">“Chinese”</w:t>
+      </w:r>
+      <w:r>
+        <w:t xml:space="preserve">) and mapped these labels to ISO 3166-1 alpha-2 country codes. The resulting variable captures, for each scholar, the most likely country-of-origin signal implied by their surname.</w:t>
+      </w:r>
+    </w:p>
+    <w:tbl>
+      <w:tblPr>
+        <w:tblStyle w:val="Table"/>
+        <w:tblLook w:firstRow="0" w:lastRow="0" w:firstColumn="0" w:lastColumn="0" w:noHBand="0" w:noVBand="0" w:val="0000"/>
+        <w:tblBorders>
+          <w:top w:val="single" w:sz="4" w:space="0" w:color="0758E5"/>
+          <w:left w:val="single" w:sz="24" w:space="0" w:color="0758E5"/>
+          <w:bottom w:val="single" w:sz="4" w:space="0" w:color="0758E5"/>
+          <w:right w:val="single" w:sz="4" w:space="0" w:color="0758E5"/>
+        </w:tblBorders>
+        <w:tblCellMar>
+          <w:left w:w="144" w:type="dxa"/>
+          <w:right w:w="144" w:type="dxa"/>
+        </w:tblCellMar>
+        <w:tblLook w:firstRow="0" w:lastRow="0" w:firstColumn="0" w:lastColumn="0" w:noHBand="0" w:noVBand="0" w:val="0000"/>
+      </w:tblPr>
+      <w:tr>
+        <w:trPr>
+          <w:cantSplit/>
+        </w:trPr>
+        <w:tc>
+          <w:tcPr>
+            <w:shd w:color="auto" w:fill="dae6fb" w:val="clear"/>
+            <w:tcMar>
+              <w:top w:w="92" w:type="dxa"/>
+              <w:bottom w:w="92" w:type="dxa"/>
+            </w:tcMar>
+          </w:tcPr>
+          <w:p>
+            <w:pPr>
+              <w:pStyle w:val="BodyText"/>
+            </w:pPr>
+            <w:pPr>
+              <w:spacing w:before="0" w:after="0"/>
+              <w:textAlignment w:val="center"/>
+            </w:pPr>
+            <w:r>
+              <w:drawing>
+                <wp:inline>
+                  <wp:extent cx="152400" cy="152400"/>
+                  <wp:effectExtent b="0" l="0" r="0" t="0"/>
+                  <wp:docPr descr="" title="" id="57" name="Picture"/>
+                  <a:graphic>
+                    <a:graphicData uri="http://schemas.openxmlformats.org/drawingml/2006/picture">
+                      <pic:pic>
+                        <pic:nvPicPr>
+                          <pic:cNvPr descr="/Applications/quarto/share/formats/docx/note.png" id="58" name="Picture"/>
                           <pic:cNvPicPr>
                             <a:picLocks noChangeArrowheads="1" noChangeAspect="1"/>
                           </pic:cNvPicPr>
@@ -1446,12 +3523,12 @@
                 <wp:inline>
                   <wp:extent cx="152400" cy="152400"/>
                   <wp:effectExtent b="0" l="0" r="0" t="0"/>
-                  <wp:docPr descr="" title="" id="30" name="Picture"/>
+                  <wp:docPr descr="" title="" id="59" name="Picture"/>
                   <a:graphic>
                     <a:graphicData uri="http://schemas.openxmlformats.org/drawingml/2006/picture">
                       <pic:pic>
                         <pic:nvPicPr>
-                          <pic:cNvPr descr="/Applications/quarto/share/formats/docx/note.png" id="31" name="Picture"/>
+                          <pic:cNvPr descr="/Applications/quarto/share/formats/docx/note.png" id="60" name="Picture"/>
                           <pic:cNvPicPr>
                             <a:picLocks noChangeArrowheads="1" noChangeAspect="1"/>
                           </pic:cNvPicPr>
@@ -1521,8 +3598,8 @@
         </w:tc>
       </w:tr>
     </w:tbl>
-    <w:bookmarkEnd w:id="32"/>
-    <w:bookmarkStart w:id="35" w:name="control-variables"/>
+    <w:bookmarkEnd w:id="61"/>
+    <w:bookmarkStart w:id="64" w:name="control-variables"/>
     <w:p>
       <w:pPr>
         <w:pStyle w:val="Heading4"/>
@@ -1608,12 +3685,12 @@
                 <wp:inline>
                   <wp:extent cx="152400" cy="152400"/>
                   <wp:effectExtent b="0" l="0" r="0" t="0"/>
-                  <wp:docPr descr="" title="" id="33" name="Picture"/>
+                  <wp:docPr descr="" title="" id="62" name="Picture"/>
                   <a:graphic>
                     <a:graphicData uri="http://schemas.openxmlformats.org/drawingml/2006/picture">
                       <pic:pic>
                         <pic:nvPicPr>
-                          <pic:cNvPr descr="/Applications/quarto/share/formats/docx/note.png" id="34" name="Picture"/>
+                          <pic:cNvPr descr="/Applications/quarto/share/formats/docx/note.png" id="63" name="Picture"/>
                           <pic:cNvPicPr>
                             <a:picLocks noChangeArrowheads="1" noChangeAspect="1"/>
                           </pic:cNvPicPr>
@@ -1698,9 +3775,9 @@
         </w:tc>
       </w:tr>
     </w:tbl>
-    <w:bookmarkEnd w:id="35"/>
-    <w:bookmarkEnd w:id="36"/>
-    <w:bookmarkStart w:id="40" w:name="analytical-approach"/>
+    <w:bookmarkEnd w:id="64"/>
+    <w:bookmarkEnd w:id="65"/>
+    <w:bookmarkStart w:id="69" w:name="analytical-approach"/>
     <w:p>
       <w:pPr>
         <w:pStyle w:val="Heading3"/>
@@ -1750,18 +3827,18 @@
                 <wp:inline>
                   <wp:extent cx="152400" cy="152400"/>
                   <wp:effectExtent b="0" l="0" r="0" t="0"/>
-                  <wp:docPr descr="" title="" id="38" name="Picture"/>
+                  <wp:docPr descr="" title="" id="67" name="Picture"/>
                   <a:graphic>
                     <a:graphicData uri="http://schemas.openxmlformats.org/drawingml/2006/picture">
                       <pic:pic>
                         <pic:nvPicPr>
-                          <pic:cNvPr descr="/Applications/quarto/share/formats/docx/tip.png" id="39" name="Picture"/>
+                          <pic:cNvPr descr="/Applications/quarto/share/formats/docx/tip.png" id="68" name="Picture"/>
                           <pic:cNvPicPr>
                             <a:picLocks noChangeArrowheads="1" noChangeAspect="1"/>
                           </pic:cNvPicPr>
                         </pic:nvPicPr>
                         <pic:blipFill>
-                          <a:blip r:embed="rId37"/>
+                          <a:blip r:embed="rId66"/>
                           <a:stretch>
                             <a:fillRect/>
                           </a:stretch>
@@ -1831,9 +3908,9 @@
         </w:tc>
       </w:tr>
     </w:tbl>
-    <w:bookmarkEnd w:id="40"/>
-    <w:bookmarkEnd w:id="41"/>
-    <w:bookmarkStart w:id="140" w:name="references"/>
+    <w:bookmarkEnd w:id="69"/>
+    <w:bookmarkEnd w:id="70"/>
+    <w:bookmarkStart w:id="237" w:name="references"/>
     <w:p>
       <w:pPr>
         <w:pStyle w:val="Heading2"/>
@@ -1842,8 +3919,8 @@
         <w:t xml:space="preserve">References</w:t>
       </w:r>
     </w:p>
-    <w:bookmarkStart w:id="139" w:name="refs"/>
-    <w:bookmarkStart w:id="43" w:name="ref-abbasi2011"/>
+    <w:bookmarkStart w:id="236" w:name="refs"/>
+    <w:bookmarkStart w:id="72" w:name="ref-abbasi2011"/>
     <w:p>
       <w:pPr>
         <w:pStyle w:val="Bibliography"/>
@@ -1880,7 +3957,7 @@
       <w:r>
         <w:t xml:space="preserve"> </w:t>
       </w:r>
-      <w:hyperlink r:id="rId42">
+      <w:hyperlink r:id="rId71">
         <w:r>
           <w:rPr>
             <w:rStyle w:val="Hyperlink"/>
@@ -1889,8 +3966,8 @@
         </w:r>
       </w:hyperlink>
     </w:p>
-    <w:bookmarkEnd w:id="43"/>
-    <w:bookmarkStart w:id="45" w:name="ref-allison1987"/>
+    <w:bookmarkEnd w:id="72"/>
+    <w:bookmarkStart w:id="74" w:name="ref-allison1987"/>
     <w:p>
       <w:pPr>
         <w:pStyle w:val="Bibliography"/>
@@ -1927,7 +4004,7 @@
       <w:r>
         <w:t xml:space="preserve"> </w:t>
       </w:r>
-      <w:hyperlink r:id="rId44">
+      <w:hyperlink r:id="rId73">
         <w:r>
           <w:rPr>
             <w:rStyle w:val="Hyperlink"/>
@@ -1936,8 +4013,8 @@
         </w:r>
       </w:hyperlink>
     </w:p>
-    <w:bookmarkEnd w:id="45"/>
-    <w:bookmarkStart w:id="47" w:name="ref-allison1990"/>
+    <w:bookmarkEnd w:id="74"/>
+    <w:bookmarkStart w:id="76" w:name="ref-allison1990"/>
     <w:p>
       <w:pPr>
         <w:pStyle w:val="Bibliography"/>
@@ -1974,7 +4051,7 @@
       <w:r>
         <w:t xml:space="preserve"> </w:t>
       </w:r>
-      <w:hyperlink r:id="rId46">
+      <w:hyperlink r:id="rId75">
         <w:r>
           <w:rPr>
             <w:rStyle w:val="Hyperlink"/>
@@ -1983,13 +4060,60 @@
         </w:r>
       </w:hyperlink>
     </w:p>
-    <w:bookmarkEnd w:id="47"/>
-    <w:bookmarkStart w:id="49" w:name="ref-barabasi1999"/>
+    <w:bookmarkEnd w:id="76"/>
+    <w:bookmarkStart w:id="78" w:name="ref-baraba2002"/>
     <w:p>
       <w:pPr>
         <w:pStyle w:val="Bibliography"/>
       </w:pPr>
       <w:r>
+        <w:t xml:space="preserve">Baraba, A. L., Schubert, A., &amp; Vicsek, T. (2002). Evolution of the social network of scientic collaborations.</w:t>
+      </w:r>
+      <w:r>
+        <w:t xml:space="preserve"> </w:t>
+      </w:r>
+      <w:r>
+        <w:rPr>
+          <w:i/>
+          <w:iCs/>
+        </w:rPr>
+        <w:t xml:space="preserve">Physica A</w:t>
+      </w:r>
+      <w:r>
+        <w:t xml:space="preserve">,</w:t>
+      </w:r>
+      <w:r>
+        <w:t xml:space="preserve"> </w:t>
+      </w:r>
+      <w:r>
+        <w:rPr>
+          <w:i/>
+          <w:iCs/>
+        </w:rPr>
+        <w:t xml:space="preserve">311</w:t>
+      </w:r>
+      <w:r>
+        <w:t xml:space="preserve">, 590–614.</w:t>
+      </w:r>
+      <w:r>
+        <w:t xml:space="preserve"> </w:t>
+      </w:r>
+      <w:hyperlink r:id="rId77">
+        <w:r>
+          <w:rPr>
+            <w:rStyle w:val="Hyperlink"/>
+          </w:rPr>
+          <w:t xml:space="preserve">https://doi.org/10.1016/S0378-4371(02)00736-7</w:t>
+        </w:r>
+      </w:hyperlink>
+    </w:p>
+    <w:bookmarkEnd w:id="78"/>
+    <w:bookmarkStart w:id="80" w:name="ref-barabasi1999"/>
+    <w:p>
+      <w:pPr>
+        <w:pStyle w:val="Bibliography"/>
+      </w:pPr>
+      <w:r>
         <w:t xml:space="preserve">Barabasi, A.-L., &amp; Albert, R. (1999). Emergence of scaling in random networks.</w:t>
       </w:r>
       <w:r>
@@ -2021,7 +4145,7 @@
       <w:r>
         <w:t xml:space="preserve"> </w:t>
       </w:r>
-      <w:hyperlink r:id="rId48">
+      <w:hyperlink r:id="rId79">
         <w:r>
           <w:rPr>
             <w:rStyle w:val="Hyperlink"/>
@@ -2030,8 +4154,8 @@
         </w:r>
       </w:hyperlink>
     </w:p>
-    <w:bookmarkEnd w:id="49"/>
-    <w:bookmarkStart w:id="51" w:name="ref-barrios2013"/>
+    <w:bookmarkEnd w:id="80"/>
+    <w:bookmarkStart w:id="82" w:name="ref-barrios2013"/>
     <w:p>
       <w:pPr>
         <w:pStyle w:val="Bibliography"/>
@@ -2068,7 +4192,7 @@
       <w:r>
         <w:t xml:space="preserve"> </w:t>
       </w:r>
-      <w:hyperlink r:id="rId50">
+      <w:hyperlink r:id="rId81">
         <w:r>
           <w:rPr>
             <w:rStyle w:val="Hyperlink"/>
@@ -2077,13 +4201,72 @@
         </w:r>
       </w:hyperlink>
     </w:p>
-    <w:bookmarkEnd w:id="51"/>
-    <w:bookmarkStart w:id="53" w:name="ref-bojanowski2020"/>
+    <w:bookmarkEnd w:id="82"/>
+    <w:bookmarkStart w:id="84" w:name="ref-bendels2018"/>
     <w:p>
       <w:pPr>
         <w:pStyle w:val="Bibliography"/>
       </w:pPr>
       <w:r>
+        <w:t xml:space="preserve">Bendels, M. H. K., Müller, R., Brueggmann, D., &amp; Groneberg, D. A. (2018). Gender disparities in high-quality research revealed by</w:t>
+      </w:r>
+      <w:r>
+        <w:t xml:space="preserve"> </w:t>
+      </w:r>
+      <w:r>
+        <w:t xml:space="preserve">Nature Index</w:t>
+      </w:r>
+      <w:r>
+        <w:t xml:space="preserve"> </w:t>
+      </w:r>
+      <w:r>
+        <w:t xml:space="preserve">journals.</w:t>
+      </w:r>
+      <w:r>
+        <w:t xml:space="preserve"> </w:t>
+      </w:r>
+      <w:r>
+        <w:rPr>
+          <w:i/>
+          <w:iCs/>
+        </w:rPr>
+        <w:t xml:space="preserve">PLOS ONE</w:t>
+      </w:r>
+      <w:r>
+        <w:t xml:space="preserve">,</w:t>
+      </w:r>
+      <w:r>
+        <w:t xml:space="preserve"> </w:t>
+      </w:r>
+      <w:r>
+        <w:rPr>
+          <w:i/>
+          <w:iCs/>
+        </w:rPr>
+        <w:t xml:space="preserve">13</w:t>
+      </w:r>
+      <w:r>
+        <w:t xml:space="preserve">(1), e0189136.</w:t>
+      </w:r>
+      <w:r>
+        <w:t xml:space="preserve"> </w:t>
+      </w:r>
+      <w:hyperlink r:id="rId83">
+        <w:r>
+          <w:rPr>
+            <w:rStyle w:val="Hyperlink"/>
+          </w:rPr>
+          <w:t xml:space="preserve">https://doi.org/10.1371/journal.pone.0189136</w:t>
+        </w:r>
+      </w:hyperlink>
+    </w:p>
+    <w:bookmarkEnd w:id="84"/>
+    <w:bookmarkStart w:id="86" w:name="ref-bojanowski2020"/>
+    <w:p>
+      <w:pPr>
+        <w:pStyle w:val="Bibliography"/>
+      </w:pPr>
+      <w:r>
         <w:t xml:space="preserve">Bojanowski, M., &amp; Czerniawska, D. (2020). Reaching for unique resources:</w:t>
       </w:r>
       <w:r>
@@ -2127,7 +4310,7 @@
       <w:r>
         <w:t xml:space="preserve"> </w:t>
       </w:r>
-      <w:hyperlink r:id="rId52">
+      <w:hyperlink r:id="rId85">
         <w:r>
           <w:rPr>
             <w:rStyle w:val="Hyperlink"/>
@@ -2136,8 +4319,8 @@
         </w:r>
       </w:hyperlink>
     </w:p>
-    <w:bookmarkEnd w:id="53"/>
-    <w:bookmarkStart w:id="55" w:name="ref-bol2023"/>
+    <w:bookmarkEnd w:id="86"/>
+    <w:bookmarkStart w:id="88" w:name="ref-bol2023"/>
     <w:p>
       <w:pPr>
         <w:pStyle w:val="Bibliography"/>
@@ -2186,7 +4369,7 @@
       <w:r>
         <w:t xml:space="preserve"> </w:t>
       </w:r>
-      <w:hyperlink r:id="rId54">
+      <w:hyperlink r:id="rId87">
         <w:r>
           <w:rPr>
             <w:rStyle w:val="Hyperlink"/>
@@ -2195,8 +4378,8 @@
         </w:r>
       </w:hyperlink>
     </w:p>
-    <w:bookmarkEnd w:id="55"/>
-    <w:bookmarkStart w:id="56" w:name="ref-bourdieu1988"/>
+    <w:bookmarkEnd w:id="88"/>
+    <w:bookmarkStart w:id="89" w:name="ref-bourdieu1988"/>
     <w:p>
       <w:pPr>
         <w:pStyle w:val="Bibliography"/>
@@ -2232,8 +4415,8 @@
         <w:t xml:space="preserve">. Stanford University Press.</w:t>
       </w:r>
     </w:p>
-    <w:bookmarkEnd w:id="56"/>
-    <w:bookmarkStart w:id="57" w:name="ref-brenninkmeijer2025"/>
+    <w:bookmarkEnd w:id="89"/>
+    <w:bookmarkStart w:id="90" w:name="ref-brenninkmeijer2025"/>
     <w:p>
       <w:pPr>
         <w:pStyle w:val="Bibliography"/>
@@ -2255,8 +4438,8 @@
         <w:t xml:space="preserve">. https://github.com/matbmeijer/DemografixeR.</w:t>
       </w:r>
     </w:p>
-    <w:bookmarkEnd w:id="57"/>
-    <w:bookmarkStart w:id="59" w:name="ref-burt1998"/>
+    <w:bookmarkEnd w:id="90"/>
+    <w:bookmarkStart w:id="92" w:name="ref-burt1998"/>
     <w:p>
       <w:pPr>
         <w:pStyle w:val="Bibliography"/>
@@ -2293,7 +4476,7 @@
       <w:r>
         <w:t xml:space="preserve"> </w:t>
       </w:r>
-      <w:hyperlink r:id="rId58">
+      <w:hyperlink r:id="rId91">
         <w:r>
           <w:rPr>
             <w:rStyle w:val="Hyperlink"/>
@@ -2302,13 +4485,120 @@
         </w:r>
       </w:hyperlink>
     </w:p>
-    <w:bookmarkEnd w:id="59"/>
-    <w:bookmarkStart w:id="60" w:name="ref-centrumvoorfamiliegeschiedenis"/>
+    <w:bookmarkEnd w:id="92"/>
+    <w:bookmarkStart w:id="94" w:name="ref-cabay2018"/>
     <w:p>
       <w:pPr>
         <w:pStyle w:val="Bibliography"/>
       </w:pPr>
       <w:r>
+        <w:t xml:space="preserve">Cabay, M., Bernstein, B. L., Rivers, M., &amp; Fabert, N. (2018). Chilly</w:t>
+      </w:r>
+      <w:r>
+        <w:t xml:space="preserve"> </w:t>
+      </w:r>
+      <w:r>
+        <w:t xml:space="preserve">Climates</w:t>
+      </w:r>
+      <w:r>
+        <w:t xml:space="preserve">,</w:t>
+      </w:r>
+      <w:r>
+        <w:t xml:space="preserve"> </w:t>
+      </w:r>
+      <w:r>
+        <w:t xml:space="preserve">Balancing Acts</w:t>
+      </w:r>
+      <w:r>
+        <w:t xml:space="preserve">, and</w:t>
+      </w:r>
+      <w:r>
+        <w:t xml:space="preserve"> </w:t>
+      </w:r>
+      <w:r>
+        <w:t xml:space="preserve">Shifting Pathways</w:t>
+      </w:r>
+      <w:r>
+        <w:t xml:space="preserve">:</w:t>
+      </w:r>
+      <w:r>
+        <w:t xml:space="preserve"> </w:t>
+      </w:r>
+      <w:r>
+        <w:t xml:space="preserve">What Happens</w:t>
+      </w:r>
+      <w:r>
+        <w:t xml:space="preserve"> </w:t>
+      </w:r>
+      <w:r>
+        <w:t xml:space="preserve">to</w:t>
+      </w:r>
+      <w:r>
+        <w:t xml:space="preserve"> </w:t>
+      </w:r>
+      <w:r>
+        <w:t xml:space="preserve">Women</w:t>
+      </w:r>
+      <w:r>
+        <w:t xml:space="preserve"> </w:t>
+      </w:r>
+      <w:r>
+        <w:t xml:space="preserve">in</w:t>
+      </w:r>
+      <w:r>
+        <w:t xml:space="preserve"> </w:t>
+      </w:r>
+      <w:r>
+        <w:t xml:space="preserve">STEM Doctoral Programs</w:t>
+      </w:r>
+      <w:r>
+        <w:t xml:space="preserve">.</w:t>
+      </w:r>
+      <w:r>
+        <w:t xml:space="preserve"> </w:t>
+      </w:r>
+      <w:r>
+        <w:rPr>
+          <w:i/>
+          <w:iCs/>
+        </w:rPr>
+        <w:t xml:space="preserve">Social Sciences</w:t>
+      </w:r>
+      <w:r>
+        <w:t xml:space="preserve">,</w:t>
+      </w:r>
+      <w:r>
+        <w:t xml:space="preserve"> </w:t>
+      </w:r>
+      <w:r>
+        <w:rPr>
+          <w:i/>
+          <w:iCs/>
+        </w:rPr>
+        <w:t xml:space="preserve">7</w:t>
+      </w:r>
+      <w:r>
+        <w:t xml:space="preserve">(2), 23.</w:t>
+      </w:r>
+      <w:r>
+        <w:t xml:space="preserve"> </w:t>
+      </w:r>
+      <w:hyperlink r:id="rId93">
+        <w:r>
+          <w:rPr>
+            <w:rStyle w:val="Hyperlink"/>
+          </w:rPr>
+          <w:t xml:space="preserve">https://doi.org/10.3390/socsci7020023</w:t>
+        </w:r>
+      </w:hyperlink>
+    </w:p>
+    <w:bookmarkEnd w:id="94"/>
+    <w:bookmarkStart w:id="95" w:name="ref-centrumvoorfamiliegeschiedenis"/>
+    <w:p>
+      <w:pPr>
+        <w:pStyle w:val="Bibliography"/>
+      </w:pPr>
+      <w:r>
         <w:t xml:space="preserve">Centrum voor familiegeschiedenis. (n.d.).</w:t>
       </w:r>
       <w:r>
@@ -2339,8 +4629,8 @@
         <w:t xml:space="preserve">. https://www.cbgfamilienamen.nl/nfb/index.php.</w:t>
       </w:r>
     </w:p>
-    <w:bookmarkEnd w:id="60"/>
-    <w:bookmarkStart w:id="62" w:name="ref-cespedes2025"/>
+    <w:bookmarkEnd w:id="95"/>
+    <w:bookmarkStart w:id="97" w:name="ref-cespedes2025"/>
     <w:p>
       <w:pPr>
         <w:pStyle w:val="Bibliography"/>
@@ -2398,7 +4688,7 @@
       <w:r>
         <w:t xml:space="preserve"> </w:t>
       </w:r>
-      <w:hyperlink r:id="rId61">
+      <w:hyperlink r:id="rId96">
         <w:r>
           <w:rPr>
             <w:rStyle w:val="Hyperlink"/>
@@ -2407,13 +4697,128 @@
         </w:r>
       </w:hyperlink>
     </w:p>
-    <w:bookmarkEnd w:id="62"/>
-    <w:bookmarkStart w:id="63" w:name="ref-crenshaw1989"/>
+    <w:bookmarkEnd w:id="97"/>
+    <w:bookmarkStart w:id="99" w:name="ref-collischon2021a"/>
     <w:p>
       <w:pPr>
         <w:pStyle w:val="Bibliography"/>
       </w:pPr>
       <w:r>
+        <w:t xml:space="preserve">Collischon, M., &amp; Eberl, A. (2021). Social capital as a partial explanation for gender wage gaps.</w:t>
+      </w:r>
+      <w:r>
+        <w:t xml:space="preserve"> </w:t>
+      </w:r>
+      <w:r>
+        <w:rPr>
+          <w:i/>
+          <w:iCs/>
+        </w:rPr>
+        <w:t xml:space="preserve">The British Journal of Sociology</w:t>
+      </w:r>
+      <w:r>
+        <w:t xml:space="preserve">,</w:t>
+      </w:r>
+      <w:r>
+        <w:t xml:space="preserve"> </w:t>
+      </w:r>
+      <w:r>
+        <w:rPr>
+          <w:i/>
+          <w:iCs/>
+        </w:rPr>
+        <w:t xml:space="preserve">72</w:t>
+      </w:r>
+      <w:r>
+        <w:t xml:space="preserve">(3), 757–773.</w:t>
+      </w:r>
+      <w:r>
+        <w:t xml:space="preserve"> </w:t>
+      </w:r>
+      <w:hyperlink r:id="rId98">
+        <w:r>
+          <w:rPr>
+            <w:rStyle w:val="Hyperlink"/>
+          </w:rPr>
+          <w:t xml:space="preserve">https://doi.org/10.1111/1468-4446.12833</w:t>
+        </w:r>
+      </w:hyperlink>
+    </w:p>
+    <w:bookmarkEnd w:id="99"/>
+    <w:bookmarkStart w:id="101" w:name="ref-contreras2025"/>
+    <w:p>
+      <w:pPr>
+        <w:pStyle w:val="Bibliography"/>
+      </w:pPr>
+      <w:r>
+        <w:t xml:space="preserve">Contreras, G., Mateos de Cabo, R., &amp; Gimeno, R. (2025). Women who</w:t>
+      </w:r>
+      <w:r>
+        <w:t xml:space="preserve"> </w:t>
+      </w:r>
+      <w:r>
+        <w:t xml:space="preserve">LinkedIn</w:t>
+      </w:r>
+      <w:r>
+        <w:t xml:space="preserve">:</w:t>
+      </w:r>
+      <w:r>
+        <w:t xml:space="preserve"> </w:t>
+      </w:r>
+      <w:r>
+        <w:t xml:space="preserve">The</w:t>
+      </w:r>
+      <w:r>
+        <w:t xml:space="preserve"> </w:t>
+      </w:r>
+      <w:r>
+        <w:t xml:space="preserve">gender networking gap among executives.</w:t>
+      </w:r>
+      <w:r>
+        <w:t xml:space="preserve"> </w:t>
+      </w:r>
+      <w:r>
+        <w:rPr>
+          <w:i/>
+          <w:iCs/>
+        </w:rPr>
+        <w:t xml:space="preserve">European Management Journal</w:t>
+      </w:r>
+      <w:r>
+        <w:t xml:space="preserve">,</w:t>
+      </w:r>
+      <w:r>
+        <w:t xml:space="preserve"> </w:t>
+      </w:r>
+      <w:r>
+        <w:rPr>
+          <w:i/>
+          <w:iCs/>
+        </w:rPr>
+        <w:t xml:space="preserve">43</w:t>
+      </w:r>
+      <w:r>
+        <w:t xml:space="preserve">(3), 383–398.</w:t>
+      </w:r>
+      <w:r>
+        <w:t xml:space="preserve"> </w:t>
+      </w:r>
+      <w:hyperlink r:id="rId100">
+        <w:r>
+          <w:rPr>
+            <w:rStyle w:val="Hyperlink"/>
+          </w:rPr>
+          <w:t xml:space="preserve">https://doi.org/10.1016/j.emj.2024.10.003</w:t>
+        </w:r>
+      </w:hyperlink>
+    </w:p>
+    <w:bookmarkEnd w:id="101"/>
+    <w:bookmarkStart w:id="102" w:name="ref-crenshaw1989"/>
+    <w:p>
+      <w:pPr>
+        <w:pStyle w:val="Bibliography"/>
+      </w:pPr>
+      <w:r>
         <w:t xml:space="preserve">Crenshaw, K. (1989). Demarginalizing the intersection of race and sex:</w:t>
       </w:r>
       <w:r>
@@ -2455,8 +4860,8 @@
         <w:t xml:space="preserve">, 139–167.</w:t>
       </w:r>
     </w:p>
-    <w:bookmarkEnd w:id="63"/>
-    <w:bookmarkStart w:id="65" w:name="ref-culbert2025"/>
+    <w:bookmarkEnd w:id="102"/>
+    <w:bookmarkStart w:id="104" w:name="ref-culbert2025"/>
     <w:p>
       <w:pPr>
         <w:pStyle w:val="Bibliography"/>
@@ -2538,7 +4943,7 @@
       <w:r>
         <w:t xml:space="preserve"> </w:t>
       </w:r>
-      <w:hyperlink r:id="rId64">
+      <w:hyperlink r:id="rId103">
         <w:r>
           <w:rPr>
             <w:rStyle w:val="Hyperlink"/>
@@ -2547,13 +4952,107 @@
         </w:r>
       </w:hyperlink>
     </w:p>
-    <w:bookmarkEnd w:id="65"/>
-    <w:bookmarkStart w:id="67" w:name="ref-ductor2015"/>
+    <w:bookmarkEnd w:id="104"/>
+    <w:bookmarkStart w:id="106" w:name="ref-dasgupta2015"/>
     <w:p>
       <w:pPr>
         <w:pStyle w:val="Bibliography"/>
       </w:pPr>
       <w:r>
+        <w:t xml:space="preserve">Dasgupta, N., Scircle, M. M., &amp; Hunsinger, M. (2015). Female peers in small work groups enhance women’s motivation, verbal participation, and career aspirations in engineering.</w:t>
+      </w:r>
+      <w:r>
+        <w:t xml:space="preserve"> </w:t>
+      </w:r>
+      <w:r>
+        <w:rPr>
+          <w:i/>
+          <w:iCs/>
+        </w:rPr>
+        <w:t xml:space="preserve">Proceedings of the National Academy of Sciences</w:t>
+      </w:r>
+      <w:r>
+        <w:t xml:space="preserve">,</w:t>
+      </w:r>
+      <w:r>
+        <w:t xml:space="preserve"> </w:t>
+      </w:r>
+      <w:r>
+        <w:rPr>
+          <w:i/>
+          <w:iCs/>
+        </w:rPr>
+        <w:t xml:space="preserve">112</w:t>
+      </w:r>
+      <w:r>
+        <w:t xml:space="preserve">(16), 4988–4993.</w:t>
+      </w:r>
+      <w:r>
+        <w:t xml:space="preserve"> </w:t>
+      </w:r>
+      <w:hyperlink r:id="rId105">
+        <w:r>
+          <w:rPr>
+            <w:rStyle w:val="Hyperlink"/>
+          </w:rPr>
+          <w:t xml:space="preserve">https://doi.org/10.1073/pnas.1422822112</w:t>
+        </w:r>
+      </w:hyperlink>
+    </w:p>
+    <w:bookmarkEnd w:id="106"/>
+    <w:bookmarkStart w:id="108" w:name="ref-dennehy2017"/>
+    <w:p>
+      <w:pPr>
+        <w:pStyle w:val="Bibliography"/>
+      </w:pPr>
+      <w:r>
+        <w:t xml:space="preserve">Dennehy, T. C., &amp; Dasgupta, N. (2017). Female peer mentors early in college increase women’s positive academic experiences and retention in engineering.</w:t>
+      </w:r>
+      <w:r>
+        <w:t xml:space="preserve"> </w:t>
+      </w:r>
+      <w:r>
+        <w:rPr>
+          <w:i/>
+          <w:iCs/>
+        </w:rPr>
+        <w:t xml:space="preserve">Proceedings of the National Academy of Sciences</w:t>
+      </w:r>
+      <w:r>
+        <w:t xml:space="preserve">,</w:t>
+      </w:r>
+      <w:r>
+        <w:t xml:space="preserve"> </w:t>
+      </w:r>
+      <w:r>
+        <w:rPr>
+          <w:i/>
+          <w:iCs/>
+        </w:rPr>
+        <w:t xml:space="preserve">114</w:t>
+      </w:r>
+      <w:r>
+        <w:t xml:space="preserve">(23), 5964–5969.</w:t>
+      </w:r>
+      <w:r>
+        <w:t xml:space="preserve"> </w:t>
+      </w:r>
+      <w:hyperlink r:id="rId107">
+        <w:r>
+          <w:rPr>
+            <w:rStyle w:val="Hyperlink"/>
+          </w:rPr>
+          <w:t xml:space="preserve">https://doi.org/10.1073/pnas.1613117114</w:t>
+        </w:r>
+      </w:hyperlink>
+    </w:p>
+    <w:bookmarkEnd w:id="108"/>
+    <w:bookmarkStart w:id="110" w:name="ref-ductor2015"/>
+    <w:p>
+      <w:pPr>
+        <w:pStyle w:val="Bibliography"/>
+      </w:pPr>
+      <w:r>
         <w:t xml:space="preserve">Ductor, L. (2015). Does</w:t>
       </w:r>
       <w:r>
@@ -2606,7 +5105,7 @@
       <w:r>
         <w:t xml:space="preserve"> </w:t>
       </w:r>
-      <w:hyperlink r:id="rId66">
+      <w:hyperlink r:id="rId109">
         <w:r>
           <w:rPr>
             <w:rStyle w:val="Hyperlink"/>
@@ -2615,8 +5114,8 @@
         </w:r>
       </w:hyperlink>
     </w:p>
-    <w:bookmarkEnd w:id="67"/>
-    <w:bookmarkStart w:id="69" w:name="ref-ebadi2015"/>
+    <w:bookmarkEnd w:id="110"/>
+    <w:bookmarkStart w:id="112" w:name="ref-ebadi2015"/>
     <w:p>
       <w:pPr>
         <w:pStyle w:val="Bibliography"/>
@@ -2653,7 +5152,7 @@
       <w:r>
         <w:t xml:space="preserve"> </w:t>
       </w:r>
-      <w:hyperlink r:id="rId68">
+      <w:hyperlink r:id="rId111">
         <w:r>
           <w:rPr>
             <w:rStyle w:val="Hyperlink"/>
@@ -2662,13 +5161,137 @@
         </w:r>
       </w:hyperlink>
     </w:p>
-    <w:bookmarkEnd w:id="69"/>
-    <w:bookmarkStart w:id="71" w:name="ref-gao2022"/>
+    <w:bookmarkEnd w:id="112"/>
+    <w:bookmarkStart w:id="114" w:name="ref-ferligoj2015"/>
     <w:p>
       <w:pPr>
         <w:pStyle w:val="Bibliography"/>
       </w:pPr>
       <w:r>
+        <w:t xml:space="preserve">Ferligoj, A., Kronegger, L., Mali, F., Snijders, T. A. B., &amp; Doreian, P. (2015). Scientific collaboration dynamics in a national scientific system.</w:t>
+      </w:r>
+      <w:r>
+        <w:t xml:space="preserve"> </w:t>
+      </w:r>
+      <w:r>
+        <w:rPr>
+          <w:i/>
+          <w:iCs/>
+        </w:rPr>
+        <w:t xml:space="preserve">Scientometrics</w:t>
+      </w:r>
+      <w:r>
+        <w:t xml:space="preserve">,</w:t>
+      </w:r>
+      <w:r>
+        <w:t xml:space="preserve"> </w:t>
+      </w:r>
+      <w:r>
+        <w:rPr>
+          <w:i/>
+          <w:iCs/>
+        </w:rPr>
+        <w:t xml:space="preserve">104</w:t>
+      </w:r>
+      <w:r>
+        <w:t xml:space="preserve">(3), 985–1012.</w:t>
+      </w:r>
+      <w:r>
+        <w:t xml:space="preserve"> </w:t>
+      </w:r>
+      <w:hyperlink r:id="rId113">
+        <w:r>
+          <w:rPr>
+            <w:rStyle w:val="Hyperlink"/>
+          </w:rPr>
+          <w:t xml:space="preserve">https://doi.org/10.1007/s11192-015-1585-7</w:t>
+        </w:r>
+      </w:hyperlink>
+    </w:p>
+    <w:bookmarkEnd w:id="114"/>
+    <w:bookmarkStart w:id="116" w:name="ref-fuligni2005"/>
+    <w:p>
+      <w:pPr>
+        <w:pStyle w:val="Bibliography"/>
+      </w:pPr>
+      <w:r>
+        <w:t xml:space="preserve">Fuligni, A. J., Witkow, M., &amp; Garcia, C. (2005). Ethnic identity and the academic adjustment of adolescents from</w:t>
+      </w:r>
+      <w:r>
+        <w:t xml:space="preserve"> </w:t>
+      </w:r>
+      <w:r>
+        <w:t xml:space="preserve">Mexican</w:t>
+      </w:r>
+      <w:r>
+        <w:t xml:space="preserve">,</w:t>
+      </w:r>
+      <w:r>
+        <w:t xml:space="preserve"> </w:t>
+      </w:r>
+      <w:r>
+        <w:t xml:space="preserve">Chinese</w:t>
+      </w:r>
+      <w:r>
+        <w:t xml:space="preserve">, and</w:t>
+      </w:r>
+      <w:r>
+        <w:t xml:space="preserve"> </w:t>
+      </w:r>
+      <w:r>
+        <w:t xml:space="preserve">European</w:t>
+      </w:r>
+      <w:r>
+        <w:t xml:space="preserve"> </w:t>
+      </w:r>
+      <w:r>
+        <w:t xml:space="preserve">backgrounds.</w:t>
+      </w:r>
+      <w:r>
+        <w:t xml:space="preserve"> </w:t>
+      </w:r>
+      <w:r>
+        <w:rPr>
+          <w:i/>
+          <w:iCs/>
+        </w:rPr>
+        <w:t xml:space="preserve">Developmental Psychology</w:t>
+      </w:r>
+      <w:r>
+        <w:t xml:space="preserve">,</w:t>
+      </w:r>
+      <w:r>
+        <w:t xml:space="preserve"> </w:t>
+      </w:r>
+      <w:r>
+        <w:rPr>
+          <w:i/>
+          <w:iCs/>
+        </w:rPr>
+        <w:t xml:space="preserve">41</w:t>
+      </w:r>
+      <w:r>
+        <w:t xml:space="preserve">(5), 799–811.</w:t>
+      </w:r>
+      <w:r>
+        <w:t xml:space="preserve"> </w:t>
+      </w:r>
+      <w:hyperlink r:id="rId115">
+        <w:r>
+          <w:rPr>
+            <w:rStyle w:val="Hyperlink"/>
+          </w:rPr>
+          <w:t xml:space="preserve">https://doi.org/10.1037/0012-1649.41.5.799</w:t>
+        </w:r>
+      </w:hyperlink>
+    </w:p>
+    <w:bookmarkEnd w:id="116"/>
+    <w:bookmarkStart w:id="118" w:name="ref-gao2022"/>
+    <w:p>
+      <w:pPr>
+        <w:pStyle w:val="Bibliography"/>
+      </w:pPr>
+      <w:r>
         <w:t xml:space="preserve">Gao, J., Nyhan, J., Duke-Williams, O., &amp; Mahony, S. (2022). Gender influences in</w:t>
       </w:r>
       <w:r>
@@ -2712,7 +5335,7 @@
       <w:r>
         <w:t xml:space="preserve"> </w:t>
       </w:r>
-      <w:hyperlink r:id="rId70">
+      <w:hyperlink r:id="rId117">
         <w:r>
           <w:rPr>
             <w:rStyle w:val="Hyperlink"/>
@@ -2721,8 +5344,8 @@
         </w:r>
       </w:hyperlink>
     </w:p>
-    <w:bookmarkEnd w:id="71"/>
-    <w:bookmarkStart w:id="73" w:name="ref-gondal2011"/>
+    <w:bookmarkEnd w:id="118"/>
+    <w:bookmarkStart w:id="120" w:name="ref-gondal2011"/>
     <w:p>
       <w:pPr>
         <w:pStyle w:val="Bibliography"/>
@@ -2771,7 +5394,7 @@
       <w:r>
         <w:t xml:space="preserve"> </w:t>
       </w:r>
-      <w:hyperlink r:id="rId72">
+      <w:hyperlink r:id="rId119">
         <w:r>
           <w:rPr>
             <w:rStyle w:val="Hyperlink"/>
@@ -2780,8 +5403,8 @@
         </w:r>
       </w:hyperlink>
     </w:p>
-    <w:bookmarkEnd w:id="73"/>
-    <w:bookmarkStart w:id="75" w:name="ref-gondal2018"/>
+    <w:bookmarkEnd w:id="120"/>
+    <w:bookmarkStart w:id="122" w:name="ref-gondal2018"/>
     <w:p>
       <w:pPr>
         <w:pStyle w:val="Bibliography"/>
@@ -2848,7 +5471,7 @@
       <w:r>
         <w:t xml:space="preserve"> </w:t>
       </w:r>
-      <w:hyperlink r:id="rId74">
+      <w:hyperlink r:id="rId121">
         <w:r>
           <w:rPr>
             <w:rStyle w:val="Hyperlink"/>
@@ -2857,8 +5480,8 @@
         </w:r>
       </w:hyperlink>
     </w:p>
-    <w:bookmarkEnd w:id="75"/>
-    <w:bookmarkStart w:id="77" w:name="ref-greska2023"/>
+    <w:bookmarkEnd w:id="122"/>
+    <w:bookmarkStart w:id="124" w:name="ref-greska2023"/>
     <w:p>
       <w:pPr>
         <w:pStyle w:val="Bibliography"/>
@@ -2916,7 +5539,7 @@
       <w:r>
         <w:t xml:space="preserve"> </w:t>
       </w:r>
-      <w:hyperlink r:id="rId76">
+      <w:hyperlink r:id="rId123">
         <w:r>
           <w:rPr>
             <w:rStyle w:val="Hyperlink"/>
@@ -2925,8 +5548,8 @@
         </w:r>
       </w:hyperlink>
     </w:p>
-    <w:bookmarkEnd w:id="77"/>
-    <w:bookmarkStart w:id="79" w:name="ref-hancean2014"/>
+    <w:bookmarkEnd w:id="124"/>
+    <w:bookmarkStart w:id="126" w:name="ref-hancean2014"/>
     <w:p>
       <w:pPr>
         <w:pStyle w:val="Bibliography"/>
@@ -3005,7 +5628,7 @@
       <w:r>
         <w:t xml:space="preserve"> </w:t>
       </w:r>
-      <w:hyperlink r:id="rId78">
+      <w:hyperlink r:id="rId125">
         <w:r>
           <w:rPr>
             <w:rStyle w:val="Hyperlink"/>
@@ -3014,13 +5637,112 @@
         </w:r>
       </w:hyperlink>
     </w:p>
-    <w:bookmarkEnd w:id="79"/>
-    <w:bookmarkStart w:id="81" w:name="ref-hirsch2005"/>
+    <w:bookmarkEnd w:id="126"/>
+    <w:bookmarkStart w:id="128" w:name="ref-heiberger2025"/>
     <w:p>
       <w:pPr>
         <w:pStyle w:val="Bibliography"/>
       </w:pPr>
       <w:r>
+        <w:t xml:space="preserve">Heiberger, R. H., Hofstra, B., &amp; Unger, S. (2025). Professors in the media: Dynamics of cumulative advantage, reputation, and gender.</w:t>
+      </w:r>
+      <w:r>
+        <w:t xml:space="preserve"> </w:t>
+      </w:r>
+      <w:r>
+        <w:rPr>
+          <w:i/>
+          <w:iCs/>
+        </w:rPr>
+        <w:t xml:space="preserve">European Sociological Review</w:t>
+      </w:r>
+      <w:r>
+        <w:t xml:space="preserve">, jcaf037.</w:t>
+      </w:r>
+      <w:r>
+        <w:t xml:space="preserve"> </w:t>
+      </w:r>
+      <w:hyperlink r:id="rId127">
+        <w:r>
+          <w:rPr>
+            <w:rStyle w:val="Hyperlink"/>
+          </w:rPr>
+          <w:t xml:space="preserve">https://doi.org/10.1093/esr/jcaf037</w:t>
+        </w:r>
+      </w:hyperlink>
+    </w:p>
+    <w:bookmarkEnd w:id="128"/>
+    <w:bookmarkStart w:id="130" w:name="ref-heiberger2019"/>
+    <w:p>
+      <w:pPr>
+        <w:pStyle w:val="Bibliography"/>
+      </w:pPr>
+      <w:r>
+        <w:t xml:space="preserve">Heiberger, R. H., &amp; Riebling, J. R. (2019). U.</w:t>
+      </w:r>
+      <w:r>
+        <w:t xml:space="preserve">S</w:t>
+      </w:r>
+      <w:r>
+        <w:t xml:space="preserve">. And whom?</w:t>
+      </w:r>
+      <w:r>
+        <w:t xml:space="preserve"> </w:t>
+      </w:r>
+      <w:r>
+        <w:t xml:space="preserve">Structures</w:t>
+      </w:r>
+      <w:r>
+        <w:t xml:space="preserve"> </w:t>
+      </w:r>
+      <w:r>
+        <w:t xml:space="preserve">and communities of international economic research.</w:t>
+      </w:r>
+      <w:r>
+        <w:t xml:space="preserve"> </w:t>
+      </w:r>
+      <w:r>
+        <w:rPr>
+          <w:i/>
+          <w:iCs/>
+        </w:rPr>
+        <w:t xml:space="preserve">Journal of Social Structure</w:t>
+      </w:r>
+      <w:r>
+        <w:t xml:space="preserve">,</w:t>
+      </w:r>
+      <w:r>
+        <w:t xml:space="preserve"> </w:t>
+      </w:r>
+      <w:r>
+        <w:rPr>
+          <w:i/>
+          <w:iCs/>
+        </w:rPr>
+        <w:t xml:space="preserve">16</w:t>
+      </w:r>
+      <w:r>
+        <w:t xml:space="preserve">(1), 1–12.</w:t>
+      </w:r>
+      <w:r>
+        <w:t xml:space="preserve"> </w:t>
+      </w:r>
+      <w:hyperlink r:id="rId129">
+        <w:r>
+          <w:rPr>
+            <w:rStyle w:val="Hyperlink"/>
+          </w:rPr>
+          <w:t xml:space="preserve">https://doi.org/10.21307/joss-2019-019</w:t>
+        </w:r>
+      </w:hyperlink>
+    </w:p>
+    <w:bookmarkEnd w:id="130"/>
+    <w:bookmarkStart w:id="132" w:name="ref-hirsch2005"/>
+    <w:p>
+      <w:pPr>
+        <w:pStyle w:val="Bibliography"/>
+      </w:pPr>
+      <w:r>
         <w:t xml:space="preserve">Hirsch, J. E. (2005). An index to quantify an individual’s scientific research output.</w:t>
       </w:r>
       <w:r>
@@ -3052,7 +5774,7 @@
       <w:r>
         <w:t xml:space="preserve"> </w:t>
       </w:r>
-      <w:hyperlink r:id="rId80">
+      <w:hyperlink r:id="rId131">
         <w:r>
           <w:rPr>
             <w:rStyle w:val="Hyperlink"/>
@@ -3061,8 +5783,8 @@
         </w:r>
       </w:hyperlink>
     </w:p>
-    <w:bookmarkEnd w:id="81"/>
-    <w:bookmarkStart w:id="83" w:name="ref-hofstra2020"/>
+    <w:bookmarkEnd w:id="132"/>
+    <w:bookmarkStart w:id="134" w:name="ref-hofstra2020"/>
     <w:p>
       <w:pPr>
         <w:pStyle w:val="Bibliography"/>
@@ -3126,7 +5848,7 @@
       <w:r>
         <w:t xml:space="preserve"> </w:t>
       </w:r>
-      <w:hyperlink r:id="rId82">
+      <w:hyperlink r:id="rId133">
         <w:r>
           <w:rPr>
             <w:rStyle w:val="Hyperlink"/>
@@ -3135,8 +5857,8 @@
         </w:r>
       </w:hyperlink>
     </w:p>
-    <w:bookmarkEnd w:id="83"/>
-    <w:bookmarkStart w:id="85" w:name="ref-hofstra2022"/>
+    <w:bookmarkEnd w:id="134"/>
+    <w:bookmarkStart w:id="136" w:name="ref-hofstra2022"/>
     <w:p>
       <w:pPr>
         <w:pStyle w:val="Bibliography"/>
@@ -3182,7 +5904,7 @@
       <w:r>
         <w:t xml:space="preserve"> </w:t>
       </w:r>
-      <w:hyperlink r:id="rId84">
+      <w:hyperlink r:id="rId135">
         <w:r>
           <w:rPr>
             <w:rStyle w:val="Hyperlink"/>
@@ -3191,13 +5913,187 @@
         </w:r>
       </w:hyperlink>
     </w:p>
-    <w:bookmarkEnd w:id="85"/>
-    <w:bookmarkStart w:id="87" w:name="ref-khor2016"/>
+    <w:bookmarkEnd w:id="136"/>
+    <w:bookmarkStart w:id="138" w:name="ref-huffman2002"/>
     <w:p>
       <w:pPr>
         <w:pStyle w:val="Bibliography"/>
       </w:pPr>
       <w:r>
+        <w:t xml:space="preserve">Huffman, M. L., &amp; Torres, L. (2002). It’s not only</w:t>
+      </w:r>
+      <w:r>
+        <w:t xml:space="preserve"> </w:t>
+      </w:r>
+      <w:r>
+        <w:t xml:space="preserve">“who you know”</w:t>
+      </w:r>
+      <w:r>
+        <w:t xml:space="preserve"> </w:t>
+      </w:r>
+      <w:r>
+        <w:t xml:space="preserve">that matters:</w:t>
+      </w:r>
+      <w:r>
+        <w:t xml:space="preserve"> </w:t>
+      </w:r>
+      <w:r>
+        <w:t xml:space="preserve">Gender</w:t>
+      </w:r>
+      <w:r>
+        <w:t xml:space="preserve">, personal contacts, and job lead quality.</w:t>
+      </w:r>
+      <w:r>
+        <w:t xml:space="preserve"> </w:t>
+      </w:r>
+      <w:r>
+        <w:rPr>
+          <w:i/>
+          <w:iCs/>
+        </w:rPr>
+        <w:t xml:space="preserve">Gender &amp; Society</w:t>
+      </w:r>
+      <w:r>
+        <w:t xml:space="preserve">,</w:t>
+      </w:r>
+      <w:r>
+        <w:t xml:space="preserve"> </w:t>
+      </w:r>
+      <w:r>
+        <w:rPr>
+          <w:i/>
+          <w:iCs/>
+        </w:rPr>
+        <w:t xml:space="preserve">16</w:t>
+      </w:r>
+      <w:r>
+        <w:t xml:space="preserve">(6), 793–813.</w:t>
+      </w:r>
+      <w:r>
+        <w:t xml:space="preserve"> </w:t>
+      </w:r>
+      <w:hyperlink r:id="rId137">
+        <w:r>
+          <w:rPr>
+            <w:rStyle w:val="Hyperlink"/>
+          </w:rPr>
+          <w:t xml:space="preserve">https://doi.org/10.1177/089124302237889</w:t>
+        </w:r>
+      </w:hyperlink>
+    </w:p>
+    <w:bookmarkEnd w:id="138"/>
+    <w:bookmarkStart w:id="140" w:name="ref-ibarra1992"/>
+    <w:p>
+      <w:pPr>
+        <w:pStyle w:val="Bibliography"/>
+      </w:pPr>
+      <w:r>
+        <w:t xml:space="preserve">Ibarra, H. (1992). Homophily and differential returns:</w:t>
+      </w:r>
+      <w:r>
+        <w:t xml:space="preserve"> </w:t>
+      </w:r>
+      <w:r>
+        <w:t xml:space="preserve">Sex</w:t>
+      </w:r>
+      <w:r>
+        <w:t xml:space="preserve"> </w:t>
+      </w:r>
+      <w:r>
+        <w:t xml:space="preserve">differences in network structure and access in an advertising firm.</w:t>
+      </w:r>
+      <w:r>
+        <w:t xml:space="preserve"> </w:t>
+      </w:r>
+      <w:r>
+        <w:rPr>
+          <w:i/>
+          <w:iCs/>
+        </w:rPr>
+        <w:t xml:space="preserve">Administrative Science Quarterly</w:t>
+      </w:r>
+      <w:r>
+        <w:t xml:space="preserve">,</w:t>
+      </w:r>
+      <w:r>
+        <w:t xml:space="preserve"> </w:t>
+      </w:r>
+      <w:r>
+        <w:rPr>
+          <w:i/>
+          <w:iCs/>
+        </w:rPr>
+        <w:t xml:space="preserve">37</w:t>
+      </w:r>
+      <w:r>
+        <w:t xml:space="preserve">(3), 422.</w:t>
+      </w:r>
+      <w:r>
+        <w:t xml:space="preserve"> </w:t>
+      </w:r>
+      <w:hyperlink r:id="rId139">
+        <w:r>
+          <w:rPr>
+            <w:rStyle w:val="Hyperlink"/>
+          </w:rPr>
+          <w:t xml:space="preserve">https://doi.org/10.2307/2393451</w:t>
+        </w:r>
+      </w:hyperlink>
+    </w:p>
+    <w:bookmarkEnd w:id="140"/>
+    <w:bookmarkStart w:id="142" w:name="ref-ibarra1995"/>
+    <w:p>
+      <w:pPr>
+        <w:pStyle w:val="Bibliography"/>
+      </w:pPr>
+      <w:r>
+        <w:t xml:space="preserve">Ibarra, H. (1995). Race, opportunity, and diversity of social circles in managerial networks.</w:t>
+      </w:r>
+      <w:r>
+        <w:t xml:space="preserve"> </w:t>
+      </w:r>
+      <w:r>
+        <w:rPr>
+          <w:i/>
+          <w:iCs/>
+        </w:rPr>
+        <w:t xml:space="preserve">Academy of Management Journal</w:t>
+      </w:r>
+      <w:r>
+        <w:t xml:space="preserve">,</w:t>
+      </w:r>
+      <w:r>
+        <w:t xml:space="preserve"> </w:t>
+      </w:r>
+      <w:r>
+        <w:rPr>
+          <w:i/>
+          <w:iCs/>
+        </w:rPr>
+        <w:t xml:space="preserve">38</w:t>
+      </w:r>
+      <w:r>
+        <w:t xml:space="preserve">(3), 673–703.</w:t>
+      </w:r>
+      <w:r>
+        <w:t xml:space="preserve"> </w:t>
+      </w:r>
+      <w:hyperlink r:id="rId141">
+        <w:r>
+          <w:rPr>
+            <w:rStyle w:val="Hyperlink"/>
+          </w:rPr>
+          <w:t xml:space="preserve">https://doi.org/10.2307/256742</w:t>
+        </w:r>
+      </w:hyperlink>
+    </w:p>
+    <w:bookmarkEnd w:id="142"/>
+    <w:bookmarkStart w:id="144" w:name="ref-khor2016"/>
+    <w:p>
+      <w:pPr>
+        <w:pStyle w:val="Bibliography"/>
+      </w:pPr>
+      <w:r>
         <w:t xml:space="preserve">Khor, K. A., &amp; Yu, L.-G. (2016). Influence of international co-authorship on the research citation impact of young universities.</w:t>
       </w:r>
       <w:r>
@@ -3229,7 +6125,7 @@
       <w:r>
         <w:t xml:space="preserve"> </w:t>
       </w:r>
-      <w:hyperlink r:id="rId86">
+      <w:hyperlink r:id="rId143">
         <w:r>
           <w:rPr>
             <w:rStyle w:val="Hyperlink"/>
@@ -3238,8 +6134,8 @@
         </w:r>
       </w:hyperlink>
     </w:p>
-    <w:bookmarkEnd w:id="87"/>
-    <w:bookmarkStart w:id="89" w:name="ref-kim2024"/>
+    <w:bookmarkEnd w:id="144"/>
+    <w:bookmarkStart w:id="146" w:name="ref-kim2024"/>
     <w:p>
       <w:pPr>
         <w:pStyle w:val="Bibliography"/>
@@ -3285,7 +6181,7 @@
       <w:r>
         <w:t xml:space="preserve"> </w:t>
       </w:r>
-      <w:hyperlink r:id="rId88">
+      <w:hyperlink r:id="rId145">
         <w:r>
           <w:rPr>
             <w:rStyle w:val="Hyperlink"/>
@@ -3294,8 +6190,8 @@
         </w:r>
       </w:hyperlink>
     </w:p>
-    <w:bookmarkEnd w:id="89"/>
-    <w:bookmarkStart w:id="91" w:name="ref-kim2016"/>
+    <w:bookmarkEnd w:id="146"/>
+    <w:bookmarkStart w:id="148" w:name="ref-kim2016"/>
     <w:p>
       <w:pPr>
         <w:pStyle w:val="Bibliography"/>
@@ -3344,7 +6240,7 @@
       <w:r>
         <w:t xml:space="preserve"> </w:t>
       </w:r>
-      <w:hyperlink r:id="rId90">
+      <w:hyperlink r:id="rId147">
         <w:r>
           <w:rPr>
             <w:rStyle w:val="Hyperlink"/>
@@ -3353,8 +6249,8 @@
         </w:r>
       </w:hyperlink>
     </w:p>
-    <w:bookmarkEnd w:id="91"/>
-    <w:bookmarkStart w:id="93" w:name="ref-kim2022"/>
+    <w:bookmarkEnd w:id="148"/>
+    <w:bookmarkStart w:id="150" w:name="ref-kim2022"/>
     <w:p>
       <w:pPr>
         <w:pStyle w:val="Bibliography"/>
@@ -3391,7 +6287,7 @@
       <w:r>
         <w:t xml:space="preserve"> </w:t>
       </w:r>
-      <w:hyperlink r:id="rId92">
+      <w:hyperlink r:id="rId149">
         <w:r>
           <w:rPr>
             <w:rStyle w:val="Hyperlink"/>
@@ -3400,8 +6296,8 @@
         </w:r>
       </w:hyperlink>
     </w:p>
-    <w:bookmarkEnd w:id="93"/>
-    <w:bookmarkStart w:id="95" w:name="ref-king1988"/>
+    <w:bookmarkEnd w:id="150"/>
+    <w:bookmarkStart w:id="152" w:name="ref-king1988"/>
     <w:p>
       <w:pPr>
         <w:pStyle w:val="Bibliography"/>
@@ -3450,7 +6346,7 @@
       <w:r>
         <w:t xml:space="preserve"> </w:t>
       </w:r>
-      <w:hyperlink r:id="rId94">
+      <w:hyperlink r:id="rId151">
         <w:r>
           <w:rPr>
             <w:rStyle w:val="Hyperlink"/>
@@ -3459,8 +6355,8 @@
         </w:r>
       </w:hyperlink>
     </w:p>
-    <w:bookmarkEnd w:id="95"/>
-    <w:bookmarkStart w:id="97" w:name="ref-kozlowski2022"/>
+    <w:bookmarkEnd w:id="152"/>
+    <w:bookmarkStart w:id="154" w:name="ref-kozlowski2022"/>
     <w:p>
       <w:pPr>
         <w:pStyle w:val="Bibliography"/>
@@ -3497,7 +6393,7 @@
       <w:r>
         <w:t xml:space="preserve"> </w:t>
       </w:r>
-      <w:hyperlink r:id="rId96">
+      <w:hyperlink r:id="rId153">
         <w:r>
           <w:rPr>
             <w:rStyle w:val="Hyperlink"/>
@@ -3506,13 +6402,81 @@
         </w:r>
       </w:hyperlink>
     </w:p>
-    <w:bookmarkEnd w:id="97"/>
-    <w:bookmarkStart w:id="99" w:name="ref-kwiek2021"/>
+    <w:bookmarkEnd w:id="154"/>
+    <w:bookmarkStart w:id="156" w:name="ref-kretschmer2015"/>
     <w:p>
       <w:pPr>
         <w:pStyle w:val="Bibliography"/>
       </w:pPr>
       <w:r>
+        <w:t xml:space="preserve">Kretschmer, H., de Beaver, D., Ozel, B., &amp; Kretschmer, T. (2015). Who is collaborating with whom?</w:t>
+      </w:r>
+      <w:r>
+        <w:t xml:space="preserve"> </w:t>
+      </w:r>
+      <w:r>
+        <w:t xml:space="preserve">Part II</w:t>
+      </w:r>
+      <w:r>
+        <w:t xml:space="preserve">.</w:t>
+      </w:r>
+      <w:r>
+        <w:t xml:space="preserve"> </w:t>
+      </w:r>
+      <w:r>
+        <w:t xml:space="preserve">Application</w:t>
+      </w:r>
+      <w:r>
+        <w:t xml:space="preserve"> </w:t>
+      </w:r>
+      <w:r>
+        <w:t xml:space="preserve">of the methods to male and to female networks.</w:t>
+      </w:r>
+      <w:r>
+        <w:t xml:space="preserve"> </w:t>
+      </w:r>
+      <w:r>
+        <w:rPr>
+          <w:i/>
+          <w:iCs/>
+        </w:rPr>
+        <w:t xml:space="preserve">Journal of Informetrics</w:t>
+      </w:r>
+      <w:r>
+        <w:t xml:space="preserve">,</w:t>
+      </w:r>
+      <w:r>
+        <w:t xml:space="preserve"> </w:t>
+      </w:r>
+      <w:r>
+        <w:rPr>
+          <w:i/>
+          <w:iCs/>
+        </w:rPr>
+        <w:t xml:space="preserve">9</w:t>
+      </w:r>
+      <w:r>
+        <w:t xml:space="preserve">(2), 373–384.</w:t>
+      </w:r>
+      <w:r>
+        <w:t xml:space="preserve"> </w:t>
+      </w:r>
+      <w:hyperlink r:id="rId155">
+        <w:r>
+          <w:rPr>
+            <w:rStyle w:val="Hyperlink"/>
+          </w:rPr>
+          <w:t xml:space="preserve">https://doi.org/10.1016/j.joi.2015.01.009</w:t>
+        </w:r>
+      </w:hyperlink>
+    </w:p>
+    <w:bookmarkEnd w:id="156"/>
+    <w:bookmarkStart w:id="158" w:name="ref-kwiek2021"/>
+    <w:p>
+      <w:pPr>
+        <w:pStyle w:val="Bibliography"/>
+      </w:pPr>
+      <w:r>
         <w:t xml:space="preserve">Kwiek, M., &amp; Roszka, W. (2021). Gender</w:t>
       </w:r>
       <w:r>
@@ -3586,7 +6550,7 @@
       <w:r>
         <w:t xml:space="preserve"> </w:t>
       </w:r>
-      <w:hyperlink r:id="rId98">
+      <w:hyperlink r:id="rId157">
         <w:r>
           <w:rPr>
             <w:rStyle w:val="Hyperlink"/>
@@ -3595,13 +6559,119 @@
         </w:r>
       </w:hyperlink>
     </w:p>
-    <w:bookmarkEnd w:id="99"/>
-    <w:bookmarkStart w:id="101" w:name="ref-li2022"/>
+    <w:bookmarkEnd w:id="158"/>
+    <w:bookmarkStart w:id="160" w:name="ref-lalanne2022"/>
     <w:p>
       <w:pPr>
         <w:pStyle w:val="Bibliography"/>
       </w:pPr>
       <w:r>
+        <w:t xml:space="preserve">Lalanne, M., &amp; Seabright, P. (2022). The old boy network: Are the professional networks of female executives less effective than men’s for advancing their careers?</w:t>
+      </w:r>
+      <w:r>
+        <w:t xml:space="preserve"> </w:t>
+      </w:r>
+      <w:r>
+        <w:rPr>
+          <w:i/>
+          <w:iCs/>
+        </w:rPr>
+        <w:t xml:space="preserve">Journal of Institutional Economics</w:t>
+      </w:r>
+      <w:r>
+        <w:t xml:space="preserve">,</w:t>
+      </w:r>
+      <w:r>
+        <w:t xml:space="preserve"> </w:t>
+      </w:r>
+      <w:r>
+        <w:rPr>
+          <w:i/>
+          <w:iCs/>
+        </w:rPr>
+        <w:t xml:space="preserve">18</w:t>
+      </w:r>
+      <w:r>
+        <w:t xml:space="preserve">(5), 725–744.</w:t>
+      </w:r>
+      <w:r>
+        <w:t xml:space="preserve"> </w:t>
+      </w:r>
+      <w:hyperlink r:id="rId159">
+        <w:r>
+          <w:rPr>
+            <w:rStyle w:val="Hyperlink"/>
+          </w:rPr>
+          <w:t xml:space="preserve">https://doi.org/10.1017/S1744137421000953</w:t>
+        </w:r>
+      </w:hyperlink>
+    </w:p>
+    <w:bookmarkEnd w:id="160"/>
+    <w:bookmarkStart w:id="162" w:name="ref-leifeld2018"/>
+    <w:p>
+      <w:pPr>
+        <w:pStyle w:val="Bibliography"/>
+      </w:pPr>
+      <w:r>
+        <w:t xml:space="preserve">Leifeld, P. (2018). Polarization in the social sciences:</w:t>
+      </w:r>
+      <w:r>
+        <w:t xml:space="preserve"> </w:t>
+      </w:r>
+      <w:r>
+        <w:t xml:space="preserve">Assortative</w:t>
+      </w:r>
+      <w:r>
+        <w:t xml:space="preserve"> </w:t>
+      </w:r>
+      <w:r>
+        <w:t xml:space="preserve">mixing in social science collaboration networks is resilient to interventions.</w:t>
+      </w:r>
+      <w:r>
+        <w:t xml:space="preserve"> </w:t>
+      </w:r>
+      <w:r>
+        <w:rPr>
+          <w:i/>
+          <w:iCs/>
+        </w:rPr>
+        <w:t xml:space="preserve">Physica A: Statistical Mechanics and Its Applications</w:t>
+      </w:r>
+      <w:r>
+        <w:t xml:space="preserve">,</w:t>
+      </w:r>
+      <w:r>
+        <w:t xml:space="preserve"> </w:t>
+      </w:r>
+      <w:r>
+        <w:rPr>
+          <w:i/>
+          <w:iCs/>
+        </w:rPr>
+        <w:t xml:space="preserve">507</w:t>
+      </w:r>
+      <w:r>
+        <w:t xml:space="preserve">, 510–523.</w:t>
+      </w:r>
+      <w:r>
+        <w:t xml:space="preserve"> </w:t>
+      </w:r>
+      <w:hyperlink r:id="rId161">
+        <w:r>
+          <w:rPr>
+            <w:rStyle w:val="Hyperlink"/>
+          </w:rPr>
+          <w:t xml:space="preserve">https://doi.org/10.1016/j.physa.2018.05.109</w:t>
+        </w:r>
+      </w:hyperlink>
+    </w:p>
+    <w:bookmarkEnd w:id="162"/>
+    <w:bookmarkStart w:id="164" w:name="ref-li2022"/>
+    <w:p>
+      <w:pPr>
+        <w:pStyle w:val="Bibliography"/>
+      </w:pPr>
+      <w:r>
         <w:t xml:space="preserve">Li, W., Zhang, S., Zheng, Z., Cranmer, S. J., &amp; Clauset, A. (2022). Untangling the network effects of productivity and prominence among scientists.</w:t>
       </w:r>
       <w:r>
@@ -3633,7 +6703,7 @@
       <w:r>
         <w:t xml:space="preserve"> </w:t>
       </w:r>
-      <w:hyperlink r:id="rId100">
+      <w:hyperlink r:id="rId163">
         <w:r>
           <w:rPr>
             <w:rStyle w:val="Hyperlink"/>
@@ -3642,13 +6712,378 @@
         </w:r>
       </w:hyperlink>
     </w:p>
-    <w:bookmarkEnd w:id="101"/>
-    <w:bookmarkStart w:id="103" w:name="ref-lutter2016"/>
+    <w:bookmarkEnd w:id="164"/>
+    <w:bookmarkStart w:id="166" w:name="ref-liu2025"/>
     <w:p>
       <w:pPr>
         <w:pStyle w:val="Bibliography"/>
       </w:pPr>
       <w:r>
+        <w:t xml:space="preserve">Liu, Z., Wang, C., &amp; Yang, J. (2025). The effects of scientific collaboration network structures on impact and innovation:</w:t>
+      </w:r>
+      <w:r>
+        <w:t xml:space="preserve"> </w:t>
+      </w:r>
+      <w:r>
+        <w:t xml:space="preserve">A</w:t>
+      </w:r>
+      <w:r>
+        <w:t xml:space="preserve"> </w:t>
+      </w:r>
+      <w:r>
+        <w:t xml:space="preserve">perspective from project teams.</w:t>
+      </w:r>
+      <w:r>
+        <w:t xml:space="preserve"> </w:t>
+      </w:r>
+      <w:r>
+        <w:rPr>
+          <w:i/>
+          <w:iCs/>
+        </w:rPr>
+        <w:t xml:space="preserve">Journal of Informetrics</w:t>
+      </w:r>
+      <w:r>
+        <w:t xml:space="preserve">,</w:t>
+      </w:r>
+      <w:r>
+        <w:t xml:space="preserve"> </w:t>
+      </w:r>
+      <w:r>
+        <w:rPr>
+          <w:i/>
+          <w:iCs/>
+        </w:rPr>
+        <w:t xml:space="preserve">19</w:t>
+      </w:r>
+      <w:r>
+        <w:t xml:space="preserve">(1), 101611.</w:t>
+      </w:r>
+      <w:r>
+        <w:t xml:space="preserve"> </w:t>
+      </w:r>
+      <w:hyperlink r:id="rId165">
+        <w:r>
+          <w:rPr>
+            <w:rStyle w:val="Hyperlink"/>
+          </w:rPr>
+          <w:t xml:space="preserve">https://doi.org/10.1016/j.joi.2024.101611</w:t>
+        </w:r>
+      </w:hyperlink>
+    </w:p>
+    <w:bookmarkEnd w:id="166"/>
+    <w:bookmarkStart w:id="168" w:name="ref-long1978"/>
+    <w:p>
+      <w:pPr>
+        <w:pStyle w:val="Bibliography"/>
+      </w:pPr>
+      <w:r>
+        <w:t xml:space="preserve">Long, J. S. (1978). Productivity and academic position in the scientific career.</w:t>
+      </w:r>
+      <w:r>
+        <w:t xml:space="preserve"> </w:t>
+      </w:r>
+      <w:r>
+        <w:rPr>
+          <w:i/>
+          <w:iCs/>
+        </w:rPr>
+        <w:t xml:space="preserve">American Sociological Review</w:t>
+      </w:r>
+      <w:r>
+        <w:t xml:space="preserve">,</w:t>
+      </w:r>
+      <w:r>
+        <w:t xml:space="preserve"> </w:t>
+      </w:r>
+      <w:r>
+        <w:rPr>
+          <w:i/>
+          <w:iCs/>
+        </w:rPr>
+        <w:t xml:space="preserve">43</w:t>
+      </w:r>
+      <w:r>
+        <w:t xml:space="preserve">(6), 889.</w:t>
+      </w:r>
+      <w:r>
+        <w:t xml:space="preserve"> </w:t>
+      </w:r>
+      <w:hyperlink r:id="rId167">
+        <w:r>
+          <w:rPr>
+            <w:rStyle w:val="Hyperlink"/>
+          </w:rPr>
+          <w:t xml:space="preserve">https://doi.org/10.2307/2094628</w:t>
+        </w:r>
+      </w:hyperlink>
+    </w:p>
+    <w:bookmarkEnd w:id="168"/>
+    <w:bookmarkStart w:id="170" w:name="ref-long1979"/>
+    <w:p>
+      <w:pPr>
+        <w:pStyle w:val="Bibliography"/>
+      </w:pPr>
+      <w:r>
+        <w:t xml:space="preserve">Long, J. S., Allison, P. D., &amp; McGinnis, R. (1979). Entrance into the academic career.</w:t>
+      </w:r>
+      <w:r>
+        <w:t xml:space="preserve"> </w:t>
+      </w:r>
+      <w:r>
+        <w:rPr>
+          <w:i/>
+          <w:iCs/>
+        </w:rPr>
+        <w:t xml:space="preserve">American Sociological Review</w:t>
+      </w:r>
+      <w:r>
+        <w:t xml:space="preserve">,</w:t>
+      </w:r>
+      <w:r>
+        <w:t xml:space="preserve"> </w:t>
+      </w:r>
+      <w:r>
+        <w:rPr>
+          <w:i/>
+          <w:iCs/>
+        </w:rPr>
+        <w:t xml:space="preserve">44</w:t>
+      </w:r>
+      <w:r>
+        <w:t xml:space="preserve">(5), 816.</w:t>
+      </w:r>
+      <w:r>
+        <w:t xml:space="preserve"> </w:t>
+      </w:r>
+      <w:hyperlink r:id="rId169">
+        <w:r>
+          <w:rPr>
+            <w:rStyle w:val="Hyperlink"/>
+          </w:rPr>
+          <w:t xml:space="preserve">https://doi.org/10.2307/2094529</w:t>
+        </w:r>
+      </w:hyperlink>
+    </w:p>
+    <w:bookmarkEnd w:id="170"/>
+    <w:bookmarkStart w:id="172" w:name="ref-long1995"/>
+    <w:p>
+      <w:pPr>
+        <w:pStyle w:val="Bibliography"/>
+      </w:pPr>
+      <w:r>
+        <w:t xml:space="preserve">Long, J. S., &amp; Fox, M. F. (1995). Scientific careers: Universalism and particularism.</w:t>
+      </w:r>
+      <w:r>
+        <w:t xml:space="preserve"> </w:t>
+      </w:r>
+      <w:r>
+        <w:rPr>
+          <w:i/>
+          <w:iCs/>
+        </w:rPr>
+        <w:t xml:space="preserve">Annual Review of Sociology</w:t>
+      </w:r>
+      <w:r>
+        <w:t xml:space="preserve">,</w:t>
+      </w:r>
+      <w:r>
+        <w:t xml:space="preserve"> </w:t>
+      </w:r>
+      <w:r>
+        <w:rPr>
+          <w:i/>
+          <w:iCs/>
+        </w:rPr>
+        <w:t xml:space="preserve">2</w:t>
+      </w:r>
+      <w:r>
+        <w:t xml:space="preserve">, 45–71.</w:t>
+      </w:r>
+      <w:r>
+        <w:t xml:space="preserve"> </w:t>
+      </w:r>
+      <w:hyperlink r:id="rId171">
+        <w:r>
+          <w:rPr>
+            <w:rStyle w:val="Hyperlink"/>
+          </w:rPr>
+          <w:t xml:space="preserve">https://www.jstor.org/stable/2083403</w:t>
+        </w:r>
+      </w:hyperlink>
+    </w:p>
+    <w:bookmarkEnd w:id="172"/>
+    <w:bookmarkStart w:id="174" w:name="ref-long1981"/>
+    <w:p>
+      <w:pPr>
+        <w:pStyle w:val="Bibliography"/>
+      </w:pPr>
+      <w:r>
+        <w:t xml:space="preserve">Long, J. S., &amp; McGinnis, R. (1981). Organizational context and scientific productivity.</w:t>
+      </w:r>
+      <w:r>
+        <w:t xml:space="preserve"> </w:t>
+      </w:r>
+      <w:r>
+        <w:rPr>
+          <w:i/>
+          <w:iCs/>
+        </w:rPr>
+        <w:t xml:space="preserve">American Sociological Review</w:t>
+      </w:r>
+      <w:r>
+        <w:t xml:space="preserve">,</w:t>
+      </w:r>
+      <w:r>
+        <w:t xml:space="preserve"> </w:t>
+      </w:r>
+      <w:r>
+        <w:rPr>
+          <w:i/>
+          <w:iCs/>
+        </w:rPr>
+        <w:t xml:space="preserve">46</w:t>
+      </w:r>
+      <w:r>
+        <w:t xml:space="preserve">(4), 422.</w:t>
+      </w:r>
+      <w:r>
+        <w:t xml:space="preserve"> </w:t>
+      </w:r>
+      <w:hyperlink r:id="rId173">
+        <w:r>
+          <w:rPr>
+            <w:rStyle w:val="Hyperlink"/>
+          </w:rPr>
+          <w:t xml:space="preserve">https://doi.org/10.2307/2095262</w:t>
+        </w:r>
+      </w:hyperlink>
+    </w:p>
+    <w:bookmarkEnd w:id="174"/>
+    <w:bookmarkStart w:id="176" w:name="ref-lungeanu2015"/>
+    <w:p>
+      <w:pPr>
+        <w:pStyle w:val="Bibliography"/>
+      </w:pPr>
+      <w:r>
+        <w:t xml:space="preserve">Lungeanu, A., &amp; Contractor, N. S. (2015). The effects of diversity and network ties on innovations:</w:t>
+      </w:r>
+      <w:r>
+        <w:t xml:space="preserve"> </w:t>
+      </w:r>
+      <w:r>
+        <w:t xml:space="preserve">The</w:t>
+      </w:r>
+      <w:r>
+        <w:t xml:space="preserve"> </w:t>
+      </w:r>
+      <w:r>
+        <w:t xml:space="preserve">emergence of a new scientific field.</w:t>
+      </w:r>
+      <w:r>
+        <w:t xml:space="preserve"> </w:t>
+      </w:r>
+      <w:r>
+        <w:rPr>
+          <w:i/>
+          <w:iCs/>
+        </w:rPr>
+        <w:t xml:space="preserve">The American Behavioral Scientist</w:t>
+      </w:r>
+      <w:r>
+        <w:t xml:space="preserve">,</w:t>
+      </w:r>
+      <w:r>
+        <w:t xml:space="preserve"> </w:t>
+      </w:r>
+      <w:r>
+        <w:rPr>
+          <w:i/>
+          <w:iCs/>
+        </w:rPr>
+        <w:t xml:space="preserve">59</w:t>
+      </w:r>
+      <w:r>
+        <w:t xml:space="preserve">(5), 548–564.</w:t>
+      </w:r>
+      <w:r>
+        <w:t xml:space="preserve"> </w:t>
+      </w:r>
+      <w:hyperlink r:id="rId175">
+        <w:r>
+          <w:rPr>
+            <w:rStyle w:val="Hyperlink"/>
+          </w:rPr>
+          <w:t xml:space="preserve">https://doi.org/10.1177/0002764214556804</w:t>
+        </w:r>
+      </w:hyperlink>
+    </w:p>
+    <w:bookmarkEnd w:id="176"/>
+    <w:bookmarkStart w:id="178" w:name="ref-lutter2015"/>
+    <w:p>
+      <w:pPr>
+        <w:pStyle w:val="Bibliography"/>
+      </w:pPr>
+      <w:r>
+        <w:t xml:space="preserve">Lutter, M. (2015). Do women suffer from network closure?</w:t>
+      </w:r>
+      <w:r>
+        <w:t xml:space="preserve"> </w:t>
+      </w:r>
+      <w:r>
+        <w:t xml:space="preserve">The</w:t>
+      </w:r>
+      <w:r>
+        <w:t xml:space="preserve"> </w:t>
+      </w:r>
+      <w:r>
+        <w:t xml:space="preserve">moderating effect of social capital on gender inequality in a project-based labor market, 1929 to 2010.</w:t>
+      </w:r>
+      <w:r>
+        <w:t xml:space="preserve"> </w:t>
+      </w:r>
+      <w:r>
+        <w:rPr>
+          <w:i/>
+          <w:iCs/>
+        </w:rPr>
+        <w:t xml:space="preserve">American Sociological Review</w:t>
+      </w:r>
+      <w:r>
+        <w:t xml:space="preserve">,</w:t>
+      </w:r>
+      <w:r>
+        <w:t xml:space="preserve"> </w:t>
+      </w:r>
+      <w:r>
+        <w:rPr>
+          <w:i/>
+          <w:iCs/>
+        </w:rPr>
+        <w:t xml:space="preserve">80</w:t>
+      </w:r>
+      <w:r>
+        <w:t xml:space="preserve">(2), 329–358.</w:t>
+      </w:r>
+      <w:r>
+        <w:t xml:space="preserve"> </w:t>
+      </w:r>
+      <w:hyperlink r:id="rId177">
+        <w:r>
+          <w:rPr>
+            <w:rStyle w:val="Hyperlink"/>
+          </w:rPr>
+          <w:t xml:space="preserve">https://doi.org/10.1177/0003122414568788</w:t>
+        </w:r>
+      </w:hyperlink>
+    </w:p>
+    <w:bookmarkEnd w:id="178"/>
+    <w:bookmarkStart w:id="180" w:name="ref-lutter2016"/>
+    <w:p>
+      <w:pPr>
+        <w:pStyle w:val="Bibliography"/>
+      </w:pPr>
+      <w:r>
         <w:t xml:space="preserve">Lutter, M., &amp; Schröder, M. (2016). Who becomes a tenured professor, and why?</w:t>
       </w:r>
       <w:r>
@@ -3704,7 +7139,7 @@
       <w:r>
         <w:t xml:space="preserve"> </w:t>
       </w:r>
-      <w:hyperlink r:id="rId102">
+      <w:hyperlink r:id="rId179">
         <w:r>
           <w:rPr>
             <w:rStyle w:val="Hyperlink"/>
@@ -3713,13 +7148,190 @@
         </w:r>
       </w:hyperlink>
     </w:p>
-    <w:bookmarkEnd w:id="103"/>
-    <w:bookmarkStart w:id="104" w:name="ref-meertensinstituut"/>
+    <w:bookmarkEnd w:id="180"/>
+    <w:bookmarkStart w:id="182" w:name="ref-mahmood2021"/>
     <w:p>
       <w:pPr>
         <w:pStyle w:val="Bibliography"/>
       </w:pPr>
       <w:r>
+        <w:t xml:space="preserve">Mahmood, B., A. Sultan, N., H. Thanoon, K., &amp; S. Kadhim, D. (2021). Measuring scientific collaboration in co-authorship networks.</w:t>
+      </w:r>
+      <w:r>
+        <w:t xml:space="preserve"> </w:t>
+      </w:r>
+      <w:r>
+        <w:rPr>
+          <w:i/>
+          <w:iCs/>
+        </w:rPr>
+        <w:t xml:space="preserve">IAES International Journal of Artificial Intelligence (IJ-AI)</w:t>
+      </w:r>
+      <w:r>
+        <w:t xml:space="preserve">,</w:t>
+      </w:r>
+      <w:r>
+        <w:t xml:space="preserve"> </w:t>
+      </w:r>
+      <w:r>
+        <w:rPr>
+          <w:i/>
+          <w:iCs/>
+        </w:rPr>
+        <w:t xml:space="preserve">10</w:t>
+      </w:r>
+      <w:r>
+        <w:t xml:space="preserve">(4), 1103.</w:t>
+      </w:r>
+      <w:r>
+        <w:t xml:space="preserve"> </w:t>
+      </w:r>
+      <w:hyperlink r:id="rId181">
+        <w:r>
+          <w:rPr>
+            <w:rStyle w:val="Hyperlink"/>
+          </w:rPr>
+          <w:t xml:space="preserve">https://doi.org/10.11591/ijai.v10.i4.pp1103-1114</w:t>
+        </w:r>
+      </w:hyperlink>
+    </w:p>
+    <w:bookmarkEnd w:id="182"/>
+    <w:bookmarkStart w:id="184" w:name="ref-mcdonald2011"/>
+    <w:p>
+      <w:pPr>
+        <w:pStyle w:val="Bibliography"/>
+      </w:pPr>
+      <w:r>
+        <w:t xml:space="preserve">McDonald, S. (2011). What’s in the</w:t>
+      </w:r>
+      <w:r>
+        <w:t xml:space="preserve"> </w:t>
+      </w:r>
+      <w:r>
+        <w:t xml:space="preserve">“old boys”</w:t>
+      </w:r>
+      <w:r>
+        <w:t xml:space="preserve"> </w:t>
+      </w:r>
+      <w:r>
+        <w:t xml:space="preserve">network?</w:t>
+      </w:r>
+      <w:r>
+        <w:t xml:space="preserve"> </w:t>
+      </w:r>
+      <w:r>
+        <w:t xml:space="preserve">Accessing</w:t>
+      </w:r>
+      <w:r>
+        <w:t xml:space="preserve"> </w:t>
+      </w:r>
+      <w:r>
+        <w:t xml:space="preserve">social capital in gendered and racialized networks.</w:t>
+      </w:r>
+      <w:r>
+        <w:t xml:space="preserve"> </w:t>
+      </w:r>
+      <w:r>
+        <w:rPr>
+          <w:i/>
+          <w:iCs/>
+        </w:rPr>
+        <w:t xml:space="preserve">Social Networks</w:t>
+      </w:r>
+      <w:r>
+        <w:t xml:space="preserve">,</w:t>
+      </w:r>
+      <w:r>
+        <w:t xml:space="preserve"> </w:t>
+      </w:r>
+      <w:r>
+        <w:rPr>
+          <w:i/>
+          <w:iCs/>
+        </w:rPr>
+        <w:t xml:space="preserve">33</w:t>
+      </w:r>
+      <w:r>
+        <w:t xml:space="preserve">(4), 317–330.</w:t>
+      </w:r>
+      <w:r>
+        <w:t xml:space="preserve"> </w:t>
+      </w:r>
+      <w:hyperlink r:id="rId183">
+        <w:r>
+          <w:rPr>
+            <w:rStyle w:val="Hyperlink"/>
+          </w:rPr>
+          <w:t xml:space="preserve">https://doi.org/10.1016/j.socnet.2011.10.002</w:t>
+        </w:r>
+      </w:hyperlink>
+    </w:p>
+    <w:bookmarkEnd w:id="184"/>
+    <w:bookmarkStart w:id="186" w:name="ref-mcguire2002"/>
+    <w:p>
+      <w:pPr>
+        <w:pStyle w:val="Bibliography"/>
+      </w:pPr>
+      <w:r>
+        <w:t xml:space="preserve">McGuire, G. M. (2002). Gender, race, and the shadow structure:</w:t>
+      </w:r>
+      <w:r>
+        <w:t xml:space="preserve"> </w:t>
+      </w:r>
+      <w:r>
+        <w:t xml:space="preserve">A</w:t>
+      </w:r>
+      <w:r>
+        <w:t xml:space="preserve"> </w:t>
+      </w:r>
+      <w:r>
+        <w:t xml:space="preserve">study of informal networks and inequality in a work organization.</w:t>
+      </w:r>
+      <w:r>
+        <w:t xml:space="preserve"> </w:t>
+      </w:r>
+      <w:r>
+        <w:rPr>
+          <w:i/>
+          <w:iCs/>
+        </w:rPr>
+        <w:t xml:space="preserve">Gender &amp; Society</w:t>
+      </w:r>
+      <w:r>
+        <w:t xml:space="preserve">,</w:t>
+      </w:r>
+      <w:r>
+        <w:t xml:space="preserve"> </w:t>
+      </w:r>
+      <w:r>
+        <w:rPr>
+          <w:i/>
+          <w:iCs/>
+        </w:rPr>
+        <w:t xml:space="preserve">16</w:t>
+      </w:r>
+      <w:r>
+        <w:t xml:space="preserve">(3), 303–322.</w:t>
+      </w:r>
+      <w:r>
+        <w:t xml:space="preserve"> </w:t>
+      </w:r>
+      <w:hyperlink r:id="rId185">
+        <w:r>
+          <w:rPr>
+            <w:rStyle w:val="Hyperlink"/>
+          </w:rPr>
+          <w:t xml:space="preserve">https://doi.org/10.1177/0891243202016003003</w:t>
+        </w:r>
+      </w:hyperlink>
+    </w:p>
+    <w:bookmarkEnd w:id="186"/>
+    <w:bookmarkStart w:id="187" w:name="ref-meertensinstituut"/>
+    <w:p>
+      <w:pPr>
+        <w:pStyle w:val="Bibliography"/>
+      </w:pPr>
+      <w:r>
         <w:t xml:space="preserve">Meertens Instituut. (n.d.).</w:t>
       </w:r>
       <w:r>
@@ -3750,8 +7362,8 @@
         <w:t xml:space="preserve">. https://nvb.meertens.knaw.nl/.</w:t>
       </w:r>
     </w:p>
-    <w:bookmarkEnd w:id="104"/>
-    <w:bookmarkStart w:id="105" w:name="ref-merton1973"/>
+    <w:bookmarkEnd w:id="187"/>
+    <w:bookmarkStart w:id="188" w:name="ref-merton1973"/>
     <w:p>
       <w:pPr>
         <w:pStyle w:val="Bibliography"/>
@@ -3801,8 +7413,8 @@
         <w:t xml:space="preserve">. The University of Chicago Press.</w:t>
       </w:r>
     </w:p>
-    <w:bookmarkEnd w:id="105"/>
-    <w:bookmarkStart w:id="107" w:name="ref-moody2004"/>
+    <w:bookmarkEnd w:id="188"/>
+    <w:bookmarkStart w:id="190" w:name="ref-moody2004"/>
     <w:p>
       <w:pPr>
         <w:pStyle w:val="Bibliography"/>
@@ -3839,7 +7451,7 @@
       <w:r>
         <w:t xml:space="preserve"> </w:t>
       </w:r>
-      <w:hyperlink r:id="rId106">
+      <w:hyperlink r:id="rId189">
         <w:r>
           <w:rPr>
             <w:rStyle w:val="Hyperlink"/>
@@ -3848,8 +7460,8 @@
         </w:r>
       </w:hyperlink>
     </w:p>
-    <w:bookmarkEnd w:id="107"/>
-    <w:bookmarkStart w:id="109" w:name="ref-mulders2024"/>
+    <w:bookmarkEnd w:id="190"/>
+    <w:bookmarkStart w:id="192" w:name="ref-mulders2024"/>
     <w:p>
       <w:pPr>
         <w:pStyle w:val="Bibliography"/>
@@ -3913,7 +7525,7 @@
       <w:r>
         <w:t xml:space="preserve"> </w:t>
       </w:r>
-      <w:hyperlink r:id="rId108">
+      <w:hyperlink r:id="rId191">
         <w:r>
           <w:rPr>
             <w:rStyle w:val="Hyperlink"/>
@@ -3922,8 +7534,8 @@
         </w:r>
       </w:hyperlink>
     </w:p>
-    <w:bookmarkEnd w:id="109"/>
-    <w:bookmarkStart w:id="111" w:name="ref-newman2001"/>
+    <w:bookmarkEnd w:id="192"/>
+    <w:bookmarkStart w:id="194" w:name="ref-newman2001"/>
     <w:p>
       <w:pPr>
         <w:pStyle w:val="Bibliography"/>
@@ -3960,7 +7572,7 @@
       <w:r>
         <w:t xml:space="preserve"> </w:t>
       </w:r>
-      <w:hyperlink r:id="rId110">
+      <w:hyperlink r:id="rId193">
         <w:r>
           <w:rPr>
             <w:rStyle w:val="Hyperlink"/>
@@ -3969,8 +7581,8 @@
         </w:r>
       </w:hyperlink>
     </w:p>
-    <w:bookmarkEnd w:id="111"/>
-    <w:bookmarkStart w:id="113" w:name="ref-ossenblok2014"/>
+    <w:bookmarkEnd w:id="194"/>
+    <w:bookmarkStart w:id="196" w:name="ref-ossenblok2014"/>
     <w:p>
       <w:pPr>
         <w:pStyle w:val="Bibliography"/>
@@ -4007,7 +7619,7 @@
       <w:r>
         <w:t xml:space="preserve"> </w:t>
       </w:r>
-      <w:hyperlink r:id="rId112">
+      <w:hyperlink r:id="rId195">
         <w:r>
           <w:rPr>
             <w:rStyle w:val="Hyperlink"/>
@@ -4016,13 +7628,60 @@
         </w:r>
       </w:hyperlink>
     </w:p>
-    <w:bookmarkEnd w:id="113"/>
-    <w:bookmarkStart w:id="115" w:name="ref-priem2022"/>
+    <w:bookmarkEnd w:id="196"/>
+    <w:bookmarkStart w:id="198" w:name="ref-pillai2019"/>
     <w:p>
       <w:pPr>
         <w:pStyle w:val="Bibliography"/>
       </w:pPr>
       <w:r>
+        <w:t xml:space="preserve">Pillai, K. G., Leonidou, C. N., &amp; Bian, X. (2019). Let’s be friends: National homophily in multicultural newcomer student networks.</w:t>
+      </w:r>
+      <w:r>
+        <w:t xml:space="preserve"> </w:t>
+      </w:r>
+      <w:r>
+        <w:rPr>
+          <w:i/>
+          <w:iCs/>
+        </w:rPr>
+        <w:t xml:space="preserve">Social Networking</w:t>
+      </w:r>
+      <w:r>
+        <w:t xml:space="preserve">,</w:t>
+      </w:r>
+      <w:r>
+        <w:t xml:space="preserve"> </w:t>
+      </w:r>
+      <w:r>
+        <w:rPr>
+          <w:i/>
+          <w:iCs/>
+        </w:rPr>
+        <w:t xml:space="preserve">08</w:t>
+      </w:r>
+      <w:r>
+        <w:t xml:space="preserve">(01).</w:t>
+      </w:r>
+      <w:r>
+        <w:t xml:space="preserve"> </w:t>
+      </w:r>
+      <w:hyperlink r:id="rId197">
+        <w:r>
+          <w:rPr>
+            <w:rStyle w:val="Hyperlink"/>
+          </w:rPr>
+          <w:t xml:space="preserve">https://doi.org/10.4236/sn.2019.81002</w:t>
+        </w:r>
+      </w:hyperlink>
+    </w:p>
+    <w:bookmarkEnd w:id="198"/>
+    <w:bookmarkStart w:id="200" w:name="ref-priem2022"/>
+    <w:p>
+      <w:pPr>
+        <w:pStyle w:val="Bibliography"/>
+      </w:pPr>
+      <w:r>
         <w:t xml:space="preserve">Priem, J., Piwowar, H., &amp; Orr, R. (2022).</w:t>
       </w:r>
       <w:r>
@@ -4079,7 +7738,7 @@
       <w:r>
         <w:t xml:space="preserve"> </w:t>
       </w:r>
-      <w:hyperlink r:id="rId114">
+      <w:hyperlink r:id="rId199">
         <w:r>
           <w:rPr>
             <w:rStyle w:val="Hyperlink"/>
@@ -4088,13 +7747,107 @@
         </w:r>
       </w:hyperlink>
     </w:p>
-    <w:bookmarkEnd w:id="115"/>
-    <w:bookmarkStart w:id="117" w:name="ref-simko2015"/>
+    <w:bookmarkEnd w:id="200"/>
+    <w:bookmarkStart w:id="202" w:name="ref-purwitasari2020"/>
     <w:p>
       <w:pPr>
         <w:pStyle w:val="Bibliography"/>
       </w:pPr>
       <w:r>
+        <w:t xml:space="preserve">Purwitasari, D., Fatichah, C., Sumpeno, S., Steglich, C., &amp; Purnomo, M. H. (2020). Identifying collaboration dynamics of bipartite author-topic networks with the influences of interest changes.</w:t>
+      </w:r>
+      <w:r>
+        <w:t xml:space="preserve"> </w:t>
+      </w:r>
+      <w:r>
+        <w:rPr>
+          <w:i/>
+          <w:iCs/>
+        </w:rPr>
+        <w:t xml:space="preserve">Scientometrics</w:t>
+      </w:r>
+      <w:r>
+        <w:t xml:space="preserve">,</w:t>
+      </w:r>
+      <w:r>
+        <w:t xml:space="preserve"> </w:t>
+      </w:r>
+      <w:r>
+        <w:rPr>
+          <w:i/>
+          <w:iCs/>
+        </w:rPr>
+        <w:t xml:space="preserve">122</w:t>
+      </w:r>
+      <w:r>
+        <w:t xml:space="preserve">(3), 1407–1443.</w:t>
+      </w:r>
+      <w:r>
+        <w:t xml:space="preserve"> </w:t>
+      </w:r>
+      <w:hyperlink r:id="rId201">
+        <w:r>
+          <w:rPr>
+            <w:rStyle w:val="Hyperlink"/>
+          </w:rPr>
+          <w:t xml:space="preserve">https://doi.org/10.1007/s11192-019-03342-2</w:t>
+        </w:r>
+      </w:hyperlink>
+    </w:p>
+    <w:bookmarkEnd w:id="202"/>
+    <w:bookmarkStart w:id="204" w:name="ref-santos2024"/>
+    <w:p>
+      <w:pPr>
+        <w:pStyle w:val="Bibliography"/>
+      </w:pPr>
+      <w:r>
+        <w:t xml:space="preserve">Santos, J. M., Horta, H., &amp; Feng, S. (2024). Homophily and its effects on collaborations and repeated collaborations: A study across scientific fields.</w:t>
+      </w:r>
+      <w:r>
+        <w:t xml:space="preserve"> </w:t>
+      </w:r>
+      <w:r>
+        <w:rPr>
+          <w:i/>
+          <w:iCs/>
+        </w:rPr>
+        <w:t xml:space="preserve">Scientometrics</w:t>
+      </w:r>
+      <w:r>
+        <w:t xml:space="preserve">,</w:t>
+      </w:r>
+      <w:r>
+        <w:t xml:space="preserve"> </w:t>
+      </w:r>
+      <w:r>
+        <w:rPr>
+          <w:i/>
+          <w:iCs/>
+        </w:rPr>
+        <w:t xml:space="preserve">129</w:t>
+      </w:r>
+      <w:r>
+        <w:t xml:space="preserve">(3), 1801–1823.</w:t>
+      </w:r>
+      <w:r>
+        <w:t xml:space="preserve"> </w:t>
+      </w:r>
+      <w:hyperlink r:id="rId203">
+        <w:r>
+          <w:rPr>
+            <w:rStyle w:val="Hyperlink"/>
+          </w:rPr>
+          <w:t xml:space="preserve">https://doi.org/10.1007/s11192-024-04950-3</w:t>
+        </w:r>
+      </w:hyperlink>
+    </w:p>
+    <w:bookmarkEnd w:id="204"/>
+    <w:bookmarkStart w:id="206" w:name="ref-simko2015"/>
+    <w:p>
+      <w:pPr>
+        <w:pStyle w:val="Bibliography"/>
+      </w:pPr>
+      <w:r>
         <w:t xml:space="preserve">Simko, I. (2015). Analysis of bibliometric indicators to determine citation bias.</w:t>
       </w:r>
       <w:r>
@@ -4126,7 +7879,7 @@
       <w:r>
         <w:t xml:space="preserve"> </w:t>
       </w:r>
-      <w:hyperlink r:id="rId116">
+      <w:hyperlink r:id="rId205">
         <w:r>
           <w:rPr>
             <w:rStyle w:val="Hyperlink"/>
@@ -4135,8 +7888,8 @@
         </w:r>
       </w:hyperlink>
     </w:p>
-    <w:bookmarkEnd w:id="117"/>
-    <w:bookmarkStart w:id="119" w:name="ref-stadmark2020"/>
+    <w:bookmarkEnd w:id="206"/>
+    <w:bookmarkStart w:id="208" w:name="ref-stadmark2020"/>
     <w:p>
       <w:pPr>
         <w:pStyle w:val="Bibliography"/>
@@ -4187,7 +7940,7 @@
       <w:r>
         <w:t xml:space="preserve"> </w:t>
       </w:r>
-      <w:hyperlink r:id="rId118">
+      <w:hyperlink r:id="rId207">
         <w:r>
           <w:rPr>
             <w:rStyle w:val="Hyperlink"/>
@@ -4196,8 +7949,8 @@
         </w:r>
       </w:hyperlink>
     </w:p>
-    <w:bookmarkEnd w:id="119"/>
-    <w:bookmarkStart w:id="121" w:name="ref-stark2020"/>
+    <w:bookmarkEnd w:id="208"/>
+    <w:bookmarkStart w:id="210" w:name="ref-stark2020"/>
     <w:p>
       <w:pPr>
         <w:pStyle w:val="Bibliography"/>
@@ -4288,7 +8041,7 @@
       <w:r>
         <w:t xml:space="preserve"> </w:t>
       </w:r>
-      <w:hyperlink r:id="rId120">
+      <w:hyperlink r:id="rId209">
         <w:r>
           <w:rPr>
             <w:rStyle w:val="Hyperlink"/>
@@ -4297,8 +8050,8 @@
         </w:r>
       </w:hyperlink>
     </w:p>
-    <w:bookmarkEnd w:id="121"/>
-    <w:bookmarkStart w:id="123" w:name="ref-tolsma2025"/>
+    <w:bookmarkEnd w:id="210"/>
+    <w:bookmarkStart w:id="212" w:name="ref-tolsma2025"/>
     <w:p>
       <w:pPr>
         <w:pStyle w:val="Bibliography"/>
@@ -4346,7 +8099,7 @@
       <w:r>
         <w:t xml:space="preserve"> </w:t>
       </w:r>
-      <w:hyperlink r:id="rId122">
+      <w:hyperlink r:id="rId211">
         <w:r>
           <w:rPr>
             <w:rStyle w:val="Hyperlink"/>
@@ -4355,8 +8108,8 @@
         </w:r>
       </w:hyperlink>
     </w:p>
-    <w:bookmarkEnd w:id="123"/>
-    <w:bookmarkStart w:id="125" w:name="ref-vanderwal2021"/>
+    <w:bookmarkEnd w:id="212"/>
+    <w:bookmarkStart w:id="214" w:name="ref-vanderwal2021"/>
     <w:p>
       <w:pPr>
         <w:pStyle w:val="Bibliography"/>
@@ -4393,7 +8146,7 @@
       <w:r>
         <w:t xml:space="preserve"> </w:t>
       </w:r>
-      <w:hyperlink r:id="rId124">
+      <w:hyperlink r:id="rId213">
         <w:r>
           <w:rPr>
             <w:rStyle w:val="Hyperlink"/>
@@ -4402,8 +8155,8 @@
         </w:r>
       </w:hyperlink>
     </w:p>
-    <w:bookmarkEnd w:id="125"/>
-    <w:bookmarkStart w:id="126" w:name="ref-wais2016"/>
+    <w:bookmarkEnd w:id="214"/>
+    <w:bookmarkStart w:id="215" w:name="ref-wais2016"/>
     <w:p>
       <w:pPr>
         <w:pStyle w:val="Bibliography"/>
@@ -4447,8 +8200,8 @@
         <w:t xml:space="preserve">(1), 17–37.</w:t>
       </w:r>
     </w:p>
-    <w:bookmarkEnd w:id="126"/>
-    <w:bookmarkStart w:id="128" w:name="ref-wallace2012"/>
+    <w:bookmarkEnd w:id="215"/>
+    <w:bookmarkStart w:id="217" w:name="ref-wallace2012"/>
     <w:p>
       <w:pPr>
         <w:pStyle w:val="Bibliography"/>
@@ -4497,7 +8250,7 @@
       <w:r>
         <w:t xml:space="preserve"> </w:t>
       </w:r>
-      <w:hyperlink r:id="rId127">
+      <w:hyperlink r:id="rId216">
         <w:r>
           <w:rPr>
             <w:rStyle w:val="Hyperlink"/>
@@ -4506,8 +8259,8 @@
         </w:r>
       </w:hyperlink>
     </w:p>
-    <w:bookmarkEnd w:id="128"/>
-    <w:bookmarkStart w:id="130" w:name="ref-wapman2022"/>
+    <w:bookmarkEnd w:id="217"/>
+    <w:bookmarkStart w:id="219" w:name="ref-wapman2022"/>
     <w:p>
       <w:pPr>
         <w:pStyle w:val="Bibliography"/>
@@ -4556,7 +8309,7 @@
       <w:r>
         <w:t xml:space="preserve"> </w:t>
       </w:r>
-      <w:hyperlink r:id="rId129">
+      <w:hyperlink r:id="rId218">
         <w:r>
           <w:rPr>
             <w:rStyle w:val="Hyperlink"/>
@@ -4565,8 +8318,8 @@
         </w:r>
       </w:hyperlink>
     </w:p>
-    <w:bookmarkEnd w:id="130"/>
-    <w:bookmarkStart w:id="132" w:name="ref-whittington2018"/>
+    <w:bookmarkEnd w:id="219"/>
+    <w:bookmarkStart w:id="221" w:name="ref-whittington2018"/>
     <w:p>
       <w:pPr>
         <w:pStyle w:val="Bibliography"/>
@@ -4630,7 +8383,7 @@
       <w:r>
         <w:t xml:space="preserve"> </w:t>
       </w:r>
-      <w:hyperlink r:id="rId131">
+      <w:hyperlink r:id="rId220">
         <w:r>
           <w:rPr>
             <w:rStyle w:val="Hyperlink"/>
@@ -4639,8 +8392,8 @@
         </w:r>
       </w:hyperlink>
     </w:p>
-    <w:bookmarkEnd w:id="132"/>
-    <w:bookmarkStart w:id="134" w:name="ref-whittington2024"/>
+    <w:bookmarkEnd w:id="221"/>
+    <w:bookmarkStart w:id="223" w:name="ref-whittington2024"/>
     <w:p>
       <w:pPr>
         <w:pStyle w:val="Bibliography"/>
@@ -4677,7 +8430,7 @@
       <w:r>
         <w:t xml:space="preserve"> </w:t>
       </w:r>
-      <w:hyperlink r:id="rId133">
+      <w:hyperlink r:id="rId222">
         <w:r>
           <w:rPr>
             <w:rStyle w:val="Hyperlink"/>
@@ -4686,13 +8439,72 @@
         </w:r>
       </w:hyperlink>
     </w:p>
-    <w:bookmarkEnd w:id="134"/>
-    <w:bookmarkStart w:id="136" w:name="ref-wu2019"/>
+    <w:bookmarkEnd w:id="223"/>
+    <w:bookmarkStart w:id="225" w:name="ref-woehler2021"/>
     <w:p>
       <w:pPr>
         <w:pStyle w:val="Bibliography"/>
       </w:pPr>
       <w:r>
+        <w:t xml:space="preserve">Woehler, M. L., Cullen-Lester, K. L., Porter, C. M., &amp; Frear, K. A. (2021). Whether, how, and why networks influence men’s and women’s career success:</w:t>
+      </w:r>
+      <w:r>
+        <w:t xml:space="preserve"> </w:t>
+      </w:r>
+      <w:r>
+        <w:t xml:space="preserve">Review</w:t>
+      </w:r>
+      <w:r>
+        <w:t xml:space="preserve"> </w:t>
+      </w:r>
+      <w:r>
+        <w:t xml:space="preserve">and research agenda.</w:t>
+      </w:r>
+      <w:r>
+        <w:t xml:space="preserve"> </w:t>
+      </w:r>
+      <w:r>
+        <w:rPr>
+          <w:i/>
+          <w:iCs/>
+        </w:rPr>
+        <w:t xml:space="preserve">Journal of Management</w:t>
+      </w:r>
+      <w:r>
+        <w:t xml:space="preserve">,</w:t>
+      </w:r>
+      <w:r>
+        <w:t xml:space="preserve"> </w:t>
+      </w:r>
+      <w:r>
+        <w:rPr>
+          <w:i/>
+          <w:iCs/>
+        </w:rPr>
+        <w:t xml:space="preserve">47</w:t>
+      </w:r>
+      <w:r>
+        <w:t xml:space="preserve">(1), 207–236.</w:t>
+      </w:r>
+      <w:r>
+        <w:t xml:space="preserve"> </w:t>
+      </w:r>
+      <w:hyperlink r:id="rId224">
+        <w:r>
+          <w:rPr>
+            <w:rStyle w:val="Hyperlink"/>
+          </w:rPr>
+          <w:t xml:space="preserve">https://doi.org/10.1177/0149206320960529</w:t>
+        </w:r>
+      </w:hyperlink>
+    </w:p>
+    <w:bookmarkEnd w:id="225"/>
+    <w:bookmarkStart w:id="227" w:name="ref-wu2019"/>
+    <w:p>
+      <w:pPr>
+        <w:pStyle w:val="Bibliography"/>
+      </w:pPr>
+      <w:r>
         <w:t xml:space="preserve">Wu, L., Wang, D., &amp; Evans, J. A. (2019). Large teams develop and small teams disrupt science and technology.</w:t>
       </w:r>
       <w:r>
@@ -4724,7 +8536,7 @@
       <w:r>
         <w:t xml:space="preserve"> </w:t>
       </w:r>
-      <w:hyperlink r:id="rId135">
+      <w:hyperlink r:id="rId226">
         <w:r>
           <w:rPr>
             <w:rStyle w:val="Hyperlink"/>
@@ -4733,13 +8545,199 @@
         </w:r>
       </w:hyperlink>
     </w:p>
-    <w:bookmarkEnd w:id="136"/>
-    <w:bookmarkStart w:id="138" w:name="ref-zheng2025"/>
+    <w:bookmarkEnd w:id="227"/>
+    <w:bookmarkStart w:id="229" w:name="ref-yan2009a"/>
     <w:p>
       <w:pPr>
         <w:pStyle w:val="Bibliography"/>
       </w:pPr>
       <w:r>
+        <w:t xml:space="preserve">Yan, E., &amp; Ding, Y. (2009). Applying centrality measures to impact analysis:</w:t>
+      </w:r>
+      <w:r>
+        <w:t xml:space="preserve"> </w:t>
+      </w:r>
+      <w:r>
+        <w:t xml:space="preserve">A</w:t>
+      </w:r>
+      <w:r>
+        <w:t xml:space="preserve"> </w:t>
+      </w:r>
+      <w:r>
+        <w:t xml:space="preserve">coauthorship network analysis.</w:t>
+      </w:r>
+      <w:r>
+        <w:t xml:space="preserve"> </w:t>
+      </w:r>
+      <w:r>
+        <w:rPr>
+          <w:i/>
+          <w:iCs/>
+        </w:rPr>
+        <w:t xml:space="preserve">Journal of the American Society for Information Science and Technology</w:t>
+      </w:r>
+      <w:r>
+        <w:t xml:space="preserve">,</w:t>
+      </w:r>
+      <w:r>
+        <w:t xml:space="preserve"> </w:t>
+      </w:r>
+      <w:r>
+        <w:rPr>
+          <w:i/>
+          <w:iCs/>
+        </w:rPr>
+        <w:t xml:space="preserve">60</w:t>
+      </w:r>
+      <w:r>
+        <w:t xml:space="preserve">(10), 2107–2118.</w:t>
+      </w:r>
+      <w:r>
+        <w:t xml:space="preserve"> </w:t>
+      </w:r>
+      <w:hyperlink r:id="rId228">
+        <w:r>
+          <w:rPr>
+            <w:rStyle w:val="Hyperlink"/>
+          </w:rPr>
+          <w:t xml:space="preserve">https://doi.org/10.1002/asi.21128</w:t>
+        </w:r>
+      </w:hyperlink>
+    </w:p>
+    <w:bookmarkEnd w:id="229"/>
+    <w:bookmarkStart w:id="231" w:name="ref-zhang2018"/>
+    <w:p>
+      <w:pPr>
+        <w:pStyle w:val="Bibliography"/>
+      </w:pPr>
+      <w:r>
+        <w:t xml:space="preserve">Zhang, C., Bu, Y., Ding, Y., &amp; Xu, J. (2018). Understanding scientific collaboration:</w:t>
+      </w:r>
+      <w:r>
+        <w:t xml:space="preserve"> </w:t>
+      </w:r>
+      <w:r>
+        <w:t xml:space="preserve">Homophily</w:t>
+      </w:r>
+      <w:r>
+        <w:t xml:space="preserve">, transitivity, and preferential attachment.</w:t>
+      </w:r>
+      <w:r>
+        <w:t xml:space="preserve"> </w:t>
+      </w:r>
+      <w:r>
+        <w:rPr>
+          <w:i/>
+          <w:iCs/>
+        </w:rPr>
+        <w:t xml:space="preserve">Journal of the Association for Information Science and Technology</w:t>
+      </w:r>
+      <w:r>
+        <w:t xml:space="preserve">,</w:t>
+      </w:r>
+      <w:r>
+        <w:t xml:space="preserve"> </w:t>
+      </w:r>
+      <w:r>
+        <w:rPr>
+          <w:i/>
+          <w:iCs/>
+        </w:rPr>
+        <w:t xml:space="preserve">69</w:t>
+      </w:r>
+      <w:r>
+        <w:t xml:space="preserve">(1), 72–86.</w:t>
+      </w:r>
+      <w:r>
+        <w:t xml:space="preserve"> </w:t>
+      </w:r>
+      <w:hyperlink r:id="rId230">
+        <w:r>
+          <w:rPr>
+            <w:rStyle w:val="Hyperlink"/>
+          </w:rPr>
+          <w:t xml:space="preserve">https://doi.org/10.1002/asi.23916</w:t>
+        </w:r>
+      </w:hyperlink>
+    </w:p>
+    <w:bookmarkEnd w:id="231"/>
+    <w:bookmarkStart w:id="233" w:name="ref-zhang2017"/>
+    <w:p>
+      <w:pPr>
+        <w:pStyle w:val="Bibliography"/>
+      </w:pPr>
+      <w:r>
+        <w:t xml:space="preserve">Zhang, L. (2017). A fair game?</w:t>
+      </w:r>
+      <w:r>
+        <w:t xml:space="preserve"> </w:t>
+      </w:r>
+      <w:r>
+        <w:t xml:space="preserve">Racial</w:t>
+      </w:r>
+      <w:r>
+        <w:t xml:space="preserve"> </w:t>
+      </w:r>
+      <w:r>
+        <w:t xml:space="preserve">bias and repeated interaction between</w:t>
+      </w:r>
+      <w:r>
+        <w:t xml:space="preserve"> </w:t>
+      </w:r>
+      <w:r>
+        <w:t xml:space="preserve">NBA</w:t>
+      </w:r>
+      <w:r>
+        <w:t xml:space="preserve"> </w:t>
+      </w:r>
+      <w:r>
+        <w:t xml:space="preserve">coaches and players.</w:t>
+      </w:r>
+      <w:r>
+        <w:t xml:space="preserve"> </w:t>
+      </w:r>
+      <w:r>
+        <w:rPr>
+          <w:i/>
+          <w:iCs/>
+        </w:rPr>
+        <w:t xml:space="preserve">Administrative Science Quarterly</w:t>
+      </w:r>
+      <w:r>
+        <w:t xml:space="preserve">,</w:t>
+      </w:r>
+      <w:r>
+        <w:t xml:space="preserve"> </w:t>
+      </w:r>
+      <w:r>
+        <w:rPr>
+          <w:i/>
+          <w:iCs/>
+        </w:rPr>
+        <w:t xml:space="preserve">62</w:t>
+      </w:r>
+      <w:r>
+        <w:t xml:space="preserve">(4), 603–625.</w:t>
+      </w:r>
+      <w:r>
+        <w:t xml:space="preserve"> </w:t>
+      </w:r>
+      <w:hyperlink r:id="rId232">
+        <w:r>
+          <w:rPr>
+            <w:rStyle w:val="Hyperlink"/>
+          </w:rPr>
+          <w:t xml:space="preserve">https://doi.org/10.1177/0001839217705375</w:t>
+        </w:r>
+      </w:hyperlink>
+    </w:p>
+    <w:bookmarkEnd w:id="233"/>
+    <w:bookmarkStart w:id="235" w:name="ref-zheng2025"/>
+    <w:p>
+      <w:pPr>
+        <w:pStyle w:val="Bibliography"/>
+      </w:pPr>
+      <w:r>
         <w:t xml:space="preserve">Zheng, M., Miao, L., Bu, Y., &amp; Larivière, V. (2025). Understanding discrepancies in the coverage of</w:t>
       </w:r>
       <w:r>
@@ -4801,7 +8799,7 @@
       <w:r>
         <w:t xml:space="preserve"> </w:t>
       </w:r>
-      <w:hyperlink r:id="rId137">
+      <w:hyperlink r:id="rId234">
         <w:r>
           <w:rPr>
             <w:rStyle w:val="Hyperlink"/>
@@ -4810,9 +8808,9 @@
         </w:r>
       </w:hyperlink>
     </w:p>
-    <w:bookmarkEnd w:id="138"/>
-    <w:bookmarkEnd w:id="139"/>
-    <w:bookmarkEnd w:id="140"/>
+    <w:bookmarkEnd w:id="235"/>
+    <w:bookmarkEnd w:id="236"/>
+    <w:bookmarkEnd w:id="237"/>
     <w:sectPr>
       <w:pgSz w:h="15840" w:w="12240"/>
       <w:pgMar w:bottom="1440" w:footer="720" w:gutter="0" w:header="720" w:left="1440" w:right="1440" w:top="1440"/>
@@ -5210,6 +9208,109 @@
       <w:pPr>
         <w:ind w:left="6480" w:hanging="360"/>
       </w:pPr>
+    </w:lvl>
+  </w:abstractNum>
+  <w:abstractNum w:abstractNumId="991">
+    <w:nsid w:val="0000A991"/>
+    <w:multiLevelType w:val="multilevel"/>
+    <w:lvl w:ilvl="0">
+      <w:numFmt w:val="bullet"/>
+      <w:lvlText w:val=""/>
+      <w:lvlJc w:val="left"/>
+      <w:pPr>
+        <w:ind w:left="720" w:hanging="360"/>
+      </w:pPr>
+      <w:rPr>
+        <w:rFonts w:ascii="Symbol" w:hAnsi="Symbol" w:cs="Symbol" w:hint="default"/>
+      </w:rPr>
+    </w:lvl>
+    <w:lvl w:ilvl="1">
+      <w:numFmt w:val="bullet"/>
+      <w:lvlText w:val="o"/>
+      <w:lvlJc w:val="left"/>
+      <w:pPr>
+        <w:ind w:left="1440" w:hanging="360"/>
+      </w:pPr>
+      <w:rPr>
+        <w:rFonts w:ascii="Courier New" w:hAnsi="Courier New" w:cs="Courier New" w:hint="default"/>
+      </w:rPr>
+    </w:lvl>
+    <w:lvl w:ilvl="2">
+      <w:numFmt w:val="bullet"/>
+      <w:lvlText w:val=""/>
+      <w:lvlJc w:val="left"/>
+      <w:pPr>
+        <w:ind w:left="2160" w:hanging="360"/>
+      </w:pPr>
+      <w:rPr>
+        <w:rFonts w:ascii="Wingdings" w:hAnsi="Wingdings" w:cs="Wingdings" w:hint="default"/>
+      </w:rPr>
+    </w:lvl>
+    <w:lvl w:ilvl="3">
+      <w:numFmt w:val="bullet"/>
+      <w:lvlText w:val=""/>
+      <w:lvlJc w:val="left"/>
+      <w:pPr>
+        <w:ind w:left="2880" w:hanging="360"/>
+      </w:pPr>
+      <w:rPr>
+        <w:rFonts w:ascii="Symbol" w:hAnsi="Symbol" w:cs="Symbol" w:hint="default"/>
+      </w:rPr>
+    </w:lvl>
+    <w:lvl w:ilvl="4">
+      <w:numFmt w:val="bullet"/>
+      <w:lvlText w:val="o"/>
+      <w:lvlJc w:val="left"/>
+      <w:pPr>
+        <w:ind w:left="3600" w:hanging="360"/>
+      </w:pPr>
+      <w:rPr>
+        <w:rFonts w:ascii="Courier New" w:hAnsi="Courier New" w:cs="Courier New" w:hint="default"/>
+      </w:rPr>
+    </w:lvl>
+    <w:lvl w:ilvl="5">
+      <w:numFmt w:val="bullet"/>
+      <w:lvlText w:val=""/>
+      <w:lvlJc w:val="left"/>
+      <w:pPr>
+        <w:ind w:left="4320" w:hanging="360"/>
+      </w:pPr>
+      <w:rPr>
+        <w:rFonts w:ascii="Wingdings" w:hAnsi="Wingdings" w:cs="Wingdings" w:hint="default"/>
+      </w:rPr>
+    </w:lvl>
+    <w:lvl w:ilvl="6">
+      <w:numFmt w:val="bullet"/>
+      <w:lvlText w:val=""/>
+      <w:lvlJc w:val="left"/>
+      <w:pPr>
+        <w:ind w:left="5040" w:hanging="360"/>
+      </w:pPr>
+      <w:rPr>
+        <w:rFonts w:ascii="Symbol" w:hAnsi="Symbol" w:cs="Symbol" w:hint="default"/>
+      </w:rPr>
+    </w:lvl>
+    <w:lvl w:ilvl="7">
+      <w:numFmt w:val="bullet"/>
+      <w:lvlText w:val="o"/>
+      <w:lvlJc w:val="left"/>
+      <w:pPr>
+        <w:ind w:left="5760" w:hanging="360"/>
+      </w:pPr>
+      <w:rPr>
+        <w:rFonts w:ascii="Courier New" w:hAnsi="Courier New" w:cs="Courier New" w:hint="default"/>
+      </w:rPr>
+    </w:lvl>
+    <w:lvl w:ilvl="8">
+      <w:numFmt w:val="bullet"/>
+      <w:lvlText w:val=""/>
+      <w:lvlJc w:val="left"/>
+      <w:pPr>
+        <w:ind w:left="6480" w:hanging="360"/>
+      </w:pPr>
+      <w:rPr>
+        <w:rFonts w:ascii="Wingdings" w:hAnsi="Wingdings" w:cs="Wingdings" w:hint="default"/>
+      </w:rPr>
     </w:lvl>
   </w:abstractNum>
   <w:num w16cid:durableId="1697265735" w:numId="1">
@@ -5247,6 +9348,147 @@
   </w:num>
   <w:num w:numId="1000">
     <w:abstractNumId w:val="990"/>
+  </w:num>
+  <w:num w:numId="1001">
+    <w:abstractNumId w:val="991"/>
+  </w:num>
+  <w:num w:numId="1002">
+    <w:abstractNumId w:val="991"/>
+  </w:num>
+  <w:num w:numId="1003">
+    <w:abstractNumId w:val="991"/>
+  </w:num>
+  <w:num w:numId="1004">
+    <w:abstractNumId w:val="991"/>
+  </w:num>
+  <w:num w:numId="1005">
+    <w:abstractNumId w:val="991"/>
+  </w:num>
+  <w:num w:numId="1006">
+    <w:abstractNumId w:val="991"/>
+  </w:num>
+  <w:num w:numId="1007">
+    <w:abstractNumId w:val="991"/>
+  </w:num>
+  <w:num w:numId="1008">
+    <w:abstractNumId w:val="991"/>
+  </w:num>
+  <w:num w:numId="1009">
+    <w:abstractNumId w:val="991"/>
+  </w:num>
+  <w:num w:numId="1010">
+    <w:abstractNumId w:val="991"/>
+  </w:num>
+  <w:num w:numId="1011">
+    <w:abstractNumId w:val="991"/>
+  </w:num>
+  <w:num w:numId="1012">
+    <w:abstractNumId w:val="991"/>
+  </w:num>
+  <w:num w:numId="1013">
+    <w:abstractNumId w:val="991"/>
+  </w:num>
+  <w:num w:numId="1014">
+    <w:abstractNumId w:val="991"/>
+  </w:num>
+  <w:num w:numId="1015">
+    <w:abstractNumId w:val="991"/>
+  </w:num>
+  <w:num w:numId="1016">
+    <w:abstractNumId w:val="991"/>
+  </w:num>
+  <w:num w:numId="1017">
+    <w:abstractNumId w:val="991"/>
+  </w:num>
+  <w:num w:numId="1018">
+    <w:abstractNumId w:val="991"/>
+  </w:num>
+  <w:num w:numId="1019">
+    <w:abstractNumId w:val="991"/>
+  </w:num>
+  <w:num w:numId="1020">
+    <w:abstractNumId w:val="991"/>
+  </w:num>
+  <w:num w:numId="1021">
+    <w:abstractNumId w:val="991"/>
+  </w:num>
+  <w:num w:numId="1022">
+    <w:abstractNumId w:val="991"/>
+  </w:num>
+  <w:num w:numId="1023">
+    <w:abstractNumId w:val="991"/>
+  </w:num>
+  <w:num w:numId="1024">
+    <w:abstractNumId w:val="991"/>
+  </w:num>
+  <w:num w:numId="1025">
+    <w:abstractNumId w:val="991"/>
+  </w:num>
+  <w:num w:numId="1026">
+    <w:abstractNumId w:val="991"/>
+  </w:num>
+  <w:num w:numId="1027">
+    <w:abstractNumId w:val="991"/>
+  </w:num>
+  <w:num w:numId="1028">
+    <w:abstractNumId w:val="991"/>
+  </w:num>
+  <w:num w:numId="1029">
+    <w:abstractNumId w:val="991"/>
+  </w:num>
+  <w:num w:numId="1030">
+    <w:abstractNumId w:val="991"/>
+  </w:num>
+  <w:num w:numId="1031">
+    <w:abstractNumId w:val="991"/>
+  </w:num>
+  <w:num w:numId="1032">
+    <w:abstractNumId w:val="991"/>
+  </w:num>
+  <w:num w:numId="1033">
+    <w:abstractNumId w:val="991"/>
+  </w:num>
+  <w:num w:numId="1034">
+    <w:abstractNumId w:val="991"/>
+  </w:num>
+  <w:num w:numId="1035">
+    <w:abstractNumId w:val="991"/>
+  </w:num>
+  <w:num w:numId="1036">
+    <w:abstractNumId w:val="991"/>
+  </w:num>
+  <w:num w:numId="1037">
+    <w:abstractNumId w:val="991"/>
+  </w:num>
+  <w:num w:numId="1038">
+    <w:abstractNumId w:val="991"/>
+  </w:num>
+  <w:num w:numId="1039">
+    <w:abstractNumId w:val="991"/>
+  </w:num>
+  <w:num w:numId="1040">
+    <w:abstractNumId w:val="991"/>
+  </w:num>
+  <w:num w:numId="1041">
+    <w:abstractNumId w:val="991"/>
+  </w:num>
+  <w:num w:numId="1042">
+    <w:abstractNumId w:val="991"/>
+  </w:num>
+  <w:num w:numId="1043">
+    <w:abstractNumId w:val="991"/>
+  </w:num>
+  <w:num w:numId="1044">
+    <w:abstractNumId w:val="991"/>
+  </w:num>
+  <w:num w:numId="1045">
+    <w:abstractNumId w:val="991"/>
+  </w:num>
+  <w:num w:numId="1046">
+    <w:abstractNumId w:val="991"/>
+  </w:num>
+  <w:num w:numId="1047">
+    <w:abstractNumId w:val="991"/>
   </w:num>
 </w:numbering>
 </file>

--- a/papers/_output/paper1.docx
+++ b/papers/_output/paper1.docx
@@ -2823,15 +2823,6 @@
               <w:rPr>
                 <w:rStyle w:val="VerbatimChar"/>
               </w:rPr>
-              <w:t xml:space="preserve">Questions:</w:t>
-            </w:r>
-            <w:r>
-              <w:br/>
-            </w:r>
-            <w:r>
-              <w:rPr>
-                <w:rStyle w:val="VerbatimChar"/>
-              </w:rPr>
               <w:t xml:space="preserve">- dichotomizing the right way? what do we loose if we do so?</w:t>
             </w:r>
             <w:r>
@@ -2859,7 +2850,16 @@
               <w:rPr>
                 <w:rStyle w:val="VerbatimChar"/>
               </w:rPr>
-              <w:t xml:space="preserve">- 3 OR: a bipartite network of people in a paper that are then linked through that higher order entity? Creating more variation in this way? </w:t>
+              <w:t xml:space="preserve">- 3 OR: a bipartite network of people in a paper that are then linked through </w:t>
+            </w:r>
+            <w:r>
+              <w:br/>
+            </w:r>
+            <w:r>
+              <w:rPr>
+                <w:rStyle w:val="VerbatimChar"/>
+              </w:rPr>
+              <w:t xml:space="preserve">  that higher order entity? Creating more variation in this way? </w:t>
             </w:r>
             <w:r>
               <w:br/>
@@ -2877,7 +2877,7 @@
               <w:rPr>
                 <w:rStyle w:val="VerbatimChar"/>
               </w:rPr>
-              <w:t xml:space="preserve">- So we should think about: what are the underlying data generating processes that are most important to answering our research question. Perhaps we also need to 1 and 2 at the very elast and show how differents assumptions on how collaborating starts does not really matter for the main results, though if it does we should intuite why.</w:t>
+              <w:t xml:space="preserve">- So we should think about: what are the underlying data generating processes</w:t>
             </w:r>
             <w:r>
               <w:br/>
@@ -2886,7 +2886,70 @@
               <w:rPr>
                 <w:rStyle w:val="VerbatimChar"/>
               </w:rPr>
-              <w:t xml:space="preserve">- As to 3, we cast the problematization of collaboration in an entirely different way, as the higher order entity (papers) also has a topic, time, length, outlet, potential to impact, etc.  It does show us how topical foci perhaps drive some of the collaboration.</w:t>
+              <w:t xml:space="preserve">  that are most important to answering our research question. Perhaps we also</w:t>
+            </w:r>
+            <w:r>
+              <w:br/>
+            </w:r>
+            <w:r>
+              <w:rPr>
+                <w:rStyle w:val="VerbatimChar"/>
+              </w:rPr>
+              <w:t xml:space="preserve">  need to 1 and 2 at the very elast and show how differents assumptions on how </w:t>
+            </w:r>
+            <w:r>
+              <w:br/>
+            </w:r>
+            <w:r>
+              <w:rPr>
+                <w:rStyle w:val="VerbatimChar"/>
+              </w:rPr>
+              <w:t xml:space="preserve">  collaborating starts does not really matter for the main results, though if </w:t>
+            </w:r>
+            <w:r>
+              <w:br/>
+            </w:r>
+            <w:r>
+              <w:rPr>
+                <w:rStyle w:val="VerbatimChar"/>
+              </w:rPr>
+              <w:t xml:space="preserve">  it does we should intuite why.</w:t>
+            </w:r>
+            <w:r>
+              <w:br/>
+            </w:r>
+            <w:r>
+              <w:rPr>
+                <w:rStyle w:val="VerbatimChar"/>
+              </w:rPr>
+              <w:t xml:space="preserve">- As to 3, we cast the problematization of collaboration in an entirely </w:t>
+            </w:r>
+            <w:r>
+              <w:br/>
+            </w:r>
+            <w:r>
+              <w:rPr>
+                <w:rStyle w:val="VerbatimChar"/>
+              </w:rPr>
+              <w:t xml:space="preserve">different way, as the higher order entity (papers) also has a topic, time, </w:t>
+            </w:r>
+            <w:r>
+              <w:br/>
+            </w:r>
+            <w:r>
+              <w:rPr>
+                <w:rStyle w:val="VerbatimChar"/>
+              </w:rPr>
+              <w:t xml:space="preserve">length, outlet, potential to impact, etc.  It does show us how topical foci </w:t>
+            </w:r>
+            <w:r>
+              <w:br/>
+            </w:r>
+            <w:r>
+              <w:rPr>
+                <w:rStyle w:val="VerbatimChar"/>
+              </w:rPr>
+              <w:t xml:space="preserve">perhaps drive some of the collaboration.</w:t>
             </w:r>
             <w:r>
               <w:br/>
@@ -2916,7 +2979,7 @@
               <w:rPr>
                 <w:rStyle w:val="VerbatimChar"/>
               </w:rPr>
-              <w:t xml:space="preserve">- are these isolated communities WITHIN departments? or are links between departments allowed? which one is fair as to our research question?</w:t>
+              <w:t xml:space="preserve">- are these isolated communities WITHIN departments? or are links between </w:t>
             </w:r>
             <w:r>
               <w:br/>
@@ -2925,7 +2988,43 @@
               <w:rPr>
                 <w:rStyle w:val="VerbatimChar"/>
               </w:rPr>
-              <w:t xml:space="preserve">- and are links allowed between political science and sociology? or do we analyze them as separate networks? what is the consequence of this decision? That we basically expand the opportunity set with many resulting nonlinks if we allow them to crosslink. Do we want that?</w:t>
+              <w:t xml:space="preserve">departments allowed? which one is fair as to our research question?</w:t>
+            </w:r>
+            <w:r>
+              <w:br/>
+            </w:r>
+            <w:r>
+              <w:rPr>
+                <w:rStyle w:val="VerbatimChar"/>
+              </w:rPr>
+              <w:t xml:space="preserve">- and are links allowed between political science and sociology? or do we</w:t>
+            </w:r>
+            <w:r>
+              <w:br/>
+            </w:r>
+            <w:r>
+              <w:rPr>
+                <w:rStyle w:val="VerbatimChar"/>
+              </w:rPr>
+              <w:t xml:space="preserve">analyze them as separate networks? what is the consequence of this decision?</w:t>
+            </w:r>
+            <w:r>
+              <w:br/>
+            </w:r>
+            <w:r>
+              <w:rPr>
+                <w:rStyle w:val="VerbatimChar"/>
+              </w:rPr>
+              <w:t xml:space="preserve">That we basically expand the opportunity set with many resulting nonlinks if</w:t>
+            </w:r>
+            <w:r>
+              <w:br/>
+            </w:r>
+            <w:r>
+              <w:rPr>
+                <w:rStyle w:val="VerbatimChar"/>
+              </w:rPr>
+              <w:t xml:space="preserve">we allow them to crosslink. Do we want that?</w:t>
             </w:r>
           </w:p>
           <w:p/>

--- a/papers/_output/paper1.docx
+++ b/papers/_output/paper1.docx
@@ -47,7 +47,7 @@
         <w:pStyle w:val="Date"/>
       </w:pPr>
       <w:r>
-        <w:t xml:space="preserve">Friday, November 28, 2025</w:t>
+        <w:t xml:space="preserve">Thursday, February 26, 2026</w:t>
       </w:r>
     </w:p>
     <w:bookmarkStart w:id="23" w:name="introduction"/>
@@ -712,9 +712,6 @@
       <w:r>
         <w:t xml:space="preserve">.</w:t>
       </w:r>
-      <w:r>
-        <w:br/>
-      </w:r>
     </w:p>
     <w:p>
       <w:pPr>
@@ -736,9 +733,6 @@
       <w:r>
         <w:t xml:space="preserve">.</w:t>
       </w:r>
-      <w:r>
-        <w:br/>
-      </w:r>
     </w:p>
     <w:p>
       <w:pPr>
@@ -803,9 +797,6 @@
       <w:r>
         <w:t xml:space="preserve">.</w:t>
       </w:r>
-      <w:r>
-        <w:br/>
-      </w:r>
     </w:p>
     <w:p>
       <w:pPr>
@@ -1035,9 +1026,6 @@
       <w:r>
         <w:t xml:space="preserve">On average, women scholars have fewer co-authorship ties, lower degree centrality, and occupy less central network positions than men.</w:t>
       </w:r>
-      <w:r>
-        <w:br/>
-      </w:r>
     </w:p>
     <w:p>
       <w:pPr>
@@ -1208,9 +1196,6 @@
       <w:r>
         <w:t xml:space="preserve">.</w:t>
       </w:r>
-      <w:r>
-        <w:br/>
-      </w:r>
     </w:p>
     <w:p>
       <w:pPr>
@@ -1296,9 +1281,6 @@
       <w:r>
         <w:t xml:space="preserve">.</w:t>
       </w:r>
-      <w:r>
-        <w:br/>
-      </w:r>
     </w:p>
     <w:p>
       <w:pPr>
@@ -1419,9 +1401,6 @@
       <w:r>
         <w:t xml:space="preserve">Co-authorship ties are more likely between scholars who share the same gender than between scholars of different genders.</w:t>
       </w:r>
-      <w:r>
-        <w:br/>
-      </w:r>
     </w:p>
     <w:p>
       <w:pPr>
@@ -1571,9 +1550,6 @@
       <w:r>
         <w:t xml:space="preserve">.</w:t>
       </w:r>
-      <w:r>
-        <w:br/>
-      </w:r>
     </w:p>
     <w:p>
       <w:pPr>
@@ -1650,9 +1626,6 @@
       <w:r>
         <w:t xml:space="preserve">.</w:t>
       </w:r>
-      <w:r>
-        <w:br/>
-      </w:r>
     </w:p>
     <w:p>
       <w:pPr>
@@ -1806,9 +1779,6 @@
       <w:r>
         <w:t xml:space="preserve">Co-authorship ties are especially likely between scholars who share both gender and origin (e.g., majority-origin men with majority-origin men; minority-origin women with minority-origin women), over and above the separate effects of gender and origin homophily.</w:t>
       </w:r>
-      <w:r>
-        <w:br/>
-      </w:r>
     </w:p>
     <w:p>
       <w:pPr>
@@ -1831,9 +1801,6 @@
       <w:r>
         <w:t xml:space="preserve">Majority-origin men exhibit the highest levels of intersectional homophily (preferring other majority-origin men), reinforcing their dominance in central parts of the network.</w:t>
       </w:r>
-      <w:r>
-        <w:br/>
-      </w:r>
     </w:p>
     <w:p>
       <w:pPr>
@@ -1928,9 +1895,6 @@
       <w:r>
         <w:t xml:space="preserve">.</w:t>
       </w:r>
-      <w:r>
-        <w:br/>
-      </w:r>
     </w:p>
     <w:p>
       <w:pPr>
@@ -2028,9 +1992,6 @@
       <w:r>
         <w:t xml:space="preserve">.</w:t>
       </w:r>
-      <w:r>
-        <w:br/>
-      </w:r>
     </w:p>
     <w:p>
       <w:pPr>
@@ -2107,9 +2068,6 @@
       <w:r>
         <w:t xml:space="preserve">.</w:t>
       </w:r>
-      <w:r>
-        <w:br/>
-      </w:r>
     </w:p>
     <w:p>
       <w:pPr>
@@ -2174,9 +2132,6 @@
       <w:r>
         <w:t xml:space="preserve">.</w:t>
       </w:r>
-      <w:r>
-        <w:br/>
-      </w:r>
     </w:p>
     <w:p>
       <w:pPr>
@@ -2198,9 +2153,6 @@
       <w:r>
         <w:t xml:space="preserve">.</w:t>
       </w:r>
-      <w:r>
-        <w:br/>
-      </w:r>
     </w:p>
     <w:p>
       <w:pPr>
@@ -2255,9 +2207,6 @@
       <w:r>
         <w:t xml:space="preserve">.</w:t>
       </w:r>
-      <w:r>
-        <w:br/>
-      </w:r>
     </w:p>
     <w:p>
       <w:pPr>
@@ -2322,9 +2271,6 @@
       <w:r>
         <w:t xml:space="preserve">.</w:t>
       </w:r>
-      <w:r>
-        <w:br/>
-      </w:r>
     </w:p>
     <w:p>
       <w:pPr>
@@ -2390,9 +2336,6 @@
       <w:r>
         <w:t xml:space="preserve">Higher levels of second-order social capital (higher h-index, higher degree centrality, and higher academic position) are associated with a greater likelihood of attracting new co-authorship ties for all scholars.</w:t>
       </w:r>
-      <w:r>
-        <w:br/>
-      </w:r>
     </w:p>
     <w:p>
       <w:pPr>
@@ -2419,7 +2362,7 @@
     <w:bookmarkEnd w:id="48"/>
     <w:bookmarkEnd w:id="49"/>
     <w:bookmarkEnd w:id="50"/>
-    <w:bookmarkStart w:id="70" w:name="data-and-methods"/>
+    <w:bookmarkStart w:id="64" w:name="data-and-methods"/>
     <w:p>
       <w:pPr>
         <w:pStyle w:val="Heading2"/>
@@ -2428,7 +2371,7 @@
         <w:t xml:space="preserve">Data and Methods</w:t>
       </w:r>
     </w:p>
-    <w:bookmarkStart w:id="53" w:name="data"/>
+    <w:bookmarkStart w:id="51" w:name="data"/>
     <w:p>
       <w:pPr>
         <w:pStyle w:val="Heading3"/>
@@ -2442,16 +2385,7 @@
         <w:pStyle w:val="FirstParagraph"/>
       </w:pPr>
       <w:r>
-        <w:t xml:space="preserve">This study contributes a database of N_scholars = XXXX scholars and their N_publications = XXXX publications that is near-population of staff employed in Sociology (N_sociology = XXXX unique academics) and Political Science (N_politicalscience = XXXX unique academics) departments at Dutch research universities in recent years and their academic histories. We compiled these data by reconstructing rosters of department employees at three time points - 19 December 2022, 19 April 2024, and 12 October 2025 - by manually collecting staff lists from public departmental webpages of these research universities.</w:t>
-      </w:r>
-      <w:r>
-        <w:t xml:space="preserve"> </w:t>
-      </w:r>
-      <w:r>
-        <w:t xml:space="preserve"> </w:t>
-      </w:r>
-      <w:r>
-        <w:t xml:space="preserve">The resulting database contains for each of the three time points staff members’ their names, university affiliations, job titles, and email addresses</w:t>
+        <w:t xml:space="preserve">This study contributes a database of N_scholars = XXXX scholars and their N_publications = XXXX publications that is near-population of staff employed in Sociology (N_sociology = XXXX unique academics) and Political Science (N_politicalscience = XXXX unique academics) departments at Dutch research universities in recent years and their academic histories. We compiled these data by reconstructing rosters of department employees at three time points - 19 December 2022, 19 April 2024, and 12 October 2025 - by manually collecting staff lists from public departmental webpages of these research universities. The resulting database contains for each of the three time points staff members’ their names, university affiliations, job titles, and email addresses</w:t>
       </w:r>
     </w:p>
     <w:p>
@@ -2488,16 +2422,41 @@
         <w:pStyle w:val="BodyText"/>
       </w:pPr>
       <w:r>
-        <w:t xml:space="preserve">How do we link departmental scholars to OpenAlex? We first queried OpenAlex for institutions (both their English and Dutch names) to find OpenAlex institution identifiers, such that we can match scholars’ names and their OpenAlex institutional identifiers. In a next step, we query OpenAlex for full name + OpenAlex institutions to be able to link our scholars to OpenAlex scholar identifiers. Note that this crosslinking procedure allows for each scholar to be linked to multiple OpenAlex author IDs. This is important for our purposes – and simultaneously highlights the importance of having a relevant scholarly anchor database – because some scholars have more than one profile (XX% of our scholars) in OpenAlex due to changing names or institutional affiliations across publications.</w:t>
-      </w:r>
-      <w:r>
-        <w:t xml:space="preserve"> </w:t>
-      </w:r>
-      <w:r>
-        <w:t xml:space="preserve"> </w:t>
-      </w:r>
-      <w:r>
-        <w:t xml:space="preserve">So we now have candidate OpenAlex scholar identifier and profiles that we filter through institutional matches, name similarity thresholds (Jaro–Winkler similarity), and a small set of manual heuristics. Our aim is to systematically exclude false matches and retain a high-confidence links between our scholars and OpenAlex scholar identifiers. We then compile for each linked scholar and their associated OpenAlex scholar identifier their publications, such that each row represents a unique author-publication. The associated publication metadata consists of information like OpenAlex publication identifiers, publications years, what type of publication it is, and, most importantly for our purposes, with whom the publication is written. XX% of our scholars were matched to publication data. All code and (intermediate) output of this study are documented and made available through our public replication package website: XXURLXXX.</w:t>
+        <w:t xml:space="preserve">How do we link departmental scholars to OpenAlex? We first queried OpenAlex for institutions (both their English and Dutch names) to find OpenAlex institution identifiers, such that we can match scholars’ names and their OpenAlex institutional identifiers. In a next step, we query OpenAlex for full name + OpenAlex institutions to be able to link our scholars to OpenAlex scholar identifiers. Note that this crosslinking procedure allows for each scholar to be linked to multiple OpenAlex author IDs. This is important for our purposes – and simultaneously highlights the importance of having a relevant scholarly anchor database – because some scholars have more than one profile (XX% of our scholars) in OpenAlex due to changing names or institutional affiliations across publications. So we now have candidate OpenAlex scholar identifier and profiles that we filter through institutional matches, name similarity thresholds (Jaro–Winkler similarity), and a small set of manual heuristics. Our aim is to systematically exclude false matches and retain a high-confidence links between our scholars and OpenAlex scholar identifiers. We then compile for each linked scholar and their associated OpenAlex scholar identifier their publications, such that each row represents a unique author-publication. The associated publication metadata consists of information like OpenAlex publication identifiers, publications years, what type of publication it is, and, most importantly for our purposes, with whom the publication is written. XX% of our scholars were matched to publication data. All code and (intermediate) output of this study are documented and made available through our public replication package website: XXURLXXX.</w:t>
+      </w:r>
+    </w:p>
+    <w:bookmarkEnd w:id="51"/>
+    <w:bookmarkStart w:id="59" w:name="variables"/>
+    <w:p>
+      <w:pPr>
+        <w:pStyle w:val="Heading3"/>
+      </w:pPr>
+      <w:r>
+        <w:t xml:space="preserve">Variables</w:t>
+      </w:r>
+    </w:p>
+    <w:bookmarkStart w:id="54" w:name="dependent-variable"/>
+    <w:p>
+      <w:pPr>
+        <w:pStyle w:val="Heading4"/>
+      </w:pPr>
+      <w:r>
+        <w:t xml:space="preserve">Dependent Variable</w:t>
+      </w:r>
+    </w:p>
+    <w:p>
+      <w:pPr>
+        <w:pStyle w:val="FirstParagraph"/>
+      </w:pPr>
+      <w:r>
+        <w:rPr>
+          <w:i/>
+          <w:iCs/>
+        </w:rPr>
+        <w:t xml:space="preserve">Collaboration</w:t>
+      </w:r>
+      <w:r>
+        <w:t xml:space="preserve">, the dependent variable, was operationalized as a binary co-publishing tie between pairs of scholars. Using the OpenAlex-based publication data described above, we identified all works in which any two scholars in our roster appeared together in the authorship list. For each pair of scholars, we then coded a tie as present (1) if they had coauthored at least one publication within the observation window, and absent (0) otherwise. This information was assembled into a series of adjacency matrices in which nodes represent scholars and undirected edges represent observed co-publishing relationships. These longitudinal collaboration networks form the outcome in our models, capturing both the existence and evolution of co-authorship ties over time.</w:t>
       </w:r>
     </w:p>
     <w:tbl>
@@ -2541,226 +2500,12 @@
                 <wp:inline>
                   <wp:extent cx="152400" cy="152400"/>
                   <wp:effectExtent b="0" l="0" r="0" t="0"/>
-                  <wp:docPr descr="" title="" id="51" name="Picture"/>
+                  <wp:docPr descr="" title="" id="52" name="Picture"/>
                   <a:graphic>
                     <a:graphicData uri="http://schemas.openxmlformats.org/drawingml/2006/picture">
                       <pic:pic>
                         <pic:nvPicPr>
-                          <pic:cNvPr descr="/Applications/quarto/share/formats/docx/note.png" id="52" name="Picture"/>
-                          <pic:cNvPicPr>
-                            <a:picLocks noChangeArrowheads="1" noChangeAspect="1"/>
-                          </pic:cNvPicPr>
-                        </pic:nvPicPr>
-                        <pic:blipFill>
-                          <a:blip r:embed="rId20"/>
-                          <a:stretch>
-                            <a:fillRect/>
-                          </a:stretch>
-                        </pic:blipFill>
-                        <pic:spPr bwMode="auto">
-                          <a:xfrm>
-                            <a:off x="0" y="0"/>
-                            <a:ext cx="152400" cy="152400"/>
-                          </a:xfrm>
-                          <a:prstGeom prst="rect">
-                            <a:avLst/>
-                          </a:prstGeom>
-                          <a:noFill/>
-                          <a:ln w="9525">
-                            <a:noFill/>
-                            <a:headEnd/>
-                            <a:tailEnd/>
-                          </a:ln>
-                        </pic:spPr>
-                      </pic:pic>
-                    </a:graphicData>
-                  </a:graphic>
-                </wp:inline>
-              </w:drawing>
-            </w:r>
-            <w:r>
-              <w:t xml:space="preserve"> </w:t>
-            </w:r>
-            <w:r>
-              <w:t xml:space="preserve"> </w:t>
-            </w:r>
-            <w:r>
-              <w:t xml:space="preserve">Note</w:t>
-            </w:r>
-          </w:p>
-        </w:tc>
-      </w:tr>
-      <w:tr>
-        <w:trPr>
-          <w:cantSplit/>
-        </w:trPr>
-        <w:tc>
-          <w:tcPr>
-            <w:tcMar>
-              <w:top w:w="108" w:type="dxa"/>
-              <w:bottom w:w="108" w:type="dxa"/>
-            </w:tcMar>
-          </w:tcPr>
-          <w:p>
-            <w:pPr>
-              <w:pStyle w:val="BodyText"/>
-            </w:pPr>
-            <w:pPr>
-              <w:spacing w:before="16"/>
-            </w:pPr>
-            <w:r>
-              <w:t xml:space="preserve">Add note on sample selection and sample size. Potentially add flow-chart</w:t>
-            </w:r>
-          </w:p>
-          <w:p>
-            <w:pPr>
-              <w:pStyle w:val="BodyText"/>
-            </w:pPr>
-            <w:r>
-              <w:t xml:space="preserve">see</w:t>
-            </w:r>
-            <w:r>
-              <w:t xml:space="preserve"> </w:t>
-            </w:r>
-            <w:r>
-              <w:rPr>
-                <w:rStyle w:val="VerbatimChar"/>
-              </w:rPr>
-              <w:t xml:space="preserve">sample_attrition</w:t>
-            </w:r>
-            <w:r>
-              <w:t xml:space="preserve"> </w:t>
-            </w:r>
-            <w:r>
-              <w:t xml:space="preserve">in descriptive statistics for a numeric overview</w:t>
-            </w:r>
-          </w:p>
-          <w:p>
-            <w:pPr>
-              <w:pStyle w:val="BodyText"/>
-            </w:pPr>
-            <w:pPr>
-              <w:spacing w:after="16"/>
-            </w:pPr>
-            <w:r>
-              <w:t xml:space="preserve">Voor</w:t>
-            </w:r>
-            <w:r>
-              <w:t xml:space="preserve"> </w:t>
-            </w:r>
-            <w:r>
-              <w:rPr>
-                <w:rStyle w:val="VerbatimChar"/>
-              </w:rPr>
-              <w:t xml:space="preserve">work</w:t>
-            </w:r>
-            <w:r>
-              <w:t xml:space="preserve"> </w:t>
-            </w:r>
-            <w:r>
-              <w:t xml:space="preserve">or</w:t>
-            </w:r>
-            <w:r>
-              <w:t xml:space="preserve"> </w:t>
-            </w:r>
-            <w:r>
-              <w:rPr>
-                <w:rStyle w:val="VerbatimChar"/>
-              </w:rPr>
-              <w:t xml:space="preserve">edges</w:t>
-            </w:r>
-            <w:r>
-              <w:t xml:space="preserve"> </w:t>
-            </w:r>
-            <w:r>
-              <w:t xml:space="preserve">I’d like to make a similar overview.</w:t>
-            </w:r>
-          </w:p>
-          <w:p/>
-        </w:tc>
-      </w:tr>
-    </w:tbl>
-    <w:bookmarkEnd w:id="53"/>
-    <w:bookmarkStart w:id="65" w:name="variables"/>
-    <w:p>
-      <w:pPr>
-        <w:pStyle w:val="Heading3"/>
-      </w:pPr>
-      <w:r>
-        <w:t xml:space="preserve">Variables</w:t>
-      </w:r>
-    </w:p>
-    <w:bookmarkStart w:id="56" w:name="dependent-variable"/>
-    <w:p>
-      <w:pPr>
-        <w:pStyle w:val="Heading4"/>
-      </w:pPr>
-      <w:r>
-        <w:t xml:space="preserve">Dependent Variable</w:t>
-      </w:r>
-    </w:p>
-    <w:p>
-      <w:pPr>
-        <w:pStyle w:val="FirstParagraph"/>
-      </w:pPr>
-      <w:r>
-        <w:rPr>
-          <w:i/>
-          <w:iCs/>
-        </w:rPr>
-        <w:t xml:space="preserve">Collaboration</w:t>
-      </w:r>
-      <w:r>
-        <w:t xml:space="preserve">, the dependent variable, was operationalized as a binary co-publishing tie between pairs of scholars. Using the OpenAlex-based publication data described above, we identified all works in which any two scholars in our roster appeared together in the authorship list. For each pair of scholars, we then coded a tie as present (1) if they had coauthored at least one publication within the observation window, and absent (0) otherwise. This information was assembled into a series of adjacency matrices in which nodes represent scholars and undirected edges represent observed co-publishing relationships. These longitudinal collaboration networks form the outcome in our models, capturing both the existence and evolution of co-authorship ties over time.</w:t>
-      </w:r>
-    </w:p>
-    <w:tbl>
-      <w:tblPr>
-        <w:tblStyle w:val="Table"/>
-        <w:tblLook w:firstRow="0" w:lastRow="0" w:firstColumn="0" w:lastColumn="0" w:noHBand="0" w:noVBand="0" w:val="0000"/>
-        <w:tblBorders>
-          <w:top w:val="single" w:sz="4" w:space="0" w:color="0758E5"/>
-          <w:left w:val="single" w:sz="24" w:space="0" w:color="0758E5"/>
-          <w:bottom w:val="single" w:sz="4" w:space="0" w:color="0758E5"/>
-          <w:right w:val="single" w:sz="4" w:space="0" w:color="0758E5"/>
-        </w:tblBorders>
-        <w:tblCellMar>
-          <w:left w:w="144" w:type="dxa"/>
-          <w:right w:w="144" w:type="dxa"/>
-        </w:tblCellMar>
-        <w:tblLook w:firstRow="0" w:lastRow="0" w:firstColumn="0" w:lastColumn="0" w:noHBand="0" w:noVBand="0" w:val="0000"/>
-      </w:tblPr>
-      <w:tr>
-        <w:trPr>
-          <w:cantSplit/>
-        </w:trPr>
-        <w:tc>
-          <w:tcPr>
-            <w:shd w:color="auto" w:fill="dae6fb" w:val="clear"/>
-            <w:tcMar>
-              <w:top w:w="92" w:type="dxa"/>
-              <w:bottom w:w="92" w:type="dxa"/>
-            </w:tcMar>
-          </w:tcPr>
-          <w:p>
-            <w:pPr>
-              <w:pStyle w:val="BodyText"/>
-            </w:pPr>
-            <w:pPr>
-              <w:spacing w:before="0" w:after="0"/>
-              <w:textAlignment w:val="center"/>
-            </w:pPr>
-            <w:r>
-              <w:drawing>
-                <wp:inline>
-                  <wp:extent cx="152400" cy="152400"/>
-                  <wp:effectExtent b="0" l="0" r="0" t="0"/>
-                  <wp:docPr descr="" title="" id="54" name="Picture"/>
-                  <a:graphic>
-                    <a:graphicData uri="http://schemas.openxmlformats.org/drawingml/2006/picture">
-                      <pic:pic>
-                        <pic:nvPicPr>
-                          <pic:cNvPr descr="/Applications/quarto/share/formats/docx/note.png" id="55" name="Picture"/>
+                          <pic:cNvPr descr="/Applications/quarto/share/formats/docx/note.png" id="53" name="Picture"/>
                           <pic:cNvPicPr>
                             <a:picLocks noChangeArrowheads="1" noChangeAspect="1"/>
                           </pic:cNvPicPr>
@@ -2940,7 +2685,7 @@
               <w:rPr>
                 <w:rStyle w:val="VerbatimChar"/>
               </w:rPr>
-              <w:t xml:space="preserve">length, outlet, potential to impact, etc.  It does show us how topical foci </w:t>
+              <w:t xml:space="preserve">length, outlet, potential to impact, etc. It does show us how topical foci </w:t>
             </w:r>
             <w:r>
               <w:br/>
@@ -3031,8 +2776,8 @@
         </w:tc>
       </w:tr>
     </w:tbl>
-    <w:bookmarkEnd w:id="56"/>
-    <w:bookmarkStart w:id="61" w:name="independent-variables"/>
+    <w:bookmarkEnd w:id="54"/>
+    <w:bookmarkStart w:id="55" w:name="independent-variables"/>
     <w:p>
       <w:pPr>
         <w:pStyle w:val="Heading4"/>
@@ -3080,7 +2825,7 @@
         <w:t xml:space="preserve">(Wais, 2016, see also genderize.io documentation)</w:t>
       </w:r>
       <w:r>
-        <w:t xml:space="preserve">. The underlying database aggregates first-name and gender information for more than one hundred million individuals across a wide range of countries, and returns both a predicted gender and associated probability for each name. Using this API, we obtained an initial classification for all unique first names in our scholar roster. To improve coverage for names that are common in the Netherlands and reduce misclassification, we then matched first names to the Dutch public civil registry name database hosted by the Meertens Instituut (Nederlandse Voornamenbank), which contains all officially registered first names in the Netherlands and their distribution by sex over time</w:t>
+        <w:t xml:space="preserve">. The underlying database aggregates first-name and gender information for more than one hundred million individuals across a wide range of countries, and returns both a predicted gender and associated probability for each name. Using this API, we obtained an initial classification for all unique first names in our scholar roster. To improve coverage for names that are common in the Netherlands and reduce misclassification, we then matched first names to the Dutch public civic registry name database hosted by the Meertens Instituut (Nederlandse Voornamenbank), which contains all officially registered first names in the Netherlands and their distribution by sex over time</w:t>
       </w:r>
       <w:r>
         <w:t xml:space="preserve"> </w:t>
@@ -3167,13 +2912,37 @@
         <w:t xml:space="preserve">“Marokkaanse”</w:t>
       </w:r>
       <w:r>
-        <w:t xml:space="preserve">, references to specific countries or regions, and indicators of Dutch surname particles), and combined them with national occurrence counts. A manually curated patch file was used to correct ambiguous or frequently misclassified surnames. In a final harmonization step, we collapsed the various signals into a single cleaned origin label (e.g.,</w:t>
-      </w:r>
-      <w:r>
-        <w:t xml:space="preserve"> </w:t>
-      </w:r>
-      <w:r>
-        <w:t xml:space="preserve">“Nederlandse”</w:t>
+        <w:t xml:space="preserve">, references to specific countries or regions, and indicators of Dutch surname particles), and combined them with national occurrence counts. And we further harmonized the various signals to ISO 3166-1 alpha-2 country codes. The resulting variable captures, for each scholar, the most likely country-of-origin signal implied by their surname. In a final than further aggregated origin, to identify whether people are from the following backgrounds:</w:t>
+      </w:r>
+      <w:r>
+        <w:t xml:space="preserve"> </w:t>
+      </w:r>
+      <w:r>
+        <w:t xml:space="preserve">(1) Dutch; (2) Turkish, Surinamese, Morrocan, Dutch Antillean or (3) other.</w:t>
+      </w:r>
+    </w:p>
+    <w:p>
+      <w:pPr>
+        <w:pStyle w:val="BodyText"/>
+      </w:pPr>
+      <w:r>
+        <w:rPr>
+          <w:i/>
+          <w:iCs/>
+        </w:rPr>
+        <w:t xml:space="preserve">Position</w:t>
+      </w:r>
+      <w:r>
+        <w:t xml:space="preserve"> </w:t>
+      </w:r>
+      <w:r>
+        <w:t xml:space="preserve">was operationalized as an indicator of scholars’ academic rank/role within the Dutch university system. Starting from the free-text job titles collected from departmental staff pages, we first cleaned and standardized these titles (e.g.,</w:t>
+      </w:r>
+      <w:r>
+        <w:t xml:space="preserve"> </w:t>
+      </w:r>
+      <w:r>
+        <w:t xml:space="preserve">“universitair docent”</w:t>
       </w:r>
       <w:r>
         <w:t xml:space="preserve">,</w:t>
@@ -3182,7 +2951,7 @@
         <w:t xml:space="preserve"> </w:t>
       </w:r>
       <w:r>
-        <w:t xml:space="preserve">“Turkse”</w:t>
+        <w:t xml:space="preserve">“universitair hoofddocent”</w:t>
       </w:r>
       <w:r>
         <w:t xml:space="preserve">,</w:t>
@@ -3191,7 +2960,7 @@
         <w:t xml:space="preserve"> </w:t>
       </w:r>
       <w:r>
-        <w:t xml:space="preserve">“Marokkaanse”</w:t>
+        <w:t xml:space="preserve">“hoogleraar”</w:t>
       </w:r>
       <w:r>
         <w:t xml:space="preserve">,</w:t>
@@ -3200,10 +2969,851 @@
         <w:t xml:space="preserve"> </w:t>
       </w:r>
       <w:r>
-        <w:t xml:space="preserve">“Chinese”</w:t>
-      </w:r>
-      <w:r>
-        <w:t xml:space="preserve">) and mapped these labels to ISO 3166-1 alpha-2 country codes. The resulting variable captures, for each scholar, the most likely country-of-origin signal implied by their surname.</w:t>
+        <w:t xml:space="preserve">“postdoc-onderzoeker”</w:t>
+      </w:r>
+      <w:r>
+        <w:t xml:space="preserve">,</w:t>
+      </w:r>
+      <w:r>
+        <w:t xml:space="preserve"> </w:t>
+      </w:r>
+      <w:r>
+        <w:t xml:space="preserve">“promovendus”</w:t>
+      </w:r>
+      <w:r>
+        <w:t xml:space="preserve">) and translated them into a common English terminology. We then mapped all titles to a set of seven analytically meaningful categories:</w:t>
+      </w:r>
+      <w:r>
+        <w:t xml:space="preserve"> </w:t>
+      </w:r>
+      <w:r>
+        <w:rPr>
+          <w:i/>
+          <w:iCs/>
+        </w:rPr>
+        <w:t xml:space="preserve">PhD student</w:t>
+      </w:r>
+      <w:r>
+        <w:t xml:space="preserve">,</w:t>
+      </w:r>
+      <w:r>
+        <w:t xml:space="preserve"> </w:t>
+      </w:r>
+      <w:r>
+        <w:rPr>
+          <w:i/>
+          <w:iCs/>
+        </w:rPr>
+        <w:t xml:space="preserve">Postdoc</w:t>
+      </w:r>
+      <w:r>
+        <w:t xml:space="preserve">,</w:t>
+      </w:r>
+      <w:r>
+        <w:t xml:space="preserve"> </w:t>
+      </w:r>
+      <w:r>
+        <w:rPr>
+          <w:i/>
+          <w:iCs/>
+        </w:rPr>
+        <w:t xml:space="preserve">Lecturer</w:t>
+      </w:r>
+      <w:r>
+        <w:t xml:space="preserve">,</w:t>
+      </w:r>
+      <w:r>
+        <w:t xml:space="preserve"> </w:t>
+      </w:r>
+      <w:r>
+        <w:rPr>
+          <w:i/>
+          <w:iCs/>
+        </w:rPr>
+        <w:t xml:space="preserve">Researcher</w:t>
+      </w:r>
+      <w:r>
+        <w:t xml:space="preserve">,</w:t>
+      </w:r>
+      <w:r>
+        <w:t xml:space="preserve"> </w:t>
+      </w:r>
+      <w:r>
+        <w:rPr>
+          <w:i/>
+          <w:iCs/>
+        </w:rPr>
+        <w:t xml:space="preserve">Assistant professor</w:t>
+      </w:r>
+      <w:r>
+        <w:t xml:space="preserve">,</w:t>
+      </w:r>
+      <w:r>
+        <w:t xml:space="preserve"> </w:t>
+      </w:r>
+      <w:r>
+        <w:rPr>
+          <w:i/>
+          <w:iCs/>
+        </w:rPr>
+        <w:t xml:space="preserve">Associate professor</w:t>
+      </w:r>
+      <w:r>
+        <w:t xml:space="preserve">, and</w:t>
+      </w:r>
+      <w:r>
+        <w:t xml:space="preserve"> </w:t>
+      </w:r>
+      <w:r>
+        <w:rPr>
+          <w:i/>
+          <w:iCs/>
+        </w:rPr>
+        <w:t xml:space="preserve">Full professor</w:t>
+      </w:r>
+      <w:r>
+        <w:t xml:space="preserve">. In cases where multiple roles were listed for the same individual (e.g., combined teaching and research appointments or endowed/visiting positions), we applied a simple priority hierarchy that privileges structural career rank (professor &gt; associate professor &gt; assistant professor &gt; researcher or lecturer &gt; lecturer &gt; PhD student). The resulting harmonized variable therefore captures each scholar’s primary academic position.</w:t>
+      </w:r>
+    </w:p>
+    <w:p>
+      <w:pPr>
+        <w:pStyle w:val="BodyText"/>
+      </w:pPr>
+      <w:r>
+        <w:rPr>
+          <w:i/>
+          <w:iCs/>
+        </w:rPr>
+        <w:t xml:space="preserve">h-index</w:t>
+      </w:r>
+      <w:r>
+        <w:t xml:space="preserve"> </w:t>
+      </w:r>
+      <w:r>
+        <w:t xml:space="preserve">was used as a bibliometric indicator of scholars’ cumulative research impact. For each scholar, we drew on the OpenAlex publication and citation data linked to their author identifiers and calculated the Hirsch index, defined as the largest integer</w:t>
+      </w:r>
+      <w:r>
+        <w:t xml:space="preserve"> </w:t>
+      </w:r>
+      <w:r>
+        <w:rPr>
+          <w:i/>
+          <w:iCs/>
+        </w:rPr>
+        <w:t xml:space="preserve">h</w:t>
+      </w:r>
+      <w:r>
+        <w:t xml:space="preserve"> </w:t>
+      </w:r>
+      <w:r>
+        <w:t xml:space="preserve">such that the scholar has at least</w:t>
+      </w:r>
+      <w:r>
+        <w:t xml:space="preserve"> </w:t>
+      </w:r>
+      <w:r>
+        <w:rPr>
+          <w:i/>
+          <w:iCs/>
+        </w:rPr>
+        <w:t xml:space="preserve">h</w:t>
+      </w:r>
+      <w:r>
+        <w:t xml:space="preserve"> </w:t>
+      </w:r>
+      <w:r>
+        <w:t xml:space="preserve">publications with</w:t>
+      </w:r>
+      <w:r>
+        <w:t xml:space="preserve"> </w:t>
+      </w:r>
+      <m:oMath>
+        <m:r>
+          <m:rPr>
+            <m:sty m:val="p"/>
+          </m:rPr>
+          <m:t>≥</m:t>
+        </m:r>
+      </m:oMath>
+      <w:r>
+        <w:t xml:space="preserve"> </w:t>
+      </w:r>
+      <w:r>
+        <w:rPr>
+          <w:i/>
+          <w:iCs/>
+        </w:rPr>
+        <w:t xml:space="preserve">h</w:t>
+      </w:r>
+      <w:r>
+        <w:t xml:space="preserve"> </w:t>
+      </w:r>
+      <w:r>
+        <w:t xml:space="preserve">citations each</w:t>
+      </w:r>
+      <w:r>
+        <w:t xml:space="preserve"> </w:t>
+      </w:r>
+      <w:r>
+        <w:t xml:space="preserve">(Hirsch, 2005)</w:t>
+      </w:r>
+      <w:r>
+        <w:t xml:space="preserve">. We first assembled, for every scholar, the full set of works retrieved from OpenAlex, along with their citation counts at the time of data collection. These works were then sorted in descending order of citations, and the h-index was computed by identifying the point at which the number of publications equals or exceeds the citation threshold. The resulting measure reflects each scholar’s career-wide citation impact within the coverage of OpenAlex over the observation window and is used as a continuous indicator of scholarly standing in our analyses.</w:t>
+      </w:r>
+    </w:p>
+    <w:bookmarkEnd w:id="55"/>
+    <w:bookmarkStart w:id="58" w:name="control-variables"/>
+    <w:p>
+      <w:pPr>
+        <w:pStyle w:val="Heading4"/>
+      </w:pPr>
+      <w:r>
+        <w:t xml:space="preserve">Control Variables</w:t>
+      </w:r>
+    </w:p>
+    <w:p>
+      <w:pPr>
+        <w:pStyle w:val="FirstParagraph"/>
+      </w:pPr>
+      <w:r>
+        <w:rPr>
+          <w:i/>
+          <w:iCs/>
+        </w:rPr>
+        <w:t xml:space="preserve">Topic Similarity</w:t>
+      </w:r>
+      <w:r>
+        <w:t xml:space="preserve"> </w:t>
+      </w:r>
+      <w:r>
+        <w:t xml:space="preserve">controls for topical proximity between authors two years prior each start of each wave, we constructed a dyadic dissimilarity measure based on OpenAlex topic assignments. For each author</w:t>
+      </w:r>
+      <w:r>
+        <w:t xml:space="preserve"> </w:t>
+      </w:r>
+      <m:oMath>
+        <m:d>
+          <m:dPr>
+            <m:begChr m:val="("/>
+            <m:sepChr m:val=""/>
+            <m:endChr m:val=")"/>
+            <m:grow/>
+          </m:dPr>
+          <m:e>
+            <m:r>
+              <m:t>i</m:t>
+            </m:r>
+          </m:e>
+        </m:d>
+      </m:oMath>
+      <w:r>
+        <w:t xml:space="preserve">, we first extracted all publications in a two-year retrospective window</w:t>
+      </w:r>
+      <w:r>
+        <w:t xml:space="preserve"> </w:t>
+      </w:r>
+      <m:oMath>
+        <m:r>
+          <m:rPr>
+            <m:sty m:val="p"/>
+          </m:rPr>
+          <m:t>[</m:t>
+        </m:r>
+        <m:r>
+          <m:t>t</m:t>
+        </m:r>
+        <m:r>
+          <m:rPr>
+            <m:sty m:val="p"/>
+          </m:rPr>
+          <m:t>−</m:t>
+        </m:r>
+        <m:r>
+          <m:t>2</m:t>
+        </m:r>
+        <m:r>
+          <m:rPr>
+            <m:sty m:val="p"/>
+          </m:rPr>
+          <m:t>,</m:t>
+        </m:r>
+        <m:r>
+          <m:t> </m:t>
+        </m:r>
+        <m:r>
+          <m:t>t</m:t>
+        </m:r>
+        <m:r>
+          <m:rPr>
+            <m:sty m:val="p"/>
+          </m:rPr>
+          <m:t>)</m:t>
+        </m:r>
+      </m:oMath>
+      <w:r>
+        <w:t xml:space="preserve"> </w:t>
+      </w:r>
+      <w:r>
+        <w:t xml:space="preserve">and created an author–topic profile as the vector of topic shares (row-normalized topic counts). Next, we estimated a topic</w:t>
+      </w:r>
+      <w:r>
+        <w:t xml:space="preserve"> </w:t>
+      </w:r>
+      <w:r>
+        <w:rPr>
+          <w:i/>
+          <w:iCs/>
+        </w:rPr>
+        <w:t xml:space="preserve">proximity</w:t>
+      </w:r>
+      <w:r>
+        <w:t xml:space="preserve"> </w:t>
+      </w:r>
+      <w:r>
+        <w:t xml:space="preserve">matrix from historical publication data (a broader retrospective window) using cosine similarity between topics; proximities were rescaled to</w:t>
+      </w:r>
+      <w:r>
+        <w:t xml:space="preserve"> </w:t>
+      </w:r>
+      <m:oMath>
+        <m:d>
+          <m:dPr>
+            <m:begChr m:val="["/>
+            <m:sepChr m:val=""/>
+            <m:endChr m:val="]"/>
+            <m:grow/>
+          </m:dPr>
+          <m:e>
+            <m:r>
+              <m:t>0</m:t>
+            </m:r>
+            <m:r>
+              <m:rPr>
+                <m:sty m:val="p"/>
+              </m:rPr>
+              <m:t>,</m:t>
+            </m:r>
+            <m:r>
+              <m:t>1</m:t>
+            </m:r>
+          </m:e>
+        </m:d>
+      </m:oMath>
+      <w:r>
+        <w:t xml:space="preserve"> </w:t>
+      </w:r>
+      <w:r>
+        <w:t xml:space="preserve">and converted to distances</w:t>
+      </w:r>
+      <w:r>
+        <w:t xml:space="preserve"> </w:t>
+      </w:r>
+      <m:oMath>
+        <m:r>
+          <m:t>M</m:t>
+        </m:r>
+        <m:r>
+          <m:rPr>
+            <m:sty m:val="p"/>
+          </m:rPr>
+          <m:t>=</m:t>
+        </m:r>
+        <m:r>
+          <m:t>1</m:t>
+        </m:r>
+        <m:r>
+          <m:rPr>
+            <m:sty m:val="p"/>
+          </m:rPr>
+          <m:t>−</m:t>
+        </m:r>
+        <m:r>
+          <m:rPr>
+            <m:nor/>
+            <m:sty m:val="p"/>
+          </m:rPr>
+          <m:t>proximity</m:t>
+        </m:r>
+      </m:oMath>
+      <w:r>
+        <w:t xml:space="preserve">. Author-pair dissimilarity</w:t>
+      </w:r>
+      <w:r>
+        <w:t xml:space="preserve"> </w:t>
+      </w:r>
+      <m:oMath>
+        <m:sSub>
+          <m:e>
+            <m:r>
+              <m:t>D</m:t>
+            </m:r>
+          </m:e>
+          <m:sub>
+            <m:r>
+              <m:t>i</m:t>
+            </m:r>
+            <m:r>
+              <m:t>j</m:t>
+            </m:r>
+          </m:sub>
+        </m:sSub>
+      </m:oMath>
+      <w:r>
+        <w:t xml:space="preserve"> </w:t>
+      </w:r>
+      <w:r>
+        <w:t xml:space="preserve">was then computed as a weighted distance between their topic-share profiles, where differences in topic shares are combined across all topic pairs and weighted by topic distances</w:t>
+      </w:r>
+      <w:r>
+        <w:t xml:space="preserve"> </w:t>
+      </w:r>
+      <m:oMath>
+        <m:r>
+          <m:t>M</m:t>
+        </m:r>
+      </m:oMath>
+      <w:r>
+        <w:t xml:space="preserve">. Finally,</w:t>
+      </w:r>
+      <w:r>
+        <w:t xml:space="preserve"> </w:t>
+      </w:r>
+      <m:oMath>
+        <m:sSub>
+          <m:e>
+            <m:r>
+              <m:t>D</m:t>
+            </m:r>
+          </m:e>
+          <m:sub>
+            <m:r>
+              <m:t>i</m:t>
+            </m:r>
+            <m:r>
+              <m:t>j</m:t>
+            </m:r>
+          </m:sub>
+        </m:sSub>
+      </m:oMath>
+      <w:r>
+        <w:t xml:space="preserve"> </w:t>
+      </w:r>
+      <w:r>
+        <w:t xml:space="preserve">was normalized by the maximum observed value within each year × topic type so that higher values indicate greater topical dissimilarity (i.e., lower topic similarity) between authors</w:t>
+      </w:r>
+      <w:r>
+        <w:t xml:space="preserve"> </w:t>
+      </w:r>
+      <m:oMath>
+        <m:r>
+          <m:t>i</m:t>
+        </m:r>
+      </m:oMath>
+      <w:r>
+        <w:t xml:space="preserve"> </w:t>
+      </w:r>
+      <w:r>
+        <w:t xml:space="preserve">and</w:t>
+      </w:r>
+      <w:r>
+        <w:t xml:space="preserve"> </w:t>
+      </w:r>
+      <m:oMath>
+        <m:r>
+          <m:t>j</m:t>
+        </m:r>
+      </m:oMath>
+      <w:r>
+        <w:t xml:space="preserve">. This dyadic covariate is included as a control in network models to account for homophily in collaboration driven by shared research interests.</w:t>
+      </w:r>
+    </w:p>
+    <w:p>
+      <w:pPr>
+        <w:pStyle w:val="BodyText"/>
+      </w:pPr>
+      <w:r>
+        <w:rPr>
+          <w:i/>
+          <w:iCs/>
+        </w:rPr>
+        <w:t xml:space="preserve">Interdisciplinarity</w:t>
+      </w:r>
+      <w:r>
+        <w:t xml:space="preserve"> </w:t>
+      </w:r>
+      <w:r>
+        <w:t xml:space="preserve">controls for the diversity of topics of each author. We operationalized an author’s interdisciplinarity as the extent to which their publication portfolio spans</w:t>
+      </w:r>
+      <w:r>
+        <w:t xml:space="preserve"> </w:t>
+      </w:r>
+      <w:r>
+        <w:rPr>
+          <w:i/>
+          <w:iCs/>
+        </w:rPr>
+        <w:t xml:space="preserve">distant</w:t>
+      </w:r>
+      <w:r>
+        <w:t xml:space="preserve"> </w:t>
+      </w:r>
+      <w:r>
+        <w:t xml:space="preserve">rather than closely related topics. For each wave</w:t>
+      </w:r>
+      <w:r>
+        <w:t xml:space="preserve"> </w:t>
+      </w:r>
+      <m:oMath>
+        <m:r>
+          <m:t>t</m:t>
+        </m:r>
+      </m:oMath>
+      <w:r>
+        <w:t xml:space="preserve"> </w:t>
+      </w:r>
+      <w:r>
+        <w:t xml:space="preserve">and topic type (OpenAlex subfields), we first constructed an author–topic profile using all publications in a two-year retrospective window</w:t>
+      </w:r>
+      <w:r>
+        <w:t xml:space="preserve"> </w:t>
+      </w:r>
+      <m:oMath>
+        <m:r>
+          <m:rPr>
+            <m:sty m:val="p"/>
+          </m:rPr>
+          <m:t>[</m:t>
+        </m:r>
+        <m:r>
+          <m:t>t</m:t>
+        </m:r>
+        <m:r>
+          <m:rPr>
+            <m:sty m:val="p"/>
+          </m:rPr>
+          <m:t>−</m:t>
+        </m:r>
+        <m:r>
+          <m:t>2</m:t>
+        </m:r>
+        <m:r>
+          <m:rPr>
+            <m:sty m:val="p"/>
+          </m:rPr>
+          <m:t>,</m:t>
+        </m:r>
+        <m:r>
+          <m:t> </m:t>
+        </m:r>
+        <m:r>
+          <m:t>t</m:t>
+        </m:r>
+        <m:r>
+          <m:rPr>
+            <m:sty m:val="p"/>
+          </m:rPr>
+          <m:t>)</m:t>
+        </m:r>
+      </m:oMath>
+      <w:r>
+        <w:t xml:space="preserve">. Topic counts were row-normalized to obtain a vector of topic shares</w:t>
+      </w:r>
+      <w:r>
+        <w:t xml:space="preserve"> </w:t>
+      </w:r>
+      <m:oMath>
+        <m:sSub>
+          <m:e>
+            <m:r>
+              <m:t>P</m:t>
+            </m:r>
+          </m:e>
+          <m:sub>
+            <m:r>
+              <m:t>i</m:t>
+            </m:r>
+          </m:sub>
+        </m:sSub>
+      </m:oMath>
+      <w:r>
+        <w:t xml:space="preserve"> </w:t>
+      </w:r>
+      <w:r>
+        <w:t xml:space="preserve">for each author</w:t>
+      </w:r>
+      <w:r>
+        <w:t xml:space="preserve"> </w:t>
+      </w:r>
+      <m:oMath>
+        <m:r>
+          <m:t>i</m:t>
+        </m:r>
+      </m:oMath>
+      <w:r>
+        <w:t xml:space="preserve">. We then derived a topic</w:t>
+      </w:r>
+      <w:r>
+        <w:t xml:space="preserve"> </w:t>
+      </w:r>
+      <w:r>
+        <w:rPr>
+          <w:i/>
+          <w:iCs/>
+        </w:rPr>
+        <w:t xml:space="preserve">proximity</w:t>
+      </w:r>
+      <w:r>
+        <w:t xml:space="preserve"> </w:t>
+      </w:r>
+      <w:r>
+        <w:t xml:space="preserve">matrix from historical publication data using cosine similarity between topics, rescaled to</w:t>
+      </w:r>
+      <w:r>
+        <w:t xml:space="preserve"> </w:t>
+      </w:r>
+      <m:oMath>
+        <m:d>
+          <m:dPr>
+            <m:begChr m:val="["/>
+            <m:sepChr m:val=""/>
+            <m:endChr m:val="]"/>
+            <m:grow/>
+          </m:dPr>
+          <m:e>
+            <m:r>
+              <m:t>0</m:t>
+            </m:r>
+            <m:r>
+              <m:rPr>
+                <m:sty m:val="p"/>
+              </m:rPr>
+              <m:t>,</m:t>
+            </m:r>
+            <m:r>
+              <m:t>1</m:t>
+            </m:r>
+          </m:e>
+        </m:d>
+      </m:oMath>
+      <w:r>
+        <w:t xml:space="preserve">, such that higher values indicate greater topical relatedness. Interdisciplinarity was computed as one minus the proximity-weighted concentration of an author’s portfolio,</w:t>
+      </w:r>
+      <w:r>
+        <w:t xml:space="preserve"> </w:t>
+      </w:r>
+      <m:oMath>
+        <m:sSub>
+          <m:e>
+            <m:r>
+              <m:rPr>
+                <m:nor/>
+                <m:sty m:val="p"/>
+              </m:rPr>
+              <m:t>ID</m:t>
+            </m:r>
+          </m:e>
+          <m:sub>
+            <m:r>
+              <m:t>i</m:t>
+            </m:r>
+          </m:sub>
+        </m:sSub>
+        <m:r>
+          <m:rPr>
+            <m:sty m:val="p"/>
+          </m:rPr>
+          <m:t>=</m:t>
+        </m:r>
+        <m:r>
+          <m:t>1</m:t>
+        </m:r>
+        <m:r>
+          <m:rPr>
+            <m:sty m:val="p"/>
+          </m:rPr>
+          <m:t>−</m:t>
+        </m:r>
+        <m:sSubSup>
+          <m:e>
+            <m:r>
+              <m:t>P</m:t>
+            </m:r>
+          </m:e>
+          <m:sub>
+            <m:r>
+              <m:t>i</m:t>
+            </m:r>
+          </m:sub>
+          <m:sup>
+            <m:r>
+              <m:rPr>
+                <m:sty m:val="p"/>
+              </m:rPr>
+              <m:t>⊤</m:t>
+            </m:r>
+          </m:sup>
+        </m:sSubSup>
+        <m:r>
+          <m:t> </m:t>
+        </m:r>
+        <m:r>
+          <m:rPr>
+            <m:nor/>
+            <m:sty m:val="p"/>
+          </m:rPr>
+          <m:t>prox</m:t>
+        </m:r>
+        <m:r>
+          <m:t> </m:t>
+        </m:r>
+        <m:sSub>
+          <m:e>
+            <m:r>
+              <m:t>P</m:t>
+            </m:r>
+          </m:e>
+          <m:sub>
+            <m:r>
+              <m:t>i</m:t>
+            </m:r>
+          </m:sub>
+        </m:sSub>
+      </m:oMath>
+      <w:r>
+        <w:t xml:space="preserve">. This measure increases when an author distributes their work across less-related topics and decreases when publications are concentrated within closely connected topics. Scores were calculated separately for each year and topic type and used as an author-level control to account for individual differences in breadth of scholarly activity that may shape collaboration opportunities and partner choice.</w:t>
+      </w:r>
+    </w:p>
+    <w:p>
+      <w:pPr>
+        <w:pStyle w:val="BodyText"/>
+      </w:pPr>
+      <w:r>
+        <w:rPr>
+          <w:i/>
+          <w:iCs/>
+        </w:rPr>
+        <w:t xml:space="preserve">Affiliation</w:t>
+      </w:r>
+      <w:r>
+        <w:t xml:space="preserve"> </w:t>
+      </w:r>
+      <w:r>
+        <w:t xml:space="preserve">captures scholars’ primary institutional location and is measured as a categorical indicator of the Dutch research university at which they are employed. Based on the initial manual scrape of departmental staff pages, we distinguish eight universities: Radboud University, Erasmus University Rotterdam, University of Amsterdam, Leiden University, Vrije Universiteit Amsterdam, Utrecht University, Tilburg University, and University of Groningen. We include affiliation as a control variable to account for structural differences between universities in size, funding, and collaboration culture that may shape co-publishing opportunities.</w:t>
+      </w:r>
+    </w:p>
+    <w:p>
+      <w:pPr>
+        <w:pStyle w:val="BodyText"/>
+      </w:pPr>
+      <w:r>
+        <w:t xml:space="preserve">To account for collaboration opportunities arising from spatial proximity, we included a dyadic control capturing the estimated travel time between authors’ institutional locations. For each year</w:t>
+      </w:r>
+      <w:r>
+        <w:t xml:space="preserve"> </w:t>
+      </w:r>
+      <m:oMath>
+        <m:r>
+          <m:t>t</m:t>
+        </m:r>
+      </m:oMath>
+      <w:r>
+        <w:t xml:space="preserve">, we assigned each author to the university of their</w:t>
+      </w:r>
+      <w:r>
+        <w:t xml:space="preserve"> </w:t>
+      </w:r>
+      <w:r>
+        <w:rPr>
+          <w:i/>
+          <w:iCs/>
+        </w:rPr>
+        <w:t xml:space="preserve">first recorded affiliation</w:t>
+      </w:r>
+      <w:r>
+        <w:t xml:space="preserve"> </w:t>
+      </w:r>
+      <w:r>
+        <w:t xml:space="preserve">in that year. Using these yearly university assignments, we constructed an</w:t>
+      </w:r>
+      <w:r>
+        <w:t xml:space="preserve"> </w:t>
+      </w:r>
+      <m:oMath>
+        <m:r>
+          <m:t>N</m:t>
+        </m:r>
+        <m:r>
+          <m:rPr>
+            <m:sty m:val="p"/>
+          </m:rPr>
+          <m:t>×</m:t>
+        </m:r>
+        <m:r>
+          <m:t>N</m:t>
+        </m:r>
+      </m:oMath>
+      <w:r>
+        <w:t xml:space="preserve"> </w:t>
+      </w:r>
+      <w:r>
+        <w:t xml:space="preserve">matrix where each entry represents the travel time (in hours) between the universities of author</w:t>
+      </w:r>
+      <w:r>
+        <w:t xml:space="preserve"> </w:t>
+      </w:r>
+      <m:oMath>
+        <m:r>
+          <m:t>i</m:t>
+        </m:r>
+      </m:oMath>
+      <w:r>
+        <w:t xml:space="preserve"> </w:t>
+      </w:r>
+      <w:r>
+        <w:t xml:space="preserve">and author</w:t>
+      </w:r>
+      <w:r>
+        <w:t xml:space="preserve"> </w:t>
+      </w:r>
+      <m:oMath>
+        <m:r>
+          <m:t>j</m:t>
+        </m:r>
+      </m:oMath>
+      <w:r>
+        <w:t xml:space="preserve">. The travel-time by train in hours was sourced from the 9292 website, which is the main public transport API for the Netherlands. Author pairs with missing affiliation information in year</w:t>
+      </w:r>
+      <w:r>
+        <w:t xml:space="preserve"> </w:t>
+      </w:r>
+      <m:oMath>
+        <m:r>
+          <m:t>t</m:t>
+        </m:r>
+      </m:oMath>
+      <w:r>
+        <w:t xml:space="preserve"> </w:t>
+      </w:r>
+      <w:r>
+        <w:t xml:space="preserve">receive missing values for this dyadic covariate. This variable is included as a control in network models to adjust for the fact that geographically closer scholars may be more likely to collaborate due to lower coordination costs and greater opportunities for face-to-face interaction.</w:t>
+      </w:r>
+    </w:p>
+    <w:p>
+      <w:pPr>
+        <w:pStyle w:val="BodyText"/>
+      </w:pPr>
+      <w:r>
+        <w:rPr>
+          <w:i/>
+          <w:iCs/>
+        </w:rPr>
+        <w:t xml:space="preserve">Discipline</w:t>
+      </w:r>
+      <w:r>
+        <w:t xml:space="preserve"> </w:t>
+      </w:r>
+      <w:r>
+        <w:t xml:space="preserve">indicates whether a scholar is employed in sociology or political science, derived from the manually coded departmental information in the initial staff rosters and coded as a binary indicator for sociology versus political science. We include discipline as a control variable to capture field-specific norms in publishing, collaboration rates, and typical team sizes that could otherwise confound observed differences in network positions and outcomes.</w:t>
       </w:r>
     </w:p>
     <w:tbl>
@@ -3247,549 +3857,12 @@
                 <wp:inline>
                   <wp:extent cx="152400" cy="152400"/>
                   <wp:effectExtent b="0" l="0" r="0" t="0"/>
-                  <wp:docPr descr="" title="" id="57" name="Picture"/>
+                  <wp:docPr descr="" title="" id="56" name="Picture"/>
                   <a:graphic>
                     <a:graphicData uri="http://schemas.openxmlformats.org/drawingml/2006/picture">
                       <pic:pic>
                         <pic:nvPicPr>
-                          <pic:cNvPr descr="/Applications/quarto/share/formats/docx/note.png" id="58" name="Picture"/>
-                          <pic:cNvPicPr>
-                            <a:picLocks noChangeArrowheads="1" noChangeAspect="1"/>
-                          </pic:cNvPicPr>
-                        </pic:nvPicPr>
-                        <pic:blipFill>
-                          <a:blip r:embed="rId20"/>
-                          <a:stretch>
-                            <a:fillRect/>
-                          </a:stretch>
-                        </pic:blipFill>
-                        <pic:spPr bwMode="auto">
-                          <a:xfrm>
-                            <a:off x="0" y="0"/>
-                            <a:ext cx="152400" cy="152400"/>
-                          </a:xfrm>
-                          <a:prstGeom prst="rect">
-                            <a:avLst/>
-                          </a:prstGeom>
-                          <a:noFill/>
-                          <a:ln w="9525">
-                            <a:noFill/>
-                            <a:headEnd/>
-                            <a:tailEnd/>
-                          </a:ln>
-                        </pic:spPr>
-                      </pic:pic>
-                    </a:graphicData>
-                  </a:graphic>
-                </wp:inline>
-              </w:drawing>
-            </w:r>
-            <w:r>
-              <w:t xml:space="preserve"> </w:t>
-            </w:r>
-            <w:r>
-              <w:t xml:space="preserve"> </w:t>
-            </w:r>
-            <w:r>
-              <w:t xml:space="preserve">Note</w:t>
-            </w:r>
-          </w:p>
-        </w:tc>
-      </w:tr>
-      <w:tr>
-        <w:trPr>
-          <w:cantSplit/>
-        </w:trPr>
-        <w:tc>
-          <w:tcPr>
-            <w:tcMar>
-              <w:top w:w="108" w:type="dxa"/>
-              <w:bottom w:w="108" w:type="dxa"/>
-            </w:tcMar>
-          </w:tcPr>
-          <w:p>
-            <w:pPr>
-              <w:pStyle w:val="BodyText"/>
-            </w:pPr>
-            <w:pPr>
-              <w:spacing w:before="16"/>
-            </w:pPr>
-            <w:r>
-              <w:t xml:space="preserve">Add note over aggregation of this variable</w:t>
-            </w:r>
-          </w:p>
-          <w:p>
-            <w:pPr>
-              <w:pStyle w:val="BodyText"/>
-            </w:pPr>
-            <w:r>
-              <w:t xml:space="preserve">currently origin is aggregated to continent.</w:t>
-            </w:r>
-          </w:p>
-          <w:p>
-            <w:pPr>
-              <w:pStyle w:val="BodyText"/>
-            </w:pPr>
-            <w:pPr>
-              <w:spacing w:after="16"/>
-            </w:pPr>
-            <w:r>
-              <w:t xml:space="preserve">I’m considering to further aggregate it to netherlands, europe, other. (other suggestions?)</w:t>
-            </w:r>
-          </w:p>
-          <w:p/>
-        </w:tc>
-      </w:tr>
-    </w:tbl>
-    <w:p>
-      <w:pPr>
-        <w:pStyle w:val="BodyText"/>
-      </w:pPr>
-      <w:r>
-        <w:rPr>
-          <w:i/>
-          <w:iCs/>
-        </w:rPr>
-        <w:t xml:space="preserve">Position</w:t>
-      </w:r>
-      <w:r>
-        <w:t xml:space="preserve"> </w:t>
-      </w:r>
-      <w:r>
-        <w:t xml:space="preserve">was operationalized as an indicator of scholars’ academic rank/role within the Dutch university system. Starting from the free-text job titles collected from departmental staff pages, we first cleaned and standardized these titles (e.g.,</w:t>
-      </w:r>
-      <w:r>
-        <w:t xml:space="preserve"> </w:t>
-      </w:r>
-      <w:r>
-        <w:t xml:space="preserve">“universitair docent”</w:t>
-      </w:r>
-      <w:r>
-        <w:t xml:space="preserve">,</w:t>
-      </w:r>
-      <w:r>
-        <w:t xml:space="preserve"> </w:t>
-      </w:r>
-      <w:r>
-        <w:t xml:space="preserve">“universitair hoofddocent”</w:t>
-      </w:r>
-      <w:r>
-        <w:t xml:space="preserve">,</w:t>
-      </w:r>
-      <w:r>
-        <w:t xml:space="preserve"> </w:t>
-      </w:r>
-      <w:r>
-        <w:t xml:space="preserve">“hoogleraar”</w:t>
-      </w:r>
-      <w:r>
-        <w:t xml:space="preserve">,</w:t>
-      </w:r>
-      <w:r>
-        <w:t xml:space="preserve"> </w:t>
-      </w:r>
-      <w:r>
-        <w:t xml:space="preserve">“postdoc-onderzoeker”</w:t>
-      </w:r>
-      <w:r>
-        <w:t xml:space="preserve">,</w:t>
-      </w:r>
-      <w:r>
-        <w:t xml:space="preserve"> </w:t>
-      </w:r>
-      <w:r>
-        <w:t xml:space="preserve">“promovendus”</w:t>
-      </w:r>
-      <w:r>
-        <w:t xml:space="preserve">) and translated them into a common English terminology. We then mapped all titles to a set of seven analytically meaningful categories:</w:t>
-      </w:r>
-      <w:r>
-        <w:t xml:space="preserve"> </w:t>
-      </w:r>
-      <w:r>
-        <w:rPr>
-          <w:i/>
-          <w:iCs/>
-        </w:rPr>
-        <w:t xml:space="preserve">PhD student</w:t>
-      </w:r>
-      <w:r>
-        <w:t xml:space="preserve">,</w:t>
-      </w:r>
-      <w:r>
-        <w:t xml:space="preserve"> </w:t>
-      </w:r>
-      <w:r>
-        <w:rPr>
-          <w:i/>
-          <w:iCs/>
-        </w:rPr>
-        <w:t xml:space="preserve">Postdoc</w:t>
-      </w:r>
-      <w:r>
-        <w:t xml:space="preserve">,</w:t>
-      </w:r>
-      <w:r>
-        <w:t xml:space="preserve"> </w:t>
-      </w:r>
-      <w:r>
-        <w:rPr>
-          <w:i/>
-          <w:iCs/>
-        </w:rPr>
-        <w:t xml:space="preserve">Lecturer</w:t>
-      </w:r>
-      <w:r>
-        <w:t xml:space="preserve">,</w:t>
-      </w:r>
-      <w:r>
-        <w:t xml:space="preserve"> </w:t>
-      </w:r>
-      <w:r>
-        <w:rPr>
-          <w:i/>
-          <w:iCs/>
-        </w:rPr>
-        <w:t xml:space="preserve">Researcher</w:t>
-      </w:r>
-      <w:r>
-        <w:t xml:space="preserve">,</w:t>
-      </w:r>
-      <w:r>
-        <w:t xml:space="preserve"> </w:t>
-      </w:r>
-      <w:r>
-        <w:rPr>
-          <w:i/>
-          <w:iCs/>
-        </w:rPr>
-        <w:t xml:space="preserve">Assistant professor</w:t>
-      </w:r>
-      <w:r>
-        <w:t xml:space="preserve">,</w:t>
-      </w:r>
-      <w:r>
-        <w:t xml:space="preserve"> </w:t>
-      </w:r>
-      <w:r>
-        <w:rPr>
-          <w:i/>
-          <w:iCs/>
-        </w:rPr>
-        <w:t xml:space="preserve">Associate professor</w:t>
-      </w:r>
-      <w:r>
-        <w:t xml:space="preserve">, and</w:t>
-      </w:r>
-      <w:r>
-        <w:t xml:space="preserve"> </w:t>
-      </w:r>
-      <w:r>
-        <w:rPr>
-          <w:i/>
-          <w:iCs/>
-        </w:rPr>
-        <w:t xml:space="preserve">Full professor</w:t>
-      </w:r>
-      <w:r>
-        <w:t xml:space="preserve">. In cases where multiple roles were listed for the same individual (e.g., combined teaching and research appointments or endowed/visiting positions), we applied a simple priority hierarchy that privileges structural career rank (professor &gt; associate professor &gt; assistant professor &gt; researcher/postdoc &gt; lecturer &gt; PhD student). The resulting harmonized variable therefore captures each scholar’s primary academic position.</w:t>
-      </w:r>
-    </w:p>
-    <w:p>
-      <w:pPr>
-        <w:pStyle w:val="BodyText"/>
-      </w:pPr>
-      <w:r>
-        <w:rPr>
-          <w:i/>
-          <w:iCs/>
-        </w:rPr>
-        <w:t xml:space="preserve">h-index</w:t>
-      </w:r>
-      <w:r>
-        <w:t xml:space="preserve"> </w:t>
-      </w:r>
-      <w:r>
-        <w:t xml:space="preserve">was used as a bibliometric indicator of scholars’ cumulative research impact. For each scholar, we drew on the OpenAlex publication and citation data linked to their author identifiers and calculated the Hirsch index, defined as the largest integer</w:t>
-      </w:r>
-      <w:r>
-        <w:t xml:space="preserve"> </w:t>
-      </w:r>
-      <w:r>
-        <w:rPr>
-          <w:i/>
-          <w:iCs/>
-        </w:rPr>
-        <w:t xml:space="preserve">h</w:t>
-      </w:r>
-      <w:r>
-        <w:t xml:space="preserve"> </w:t>
-      </w:r>
-      <w:r>
-        <w:t xml:space="preserve">such that the scholar has at least</w:t>
-      </w:r>
-      <w:r>
-        <w:t xml:space="preserve"> </w:t>
-      </w:r>
-      <w:r>
-        <w:rPr>
-          <w:i/>
-          <w:iCs/>
-        </w:rPr>
-        <w:t xml:space="preserve">h</w:t>
-      </w:r>
-      <w:r>
-        <w:t xml:space="preserve"> </w:t>
-      </w:r>
-      <w:r>
-        <w:t xml:space="preserve">publications with</w:t>
-      </w:r>
-      <w:r>
-        <w:t xml:space="preserve"> </w:t>
-      </w:r>
-      <m:oMath>
-        <m:r>
-          <m:rPr>
-            <m:sty m:val="p"/>
-          </m:rPr>
-          <m:t>≥</m:t>
-        </m:r>
-      </m:oMath>
-      <w:r>
-        <w:t xml:space="preserve"> </w:t>
-      </w:r>
-      <w:r>
-        <w:rPr>
-          <w:i/>
-          <w:iCs/>
-        </w:rPr>
-        <w:t xml:space="preserve">h</w:t>
-      </w:r>
-      <w:r>
-        <w:t xml:space="preserve"> </w:t>
-      </w:r>
-      <w:r>
-        <w:t xml:space="preserve">citations each</w:t>
-      </w:r>
-      <w:r>
-        <w:t xml:space="preserve"> </w:t>
-      </w:r>
-      <w:r>
-        <w:t xml:space="preserve">(Hirsch, 2005)</w:t>
-      </w:r>
-      <w:r>
-        <w:t xml:space="preserve">. We first assembled, for every scholar, the full set of works retrieved from OpenAlex, along with their citation counts at the time of data collection. These works were then sorted in descending order of citations, and the h-index was computed by identifying the point at which the number of publications equals or exceeds the citation threshold. The resulting measure reflects each scholar’s career-wide citation impact within the coverage of OpenAlex over the observation window and is used as a continuous indicator of scholarly standing in our analyses.</w:t>
-      </w:r>
-    </w:p>
-    <w:tbl>
-      <w:tblPr>
-        <w:tblStyle w:val="Table"/>
-        <w:tblLook w:firstRow="0" w:lastRow="0" w:firstColumn="0" w:lastColumn="0" w:noHBand="0" w:noVBand="0" w:val="0000"/>
-        <w:tblBorders>
-          <w:top w:val="single" w:sz="4" w:space="0" w:color="0758E5"/>
-          <w:left w:val="single" w:sz="24" w:space="0" w:color="0758E5"/>
-          <w:bottom w:val="single" w:sz="4" w:space="0" w:color="0758E5"/>
-          <w:right w:val="single" w:sz="4" w:space="0" w:color="0758E5"/>
-        </w:tblBorders>
-        <w:tblCellMar>
-          <w:left w:w="144" w:type="dxa"/>
-          <w:right w:w="144" w:type="dxa"/>
-        </w:tblCellMar>
-        <w:tblLook w:firstRow="0" w:lastRow="0" w:firstColumn="0" w:lastColumn="0" w:noHBand="0" w:noVBand="0" w:val="0000"/>
-      </w:tblPr>
-      <w:tr>
-        <w:trPr>
-          <w:cantSplit/>
-        </w:trPr>
-        <w:tc>
-          <w:tcPr>
-            <w:shd w:color="auto" w:fill="dae6fb" w:val="clear"/>
-            <w:tcMar>
-              <w:top w:w="92" w:type="dxa"/>
-              <w:bottom w:w="92" w:type="dxa"/>
-            </w:tcMar>
-          </w:tcPr>
-          <w:p>
-            <w:pPr>
-              <w:pStyle w:val="BodyText"/>
-            </w:pPr>
-            <w:pPr>
-              <w:spacing w:before="0" w:after="0"/>
-              <w:textAlignment w:val="center"/>
-            </w:pPr>
-            <w:r>
-              <w:drawing>
-                <wp:inline>
-                  <wp:extent cx="152400" cy="152400"/>
-                  <wp:effectExtent b="0" l="0" r="0" t="0"/>
-                  <wp:docPr descr="" title="" id="59" name="Picture"/>
-                  <a:graphic>
-                    <a:graphicData uri="http://schemas.openxmlformats.org/drawingml/2006/picture">
-                      <pic:pic>
-                        <pic:nvPicPr>
-                          <pic:cNvPr descr="/Applications/quarto/share/formats/docx/note.png" id="60" name="Picture"/>
-                          <pic:cNvPicPr>
-                            <a:picLocks noChangeArrowheads="1" noChangeAspect="1"/>
-                          </pic:cNvPicPr>
-                        </pic:nvPicPr>
-                        <pic:blipFill>
-                          <a:blip r:embed="rId20"/>
-                          <a:stretch>
-                            <a:fillRect/>
-                          </a:stretch>
-                        </pic:blipFill>
-                        <pic:spPr bwMode="auto">
-                          <a:xfrm>
-                            <a:off x="0" y="0"/>
-                            <a:ext cx="152400" cy="152400"/>
-                          </a:xfrm>
-                          <a:prstGeom prst="rect">
-                            <a:avLst/>
-                          </a:prstGeom>
-                          <a:noFill/>
-                          <a:ln w="9525">
-                            <a:noFill/>
-                            <a:headEnd/>
-                            <a:tailEnd/>
-                          </a:ln>
-                        </pic:spPr>
-                      </pic:pic>
-                    </a:graphicData>
-                  </a:graphic>
-                </wp:inline>
-              </w:drawing>
-            </w:r>
-            <w:r>
-              <w:t xml:space="preserve"> </w:t>
-            </w:r>
-            <w:r>
-              <w:t xml:space="preserve"> </w:t>
-            </w:r>
-            <w:r>
-              <w:t xml:space="preserve">Note</w:t>
-            </w:r>
-          </w:p>
-        </w:tc>
-      </w:tr>
-      <w:tr>
-        <w:trPr>
-          <w:cantSplit/>
-        </w:trPr>
-        <w:tc>
-          <w:tcPr>
-            <w:tcMar>
-              <w:top w:w="108" w:type="dxa"/>
-              <w:bottom w:w="108" w:type="dxa"/>
-            </w:tcMar>
-          </w:tcPr>
-          <w:p>
-            <w:pPr>
-              <w:pStyle w:val="BodyText"/>
-            </w:pPr>
-            <w:pPr>
-              <w:spacing w:before="16" w:after="16"/>
-            </w:pPr>
-            <w:r>
-              <w:t xml:space="preserve">Currently the H-index is calculated for the full sample, but could be calculated to vary with time. What has your preference?</w:t>
-            </w:r>
-          </w:p>
-          <w:p/>
-        </w:tc>
-      </w:tr>
-    </w:tbl>
-    <w:bookmarkEnd w:id="61"/>
-    <w:bookmarkStart w:id="64" w:name="control-variables"/>
-    <w:p>
-      <w:pPr>
-        <w:pStyle w:val="Heading4"/>
-      </w:pPr>
-      <w:r>
-        <w:t xml:space="preserve">Control Variables</w:t>
-      </w:r>
-    </w:p>
-    <w:p>
-      <w:pPr>
-        <w:pStyle w:val="FirstParagraph"/>
-      </w:pPr>
-      <w:r>
-        <w:rPr>
-          <w:i/>
-          <w:iCs/>
-        </w:rPr>
-        <w:t xml:space="preserve">Affiliation</w:t>
-      </w:r>
-      <w:r>
-        <w:t xml:space="preserve"> </w:t>
-      </w:r>
-      <w:r>
-        <w:t xml:space="preserve">captures scholars’ primary institutional location and is measured as a categorical indicator of the Dutch research university at which they are employed. Based on the initial manual scrape of departmental staff pages, we distinguish eight universities: Radboud University, Erasmus University Rotterdam, University of Amsterdam, Leiden University, Vrije Universiteit Amsterdam, Utrecht University, Tilburg University, and University of Groningen. We include affiliation as a control variable to account for structural differences between universities in size, funding, and collaboration culture that may shape co-publishing opportunities.</w:t>
-      </w:r>
-    </w:p>
-    <w:p>
-      <w:pPr>
-        <w:pStyle w:val="BodyText"/>
-      </w:pPr>
-      <w:r>
-        <w:rPr>
-          <w:i/>
-          <w:iCs/>
-        </w:rPr>
-        <w:t xml:space="preserve">Discipline</w:t>
-      </w:r>
-      <w:r>
-        <w:t xml:space="preserve"> </w:t>
-      </w:r>
-      <w:r>
-        <w:t xml:space="preserve">indicates whether a scholar is employed in sociology or political science, derived from the manually coded departmental information in the initial staff rosters and coded as a binary indicator for sociology versus political science. We include discipline as a control variable to capture field-specific norms in publishing, collaboration rates, and typical team sizes that could otherwise confound observed differences in network positions and outcomes.</w:t>
-      </w:r>
-    </w:p>
-    <w:tbl>
-      <w:tblPr>
-        <w:tblStyle w:val="Table"/>
-        <w:tblLook w:firstRow="0" w:lastRow="0" w:firstColumn="0" w:lastColumn="0" w:noHBand="0" w:noVBand="0" w:val="0000"/>
-        <w:tblBorders>
-          <w:top w:val="single" w:sz="4" w:space="0" w:color="0758E5"/>
-          <w:left w:val="single" w:sz="24" w:space="0" w:color="0758E5"/>
-          <w:bottom w:val="single" w:sz="4" w:space="0" w:color="0758E5"/>
-          <w:right w:val="single" w:sz="4" w:space="0" w:color="0758E5"/>
-        </w:tblBorders>
-        <w:tblCellMar>
-          <w:left w:w="144" w:type="dxa"/>
-          <w:right w:w="144" w:type="dxa"/>
-        </w:tblCellMar>
-        <w:tblLook w:firstRow="0" w:lastRow="0" w:firstColumn="0" w:lastColumn="0" w:noHBand="0" w:noVBand="0" w:val="0000"/>
-      </w:tblPr>
-      <w:tr>
-        <w:trPr>
-          <w:cantSplit/>
-        </w:trPr>
-        <w:tc>
-          <w:tcPr>
-            <w:shd w:color="auto" w:fill="dae6fb" w:val="clear"/>
-            <w:tcMar>
-              <w:top w:w="92" w:type="dxa"/>
-              <w:bottom w:w="92" w:type="dxa"/>
-            </w:tcMar>
-          </w:tcPr>
-          <w:p>
-            <w:pPr>
-              <w:pStyle w:val="BodyText"/>
-            </w:pPr>
-            <w:pPr>
-              <w:spacing w:before="0" w:after="0"/>
-              <w:textAlignment w:val="center"/>
-            </w:pPr>
-            <w:r>
-              <w:drawing>
-                <wp:inline>
-                  <wp:extent cx="152400" cy="152400"/>
-                  <wp:effectExtent b="0" l="0" r="0" t="0"/>
-                  <wp:docPr descr="" title="" id="62" name="Picture"/>
-                  <a:graphic>
-                    <a:graphicData uri="http://schemas.openxmlformats.org/drawingml/2006/picture">
-                      <pic:pic>
-                        <pic:nvPicPr>
-                          <pic:cNvPr descr="/Applications/quarto/share/formats/docx/note.png" id="63" name="Picture"/>
+                          <pic:cNvPr descr="/Applications/quarto/share/formats/docx/note.png" id="57" name="Picture"/>
                           <pic:cNvPicPr>
                             <a:picLocks noChangeArrowheads="1" noChangeAspect="1"/>
                           </pic:cNvPicPr>
@@ -3874,9 +3947,9 @@
         </w:tc>
       </w:tr>
     </w:tbl>
-    <w:bookmarkEnd w:id="64"/>
-    <w:bookmarkEnd w:id="65"/>
-    <w:bookmarkStart w:id="69" w:name="analytical-approach"/>
+    <w:bookmarkEnd w:id="58"/>
+    <w:bookmarkEnd w:id="59"/>
+    <w:bookmarkStart w:id="63" w:name="analytical-approach"/>
     <w:p>
       <w:pPr>
         <w:pStyle w:val="Heading3"/>
@@ -3926,18 +3999,18 @@
                 <wp:inline>
                   <wp:extent cx="152400" cy="152400"/>
                   <wp:effectExtent b="0" l="0" r="0" t="0"/>
-                  <wp:docPr descr="" title="" id="67" name="Picture"/>
+                  <wp:docPr descr="" title="" id="61" name="Picture"/>
                   <a:graphic>
                     <a:graphicData uri="http://schemas.openxmlformats.org/drawingml/2006/picture">
                       <pic:pic>
                         <pic:nvPicPr>
-                          <pic:cNvPr descr="/Applications/quarto/share/formats/docx/tip.png" id="68" name="Picture"/>
+                          <pic:cNvPr descr="/Applications/quarto/share/formats/docx/tip.png" id="62" name="Picture"/>
                           <pic:cNvPicPr>
                             <a:picLocks noChangeArrowheads="1" noChangeAspect="1"/>
                           </pic:cNvPicPr>
                         </pic:nvPicPr>
                         <pic:blipFill>
-                          <a:blip r:embed="rId66"/>
+                          <a:blip r:embed="rId60"/>
                           <a:stretch>
                             <a:fillRect/>
                           </a:stretch>
@@ -4007,9 +4080,9 @@
         </w:tc>
       </w:tr>
     </w:tbl>
-    <w:bookmarkEnd w:id="69"/>
-    <w:bookmarkEnd w:id="70"/>
-    <w:bookmarkStart w:id="237" w:name="references"/>
+    <w:bookmarkEnd w:id="63"/>
+    <w:bookmarkEnd w:id="64"/>
+    <w:bookmarkStart w:id="231" w:name="references"/>
     <w:p>
       <w:pPr>
         <w:pStyle w:val="Heading2"/>
@@ -4018,8 +4091,8 @@
         <w:t xml:space="preserve">References</w:t>
       </w:r>
     </w:p>
-    <w:bookmarkStart w:id="236" w:name="refs"/>
-    <w:bookmarkStart w:id="72" w:name="ref-abbasi2011"/>
+    <w:bookmarkStart w:id="230" w:name="refs"/>
+    <w:bookmarkStart w:id="66" w:name="ref-abbasi2011"/>
     <w:p>
       <w:pPr>
         <w:pStyle w:val="Bibliography"/>
@@ -4056,7 +4129,7 @@
       <w:r>
         <w:t xml:space="preserve"> </w:t>
       </w:r>
-      <w:hyperlink r:id="rId71">
+      <w:hyperlink r:id="rId65">
         <w:r>
           <w:rPr>
             <w:rStyle w:val="Hyperlink"/>
@@ -4065,8 +4138,8 @@
         </w:r>
       </w:hyperlink>
     </w:p>
-    <w:bookmarkEnd w:id="72"/>
-    <w:bookmarkStart w:id="74" w:name="ref-allison1987"/>
+    <w:bookmarkEnd w:id="66"/>
+    <w:bookmarkStart w:id="68" w:name="ref-allison1987"/>
     <w:p>
       <w:pPr>
         <w:pStyle w:val="Bibliography"/>
@@ -4103,7 +4176,7 @@
       <w:r>
         <w:t xml:space="preserve"> </w:t>
       </w:r>
-      <w:hyperlink r:id="rId73">
+      <w:hyperlink r:id="rId67">
         <w:r>
           <w:rPr>
             <w:rStyle w:val="Hyperlink"/>
@@ -4112,8 +4185,8 @@
         </w:r>
       </w:hyperlink>
     </w:p>
-    <w:bookmarkEnd w:id="74"/>
-    <w:bookmarkStart w:id="76" w:name="ref-allison1990"/>
+    <w:bookmarkEnd w:id="68"/>
+    <w:bookmarkStart w:id="70" w:name="ref-allison1990"/>
     <w:p>
       <w:pPr>
         <w:pStyle w:val="Bibliography"/>
@@ -4150,7 +4223,7 @@
       <w:r>
         <w:t xml:space="preserve"> </w:t>
       </w:r>
-      <w:hyperlink r:id="rId75">
+      <w:hyperlink r:id="rId69">
         <w:r>
           <w:rPr>
             <w:rStyle w:val="Hyperlink"/>
@@ -4159,8 +4232,8 @@
         </w:r>
       </w:hyperlink>
     </w:p>
-    <w:bookmarkEnd w:id="76"/>
-    <w:bookmarkStart w:id="78" w:name="ref-baraba2002"/>
+    <w:bookmarkEnd w:id="70"/>
+    <w:bookmarkStart w:id="72" w:name="ref-baraba2002"/>
     <w:p>
       <w:pPr>
         <w:pStyle w:val="Bibliography"/>
@@ -4197,7 +4270,7 @@
       <w:r>
         <w:t xml:space="preserve"> </w:t>
       </w:r>
-      <w:hyperlink r:id="rId77">
+      <w:hyperlink r:id="rId71">
         <w:r>
           <w:rPr>
             <w:rStyle w:val="Hyperlink"/>
@@ -4206,8 +4279,8 @@
         </w:r>
       </w:hyperlink>
     </w:p>
-    <w:bookmarkEnd w:id="78"/>
-    <w:bookmarkStart w:id="80" w:name="ref-barabasi1999"/>
+    <w:bookmarkEnd w:id="72"/>
+    <w:bookmarkStart w:id="74" w:name="ref-barabasi1999"/>
     <w:p>
       <w:pPr>
         <w:pStyle w:val="Bibliography"/>
@@ -4244,7 +4317,7 @@
       <w:r>
         <w:t xml:space="preserve"> </w:t>
       </w:r>
-      <w:hyperlink r:id="rId79">
+      <w:hyperlink r:id="rId73">
         <w:r>
           <w:rPr>
             <w:rStyle w:val="Hyperlink"/>
@@ -4253,8 +4326,8 @@
         </w:r>
       </w:hyperlink>
     </w:p>
-    <w:bookmarkEnd w:id="80"/>
-    <w:bookmarkStart w:id="82" w:name="ref-barrios2013"/>
+    <w:bookmarkEnd w:id="74"/>
+    <w:bookmarkStart w:id="76" w:name="ref-barrios2013"/>
     <w:p>
       <w:pPr>
         <w:pStyle w:val="Bibliography"/>
@@ -4291,7 +4364,7 @@
       <w:r>
         <w:t xml:space="preserve"> </w:t>
       </w:r>
-      <w:hyperlink r:id="rId81">
+      <w:hyperlink r:id="rId75">
         <w:r>
           <w:rPr>
             <w:rStyle w:val="Hyperlink"/>
@@ -4300,8 +4373,8 @@
         </w:r>
       </w:hyperlink>
     </w:p>
-    <w:bookmarkEnd w:id="82"/>
-    <w:bookmarkStart w:id="84" w:name="ref-bendels2018"/>
+    <w:bookmarkEnd w:id="76"/>
+    <w:bookmarkStart w:id="78" w:name="ref-bendels2018"/>
     <w:p>
       <w:pPr>
         <w:pStyle w:val="Bibliography"/>
@@ -4350,7 +4423,7 @@
       <w:r>
         <w:t xml:space="preserve"> </w:t>
       </w:r>
-      <w:hyperlink r:id="rId83">
+      <w:hyperlink r:id="rId77">
         <w:r>
           <w:rPr>
             <w:rStyle w:val="Hyperlink"/>
@@ -4359,8 +4432,8 @@
         </w:r>
       </w:hyperlink>
     </w:p>
-    <w:bookmarkEnd w:id="84"/>
-    <w:bookmarkStart w:id="86" w:name="ref-bojanowski2020"/>
+    <w:bookmarkEnd w:id="78"/>
+    <w:bookmarkStart w:id="80" w:name="ref-bojanowski2020"/>
     <w:p>
       <w:pPr>
         <w:pStyle w:val="Bibliography"/>
@@ -4409,7 +4482,7 @@
       <w:r>
         <w:t xml:space="preserve"> </w:t>
       </w:r>
-      <w:hyperlink r:id="rId85">
+      <w:hyperlink r:id="rId79">
         <w:r>
           <w:rPr>
             <w:rStyle w:val="Hyperlink"/>
@@ -4418,8 +4491,8 @@
         </w:r>
       </w:hyperlink>
     </w:p>
-    <w:bookmarkEnd w:id="86"/>
-    <w:bookmarkStart w:id="88" w:name="ref-bol2023"/>
+    <w:bookmarkEnd w:id="80"/>
+    <w:bookmarkStart w:id="82" w:name="ref-bol2023"/>
     <w:p>
       <w:pPr>
         <w:pStyle w:val="Bibliography"/>
@@ -4468,7 +4541,7 @@
       <w:r>
         <w:t xml:space="preserve"> </w:t>
       </w:r>
-      <w:hyperlink r:id="rId87">
+      <w:hyperlink r:id="rId81">
         <w:r>
           <w:rPr>
             <w:rStyle w:val="Hyperlink"/>
@@ -4477,8 +4550,8 @@
         </w:r>
       </w:hyperlink>
     </w:p>
-    <w:bookmarkEnd w:id="88"/>
-    <w:bookmarkStart w:id="89" w:name="ref-bourdieu1988"/>
+    <w:bookmarkEnd w:id="82"/>
+    <w:bookmarkStart w:id="83" w:name="ref-bourdieu1988"/>
     <w:p>
       <w:pPr>
         <w:pStyle w:val="Bibliography"/>
@@ -4514,8 +4587,8 @@
         <w:t xml:space="preserve">. Stanford University Press.</w:t>
       </w:r>
     </w:p>
-    <w:bookmarkEnd w:id="89"/>
-    <w:bookmarkStart w:id="90" w:name="ref-brenninkmeijer2025"/>
+    <w:bookmarkEnd w:id="83"/>
+    <w:bookmarkStart w:id="84" w:name="ref-brenninkmeijer2025"/>
     <w:p>
       <w:pPr>
         <w:pStyle w:val="Bibliography"/>
@@ -4537,8 +4610,8 @@
         <w:t xml:space="preserve">. https://github.com/matbmeijer/DemografixeR.</w:t>
       </w:r>
     </w:p>
-    <w:bookmarkEnd w:id="90"/>
-    <w:bookmarkStart w:id="92" w:name="ref-burt1998"/>
+    <w:bookmarkEnd w:id="84"/>
+    <w:bookmarkStart w:id="86" w:name="ref-burt1998"/>
     <w:p>
       <w:pPr>
         <w:pStyle w:val="Bibliography"/>
@@ -4575,7 +4648,7 @@
       <w:r>
         <w:t xml:space="preserve"> </w:t>
       </w:r>
-      <w:hyperlink r:id="rId91">
+      <w:hyperlink r:id="rId85">
         <w:r>
           <w:rPr>
             <w:rStyle w:val="Hyperlink"/>
@@ -4584,8 +4657,8 @@
         </w:r>
       </w:hyperlink>
     </w:p>
-    <w:bookmarkEnd w:id="92"/>
-    <w:bookmarkStart w:id="94" w:name="ref-cabay2018"/>
+    <w:bookmarkEnd w:id="86"/>
+    <w:bookmarkStart w:id="88" w:name="ref-cabay2018"/>
     <w:p>
       <w:pPr>
         <w:pStyle w:val="Bibliography"/>
@@ -4682,7 +4755,7 @@
       <w:r>
         <w:t xml:space="preserve"> </w:t>
       </w:r>
-      <w:hyperlink r:id="rId93">
+      <w:hyperlink r:id="rId87">
         <w:r>
           <w:rPr>
             <w:rStyle w:val="Hyperlink"/>
@@ -4691,8 +4764,8 @@
         </w:r>
       </w:hyperlink>
     </w:p>
-    <w:bookmarkEnd w:id="94"/>
-    <w:bookmarkStart w:id="95" w:name="ref-centrumvoorfamiliegeschiedenis"/>
+    <w:bookmarkEnd w:id="88"/>
+    <w:bookmarkStart w:id="89" w:name="ref-centrumvoorfamiliegeschiedenis"/>
     <w:p>
       <w:pPr>
         <w:pStyle w:val="Bibliography"/>
@@ -4728,8 +4801,8 @@
         <w:t xml:space="preserve">. https://www.cbgfamilienamen.nl/nfb/index.php.</w:t>
       </w:r>
     </w:p>
-    <w:bookmarkEnd w:id="95"/>
-    <w:bookmarkStart w:id="97" w:name="ref-cespedes2025"/>
+    <w:bookmarkEnd w:id="89"/>
+    <w:bookmarkStart w:id="91" w:name="ref-cespedes2025"/>
     <w:p>
       <w:pPr>
         <w:pStyle w:val="Bibliography"/>
@@ -4787,7 +4860,7 @@
       <w:r>
         <w:t xml:space="preserve"> </w:t>
       </w:r>
-      <w:hyperlink r:id="rId96">
+      <w:hyperlink r:id="rId90">
         <w:r>
           <w:rPr>
             <w:rStyle w:val="Hyperlink"/>
@@ -4796,8 +4869,8 @@
         </w:r>
       </w:hyperlink>
     </w:p>
-    <w:bookmarkEnd w:id="97"/>
-    <w:bookmarkStart w:id="99" w:name="ref-collischon2021a"/>
+    <w:bookmarkEnd w:id="91"/>
+    <w:bookmarkStart w:id="93" w:name="ref-collischon2021a"/>
     <w:p>
       <w:pPr>
         <w:pStyle w:val="Bibliography"/>
@@ -4834,7 +4907,7 @@
       <w:r>
         <w:t xml:space="preserve"> </w:t>
       </w:r>
-      <w:hyperlink r:id="rId98">
+      <w:hyperlink r:id="rId92">
         <w:r>
           <w:rPr>
             <w:rStyle w:val="Hyperlink"/>
@@ -4843,8 +4916,8 @@
         </w:r>
       </w:hyperlink>
     </w:p>
-    <w:bookmarkEnd w:id="99"/>
-    <w:bookmarkStart w:id="101" w:name="ref-contreras2025"/>
+    <w:bookmarkEnd w:id="93"/>
+    <w:bookmarkStart w:id="95" w:name="ref-contreras2025"/>
     <w:p>
       <w:pPr>
         <w:pStyle w:val="Bibliography"/>
@@ -4902,7 +4975,7 @@
       <w:r>
         <w:t xml:space="preserve"> </w:t>
       </w:r>
-      <w:hyperlink r:id="rId100">
+      <w:hyperlink r:id="rId94">
         <w:r>
           <w:rPr>
             <w:rStyle w:val="Hyperlink"/>
@@ -4911,8 +4984,8 @@
         </w:r>
       </w:hyperlink>
     </w:p>
-    <w:bookmarkEnd w:id="101"/>
-    <w:bookmarkStart w:id="102" w:name="ref-crenshaw1989"/>
+    <w:bookmarkEnd w:id="95"/>
+    <w:bookmarkStart w:id="96" w:name="ref-crenshaw1989"/>
     <w:p>
       <w:pPr>
         <w:pStyle w:val="Bibliography"/>
@@ -4959,8 +5032,8 @@
         <w:t xml:space="preserve">, 139–167.</w:t>
       </w:r>
     </w:p>
-    <w:bookmarkEnd w:id="102"/>
-    <w:bookmarkStart w:id="104" w:name="ref-culbert2025"/>
+    <w:bookmarkEnd w:id="96"/>
+    <w:bookmarkStart w:id="98" w:name="ref-culbert2025"/>
     <w:p>
       <w:pPr>
         <w:pStyle w:val="Bibliography"/>
@@ -5042,7 +5115,7 @@
       <w:r>
         <w:t xml:space="preserve"> </w:t>
       </w:r>
-      <w:hyperlink r:id="rId103">
+      <w:hyperlink r:id="rId97">
         <w:r>
           <w:rPr>
             <w:rStyle w:val="Hyperlink"/>
@@ -5051,8 +5124,8 @@
         </w:r>
       </w:hyperlink>
     </w:p>
-    <w:bookmarkEnd w:id="104"/>
-    <w:bookmarkStart w:id="106" w:name="ref-dasgupta2015"/>
+    <w:bookmarkEnd w:id="98"/>
+    <w:bookmarkStart w:id="100" w:name="ref-dasgupta2015"/>
     <w:p>
       <w:pPr>
         <w:pStyle w:val="Bibliography"/>
@@ -5089,7 +5162,7 @@
       <w:r>
         <w:t xml:space="preserve"> </w:t>
       </w:r>
-      <w:hyperlink r:id="rId105">
+      <w:hyperlink r:id="rId99">
         <w:r>
           <w:rPr>
             <w:rStyle w:val="Hyperlink"/>
@@ -5098,8 +5171,8 @@
         </w:r>
       </w:hyperlink>
     </w:p>
-    <w:bookmarkEnd w:id="106"/>
-    <w:bookmarkStart w:id="108" w:name="ref-dennehy2017"/>
+    <w:bookmarkEnd w:id="100"/>
+    <w:bookmarkStart w:id="102" w:name="ref-dennehy2017"/>
     <w:p>
       <w:pPr>
         <w:pStyle w:val="Bibliography"/>
@@ -5136,7 +5209,7 @@
       <w:r>
         <w:t xml:space="preserve"> </w:t>
       </w:r>
-      <w:hyperlink r:id="rId107">
+      <w:hyperlink r:id="rId101">
         <w:r>
           <w:rPr>
             <w:rStyle w:val="Hyperlink"/>
@@ -5145,8 +5218,8 @@
         </w:r>
       </w:hyperlink>
     </w:p>
-    <w:bookmarkEnd w:id="108"/>
-    <w:bookmarkStart w:id="110" w:name="ref-ductor2015"/>
+    <w:bookmarkEnd w:id="102"/>
+    <w:bookmarkStart w:id="104" w:name="ref-ductor2015"/>
     <w:p>
       <w:pPr>
         <w:pStyle w:val="Bibliography"/>
@@ -5204,7 +5277,7 @@
       <w:r>
         <w:t xml:space="preserve"> </w:t>
       </w:r>
-      <w:hyperlink r:id="rId109">
+      <w:hyperlink r:id="rId103">
         <w:r>
           <w:rPr>
             <w:rStyle w:val="Hyperlink"/>
@@ -5213,8 +5286,8 @@
         </w:r>
       </w:hyperlink>
     </w:p>
-    <w:bookmarkEnd w:id="110"/>
-    <w:bookmarkStart w:id="112" w:name="ref-ebadi2015"/>
+    <w:bookmarkEnd w:id="104"/>
+    <w:bookmarkStart w:id="106" w:name="ref-ebadi2015"/>
     <w:p>
       <w:pPr>
         <w:pStyle w:val="Bibliography"/>
@@ -5251,7 +5324,7 @@
       <w:r>
         <w:t xml:space="preserve"> </w:t>
       </w:r>
-      <w:hyperlink r:id="rId111">
+      <w:hyperlink r:id="rId105">
         <w:r>
           <w:rPr>
             <w:rStyle w:val="Hyperlink"/>
@@ -5260,8 +5333,8 @@
         </w:r>
       </w:hyperlink>
     </w:p>
-    <w:bookmarkEnd w:id="112"/>
-    <w:bookmarkStart w:id="114" w:name="ref-ferligoj2015"/>
+    <w:bookmarkEnd w:id="106"/>
+    <w:bookmarkStart w:id="108" w:name="ref-ferligoj2015"/>
     <w:p>
       <w:pPr>
         <w:pStyle w:val="Bibliography"/>
@@ -5298,7 +5371,7 @@
       <w:r>
         <w:t xml:space="preserve"> </w:t>
       </w:r>
-      <w:hyperlink r:id="rId113">
+      <w:hyperlink r:id="rId107">
         <w:r>
           <w:rPr>
             <w:rStyle w:val="Hyperlink"/>
@@ -5307,8 +5380,8 @@
         </w:r>
       </w:hyperlink>
     </w:p>
-    <w:bookmarkEnd w:id="114"/>
-    <w:bookmarkStart w:id="116" w:name="ref-fuligni2005"/>
+    <w:bookmarkEnd w:id="108"/>
+    <w:bookmarkStart w:id="110" w:name="ref-fuligni2005"/>
     <w:p>
       <w:pPr>
         <w:pStyle w:val="Bibliography"/>
@@ -5375,7 +5448,7 @@
       <w:r>
         <w:t xml:space="preserve"> </w:t>
       </w:r>
-      <w:hyperlink r:id="rId115">
+      <w:hyperlink r:id="rId109">
         <w:r>
           <w:rPr>
             <w:rStyle w:val="Hyperlink"/>
@@ -5384,8 +5457,8 @@
         </w:r>
       </w:hyperlink>
     </w:p>
-    <w:bookmarkEnd w:id="116"/>
-    <w:bookmarkStart w:id="118" w:name="ref-gao2022"/>
+    <w:bookmarkEnd w:id="110"/>
+    <w:bookmarkStart w:id="112" w:name="ref-gao2022"/>
     <w:p>
       <w:pPr>
         <w:pStyle w:val="Bibliography"/>
@@ -5434,7 +5507,7 @@
       <w:r>
         <w:t xml:space="preserve"> </w:t>
       </w:r>
-      <w:hyperlink r:id="rId117">
+      <w:hyperlink r:id="rId111">
         <w:r>
           <w:rPr>
             <w:rStyle w:val="Hyperlink"/>
@@ -5443,8 +5516,8 @@
         </w:r>
       </w:hyperlink>
     </w:p>
-    <w:bookmarkEnd w:id="118"/>
-    <w:bookmarkStart w:id="120" w:name="ref-gondal2011"/>
+    <w:bookmarkEnd w:id="112"/>
+    <w:bookmarkStart w:id="114" w:name="ref-gondal2011"/>
     <w:p>
       <w:pPr>
         <w:pStyle w:val="Bibliography"/>
@@ -5493,7 +5566,7 @@
       <w:r>
         <w:t xml:space="preserve"> </w:t>
       </w:r>
-      <w:hyperlink r:id="rId119">
+      <w:hyperlink r:id="rId113">
         <w:r>
           <w:rPr>
             <w:rStyle w:val="Hyperlink"/>
@@ -5502,8 +5575,8 @@
         </w:r>
       </w:hyperlink>
     </w:p>
-    <w:bookmarkEnd w:id="120"/>
-    <w:bookmarkStart w:id="122" w:name="ref-gondal2018"/>
+    <w:bookmarkEnd w:id="114"/>
+    <w:bookmarkStart w:id="116" w:name="ref-gondal2018"/>
     <w:p>
       <w:pPr>
         <w:pStyle w:val="Bibliography"/>
@@ -5570,7 +5643,7 @@
       <w:r>
         <w:t xml:space="preserve"> </w:t>
       </w:r>
-      <w:hyperlink r:id="rId121">
+      <w:hyperlink r:id="rId115">
         <w:r>
           <w:rPr>
             <w:rStyle w:val="Hyperlink"/>
@@ -5579,8 +5652,8 @@
         </w:r>
       </w:hyperlink>
     </w:p>
-    <w:bookmarkEnd w:id="122"/>
-    <w:bookmarkStart w:id="124" w:name="ref-greska2023"/>
+    <w:bookmarkEnd w:id="116"/>
+    <w:bookmarkStart w:id="118" w:name="ref-greska2023"/>
     <w:p>
       <w:pPr>
         <w:pStyle w:val="Bibliography"/>
@@ -5638,7 +5711,7 @@
       <w:r>
         <w:t xml:space="preserve"> </w:t>
       </w:r>
-      <w:hyperlink r:id="rId123">
+      <w:hyperlink r:id="rId117">
         <w:r>
           <w:rPr>
             <w:rStyle w:val="Hyperlink"/>
@@ -5647,8 +5720,8 @@
         </w:r>
       </w:hyperlink>
     </w:p>
-    <w:bookmarkEnd w:id="124"/>
-    <w:bookmarkStart w:id="126" w:name="ref-hancean2014"/>
+    <w:bookmarkEnd w:id="118"/>
+    <w:bookmarkStart w:id="120" w:name="ref-hancean2014"/>
     <w:p>
       <w:pPr>
         <w:pStyle w:val="Bibliography"/>
@@ -5727,7 +5800,7 @@
       <w:r>
         <w:t xml:space="preserve"> </w:t>
       </w:r>
-      <w:hyperlink r:id="rId125">
+      <w:hyperlink r:id="rId119">
         <w:r>
           <w:rPr>
             <w:rStyle w:val="Hyperlink"/>
@@ -5736,8 +5809,8 @@
         </w:r>
       </w:hyperlink>
     </w:p>
-    <w:bookmarkEnd w:id="126"/>
-    <w:bookmarkStart w:id="128" w:name="ref-heiberger2025"/>
+    <w:bookmarkEnd w:id="120"/>
+    <w:bookmarkStart w:id="122" w:name="ref-heiberger2025"/>
     <w:p>
       <w:pPr>
         <w:pStyle w:val="Bibliography"/>
@@ -5761,7 +5834,7 @@
       <w:r>
         <w:t xml:space="preserve"> </w:t>
       </w:r>
-      <w:hyperlink r:id="rId127">
+      <w:hyperlink r:id="rId121">
         <w:r>
           <w:rPr>
             <w:rStyle w:val="Hyperlink"/>
@@ -5770,8 +5843,8 @@
         </w:r>
       </w:hyperlink>
     </w:p>
-    <w:bookmarkEnd w:id="128"/>
-    <w:bookmarkStart w:id="130" w:name="ref-heiberger2019"/>
+    <w:bookmarkEnd w:id="122"/>
+    <w:bookmarkStart w:id="124" w:name="ref-heiberger2019"/>
     <w:p>
       <w:pPr>
         <w:pStyle w:val="Bibliography"/>
@@ -5826,7 +5899,7 @@
       <w:r>
         <w:t xml:space="preserve"> </w:t>
       </w:r>
-      <w:hyperlink r:id="rId129">
+      <w:hyperlink r:id="rId123">
         <w:r>
           <w:rPr>
             <w:rStyle w:val="Hyperlink"/>
@@ -5835,8 +5908,8 @@
         </w:r>
       </w:hyperlink>
     </w:p>
-    <w:bookmarkEnd w:id="130"/>
-    <w:bookmarkStart w:id="132" w:name="ref-hirsch2005"/>
+    <w:bookmarkEnd w:id="124"/>
+    <w:bookmarkStart w:id="126" w:name="ref-hirsch2005"/>
     <w:p>
       <w:pPr>
         <w:pStyle w:val="Bibliography"/>
@@ -5873,7 +5946,7 @@
       <w:r>
         <w:t xml:space="preserve"> </w:t>
       </w:r>
-      <w:hyperlink r:id="rId131">
+      <w:hyperlink r:id="rId125">
         <w:r>
           <w:rPr>
             <w:rStyle w:val="Hyperlink"/>
@@ -5882,8 +5955,8 @@
         </w:r>
       </w:hyperlink>
     </w:p>
-    <w:bookmarkEnd w:id="132"/>
-    <w:bookmarkStart w:id="134" w:name="ref-hofstra2020"/>
+    <w:bookmarkEnd w:id="126"/>
+    <w:bookmarkStart w:id="128" w:name="ref-hofstra2020"/>
     <w:p>
       <w:pPr>
         <w:pStyle w:val="Bibliography"/>
@@ -5947,7 +6020,7 @@
       <w:r>
         <w:t xml:space="preserve"> </w:t>
       </w:r>
-      <w:hyperlink r:id="rId133">
+      <w:hyperlink r:id="rId127">
         <w:r>
           <w:rPr>
             <w:rStyle w:val="Hyperlink"/>
@@ -5956,8 +6029,8 @@
         </w:r>
       </w:hyperlink>
     </w:p>
-    <w:bookmarkEnd w:id="134"/>
-    <w:bookmarkStart w:id="136" w:name="ref-hofstra2022"/>
+    <w:bookmarkEnd w:id="128"/>
+    <w:bookmarkStart w:id="130" w:name="ref-hofstra2022"/>
     <w:p>
       <w:pPr>
         <w:pStyle w:val="Bibliography"/>
@@ -6003,7 +6076,7 @@
       <w:r>
         <w:t xml:space="preserve"> </w:t>
       </w:r>
-      <w:hyperlink r:id="rId135">
+      <w:hyperlink r:id="rId129">
         <w:r>
           <w:rPr>
             <w:rStyle w:val="Hyperlink"/>
@@ -6012,8 +6085,8 @@
         </w:r>
       </w:hyperlink>
     </w:p>
-    <w:bookmarkEnd w:id="136"/>
-    <w:bookmarkStart w:id="138" w:name="ref-huffman2002"/>
+    <w:bookmarkEnd w:id="130"/>
+    <w:bookmarkStart w:id="132" w:name="ref-huffman2002"/>
     <w:p>
       <w:pPr>
         <w:pStyle w:val="Bibliography"/>
@@ -6071,7 +6144,7 @@
       <w:r>
         <w:t xml:space="preserve"> </w:t>
       </w:r>
-      <w:hyperlink r:id="rId137">
+      <w:hyperlink r:id="rId131">
         <w:r>
           <w:rPr>
             <w:rStyle w:val="Hyperlink"/>
@@ -6080,8 +6153,8 @@
         </w:r>
       </w:hyperlink>
     </w:p>
-    <w:bookmarkEnd w:id="138"/>
-    <w:bookmarkStart w:id="140" w:name="ref-ibarra1992"/>
+    <w:bookmarkEnd w:id="132"/>
+    <w:bookmarkStart w:id="134" w:name="ref-ibarra1992"/>
     <w:p>
       <w:pPr>
         <w:pStyle w:val="Bibliography"/>
@@ -6130,7 +6203,7 @@
       <w:r>
         <w:t xml:space="preserve"> </w:t>
       </w:r>
-      <w:hyperlink r:id="rId139">
+      <w:hyperlink r:id="rId133">
         <w:r>
           <w:rPr>
             <w:rStyle w:val="Hyperlink"/>
@@ -6139,8 +6212,8 @@
         </w:r>
       </w:hyperlink>
     </w:p>
-    <w:bookmarkEnd w:id="140"/>
-    <w:bookmarkStart w:id="142" w:name="ref-ibarra1995"/>
+    <w:bookmarkEnd w:id="134"/>
+    <w:bookmarkStart w:id="136" w:name="ref-ibarra1995"/>
     <w:p>
       <w:pPr>
         <w:pStyle w:val="Bibliography"/>
@@ -6177,7 +6250,7 @@
       <w:r>
         <w:t xml:space="preserve"> </w:t>
       </w:r>
-      <w:hyperlink r:id="rId141">
+      <w:hyperlink r:id="rId135">
         <w:r>
           <w:rPr>
             <w:rStyle w:val="Hyperlink"/>
@@ -6186,8 +6259,8 @@
         </w:r>
       </w:hyperlink>
     </w:p>
-    <w:bookmarkEnd w:id="142"/>
-    <w:bookmarkStart w:id="144" w:name="ref-khor2016"/>
+    <w:bookmarkEnd w:id="136"/>
+    <w:bookmarkStart w:id="138" w:name="ref-khor2016"/>
     <w:p>
       <w:pPr>
         <w:pStyle w:val="Bibliography"/>
@@ -6224,7 +6297,7 @@
       <w:r>
         <w:t xml:space="preserve"> </w:t>
       </w:r>
-      <w:hyperlink r:id="rId143">
+      <w:hyperlink r:id="rId137">
         <w:r>
           <w:rPr>
             <w:rStyle w:val="Hyperlink"/>
@@ -6233,8 +6306,8 @@
         </w:r>
       </w:hyperlink>
     </w:p>
-    <w:bookmarkEnd w:id="144"/>
-    <w:bookmarkStart w:id="146" w:name="ref-kim2024"/>
+    <w:bookmarkEnd w:id="138"/>
+    <w:bookmarkStart w:id="140" w:name="ref-kim2024"/>
     <w:p>
       <w:pPr>
         <w:pStyle w:val="Bibliography"/>
@@ -6280,7 +6353,7 @@
       <w:r>
         <w:t xml:space="preserve"> </w:t>
       </w:r>
-      <w:hyperlink r:id="rId145">
+      <w:hyperlink r:id="rId139">
         <w:r>
           <w:rPr>
             <w:rStyle w:val="Hyperlink"/>
@@ -6289,8 +6362,8 @@
         </w:r>
       </w:hyperlink>
     </w:p>
-    <w:bookmarkEnd w:id="146"/>
-    <w:bookmarkStart w:id="148" w:name="ref-kim2016"/>
+    <w:bookmarkEnd w:id="140"/>
+    <w:bookmarkStart w:id="142" w:name="ref-kim2016"/>
     <w:p>
       <w:pPr>
         <w:pStyle w:val="Bibliography"/>
@@ -6339,7 +6412,7 @@
       <w:r>
         <w:t xml:space="preserve"> </w:t>
       </w:r>
-      <w:hyperlink r:id="rId147">
+      <w:hyperlink r:id="rId141">
         <w:r>
           <w:rPr>
             <w:rStyle w:val="Hyperlink"/>
@@ -6348,8 +6421,8 @@
         </w:r>
       </w:hyperlink>
     </w:p>
-    <w:bookmarkEnd w:id="148"/>
-    <w:bookmarkStart w:id="150" w:name="ref-kim2022"/>
+    <w:bookmarkEnd w:id="142"/>
+    <w:bookmarkStart w:id="144" w:name="ref-kim2022"/>
     <w:p>
       <w:pPr>
         <w:pStyle w:val="Bibliography"/>
@@ -6386,7 +6459,7 @@
       <w:r>
         <w:t xml:space="preserve"> </w:t>
       </w:r>
-      <w:hyperlink r:id="rId149">
+      <w:hyperlink r:id="rId143">
         <w:r>
           <w:rPr>
             <w:rStyle w:val="Hyperlink"/>
@@ -6395,8 +6468,8 @@
         </w:r>
       </w:hyperlink>
     </w:p>
-    <w:bookmarkEnd w:id="150"/>
-    <w:bookmarkStart w:id="152" w:name="ref-king1988"/>
+    <w:bookmarkEnd w:id="144"/>
+    <w:bookmarkStart w:id="146" w:name="ref-king1988"/>
     <w:p>
       <w:pPr>
         <w:pStyle w:val="Bibliography"/>
@@ -6445,7 +6518,7 @@
       <w:r>
         <w:t xml:space="preserve"> </w:t>
       </w:r>
-      <w:hyperlink r:id="rId151">
+      <w:hyperlink r:id="rId145">
         <w:r>
           <w:rPr>
             <w:rStyle w:val="Hyperlink"/>
@@ -6454,8 +6527,8 @@
         </w:r>
       </w:hyperlink>
     </w:p>
-    <w:bookmarkEnd w:id="152"/>
-    <w:bookmarkStart w:id="154" w:name="ref-kozlowski2022"/>
+    <w:bookmarkEnd w:id="146"/>
+    <w:bookmarkStart w:id="148" w:name="ref-kozlowski2022"/>
     <w:p>
       <w:pPr>
         <w:pStyle w:val="Bibliography"/>
@@ -6492,7 +6565,7 @@
       <w:r>
         <w:t xml:space="preserve"> </w:t>
       </w:r>
-      <w:hyperlink r:id="rId153">
+      <w:hyperlink r:id="rId147">
         <w:r>
           <w:rPr>
             <w:rStyle w:val="Hyperlink"/>
@@ -6501,8 +6574,8 @@
         </w:r>
       </w:hyperlink>
     </w:p>
-    <w:bookmarkEnd w:id="154"/>
-    <w:bookmarkStart w:id="156" w:name="ref-kretschmer2015"/>
+    <w:bookmarkEnd w:id="148"/>
+    <w:bookmarkStart w:id="150" w:name="ref-kretschmer2015"/>
     <w:p>
       <w:pPr>
         <w:pStyle w:val="Bibliography"/>
@@ -6560,7 +6633,7 @@
       <w:r>
         <w:t xml:space="preserve"> </w:t>
       </w:r>
-      <w:hyperlink r:id="rId155">
+      <w:hyperlink r:id="rId149">
         <w:r>
           <w:rPr>
             <w:rStyle w:val="Hyperlink"/>
@@ -6569,8 +6642,8 @@
         </w:r>
       </w:hyperlink>
     </w:p>
-    <w:bookmarkEnd w:id="156"/>
-    <w:bookmarkStart w:id="158" w:name="ref-kwiek2021"/>
+    <w:bookmarkEnd w:id="150"/>
+    <w:bookmarkStart w:id="152" w:name="ref-kwiek2021"/>
     <w:p>
       <w:pPr>
         <w:pStyle w:val="Bibliography"/>
@@ -6649,7 +6722,7 @@
       <w:r>
         <w:t xml:space="preserve"> </w:t>
       </w:r>
-      <w:hyperlink r:id="rId157">
+      <w:hyperlink r:id="rId151">
         <w:r>
           <w:rPr>
             <w:rStyle w:val="Hyperlink"/>
@@ -6658,8 +6731,8 @@
         </w:r>
       </w:hyperlink>
     </w:p>
-    <w:bookmarkEnd w:id="158"/>
-    <w:bookmarkStart w:id="160" w:name="ref-lalanne2022"/>
+    <w:bookmarkEnd w:id="152"/>
+    <w:bookmarkStart w:id="154" w:name="ref-lalanne2022"/>
     <w:p>
       <w:pPr>
         <w:pStyle w:val="Bibliography"/>
@@ -6696,7 +6769,7 @@
       <w:r>
         <w:t xml:space="preserve"> </w:t>
       </w:r>
-      <w:hyperlink r:id="rId159">
+      <w:hyperlink r:id="rId153">
         <w:r>
           <w:rPr>
             <w:rStyle w:val="Hyperlink"/>
@@ -6705,8 +6778,8 @@
         </w:r>
       </w:hyperlink>
     </w:p>
-    <w:bookmarkEnd w:id="160"/>
-    <w:bookmarkStart w:id="162" w:name="ref-leifeld2018"/>
+    <w:bookmarkEnd w:id="154"/>
+    <w:bookmarkStart w:id="156" w:name="ref-leifeld2018"/>
     <w:p>
       <w:pPr>
         <w:pStyle w:val="Bibliography"/>
@@ -6755,7 +6828,7 @@
       <w:r>
         <w:t xml:space="preserve"> </w:t>
       </w:r>
-      <w:hyperlink r:id="rId161">
+      <w:hyperlink r:id="rId155">
         <w:r>
           <w:rPr>
             <w:rStyle w:val="Hyperlink"/>
@@ -6764,8 +6837,8 @@
         </w:r>
       </w:hyperlink>
     </w:p>
-    <w:bookmarkEnd w:id="162"/>
-    <w:bookmarkStart w:id="164" w:name="ref-li2022"/>
+    <w:bookmarkEnd w:id="156"/>
+    <w:bookmarkStart w:id="158" w:name="ref-li2022"/>
     <w:p>
       <w:pPr>
         <w:pStyle w:val="Bibliography"/>
@@ -6802,7 +6875,7 @@
       <w:r>
         <w:t xml:space="preserve"> </w:t>
       </w:r>
-      <w:hyperlink r:id="rId163">
+      <w:hyperlink r:id="rId157">
         <w:r>
           <w:rPr>
             <w:rStyle w:val="Hyperlink"/>
@@ -6811,8 +6884,8 @@
         </w:r>
       </w:hyperlink>
     </w:p>
-    <w:bookmarkEnd w:id="164"/>
-    <w:bookmarkStart w:id="166" w:name="ref-liu2025"/>
+    <w:bookmarkEnd w:id="158"/>
+    <w:bookmarkStart w:id="160" w:name="ref-liu2025"/>
     <w:p>
       <w:pPr>
         <w:pStyle w:val="Bibliography"/>
@@ -6861,7 +6934,7 @@
       <w:r>
         <w:t xml:space="preserve"> </w:t>
       </w:r>
-      <w:hyperlink r:id="rId165">
+      <w:hyperlink r:id="rId159">
         <w:r>
           <w:rPr>
             <w:rStyle w:val="Hyperlink"/>
@@ -6870,8 +6943,8 @@
         </w:r>
       </w:hyperlink>
     </w:p>
-    <w:bookmarkEnd w:id="166"/>
-    <w:bookmarkStart w:id="168" w:name="ref-long1978"/>
+    <w:bookmarkEnd w:id="160"/>
+    <w:bookmarkStart w:id="162" w:name="ref-long1978"/>
     <w:p>
       <w:pPr>
         <w:pStyle w:val="Bibliography"/>
@@ -6908,7 +6981,7 @@
       <w:r>
         <w:t xml:space="preserve"> </w:t>
       </w:r>
-      <w:hyperlink r:id="rId167">
+      <w:hyperlink r:id="rId161">
         <w:r>
           <w:rPr>
             <w:rStyle w:val="Hyperlink"/>
@@ -6917,8 +6990,8 @@
         </w:r>
       </w:hyperlink>
     </w:p>
-    <w:bookmarkEnd w:id="168"/>
-    <w:bookmarkStart w:id="170" w:name="ref-long1979"/>
+    <w:bookmarkEnd w:id="162"/>
+    <w:bookmarkStart w:id="164" w:name="ref-long1979"/>
     <w:p>
       <w:pPr>
         <w:pStyle w:val="Bibliography"/>
@@ -6955,7 +7028,7 @@
       <w:r>
         <w:t xml:space="preserve"> </w:t>
       </w:r>
-      <w:hyperlink r:id="rId169">
+      <w:hyperlink r:id="rId163">
         <w:r>
           <w:rPr>
             <w:rStyle w:val="Hyperlink"/>
@@ -6964,8 +7037,8 @@
         </w:r>
       </w:hyperlink>
     </w:p>
-    <w:bookmarkEnd w:id="170"/>
-    <w:bookmarkStart w:id="172" w:name="ref-long1995"/>
+    <w:bookmarkEnd w:id="164"/>
+    <w:bookmarkStart w:id="166" w:name="ref-long1995"/>
     <w:p>
       <w:pPr>
         <w:pStyle w:val="Bibliography"/>
@@ -7002,7 +7075,7 @@
       <w:r>
         <w:t xml:space="preserve"> </w:t>
       </w:r>
-      <w:hyperlink r:id="rId171">
+      <w:hyperlink r:id="rId165">
         <w:r>
           <w:rPr>
             <w:rStyle w:val="Hyperlink"/>
@@ -7011,8 +7084,8 @@
         </w:r>
       </w:hyperlink>
     </w:p>
-    <w:bookmarkEnd w:id="172"/>
-    <w:bookmarkStart w:id="174" w:name="ref-long1981"/>
+    <w:bookmarkEnd w:id="166"/>
+    <w:bookmarkStart w:id="168" w:name="ref-long1981"/>
     <w:p>
       <w:pPr>
         <w:pStyle w:val="Bibliography"/>
@@ -7049,7 +7122,7 @@
       <w:r>
         <w:t xml:space="preserve"> </w:t>
       </w:r>
-      <w:hyperlink r:id="rId173">
+      <w:hyperlink r:id="rId167">
         <w:r>
           <w:rPr>
             <w:rStyle w:val="Hyperlink"/>
@@ -7058,8 +7131,8 @@
         </w:r>
       </w:hyperlink>
     </w:p>
-    <w:bookmarkEnd w:id="174"/>
-    <w:bookmarkStart w:id="176" w:name="ref-lungeanu2015"/>
+    <w:bookmarkEnd w:id="168"/>
+    <w:bookmarkStart w:id="170" w:name="ref-lungeanu2015"/>
     <w:p>
       <w:pPr>
         <w:pStyle w:val="Bibliography"/>
@@ -7108,7 +7181,7 @@
       <w:r>
         <w:t xml:space="preserve"> </w:t>
       </w:r>
-      <w:hyperlink r:id="rId175">
+      <w:hyperlink r:id="rId169">
         <w:r>
           <w:rPr>
             <w:rStyle w:val="Hyperlink"/>
@@ -7117,8 +7190,8 @@
         </w:r>
       </w:hyperlink>
     </w:p>
-    <w:bookmarkEnd w:id="176"/>
-    <w:bookmarkStart w:id="178" w:name="ref-lutter2015"/>
+    <w:bookmarkEnd w:id="170"/>
+    <w:bookmarkStart w:id="172" w:name="ref-lutter2015"/>
     <w:p>
       <w:pPr>
         <w:pStyle w:val="Bibliography"/>
@@ -7167,7 +7240,7 @@
       <w:r>
         <w:t xml:space="preserve"> </w:t>
       </w:r>
-      <w:hyperlink r:id="rId177">
+      <w:hyperlink r:id="rId171">
         <w:r>
           <w:rPr>
             <w:rStyle w:val="Hyperlink"/>
@@ -7176,8 +7249,8 @@
         </w:r>
       </w:hyperlink>
     </w:p>
-    <w:bookmarkEnd w:id="178"/>
-    <w:bookmarkStart w:id="180" w:name="ref-lutter2016"/>
+    <w:bookmarkEnd w:id="172"/>
+    <w:bookmarkStart w:id="174" w:name="ref-lutter2016"/>
     <w:p>
       <w:pPr>
         <w:pStyle w:val="Bibliography"/>
@@ -7238,7 +7311,7 @@
       <w:r>
         <w:t xml:space="preserve"> </w:t>
       </w:r>
-      <w:hyperlink r:id="rId179">
+      <w:hyperlink r:id="rId173">
         <w:r>
           <w:rPr>
             <w:rStyle w:val="Hyperlink"/>
@@ -7247,8 +7320,8 @@
         </w:r>
       </w:hyperlink>
     </w:p>
-    <w:bookmarkEnd w:id="180"/>
-    <w:bookmarkStart w:id="182" w:name="ref-mahmood2021"/>
+    <w:bookmarkEnd w:id="174"/>
+    <w:bookmarkStart w:id="176" w:name="ref-mahmood2021"/>
     <w:p>
       <w:pPr>
         <w:pStyle w:val="Bibliography"/>
@@ -7285,7 +7358,7 @@
       <w:r>
         <w:t xml:space="preserve"> </w:t>
       </w:r>
-      <w:hyperlink r:id="rId181">
+      <w:hyperlink r:id="rId175">
         <w:r>
           <w:rPr>
             <w:rStyle w:val="Hyperlink"/>
@@ -7294,8 +7367,8 @@
         </w:r>
       </w:hyperlink>
     </w:p>
-    <w:bookmarkEnd w:id="182"/>
-    <w:bookmarkStart w:id="184" w:name="ref-mcdonald2011"/>
+    <w:bookmarkEnd w:id="176"/>
+    <w:bookmarkStart w:id="178" w:name="ref-mcdonald2011"/>
     <w:p>
       <w:pPr>
         <w:pStyle w:val="Bibliography"/>
@@ -7356,7 +7429,7 @@
       <w:r>
         <w:t xml:space="preserve"> </w:t>
       </w:r>
-      <w:hyperlink r:id="rId183">
+      <w:hyperlink r:id="rId177">
         <w:r>
           <w:rPr>
             <w:rStyle w:val="Hyperlink"/>
@@ -7365,8 +7438,8 @@
         </w:r>
       </w:hyperlink>
     </w:p>
-    <w:bookmarkEnd w:id="184"/>
-    <w:bookmarkStart w:id="186" w:name="ref-mcguire2002"/>
+    <w:bookmarkEnd w:id="178"/>
+    <w:bookmarkStart w:id="180" w:name="ref-mcguire2002"/>
     <w:p>
       <w:pPr>
         <w:pStyle w:val="Bibliography"/>
@@ -7415,7 +7488,7 @@
       <w:r>
         <w:t xml:space="preserve"> </w:t>
       </w:r>
-      <w:hyperlink r:id="rId185">
+      <w:hyperlink r:id="rId179">
         <w:r>
           <w:rPr>
             <w:rStyle w:val="Hyperlink"/>
@@ -7424,8 +7497,8 @@
         </w:r>
       </w:hyperlink>
     </w:p>
-    <w:bookmarkEnd w:id="186"/>
-    <w:bookmarkStart w:id="187" w:name="ref-meertensinstituut"/>
+    <w:bookmarkEnd w:id="180"/>
+    <w:bookmarkStart w:id="181" w:name="ref-meertensinstituut"/>
     <w:p>
       <w:pPr>
         <w:pStyle w:val="Bibliography"/>
@@ -7461,8 +7534,8 @@
         <w:t xml:space="preserve">. https://nvb.meertens.knaw.nl/.</w:t>
       </w:r>
     </w:p>
-    <w:bookmarkEnd w:id="187"/>
-    <w:bookmarkStart w:id="188" w:name="ref-merton1973"/>
+    <w:bookmarkEnd w:id="181"/>
+    <w:bookmarkStart w:id="182" w:name="ref-merton1973"/>
     <w:p>
       <w:pPr>
         <w:pStyle w:val="Bibliography"/>
@@ -7512,8 +7585,8 @@
         <w:t xml:space="preserve">. The University of Chicago Press.</w:t>
       </w:r>
     </w:p>
-    <w:bookmarkEnd w:id="188"/>
-    <w:bookmarkStart w:id="190" w:name="ref-moody2004"/>
+    <w:bookmarkEnd w:id="182"/>
+    <w:bookmarkStart w:id="184" w:name="ref-moody2004"/>
     <w:p>
       <w:pPr>
         <w:pStyle w:val="Bibliography"/>
@@ -7550,7 +7623,7 @@
       <w:r>
         <w:t xml:space="preserve"> </w:t>
       </w:r>
-      <w:hyperlink r:id="rId189">
+      <w:hyperlink r:id="rId183">
         <w:r>
           <w:rPr>
             <w:rStyle w:val="Hyperlink"/>
@@ -7559,8 +7632,8 @@
         </w:r>
       </w:hyperlink>
     </w:p>
-    <w:bookmarkEnd w:id="190"/>
-    <w:bookmarkStart w:id="192" w:name="ref-mulders2024"/>
+    <w:bookmarkEnd w:id="184"/>
+    <w:bookmarkStart w:id="186" w:name="ref-mulders2024"/>
     <w:p>
       <w:pPr>
         <w:pStyle w:val="Bibliography"/>
@@ -7624,7 +7697,7 @@
       <w:r>
         <w:t xml:space="preserve"> </w:t>
       </w:r>
-      <w:hyperlink r:id="rId191">
+      <w:hyperlink r:id="rId185">
         <w:r>
           <w:rPr>
             <w:rStyle w:val="Hyperlink"/>
@@ -7633,8 +7706,8 @@
         </w:r>
       </w:hyperlink>
     </w:p>
-    <w:bookmarkEnd w:id="192"/>
-    <w:bookmarkStart w:id="194" w:name="ref-newman2001"/>
+    <w:bookmarkEnd w:id="186"/>
+    <w:bookmarkStart w:id="188" w:name="ref-newman2001"/>
     <w:p>
       <w:pPr>
         <w:pStyle w:val="Bibliography"/>
@@ -7671,7 +7744,7 @@
       <w:r>
         <w:t xml:space="preserve"> </w:t>
       </w:r>
-      <w:hyperlink r:id="rId193">
+      <w:hyperlink r:id="rId187">
         <w:r>
           <w:rPr>
             <w:rStyle w:val="Hyperlink"/>
@@ -7680,8 +7753,8 @@
         </w:r>
       </w:hyperlink>
     </w:p>
-    <w:bookmarkEnd w:id="194"/>
-    <w:bookmarkStart w:id="196" w:name="ref-ossenblok2014"/>
+    <w:bookmarkEnd w:id="188"/>
+    <w:bookmarkStart w:id="190" w:name="ref-ossenblok2014"/>
     <w:p>
       <w:pPr>
         <w:pStyle w:val="Bibliography"/>
@@ -7718,7 +7791,7 @@
       <w:r>
         <w:t xml:space="preserve"> </w:t>
       </w:r>
-      <w:hyperlink r:id="rId195">
+      <w:hyperlink r:id="rId189">
         <w:r>
           <w:rPr>
             <w:rStyle w:val="Hyperlink"/>
@@ -7727,8 +7800,8 @@
         </w:r>
       </w:hyperlink>
     </w:p>
-    <w:bookmarkEnd w:id="196"/>
-    <w:bookmarkStart w:id="198" w:name="ref-pillai2019"/>
+    <w:bookmarkEnd w:id="190"/>
+    <w:bookmarkStart w:id="192" w:name="ref-pillai2019"/>
     <w:p>
       <w:pPr>
         <w:pStyle w:val="Bibliography"/>
@@ -7765,7 +7838,7 @@
       <w:r>
         <w:t xml:space="preserve"> </w:t>
       </w:r>
-      <w:hyperlink r:id="rId197">
+      <w:hyperlink r:id="rId191">
         <w:r>
           <w:rPr>
             <w:rStyle w:val="Hyperlink"/>
@@ -7774,8 +7847,8 @@
         </w:r>
       </w:hyperlink>
     </w:p>
-    <w:bookmarkEnd w:id="198"/>
-    <w:bookmarkStart w:id="200" w:name="ref-priem2022"/>
+    <w:bookmarkEnd w:id="192"/>
+    <w:bookmarkStart w:id="194" w:name="ref-priem2022"/>
     <w:p>
       <w:pPr>
         <w:pStyle w:val="Bibliography"/>
@@ -7837,7 +7910,7 @@
       <w:r>
         <w:t xml:space="preserve"> </w:t>
       </w:r>
-      <w:hyperlink r:id="rId199">
+      <w:hyperlink r:id="rId193">
         <w:r>
           <w:rPr>
             <w:rStyle w:val="Hyperlink"/>
@@ -7846,8 +7919,8 @@
         </w:r>
       </w:hyperlink>
     </w:p>
-    <w:bookmarkEnd w:id="200"/>
-    <w:bookmarkStart w:id="202" w:name="ref-purwitasari2020"/>
+    <w:bookmarkEnd w:id="194"/>
+    <w:bookmarkStart w:id="196" w:name="ref-purwitasari2020"/>
     <w:p>
       <w:pPr>
         <w:pStyle w:val="Bibliography"/>
@@ -7884,7 +7957,7 @@
       <w:r>
         <w:t xml:space="preserve"> </w:t>
       </w:r>
-      <w:hyperlink r:id="rId201">
+      <w:hyperlink r:id="rId195">
         <w:r>
           <w:rPr>
             <w:rStyle w:val="Hyperlink"/>
@@ -7893,8 +7966,8 @@
         </w:r>
       </w:hyperlink>
     </w:p>
-    <w:bookmarkEnd w:id="202"/>
-    <w:bookmarkStart w:id="204" w:name="ref-santos2024"/>
+    <w:bookmarkEnd w:id="196"/>
+    <w:bookmarkStart w:id="198" w:name="ref-santos2024"/>
     <w:p>
       <w:pPr>
         <w:pStyle w:val="Bibliography"/>
@@ -7931,7 +8004,7 @@
       <w:r>
         <w:t xml:space="preserve"> </w:t>
       </w:r>
-      <w:hyperlink r:id="rId203">
+      <w:hyperlink r:id="rId197">
         <w:r>
           <w:rPr>
             <w:rStyle w:val="Hyperlink"/>
@@ -7940,8 +8013,8 @@
         </w:r>
       </w:hyperlink>
     </w:p>
-    <w:bookmarkEnd w:id="204"/>
-    <w:bookmarkStart w:id="206" w:name="ref-simko2015"/>
+    <w:bookmarkEnd w:id="198"/>
+    <w:bookmarkStart w:id="200" w:name="ref-simko2015"/>
     <w:p>
       <w:pPr>
         <w:pStyle w:val="Bibliography"/>
@@ -7978,7 +8051,7 @@
       <w:r>
         <w:t xml:space="preserve"> </w:t>
       </w:r>
-      <w:hyperlink r:id="rId205">
+      <w:hyperlink r:id="rId199">
         <w:r>
           <w:rPr>
             <w:rStyle w:val="Hyperlink"/>
@@ -7987,8 +8060,8 @@
         </w:r>
       </w:hyperlink>
     </w:p>
-    <w:bookmarkEnd w:id="206"/>
-    <w:bookmarkStart w:id="208" w:name="ref-stadmark2020"/>
+    <w:bookmarkEnd w:id="200"/>
+    <w:bookmarkStart w:id="202" w:name="ref-stadmark2020"/>
     <w:p>
       <w:pPr>
         <w:pStyle w:val="Bibliography"/>
@@ -8039,7 +8112,7 @@
       <w:r>
         <w:t xml:space="preserve"> </w:t>
       </w:r>
-      <w:hyperlink r:id="rId207">
+      <w:hyperlink r:id="rId201">
         <w:r>
           <w:rPr>
             <w:rStyle w:val="Hyperlink"/>
@@ -8048,8 +8121,8 @@
         </w:r>
       </w:hyperlink>
     </w:p>
-    <w:bookmarkEnd w:id="208"/>
-    <w:bookmarkStart w:id="210" w:name="ref-stark2020"/>
+    <w:bookmarkEnd w:id="202"/>
+    <w:bookmarkStart w:id="204" w:name="ref-stark2020"/>
     <w:p>
       <w:pPr>
         <w:pStyle w:val="Bibliography"/>
@@ -8140,7 +8213,7 @@
       <w:r>
         <w:t xml:space="preserve"> </w:t>
       </w:r>
-      <w:hyperlink r:id="rId209">
+      <w:hyperlink r:id="rId203">
         <w:r>
           <w:rPr>
             <w:rStyle w:val="Hyperlink"/>
@@ -8149,8 +8222,8 @@
         </w:r>
       </w:hyperlink>
     </w:p>
-    <w:bookmarkEnd w:id="210"/>
-    <w:bookmarkStart w:id="212" w:name="ref-tolsma2025"/>
+    <w:bookmarkEnd w:id="204"/>
+    <w:bookmarkStart w:id="206" w:name="ref-tolsma2025"/>
     <w:p>
       <w:pPr>
         <w:pStyle w:val="Bibliography"/>
@@ -8198,7 +8271,7 @@
       <w:r>
         <w:t xml:space="preserve"> </w:t>
       </w:r>
-      <w:hyperlink r:id="rId211">
+      <w:hyperlink r:id="rId205">
         <w:r>
           <w:rPr>
             <w:rStyle w:val="Hyperlink"/>
@@ -8207,8 +8280,8 @@
         </w:r>
       </w:hyperlink>
     </w:p>
-    <w:bookmarkEnd w:id="212"/>
-    <w:bookmarkStart w:id="214" w:name="ref-vanderwal2021"/>
+    <w:bookmarkEnd w:id="206"/>
+    <w:bookmarkStart w:id="208" w:name="ref-vanderwal2021"/>
     <w:p>
       <w:pPr>
         <w:pStyle w:val="Bibliography"/>
@@ -8245,7 +8318,7 @@
       <w:r>
         <w:t xml:space="preserve"> </w:t>
       </w:r>
-      <w:hyperlink r:id="rId213">
+      <w:hyperlink r:id="rId207">
         <w:r>
           <w:rPr>
             <w:rStyle w:val="Hyperlink"/>
@@ -8254,8 +8327,8 @@
         </w:r>
       </w:hyperlink>
     </w:p>
-    <w:bookmarkEnd w:id="214"/>
-    <w:bookmarkStart w:id="215" w:name="ref-wais2016"/>
+    <w:bookmarkEnd w:id="208"/>
+    <w:bookmarkStart w:id="209" w:name="ref-wais2016"/>
     <w:p>
       <w:pPr>
         <w:pStyle w:val="Bibliography"/>
@@ -8299,8 +8372,8 @@
         <w:t xml:space="preserve">(1), 17–37.</w:t>
       </w:r>
     </w:p>
-    <w:bookmarkEnd w:id="215"/>
-    <w:bookmarkStart w:id="217" w:name="ref-wallace2012"/>
+    <w:bookmarkEnd w:id="209"/>
+    <w:bookmarkStart w:id="211" w:name="ref-wallace2012"/>
     <w:p>
       <w:pPr>
         <w:pStyle w:val="Bibliography"/>
@@ -8349,7 +8422,7 @@
       <w:r>
         <w:t xml:space="preserve"> </w:t>
       </w:r>
-      <w:hyperlink r:id="rId216">
+      <w:hyperlink r:id="rId210">
         <w:r>
           <w:rPr>
             <w:rStyle w:val="Hyperlink"/>
@@ -8358,8 +8431,8 @@
         </w:r>
       </w:hyperlink>
     </w:p>
-    <w:bookmarkEnd w:id="217"/>
-    <w:bookmarkStart w:id="219" w:name="ref-wapman2022"/>
+    <w:bookmarkEnd w:id="211"/>
+    <w:bookmarkStart w:id="213" w:name="ref-wapman2022"/>
     <w:p>
       <w:pPr>
         <w:pStyle w:val="Bibliography"/>
@@ -8408,7 +8481,7 @@
       <w:r>
         <w:t xml:space="preserve"> </w:t>
       </w:r>
-      <w:hyperlink r:id="rId218">
+      <w:hyperlink r:id="rId212">
         <w:r>
           <w:rPr>
             <w:rStyle w:val="Hyperlink"/>
@@ -8417,8 +8490,8 @@
         </w:r>
       </w:hyperlink>
     </w:p>
-    <w:bookmarkEnd w:id="219"/>
-    <w:bookmarkStart w:id="221" w:name="ref-whittington2018"/>
+    <w:bookmarkEnd w:id="213"/>
+    <w:bookmarkStart w:id="215" w:name="ref-whittington2018"/>
     <w:p>
       <w:pPr>
         <w:pStyle w:val="Bibliography"/>
@@ -8482,7 +8555,7 @@
       <w:r>
         <w:t xml:space="preserve"> </w:t>
       </w:r>
-      <w:hyperlink r:id="rId220">
+      <w:hyperlink r:id="rId214">
         <w:r>
           <w:rPr>
             <w:rStyle w:val="Hyperlink"/>
@@ -8491,8 +8564,8 @@
         </w:r>
       </w:hyperlink>
     </w:p>
-    <w:bookmarkEnd w:id="221"/>
-    <w:bookmarkStart w:id="223" w:name="ref-whittington2024"/>
+    <w:bookmarkEnd w:id="215"/>
+    <w:bookmarkStart w:id="217" w:name="ref-whittington2024"/>
     <w:p>
       <w:pPr>
         <w:pStyle w:val="Bibliography"/>
@@ -8529,7 +8602,7 @@
       <w:r>
         <w:t xml:space="preserve"> </w:t>
       </w:r>
-      <w:hyperlink r:id="rId222">
+      <w:hyperlink r:id="rId216">
         <w:r>
           <w:rPr>
             <w:rStyle w:val="Hyperlink"/>
@@ -8538,8 +8611,8 @@
         </w:r>
       </w:hyperlink>
     </w:p>
-    <w:bookmarkEnd w:id="223"/>
-    <w:bookmarkStart w:id="225" w:name="ref-woehler2021"/>
+    <w:bookmarkEnd w:id="217"/>
+    <w:bookmarkStart w:id="219" w:name="ref-woehler2021"/>
     <w:p>
       <w:pPr>
         <w:pStyle w:val="Bibliography"/>
@@ -8588,7 +8661,7 @@
       <w:r>
         <w:t xml:space="preserve"> </w:t>
       </w:r>
-      <w:hyperlink r:id="rId224">
+      <w:hyperlink r:id="rId218">
         <w:r>
           <w:rPr>
             <w:rStyle w:val="Hyperlink"/>
@@ -8597,8 +8670,8 @@
         </w:r>
       </w:hyperlink>
     </w:p>
-    <w:bookmarkEnd w:id="225"/>
-    <w:bookmarkStart w:id="227" w:name="ref-wu2019"/>
+    <w:bookmarkEnd w:id="219"/>
+    <w:bookmarkStart w:id="221" w:name="ref-wu2019"/>
     <w:p>
       <w:pPr>
         <w:pStyle w:val="Bibliography"/>
@@ -8635,7 +8708,7 @@
       <w:r>
         <w:t xml:space="preserve"> </w:t>
       </w:r>
-      <w:hyperlink r:id="rId226">
+      <w:hyperlink r:id="rId220">
         <w:r>
           <w:rPr>
             <w:rStyle w:val="Hyperlink"/>
@@ -8644,8 +8717,8 @@
         </w:r>
       </w:hyperlink>
     </w:p>
-    <w:bookmarkEnd w:id="227"/>
-    <w:bookmarkStart w:id="229" w:name="ref-yan2009a"/>
+    <w:bookmarkEnd w:id="221"/>
+    <w:bookmarkStart w:id="223" w:name="ref-yan2009a"/>
     <w:p>
       <w:pPr>
         <w:pStyle w:val="Bibliography"/>
@@ -8694,7 +8767,7 @@
       <w:r>
         <w:t xml:space="preserve"> </w:t>
       </w:r>
-      <w:hyperlink r:id="rId228">
+      <w:hyperlink r:id="rId222">
         <w:r>
           <w:rPr>
             <w:rStyle w:val="Hyperlink"/>
@@ -8703,8 +8776,8 @@
         </w:r>
       </w:hyperlink>
     </w:p>
-    <w:bookmarkEnd w:id="229"/>
-    <w:bookmarkStart w:id="231" w:name="ref-zhang2018"/>
+    <w:bookmarkEnd w:id="223"/>
+    <w:bookmarkStart w:id="225" w:name="ref-zhang2018"/>
     <w:p>
       <w:pPr>
         <w:pStyle w:val="Bibliography"/>
@@ -8750,7 +8823,7 @@
       <w:r>
         <w:t xml:space="preserve"> </w:t>
       </w:r>
-      <w:hyperlink r:id="rId230">
+      <w:hyperlink r:id="rId224">
         <w:r>
           <w:rPr>
             <w:rStyle w:val="Hyperlink"/>
@@ -8759,8 +8832,8 @@
         </w:r>
       </w:hyperlink>
     </w:p>
-    <w:bookmarkEnd w:id="231"/>
-    <w:bookmarkStart w:id="233" w:name="ref-zhang2017"/>
+    <w:bookmarkEnd w:id="225"/>
+    <w:bookmarkStart w:id="227" w:name="ref-zhang2017"/>
     <w:p>
       <w:pPr>
         <w:pStyle w:val="Bibliography"/>
@@ -8821,7 +8894,7 @@
       <w:r>
         <w:t xml:space="preserve"> </w:t>
       </w:r>
-      <w:hyperlink r:id="rId232">
+      <w:hyperlink r:id="rId226">
         <w:r>
           <w:rPr>
             <w:rStyle w:val="Hyperlink"/>
@@ -8830,8 +8903,8 @@
         </w:r>
       </w:hyperlink>
     </w:p>
-    <w:bookmarkEnd w:id="233"/>
-    <w:bookmarkStart w:id="235" w:name="ref-zheng2025"/>
+    <w:bookmarkEnd w:id="227"/>
+    <w:bookmarkStart w:id="229" w:name="ref-zheng2025"/>
     <w:p>
       <w:pPr>
         <w:pStyle w:val="Bibliography"/>
@@ -8898,7 +8971,7 @@
       <w:r>
         <w:t xml:space="preserve"> </w:t>
       </w:r>
-      <w:hyperlink r:id="rId234">
+      <w:hyperlink r:id="rId228">
         <w:r>
           <w:rPr>
             <w:rStyle w:val="Hyperlink"/>
@@ -8907,9 +8980,9 @@
         </w:r>
       </w:hyperlink>
     </w:p>
-    <w:bookmarkEnd w:id="235"/>
-    <w:bookmarkEnd w:id="236"/>
-    <w:bookmarkEnd w:id="237"/>
+    <w:bookmarkEnd w:id="229"/>
+    <w:bookmarkEnd w:id="230"/>
+    <w:bookmarkEnd w:id="231"/>
     <w:sectPr>
       <w:pgSz w:h="15840" w:w="12240"/>
       <w:pgMar w:bottom="1440" w:footer="720" w:gutter="0" w:header="720" w:left="1440" w:right="1440" w:top="1440"/>
